--- a/link_eshopworld/Documentation/eShopWorld_Cartridge_Pwa_Integration.docx
+++ b/link_eshopworld/Documentation/eShopWorld_Cartridge_Pwa_Integration.docx
@@ -450,7 +450,7 @@
                                 <w:sz w:val="20"/>
                                 <w:szCs w:val="20"/>
                               </w:rPr>
-                              <w:t>8</w:t>
+                              <w:t>9</w:t>
                             </w:r>
                           </w:p>
                           <w:p>
@@ -478,7 +478,7 @@
                                 <w:sz w:val="20"/>
                                 <w:szCs w:val="20"/>
                               </w:rPr>
-                              <w:t>September</w:t>
+                              <w:t>October</w:t>
                             </w:r>
                             <w:r>
                               <w:rPr>
@@ -616,7 +616,7 @@
                           <w:sz w:val="20"/>
                           <w:szCs w:val="20"/>
                         </w:rPr>
-                        <w:t>8</w:t>
+                        <w:t>9</w:t>
                       </w:r>
                     </w:p>
                     <w:p>
@@ -644,7 +644,7 @@
                           <w:sz w:val="20"/>
                           <w:szCs w:val="20"/>
                         </w:rPr>
-                        <w:t>September</w:t>
+                        <w:t>October</w:t>
                       </w:r>
                       <w:r>
                         <w:rPr>

--- a/link_eshopworld/Documentation/eShopWorld_Cartridge_Pwa_Integration.docx
+++ b/link_eshopworld/Documentation/eShopWorld_Cartridge_Pwa_Integration.docx
@@ -443,14 +443,7 @@
                                 <w:sz w:val="20"/>
                                 <w:szCs w:val="20"/>
                               </w:rPr>
-                              <w:t>4.</w:t>
-                            </w:r>
-                            <w:r>
-                              <w:rPr>
-                                <w:sz w:val="20"/>
-                                <w:szCs w:val="20"/>
-                              </w:rPr>
-                              <w:t>9</w:t>
+                              <w:t>5.0.0</w:t>
                             </w:r>
                           </w:p>
                           <w:p>
@@ -478,7 +471,7 @@
                                 <w:sz w:val="20"/>
                                 <w:szCs w:val="20"/>
                               </w:rPr>
-                              <w:t>October</w:t>
+                              <w:t>February</w:t>
                             </w:r>
                             <w:r>
                               <w:rPr>
@@ -499,7 +492,7 @@
                                 <w:sz w:val="20"/>
                                 <w:szCs w:val="20"/>
                               </w:rPr>
-                              <w:t>5</w:t>
+                              <w:t>6</w:t>
                             </w:r>
                           </w:p>
                           <w:p>
@@ -525,7 +518,7 @@
                                 <w:sz w:val="20"/>
                                 <w:szCs w:val="20"/>
                               </w:rPr>
-                              <w:t>5</w:t>
+                              <w:t>6</w:t>
                             </w:r>
                             <w:r>
                               <w:rPr>
@@ -609,14 +602,7 @@
                           <w:sz w:val="20"/>
                           <w:szCs w:val="20"/>
                         </w:rPr>
-                        <w:t>4.</w:t>
-                      </w:r>
-                      <w:r>
-                        <w:rPr>
-                          <w:sz w:val="20"/>
-                          <w:szCs w:val="20"/>
-                        </w:rPr>
-                        <w:t>9</w:t>
+                        <w:t>5.0.0</w:t>
                       </w:r>
                     </w:p>
                     <w:p>
@@ -644,7 +630,7 @@
                           <w:sz w:val="20"/>
                           <w:szCs w:val="20"/>
                         </w:rPr>
-                        <w:t>October</w:t>
+                        <w:t>February</w:t>
                       </w:r>
                       <w:r>
                         <w:rPr>
@@ -665,7 +651,7 @@
                           <w:sz w:val="20"/>
                           <w:szCs w:val="20"/>
                         </w:rPr>
-                        <w:t>5</w:t>
+                        <w:t>6</w:t>
                       </w:r>
                     </w:p>
                     <w:p>
@@ -691,7 +677,7 @@
                           <w:sz w:val="20"/>
                           <w:szCs w:val="20"/>
                         </w:rPr>
-                        <w:t>5</w:t>
+                        <w:t>6</w:t>
                       </w:r>
                       <w:r>
                         <w:rPr>
@@ -3832,7 +3818,21 @@
         <w:rPr>
           <w:rFonts w:ascii="Arial" w:hAnsi="Arial" w:cs="Arial"/>
         </w:rPr>
-        <w:t>The ESW PWA cartridge is developed to use with SFCC pwa-kit</w:t>
+        <w:t xml:space="preserve">The ESW PWA cartridge is developed to use with SFCC </w:t>
+      </w:r>
+      <w:proofErr w:type="spellStart"/>
+      <w:r>
+        <w:rPr>
+          <w:rFonts w:ascii="Arial" w:hAnsi="Arial" w:cs="Arial"/>
+        </w:rPr>
+        <w:t>pwa</w:t>
+      </w:r>
+      <w:proofErr w:type="spellEnd"/>
+      <w:r>
+        <w:rPr>
+          <w:rFonts w:ascii="Arial" w:hAnsi="Arial" w:cs="Arial"/>
+        </w:rPr>
+        <w:t>-kit</w:t>
       </w:r>
       <w:r>
         <w:rPr>
@@ -3955,6 +3955,7 @@
           <w:rFonts w:ascii="Arial" w:hAnsi="Arial" w:cs="Arial"/>
         </w:rPr>
       </w:pPr>
+      <w:proofErr w:type="spellStart"/>
       <w:r>
         <w:rPr>
           <w:rFonts w:ascii="Arial" w:hAnsi="Arial" w:cs="Arial"/>
@@ -3965,8 +3966,9 @@
         <w:rPr>
           <w:rFonts w:ascii="Arial" w:hAnsi="Arial" w:cs="Arial"/>
         </w:rPr>
-        <w:t>pwa</w:t>
-      </w:r>
+        <w:t>headless</w:t>
+      </w:r>
+      <w:proofErr w:type="spellEnd"/>
     </w:p>
     <w:p>
       <w:pPr>
@@ -3980,6 +3982,7 @@
           <w:rFonts w:ascii="Arial" w:hAnsi="Arial" w:cs="Arial"/>
         </w:rPr>
       </w:pPr>
+      <w:proofErr w:type="spellStart"/>
       <w:r>
         <w:rPr>
           <w:rFonts w:ascii="Arial" w:hAnsi="Arial" w:cs="Arial"/>
@@ -3992,6 +3995,7 @@
         </w:rPr>
         <w:t>core</w:t>
       </w:r>
+      <w:proofErr w:type="spellEnd"/>
     </w:p>
     <w:p>
       <w:pPr>
@@ -4024,6 +4028,7 @@
           <w:rFonts w:ascii="Arial" w:hAnsi="Arial" w:cs="Arial"/>
         </w:rPr>
       </w:pPr>
+      <w:proofErr w:type="spellStart"/>
       <w:r>
         <w:rPr>
           <w:rFonts w:ascii="Arial" w:hAnsi="Arial" w:cs="Arial"/>
@@ -4034,7 +4039,7 @@
         <w:rPr>
           <w:rFonts w:ascii="Arial" w:hAnsi="Arial" w:cs="Arial"/>
         </w:rPr>
-        <w:t>pwa</w:t>
+        <w:t>headless</w:t>
       </w:r>
       <w:r>
         <w:rPr>
@@ -4048,6 +4053,7 @@
         </w:rPr>
         <w:t>core</w:t>
       </w:r>
+      <w:proofErr w:type="spellEnd"/>
     </w:p>
     <w:p>
       <w:pPr>
@@ -4155,11 +4161,33 @@
           <w:rFonts w:ascii="Arial" w:hAnsi="Arial" w:cs="Arial"/>
         </w:rPr>
       </w:pPr>
-      <w:r>
-        <w:rPr>
-          <w:rFonts w:ascii="Arial" w:hAnsi="Arial" w:cs="Arial"/>
-        </w:rPr>
-        <w:t>link_eshopworld/sitesdata/meta/systemobjects.xml</w:t>
+      <w:proofErr w:type="spellStart"/>
+      <w:r>
+        <w:rPr>
+          <w:rFonts w:ascii="Arial" w:hAnsi="Arial" w:cs="Arial"/>
+        </w:rPr>
+        <w:t>link_eshopworld</w:t>
+      </w:r>
+      <w:proofErr w:type="spellEnd"/>
+      <w:r>
+        <w:rPr>
+          <w:rFonts w:ascii="Arial" w:hAnsi="Arial" w:cs="Arial"/>
+        </w:rPr>
+        <w:t>/</w:t>
+      </w:r>
+      <w:proofErr w:type="spellStart"/>
+      <w:r>
+        <w:rPr>
+          <w:rFonts w:ascii="Arial" w:hAnsi="Arial" w:cs="Arial"/>
+        </w:rPr>
+        <w:t>sitesdata</w:t>
+      </w:r>
+      <w:proofErr w:type="spellEnd"/>
+      <w:r>
+        <w:rPr>
+          <w:rFonts w:ascii="Arial" w:hAnsi="Arial" w:cs="Arial"/>
+        </w:rPr>
+        <w:t>/meta/systemobjects.xml</w:t>
       </w:r>
     </w:p>
     <w:p>
@@ -4174,11 +4202,45 @@
           <w:rFonts w:ascii="Arial" w:hAnsi="Arial" w:cs="Arial"/>
         </w:rPr>
       </w:pPr>
-      <w:r>
-        <w:rPr>
-          <w:rFonts w:ascii="Arial" w:hAnsi="Arial" w:cs="Arial"/>
-        </w:rPr>
-        <w:t>link_eshopworld/sitesdata/meta/systemobjects_pwa.xml</w:t>
+      <w:proofErr w:type="spellStart"/>
+      <w:r>
+        <w:rPr>
+          <w:rFonts w:ascii="Arial" w:hAnsi="Arial" w:cs="Arial"/>
+        </w:rPr>
+        <w:t>link_eshopworld</w:t>
+      </w:r>
+      <w:proofErr w:type="spellEnd"/>
+      <w:r>
+        <w:rPr>
+          <w:rFonts w:ascii="Arial" w:hAnsi="Arial" w:cs="Arial"/>
+        </w:rPr>
+        <w:t>/</w:t>
+      </w:r>
+      <w:proofErr w:type="spellStart"/>
+      <w:r>
+        <w:rPr>
+          <w:rFonts w:ascii="Arial" w:hAnsi="Arial" w:cs="Arial"/>
+        </w:rPr>
+        <w:t>sitesdata</w:t>
+      </w:r>
+      <w:proofErr w:type="spellEnd"/>
+      <w:r>
+        <w:rPr>
+          <w:rFonts w:ascii="Arial" w:hAnsi="Arial" w:cs="Arial"/>
+        </w:rPr>
+        <w:t>/meta/systemobjects</w:t>
+      </w:r>
+      <w:r>
+        <w:rPr>
+          <w:rFonts w:ascii="Arial" w:hAnsi="Arial" w:cs="Arial"/>
+        </w:rPr>
+        <w:t>_headless</w:t>
+      </w:r>
+      <w:r>
+        <w:rPr>
+          <w:rFonts w:ascii="Arial" w:hAnsi="Arial" w:cs="Arial"/>
+        </w:rPr>
+        <w:t>.xml</w:t>
       </w:r>
     </w:p>
     <w:p>
@@ -4212,11 +4274,33 @@
           <w:rFonts w:ascii="Arial" w:hAnsi="Arial" w:cs="Arial"/>
         </w:rPr>
       </w:pPr>
-      <w:r>
-        <w:rPr>
-          <w:rFonts w:ascii="Arial" w:hAnsi="Arial" w:cs="Arial"/>
-        </w:rPr>
-        <w:t>link_eshopworld/sitesdata/meta/customobjects.xml</w:t>
+      <w:proofErr w:type="spellStart"/>
+      <w:r>
+        <w:rPr>
+          <w:rFonts w:ascii="Arial" w:hAnsi="Arial" w:cs="Arial"/>
+        </w:rPr>
+        <w:t>link_eshopworld</w:t>
+      </w:r>
+      <w:proofErr w:type="spellEnd"/>
+      <w:r>
+        <w:rPr>
+          <w:rFonts w:ascii="Arial" w:hAnsi="Arial" w:cs="Arial"/>
+        </w:rPr>
+        <w:t>/</w:t>
+      </w:r>
+      <w:proofErr w:type="spellStart"/>
+      <w:r>
+        <w:rPr>
+          <w:rFonts w:ascii="Arial" w:hAnsi="Arial" w:cs="Arial"/>
+        </w:rPr>
+        <w:t>sitesdata</w:t>
+      </w:r>
+      <w:proofErr w:type="spellEnd"/>
+      <w:r>
+        <w:rPr>
+          <w:rFonts w:ascii="Arial" w:hAnsi="Arial" w:cs="Arial"/>
+        </w:rPr>
+        <w:t>/meta/customobjects.xml</w:t>
       </w:r>
     </w:p>
     <w:p>
@@ -4231,11 +4315,45 @@
           <w:rFonts w:ascii="Arial" w:hAnsi="Arial" w:cs="Arial"/>
         </w:rPr>
       </w:pPr>
-      <w:r>
-        <w:rPr>
-          <w:rFonts w:ascii="Arial" w:hAnsi="Arial" w:cs="Arial"/>
-        </w:rPr>
-        <w:t>link_eshopworld/sitesdata/meta/customobjects_pwa.xml</w:t>
+      <w:proofErr w:type="spellStart"/>
+      <w:r>
+        <w:rPr>
+          <w:rFonts w:ascii="Arial" w:hAnsi="Arial" w:cs="Arial"/>
+        </w:rPr>
+        <w:t>link_eshopworld</w:t>
+      </w:r>
+      <w:proofErr w:type="spellEnd"/>
+      <w:r>
+        <w:rPr>
+          <w:rFonts w:ascii="Arial" w:hAnsi="Arial" w:cs="Arial"/>
+        </w:rPr>
+        <w:t>/</w:t>
+      </w:r>
+      <w:proofErr w:type="spellStart"/>
+      <w:r>
+        <w:rPr>
+          <w:rFonts w:ascii="Arial" w:hAnsi="Arial" w:cs="Arial"/>
+        </w:rPr>
+        <w:t>sitesdata</w:t>
+      </w:r>
+      <w:proofErr w:type="spellEnd"/>
+      <w:r>
+        <w:rPr>
+          <w:rFonts w:ascii="Arial" w:hAnsi="Arial" w:cs="Arial"/>
+        </w:rPr>
+        <w:t>/meta/customobjects</w:t>
+      </w:r>
+      <w:r>
+        <w:rPr>
+          <w:rFonts w:ascii="Arial" w:hAnsi="Arial" w:cs="Arial"/>
+        </w:rPr>
+        <w:t>_headless</w:t>
+      </w:r>
+      <w:r>
+        <w:rPr>
+          <w:rFonts w:ascii="Arial" w:hAnsi="Arial" w:cs="Arial"/>
+        </w:rPr>
+        <w:t>.xml</w:t>
       </w:r>
     </w:p>
     <w:p>
@@ -4269,11 +4387,47 @@
           <w:rFonts w:ascii="Arial" w:hAnsi="Arial" w:cs="Arial"/>
         </w:rPr>
       </w:pPr>
-      <w:r>
-        <w:rPr>
-          <w:rFonts w:ascii="Arial" w:hAnsi="Arial" w:cs="Arial"/>
-        </w:rPr>
-        <w:t>link_eshopworld/sitesdata/sites/RefArch/libraries.xml</w:t>
+      <w:proofErr w:type="spellStart"/>
+      <w:r>
+        <w:rPr>
+          <w:rFonts w:ascii="Arial" w:hAnsi="Arial" w:cs="Arial"/>
+        </w:rPr>
+        <w:t>link_eshopworld</w:t>
+      </w:r>
+      <w:proofErr w:type="spellEnd"/>
+      <w:r>
+        <w:rPr>
+          <w:rFonts w:ascii="Arial" w:hAnsi="Arial" w:cs="Arial"/>
+        </w:rPr>
+        <w:t>/</w:t>
+      </w:r>
+      <w:proofErr w:type="spellStart"/>
+      <w:r>
+        <w:rPr>
+          <w:rFonts w:ascii="Arial" w:hAnsi="Arial" w:cs="Arial"/>
+        </w:rPr>
+        <w:t>sitesdata</w:t>
+      </w:r>
+      <w:proofErr w:type="spellEnd"/>
+      <w:r>
+        <w:rPr>
+          <w:rFonts w:ascii="Arial" w:hAnsi="Arial" w:cs="Arial"/>
+        </w:rPr>
+        <w:t>/sites/</w:t>
+      </w:r>
+      <w:proofErr w:type="spellStart"/>
+      <w:r>
+        <w:rPr>
+          <w:rFonts w:ascii="Arial" w:hAnsi="Arial" w:cs="Arial"/>
+        </w:rPr>
+        <w:t>RefArch</w:t>
+      </w:r>
+      <w:proofErr w:type="spellEnd"/>
+      <w:r>
+        <w:rPr>
+          <w:rFonts w:ascii="Arial" w:hAnsi="Arial" w:cs="Arial"/>
+        </w:rPr>
+        <w:t>/libraries.xml</w:t>
       </w:r>
     </w:p>
     <w:p>
@@ -4288,11 +4442,47 @@
           <w:rFonts w:ascii="Arial" w:hAnsi="Arial" w:cs="Arial"/>
         </w:rPr>
       </w:pPr>
-      <w:r>
-        <w:rPr>
-          <w:rFonts w:ascii="Arial" w:hAnsi="Arial" w:cs="Arial"/>
-        </w:rPr>
-        <w:t>link_eshopworld/sitesdata/sites/RefArch/content-assets.xml</w:t>
+      <w:proofErr w:type="spellStart"/>
+      <w:r>
+        <w:rPr>
+          <w:rFonts w:ascii="Arial" w:hAnsi="Arial" w:cs="Arial"/>
+        </w:rPr>
+        <w:t>link_eshopworld</w:t>
+      </w:r>
+      <w:proofErr w:type="spellEnd"/>
+      <w:r>
+        <w:rPr>
+          <w:rFonts w:ascii="Arial" w:hAnsi="Arial" w:cs="Arial"/>
+        </w:rPr>
+        <w:t>/</w:t>
+      </w:r>
+      <w:proofErr w:type="spellStart"/>
+      <w:r>
+        <w:rPr>
+          <w:rFonts w:ascii="Arial" w:hAnsi="Arial" w:cs="Arial"/>
+        </w:rPr>
+        <w:t>sitesdata</w:t>
+      </w:r>
+      <w:proofErr w:type="spellEnd"/>
+      <w:r>
+        <w:rPr>
+          <w:rFonts w:ascii="Arial" w:hAnsi="Arial" w:cs="Arial"/>
+        </w:rPr>
+        <w:t>/sites/</w:t>
+      </w:r>
+      <w:proofErr w:type="spellStart"/>
+      <w:r>
+        <w:rPr>
+          <w:rFonts w:ascii="Arial" w:hAnsi="Arial" w:cs="Arial"/>
+        </w:rPr>
+        <w:t>RefArch</w:t>
+      </w:r>
+      <w:proofErr w:type="spellEnd"/>
+      <w:r>
+        <w:rPr>
+          <w:rFonts w:ascii="Arial" w:hAnsi="Arial" w:cs="Arial"/>
+        </w:rPr>
+        <w:t>/content-assets.xml</w:t>
       </w:r>
     </w:p>
     <w:p>
@@ -4320,7 +4510,7 @@
           <w:sz w:val="36"/>
           <w:szCs w:val="36"/>
         </w:rPr>
-        <w:t>Configure PWA related custom preferences</w:t>
+        <w:t>Configure PWA</w:t>
       </w:r>
       <w:bookmarkEnd w:id="4"/>
       <w:r>
@@ -4364,7 +4554,21 @@
         <w:rPr>
           <w:rFonts w:ascii="Arial" w:hAnsi="Arial" w:cs="Arial"/>
         </w:rPr>
-        <w:t>Goto ` Merchant Tools &gt; Site Preferences &gt; Custom Site Preference Groups &gt; ESW PWA Integration Configuration`</w:t>
+        <w:t xml:space="preserve">Please follow all steps outlined in </w:t>
+      </w:r>
+      <w:proofErr w:type="spellStart"/>
+      <w:r>
+        <w:rPr>
+          <w:rFonts w:ascii="Arial" w:hAnsi="Arial" w:cs="Arial"/>
+        </w:rPr>
+        <w:t>eShopWorld_Cartridge_Configuration_Guide_Headless</w:t>
+      </w:r>
+      <w:proofErr w:type="spellEnd"/>
+      <w:r>
+        <w:rPr>
+          <w:rFonts w:ascii="Arial" w:hAnsi="Arial" w:cs="Arial"/>
+        </w:rPr>
+        <w:t xml:space="preserve"> (OCAPI_SCAPI) and ensure that both SCAPI configuration and PWA Kit mapping are properly set up exactly as described in the document.</w:t>
       </w:r>
     </w:p>
     <w:p>
@@ -4383,21 +4587,7 @@
         <w:rPr>
           <w:rFonts w:ascii="Arial" w:hAnsi="Arial" w:cs="Arial"/>
         </w:rPr>
-        <w:t>Provide the “</w:t>
-      </w:r>
-      <w:r>
-        <w:rPr>
-          <w:rFonts w:ascii="Arial" w:hAnsi="Arial" w:cs="Arial"/>
-          <w:color w:val="000000"/>
-          <w:shd w:val="clear" w:color="auto" w:fill="FFFFFF"/>
-        </w:rPr>
-        <w:t>PWA Storefront URL</w:t>
-      </w:r>
-      <w:r>
-        <w:rPr>
-          <w:rFonts w:ascii="Arial" w:hAnsi="Arial" w:cs="Arial"/>
-        </w:rPr>
-        <w:t>“ (This is needed because on MRT environment we are not getting server reference)</w:t>
+        <w:t>Goto ` Merchant Tools &gt; Site Preferences &gt; Custom Site Preference Groups &gt; ESW PWA Integration Configuration`</w:t>
       </w:r>
     </w:p>
     <w:p>
@@ -4439,12 +4629,14 @@
           <w:rFonts w:ascii="Arial" w:hAnsi="Arial" w:cs="Arial"/>
         </w:rPr>
       </w:pPr>
+      <w:proofErr w:type="spellStart"/>
       <w:r>
         <w:rPr>
           <w:rFonts w:ascii="Arial" w:hAnsi="Arial" w:cs="Arial"/>
         </w:rPr>
         <w:t>InventoryCheckFailurePageUrl|cart</w:t>
       </w:r>
+      <w:proofErr w:type="spellEnd"/>
     </w:p>
     <w:p>
       <w:pPr>
@@ -4458,11 +4650,19 @@
           <w:rFonts w:ascii="Arial" w:hAnsi="Arial" w:cs="Arial"/>
         </w:rPr>
       </w:pPr>
-      <w:r>
-        <w:rPr>
-          <w:rFonts w:ascii="Arial" w:hAnsi="Arial" w:cs="Arial"/>
-        </w:rPr>
-        <w:t>BaseUrl|</w:t>
+      <w:proofErr w:type="spellStart"/>
+      <w:r>
+        <w:rPr>
+          <w:rFonts w:ascii="Arial" w:hAnsi="Arial" w:cs="Arial"/>
+        </w:rPr>
+        <w:t>BaseUrl</w:t>
+      </w:r>
+      <w:proofErr w:type="spellEnd"/>
+      <w:r>
+        <w:rPr>
+          <w:rFonts w:ascii="Arial" w:hAnsi="Arial" w:cs="Arial"/>
+        </w:rPr>
+        <w:t>|</w:t>
       </w:r>
     </w:p>
     <w:p>
@@ -4477,6 +4677,7 @@
           <w:rFonts w:ascii="Arial" w:hAnsi="Arial" w:cs="Arial"/>
         </w:rPr>
       </w:pPr>
+      <w:proofErr w:type="spellStart"/>
       <w:r>
         <w:rPr>
           <w:rFonts w:ascii="Arial" w:hAnsi="Arial" w:cs="Arial"/>
@@ -4491,8 +4692,27 @@
           <w:color w:val="000000"/>
           <w:shd w:val="clear" w:color="auto" w:fill="FFFFFF"/>
         </w:rPr>
-        <w:t>Base url</w:t>
-      </w:r>
+        <w:t>Base</w:t>
+      </w:r>
+      <w:proofErr w:type="spellEnd"/>
+      <w:r>
+        <w:rPr>
+          <w:rFonts w:ascii="Arial" w:hAnsi="Arial" w:cs="Arial"/>
+          <w:color w:val="000000"/>
+          <w:shd w:val="clear" w:color="auto" w:fill="FFFFFF"/>
+        </w:rPr>
+        <w:t xml:space="preserve"> </w:t>
+      </w:r>
+      <w:proofErr w:type="spellStart"/>
+      <w:r>
+        <w:rPr>
+          <w:rFonts w:ascii="Arial" w:hAnsi="Arial" w:cs="Arial"/>
+          <w:color w:val="000000"/>
+          <w:shd w:val="clear" w:color="auto" w:fill="FFFFFF"/>
+        </w:rPr>
+        <w:t>url</w:t>
+      </w:r>
+      <w:proofErr w:type="spellEnd"/>
     </w:p>
     <w:p>
       <w:pPr>
@@ -4506,12 +4726,14 @@
           <w:rFonts w:ascii="Arial" w:hAnsi="Arial" w:cs="Arial"/>
         </w:rPr>
       </w:pPr>
+      <w:proofErr w:type="spellStart"/>
       <w:r>
         <w:rPr>
           <w:rFonts w:ascii="Arial" w:hAnsi="Arial" w:cs="Arial"/>
         </w:rPr>
         <w:t>BackToCartUrl|cart</w:t>
       </w:r>
+      <w:proofErr w:type="spellEnd"/>
     </w:p>
     <w:p>
       <w:pPr>
@@ -4825,7 +5047,79 @@
           <w:b/>
           <w:bCs/>
         </w:rPr>
-        <w:t>The locale must be in the format of {lang_Country} e.g. en_IE, en_US, en_CA etc</w:t>
+        <w:t>The locale must be in the format of {</w:t>
+      </w:r>
+      <w:proofErr w:type="spellStart"/>
+      <w:r>
+        <w:rPr>
+          <w:rFonts w:ascii="Arial" w:hAnsi="Arial" w:cs="Arial"/>
+          <w:b/>
+          <w:bCs/>
+        </w:rPr>
+        <w:t>lang_Country</w:t>
+      </w:r>
+      <w:proofErr w:type="spellEnd"/>
+      <w:r>
+        <w:rPr>
+          <w:rFonts w:ascii="Arial" w:hAnsi="Arial" w:cs="Arial"/>
+          <w:b/>
+          <w:bCs/>
+        </w:rPr>
+        <w:t xml:space="preserve">} e.g. </w:t>
+      </w:r>
+      <w:proofErr w:type="spellStart"/>
+      <w:r>
+        <w:rPr>
+          <w:rFonts w:ascii="Arial" w:hAnsi="Arial" w:cs="Arial"/>
+          <w:b/>
+          <w:bCs/>
+        </w:rPr>
+        <w:t>en_IE</w:t>
+      </w:r>
+      <w:proofErr w:type="spellEnd"/>
+      <w:r>
+        <w:rPr>
+          <w:rFonts w:ascii="Arial" w:hAnsi="Arial" w:cs="Arial"/>
+          <w:b/>
+          <w:bCs/>
+        </w:rPr>
+        <w:t xml:space="preserve">, </w:t>
+      </w:r>
+      <w:proofErr w:type="spellStart"/>
+      <w:r>
+        <w:rPr>
+          <w:rFonts w:ascii="Arial" w:hAnsi="Arial" w:cs="Arial"/>
+          <w:b/>
+          <w:bCs/>
+        </w:rPr>
+        <w:t>en_US</w:t>
+      </w:r>
+      <w:proofErr w:type="spellEnd"/>
+      <w:r>
+        <w:rPr>
+          <w:rFonts w:ascii="Arial" w:hAnsi="Arial" w:cs="Arial"/>
+          <w:b/>
+          <w:bCs/>
+        </w:rPr>
+        <w:t xml:space="preserve">, </w:t>
+      </w:r>
+      <w:proofErr w:type="spellStart"/>
+      <w:r>
+        <w:rPr>
+          <w:rFonts w:ascii="Arial" w:hAnsi="Arial" w:cs="Arial"/>
+          <w:b/>
+          <w:bCs/>
+        </w:rPr>
+        <w:t>en_CA</w:t>
+      </w:r>
+      <w:proofErr w:type="spellEnd"/>
+      <w:r>
+        <w:rPr>
+          <w:rFonts w:ascii="Arial" w:hAnsi="Arial" w:cs="Arial"/>
+          <w:b/>
+          <w:bCs/>
+        </w:rPr>
+        <w:t xml:space="preserve"> etc</w:t>
       </w:r>
     </w:p>
     <w:p>
@@ -5030,8 +5324,16 @@
         <w:rPr>
           <w:rFonts w:ascii="Arial" w:hAnsi="Arial" w:cs="Arial"/>
         </w:rPr>
-        <w:t>This will generate locale in form of en_IE</w:t>
-      </w:r>
+        <w:t xml:space="preserve">This will generate locale in form of </w:t>
+      </w:r>
+      <w:proofErr w:type="spellStart"/>
+      <w:r>
+        <w:rPr>
+          <w:rFonts w:ascii="Arial" w:hAnsi="Arial" w:cs="Arial"/>
+        </w:rPr>
+        <w:t>en_IE</w:t>
+      </w:r>
+      <w:proofErr w:type="spellEnd"/>
     </w:p>
     <w:p>
       <w:pPr>
@@ -5074,7 +5376,21 @@
         <w:rPr>
           <w:rFonts w:ascii="Arial" w:hAnsi="Arial" w:cs="Arial"/>
         </w:rPr>
-        <w:t>After setting up and running up the pwa kit successfully we can add ESW related changes in it.</w:t>
+        <w:t xml:space="preserve">After setting up and running up the </w:t>
+      </w:r>
+      <w:proofErr w:type="spellStart"/>
+      <w:r>
+        <w:rPr>
+          <w:rFonts w:ascii="Arial" w:hAnsi="Arial" w:cs="Arial"/>
+        </w:rPr>
+        <w:t>pwa</w:t>
+      </w:r>
+      <w:proofErr w:type="spellEnd"/>
+      <w:r>
+        <w:rPr>
+          <w:rFonts w:ascii="Arial" w:hAnsi="Arial" w:cs="Arial"/>
+        </w:rPr>
+        <w:t xml:space="preserve"> kit successfully we can add ESW related changes in it.</w:t>
       </w:r>
     </w:p>
     <w:p>
@@ -5120,7 +5436,21 @@
         <w:rPr>
           <w:rFonts w:ascii="Arial" w:hAnsi="Arial" w:cs="Arial"/>
         </w:rPr>
-        <w:t xml:space="preserve"> of pwa-kit to enabled ESW checkout:</w:t>
+        <w:t xml:space="preserve"> of </w:t>
+      </w:r>
+      <w:proofErr w:type="spellStart"/>
+      <w:r>
+        <w:rPr>
+          <w:rFonts w:ascii="Arial" w:hAnsi="Arial" w:cs="Arial"/>
+        </w:rPr>
+        <w:t>pwa</w:t>
+      </w:r>
+      <w:proofErr w:type="spellEnd"/>
+      <w:r>
+        <w:rPr>
+          <w:rFonts w:ascii="Arial" w:hAnsi="Arial" w:cs="Arial"/>
+        </w:rPr>
+        <w:t>-kit to enabled ESW checkout:</w:t>
       </w:r>
     </w:p>
     <w:p>
@@ -5211,11 +5541,33 @@
           <w:rFonts w:ascii="Arial" w:hAnsi="Arial" w:cs="Arial"/>
         </w:rPr>
       </w:pPr>
-      <w:r>
-        <w:rPr>
-          <w:rFonts w:ascii="Arial" w:hAnsi="Arial" w:cs="Arial"/>
-        </w:rPr>
-        <w:t>main.jsx (Add timezone cookie)</w:t>
+      <w:proofErr w:type="spellStart"/>
+      <w:r>
+        <w:rPr>
+          <w:rFonts w:ascii="Arial" w:hAnsi="Arial" w:cs="Arial"/>
+        </w:rPr>
+        <w:t>main.jsx</w:t>
+      </w:r>
+      <w:proofErr w:type="spellEnd"/>
+      <w:r>
+        <w:rPr>
+          <w:rFonts w:ascii="Arial" w:hAnsi="Arial" w:cs="Arial"/>
+        </w:rPr>
+        <w:t xml:space="preserve"> (Add </w:t>
+      </w:r>
+      <w:proofErr w:type="spellStart"/>
+      <w:r>
+        <w:rPr>
+          <w:rFonts w:ascii="Arial" w:hAnsi="Arial" w:cs="Arial"/>
+        </w:rPr>
+        <w:t>timezone</w:t>
+      </w:r>
+      <w:proofErr w:type="spellEnd"/>
+      <w:r>
+        <w:rPr>
+          <w:rFonts w:ascii="Arial" w:hAnsi="Arial" w:cs="Arial"/>
+        </w:rPr>
+        <w:t xml:space="preserve"> cookie)</w:t>
       </w:r>
     </w:p>
     <w:p>
@@ -5272,7 +5624,35 @@
         <w:rPr>
           <w:rFonts w:ascii="Arial" w:hAnsi="Arial" w:cs="Arial"/>
         </w:rPr>
-        <w:t>index.js (To call esw init component)</w:t>
+        <w:t xml:space="preserve">index.js (To call </w:t>
+      </w:r>
+      <w:proofErr w:type="spellStart"/>
+      <w:r>
+        <w:rPr>
+          <w:rFonts w:ascii="Arial" w:hAnsi="Arial" w:cs="Arial"/>
+        </w:rPr>
+        <w:t>esw</w:t>
+      </w:r>
+      <w:proofErr w:type="spellEnd"/>
+      <w:r>
+        <w:rPr>
+          <w:rFonts w:ascii="Arial" w:hAnsi="Arial" w:cs="Arial"/>
+        </w:rPr>
+        <w:t xml:space="preserve"> </w:t>
+      </w:r>
+      <w:proofErr w:type="spellStart"/>
+      <w:r>
+        <w:rPr>
+          <w:rFonts w:ascii="Arial" w:hAnsi="Arial" w:cs="Arial"/>
+        </w:rPr>
+        <w:t>init</w:t>
+      </w:r>
+      <w:proofErr w:type="spellEnd"/>
+      <w:r>
+        <w:rPr>
+          <w:rFonts w:ascii="Arial" w:hAnsi="Arial" w:cs="Arial"/>
+        </w:rPr>
+        <w:t xml:space="preserve"> component)</w:t>
       </w:r>
     </w:p>
     <w:p>
@@ -5310,7 +5690,21 @@
         <w:rPr>
           <w:rFonts w:ascii="Arial" w:hAnsi="Arial" w:cs="Arial"/>
         </w:rPr>
-        <w:t>login-fields.jsx (Prefilled login email for post checkout registration)</w:t>
+        <w:t>login-</w:t>
+      </w:r>
+      <w:proofErr w:type="spellStart"/>
+      <w:r>
+        <w:rPr>
+          <w:rFonts w:ascii="Arial" w:hAnsi="Arial" w:cs="Arial"/>
+        </w:rPr>
+        <w:t>fields.jsx</w:t>
+      </w:r>
+      <w:proofErr w:type="spellEnd"/>
+      <w:r>
+        <w:rPr>
+          <w:rFonts w:ascii="Arial" w:hAnsi="Arial" w:cs="Arial"/>
+        </w:rPr>
+        <w:t xml:space="preserve"> (Prefilled login email for post checkout registration)</w:t>
       </w:r>
     </w:p>
     <w:p>
@@ -5329,7 +5723,21 @@
         <w:rPr>
           <w:rFonts w:ascii="Arial" w:hAnsi="Arial" w:cs="Arial"/>
         </w:rPr>
-        <w:t>registration-fields.jsx (Prefilled registration fields for post checkout registration)</w:t>
+        <w:t>registration-</w:t>
+      </w:r>
+      <w:proofErr w:type="spellStart"/>
+      <w:r>
+        <w:rPr>
+          <w:rFonts w:ascii="Arial" w:hAnsi="Arial" w:cs="Arial"/>
+        </w:rPr>
+        <w:t>fields.jsx</w:t>
+      </w:r>
+      <w:proofErr w:type="spellEnd"/>
+      <w:r>
+        <w:rPr>
+          <w:rFonts w:ascii="Arial" w:hAnsi="Arial" w:cs="Arial"/>
+        </w:rPr>
+        <w:t xml:space="preserve"> (Prefilled registration fields for post checkout registration)</w:t>
       </w:r>
     </w:p>
     <w:p>
@@ -5369,12 +5777,14 @@
           <w:rFonts w:ascii="Arial" w:hAnsi="Arial" w:cs="Arial"/>
         </w:rPr>
       </w:pPr>
+      <w:proofErr w:type="spellStart"/>
       <w:r>
         <w:rPr>
           <w:rFonts w:ascii="Arial" w:hAnsi="Arial" w:cs="Arial"/>
         </w:rPr>
         <w:t>index.jsx</w:t>
       </w:r>
+      <w:proofErr w:type="spellEnd"/>
       <w:r>
         <w:rPr>
           <w:rFonts w:ascii="Arial" w:hAnsi="Arial" w:cs="Arial"/>
@@ -5419,12 +5829,14 @@
           <w:rFonts w:ascii="Arial" w:hAnsi="Arial" w:cs="Arial"/>
         </w:rPr>
       </w:pPr>
+      <w:proofErr w:type="spellStart"/>
       <w:r>
         <w:rPr>
           <w:rFonts w:ascii="Arial" w:hAnsi="Arial" w:cs="Arial"/>
         </w:rPr>
         <w:t>index.jsx</w:t>
       </w:r>
+      <w:proofErr w:type="spellEnd"/>
       <w:r>
         <w:rPr>
           <w:rFonts w:ascii="Arial" w:hAnsi="Arial" w:cs="Arial"/>
@@ -5475,11 +5887,19 @@
           <w:rFonts w:ascii="Arial" w:hAnsi="Arial" w:cs="Arial"/>
         </w:rPr>
       </w:pPr>
-      <w:r>
-        <w:rPr>
-          <w:rFonts w:ascii="Arial" w:hAnsi="Arial" w:cs="Arial"/>
-        </w:rPr>
-        <w:t>index.jsx (</w:t>
+      <w:proofErr w:type="spellStart"/>
+      <w:r>
+        <w:rPr>
+          <w:rFonts w:ascii="Arial" w:hAnsi="Arial" w:cs="Arial"/>
+        </w:rPr>
+        <w:t>index.jsx</w:t>
+      </w:r>
+      <w:proofErr w:type="spellEnd"/>
+      <w:r>
+        <w:rPr>
+          <w:rFonts w:ascii="Arial" w:hAnsi="Arial" w:cs="Arial"/>
+        </w:rPr>
+        <w:t xml:space="preserve"> (</w:t>
       </w:r>
       <w:r>
         <w:rPr>
@@ -5509,8 +5929,16 @@
         <w:rPr>
           <w:rFonts w:ascii="Arial" w:hAnsi="Arial" w:cs="Arial"/>
         </w:rPr>
-        <w:t xml:space="preserve"> from localStorage</w:t>
-      </w:r>
+        <w:t xml:space="preserve"> from </w:t>
+      </w:r>
+      <w:proofErr w:type="spellStart"/>
+      <w:r>
+        <w:rPr>
+          <w:rFonts w:ascii="Arial" w:hAnsi="Arial" w:cs="Arial"/>
+        </w:rPr>
+        <w:t>localStorage</w:t>
+      </w:r>
+      <w:proofErr w:type="spellEnd"/>
       <w:r>
         <w:rPr>
           <w:rFonts w:ascii="Arial" w:hAnsi="Arial" w:cs="Arial"/>
@@ -5679,7 +6107,21 @@
         <w:rPr>
           <w:rFonts w:ascii="Arial" w:hAnsi="Arial" w:cs="Arial"/>
         </w:rPr>
-        <w:t>order-detail.jsx (Display order tracking information from ESW)</w:t>
+        <w:t>order-</w:t>
+      </w:r>
+      <w:proofErr w:type="spellStart"/>
+      <w:r>
+        <w:rPr>
+          <w:rFonts w:ascii="Arial" w:hAnsi="Arial" w:cs="Arial"/>
+        </w:rPr>
+        <w:t>detail.jsx</w:t>
+      </w:r>
+      <w:proofErr w:type="spellEnd"/>
+      <w:r>
+        <w:rPr>
+          <w:rFonts w:ascii="Arial" w:hAnsi="Arial" w:cs="Arial"/>
+        </w:rPr>
+        <w:t xml:space="preserve"> (Display order tracking information from ESW)</w:t>
       </w:r>
     </w:p>
     <w:p>
@@ -5736,7 +6178,21 @@
         <w:rPr>
           <w:rFonts w:ascii="Arial" w:hAnsi="Arial" w:cs="Arial"/>
         </w:rPr>
-        <w:t>cart-cta.jsx (override checkout button)</w:t>
+        <w:t>cart-</w:t>
+      </w:r>
+      <w:proofErr w:type="spellStart"/>
+      <w:r>
+        <w:rPr>
+          <w:rFonts w:ascii="Arial" w:hAnsi="Arial" w:cs="Arial"/>
+        </w:rPr>
+        <w:t>cta.jsx</w:t>
+      </w:r>
+      <w:proofErr w:type="spellEnd"/>
+      <w:r>
+        <w:rPr>
+          <w:rFonts w:ascii="Arial" w:hAnsi="Arial" w:cs="Arial"/>
+        </w:rPr>
+        <w:t xml:space="preserve"> (override checkout button)</w:t>
       </w:r>
     </w:p>
     <w:p>
@@ -5751,12 +6207,14 @@
           <w:rFonts w:ascii="Arial" w:hAnsi="Arial" w:cs="Arial"/>
         </w:rPr>
       </w:pPr>
+      <w:proofErr w:type="spellStart"/>
       <w:r>
         <w:rPr>
           <w:rFonts w:ascii="Arial" w:hAnsi="Arial" w:cs="Arial"/>
         </w:rPr>
         <w:t>index.jsx</w:t>
       </w:r>
+      <w:proofErr w:type="spellEnd"/>
     </w:p>
     <w:p>
       <w:pPr>
@@ -5770,12 +6228,14 @@
           <w:rFonts w:ascii="Arial" w:hAnsi="Arial" w:cs="Arial"/>
         </w:rPr>
       </w:pPr>
+      <w:proofErr w:type="spellStart"/>
       <w:r>
         <w:rPr>
           <w:rFonts w:ascii="Arial" w:hAnsi="Arial" w:cs="Arial"/>
         </w:rPr>
         <w:t>routes.jsx</w:t>
       </w:r>
+      <w:proofErr w:type="spellEnd"/>
     </w:p>
     <w:p>
       <w:pPr>
@@ -5808,11 +6268,19 @@
           <w:rFonts w:ascii="Arial" w:hAnsi="Arial" w:cs="Arial"/>
         </w:rPr>
       </w:pPr>
-      <w:r>
-        <w:rPr>
-          <w:rFonts w:ascii="Arial" w:hAnsi="Arial" w:cs="Arial"/>
-        </w:rPr>
-        <w:t>en-US.json (Add message for restricted products, retailer will need to update relevant translation file)</w:t>
+      <w:proofErr w:type="spellStart"/>
+      <w:r>
+        <w:rPr>
+          <w:rFonts w:ascii="Arial" w:hAnsi="Arial" w:cs="Arial"/>
+        </w:rPr>
+        <w:t>en-US.json</w:t>
+      </w:r>
+      <w:proofErr w:type="spellEnd"/>
+      <w:r>
+        <w:rPr>
+          <w:rFonts w:ascii="Arial" w:hAnsi="Arial" w:cs="Arial"/>
+        </w:rPr>
+        <w:t xml:space="preserve"> (Add message for restricted products, retailer will need to update relevant translation file)</w:t>
       </w:r>
     </w:p>
     <w:p>
@@ -5936,6 +6404,7 @@
         </w:rPr>
         <w:t xml:space="preserve">        </w:t>
       </w:r>
+      <w:proofErr w:type="spellStart"/>
       <w:r>
         <w:rPr>
           <w:rFonts w:ascii="Arial" w:eastAsia="Times New Roman" w:hAnsi="Arial" w:cs="Arial"/>
@@ -5944,7 +6413,18 @@
           <w:szCs w:val="21"/>
           <w:lang w:val="en-US" w:eastAsia="en-US"/>
         </w:rPr>
-        <w:t>eswConfigs:</w:t>
+        <w:t>eswConfigs</w:t>
+      </w:r>
+      <w:proofErr w:type="spellEnd"/>
+      <w:r>
+        <w:rPr>
+          <w:rFonts w:ascii="Arial" w:eastAsia="Times New Roman" w:hAnsi="Arial" w:cs="Arial"/>
+          <w:color w:val="9CDCFE"/>
+          <w:sz w:val="21"/>
+          <w:szCs w:val="21"/>
+          <w:lang w:val="en-US" w:eastAsia="en-US"/>
+        </w:rPr>
+        <w:t>:</w:t>
       </w:r>
       <w:r>
         <w:rPr>
@@ -5979,6 +6459,7 @@
         </w:rPr>
         <w:t xml:space="preserve">            </w:t>
       </w:r>
+      <w:proofErr w:type="spellStart"/>
       <w:r>
         <w:rPr>
           <w:rFonts w:ascii="Arial" w:eastAsia="Times New Roman" w:hAnsi="Arial" w:cs="Arial"/>
@@ -5987,7 +6468,18 @@
           <w:szCs w:val="21"/>
           <w:lang w:val="en-US" w:eastAsia="en-US"/>
         </w:rPr>
-        <w:t>ocapiProxyPath:</w:t>
+        <w:t>ocapiProxyPath</w:t>
+      </w:r>
+      <w:proofErr w:type="spellEnd"/>
+      <w:r>
+        <w:rPr>
+          <w:rFonts w:ascii="Arial" w:eastAsia="Times New Roman" w:hAnsi="Arial" w:cs="Arial"/>
+          <w:color w:val="9CDCFE"/>
+          <w:sz w:val="21"/>
+          <w:szCs w:val="21"/>
+          <w:lang w:val="en-US" w:eastAsia="en-US"/>
+        </w:rPr>
+        <w:t>:</w:t>
       </w:r>
       <w:r>
         <w:rPr>
@@ -6007,7 +6499,51 @@
           <w:szCs w:val="21"/>
           <w:lang w:val="en-US" w:eastAsia="en-US"/>
         </w:rPr>
-        <w:t>'/mobify/proxy/ocapi'</w:t>
+        <w:t>'/</w:t>
+      </w:r>
+      <w:proofErr w:type="spellStart"/>
+      <w:r>
+        <w:rPr>
+          <w:rFonts w:ascii="Arial" w:eastAsia="Times New Roman" w:hAnsi="Arial" w:cs="Arial"/>
+          <w:color w:val="CE9178"/>
+          <w:sz w:val="21"/>
+          <w:szCs w:val="21"/>
+          <w:lang w:val="en-US" w:eastAsia="en-US"/>
+        </w:rPr>
+        <w:t>mobify</w:t>
+      </w:r>
+      <w:proofErr w:type="spellEnd"/>
+      <w:r>
+        <w:rPr>
+          <w:rFonts w:ascii="Arial" w:eastAsia="Times New Roman" w:hAnsi="Arial" w:cs="Arial"/>
+          <w:color w:val="CE9178"/>
+          <w:sz w:val="21"/>
+          <w:szCs w:val="21"/>
+          <w:lang w:val="en-US" w:eastAsia="en-US"/>
+        </w:rPr>
+        <w:t>/proxy/</w:t>
+      </w:r>
+      <w:proofErr w:type="spellStart"/>
+      <w:r>
+        <w:rPr>
+          <w:rFonts w:ascii="Arial" w:eastAsia="Times New Roman" w:hAnsi="Arial" w:cs="Arial"/>
+          <w:color w:val="CE9178"/>
+          <w:sz w:val="21"/>
+          <w:szCs w:val="21"/>
+          <w:lang w:val="en-US" w:eastAsia="en-US"/>
+        </w:rPr>
+        <w:t>ocapi</w:t>
+      </w:r>
+      <w:proofErr w:type="spellEnd"/>
+      <w:r>
+        <w:rPr>
+          <w:rFonts w:ascii="Arial" w:eastAsia="Times New Roman" w:hAnsi="Arial" w:cs="Arial"/>
+          <w:color w:val="CE9178"/>
+          <w:sz w:val="21"/>
+          <w:szCs w:val="21"/>
+          <w:lang w:val="en-US" w:eastAsia="en-US"/>
+        </w:rPr>
+        <w:t>'</w:t>
       </w:r>
       <w:r>
         <w:rPr>
@@ -6042,6 +6578,7 @@
         </w:rPr>
         <w:t xml:space="preserve">            </w:t>
       </w:r>
+      <w:proofErr w:type="spellStart"/>
       <w:r>
         <w:rPr>
           <w:rFonts w:ascii="Arial" w:eastAsia="Times New Roman" w:hAnsi="Arial" w:cs="Arial"/>
@@ -6050,7 +6587,18 @@
           <w:szCs w:val="21"/>
           <w:lang w:val="fr-FR" w:eastAsia="en-US"/>
         </w:rPr>
-        <w:t>siteUri:</w:t>
+        <w:t>siteUri</w:t>
+      </w:r>
+      <w:proofErr w:type="spellEnd"/>
+      <w:r>
+        <w:rPr>
+          <w:rFonts w:ascii="Arial" w:eastAsia="Times New Roman" w:hAnsi="Arial" w:cs="Arial"/>
+          <w:color w:val="9CDCFE"/>
+          <w:sz w:val="21"/>
+          <w:szCs w:val="21"/>
+          <w:lang w:val="fr-FR" w:eastAsia="en-US"/>
+        </w:rPr>
+        <w:t>:</w:t>
       </w:r>
       <w:r>
         <w:rPr>
@@ -6070,8 +6618,9 @@
           <w:szCs w:val="21"/>
           <w:lang w:val="fr-FR" w:eastAsia="en-US"/>
         </w:rPr>
-        <w:t>'/on/demandware.store/Sites-</w:t>
-      </w:r>
+        <w:t>'/on/</w:t>
+      </w:r>
+      <w:proofErr w:type="spellStart"/>
       <w:r>
         <w:rPr>
           <w:rFonts w:ascii="Arial" w:eastAsia="Times New Roman" w:hAnsi="Arial" w:cs="Arial"/>
@@ -6080,8 +6629,9 @@
           <w:szCs w:val="21"/>
           <w:lang w:val="fr-FR" w:eastAsia="en-US"/>
         </w:rPr>
-        <w:t>PWA</w:t>
-      </w:r>
+        <w:t>demandware.store</w:t>
+      </w:r>
+      <w:proofErr w:type="spellEnd"/>
       <w:r>
         <w:rPr>
           <w:rFonts w:ascii="Arial" w:eastAsia="Times New Roman" w:hAnsi="Arial" w:cs="Arial"/>
@@ -6090,6 +6640,26 @@
           <w:szCs w:val="21"/>
           <w:lang w:val="fr-FR" w:eastAsia="en-US"/>
         </w:rPr>
+        <w:t>/Sites-</w:t>
+      </w:r>
+      <w:r>
+        <w:rPr>
+          <w:rFonts w:ascii="Arial" w:eastAsia="Times New Roman" w:hAnsi="Arial" w:cs="Arial"/>
+          <w:color w:val="CE9178"/>
+          <w:sz w:val="21"/>
+          <w:szCs w:val="21"/>
+          <w:lang w:val="fr-FR" w:eastAsia="en-US"/>
+        </w:rPr>
+        <w:t>PWA</w:t>
+      </w:r>
+      <w:r>
+        <w:rPr>
+          <w:rFonts w:ascii="Arial" w:eastAsia="Times New Roman" w:hAnsi="Arial" w:cs="Arial"/>
+          <w:color w:val="CE9178"/>
+          <w:sz w:val="21"/>
+          <w:szCs w:val="21"/>
+          <w:lang w:val="fr-FR" w:eastAsia="en-US"/>
+        </w:rPr>
         <w:t>-Site/default'</w:t>
       </w:r>
     </w:p>
@@ -6137,7 +6707,21 @@
         <w:rPr>
           <w:rFonts w:ascii="Arial" w:hAnsi="Arial" w:cs="Arial"/>
         </w:rPr>
-        <w:t>Make sure to add correct path for eswConfigs.</w:t>
+        <w:t xml:space="preserve">Make sure to add correct path for </w:t>
+      </w:r>
+      <w:proofErr w:type="spellStart"/>
+      <w:r>
+        <w:rPr>
+          <w:rFonts w:ascii="Arial" w:hAnsi="Arial" w:cs="Arial"/>
+        </w:rPr>
+        <w:t>eswConfigs</w:t>
+      </w:r>
+      <w:proofErr w:type="spellEnd"/>
+      <w:r>
+        <w:rPr>
+          <w:rFonts w:ascii="Arial" w:hAnsi="Arial" w:cs="Arial"/>
+        </w:rPr>
+        <w:t>.</w:t>
       </w:r>
     </w:p>
     <w:p>
@@ -6166,6 +6750,7 @@
           <w:lang w:val="en-US" w:eastAsia="en-US"/>
         </w:rPr>
       </w:pPr>
+      <w:proofErr w:type="spellStart"/>
       <w:r>
         <w:rPr>
           <w:rFonts w:ascii="Consolas" w:eastAsia="Times New Roman" w:hAnsi="Consolas" w:cs="Times New Roman"/>
@@ -6196,6 +6781,7 @@
         </w:rPr>
         <w:t>exports</w:t>
       </w:r>
+      <w:proofErr w:type="spellEnd"/>
       <w:r>
         <w:rPr>
           <w:rFonts w:ascii="Consolas" w:eastAsia="Times New Roman" w:hAnsi="Consolas" w:cs="Times New Roman"/>
@@ -6378,6 +6964,7 @@
         </w:rPr>
         <w:t xml:space="preserve">            </w:t>
       </w:r>
+      <w:proofErr w:type="spellStart"/>
       <w:r>
         <w:rPr>
           <w:rFonts w:ascii="Consolas" w:eastAsia="Times New Roman" w:hAnsi="Consolas" w:cs="Times New Roman"/>
@@ -6386,7 +6973,18 @@
           <w:szCs w:val="21"/>
           <w:lang w:val="en-US" w:eastAsia="en-US"/>
         </w:rPr>
-        <w:t>supportedCurrencies:</w:t>
+        <w:t>supportedCurrencies</w:t>
+      </w:r>
+      <w:proofErr w:type="spellEnd"/>
+      <w:r>
+        <w:rPr>
+          <w:rFonts w:ascii="Consolas" w:eastAsia="Times New Roman" w:hAnsi="Consolas" w:cs="Times New Roman"/>
+          <w:color w:val="9CDCFE"/>
+          <w:sz w:val="21"/>
+          <w:szCs w:val="21"/>
+          <w:lang w:val="en-US" w:eastAsia="en-US"/>
+        </w:rPr>
+        <w:t>:</w:t>
       </w:r>
       <w:r>
         <w:rPr>
@@ -6451,6 +7049,7 @@
         </w:rPr>
         <w:t xml:space="preserve">            </w:t>
       </w:r>
+      <w:proofErr w:type="spellStart"/>
       <w:r>
         <w:rPr>
           <w:rFonts w:ascii="Consolas" w:eastAsia="Times New Roman" w:hAnsi="Consolas" w:cs="Times New Roman"/>
@@ -6459,7 +7058,18 @@
           <w:szCs w:val="21"/>
           <w:lang w:val="en-US" w:eastAsia="en-US"/>
         </w:rPr>
-        <w:t>defaultCurrency:</w:t>
+        <w:t>defaultCurrency</w:t>
+      </w:r>
+      <w:proofErr w:type="spellEnd"/>
+      <w:r>
+        <w:rPr>
+          <w:rFonts w:ascii="Consolas" w:eastAsia="Times New Roman" w:hAnsi="Consolas" w:cs="Times New Roman"/>
+          <w:color w:val="9CDCFE"/>
+          <w:sz w:val="21"/>
+          <w:szCs w:val="21"/>
+          <w:lang w:val="en-US" w:eastAsia="en-US"/>
+        </w:rPr>
+        <w:t>:</w:t>
       </w:r>
       <w:r>
         <w:rPr>
@@ -6524,6 +7134,7 @@
         </w:rPr>
         <w:t xml:space="preserve">            </w:t>
       </w:r>
+      <w:proofErr w:type="spellStart"/>
       <w:r>
         <w:rPr>
           <w:rFonts w:ascii="Consolas" w:eastAsia="Times New Roman" w:hAnsi="Consolas" w:cs="Times New Roman"/>
@@ -6532,7 +7143,18 @@
           <w:szCs w:val="21"/>
           <w:lang w:val="en-US" w:eastAsia="en-US"/>
         </w:rPr>
-        <w:t>defaultLocale:</w:t>
+        <w:t>defaultLocale</w:t>
+      </w:r>
+      <w:proofErr w:type="spellEnd"/>
+      <w:r>
+        <w:rPr>
+          <w:rFonts w:ascii="Consolas" w:eastAsia="Times New Roman" w:hAnsi="Consolas" w:cs="Times New Roman"/>
+          <w:color w:val="9CDCFE"/>
+          <w:sz w:val="21"/>
+          <w:szCs w:val="21"/>
+          <w:lang w:val="en-US" w:eastAsia="en-US"/>
+        </w:rPr>
+        <w:t>:</w:t>
       </w:r>
       <w:r>
         <w:rPr>
@@ -6552,7 +7174,29 @@
           <w:szCs w:val="21"/>
           <w:lang w:val="en-US" w:eastAsia="en-US"/>
         </w:rPr>
-        <w:t>'en-US'</w:t>
+        <w:t>'</w:t>
+      </w:r>
+      <w:proofErr w:type="spellStart"/>
+      <w:r>
+        <w:rPr>
+          <w:rFonts w:ascii="Consolas" w:eastAsia="Times New Roman" w:hAnsi="Consolas" w:cs="Times New Roman"/>
+          <w:color w:val="CE9178"/>
+          <w:sz w:val="21"/>
+          <w:szCs w:val="21"/>
+          <w:lang w:val="en-US" w:eastAsia="en-US"/>
+        </w:rPr>
+        <w:t>en</w:t>
+      </w:r>
+      <w:proofErr w:type="spellEnd"/>
+      <w:r>
+        <w:rPr>
+          <w:rFonts w:ascii="Consolas" w:eastAsia="Times New Roman" w:hAnsi="Consolas" w:cs="Times New Roman"/>
+          <w:color w:val="CE9178"/>
+          <w:sz w:val="21"/>
+          <w:szCs w:val="21"/>
+          <w:lang w:val="en-US" w:eastAsia="en-US"/>
+        </w:rPr>
+        <w:t>-US'</w:t>
       </w:r>
       <w:r>
         <w:rPr>
@@ -6597,6 +7241,7 @@
         </w:rPr>
         <w:t xml:space="preserve">            </w:t>
       </w:r>
+      <w:proofErr w:type="spellStart"/>
       <w:r>
         <w:rPr>
           <w:rFonts w:ascii="Consolas" w:eastAsia="Times New Roman" w:hAnsi="Consolas" w:cs="Times New Roman"/>
@@ -6605,7 +7250,18 @@
           <w:szCs w:val="21"/>
           <w:lang w:val="en-US" w:eastAsia="en-US"/>
         </w:rPr>
-        <w:t>supportedLocales:</w:t>
+        <w:t>supportedLocales</w:t>
+      </w:r>
+      <w:proofErr w:type="spellEnd"/>
+      <w:r>
+        <w:rPr>
+          <w:rFonts w:ascii="Consolas" w:eastAsia="Times New Roman" w:hAnsi="Consolas" w:cs="Times New Roman"/>
+          <w:color w:val="9CDCFE"/>
+          <w:sz w:val="21"/>
+          <w:szCs w:val="21"/>
+          <w:lang w:val="en-US" w:eastAsia="en-US"/>
+        </w:rPr>
+        <w:t>:</w:t>
       </w:r>
       <w:r>
         <w:rPr>
@@ -6691,7 +7347,29 @@
           <w:szCs w:val="21"/>
           <w:lang w:val="en-US" w:eastAsia="en-US"/>
         </w:rPr>
-        <w:t>'en-US'</w:t>
+        <w:t>'</w:t>
+      </w:r>
+      <w:proofErr w:type="spellStart"/>
+      <w:r>
+        <w:rPr>
+          <w:rFonts w:ascii="Consolas" w:eastAsia="Times New Roman" w:hAnsi="Consolas" w:cs="Times New Roman"/>
+          <w:color w:val="CE9178"/>
+          <w:sz w:val="21"/>
+          <w:szCs w:val="21"/>
+          <w:lang w:val="en-US" w:eastAsia="en-US"/>
+        </w:rPr>
+        <w:t>en</w:t>
+      </w:r>
+      <w:proofErr w:type="spellEnd"/>
+      <w:r>
+        <w:rPr>
+          <w:rFonts w:ascii="Consolas" w:eastAsia="Times New Roman" w:hAnsi="Consolas" w:cs="Times New Roman"/>
+          <w:color w:val="CE9178"/>
+          <w:sz w:val="21"/>
+          <w:szCs w:val="21"/>
+          <w:lang w:val="en-US" w:eastAsia="en-US"/>
+        </w:rPr>
+        <w:t>-US'</w:t>
       </w:r>
       <w:r>
         <w:rPr>
@@ -6809,6 +7487,7 @@
         </w:rPr>
         <w:t xml:space="preserve">                    </w:t>
       </w:r>
+      <w:proofErr w:type="spellStart"/>
       <w:r>
         <w:rPr>
           <w:rFonts w:ascii="Consolas" w:eastAsia="Times New Roman" w:hAnsi="Consolas" w:cs="Times New Roman"/>
@@ -6817,7 +7496,18 @@
           <w:szCs w:val="21"/>
           <w:lang w:val="en-US" w:eastAsia="en-US"/>
         </w:rPr>
-        <w:t>preferredCurrency:</w:t>
+        <w:t>preferredCurrency</w:t>
+      </w:r>
+      <w:proofErr w:type="spellEnd"/>
+      <w:r>
+        <w:rPr>
+          <w:rFonts w:ascii="Consolas" w:eastAsia="Times New Roman" w:hAnsi="Consolas" w:cs="Times New Roman"/>
+          <w:color w:val="9CDCFE"/>
+          <w:sz w:val="21"/>
+          <w:szCs w:val="21"/>
+          <w:lang w:val="en-US" w:eastAsia="en-US"/>
+        </w:rPr>
+        <w:t>:</w:t>
       </w:r>
       <w:r>
         <w:rPr>
@@ -6882,6 +7572,7 @@
         </w:rPr>
         <w:t xml:space="preserve">                    </w:t>
       </w:r>
+      <w:proofErr w:type="spellStart"/>
       <w:r>
         <w:rPr>
           <w:rFonts w:ascii="Consolas" w:eastAsia="Times New Roman" w:hAnsi="Consolas" w:cs="Times New Roman"/>
@@ -6890,7 +7581,18 @@
           <w:szCs w:val="21"/>
           <w:lang w:val="en-US" w:eastAsia="en-US"/>
         </w:rPr>
-        <w:t>supportedLocales:</w:t>
+        <w:t>supportedLocales</w:t>
+      </w:r>
+      <w:proofErr w:type="spellEnd"/>
+      <w:r>
+        <w:rPr>
+          <w:rFonts w:ascii="Consolas" w:eastAsia="Times New Roman" w:hAnsi="Consolas" w:cs="Times New Roman"/>
+          <w:color w:val="9CDCFE"/>
+          <w:sz w:val="21"/>
+          <w:szCs w:val="21"/>
+          <w:lang w:val="en-US" w:eastAsia="en-US"/>
+        </w:rPr>
+        <w:t>:</w:t>
       </w:r>
       <w:r>
         <w:rPr>
@@ -6910,7 +7612,29 @@
           <w:szCs w:val="21"/>
           <w:lang w:val="en-US" w:eastAsia="en-US"/>
         </w:rPr>
-        <w:t>'en-US'</w:t>
+        <w:t>'</w:t>
+      </w:r>
+      <w:proofErr w:type="spellStart"/>
+      <w:r>
+        <w:rPr>
+          <w:rFonts w:ascii="Consolas" w:eastAsia="Times New Roman" w:hAnsi="Consolas" w:cs="Times New Roman"/>
+          <w:color w:val="CE9178"/>
+          <w:sz w:val="21"/>
+          <w:szCs w:val="21"/>
+          <w:lang w:val="en-US" w:eastAsia="en-US"/>
+        </w:rPr>
+        <w:t>en</w:t>
+      </w:r>
+      <w:proofErr w:type="spellEnd"/>
+      <w:r>
+        <w:rPr>
+          <w:rFonts w:ascii="Consolas" w:eastAsia="Times New Roman" w:hAnsi="Consolas" w:cs="Times New Roman"/>
+          <w:color w:val="CE9178"/>
+          <w:sz w:val="21"/>
+          <w:szCs w:val="21"/>
+          <w:lang w:val="en-US" w:eastAsia="en-US"/>
+        </w:rPr>
+        <w:t>-US'</w:t>
       </w:r>
       <w:r>
         <w:rPr>
@@ -6955,6 +7679,7 @@
         </w:rPr>
         <w:t xml:space="preserve">                    </w:t>
       </w:r>
+      <w:proofErr w:type="spellStart"/>
       <w:r>
         <w:rPr>
           <w:rFonts w:ascii="Consolas" w:eastAsia="Times New Roman" w:hAnsi="Consolas" w:cs="Times New Roman"/>
@@ -6963,7 +7688,18 @@
           <w:szCs w:val="21"/>
           <w:lang w:val="en-US" w:eastAsia="en-US"/>
         </w:rPr>
-        <w:t>isFixedPriceModel:</w:t>
+        <w:t>isFixedPriceModel</w:t>
+      </w:r>
+      <w:proofErr w:type="spellEnd"/>
+      <w:r>
+        <w:rPr>
+          <w:rFonts w:ascii="Consolas" w:eastAsia="Times New Roman" w:hAnsi="Consolas" w:cs="Times New Roman"/>
+          <w:color w:val="9CDCFE"/>
+          <w:sz w:val="21"/>
+          <w:szCs w:val="21"/>
+          <w:lang w:val="en-US" w:eastAsia="en-US"/>
+        </w:rPr>
+        <w:t>:</w:t>
       </w:r>
       <w:r>
         <w:rPr>
@@ -7018,6 +7754,7 @@
         </w:rPr>
         <w:t xml:space="preserve">                    </w:t>
       </w:r>
+      <w:proofErr w:type="spellStart"/>
       <w:r>
         <w:rPr>
           <w:rFonts w:ascii="Consolas" w:eastAsia="Times New Roman" w:hAnsi="Consolas" w:cs="Times New Roman"/>
@@ -7026,7 +7763,18 @@
           <w:szCs w:val="21"/>
           <w:lang w:val="en-US" w:eastAsia="en-US"/>
         </w:rPr>
-        <w:t>isSupportedByESW:</w:t>
+        <w:t>isSupportedByESW</w:t>
+      </w:r>
+      <w:proofErr w:type="spellEnd"/>
+      <w:r>
+        <w:rPr>
+          <w:rFonts w:ascii="Consolas" w:eastAsia="Times New Roman" w:hAnsi="Consolas" w:cs="Times New Roman"/>
+          <w:color w:val="9CDCFE"/>
+          <w:sz w:val="21"/>
+          <w:szCs w:val="21"/>
+          <w:lang w:val="en-US" w:eastAsia="en-US"/>
+        </w:rPr>
+        <w:t>:</w:t>
       </w:r>
       <w:r>
         <w:rPr>
@@ -7081,6 +7829,7 @@
         </w:rPr>
         <w:t xml:space="preserve">                    </w:t>
       </w:r>
+      <w:proofErr w:type="spellStart"/>
       <w:r>
         <w:rPr>
           <w:rFonts w:ascii="Consolas" w:eastAsia="Times New Roman" w:hAnsi="Consolas" w:cs="Times New Roman"/>
@@ -7089,7 +7838,18 @@
           <w:szCs w:val="21"/>
           <w:lang w:val="en-US" w:eastAsia="en-US"/>
         </w:rPr>
-        <w:t>actualCurrency:</w:t>
+        <w:t>actualCurrency</w:t>
+      </w:r>
+      <w:proofErr w:type="spellEnd"/>
+      <w:r>
+        <w:rPr>
+          <w:rFonts w:ascii="Consolas" w:eastAsia="Times New Roman" w:hAnsi="Consolas" w:cs="Times New Roman"/>
+          <w:color w:val="9CDCFE"/>
+          <w:sz w:val="21"/>
+          <w:szCs w:val="21"/>
+          <w:lang w:val="en-US" w:eastAsia="en-US"/>
+        </w:rPr>
+        <w:t>:</w:t>
       </w:r>
       <w:r>
         <w:rPr>
@@ -7144,6 +7904,7 @@
         </w:rPr>
         <w:t xml:space="preserve">                    </w:t>
       </w:r>
+      <w:proofErr w:type="spellStart"/>
       <w:r>
         <w:rPr>
           <w:rFonts w:ascii="Consolas" w:eastAsia="Times New Roman" w:hAnsi="Consolas" w:cs="Times New Roman"/>
@@ -7152,7 +7913,18 @@
           <w:szCs w:val="21"/>
           <w:lang w:val="en-US" w:eastAsia="en-US"/>
         </w:rPr>
-        <w:t>countryCode:</w:t>
+        <w:t>countryCode</w:t>
+      </w:r>
+      <w:proofErr w:type="spellEnd"/>
+      <w:r>
+        <w:rPr>
+          <w:rFonts w:ascii="Consolas" w:eastAsia="Times New Roman" w:hAnsi="Consolas" w:cs="Times New Roman"/>
+          <w:color w:val="9CDCFE"/>
+          <w:sz w:val="21"/>
+          <w:szCs w:val="21"/>
+          <w:lang w:val="en-US" w:eastAsia="en-US"/>
+        </w:rPr>
+        <w:t>:</w:t>
       </w:r>
       <w:r>
         <w:rPr>
@@ -7424,7 +8196,21 @@
         <w:rPr>
           <w:rFonts w:ascii="Arial" w:hAnsi="Arial" w:cs="Arial"/>
         </w:rPr>
-        <w:t>Display geo ip alert if user changes the location</w:t>
+        <w:t xml:space="preserve">Display geo </w:t>
+      </w:r>
+      <w:proofErr w:type="spellStart"/>
+      <w:r>
+        <w:rPr>
+          <w:rFonts w:ascii="Arial" w:hAnsi="Arial" w:cs="Arial"/>
+        </w:rPr>
+        <w:t>ip</w:t>
+      </w:r>
+      <w:proofErr w:type="spellEnd"/>
+      <w:r>
+        <w:rPr>
+          <w:rFonts w:ascii="Arial" w:hAnsi="Arial" w:cs="Arial"/>
+        </w:rPr>
+        <w:t xml:space="preserve"> alert if user changes the location</w:t>
       </w:r>
     </w:p>
     <w:p>
@@ -7476,8 +8262,16 @@
         <w:rPr>
           <w:rFonts w:ascii="Arial" w:hAnsi="Arial" w:cs="Arial"/>
         </w:rPr>
-        <w:t>Go to /overrides/components/footer/index.jsx</w:t>
-      </w:r>
+        <w:t>Go to /overrides/components/footer/</w:t>
+      </w:r>
+      <w:proofErr w:type="spellStart"/>
+      <w:r>
+        <w:rPr>
+          <w:rFonts w:ascii="Arial" w:hAnsi="Arial" w:cs="Arial"/>
+        </w:rPr>
+        <w:t>index.jsx</w:t>
+      </w:r>
+      <w:proofErr w:type="spellEnd"/>
       <w:r>
         <w:rPr>
           <w:rFonts w:ascii="Arial" w:hAnsi="Arial" w:cs="Arial"/>
@@ -7501,7 +8295,35 @@
         <w:rPr>
           <w:rFonts w:ascii="Arial" w:hAnsi="Arial" w:cs="Arial"/>
         </w:rPr>
-        <w:t>Copy the file from pwa-kit if its not already there</w:t>
+        <w:t xml:space="preserve">Copy the file from </w:t>
+      </w:r>
+      <w:proofErr w:type="spellStart"/>
+      <w:r>
+        <w:rPr>
+          <w:rFonts w:ascii="Arial" w:hAnsi="Arial" w:cs="Arial"/>
+        </w:rPr>
+        <w:t>pwa</w:t>
+      </w:r>
+      <w:proofErr w:type="spellEnd"/>
+      <w:r>
+        <w:rPr>
+          <w:rFonts w:ascii="Arial" w:hAnsi="Arial" w:cs="Arial"/>
+        </w:rPr>
+        <w:t xml:space="preserve">-kit if </w:t>
+      </w:r>
+      <w:proofErr w:type="spellStart"/>
+      <w:r>
+        <w:rPr>
+          <w:rFonts w:ascii="Arial" w:hAnsi="Arial" w:cs="Arial"/>
+        </w:rPr>
+        <w:t>its</w:t>
+      </w:r>
+      <w:proofErr w:type="spellEnd"/>
+      <w:r>
+        <w:rPr>
+          <w:rFonts w:ascii="Arial" w:hAnsi="Arial" w:cs="Arial"/>
+        </w:rPr>
+        <w:t xml:space="preserve"> not already there</w:t>
       </w:r>
     </w:p>
     <w:p>
@@ -7521,7 +8343,21 @@
           <w:rFonts w:ascii="Arial" w:hAnsi="Arial" w:cs="Arial"/>
         </w:rPr>
         <w:lastRenderedPageBreak/>
-        <w:t>Import EswInit component</w:t>
+        <w:t xml:space="preserve">Import </w:t>
+      </w:r>
+      <w:proofErr w:type="spellStart"/>
+      <w:r>
+        <w:rPr>
+          <w:rFonts w:ascii="Arial" w:hAnsi="Arial" w:cs="Arial"/>
+        </w:rPr>
+        <w:t>EswInit</w:t>
+      </w:r>
+      <w:proofErr w:type="spellEnd"/>
+      <w:r>
+        <w:rPr>
+          <w:rFonts w:ascii="Arial" w:hAnsi="Arial" w:cs="Arial"/>
+        </w:rPr>
+        <w:t xml:space="preserve"> component</w:t>
       </w:r>
     </w:p>
     <w:p>
@@ -7551,6 +8387,7 @@
         </w:rPr>
         <w:t xml:space="preserve"> {</w:t>
       </w:r>
+      <w:proofErr w:type="spellStart"/>
       <w:r>
         <w:rPr>
           <w:rFonts w:ascii="Arial" w:eastAsia="Times New Roman" w:hAnsi="Arial" w:cs="Arial"/>
@@ -7559,6 +8396,7 @@
         </w:rPr>
         <w:t>EswInit</w:t>
       </w:r>
+      <w:proofErr w:type="spellEnd"/>
       <w:r>
         <w:rPr>
           <w:rFonts w:ascii="Arial" w:eastAsia="Times New Roman" w:hAnsi="Arial" w:cs="Arial"/>
@@ -7589,7 +8427,43 @@
           <w:color w:val="CE9178"/>
           <w:lang w:val="en-US" w:eastAsia="en-US"/>
         </w:rPr>
-        <w:t>'../../esw/components/esw-init'</w:t>
+        <w:t>'../../</w:t>
+      </w:r>
+      <w:proofErr w:type="spellStart"/>
+      <w:r>
+        <w:rPr>
+          <w:rFonts w:ascii="Arial" w:eastAsia="Times New Roman" w:hAnsi="Arial" w:cs="Arial"/>
+          <w:color w:val="CE9178"/>
+          <w:lang w:val="en-US" w:eastAsia="en-US"/>
+        </w:rPr>
+        <w:t>esw</w:t>
+      </w:r>
+      <w:proofErr w:type="spellEnd"/>
+      <w:r>
+        <w:rPr>
+          <w:rFonts w:ascii="Arial" w:eastAsia="Times New Roman" w:hAnsi="Arial" w:cs="Arial"/>
+          <w:color w:val="CE9178"/>
+          <w:lang w:val="en-US" w:eastAsia="en-US"/>
+        </w:rPr>
+        <w:t>/components/</w:t>
+      </w:r>
+      <w:proofErr w:type="spellStart"/>
+      <w:r>
+        <w:rPr>
+          <w:rFonts w:ascii="Arial" w:eastAsia="Times New Roman" w:hAnsi="Arial" w:cs="Arial"/>
+          <w:color w:val="CE9178"/>
+          <w:lang w:val="en-US" w:eastAsia="en-US"/>
+        </w:rPr>
+        <w:t>esw-init</w:t>
+      </w:r>
+      <w:proofErr w:type="spellEnd"/>
+      <w:r>
+        <w:rPr>
+          <w:rFonts w:ascii="Arial" w:eastAsia="Times New Roman" w:hAnsi="Arial" w:cs="Arial"/>
+          <w:color w:val="CE9178"/>
+          <w:lang w:val="en-US" w:eastAsia="en-US"/>
+        </w:rPr>
+        <w:t>'</w:t>
       </w:r>
     </w:p>
     <w:p>
@@ -7617,7 +8491,21 @@
         <w:rPr>
           <w:rFonts w:ascii="Arial" w:hAnsi="Arial" w:cs="Arial"/>
         </w:rPr>
-        <w:t>Add EswInit component as shown in figure</w:t>
+        <w:t xml:space="preserve">Add </w:t>
+      </w:r>
+      <w:proofErr w:type="spellStart"/>
+      <w:r>
+        <w:rPr>
+          <w:rFonts w:ascii="Arial" w:hAnsi="Arial" w:cs="Arial"/>
+        </w:rPr>
+        <w:t>EswInit</w:t>
+      </w:r>
+      <w:proofErr w:type="spellEnd"/>
+      <w:r>
+        <w:rPr>
+          <w:rFonts w:ascii="Arial" w:hAnsi="Arial" w:cs="Arial"/>
+        </w:rPr>
+        <w:t xml:space="preserve"> component as shown in figure</w:t>
       </w:r>
       <w:r>
         <w:rPr>
@@ -7676,13 +8564,23 @@
           <w:bCs/>
         </w:rPr>
       </w:pPr>
+      <w:proofErr w:type="spellStart"/>
       <w:r>
         <w:rPr>
           <w:rFonts w:ascii="Arial" w:hAnsi="Arial" w:cs="Arial"/>
           <w:b/>
           <w:bCs/>
         </w:rPr>
-        <w:t>EswInit component call APIs during initial rendering of the app</w:t>
+        <w:t>EswInit</w:t>
+      </w:r>
+      <w:proofErr w:type="spellEnd"/>
+      <w:r>
+        <w:rPr>
+          <w:rFonts w:ascii="Arial" w:hAnsi="Arial" w:cs="Arial"/>
+          <w:b/>
+          <w:bCs/>
+        </w:rPr>
+        <w:t xml:space="preserve"> component call APIs during initial rendering of the app</w:t>
       </w:r>
     </w:p>
     <w:p>
@@ -7818,7 +8716,35 @@
         <w:rPr>
           <w:rFonts w:ascii="Arial" w:hAnsi="Arial" w:cs="Arial"/>
         </w:rPr>
-        <w:t>Copy and paste login-fields.jsx from ESW pwa cartridge</w:t>
+        <w:t>Copy and paste login-</w:t>
+      </w:r>
+      <w:proofErr w:type="spellStart"/>
+      <w:r>
+        <w:rPr>
+          <w:rFonts w:ascii="Arial" w:hAnsi="Arial" w:cs="Arial"/>
+        </w:rPr>
+        <w:t>fields.jsx</w:t>
+      </w:r>
+      <w:proofErr w:type="spellEnd"/>
+      <w:r>
+        <w:rPr>
+          <w:rFonts w:ascii="Arial" w:hAnsi="Arial" w:cs="Arial"/>
+        </w:rPr>
+        <w:t xml:space="preserve"> from ESW </w:t>
+      </w:r>
+      <w:proofErr w:type="spellStart"/>
+      <w:r>
+        <w:rPr>
+          <w:rFonts w:ascii="Arial" w:hAnsi="Arial" w:cs="Arial"/>
+        </w:rPr>
+        <w:t>pwa</w:t>
+      </w:r>
+      <w:proofErr w:type="spellEnd"/>
+      <w:r>
+        <w:rPr>
+          <w:rFonts w:ascii="Arial" w:hAnsi="Arial" w:cs="Arial"/>
+        </w:rPr>
+        <w:t xml:space="preserve"> cartridge</w:t>
       </w:r>
     </w:p>
     <w:p>
@@ -7907,7 +8833,35 @@
         <w:rPr>
           <w:rFonts w:ascii="Arial" w:hAnsi="Arial" w:cs="Arial"/>
         </w:rPr>
-        <w:t>Copy and paste registration-fields.jsx from ESW pwa cartridge</w:t>
+        <w:t>Copy and paste registration-</w:t>
+      </w:r>
+      <w:proofErr w:type="spellStart"/>
+      <w:r>
+        <w:rPr>
+          <w:rFonts w:ascii="Arial" w:hAnsi="Arial" w:cs="Arial"/>
+        </w:rPr>
+        <w:t>fields.jsx</w:t>
+      </w:r>
+      <w:proofErr w:type="spellEnd"/>
+      <w:r>
+        <w:rPr>
+          <w:rFonts w:ascii="Arial" w:hAnsi="Arial" w:cs="Arial"/>
+        </w:rPr>
+        <w:t xml:space="preserve"> from ESW </w:t>
+      </w:r>
+      <w:proofErr w:type="spellStart"/>
+      <w:r>
+        <w:rPr>
+          <w:rFonts w:ascii="Arial" w:hAnsi="Arial" w:cs="Arial"/>
+        </w:rPr>
+        <w:t>pwa</w:t>
+      </w:r>
+      <w:proofErr w:type="spellEnd"/>
+      <w:r>
+        <w:rPr>
+          <w:rFonts w:ascii="Arial" w:hAnsi="Arial" w:cs="Arial"/>
+        </w:rPr>
+        <w:t xml:space="preserve"> cartridge</w:t>
       </w:r>
     </w:p>
     <w:p>
@@ -8037,7 +8991,21 @@
         <w:rPr>
           <w:rFonts w:ascii="Arial" w:hAnsi="Arial" w:cs="Arial"/>
         </w:rPr>
-        <w:t>We will override this component by adding “EswReturnProhibitMsg” component</w:t>
+        <w:t>We will override this component by adding “</w:t>
+      </w:r>
+      <w:proofErr w:type="spellStart"/>
+      <w:r>
+        <w:rPr>
+          <w:rFonts w:ascii="Arial" w:hAnsi="Arial" w:cs="Arial"/>
+        </w:rPr>
+        <w:t>EswReturnProhibitMsg</w:t>
+      </w:r>
+      <w:proofErr w:type="spellEnd"/>
+      <w:r>
+        <w:rPr>
+          <w:rFonts w:ascii="Arial" w:hAnsi="Arial" w:cs="Arial"/>
+        </w:rPr>
+        <w:t>” component</w:t>
       </w:r>
       <w:r>
         <w:rPr>
@@ -8062,8 +9030,16 @@
         <w:rPr>
           <w:rFonts w:ascii="Arial" w:hAnsi="Arial" w:cs="Arial"/>
         </w:rPr>
-        <w:t>Go to /overrides/components/product-item/index.jsx</w:t>
-      </w:r>
+        <w:t>Go to /overrides/components/product-item/</w:t>
+      </w:r>
+      <w:proofErr w:type="spellStart"/>
+      <w:r>
+        <w:rPr>
+          <w:rFonts w:ascii="Arial" w:hAnsi="Arial" w:cs="Arial"/>
+        </w:rPr>
+        <w:t>index.jsx</w:t>
+      </w:r>
+      <w:proofErr w:type="spellEnd"/>
     </w:p>
     <w:p>
       <w:pPr>
@@ -8081,7 +9057,21 @@
         <w:rPr>
           <w:rFonts w:ascii="Arial" w:hAnsi="Arial" w:cs="Arial"/>
         </w:rPr>
-        <w:t>If file is not there then get it from pwa cartridge</w:t>
+        <w:t xml:space="preserve">If file is not there then get it from </w:t>
+      </w:r>
+      <w:proofErr w:type="spellStart"/>
+      <w:r>
+        <w:rPr>
+          <w:rFonts w:ascii="Arial" w:hAnsi="Arial" w:cs="Arial"/>
+        </w:rPr>
+        <w:t>pwa</w:t>
+      </w:r>
+      <w:proofErr w:type="spellEnd"/>
+      <w:r>
+        <w:rPr>
+          <w:rFonts w:ascii="Arial" w:hAnsi="Arial" w:cs="Arial"/>
+        </w:rPr>
+        <w:t xml:space="preserve"> cartridge</w:t>
       </w:r>
     </w:p>
     <w:p>
@@ -8136,6 +9126,7 @@
         </w:rPr>
         <w:t xml:space="preserve"> {</w:t>
       </w:r>
+      <w:proofErr w:type="spellStart"/>
       <w:r>
         <w:rPr>
           <w:rFonts w:ascii="Consolas" w:eastAsia="Times New Roman" w:hAnsi="Consolas" w:cs="Times New Roman"/>
@@ -8146,6 +9137,7 @@
         </w:rPr>
         <w:t>EswReturnProhibitMsg</w:t>
       </w:r>
+      <w:proofErr w:type="spellEnd"/>
       <w:r>
         <w:rPr>
           <w:rFonts w:ascii="Consolas" w:eastAsia="Times New Roman" w:hAnsi="Consolas" w:cs="Times New Roman"/>
@@ -8184,7 +9176,29 @@
           <w:szCs w:val="21"/>
           <w:lang w:val="en-US" w:eastAsia="en-US"/>
         </w:rPr>
-        <w:t>'../../esw/components/product-return-prohibit-msg'</w:t>
+        <w:t>'../../</w:t>
+      </w:r>
+      <w:proofErr w:type="spellStart"/>
+      <w:r>
+        <w:rPr>
+          <w:rFonts w:ascii="Consolas" w:eastAsia="Times New Roman" w:hAnsi="Consolas" w:cs="Times New Roman"/>
+          <w:color w:val="CE9178"/>
+          <w:sz w:val="21"/>
+          <w:szCs w:val="21"/>
+          <w:lang w:val="en-US" w:eastAsia="en-US"/>
+        </w:rPr>
+        <w:t>esw</w:t>
+      </w:r>
+      <w:proofErr w:type="spellEnd"/>
+      <w:r>
+        <w:rPr>
+          <w:rFonts w:ascii="Consolas" w:eastAsia="Times New Roman" w:hAnsi="Consolas" w:cs="Times New Roman"/>
+          <w:color w:val="CE9178"/>
+          <w:sz w:val="21"/>
+          <w:szCs w:val="21"/>
+          <w:lang w:val="en-US" w:eastAsia="en-US"/>
+        </w:rPr>
+        <w:t>/components/product-return-prohibit-msg'</w:t>
       </w:r>
     </w:p>
     <w:p>
@@ -8277,7 +9291,25 @@
           <w:b/>
           <w:bCs/>
         </w:rPr>
-        <w:t>We will call this component in /overrides/pages/cart/index.jsx in later steps</w:t>
+        <w:t>We will call this component in /overrides/pages/cart/</w:t>
+      </w:r>
+      <w:proofErr w:type="spellStart"/>
+      <w:r>
+        <w:rPr>
+          <w:rFonts w:ascii="Arial" w:hAnsi="Arial" w:cs="Arial"/>
+          <w:b/>
+          <w:bCs/>
+        </w:rPr>
+        <w:t>index.jsx</w:t>
+      </w:r>
+      <w:proofErr w:type="spellEnd"/>
+      <w:r>
+        <w:rPr>
+          <w:rFonts w:ascii="Arial" w:hAnsi="Arial" w:cs="Arial"/>
+          <w:b/>
+          <w:bCs/>
+        </w:rPr>
+        <w:t xml:space="preserve"> in later steps</w:t>
       </w:r>
     </w:p>
     <w:p>
@@ -8326,7 +9358,21 @@
         <w:rPr>
           <w:rFonts w:ascii="Arial" w:hAnsi="Arial" w:cs="Arial"/>
         </w:rPr>
-        <w:t>) feature of ESW. We will override this component by adding “EswReturnProhibitMsg” component. To add component follow these steps:</w:t>
+        <w:t>) feature of ESW. We will override this component by adding “</w:t>
+      </w:r>
+      <w:proofErr w:type="spellStart"/>
+      <w:r>
+        <w:rPr>
+          <w:rFonts w:ascii="Arial" w:hAnsi="Arial" w:cs="Arial"/>
+        </w:rPr>
+        <w:t>EswReturnProhibitMsg</w:t>
+      </w:r>
+      <w:proofErr w:type="spellEnd"/>
+      <w:r>
+        <w:rPr>
+          <w:rFonts w:ascii="Arial" w:hAnsi="Arial" w:cs="Arial"/>
+        </w:rPr>
+        <w:t>” component. To add component follow these steps:</w:t>
       </w:r>
     </w:p>
     <w:p>
@@ -8345,8 +9391,16 @@
         <w:rPr>
           <w:rFonts w:ascii="Arial" w:hAnsi="Arial" w:cs="Arial"/>
         </w:rPr>
-        <w:t>Go to /overrides/components/product-view/index.jsx</w:t>
-      </w:r>
+        <w:t>Go to /overrides/components/product-view/</w:t>
+      </w:r>
+      <w:proofErr w:type="spellStart"/>
+      <w:r>
+        <w:rPr>
+          <w:rFonts w:ascii="Arial" w:hAnsi="Arial" w:cs="Arial"/>
+        </w:rPr>
+        <w:t>index.jsx</w:t>
+      </w:r>
+      <w:proofErr w:type="spellEnd"/>
     </w:p>
     <w:p>
       <w:pPr>
@@ -8364,7 +9418,21 @@
         <w:rPr>
           <w:rFonts w:ascii="Arial" w:hAnsi="Arial" w:cs="Arial"/>
         </w:rPr>
-        <w:t>If file is not there then get it from pwa cartridge</w:t>
+        <w:t xml:space="preserve">If file is not there then get it from </w:t>
+      </w:r>
+      <w:proofErr w:type="spellStart"/>
+      <w:r>
+        <w:rPr>
+          <w:rFonts w:ascii="Arial" w:hAnsi="Arial" w:cs="Arial"/>
+        </w:rPr>
+        <w:t>pwa</w:t>
+      </w:r>
+      <w:proofErr w:type="spellEnd"/>
+      <w:r>
+        <w:rPr>
+          <w:rFonts w:ascii="Arial" w:hAnsi="Arial" w:cs="Arial"/>
+        </w:rPr>
+        <w:t xml:space="preserve"> cartridge</w:t>
       </w:r>
     </w:p>
     <w:p>
@@ -8419,6 +9487,7 @@
         </w:rPr>
         <w:t xml:space="preserve"> {</w:t>
       </w:r>
+      <w:proofErr w:type="spellStart"/>
       <w:r>
         <w:rPr>
           <w:rFonts w:ascii="Consolas" w:eastAsia="Times New Roman" w:hAnsi="Consolas" w:cs="Times New Roman"/>
@@ -8429,6 +9498,7 @@
         </w:rPr>
         <w:t>EswReturnProhibitMsg</w:t>
       </w:r>
+      <w:proofErr w:type="spellEnd"/>
       <w:r>
         <w:rPr>
           <w:rFonts w:ascii="Consolas" w:eastAsia="Times New Roman" w:hAnsi="Consolas" w:cs="Times New Roman"/>
@@ -8467,7 +9537,29 @@
           <w:szCs w:val="21"/>
           <w:lang w:val="en-US" w:eastAsia="en-US"/>
         </w:rPr>
-        <w:t>'../../esw/components/product-return-prohibit-msg'</w:t>
+        <w:t>'../../</w:t>
+      </w:r>
+      <w:proofErr w:type="spellStart"/>
+      <w:r>
+        <w:rPr>
+          <w:rFonts w:ascii="Consolas" w:eastAsia="Times New Roman" w:hAnsi="Consolas" w:cs="Times New Roman"/>
+          <w:color w:val="CE9178"/>
+          <w:sz w:val="21"/>
+          <w:szCs w:val="21"/>
+          <w:lang w:val="en-US" w:eastAsia="en-US"/>
+        </w:rPr>
+        <w:t>esw</w:t>
+      </w:r>
+      <w:proofErr w:type="spellEnd"/>
+      <w:r>
+        <w:rPr>
+          <w:rFonts w:ascii="Consolas" w:eastAsia="Times New Roman" w:hAnsi="Consolas" w:cs="Times New Roman"/>
+          <w:color w:val="CE9178"/>
+          <w:sz w:val="21"/>
+          <w:szCs w:val="21"/>
+          <w:lang w:val="en-US" w:eastAsia="en-US"/>
+        </w:rPr>
+        <w:t>/components/product-return-prohibit-msg'</w:t>
       </w:r>
     </w:p>
     <w:p>
@@ -8558,12 +9650,14 @@
         </w:rPr>
         <w:t>Override “</w:t>
       </w:r>
+      <w:proofErr w:type="spellStart"/>
       <w:r>
         <w:rPr>
           <w:rFonts w:asciiTheme="majorHAnsi" w:hAnsiTheme="majorHAnsi" w:cstheme="majorHAnsi"/>
         </w:rPr>
         <w:t>useDerivedProduct</w:t>
       </w:r>
+      <w:proofErr w:type="spellEnd"/>
       <w:r>
         <w:rPr>
           <w:rFonts w:asciiTheme="majorHAnsi" w:hAnsiTheme="majorHAnsi" w:cstheme="majorHAnsi"/>
@@ -8636,7 +9730,21 @@
         <w:rPr>
           <w:rFonts w:ascii="Arial" w:hAnsi="Arial" w:cs="Arial"/>
         </w:rPr>
-        <w:t>If file is not there then get it from pwa cartridge</w:t>
+        <w:t xml:space="preserve">If file is not there then get it from </w:t>
+      </w:r>
+      <w:proofErr w:type="spellStart"/>
+      <w:r>
+        <w:rPr>
+          <w:rFonts w:ascii="Arial" w:hAnsi="Arial" w:cs="Arial"/>
+        </w:rPr>
+        <w:t>pwa</w:t>
+      </w:r>
+      <w:proofErr w:type="spellEnd"/>
+      <w:r>
+        <w:rPr>
+          <w:rFonts w:ascii="Arial" w:hAnsi="Arial" w:cs="Arial"/>
+        </w:rPr>
+        <w:t xml:space="preserve"> cartridge</w:t>
       </w:r>
     </w:p>
     <w:p>
@@ -8745,8 +9853,16 @@
         <w:rPr>
           <w:rFonts w:ascii="Arial" w:hAnsi="Arial" w:cs="Arial"/>
         </w:rPr>
-        <w:t>Go to /translations/en-US.json</w:t>
-      </w:r>
+        <w:t>Go to /translations/</w:t>
+      </w:r>
+      <w:proofErr w:type="spellStart"/>
+      <w:r>
+        <w:rPr>
+          <w:rFonts w:ascii="Arial" w:hAnsi="Arial" w:cs="Arial"/>
+        </w:rPr>
+        <w:t>en-US.json</w:t>
+      </w:r>
+      <w:proofErr w:type="spellEnd"/>
     </w:p>
     <w:p>
       <w:pPr>
@@ -8842,7 +9958,29 @@
           <w:szCs w:val="21"/>
           <w:lang w:val="en-US" w:eastAsia="en-US"/>
         </w:rPr>
-        <w:t>"defaultMessage"</w:t>
+        <w:t>"</w:t>
+      </w:r>
+      <w:proofErr w:type="spellStart"/>
+      <w:r>
+        <w:rPr>
+          <w:rFonts w:ascii="Consolas" w:eastAsia="Times New Roman" w:hAnsi="Consolas" w:cs="Times New Roman"/>
+          <w:color w:val="9CDCFE"/>
+          <w:sz w:val="21"/>
+          <w:szCs w:val="21"/>
+          <w:lang w:val="en-US" w:eastAsia="en-US"/>
+        </w:rPr>
+        <w:t>defaultMessage</w:t>
+      </w:r>
+      <w:proofErr w:type="spellEnd"/>
+      <w:r>
+        <w:rPr>
+          <w:rFonts w:ascii="Consolas" w:eastAsia="Times New Roman" w:hAnsi="Consolas" w:cs="Times New Roman"/>
+          <w:color w:val="9CDCFE"/>
+          <w:sz w:val="21"/>
+          <w:szCs w:val="21"/>
+          <w:lang w:val="en-US" w:eastAsia="en-US"/>
+        </w:rPr>
+        <w:t>"</w:t>
       </w:r>
       <w:r>
         <w:rPr>
@@ -8862,7 +10000,29 @@
           <w:szCs w:val="21"/>
           <w:lang w:val="en-US" w:eastAsia="en-US"/>
         </w:rPr>
-        <w:t>"{eswProductRestrictedMsg}"</w:t>
+        <w:t>"{</w:t>
+      </w:r>
+      <w:proofErr w:type="spellStart"/>
+      <w:r>
+        <w:rPr>
+          <w:rFonts w:ascii="Consolas" w:eastAsia="Times New Roman" w:hAnsi="Consolas" w:cs="Times New Roman"/>
+          <w:color w:val="CE9178"/>
+          <w:sz w:val="21"/>
+          <w:szCs w:val="21"/>
+          <w:lang w:val="en-US" w:eastAsia="en-US"/>
+        </w:rPr>
+        <w:t>eswProductRestrictedMsg</w:t>
+      </w:r>
+      <w:proofErr w:type="spellEnd"/>
+      <w:r>
+        <w:rPr>
+          <w:rFonts w:ascii="Consolas" w:eastAsia="Times New Roman" w:hAnsi="Consolas" w:cs="Times New Roman"/>
+          <w:color w:val="CE9178"/>
+          <w:sz w:val="21"/>
+          <w:szCs w:val="21"/>
+          <w:lang w:val="en-US" w:eastAsia="en-US"/>
+        </w:rPr>
+        <w:t>}"</w:t>
       </w:r>
     </w:p>
     <w:p>
@@ -8999,7 +10159,21 @@
         <w:rPr>
           <w:rFonts w:ascii="Arial" w:hAnsi="Arial" w:cs="Arial"/>
         </w:rPr>
-        <w:t>If file is not there then get it from pwa cartridge</w:t>
+        <w:t xml:space="preserve">If file is not there then get it from </w:t>
+      </w:r>
+      <w:proofErr w:type="spellStart"/>
+      <w:r>
+        <w:rPr>
+          <w:rFonts w:ascii="Arial" w:hAnsi="Arial" w:cs="Arial"/>
+        </w:rPr>
+        <w:t>pwa</w:t>
+      </w:r>
+      <w:proofErr w:type="spellEnd"/>
+      <w:r>
+        <w:rPr>
+          <w:rFonts w:ascii="Arial" w:hAnsi="Arial" w:cs="Arial"/>
+        </w:rPr>
+        <w:t xml:space="preserve"> cartridge</w:t>
       </w:r>
     </w:p>
     <w:p>
@@ -9099,7 +10273,29 @@
           <w:szCs w:val="21"/>
           <w:lang w:val="en-US" w:eastAsia="en-US"/>
         </w:rPr>
-        <w:t>// Esw Customization</w:t>
+        <w:t xml:space="preserve">// </w:t>
+      </w:r>
+      <w:proofErr w:type="spellStart"/>
+      <w:r>
+        <w:rPr>
+          <w:rFonts w:ascii="Consolas" w:eastAsia="Times New Roman" w:hAnsi="Consolas" w:cs="Times New Roman"/>
+          <w:color w:val="6A9955"/>
+          <w:sz w:val="21"/>
+          <w:szCs w:val="21"/>
+          <w:lang w:val="en-US" w:eastAsia="en-US"/>
+        </w:rPr>
+        <w:t>Esw</w:t>
+      </w:r>
+      <w:proofErr w:type="spellEnd"/>
+      <w:r>
+        <w:rPr>
+          <w:rFonts w:ascii="Consolas" w:eastAsia="Times New Roman" w:hAnsi="Consolas" w:cs="Times New Roman"/>
+          <w:color w:val="6A9955"/>
+          <w:sz w:val="21"/>
+          <w:szCs w:val="21"/>
+          <w:lang w:val="en-US" w:eastAsia="en-US"/>
+        </w:rPr>
+        <w:t xml:space="preserve"> Customization</w:t>
       </w:r>
     </w:p>
     <w:p>
@@ -9183,7 +10379,51 @@
           <w:szCs w:val="21"/>
           <w:lang w:val="en-US" w:eastAsia="en-US"/>
         </w:rPr>
-        <w:t>'../esw/components/checkout-btn'</w:t>
+        <w:t>'../</w:t>
+      </w:r>
+      <w:proofErr w:type="spellStart"/>
+      <w:r>
+        <w:rPr>
+          <w:rFonts w:ascii="Consolas" w:eastAsia="Times New Roman" w:hAnsi="Consolas" w:cs="Times New Roman"/>
+          <w:color w:val="CE9178"/>
+          <w:sz w:val="21"/>
+          <w:szCs w:val="21"/>
+          <w:lang w:val="en-US" w:eastAsia="en-US"/>
+        </w:rPr>
+        <w:t>esw</w:t>
+      </w:r>
+      <w:proofErr w:type="spellEnd"/>
+      <w:r>
+        <w:rPr>
+          <w:rFonts w:ascii="Consolas" w:eastAsia="Times New Roman" w:hAnsi="Consolas" w:cs="Times New Roman"/>
+          <w:color w:val="CE9178"/>
+          <w:sz w:val="21"/>
+          <w:szCs w:val="21"/>
+          <w:lang w:val="en-US" w:eastAsia="en-US"/>
+        </w:rPr>
+        <w:t>/components/checkout-</w:t>
+      </w:r>
+      <w:proofErr w:type="spellStart"/>
+      <w:r>
+        <w:rPr>
+          <w:rFonts w:ascii="Consolas" w:eastAsia="Times New Roman" w:hAnsi="Consolas" w:cs="Times New Roman"/>
+          <w:color w:val="CE9178"/>
+          <w:sz w:val="21"/>
+          <w:szCs w:val="21"/>
+          <w:lang w:val="en-US" w:eastAsia="en-US"/>
+        </w:rPr>
+        <w:t>btn</w:t>
+      </w:r>
+      <w:proofErr w:type="spellEnd"/>
+      <w:r>
+        <w:rPr>
+          <w:rFonts w:ascii="Consolas" w:eastAsia="Times New Roman" w:hAnsi="Consolas" w:cs="Times New Roman"/>
+          <w:color w:val="CE9178"/>
+          <w:sz w:val="21"/>
+          <w:szCs w:val="21"/>
+          <w:lang w:val="en-US" w:eastAsia="en-US"/>
+        </w:rPr>
+        <w:t>'</w:t>
       </w:r>
     </w:p>
     <w:p>
@@ -9243,6 +10483,7 @@
         </w:rPr>
         <w:t xml:space="preserve">    </w:t>
       </w:r>
+      <w:proofErr w:type="spellStart"/>
       <w:r>
         <w:rPr>
           <w:rFonts w:ascii="Consolas" w:eastAsia="Times New Roman" w:hAnsi="Consolas" w:cs="Times New Roman"/>
@@ -9253,6 +10494,7 @@
         </w:rPr>
         <w:t>useShippingMethodsForShipment</w:t>
       </w:r>
+      <w:proofErr w:type="spellEnd"/>
       <w:r>
         <w:rPr>
           <w:rFonts w:ascii="Consolas" w:eastAsia="Times New Roman" w:hAnsi="Consolas" w:cs="Times New Roman"/>
@@ -9288,6 +10530,7 @@
         <w:lastRenderedPageBreak/>
         <w:t xml:space="preserve">    </w:t>
       </w:r>
+      <w:proofErr w:type="spellStart"/>
       <w:r>
         <w:rPr>
           <w:rFonts w:ascii="Consolas" w:eastAsia="Times New Roman" w:hAnsi="Consolas" w:cs="Times New Roman"/>
@@ -9298,6 +10541,7 @@
         </w:rPr>
         <w:t>useShopperBasketsMutation</w:t>
       </w:r>
+      <w:proofErr w:type="spellEnd"/>
     </w:p>
     <w:p>
       <w:pPr>
@@ -9350,7 +10594,29 @@
           <w:szCs w:val="21"/>
           <w:lang w:val="en-US" w:eastAsia="en-US"/>
         </w:rPr>
-        <w:t>'@salesforce/commerce-sdk-react'</w:t>
+        <w:t>'@salesforce/commerce-</w:t>
+      </w:r>
+      <w:proofErr w:type="spellStart"/>
+      <w:r>
+        <w:rPr>
+          <w:rFonts w:ascii="Consolas" w:eastAsia="Times New Roman" w:hAnsi="Consolas" w:cs="Times New Roman"/>
+          <w:color w:val="CE9178"/>
+          <w:sz w:val="21"/>
+          <w:szCs w:val="21"/>
+          <w:lang w:val="en-US" w:eastAsia="en-US"/>
+        </w:rPr>
+        <w:t>sdk</w:t>
+      </w:r>
+      <w:proofErr w:type="spellEnd"/>
+      <w:r>
+        <w:rPr>
+          <w:rFonts w:ascii="Consolas" w:eastAsia="Times New Roman" w:hAnsi="Consolas" w:cs="Times New Roman"/>
+          <w:color w:val="CE9178"/>
+          <w:sz w:val="21"/>
+          <w:szCs w:val="21"/>
+          <w:lang w:val="en-US" w:eastAsia="en-US"/>
+        </w:rPr>
+        <w:t>-react'</w:t>
       </w:r>
     </w:p>
     <w:p>
@@ -9374,7 +10640,29 @@
           <w:szCs w:val="21"/>
           <w:lang w:val="en-US" w:eastAsia="en-US"/>
         </w:rPr>
-        <w:t>// end Esw Customization</w:t>
+        <w:t xml:space="preserve">// end </w:t>
+      </w:r>
+      <w:proofErr w:type="spellStart"/>
+      <w:r>
+        <w:rPr>
+          <w:rFonts w:ascii="Consolas" w:eastAsia="Times New Roman" w:hAnsi="Consolas" w:cs="Times New Roman"/>
+          <w:color w:val="6A9955"/>
+          <w:sz w:val="21"/>
+          <w:szCs w:val="21"/>
+          <w:lang w:val="en-US" w:eastAsia="en-US"/>
+        </w:rPr>
+        <w:t>Esw</w:t>
+      </w:r>
+      <w:proofErr w:type="spellEnd"/>
+      <w:r>
+        <w:rPr>
+          <w:rFonts w:ascii="Consolas" w:eastAsia="Times New Roman" w:hAnsi="Consolas" w:cs="Times New Roman"/>
+          <w:color w:val="6A9955"/>
+          <w:sz w:val="21"/>
+          <w:szCs w:val="21"/>
+          <w:lang w:val="en-US" w:eastAsia="en-US"/>
+        </w:rPr>
+        <w:t xml:space="preserve"> Customization</w:t>
       </w:r>
     </w:p>
     <w:p>
@@ -9453,6 +10741,7 @@
         </w:rPr>
         <w:t>   </w:t>
       </w:r>
+      <w:proofErr w:type="spellStart"/>
       <w:r>
         <w:rPr>
           <w:rFonts w:ascii="Consolas" w:eastAsia="Times New Roman" w:hAnsi="Consolas" w:cs="Times New Roman"/>
@@ -9463,6 +10752,7 @@
         </w:rPr>
         <w:t>basketIdParam</w:t>
       </w:r>
+      <w:proofErr w:type="spellEnd"/>
       <w:r>
         <w:rPr>
           <w:rFonts w:ascii="Consolas" w:eastAsia="Times New Roman" w:hAnsi="Consolas" w:cs="Times New Roman"/>
@@ -9483,6 +10773,7 @@
         </w:rPr>
         <w:t>{</w:t>
       </w:r>
+      <w:proofErr w:type="spellStart"/>
       <w:r>
         <w:rPr>
           <w:rFonts w:ascii="Consolas" w:eastAsia="Times New Roman" w:hAnsi="Consolas" w:cs="Times New Roman"/>
@@ -9513,6 +10804,7 @@
         </w:rPr>
         <w:t>basketId</w:t>
       </w:r>
+      <w:proofErr w:type="spellEnd"/>
       <w:r>
         <w:rPr>
           <w:rFonts w:ascii="Consolas" w:eastAsia="Times New Roman" w:hAnsi="Consolas" w:cs="Times New Roman"/>
@@ -9601,6 +10893,7 @@
         </w:rPr>
         <w:t>   </w:t>
       </w:r>
+      <w:proofErr w:type="spellStart"/>
       <w:r>
         <w:rPr>
           <w:rFonts w:ascii="Consolas" w:eastAsia="Times New Roman" w:hAnsi="Consolas" w:cs="Times New Roman"/>
@@ -9611,6 +10904,7 @@
         </w:rPr>
         <w:t>checkOrderAble</w:t>
       </w:r>
+      <w:proofErr w:type="spellEnd"/>
       <w:r>
         <w:rPr>
           <w:rFonts w:ascii="Consolas" w:eastAsia="Times New Roman" w:hAnsi="Consolas" w:cs="Times New Roman"/>
@@ -9736,7 +11030,35 @@
         <w:rPr>
           <w:rFonts w:ascii="Arial" w:hAnsi="Arial" w:cs="Arial"/>
         </w:rPr>
-        <w:t>Make sure to change it in two places (&lt;ModalBody/&gt; and &lt;ModalFooter/&gt;) components</w:t>
+        <w:t>Make sure to change it in two places (&lt;</w:t>
+      </w:r>
+      <w:proofErr w:type="spellStart"/>
+      <w:r>
+        <w:rPr>
+          <w:rFonts w:ascii="Arial" w:hAnsi="Arial" w:cs="Arial"/>
+        </w:rPr>
+        <w:t>ModalBody</w:t>
+      </w:r>
+      <w:proofErr w:type="spellEnd"/>
+      <w:r>
+        <w:rPr>
+          <w:rFonts w:ascii="Arial" w:hAnsi="Arial" w:cs="Arial"/>
+        </w:rPr>
+        <w:t>/&gt; and &lt;</w:t>
+      </w:r>
+      <w:proofErr w:type="spellStart"/>
+      <w:r>
+        <w:rPr>
+          <w:rFonts w:ascii="Arial" w:hAnsi="Arial" w:cs="Arial"/>
+        </w:rPr>
+        <w:t>ModalFooter</w:t>
+      </w:r>
+      <w:proofErr w:type="spellEnd"/>
+      <w:r>
+        <w:rPr>
+          <w:rFonts w:ascii="Arial" w:hAnsi="Arial" w:cs="Arial"/>
+        </w:rPr>
+        <w:t>/&gt;) components</w:t>
       </w:r>
     </w:p>
     <w:p>
@@ -9815,7 +11137,21 @@
         <w:rPr>
           <w:rFonts w:ascii="Arial" w:hAnsi="Arial" w:cs="Arial"/>
         </w:rPr>
-        <w:t>If file is not there then get it from pwa cartridge</w:t>
+        <w:t xml:space="preserve">If file is not there then get it from </w:t>
+      </w:r>
+      <w:proofErr w:type="spellStart"/>
+      <w:r>
+        <w:rPr>
+          <w:rFonts w:ascii="Arial" w:hAnsi="Arial" w:cs="Arial"/>
+        </w:rPr>
+        <w:t>pwa</w:t>
+      </w:r>
+      <w:proofErr w:type="spellEnd"/>
+      <w:r>
+        <w:rPr>
+          <w:rFonts w:ascii="Arial" w:hAnsi="Arial" w:cs="Arial"/>
+        </w:rPr>
+        <w:t xml:space="preserve"> cartridge</w:t>
       </w:r>
     </w:p>
     <w:p>
@@ -9870,6 +11206,7 @@
         </w:rPr>
         <w:t xml:space="preserve"> {</w:t>
       </w:r>
+      <w:proofErr w:type="spellStart"/>
       <w:r>
         <w:rPr>
           <w:rFonts w:ascii="Consolas" w:eastAsia="Times New Roman" w:hAnsi="Consolas" w:cs="Times New Roman"/>
@@ -9880,6 +11217,7 @@
         </w:rPr>
         <w:t>getSupportedCountries</w:t>
       </w:r>
+      <w:proofErr w:type="spellEnd"/>
       <w:r>
         <w:rPr>
           <w:rFonts w:ascii="Consolas" w:eastAsia="Times New Roman" w:hAnsi="Consolas" w:cs="Times New Roman"/>
@@ -9918,7 +11256,51 @@
           <w:szCs w:val="21"/>
           <w:lang w:val="en-US" w:eastAsia="en-US"/>
         </w:rPr>
-        <w:t>'../esw/esw-services'</w:t>
+        <w:t>'../</w:t>
+      </w:r>
+      <w:proofErr w:type="spellStart"/>
+      <w:r>
+        <w:rPr>
+          <w:rFonts w:ascii="Consolas" w:eastAsia="Times New Roman" w:hAnsi="Consolas" w:cs="Times New Roman"/>
+          <w:color w:val="CE9178"/>
+          <w:sz w:val="21"/>
+          <w:szCs w:val="21"/>
+          <w:lang w:val="en-US" w:eastAsia="en-US"/>
+        </w:rPr>
+        <w:t>esw</w:t>
+      </w:r>
+      <w:proofErr w:type="spellEnd"/>
+      <w:r>
+        <w:rPr>
+          <w:rFonts w:ascii="Consolas" w:eastAsia="Times New Roman" w:hAnsi="Consolas" w:cs="Times New Roman"/>
+          <w:color w:val="CE9178"/>
+          <w:sz w:val="21"/>
+          <w:szCs w:val="21"/>
+          <w:lang w:val="en-US" w:eastAsia="en-US"/>
+        </w:rPr>
+        <w:t>/</w:t>
+      </w:r>
+      <w:proofErr w:type="spellStart"/>
+      <w:r>
+        <w:rPr>
+          <w:rFonts w:ascii="Consolas" w:eastAsia="Times New Roman" w:hAnsi="Consolas" w:cs="Times New Roman"/>
+          <w:color w:val="CE9178"/>
+          <w:sz w:val="21"/>
+          <w:szCs w:val="21"/>
+          <w:lang w:val="en-US" w:eastAsia="en-US"/>
+        </w:rPr>
+        <w:t>esw</w:t>
+      </w:r>
+      <w:proofErr w:type="spellEnd"/>
+      <w:r>
+        <w:rPr>
+          <w:rFonts w:ascii="Consolas" w:eastAsia="Times New Roman" w:hAnsi="Consolas" w:cs="Times New Roman"/>
+          <w:color w:val="CE9178"/>
+          <w:sz w:val="21"/>
+          <w:szCs w:val="21"/>
+          <w:lang w:val="en-US" w:eastAsia="en-US"/>
+        </w:rPr>
+        <w:t>-services'</w:t>
       </w:r>
     </w:p>
     <w:p>
@@ -9937,7 +11319,21 @@
         <w:rPr>
           <w:rFonts w:ascii="Arial" w:hAnsi="Arial" w:cs="Arial"/>
         </w:rPr>
-        <w:t>Update the function getSites()</w:t>
+        <w:t xml:space="preserve">Update the function </w:t>
+      </w:r>
+      <w:proofErr w:type="spellStart"/>
+      <w:r>
+        <w:rPr>
+          <w:rFonts w:ascii="Arial" w:hAnsi="Arial" w:cs="Arial"/>
+        </w:rPr>
+        <w:t>getSites</w:t>
+      </w:r>
+      <w:proofErr w:type="spellEnd"/>
+      <w:r>
+        <w:rPr>
+          <w:rFonts w:ascii="Arial" w:hAnsi="Arial" w:cs="Arial"/>
+        </w:rPr>
+        <w:t>()</w:t>
       </w:r>
     </w:p>
     <w:p>
@@ -10129,6 +11525,7 @@
         </w:rPr>
         <w:t xml:space="preserve"> </w:t>
       </w:r>
+      <w:proofErr w:type="spellStart"/>
       <w:r>
         <w:rPr>
           <w:rFonts w:ascii="Consolas" w:eastAsia="Times New Roman" w:hAnsi="Consolas" w:cs="Times New Roman"/>
@@ -10139,6 +11536,7 @@
         </w:rPr>
         <w:t>getSites</w:t>
       </w:r>
+      <w:proofErr w:type="spellEnd"/>
       <w:r>
         <w:rPr>
           <w:rFonts w:ascii="Consolas" w:eastAsia="Times New Roman" w:hAnsi="Consolas" w:cs="Times New Roman"/>
@@ -10234,6 +11632,7 @@
         </w:rPr>
         <w:t xml:space="preserve"> </w:t>
       </w:r>
+      <w:proofErr w:type="spellStart"/>
       <w:r>
         <w:rPr>
           <w:rFonts w:ascii="Consolas" w:eastAsia="Times New Roman" w:hAnsi="Consolas" w:cs="Times New Roman"/>
@@ -10244,6 +11643,7 @@
         </w:rPr>
         <w:t>sitesFromConfig</w:t>
       </w:r>
+      <w:proofErr w:type="spellEnd"/>
       <w:r>
         <w:rPr>
           <w:rFonts w:ascii="Consolas" w:eastAsia="Times New Roman" w:hAnsi="Consolas" w:cs="Times New Roman"/>
@@ -10274,6 +11674,7 @@
         </w:rPr>
         <w:t xml:space="preserve"> </w:t>
       </w:r>
+      <w:proofErr w:type="spellStart"/>
       <w:r>
         <w:rPr>
           <w:rFonts w:ascii="Consolas" w:eastAsia="Times New Roman" w:hAnsi="Consolas" w:cs="Times New Roman"/>
@@ -10284,6 +11685,7 @@
         </w:rPr>
         <w:t>getConfig</w:t>
       </w:r>
+      <w:proofErr w:type="spellEnd"/>
       <w:r>
         <w:rPr>
           <w:rFonts w:ascii="Consolas" w:eastAsia="Times New Roman" w:hAnsi="Consolas" w:cs="Times New Roman"/>
@@ -10376,6 +11778,7 @@
         </w:rPr>
         <w:t xml:space="preserve">    </w:t>
       </w:r>
+      <w:proofErr w:type="spellStart"/>
       <w:r>
         <w:rPr>
           <w:rFonts w:ascii="Consolas" w:eastAsia="Times New Roman" w:hAnsi="Consolas" w:cs="Times New Roman"/>
@@ -10386,6 +11789,7 @@
         </w:rPr>
         <w:t>getSupportedCountries</w:t>
       </w:r>
+      <w:proofErr w:type="spellEnd"/>
       <w:r>
         <w:rPr>
           <w:rFonts w:ascii="Consolas" w:eastAsia="Times New Roman" w:hAnsi="Consolas" w:cs="Times New Roman"/>
@@ -10480,6 +11884,7 @@
         </w:rPr>
         <w:t xml:space="preserve"> </w:t>
       </w:r>
+      <w:proofErr w:type="spellStart"/>
       <w:r>
         <w:rPr>
           <w:rFonts w:ascii="Consolas" w:eastAsia="Times New Roman" w:hAnsi="Consolas" w:cs="Times New Roman"/>
@@ -10510,6 +11915,7 @@
         </w:rPr>
         <w:t>json</w:t>
       </w:r>
+      <w:proofErr w:type="spellEnd"/>
       <w:r>
         <w:rPr>
           <w:rFonts w:ascii="Consolas" w:eastAsia="Times New Roman" w:hAnsi="Consolas" w:cs="Times New Roman"/>
@@ -10604,6 +12010,7 @@
         </w:rPr>
         <w:t xml:space="preserve"> (</w:t>
       </w:r>
+      <w:proofErr w:type="spellStart"/>
       <w:r>
         <w:rPr>
           <w:rFonts w:ascii="Consolas" w:eastAsia="Times New Roman" w:hAnsi="Consolas" w:cs="Times New Roman"/>
@@ -10634,6 +12041,7 @@
         </w:rPr>
         <w:t>sites</w:t>
       </w:r>
+      <w:proofErr w:type="spellEnd"/>
       <w:r>
         <w:rPr>
           <w:rFonts w:ascii="Consolas" w:eastAsia="Times New Roman" w:hAnsi="Consolas" w:cs="Times New Roman"/>
@@ -10664,6 +12072,7 @@
         </w:rPr>
         <w:t xml:space="preserve"> </w:t>
       </w:r>
+      <w:proofErr w:type="spellStart"/>
       <w:r>
         <w:rPr>
           <w:rFonts w:ascii="Consolas" w:eastAsia="Times New Roman" w:hAnsi="Consolas" w:cs="Times New Roman"/>
@@ -10694,6 +12103,7 @@
         </w:rPr>
         <w:t>allowedCountries</w:t>
       </w:r>
+      <w:proofErr w:type="spellEnd"/>
       <w:r>
         <w:rPr>
           <w:rFonts w:ascii="Consolas" w:eastAsia="Times New Roman" w:hAnsi="Consolas" w:cs="Times New Roman"/>
@@ -10802,6 +12212,7 @@
         </w:rPr>
         <w:t xml:space="preserve"> [], </w:t>
       </w:r>
+      <w:proofErr w:type="spellStart"/>
       <w:r>
         <w:rPr>
           <w:rFonts w:ascii="Consolas" w:eastAsia="Times New Roman" w:hAnsi="Consolas" w:cs="Times New Roman"/>
@@ -10812,6 +12223,7 @@
         </w:rPr>
         <w:t>siteAliases</w:t>
       </w:r>
+      <w:proofErr w:type="spellEnd"/>
       <w:r>
         <w:rPr>
           <w:rFonts w:ascii="Consolas" w:eastAsia="Times New Roman" w:hAnsi="Consolas" w:cs="Times New Roman"/>
@@ -10862,6 +12274,7 @@
         </w:rPr>
         <w:t xml:space="preserve"> </w:t>
       </w:r>
+      <w:proofErr w:type="spellStart"/>
       <w:r>
         <w:rPr>
           <w:rFonts w:ascii="Consolas" w:eastAsia="Times New Roman" w:hAnsi="Consolas" w:cs="Times New Roman"/>
@@ -10872,6 +12285,7 @@
         </w:rPr>
         <w:t>sitesFromConfig</w:t>
       </w:r>
+      <w:proofErr w:type="spellEnd"/>
       <w:r>
         <w:rPr>
           <w:rFonts w:ascii="Consolas" w:eastAsia="Times New Roman" w:hAnsi="Consolas" w:cs="Times New Roman"/>
@@ -10970,6 +12384,7 @@
         </w:rPr>
         <w:t>!</w:t>
       </w:r>
+      <w:proofErr w:type="spellStart"/>
       <w:r>
         <w:rPr>
           <w:rFonts w:ascii="Consolas" w:eastAsia="Times New Roman" w:hAnsi="Consolas" w:cs="Times New Roman"/>
@@ -11000,6 +12415,7 @@
         </w:rPr>
         <w:t>length</w:t>
       </w:r>
+      <w:proofErr w:type="spellEnd"/>
       <w:r>
         <w:rPr>
           <w:rFonts w:ascii="Consolas" w:eastAsia="Times New Roman" w:hAnsi="Consolas" w:cs="Times New Roman"/>
@@ -11196,6 +12612,7 @@
         </w:rPr>
         <w:t xml:space="preserve"> </w:t>
       </w:r>
+      <w:proofErr w:type="spellStart"/>
       <w:r>
         <w:rPr>
           <w:rFonts w:ascii="Consolas" w:eastAsia="Times New Roman" w:hAnsi="Consolas" w:cs="Times New Roman"/>
@@ -11226,6 +12643,7 @@
         </w:rPr>
         <w:t>map</w:t>
       </w:r>
+      <w:proofErr w:type="spellEnd"/>
       <w:r>
         <w:rPr>
           <w:rFonts w:ascii="Consolas" w:eastAsia="Times New Roman" w:hAnsi="Consolas" w:cs="Times New Roman"/>
@@ -11360,6 +12778,7 @@
         </w:rPr>
         <w:t xml:space="preserve"> </w:t>
       </w:r>
+      <w:proofErr w:type="spellStart"/>
       <w:r>
         <w:rPr>
           <w:rFonts w:ascii="Consolas" w:eastAsia="Times New Roman" w:hAnsi="Consolas" w:cs="Times New Roman"/>
@@ -11370,6 +12789,7 @@
         </w:rPr>
         <w:t>siteAliases</w:t>
       </w:r>
+      <w:proofErr w:type="spellEnd"/>
       <w:r>
         <w:rPr>
           <w:rFonts w:ascii="Consolas" w:eastAsia="Times New Roman" w:hAnsi="Consolas" w:cs="Times New Roman"/>
@@ -11842,8 +13262,16 @@
         <w:rPr>
           <w:rFonts w:ascii="Arial" w:hAnsi="Arial" w:cs="Arial"/>
         </w:rPr>
-        <w:t>Go to /overrides/pages/account/order-detail.jsx</w:t>
-      </w:r>
+        <w:t>Go to /overrides/pages/account/order-</w:t>
+      </w:r>
+      <w:proofErr w:type="spellStart"/>
+      <w:r>
+        <w:rPr>
+          <w:rFonts w:ascii="Arial" w:hAnsi="Arial" w:cs="Arial"/>
+        </w:rPr>
+        <w:t>detail.jsx</w:t>
+      </w:r>
+      <w:proofErr w:type="spellEnd"/>
     </w:p>
     <w:p>
       <w:pPr>
@@ -11861,7 +13289,21 @@
         <w:rPr>
           <w:rFonts w:ascii="Arial" w:hAnsi="Arial" w:cs="Arial"/>
         </w:rPr>
-        <w:t>If file is not there then get it from pwa cartridge</w:t>
+        <w:t xml:space="preserve">If file is not there then get it from </w:t>
+      </w:r>
+      <w:proofErr w:type="spellStart"/>
+      <w:r>
+        <w:rPr>
+          <w:rFonts w:ascii="Arial" w:hAnsi="Arial" w:cs="Arial"/>
+        </w:rPr>
+        <w:t>pwa</w:t>
+      </w:r>
+      <w:proofErr w:type="spellEnd"/>
+      <w:r>
+        <w:rPr>
+          <w:rFonts w:ascii="Arial" w:hAnsi="Arial" w:cs="Arial"/>
+        </w:rPr>
+        <w:t xml:space="preserve"> cartridge</w:t>
       </w:r>
     </w:p>
     <w:p>
@@ -11880,7 +13322,21 @@
         <w:rPr>
           <w:rFonts w:ascii="Arial" w:hAnsi="Arial" w:cs="Arial"/>
         </w:rPr>
-        <w:t>Import EswOrderTracking component</w:t>
+        <w:t xml:space="preserve">Import </w:t>
+      </w:r>
+      <w:proofErr w:type="spellStart"/>
+      <w:r>
+        <w:rPr>
+          <w:rFonts w:ascii="Arial" w:hAnsi="Arial" w:cs="Arial"/>
+        </w:rPr>
+        <w:t>EswOrderTracking</w:t>
+      </w:r>
+      <w:proofErr w:type="spellEnd"/>
+      <w:r>
+        <w:rPr>
+          <w:rFonts w:ascii="Arial" w:hAnsi="Arial" w:cs="Arial"/>
+        </w:rPr>
+        <w:t xml:space="preserve"> component</w:t>
       </w:r>
     </w:p>
     <w:p>
@@ -11916,6 +13372,7 @@
         </w:rPr>
         <w:t xml:space="preserve"> </w:t>
       </w:r>
+      <w:proofErr w:type="spellStart"/>
       <w:r>
         <w:rPr>
           <w:rFonts w:ascii="Consolas" w:eastAsia="Times New Roman" w:hAnsi="Consolas" w:cs="Times New Roman"/>
@@ -11926,6 +13383,7 @@
         </w:rPr>
         <w:t>ESWOrderTracking</w:t>
       </w:r>
+      <w:proofErr w:type="spellEnd"/>
       <w:r>
         <w:rPr>
           <w:rFonts w:ascii="Consolas" w:eastAsia="Times New Roman" w:hAnsi="Consolas" w:cs="Times New Roman"/>
@@ -11964,7 +13422,29 @@
           <w:szCs w:val="21"/>
           <w:lang w:val="en-US" w:eastAsia="en-US"/>
         </w:rPr>
-        <w:t>'../../esw/components/order-tracking/index'</w:t>
+        <w:t>'../../</w:t>
+      </w:r>
+      <w:proofErr w:type="spellStart"/>
+      <w:r>
+        <w:rPr>
+          <w:rFonts w:ascii="Consolas" w:eastAsia="Times New Roman" w:hAnsi="Consolas" w:cs="Times New Roman"/>
+          <w:color w:val="CE9178"/>
+          <w:sz w:val="21"/>
+          <w:szCs w:val="21"/>
+          <w:lang w:val="en-US" w:eastAsia="en-US"/>
+        </w:rPr>
+        <w:t>esw</w:t>
+      </w:r>
+      <w:proofErr w:type="spellEnd"/>
+      <w:r>
+        <w:rPr>
+          <w:rFonts w:ascii="Consolas" w:eastAsia="Times New Roman" w:hAnsi="Consolas" w:cs="Times New Roman"/>
+          <w:color w:val="CE9178"/>
+          <w:sz w:val="21"/>
+          <w:szCs w:val="21"/>
+          <w:lang w:val="en-US" w:eastAsia="en-US"/>
+        </w:rPr>
+        <w:t>/components/order-tracking/index'</w:t>
       </w:r>
     </w:p>
     <w:p>
@@ -12073,7 +13553,35 @@
         <w:rPr>
           <w:rFonts w:ascii="Arial" w:hAnsi="Arial" w:cs="Arial"/>
         </w:rPr>
-        <w:t>. So that if country is supported by ESW then it will redirect to esw checkout otherwise OOTB pwa checkout will work. To override this file please do the following</w:t>
+        <w:t xml:space="preserve">. So that if country is supported by ESW then it will redirect to </w:t>
+      </w:r>
+      <w:proofErr w:type="spellStart"/>
+      <w:r>
+        <w:rPr>
+          <w:rFonts w:ascii="Arial" w:hAnsi="Arial" w:cs="Arial"/>
+        </w:rPr>
+        <w:t>esw</w:t>
+      </w:r>
+      <w:proofErr w:type="spellEnd"/>
+      <w:r>
+        <w:rPr>
+          <w:rFonts w:ascii="Arial" w:hAnsi="Arial" w:cs="Arial"/>
+        </w:rPr>
+        <w:t xml:space="preserve"> checkout otherwise OOTB </w:t>
+      </w:r>
+      <w:proofErr w:type="spellStart"/>
+      <w:r>
+        <w:rPr>
+          <w:rFonts w:ascii="Arial" w:hAnsi="Arial" w:cs="Arial"/>
+        </w:rPr>
+        <w:t>pwa</w:t>
+      </w:r>
+      <w:proofErr w:type="spellEnd"/>
+      <w:r>
+        <w:rPr>
+          <w:rFonts w:ascii="Arial" w:hAnsi="Arial" w:cs="Arial"/>
+        </w:rPr>
+        <w:t xml:space="preserve"> checkout will work. To override this file please do the following</w:t>
       </w:r>
       <w:r>
         <w:rPr>
@@ -12098,8 +13606,16 @@
         <w:rPr>
           <w:rFonts w:ascii="Arial" w:hAnsi="Arial" w:cs="Arial"/>
         </w:rPr>
-        <w:t>Go to /overrides/pages/cart/partials/cart-cta.jsx</w:t>
-      </w:r>
+        <w:t>Go to /overrides/pages/cart/partials/cart-</w:t>
+      </w:r>
+      <w:proofErr w:type="spellStart"/>
+      <w:r>
+        <w:rPr>
+          <w:rFonts w:ascii="Arial" w:hAnsi="Arial" w:cs="Arial"/>
+        </w:rPr>
+        <w:t>cta.jsx</w:t>
+      </w:r>
+      <w:proofErr w:type="spellEnd"/>
     </w:p>
     <w:p>
       <w:pPr>
@@ -12117,7 +13633,21 @@
         <w:rPr>
           <w:rFonts w:ascii="Arial" w:hAnsi="Arial" w:cs="Arial"/>
         </w:rPr>
-        <w:t>If file is not there then get it from pwa cartridge</w:t>
+        <w:t xml:space="preserve">If file is not there then get it from </w:t>
+      </w:r>
+      <w:proofErr w:type="spellStart"/>
+      <w:r>
+        <w:rPr>
+          <w:rFonts w:ascii="Arial" w:hAnsi="Arial" w:cs="Arial"/>
+        </w:rPr>
+        <w:t>pwa</w:t>
+      </w:r>
+      <w:proofErr w:type="spellEnd"/>
+      <w:r>
+        <w:rPr>
+          <w:rFonts w:ascii="Arial" w:hAnsi="Arial" w:cs="Arial"/>
+        </w:rPr>
+        <w:t xml:space="preserve"> cartridge</w:t>
       </w:r>
     </w:p>
     <w:p>
@@ -12217,7 +13747,51 @@
           <w:szCs w:val="21"/>
           <w:lang w:val="en-US" w:eastAsia="en-US"/>
         </w:rPr>
-        <w:t>'../../../esw/components/checkout-btn'</w:t>
+        <w:t>'../../../</w:t>
+      </w:r>
+      <w:proofErr w:type="spellStart"/>
+      <w:r>
+        <w:rPr>
+          <w:rFonts w:ascii="Consolas" w:eastAsia="Times New Roman" w:hAnsi="Consolas" w:cs="Times New Roman"/>
+          <w:color w:val="CE9178"/>
+          <w:sz w:val="21"/>
+          <w:szCs w:val="21"/>
+          <w:lang w:val="en-US" w:eastAsia="en-US"/>
+        </w:rPr>
+        <w:t>esw</w:t>
+      </w:r>
+      <w:proofErr w:type="spellEnd"/>
+      <w:r>
+        <w:rPr>
+          <w:rFonts w:ascii="Consolas" w:eastAsia="Times New Roman" w:hAnsi="Consolas" w:cs="Times New Roman"/>
+          <w:color w:val="CE9178"/>
+          <w:sz w:val="21"/>
+          <w:szCs w:val="21"/>
+          <w:lang w:val="en-US" w:eastAsia="en-US"/>
+        </w:rPr>
+        <w:t>/components/checkout-</w:t>
+      </w:r>
+      <w:proofErr w:type="spellStart"/>
+      <w:r>
+        <w:rPr>
+          <w:rFonts w:ascii="Consolas" w:eastAsia="Times New Roman" w:hAnsi="Consolas" w:cs="Times New Roman"/>
+          <w:color w:val="CE9178"/>
+          <w:sz w:val="21"/>
+          <w:szCs w:val="21"/>
+          <w:lang w:val="en-US" w:eastAsia="en-US"/>
+        </w:rPr>
+        <w:t>btn</w:t>
+      </w:r>
+      <w:proofErr w:type="spellEnd"/>
+      <w:r>
+        <w:rPr>
+          <w:rFonts w:ascii="Consolas" w:eastAsia="Times New Roman" w:hAnsi="Consolas" w:cs="Times New Roman"/>
+          <w:color w:val="CE9178"/>
+          <w:sz w:val="21"/>
+          <w:szCs w:val="21"/>
+          <w:lang w:val="en-US" w:eastAsia="en-US"/>
+        </w:rPr>
+        <w:t>'</w:t>
       </w:r>
     </w:p>
     <w:p>
@@ -12320,8 +13894,16 @@
         <w:rPr>
           <w:rFonts w:ascii="Arial" w:hAnsi="Arial" w:cs="Arial"/>
         </w:rPr>
-        <w:t>Go to /overrides/pages/cart/index.jsx</w:t>
-      </w:r>
+        <w:t>Go to /overrides/pages/cart/</w:t>
+      </w:r>
+      <w:proofErr w:type="spellStart"/>
+      <w:r>
+        <w:rPr>
+          <w:rFonts w:ascii="Arial" w:hAnsi="Arial" w:cs="Arial"/>
+        </w:rPr>
+        <w:t>index.jsx</w:t>
+      </w:r>
+      <w:proofErr w:type="spellEnd"/>
     </w:p>
     <w:p>
       <w:pPr>
@@ -12336,7 +13918,21 @@
         <w:rPr>
           <w:rFonts w:ascii="Arial" w:hAnsi="Arial" w:cs="Arial"/>
         </w:rPr>
-        <w:t>Modify import of cart-cta as follows</w:t>
+        <w:t>Modify import of cart-</w:t>
+      </w:r>
+      <w:proofErr w:type="spellStart"/>
+      <w:r>
+        <w:rPr>
+          <w:rFonts w:ascii="Arial" w:hAnsi="Arial" w:cs="Arial"/>
+        </w:rPr>
+        <w:t>cta</w:t>
+      </w:r>
+      <w:proofErr w:type="spellEnd"/>
+      <w:r>
+        <w:rPr>
+          <w:rFonts w:ascii="Arial" w:hAnsi="Arial" w:cs="Arial"/>
+        </w:rPr>
+        <w:t xml:space="preserve"> as follows</w:t>
       </w:r>
       <w:r>
         <w:rPr>
@@ -12483,8 +14079,16 @@
         <w:rPr>
           <w:rFonts w:ascii="Arial" w:hAnsi="Arial" w:cs="Arial"/>
         </w:rPr>
-        <w:t>Go to /overrides/routes.jsx</w:t>
-      </w:r>
+        <w:t>Go to /overrides/</w:t>
+      </w:r>
+      <w:proofErr w:type="spellStart"/>
+      <w:r>
+        <w:rPr>
+          <w:rFonts w:ascii="Arial" w:hAnsi="Arial" w:cs="Arial"/>
+        </w:rPr>
+        <w:t>routes.jsx</w:t>
+      </w:r>
+      <w:proofErr w:type="spellEnd"/>
     </w:p>
     <w:p>
       <w:pPr>
@@ -12553,6 +14157,7 @@
         </w:rPr>
         <w:t xml:space="preserve"> </w:t>
       </w:r>
+      <w:proofErr w:type="spellStart"/>
       <w:r>
         <w:rPr>
           <w:rFonts w:ascii="Consolas" w:eastAsia="Times New Roman" w:hAnsi="Consolas" w:cs="Times New Roman"/>
@@ -12563,6 +14168,7 @@
         </w:rPr>
         <w:t>from</w:t>
       </w:r>
+      <w:proofErr w:type="spellEnd"/>
       <w:r>
         <w:rPr>
           <w:rFonts w:ascii="Consolas" w:eastAsia="Times New Roman" w:hAnsi="Consolas" w:cs="Times New Roman"/>
@@ -12581,7 +14187,29 @@
           <w:szCs w:val="21"/>
           <w:lang w:val="fr-FR" w:eastAsia="en-US"/>
         </w:rPr>
-        <w:t>'./pages/cart'</w:t>
+        <w:t>'./pages/</w:t>
+      </w:r>
+      <w:proofErr w:type="spellStart"/>
+      <w:r>
+        <w:rPr>
+          <w:rFonts w:ascii="Consolas" w:eastAsia="Times New Roman" w:hAnsi="Consolas" w:cs="Times New Roman"/>
+          <w:color w:val="CE9178"/>
+          <w:sz w:val="21"/>
+          <w:szCs w:val="21"/>
+          <w:lang w:val="fr-FR" w:eastAsia="en-US"/>
+        </w:rPr>
+        <w:t>cart</w:t>
+      </w:r>
+      <w:proofErr w:type="spellEnd"/>
+      <w:r>
+        <w:rPr>
+          <w:rFonts w:ascii="Consolas" w:eastAsia="Times New Roman" w:hAnsi="Consolas" w:cs="Times New Roman"/>
+          <w:color w:val="CE9178"/>
+          <w:sz w:val="21"/>
+          <w:szCs w:val="21"/>
+          <w:lang w:val="fr-FR" w:eastAsia="en-US"/>
+        </w:rPr>
+        <w:t>'</w:t>
       </w:r>
     </w:p>
     <w:p>
@@ -12826,6 +14454,7 @@
         </w:rPr>
         <w:t xml:space="preserve">hopper’s </w:t>
       </w:r>
+      <w:proofErr w:type="spellStart"/>
       <w:r>
         <w:rPr>
           <w:rFonts w:asciiTheme="majorHAnsi" w:hAnsiTheme="majorHAnsi" w:cstheme="majorHAnsi"/>
@@ -12839,6 +14468,7 @@
         <w:t>imezone</w:t>
       </w:r>
       <w:bookmarkEnd w:id="21"/>
+      <w:proofErr w:type="spellEnd"/>
       <w:r>
         <w:rPr>
           <w:rFonts w:asciiTheme="majorHAnsi" w:hAnsiTheme="majorHAnsi" w:cstheme="majorHAnsi"/>
@@ -12857,7 +14487,49 @@
         <w:rPr>
           <w:rFonts w:ascii="Arial" w:hAnsi="Arial" w:cs="Arial"/>
         </w:rPr>
-        <w:t>As MRT is not providing user’s country so we are getting it from the client timezone. For this reason we need to add “esw.shopperTimezone” cookie which we will get on the server to get the shopper country to show more accurate geo ip related results. To override this:</w:t>
+        <w:t xml:space="preserve">As MRT is not providing user’s country so we are getting it from the client </w:t>
+      </w:r>
+      <w:proofErr w:type="spellStart"/>
+      <w:r>
+        <w:rPr>
+          <w:rFonts w:ascii="Arial" w:hAnsi="Arial" w:cs="Arial"/>
+        </w:rPr>
+        <w:t>timezone</w:t>
+      </w:r>
+      <w:proofErr w:type="spellEnd"/>
+      <w:r>
+        <w:rPr>
+          <w:rFonts w:ascii="Arial" w:hAnsi="Arial" w:cs="Arial"/>
+        </w:rPr>
+        <w:t>. For this reason we need to add “</w:t>
+      </w:r>
+      <w:proofErr w:type="spellStart"/>
+      <w:r>
+        <w:rPr>
+          <w:rFonts w:ascii="Arial" w:hAnsi="Arial" w:cs="Arial"/>
+        </w:rPr>
+        <w:t>esw.shopperTimezone</w:t>
+      </w:r>
+      <w:proofErr w:type="spellEnd"/>
+      <w:r>
+        <w:rPr>
+          <w:rFonts w:ascii="Arial" w:hAnsi="Arial" w:cs="Arial"/>
+        </w:rPr>
+        <w:t xml:space="preserve">” cookie which we will get on the server to get the shopper country to show more accurate geo </w:t>
+      </w:r>
+      <w:proofErr w:type="spellStart"/>
+      <w:r>
+        <w:rPr>
+          <w:rFonts w:ascii="Arial" w:hAnsi="Arial" w:cs="Arial"/>
+        </w:rPr>
+        <w:t>ip</w:t>
+      </w:r>
+      <w:proofErr w:type="spellEnd"/>
+      <w:r>
+        <w:rPr>
+          <w:rFonts w:ascii="Arial" w:hAnsi="Arial" w:cs="Arial"/>
+        </w:rPr>
+        <w:t xml:space="preserve"> related results. To override this:</w:t>
       </w:r>
     </w:p>
     <w:p>
@@ -12876,8 +14548,16 @@
         <w:rPr>
           <w:rFonts w:ascii="Arial" w:hAnsi="Arial" w:cs="Arial"/>
         </w:rPr>
-        <w:t>Go to /overrides/main.jsx</w:t>
-      </w:r>
+        <w:t>Go to /overrides/</w:t>
+      </w:r>
+      <w:proofErr w:type="spellStart"/>
+      <w:r>
+        <w:rPr>
+          <w:rFonts w:ascii="Arial" w:hAnsi="Arial" w:cs="Arial"/>
+        </w:rPr>
+        <w:t>main.jsx</w:t>
+      </w:r>
+      <w:proofErr w:type="spellEnd"/>
     </w:p>
     <w:p>
       <w:pPr>
@@ -12919,7 +14599,29 @@
           <w:szCs w:val="21"/>
           <w:lang w:val="en-US" w:eastAsia="en-US"/>
         </w:rPr>
-        <w:t>// Esw: Customization</w:t>
+        <w:t xml:space="preserve">// </w:t>
+      </w:r>
+      <w:proofErr w:type="spellStart"/>
+      <w:r>
+        <w:rPr>
+          <w:rFonts w:ascii="Consolas" w:eastAsia="Times New Roman" w:hAnsi="Consolas" w:cs="Times New Roman"/>
+          <w:color w:val="6A9955"/>
+          <w:sz w:val="21"/>
+          <w:szCs w:val="21"/>
+          <w:lang w:val="en-US" w:eastAsia="en-US"/>
+        </w:rPr>
+        <w:t>Esw</w:t>
+      </w:r>
+      <w:proofErr w:type="spellEnd"/>
+      <w:r>
+        <w:rPr>
+          <w:rFonts w:ascii="Consolas" w:eastAsia="Times New Roman" w:hAnsi="Consolas" w:cs="Times New Roman"/>
+          <w:color w:val="6A9955"/>
+          <w:sz w:val="21"/>
+          <w:szCs w:val="21"/>
+          <w:lang w:val="en-US" w:eastAsia="en-US"/>
+        </w:rPr>
+        <w:t>: Customization</w:t>
       </w:r>
     </w:p>
     <w:p>
@@ -12931,6 +14633,7 @@
           <w:rFonts w:asciiTheme="majorHAnsi" w:hAnsiTheme="majorHAnsi" w:cstheme="majorHAnsi"/>
         </w:rPr>
       </w:pPr>
+      <w:proofErr w:type="spellStart"/>
       <w:r>
         <w:rPr>
           <w:rFonts w:ascii="Consolas" w:eastAsia="Times New Roman" w:hAnsi="Consolas" w:cs="Times New Roman"/>
@@ -12961,6 +14664,7 @@
         </w:rPr>
         <w:t>cookie</w:t>
       </w:r>
+      <w:proofErr w:type="spellEnd"/>
       <w:r>
         <w:rPr>
           <w:rFonts w:ascii="Consolas" w:eastAsia="Times New Roman" w:hAnsi="Consolas" w:cs="Times New Roman"/>
@@ -12999,7 +14703,29 @@
           <w:szCs w:val="21"/>
           <w:lang w:val="en-US" w:eastAsia="en-US"/>
         </w:rPr>
-        <w:t>"esw.shopperTimezone="</w:t>
+        <w:t>"</w:t>
+      </w:r>
+      <w:proofErr w:type="spellStart"/>
+      <w:r>
+        <w:rPr>
+          <w:rFonts w:ascii="Consolas" w:eastAsia="Times New Roman" w:hAnsi="Consolas" w:cs="Times New Roman"/>
+          <w:color w:val="CE9178"/>
+          <w:sz w:val="21"/>
+          <w:szCs w:val="21"/>
+          <w:lang w:val="en-US" w:eastAsia="en-US"/>
+        </w:rPr>
+        <w:t>esw.shopperTimezone</w:t>
+      </w:r>
+      <w:proofErr w:type="spellEnd"/>
+      <w:r>
+        <w:rPr>
+          <w:rFonts w:ascii="Consolas" w:eastAsia="Times New Roman" w:hAnsi="Consolas" w:cs="Times New Roman"/>
+          <w:color w:val="CE9178"/>
+          <w:sz w:val="21"/>
+          <w:szCs w:val="21"/>
+          <w:lang w:val="en-US" w:eastAsia="en-US"/>
+        </w:rPr>
+        <w:t>="</w:t>
       </w:r>
       <w:r>
         <w:rPr>
@@ -13031,6 +14757,7 @@
         </w:rPr>
         <w:t xml:space="preserve"> </w:t>
       </w:r>
+      <w:proofErr w:type="spellStart"/>
       <w:r>
         <w:rPr>
           <w:rFonts w:ascii="Consolas" w:eastAsia="Times New Roman" w:hAnsi="Consolas" w:cs="Times New Roman"/>
@@ -13061,6 +14788,7 @@
         </w:rPr>
         <w:t>DateTimeFormat</w:t>
       </w:r>
+      <w:proofErr w:type="spellEnd"/>
       <w:r>
         <w:rPr>
           <w:rFonts w:ascii="Consolas" w:eastAsia="Times New Roman" w:hAnsi="Consolas" w:cs="Times New Roman"/>
@@ -13071,6 +14799,7 @@
         </w:rPr>
         <w:t>().</w:t>
       </w:r>
+      <w:proofErr w:type="spellStart"/>
       <w:r>
         <w:rPr>
           <w:rFonts w:ascii="Consolas" w:eastAsia="Times New Roman" w:hAnsi="Consolas" w:cs="Times New Roman"/>
@@ -13081,6 +14810,7 @@
         </w:rPr>
         <w:t>resolvedOptions</w:t>
       </w:r>
+      <w:proofErr w:type="spellEnd"/>
       <w:r>
         <w:rPr>
           <w:rFonts w:ascii="Consolas" w:eastAsia="Times New Roman" w:hAnsi="Consolas" w:cs="Times New Roman"/>
@@ -13091,6 +14821,7 @@
         </w:rPr>
         <w:t>().</w:t>
       </w:r>
+      <w:proofErr w:type="spellStart"/>
       <w:r>
         <w:rPr>
           <w:rFonts w:ascii="Consolas" w:eastAsia="Times New Roman" w:hAnsi="Consolas" w:cs="Times New Roman"/>
@@ -13101,6 +14832,7 @@
         </w:rPr>
         <w:t>timeZone</w:t>
       </w:r>
+      <w:proofErr w:type="spellEnd"/>
       <w:r>
         <w:rPr>
           <w:rFonts w:ascii="Consolas" w:eastAsia="Times New Roman" w:hAnsi="Consolas" w:cs="Times New Roman"/>
@@ -13210,8 +14942,16 @@
         <w:rPr>
           <w:rFonts w:ascii="Arial" w:hAnsi="Arial" w:cs="Arial"/>
         </w:rPr>
-        <w:t>Go to overrides/app/components/order-summary/index.jsx</w:t>
-      </w:r>
+        <w:t>Go to overrides/app/components/order-summary/</w:t>
+      </w:r>
+      <w:proofErr w:type="spellStart"/>
+      <w:r>
+        <w:rPr>
+          <w:rFonts w:ascii="Arial" w:hAnsi="Arial" w:cs="Arial"/>
+        </w:rPr>
+        <w:t>index.jsx</w:t>
+      </w:r>
+      <w:proofErr w:type="spellEnd"/>
     </w:p>
     <w:p>
       <w:pPr>
@@ -13814,7 +15554,21 @@
         <w:rPr>
           <w:rFonts w:asciiTheme="majorHAnsi" w:hAnsiTheme="majorHAnsi" w:cstheme="majorHAnsi"/>
         </w:rPr>
-        <w:t>Update geo ip alert</w:t>
+        <w:t xml:space="preserve">Update geo </w:t>
+      </w:r>
+      <w:proofErr w:type="spellStart"/>
+      <w:r>
+        <w:rPr>
+          <w:rFonts w:asciiTheme="majorHAnsi" w:hAnsiTheme="majorHAnsi" w:cstheme="majorHAnsi"/>
+        </w:rPr>
+        <w:t>ip</w:t>
+      </w:r>
+      <w:proofErr w:type="spellEnd"/>
+      <w:r>
+        <w:rPr>
+          <w:rFonts w:asciiTheme="majorHAnsi" w:hAnsiTheme="majorHAnsi" w:cstheme="majorHAnsi"/>
+        </w:rPr>
+        <w:t xml:space="preserve"> alert</w:t>
       </w:r>
       <w:r>
         <w:rPr>
@@ -13850,7 +15604,21 @@
         <w:rPr>
           <w:rFonts w:ascii="Arial" w:hAnsi="Arial" w:cs="Arial"/>
         </w:rPr>
-        <w:t>) then its alert messages can be customized from content asset “eswGeoIpChangeWarning”. The title is the name of the content asset while the body of the content asset</w:t>
+        <w:t>) then its alert messages can be customized from content asset “</w:t>
+      </w:r>
+      <w:proofErr w:type="spellStart"/>
+      <w:r>
+        <w:rPr>
+          <w:rFonts w:ascii="Arial" w:hAnsi="Arial" w:cs="Arial"/>
+        </w:rPr>
+        <w:t>eswGeoIpChangeWarning</w:t>
+      </w:r>
+      <w:proofErr w:type="spellEnd"/>
+      <w:r>
+        <w:rPr>
+          <w:rFonts w:ascii="Arial" w:hAnsi="Arial" w:cs="Arial"/>
+        </w:rPr>
+        <w:t>”. The title is the name of the content asset while the body of the content asset</w:t>
       </w:r>
     </w:p>
     <w:p/>
@@ -13936,7 +15704,21 @@
         <w:rPr>
           <w:rFonts w:ascii="Arial" w:hAnsi="Arial" w:cs="Arial"/>
         </w:rPr>
-        <w:t>If retailer is using return prohibit feature then its message can be updated from the body of content asset “esw-display-return-prohibited-message”</w:t>
+        <w:t>If retailer is using return prohibit feature then its message can be updated from the body of content asset “</w:t>
+      </w:r>
+      <w:proofErr w:type="spellStart"/>
+      <w:r>
+        <w:rPr>
+          <w:rFonts w:ascii="Arial" w:hAnsi="Arial" w:cs="Arial"/>
+        </w:rPr>
+        <w:t>esw</w:t>
+      </w:r>
+      <w:proofErr w:type="spellEnd"/>
+      <w:r>
+        <w:rPr>
+          <w:rFonts w:ascii="Arial" w:hAnsi="Arial" w:cs="Arial"/>
+        </w:rPr>
+        <w:t>-display-return-prohibited-message”</w:t>
       </w:r>
       <w:r>
         <w:rPr>
@@ -14032,7 +15814,35 @@
         <w:rPr>
           <w:rFonts w:ascii="Arial" w:hAnsi="Arial" w:cs="Arial"/>
         </w:rPr>
-        <w:t xml:space="preserve">). We then need to convert prices in shopper currency on the frontend. Please use convertPrice() function from esw-helpers to convert prices after getting in the DOM. </w:t>
+        <w:t xml:space="preserve">). We then need to convert prices in shopper currency on the frontend. Please use </w:t>
+      </w:r>
+      <w:proofErr w:type="spellStart"/>
+      <w:r>
+        <w:rPr>
+          <w:rFonts w:ascii="Arial" w:hAnsi="Arial" w:cs="Arial"/>
+        </w:rPr>
+        <w:t>convertPrice</w:t>
+      </w:r>
+      <w:proofErr w:type="spellEnd"/>
+      <w:r>
+        <w:rPr>
+          <w:rFonts w:ascii="Arial" w:hAnsi="Arial" w:cs="Arial"/>
+        </w:rPr>
+        <w:t xml:space="preserve">() function from </w:t>
+      </w:r>
+      <w:proofErr w:type="spellStart"/>
+      <w:r>
+        <w:rPr>
+          <w:rFonts w:ascii="Arial" w:hAnsi="Arial" w:cs="Arial"/>
+        </w:rPr>
+        <w:t>esw</w:t>
+      </w:r>
+      <w:proofErr w:type="spellEnd"/>
+      <w:r>
+        <w:rPr>
+          <w:rFonts w:ascii="Arial" w:hAnsi="Arial" w:cs="Arial"/>
+        </w:rPr>
+        <w:t xml:space="preserve">-helpers to convert prices after getting in the DOM. </w:t>
       </w:r>
     </w:p>
     <w:p/>
@@ -14051,7 +15861,61 @@
           <w:bCs/>
         </w:rPr>
         <w:lastRenderedPageBreak/>
-        <w:t>Working example can be found in ‘/overrides/pages/esw-example-content-details/index.jsx` and can be accessed via route `/content/esw-test-content`</w:t>
+        <w:t>Working example can be found in ‘/overrides/pages/</w:t>
+      </w:r>
+      <w:proofErr w:type="spellStart"/>
+      <w:r>
+        <w:rPr>
+          <w:rFonts w:ascii="Arial" w:hAnsi="Arial" w:cs="Arial"/>
+          <w:b/>
+          <w:bCs/>
+        </w:rPr>
+        <w:t>esw</w:t>
+      </w:r>
+      <w:proofErr w:type="spellEnd"/>
+      <w:r>
+        <w:rPr>
+          <w:rFonts w:ascii="Arial" w:hAnsi="Arial" w:cs="Arial"/>
+          <w:b/>
+          <w:bCs/>
+        </w:rPr>
+        <w:t>-example-content-details/</w:t>
+      </w:r>
+      <w:proofErr w:type="spellStart"/>
+      <w:r>
+        <w:rPr>
+          <w:rFonts w:ascii="Arial" w:hAnsi="Arial" w:cs="Arial"/>
+          <w:b/>
+          <w:bCs/>
+        </w:rPr>
+        <w:t>index.jsx</w:t>
+      </w:r>
+      <w:proofErr w:type="spellEnd"/>
+      <w:r>
+        <w:rPr>
+          <w:rFonts w:ascii="Arial" w:hAnsi="Arial" w:cs="Arial"/>
+          <w:b/>
+          <w:bCs/>
+        </w:rPr>
+        <w:t>` and can be accessed via route `/content/</w:t>
+      </w:r>
+      <w:proofErr w:type="spellStart"/>
+      <w:r>
+        <w:rPr>
+          <w:rFonts w:ascii="Arial" w:hAnsi="Arial" w:cs="Arial"/>
+          <w:b/>
+          <w:bCs/>
+        </w:rPr>
+        <w:t>esw</w:t>
+      </w:r>
+      <w:proofErr w:type="spellEnd"/>
+      <w:r>
+        <w:rPr>
+          <w:rFonts w:ascii="Arial" w:hAnsi="Arial" w:cs="Arial"/>
+          <w:b/>
+          <w:bCs/>
+        </w:rPr>
+        <w:t>-test-content`</w:t>
       </w:r>
       <w:r>
         <w:rPr>
@@ -14304,6 +16168,7 @@
                 <w:szCs w:val="20"/>
               </w:rPr>
             </w:pPr>
+            <w:proofErr w:type="spellStart"/>
             <w:r>
               <w:rPr>
                 <w:rFonts w:cs="Arial"/>
@@ -14312,6 +16177,7 @@
               </w:rPr>
               <w:t>c_eswReturnProhibited</w:t>
             </w:r>
+            <w:proofErr w:type="spellEnd"/>
           </w:p>
         </w:tc>
         <w:tc>
@@ -14400,6 +16266,7 @@
                 <w:szCs w:val="20"/>
               </w:rPr>
             </w:pPr>
+            <w:proofErr w:type="spellStart"/>
             <w:r>
               <w:rPr>
                 <w:rFonts w:cs="Arial"/>
@@ -14416,6 +16283,7 @@
               </w:rPr>
               <w:t>Msg</w:t>
             </w:r>
+            <w:proofErr w:type="spellEnd"/>
           </w:p>
         </w:tc>
         <w:tc>
@@ -14494,6 +16362,7 @@
                 <w:szCs w:val="20"/>
               </w:rPr>
             </w:pPr>
+            <w:proofErr w:type="spellStart"/>
             <w:r>
               <w:rPr>
                 <w:rFonts w:cs="Arial"/>
@@ -14502,6 +16371,7 @@
               </w:rPr>
               <w:t>c_eswRestrictedProduct</w:t>
             </w:r>
+            <w:proofErr w:type="spellEnd"/>
           </w:p>
         </w:tc>
         <w:tc>
@@ -14590,6 +16460,7 @@
                 <w:szCs w:val="20"/>
               </w:rPr>
             </w:pPr>
+            <w:proofErr w:type="spellStart"/>
             <w:r>
               <w:rPr>
                 <w:rFonts w:cs="Arial"/>
@@ -14606,6 +16477,7 @@
               </w:rPr>
               <w:t>Msg</w:t>
             </w:r>
+            <w:proofErr w:type="spellEnd"/>
           </w:p>
         </w:tc>
         <w:tc>
@@ -14740,6 +16612,7 @@
                 <w:szCs w:val="20"/>
               </w:rPr>
             </w:pPr>
+            <w:proofErr w:type="spellStart"/>
             <w:r>
               <w:rPr>
                 <w:rFonts w:cs="Arial"/>
@@ -14748,6 +16621,7 @@
               </w:rPr>
               <w:t>c_eswShopperCurrency</w:t>
             </w:r>
+            <w:proofErr w:type="spellEnd"/>
           </w:p>
         </w:tc>
         <w:tc>
@@ -14903,7 +16777,6 @@
               <w:right w:w="75" w:type="dxa"/>
             </w:tcMar>
             <w:vAlign w:val="center"/>
-            <w:hideMark/>
           </w:tcPr>
           <w:p>
             <w:pPr>
@@ -14914,6 +16787,7 @@
                 <w:szCs w:val="20"/>
               </w:rPr>
             </w:pPr>
+            <w:proofErr w:type="spellStart"/>
             <w:r>
               <w:rPr>
                 <w:rFonts w:ascii="Arial" w:hAnsi="Arial" w:cs="Arial"/>
@@ -14923,134 +16797,9 @@
                 <w:shd w:val="clear" w:color="auto" w:fill="FFFFFF"/>
               </w:rPr>
               <w:lastRenderedPageBreak/>
-              <w:t>eswPwaUrl</w:t>
-            </w:r>
-          </w:p>
-        </w:tc>
-        <w:tc>
-          <w:tcPr>
-            <w:tcW w:w="1843" w:type="dxa"/>
-            <w:tcBorders>
-              <w:top w:val="single" w:sz="6" w:space="0" w:color="auto"/>
-              <w:left w:val="single" w:sz="6" w:space="0" w:color="auto"/>
-              <w:bottom w:val="single" w:sz="6" w:space="0" w:color="auto"/>
-              <w:right w:val="single" w:sz="6" w:space="0" w:color="auto"/>
-            </w:tcBorders>
-            <w:tcMar>
-              <w:top w:w="75" w:type="dxa"/>
-              <w:left w:w="75" w:type="dxa"/>
-              <w:bottom w:w="75" w:type="dxa"/>
-              <w:right w:w="75" w:type="dxa"/>
-            </w:tcMar>
-            <w:vAlign w:val="center"/>
-            <w:hideMark/>
-          </w:tcPr>
-          <w:p>
-            <w:pPr>
-              <w:pStyle w:val="NormalWeb"/>
-              <w:rPr>
-                <w:rFonts w:ascii="Arial" w:hAnsi="Arial" w:cs="Arial"/>
-                <w:sz w:val="20"/>
-                <w:szCs w:val="20"/>
-              </w:rPr>
-            </w:pPr>
-            <w:r>
-              <w:rPr>
-                <w:rFonts w:ascii="Arial" w:hAnsi="Arial" w:cs="Arial"/>
-                <w:sz w:val="20"/>
-                <w:szCs w:val="20"/>
-              </w:rPr>
-              <w:t>String</w:t>
-            </w:r>
-            <w:r>
-              <w:rPr>
-                <w:rFonts w:ascii="Arial" w:hAnsi="Arial" w:cs="Arial"/>
-                <w:sz w:val="20"/>
-                <w:szCs w:val="20"/>
-              </w:rPr>
-              <w:t xml:space="preserve"> – Storefront URL for PWA</w:t>
-            </w:r>
-          </w:p>
-        </w:tc>
-        <w:tc>
-          <w:tcPr>
-            <w:tcW w:w="5233" w:type="dxa"/>
-            <w:tcBorders>
-              <w:top w:val="single" w:sz="6" w:space="0" w:color="auto"/>
-              <w:left w:val="single" w:sz="6" w:space="0" w:color="auto"/>
-              <w:bottom w:val="single" w:sz="6" w:space="0" w:color="auto"/>
-              <w:right w:val="single" w:sz="6" w:space="0" w:color="auto"/>
-            </w:tcBorders>
-            <w:tcMar>
-              <w:top w:w="75" w:type="dxa"/>
-              <w:left w:w="75" w:type="dxa"/>
-              <w:bottom w:w="75" w:type="dxa"/>
-              <w:right w:w="75" w:type="dxa"/>
-            </w:tcMar>
-            <w:vAlign w:val="center"/>
-            <w:hideMark/>
-          </w:tcPr>
-          <w:p>
-            <w:pPr>
-              <w:pStyle w:val="NormalWeb"/>
-              <w:rPr>
-                <w:rFonts w:cs="Arial"/>
-                <w:sz w:val="20"/>
-                <w:szCs w:val="20"/>
-              </w:rPr>
-            </w:pPr>
-            <w:r>
-              <w:rPr>
-                <w:rFonts w:cs="Arial"/>
-                <w:sz w:val="20"/>
-                <w:szCs w:val="20"/>
-              </w:rPr>
-              <w:t>Example: http://localhost:3000</w:t>
-            </w:r>
-          </w:p>
-        </w:tc>
-      </w:tr>
-      <w:tr>
-        <w:trPr>
-          <w:cantSplit/>
-          <w:trHeight w:val="646"/>
-        </w:trPr>
-        <w:tc>
-          <w:tcPr>
-            <w:tcW w:w="3536" w:type="dxa"/>
-            <w:tcBorders>
-              <w:top w:val="single" w:sz="6" w:space="0" w:color="auto"/>
-              <w:left w:val="single" w:sz="6" w:space="0" w:color="auto"/>
-              <w:bottom w:val="single" w:sz="6" w:space="0" w:color="auto"/>
-              <w:right w:val="single" w:sz="6" w:space="0" w:color="auto"/>
-            </w:tcBorders>
-            <w:tcMar>
-              <w:top w:w="75" w:type="dxa"/>
-              <w:left w:w="75" w:type="dxa"/>
-              <w:bottom w:w="75" w:type="dxa"/>
-              <w:right w:w="75" w:type="dxa"/>
-            </w:tcMar>
-            <w:vAlign w:val="center"/>
-          </w:tcPr>
-          <w:p>
-            <w:pPr>
-              <w:pStyle w:val="NormalWeb"/>
-              <w:rPr>
-                <w:rFonts w:cs="Arial"/>
-                <w:sz w:val="20"/>
-                <w:szCs w:val="20"/>
-              </w:rPr>
-            </w:pPr>
-            <w:r>
-              <w:rPr>
-                <w:rFonts w:ascii="Arial" w:hAnsi="Arial" w:cs="Arial"/>
-                <w:color w:val="333333"/>
-                <w:sz w:val="20"/>
-                <w:szCs w:val="20"/>
-                <w:shd w:val="clear" w:color="auto" w:fill="FFFFFF"/>
-              </w:rPr>
               <w:t>eswPwaUrlExpansionPairs</w:t>
             </w:r>
+            <w:proofErr w:type="spellEnd"/>
           </w:p>
         </w:tc>
         <w:tc>
@@ -15145,12 +16894,14 @@
                 <w:highlight w:val="yellow"/>
               </w:rPr>
             </w:pPr>
+            <w:proofErr w:type="spellStart"/>
             <w:r>
               <w:rPr>
                 <w:highlight w:val="yellow"/>
               </w:rPr>
               <w:t>InventoryCheckFailurePageUrl|cart</w:t>
             </w:r>
+            <w:proofErr w:type="spellEnd"/>
           </w:p>
           <w:p>
             <w:pPr>
@@ -15161,11 +16912,19 @@
                 <w:highlight w:val="yellow"/>
               </w:rPr>
             </w:pPr>
+            <w:proofErr w:type="spellStart"/>
             <w:r>
               <w:rPr>
                 <w:highlight w:val="yellow"/>
               </w:rPr>
-              <w:t>BaseUrl|</w:t>
+              <w:t>BaseUrl</w:t>
+            </w:r>
+            <w:proofErr w:type="spellEnd"/>
+            <w:r>
+              <w:rPr>
+                <w:highlight w:val="yellow"/>
+              </w:rPr>
+              <w:t>|</w:t>
             </w:r>
           </w:p>
           <w:p>
@@ -15177,6 +16936,7 @@
                 <w:highlight w:val="yellow"/>
               </w:rPr>
             </w:pPr>
+            <w:proofErr w:type="spellStart"/>
             <w:r>
               <w:rPr>
                 <w:rFonts w:ascii="Arial" w:hAnsi="Arial" w:cs="Arial"/>
@@ -15184,8 +16944,29 @@
                 <w:highlight w:val="yellow"/>
                 <w:shd w:val="clear" w:color="auto" w:fill="FFFFFF"/>
               </w:rPr>
-              <w:t>ContinueShoppingUrl|Base url</w:t>
-            </w:r>
+              <w:t>ContinueShoppingUrl|Base</w:t>
+            </w:r>
+            <w:proofErr w:type="spellEnd"/>
+            <w:r>
+              <w:rPr>
+                <w:rFonts w:ascii="Arial" w:hAnsi="Arial" w:cs="Arial"/>
+                <w:color w:val="000000"/>
+                <w:highlight w:val="yellow"/>
+                <w:shd w:val="clear" w:color="auto" w:fill="FFFFFF"/>
+              </w:rPr>
+              <w:t xml:space="preserve"> </w:t>
+            </w:r>
+            <w:proofErr w:type="spellStart"/>
+            <w:r>
+              <w:rPr>
+                <w:rFonts w:ascii="Arial" w:hAnsi="Arial" w:cs="Arial"/>
+                <w:color w:val="000000"/>
+                <w:highlight w:val="yellow"/>
+                <w:shd w:val="clear" w:color="auto" w:fill="FFFFFF"/>
+              </w:rPr>
+              <w:t>url</w:t>
+            </w:r>
+            <w:proofErr w:type="spellEnd"/>
           </w:p>
           <w:p>
             <w:pPr>
@@ -15193,12 +16974,14 @@
               <w:spacing w:line="360" w:lineRule="auto"/>
               <w:ind w:left="0"/>
             </w:pPr>
+            <w:proofErr w:type="spellStart"/>
             <w:r>
               <w:rPr>
                 <w:highlight w:val="yellow"/>
               </w:rPr>
               <w:t>BackToCartUrl|cart</w:t>
             </w:r>
+            <w:proofErr w:type="spellEnd"/>
           </w:p>
           <w:p>
             <w:pPr>

--- a/link_eshopworld/Documentation/eShopWorld_Cartridge_Pwa_Integration.docx
+++ b/link_eshopworld/Documentation/eShopWorld_Cartridge_Pwa_Integration.docx
@@ -12,6 +12,373 @@
           <w:szCs w:val="24"/>
         </w:rPr>
       </w:pPr>
+      <w:r>
+        <w:rPr>
+          <w:noProof/>
+        </w:rPr>
+        <mc:AlternateContent>
+          <mc:Choice Requires="wpg">
+            <w:drawing>
+              <wp:anchor distT="0" distB="0" distL="114300" distR="114300" simplePos="0" relativeHeight="251660288" behindDoc="0" locked="0" layoutInCell="1" allowOverlap="1" wp14:anchorId="636359C6" wp14:editId="720EB234">
+                <wp:simplePos x="0" y="0"/>
+                <wp:positionH relativeFrom="column">
+                  <wp:posOffset>594360</wp:posOffset>
+                </wp:positionH>
+                <wp:positionV relativeFrom="paragraph">
+                  <wp:posOffset>7620</wp:posOffset>
+                </wp:positionV>
+                <wp:extent cx="4667250" cy="1614805"/>
+                <wp:effectExtent l="0" t="0" r="0" b="4445"/>
+                <wp:wrapSquare wrapText="bothSides"/>
+                <wp:docPr id="36" name="Group 36"/>
+                <wp:cNvGraphicFramePr/>
+                <a:graphic xmlns:a="http://schemas.openxmlformats.org/drawingml/2006/main">
+                  <a:graphicData uri="http://schemas.microsoft.com/office/word/2010/wordprocessingGroup">
+                    <wpg:wgp>
+                      <wpg:cNvGrpSpPr/>
+                      <wpg:grpSpPr>
+                        <a:xfrm>
+                          <a:off x="0" y="0"/>
+                          <a:ext cx="4667250" cy="1614805"/>
+                          <a:chOff x="289560" y="-480527"/>
+                          <a:chExt cx="4667250" cy="1616377"/>
+                        </a:xfrm>
+                      </wpg:grpSpPr>
+                      <wps:wsp>
+                        <wps:cNvPr id="4" name="Pole tekstowe 2"/>
+                        <wps:cNvSpPr txBox="1">
+                          <a:spLocks noChangeArrowheads="1"/>
+                        </wps:cNvSpPr>
+                        <wps:spPr bwMode="auto">
+                          <a:xfrm>
+                            <a:off x="289560" y="-480527"/>
+                            <a:ext cx="4667250" cy="701040"/>
+                          </a:xfrm>
+                          <a:prstGeom prst="rect">
+                            <a:avLst/>
+                          </a:prstGeom>
+                          <a:noFill/>
+                          <a:ln w="9525">
+                            <a:noFill/>
+                            <a:miter lim="800000"/>
+                            <a:headEnd/>
+                            <a:tailEnd/>
+                          </a:ln>
+                        </wps:spPr>
+                        <wps:txbx>
+                          <w:txbxContent>
+                            <w:p>
+                              <w:pPr>
+                                <w:rPr>
+                                  <w:rFonts w:ascii="Arial" w:hAnsi="Arial" w:cs="Arial"/>
+                                  <w:b/>
+                                  <w:bCs/>
+                                  <w:color w:val="313131"/>
+                                  <w:sz w:val="64"/>
+                                  <w:szCs w:val="64"/>
+                                </w:rPr>
+                              </w:pPr>
+                              <w:r>
+                                <w:rPr>
+                                  <w:rFonts w:ascii="Arial" w:hAnsi="Arial" w:cs="Arial"/>
+                                  <w:b/>
+                                  <w:bCs/>
+                                  <w:color w:val="313131"/>
+                                  <w:sz w:val="64"/>
+                                  <w:szCs w:val="64"/>
+                                </w:rPr>
+                                <w:t>SFCC - ESW Cartridge</w:t>
+                              </w:r>
+                            </w:p>
+                            <w:p>
+                              <w:pPr>
+                                <w:rPr>
+                                  <w:rFonts w:ascii="Arial" w:hAnsi="Arial" w:cs="Arial"/>
+                                  <w:b/>
+                                  <w:bCs/>
+                                  <w:color w:val="313131"/>
+                                  <w:sz w:val="36"/>
+                                  <w:szCs w:val="36"/>
+                                </w:rPr>
+                              </w:pPr>
+                            </w:p>
+                          </w:txbxContent>
+                        </wps:txbx>
+                        <wps:bodyPr rot="0" vert="horz" wrap="square" lIns="91440" tIns="45720" rIns="91440" bIns="45720" anchor="t" anchorCtr="0">
+                          <a:noAutofit/>
+                        </wps:bodyPr>
+                      </wps:wsp>
+                      <wps:wsp>
+                        <wps:cNvPr id="5" name="Pole tekstowe 2"/>
+                        <wps:cNvSpPr txBox="1">
+                          <a:spLocks noChangeArrowheads="1"/>
+                        </wps:cNvSpPr>
+                        <wps:spPr bwMode="auto">
+                          <a:xfrm>
+                            <a:off x="815340" y="417030"/>
+                            <a:ext cx="474980" cy="718820"/>
+                          </a:xfrm>
+                          <a:prstGeom prst="rect">
+                            <a:avLst/>
+                          </a:prstGeom>
+                          <a:noFill/>
+                          <a:ln w="9525">
+                            <a:noFill/>
+                            <a:miter lim="800000"/>
+                            <a:headEnd/>
+                            <a:tailEnd/>
+                          </a:ln>
+                        </wps:spPr>
+                        <wps:txbx>
+                          <w:txbxContent>
+                            <w:p>
+                              <w:pPr>
+                                <w:pStyle w:val="Tytu1"/>
+                                <w:rPr>
+                                  <w:rFonts w:ascii="Calibri bold" w:hAnsi="Calibri bold" w:cs="Calibri"/>
+                                  <w:color w:val="FFC000" w:themeColor="accent4"/>
+                                  <w:sz w:val="74"/>
+                                  <w:szCs w:val="200"/>
+                                </w:rPr>
+                              </w:pPr>
+                              <w:r>
+                                <w:rPr>
+                                  <w:rFonts w:ascii="Calibri bold" w:hAnsi="Calibri bold" w:cs="Calibri"/>
+                                  <w:color w:val="FFC000" w:themeColor="accent4"/>
+                                  <w:sz w:val="74"/>
+                                  <w:szCs w:val="200"/>
+                                </w:rPr>
+                                <w:t>+</w:t>
+                              </w:r>
+                            </w:p>
+                          </w:txbxContent>
+                        </wps:txbx>
+                        <wps:bodyPr rot="0" vert="horz" wrap="square" lIns="91440" tIns="45720" rIns="91440" bIns="45720" anchor="t" anchorCtr="0">
+                          <a:noAutofit/>
+                        </wps:bodyPr>
+                      </wps:wsp>
+                    </wpg:wgp>
+                  </a:graphicData>
+                </a:graphic>
+                <wp14:sizeRelH relativeFrom="page">
+                  <wp14:pctWidth>0</wp14:pctWidth>
+                </wp14:sizeRelH>
+                <wp14:sizeRelV relativeFrom="page">
+                  <wp14:pctHeight>0</wp14:pctHeight>
+                </wp14:sizeRelV>
+              </wp:anchor>
+            </w:drawing>
+          </mc:Choice>
+          <mc:Fallback>
+            <w:pict>
+              <v:group w14:anchorId="636359C6" id="Group 36" o:spid="_x0000_s1026" style="position:absolute;margin-left:46.8pt;margin-top:.6pt;width:367.5pt;height:127.15pt;z-index:251660288" coordorigin="2895,-4805" coordsize="46672,16163" o:gfxdata="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">
+                <v:shapetype id="_x0000_t202" coordsize="21600,21600" o:spt="202" path="m,l,21600r21600,l21600,xe">
+                  <v:stroke joinstyle="miter"/>
+                  <v:path gradientshapeok="t" o:connecttype="rect"/>
+                </v:shapetype>
+                <v:shape id="Pole tekstowe 2" o:spid="_x0000_s1027" type="#_x0000_t202" style="position:absolute;left:2895;top:-4805;width:46673;height:7010;visibility:visible;mso-wrap-style:square;v-text-anchor:top" o:gfxdata="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" filled="f" stroked="f">
+                  <v:textbox>
+                    <w:txbxContent>
+                      <w:p>
+                        <w:pPr>
+                          <w:rPr>
+                            <w:rFonts w:ascii="Arial" w:hAnsi="Arial" w:cs="Arial"/>
+                            <w:b/>
+                            <w:bCs/>
+                            <w:color w:val="313131"/>
+                            <w:sz w:val="64"/>
+                            <w:szCs w:val="64"/>
+                          </w:rPr>
+                        </w:pPr>
+                        <w:r>
+                          <w:rPr>
+                            <w:rFonts w:ascii="Arial" w:hAnsi="Arial" w:cs="Arial"/>
+                            <w:b/>
+                            <w:bCs/>
+                            <w:color w:val="313131"/>
+                            <w:sz w:val="64"/>
+                            <w:szCs w:val="64"/>
+                          </w:rPr>
+                          <w:t>SFCC - ESW Cartridge</w:t>
+                        </w:r>
+                      </w:p>
+                      <w:p>
+                        <w:pPr>
+                          <w:rPr>
+                            <w:rFonts w:ascii="Arial" w:hAnsi="Arial" w:cs="Arial"/>
+                            <w:b/>
+                            <w:bCs/>
+                            <w:color w:val="313131"/>
+                            <w:sz w:val="36"/>
+                            <w:szCs w:val="36"/>
+                          </w:rPr>
+                        </w:pPr>
+                      </w:p>
+                    </w:txbxContent>
+                  </v:textbox>
+                </v:shape>
+                <v:shape id="Pole tekstowe 2" o:spid="_x0000_s1028" type="#_x0000_t202" style="position:absolute;left:8153;top:4170;width:4750;height:7188;visibility:visible;mso-wrap-style:square;v-text-anchor:top" o:gfxdata="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" filled="f" stroked="f">
+                  <v:textbox>
+                    <w:txbxContent>
+                      <w:p>
+                        <w:pPr>
+                          <w:pStyle w:val="Tytu1"/>
+                          <w:rPr>
+                            <w:rFonts w:ascii="Calibri bold" w:hAnsi="Calibri bold" w:cs="Calibri"/>
+                            <w:color w:val="FFC000" w:themeColor="accent4"/>
+                            <w:sz w:val="74"/>
+                            <w:szCs w:val="200"/>
+                          </w:rPr>
+                        </w:pPr>
+                        <w:r>
+                          <w:rPr>
+                            <w:rFonts w:ascii="Calibri bold" w:hAnsi="Calibri bold" w:cs="Calibri"/>
+                            <w:color w:val="FFC000" w:themeColor="accent4"/>
+                            <w:sz w:val="74"/>
+                            <w:szCs w:val="200"/>
+                          </w:rPr>
+                          <w:t>+</w:t>
+                        </w:r>
+                      </w:p>
+                    </w:txbxContent>
+                  </v:textbox>
+                </v:shape>
+                <w10:wrap type="square"/>
+              </v:group>
+            </w:pict>
+          </mc:Fallback>
+        </mc:AlternateContent>
+      </w:r>
+      <w:r>
+        <w:rPr>
+          <w:noProof/>
+        </w:rPr>
+        <mc:AlternateContent>
+          <mc:Choice Requires="wps">
+            <w:drawing>
+              <wp:anchor distT="45720" distB="45720" distL="114300" distR="114300" simplePos="0" relativeHeight="251662336" behindDoc="0" locked="0" layoutInCell="1" allowOverlap="1" wp14:anchorId="400DC18E" wp14:editId="242F9245">
+                <wp:simplePos x="0" y="0"/>
+                <wp:positionH relativeFrom="margin">
+                  <wp:posOffset>1533525</wp:posOffset>
+                </wp:positionH>
+                <wp:positionV relativeFrom="paragraph">
+                  <wp:posOffset>1035685</wp:posOffset>
+                </wp:positionV>
+                <wp:extent cx="4035425" cy="715010"/>
+                <wp:effectExtent l="0" t="0" r="0" b="0"/>
+                <wp:wrapSquare wrapText="bothSides"/>
+                <wp:docPr id="234" name="Text Box 234"/>
+                <wp:cNvGraphicFramePr>
+                  <a:graphicFrameLocks xmlns:a="http://schemas.openxmlformats.org/drawingml/2006/main"/>
+                </wp:cNvGraphicFramePr>
+                <a:graphic xmlns:a="http://schemas.openxmlformats.org/drawingml/2006/main">
+                  <a:graphicData uri="http://schemas.microsoft.com/office/word/2010/wordprocessingShape">
+                    <wps:wsp>
+                      <wps:cNvSpPr txBox="1">
+                        <a:spLocks noChangeArrowheads="1"/>
+                      </wps:cNvSpPr>
+                      <wps:spPr bwMode="auto">
+                        <a:xfrm>
+                          <a:off x="0" y="0"/>
+                          <a:ext cx="4035425" cy="715010"/>
+                        </a:xfrm>
+                        <a:prstGeom prst="rect">
+                          <a:avLst/>
+                        </a:prstGeom>
+                        <a:noFill/>
+                        <a:ln w="9525">
+                          <a:noFill/>
+                          <a:miter lim="800000"/>
+                          <a:headEnd/>
+                          <a:tailEnd/>
+                        </a:ln>
+                      </wps:spPr>
+                      <wps:txbx>
+                        <w:txbxContent>
+                          <w:p>
+                            <w:pPr>
+                              <w:pStyle w:val="header2"/>
+                              <w:rPr>
+                                <w:rFonts w:ascii="Montserrat SemiBold" w:hAnsi="Montserrat SemiBold"/>
+                                <w:color w:val="54575A"/>
+                              </w:rPr>
+                            </w:pPr>
+                            <w:r>
+                              <w:rPr>
+                                <w:rFonts w:ascii="Montserrat SemiBold" w:hAnsi="Montserrat SemiBold"/>
+                                <w:color w:val="54575A"/>
+                              </w:rPr>
+                              <w:t>SFCC-PWA INTEGRATION GUIDE</w:t>
+                            </w:r>
+                          </w:p>
+                          <w:p>
+                            <w:pPr>
+                              <w:pStyle w:val="Tytu1"/>
+                              <w:rPr>
+                                <w:color w:val="54575A"/>
+                                <w:sz w:val="8"/>
+                                <w:szCs w:val="8"/>
+                                <w:lang w:val="en-US"/>
+                              </w:rPr>
+                            </w:pPr>
+                          </w:p>
+                        </w:txbxContent>
+                      </wps:txbx>
+                      <wps:bodyPr rot="0" vertOverflow="clip" horzOverflow="clip" vert="horz" wrap="square" lIns="91440" tIns="45720" rIns="91440" bIns="45720" anchor="t" anchorCtr="0">
+                        <a:noAutofit/>
+                      </wps:bodyPr>
+                    </wps:wsp>
+                  </a:graphicData>
+                </a:graphic>
+                <wp14:sizeRelH relativeFrom="margin">
+                  <wp14:pctWidth>0</wp14:pctWidth>
+                </wp14:sizeRelH>
+                <wp14:sizeRelV relativeFrom="margin">
+                  <wp14:pctHeight>0</wp14:pctHeight>
+                </wp14:sizeRelV>
+              </wp:anchor>
+            </w:drawing>
+          </mc:Choice>
+          <mc:Fallback>
+            <w:pict>
+              <v:shape w14:anchorId="400DC18E" id="Text Box 234" o:spid="_x0000_s1029" type="#_x0000_t202" style="position:absolute;margin-left:120.75pt;margin-top:81.55pt;width:317.75pt;height:56.3pt;z-index:251662336;visibility:visible;mso-wrap-style:square;mso-width-percent:0;mso-height-percent:0;mso-wrap-distance-left:9pt;mso-wrap-distance-top:3.6pt;mso-wrap-distance-right:9pt;mso-wrap-distance-bottom:3.6pt;mso-position-horizontal:absolute;mso-position-horizontal-relative:margin;mso-position-vertical:absolute;mso-position-vertical-relative:text;mso-width-percent:0;mso-height-percent:0;mso-width-relative:margin;mso-height-relative:margin;v-text-anchor:top" o:gfxdata="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" filled="f" stroked="f">
+                <v:textbox>
+                  <w:txbxContent>
+                    <w:p>
+                      <w:pPr>
+                        <w:pStyle w:val="header2"/>
+                        <w:rPr>
+                          <w:rFonts w:ascii="Montserrat SemiBold" w:hAnsi="Montserrat SemiBold"/>
+                          <w:color w:val="54575A"/>
+                        </w:rPr>
+                      </w:pPr>
+                      <w:r>
+                        <w:rPr>
+                          <w:rFonts w:ascii="Montserrat SemiBold" w:hAnsi="Montserrat SemiBold"/>
+                          <w:color w:val="54575A"/>
+                        </w:rPr>
+                        <w:t>SFCC-PWA INTEGRATION GUIDE</w:t>
+                      </w:r>
+                    </w:p>
+                    <w:p>
+                      <w:pPr>
+                        <w:pStyle w:val="Tytu1"/>
+                        <w:rPr>
+                          <w:color w:val="54575A"/>
+                          <w:sz w:val="8"/>
+                          <w:szCs w:val="8"/>
+                          <w:lang w:val="en-US"/>
+                        </w:rPr>
+                      </w:pPr>
+                    </w:p>
+                  </w:txbxContent>
+                </v:textbox>
+                <w10:wrap type="square" anchorx="margin"/>
+              </v:shape>
+            </w:pict>
+          </mc:Fallback>
+        </mc:AlternateContent>
+      </w:r>
       <w:r>
         <w:rPr>
           <w:noProof/>
@@ -76,21 +443,7 @@
                                 <w:sz w:val="20"/>
                                 <w:szCs w:val="20"/>
                               </w:rPr>
-                              <w:t>4.</w:t>
-                            </w:r>
-                            <w:r>
-                              <w:rPr>
-                                <w:sz w:val="20"/>
-                                <w:szCs w:val="20"/>
-                              </w:rPr>
-                              <w:t>7</w:t>
-                            </w:r>
-                            <w:r>
-                              <w:rPr>
-                                <w:sz w:val="20"/>
-                                <w:szCs w:val="20"/>
-                              </w:rPr>
-                              <w:t>.1</w:t>
+                              <w:t>5.0.0</w:t>
                             </w:r>
                           </w:p>
                           <w:p>
@@ -118,21 +471,28 @@
                                 <w:sz w:val="20"/>
                                 <w:szCs w:val="20"/>
                               </w:rPr>
-                              <w:t>July</w:t>
+                              <w:t>February</w:t>
                             </w:r>
                             <w:r>
                               <w:rPr>
                                 <w:sz w:val="20"/>
                                 <w:szCs w:val="20"/>
                               </w:rPr>
-                              <w:t xml:space="preserve"> 202</w:t>
+                              <w:t xml:space="preserve"> </w:t>
                             </w:r>
                             <w:r>
                               <w:rPr>
                                 <w:sz w:val="20"/>
                                 <w:szCs w:val="20"/>
                               </w:rPr>
-                              <w:t>5</w:t>
+                              <w:t>202</w:t>
+                            </w:r>
+                            <w:r>
+                              <w:rPr>
+                                <w:sz w:val="20"/>
+                                <w:szCs w:val="20"/>
+                              </w:rPr>
+                              <w:t>6</w:t>
                             </w:r>
                           </w:p>
                           <w:p>
@@ -158,7 +518,7 @@
                                 <w:sz w:val="20"/>
                                 <w:szCs w:val="20"/>
                               </w:rPr>
-                              <w:t>5</w:t>
+                              <w:t>6</w:t>
                             </w:r>
                             <w:r>
                               <w:rPr>
@@ -214,11 +574,7 @@
           </mc:Choice>
           <mc:Fallback>
             <w:pict>
-              <v:shapetype w14:anchorId="755FD38C" id="_x0000_t202" coordsize="21600,21600" o:spt="202" path="m,l,21600r21600,l21600,xe">
-                <v:stroke joinstyle="miter"/>
-                <v:path gradientshapeok="t" o:connecttype="rect"/>
-              </v:shapetype>
-              <v:shape id="Text Box 233" o:spid="_x0000_s1026" type="#_x0000_t202" style="position:absolute;margin-left:25.5pt;margin-top:567pt;width:484.35pt;height:93.3pt;z-index:251663360;visibility:visible;mso-wrap-style:square;mso-width-percent:0;mso-height-percent:0;mso-wrap-distance-left:9pt;mso-wrap-distance-top:0;mso-wrap-distance-right:9pt;mso-wrap-distance-bottom:0;mso-position-horizontal:absolute;mso-position-horizontal-relative:text;mso-position-vertical:absolute;mso-position-vertical-relative:text;mso-width-percent:0;mso-height-percent:0;mso-width-relative:margin;mso-height-relative:margin;v-text-anchor:top" o:gfxdata="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" filled="f" stroked="f" strokeweight=".5pt">
+              <v:shape w14:anchorId="755FD38C" id="Text Box 233" o:spid="_x0000_s1030" type="#_x0000_t202" style="position:absolute;margin-left:25.5pt;margin-top:567pt;width:484.35pt;height:93.3pt;z-index:251663360;visibility:visible;mso-wrap-style:square;mso-width-percent:0;mso-height-percent:0;mso-wrap-distance-left:9pt;mso-wrap-distance-top:0;mso-wrap-distance-right:9pt;mso-wrap-distance-bottom:0;mso-position-horizontal:absolute;mso-position-horizontal-relative:text;mso-position-vertical:absolute;mso-position-vertical-relative:text;mso-width-percent:0;mso-height-percent:0;mso-width-relative:margin;mso-height-relative:margin;v-text-anchor:top" o:gfxdata="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" filled="f" stroked="f" strokeweight=".5pt">
                 <v:textbox>
                   <w:txbxContent>
                     <w:p>
@@ -246,21 +602,7 @@
                           <w:sz w:val="20"/>
                           <w:szCs w:val="20"/>
                         </w:rPr>
-                        <w:t>4.</w:t>
-                      </w:r>
-                      <w:r>
-                        <w:rPr>
-                          <w:sz w:val="20"/>
-                          <w:szCs w:val="20"/>
-                        </w:rPr>
-                        <w:t>7</w:t>
-                      </w:r>
-                      <w:r>
-                        <w:rPr>
-                          <w:sz w:val="20"/>
-                          <w:szCs w:val="20"/>
-                        </w:rPr>
-                        <w:t>.1</w:t>
+                        <w:t>5.0.0</w:t>
                       </w:r>
                     </w:p>
                     <w:p>
@@ -288,21 +630,28 @@
                           <w:sz w:val="20"/>
                           <w:szCs w:val="20"/>
                         </w:rPr>
-                        <w:t>July</w:t>
+                        <w:t>February</w:t>
                       </w:r>
                       <w:r>
                         <w:rPr>
                           <w:sz w:val="20"/>
                           <w:szCs w:val="20"/>
                         </w:rPr>
-                        <w:t xml:space="preserve"> 202</w:t>
+                        <w:t xml:space="preserve"> </w:t>
                       </w:r>
                       <w:r>
                         <w:rPr>
                           <w:sz w:val="20"/>
                           <w:szCs w:val="20"/>
                         </w:rPr>
-                        <w:t>5</w:t>
+                        <w:t>202</w:t>
+                      </w:r>
+                      <w:r>
+                        <w:rPr>
+                          <w:sz w:val="20"/>
+                          <w:szCs w:val="20"/>
+                        </w:rPr>
+                        <w:t>6</w:t>
                       </w:r>
                     </w:p>
                     <w:p>
@@ -328,7 +677,7 @@
                           <w:sz w:val="20"/>
                           <w:szCs w:val="20"/>
                         </w:rPr>
-                        <w:t>5</w:t>
+                        <w:t>6</w:t>
                       </w:r>
                       <w:r>
                         <w:rPr>
@@ -444,139 +793,9 @@
               <w:noProof/>
             </w:rPr>
             <mc:AlternateContent>
-              <mc:Choice Requires="wps">
-                <w:drawing>
-                  <wp:anchor distT="45720" distB="45720" distL="114300" distR="114300" simplePos="0" relativeHeight="251662336" behindDoc="0" locked="0" layoutInCell="1" allowOverlap="1" wp14:anchorId="400DC18E" wp14:editId="3E085829">
-                    <wp:simplePos x="0" y="0"/>
-                    <wp:positionH relativeFrom="column">
-                      <wp:posOffset>931545</wp:posOffset>
-                    </wp:positionH>
-                    <wp:positionV relativeFrom="paragraph">
-                      <wp:posOffset>1195705</wp:posOffset>
-                    </wp:positionV>
-                    <wp:extent cx="4035425" cy="715010"/>
-                    <wp:effectExtent l="0" t="0" r="0" b="0"/>
-                    <wp:wrapSquare wrapText="bothSides"/>
-                    <wp:docPr id="234" name="Text Box 234"/>
-                    <wp:cNvGraphicFramePr>
-                      <a:graphicFrameLocks xmlns:a="http://schemas.openxmlformats.org/drawingml/2006/main"/>
-                    </wp:cNvGraphicFramePr>
-                    <a:graphic xmlns:a="http://schemas.openxmlformats.org/drawingml/2006/main">
-                      <a:graphicData uri="http://schemas.microsoft.com/office/word/2010/wordprocessingShape">
-                        <wps:wsp>
-                          <wps:cNvSpPr txBox="1">
-                            <a:spLocks noChangeArrowheads="1"/>
-                          </wps:cNvSpPr>
-                          <wps:spPr bwMode="auto">
-                            <a:xfrm>
-                              <a:off x="0" y="0"/>
-                              <a:ext cx="4035425" cy="715010"/>
-                            </a:xfrm>
-                            <a:prstGeom prst="rect">
-                              <a:avLst/>
-                            </a:prstGeom>
-                            <a:noFill/>
-                            <a:ln w="9525">
-                              <a:noFill/>
-                              <a:miter lim="800000"/>
-                              <a:headEnd/>
-                              <a:tailEnd/>
-                            </a:ln>
-                          </wps:spPr>
-                          <wps:txbx>
-                            <w:txbxContent>
-                              <w:p>
-                                <w:pPr>
-                                  <w:pStyle w:val="header2"/>
-                                  <w:rPr>
-                                    <w:rFonts w:ascii="Montserrat SemiBold" w:hAnsi="Montserrat SemiBold"/>
-                                    <w:color w:val="54575A"/>
-                                  </w:rPr>
-                                </w:pPr>
-                                <w:r>
-                                  <w:rPr>
-                                    <w:rFonts w:ascii="Montserrat SemiBold" w:hAnsi="Montserrat SemiBold"/>
-                                    <w:color w:val="54575A"/>
-                                  </w:rPr>
-                                  <w:t>SFCC-PWA INTEGRATION GUIDE</w:t>
-                                </w:r>
-                              </w:p>
-                              <w:p>
-                                <w:pPr>
-                                  <w:pStyle w:val="Tytu1"/>
-                                  <w:rPr>
-                                    <w:color w:val="54575A"/>
-                                    <w:sz w:val="8"/>
-                                    <w:szCs w:val="8"/>
-                                    <w:lang w:val="en-US"/>
-                                  </w:rPr>
-                                </w:pPr>
-                              </w:p>
-                            </w:txbxContent>
-                          </wps:txbx>
-                          <wps:bodyPr rot="0" vertOverflow="clip" horzOverflow="clip" vert="horz" wrap="square" lIns="91440" tIns="45720" rIns="91440" bIns="45720" anchor="t" anchorCtr="0">
-                            <a:noAutofit/>
-                          </wps:bodyPr>
-                        </wps:wsp>
-                      </a:graphicData>
-                    </a:graphic>
-                    <wp14:sizeRelH relativeFrom="margin">
-                      <wp14:pctWidth>0</wp14:pctWidth>
-                    </wp14:sizeRelH>
-                    <wp14:sizeRelV relativeFrom="margin">
-                      <wp14:pctHeight>0</wp14:pctHeight>
-                    </wp14:sizeRelV>
-                  </wp:anchor>
-                </w:drawing>
-              </mc:Choice>
-              <mc:Fallback>
-                <w:pict>
-                  <v:shape w14:anchorId="400DC18E" id="Text Box 234" o:spid="_x0000_s1027" type="#_x0000_t202" style="position:absolute;margin-left:73.35pt;margin-top:94.15pt;width:317.75pt;height:56.3pt;z-index:251662336;visibility:visible;mso-wrap-style:square;mso-width-percent:0;mso-height-percent:0;mso-wrap-distance-left:9pt;mso-wrap-distance-top:3.6pt;mso-wrap-distance-right:9pt;mso-wrap-distance-bottom:3.6pt;mso-position-horizontal:absolute;mso-position-horizontal-relative:text;mso-position-vertical:absolute;mso-position-vertical-relative:text;mso-width-percent:0;mso-height-percent:0;mso-width-relative:margin;mso-height-relative:margin;v-text-anchor:top" o:gfxdata="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" filled="f" stroked="f">
-                    <v:textbox>
-                      <w:txbxContent>
-                        <w:p>
-                          <w:pPr>
-                            <w:pStyle w:val="header2"/>
-                            <w:rPr>
-                              <w:rFonts w:ascii="Montserrat SemiBold" w:hAnsi="Montserrat SemiBold"/>
-                              <w:color w:val="54575A"/>
-                            </w:rPr>
-                          </w:pPr>
-                          <w:r>
-                            <w:rPr>
-                              <w:rFonts w:ascii="Montserrat SemiBold" w:hAnsi="Montserrat SemiBold"/>
-                              <w:color w:val="54575A"/>
-                            </w:rPr>
-                            <w:t>SFCC-PWA INTEGRATION GUIDE</w:t>
-                          </w:r>
-                        </w:p>
-                        <w:p>
-                          <w:pPr>
-                            <w:pStyle w:val="Tytu1"/>
-                            <w:rPr>
-                              <w:color w:val="54575A"/>
-                              <w:sz w:val="8"/>
-                              <w:szCs w:val="8"/>
-                              <w:lang w:val="en-US"/>
-                            </w:rPr>
-                          </w:pPr>
-                        </w:p>
-                      </w:txbxContent>
-                    </v:textbox>
-                    <w10:wrap type="square"/>
-                  </v:shape>
-                </w:pict>
-              </mc:Fallback>
-            </mc:AlternateContent>
-          </w:r>
-          <w:r>
-            <w:rPr>
-              <w:noProof/>
-            </w:rPr>
-            <mc:AlternateContent>
               <mc:Choice Requires="wpg">
                 <w:drawing>
-                  <wp:anchor distT="0" distB="0" distL="114300" distR="114300" simplePos="0" relativeHeight="251659264" behindDoc="0" locked="0" layoutInCell="1" allowOverlap="1" wp14:anchorId="54769F87" wp14:editId="65D2CF30">
+                  <wp:anchor distT="0" distB="0" distL="114300" distR="114300" simplePos="0" relativeHeight="251659264" behindDoc="0" locked="0" layoutInCell="1" allowOverlap="1" wp14:anchorId="54769F87" wp14:editId="7ED480F6">
                     <wp:simplePos x="0" y="0"/>
                     <wp:positionH relativeFrom="column">
                       <wp:posOffset>666750</wp:posOffset>
@@ -736,7 +955,7 @@
               </mc:Choice>
               <mc:Fallback>
                 <w:pict>
-                  <v:group w14:anchorId="50753D89" id="Group 37" o:spid="_x0000_s1026" style="position:absolute;margin-left:52.5pt;margin-top:163.5pt;width:394.65pt;height:392.5pt;z-index:251659264" coordsize="50120,49848" o:gfxdata="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">
+                  <v:group w14:anchorId="6EDCC4CC" id="Group 37" o:spid="_x0000_s1026" style="position:absolute;margin-left:52.5pt;margin-top:163.5pt;width:394.65pt;height:392.5pt;z-index:251659264" coordsize="50120,49848" o:gfxdata="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">
                     <v:shapetype id="_x0000_t75" coordsize="21600,21600" o:spt="75" o:preferrelative="t" path="m@4@5l@4@11@9@11@9@5xe" filled="f" stroked="f">
                       <v:stroke joinstyle="miter"/>
                       <v:formulas>
@@ -768,259 +987,6 @@
                         <v:imagedata r:id="rId14" o:title=""/>
                       </v:shape>
                     </v:group>
-                  </v:group>
-                </w:pict>
-              </mc:Fallback>
-            </mc:AlternateContent>
-          </w:r>
-          <w:r>
-            <w:rPr>
-              <w:noProof/>
-            </w:rPr>
-            <mc:AlternateContent>
-              <mc:Choice Requires="wpg">
-                <w:drawing>
-                  <wp:anchor distT="0" distB="0" distL="114300" distR="114300" simplePos="0" relativeHeight="251660288" behindDoc="0" locked="0" layoutInCell="1" allowOverlap="1" wp14:anchorId="636359C6" wp14:editId="7577EC00">
-                    <wp:simplePos x="0" y="0"/>
-                    <wp:positionH relativeFrom="column">
-                      <wp:posOffset>307340</wp:posOffset>
-                    </wp:positionH>
-                    <wp:positionV relativeFrom="paragraph">
-                      <wp:posOffset>487045</wp:posOffset>
-                    </wp:positionV>
-                    <wp:extent cx="4667250" cy="1296035"/>
-                    <wp:effectExtent l="0" t="0" r="0" b="0"/>
-                    <wp:wrapSquare wrapText="bothSides"/>
-                    <wp:docPr id="36" name="Group 36"/>
-                    <wp:cNvGraphicFramePr/>
-                    <a:graphic xmlns:a="http://schemas.openxmlformats.org/drawingml/2006/main">
-                      <a:graphicData uri="http://schemas.microsoft.com/office/word/2010/wordprocessingGroup">
-                        <wpg:wgp>
-                          <wpg:cNvGrpSpPr/>
-                          <wpg:grpSpPr>
-                            <a:xfrm>
-                              <a:off x="0" y="0"/>
-                              <a:ext cx="4667250" cy="1295400"/>
-                              <a:chOff x="0" y="0"/>
-                              <a:chExt cx="4667250" cy="1295763"/>
-                            </a:xfrm>
-                          </wpg:grpSpPr>
-                          <wps:wsp>
-                            <wps:cNvPr id="4" name="Pole tekstowe 2"/>
-                            <wps:cNvSpPr txBox="1">
-                              <a:spLocks noChangeArrowheads="1"/>
-                            </wps:cNvSpPr>
-                            <wps:spPr bwMode="auto">
-                              <a:xfrm>
-                                <a:off x="0" y="0"/>
-                                <a:ext cx="4667250" cy="701040"/>
-                              </a:xfrm>
-                              <a:prstGeom prst="rect">
-                                <a:avLst/>
-                              </a:prstGeom>
-                              <a:noFill/>
-                              <a:ln w="9525">
-                                <a:noFill/>
-                                <a:miter lim="800000"/>
-                                <a:headEnd/>
-                                <a:tailEnd/>
-                              </a:ln>
-                            </wps:spPr>
-                            <wps:txbx>
-                              <w:txbxContent>
-                                <w:p>
-                                  <w:pPr>
-                                    <w:rPr>
-                                      <w:rFonts w:ascii="Arial" w:hAnsi="Arial" w:cs="Arial"/>
-                                      <w:b/>
-                                      <w:bCs/>
-                                      <w:color w:val="313131"/>
-                                      <w:sz w:val="36"/>
-                                      <w:szCs w:val="36"/>
-                                    </w:rPr>
-                                  </w:pPr>
-                                  <w:r>
-                                    <w:rPr>
-                                      <w:rFonts w:ascii="Arial" w:hAnsi="Arial" w:cs="Arial"/>
-                                      <w:b/>
-                                      <w:bCs/>
-                                      <w:color w:val="313131"/>
-                                      <w:sz w:val="36"/>
-                                      <w:szCs w:val="36"/>
-                                    </w:rPr>
-                                    <w:t>SFCC – ESW PWA</w:t>
-                                  </w:r>
-                                  <w:r>
-                                    <w:rPr>
-                                      <w:rFonts w:ascii="Arial" w:hAnsi="Arial" w:cs="Arial"/>
-                                      <w:b/>
-                                      <w:bCs/>
-                                      <w:color w:val="313131"/>
-                                      <w:sz w:val="36"/>
-                                      <w:szCs w:val="36"/>
-                                    </w:rPr>
-                                    <w:t xml:space="preserve"> Storefront</w:t>
-                                  </w:r>
-                                  <w:r>
-                                    <w:rPr>
-                                      <w:rFonts w:ascii="Arial" w:hAnsi="Arial" w:cs="Arial"/>
-                                      <w:b/>
-                                      <w:bCs/>
-                                      <w:color w:val="313131"/>
-                                      <w:sz w:val="36"/>
-                                      <w:szCs w:val="36"/>
-                                    </w:rPr>
-                                    <w:t xml:space="preserve"> Cartridge</w:t>
-                                  </w:r>
-                                </w:p>
-                              </w:txbxContent>
-                            </wps:txbx>
-                            <wps:bodyPr rot="0" vert="horz" wrap="square" lIns="91440" tIns="45720" rIns="91440" bIns="45720" anchor="t" anchorCtr="0">
-                              <a:noAutofit/>
-                            </wps:bodyPr>
-                          </wps:wsp>
-                          <wps:wsp>
-                            <wps:cNvPr id="5" name="Pole tekstowe 2"/>
-                            <wps:cNvSpPr txBox="1">
-                              <a:spLocks noChangeArrowheads="1"/>
-                            </wps:cNvSpPr>
-                            <wps:spPr bwMode="auto">
-                              <a:xfrm>
-                                <a:off x="152400" y="576943"/>
-                                <a:ext cx="474980" cy="718820"/>
-                              </a:xfrm>
-                              <a:prstGeom prst="rect">
-                                <a:avLst/>
-                              </a:prstGeom>
-                              <a:noFill/>
-                              <a:ln w="9525">
-                                <a:noFill/>
-                                <a:miter lim="800000"/>
-                                <a:headEnd/>
-                                <a:tailEnd/>
-                              </a:ln>
-                            </wps:spPr>
-                            <wps:txbx>
-                              <w:txbxContent>
-                                <w:p>
-                                  <w:pPr>
-                                    <w:pStyle w:val="Tytu1"/>
-                                    <w:rPr>
-                                      <w:rFonts w:ascii="Calibri bold" w:hAnsi="Calibri bold" w:cs="Calibri"/>
-                                      <w:color w:val="FFC000" w:themeColor="accent4"/>
-                                      <w:sz w:val="74"/>
-                                      <w:szCs w:val="200"/>
-                                    </w:rPr>
-                                  </w:pPr>
-                                  <w:r>
-                                    <w:rPr>
-                                      <w:rFonts w:ascii="Calibri bold" w:hAnsi="Calibri bold" w:cs="Calibri"/>
-                                      <w:color w:val="FFC000" w:themeColor="accent4"/>
-                                      <w:sz w:val="74"/>
-                                      <w:szCs w:val="200"/>
-                                    </w:rPr>
-                                    <w:t>+</w:t>
-                                  </w:r>
-                                </w:p>
-                              </w:txbxContent>
-                            </wps:txbx>
-                            <wps:bodyPr rot="0" vert="horz" wrap="square" lIns="91440" tIns="45720" rIns="91440" bIns="45720" anchor="t" anchorCtr="0">
-                              <a:noAutofit/>
-                            </wps:bodyPr>
-                          </wps:wsp>
-                        </wpg:wgp>
-                      </a:graphicData>
-                    </a:graphic>
-                    <wp14:sizeRelH relativeFrom="page">
-                      <wp14:pctWidth>0</wp14:pctWidth>
-                    </wp14:sizeRelH>
-                    <wp14:sizeRelV relativeFrom="page">
-                      <wp14:pctHeight>0</wp14:pctHeight>
-                    </wp14:sizeRelV>
-                  </wp:anchor>
-                </w:drawing>
-              </mc:Choice>
-              <mc:Fallback>
-                <w:pict>
-                  <v:group w14:anchorId="636359C6" id="Group 36" o:spid="_x0000_s1028" style="position:absolute;margin-left:24.2pt;margin-top:38.35pt;width:367.5pt;height:102.05pt;z-index:251660288" coordsize="46672,12957" o:gfxdata="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">
-                    <v:shape id="Pole tekstowe 2" o:spid="_x0000_s1029" type="#_x0000_t202" style="position:absolute;width:46672;height:7010;visibility:visible;mso-wrap-style:square;v-text-anchor:top" o:gfxdata="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" filled="f" stroked="f">
-                      <v:textbox>
-                        <w:txbxContent>
-                          <w:p>
-                            <w:pPr>
-                              <w:rPr>
-                                <w:rFonts w:ascii="Arial" w:hAnsi="Arial" w:cs="Arial"/>
-                                <w:b/>
-                                <w:bCs/>
-                                <w:color w:val="313131"/>
-                                <w:sz w:val="36"/>
-                                <w:szCs w:val="36"/>
-                              </w:rPr>
-                            </w:pPr>
-                            <w:r>
-                              <w:rPr>
-                                <w:rFonts w:ascii="Arial" w:hAnsi="Arial" w:cs="Arial"/>
-                                <w:b/>
-                                <w:bCs/>
-                                <w:color w:val="313131"/>
-                                <w:sz w:val="36"/>
-                                <w:szCs w:val="36"/>
-                              </w:rPr>
-                              <w:t>SFCC – ESW PWA</w:t>
-                            </w:r>
-                            <w:r>
-                              <w:rPr>
-                                <w:rFonts w:ascii="Arial" w:hAnsi="Arial" w:cs="Arial"/>
-                                <w:b/>
-                                <w:bCs/>
-                                <w:color w:val="313131"/>
-                                <w:sz w:val="36"/>
-                                <w:szCs w:val="36"/>
-                              </w:rPr>
-                              <w:t xml:space="preserve"> Storefront</w:t>
-                            </w:r>
-                            <w:r>
-                              <w:rPr>
-                                <w:rFonts w:ascii="Arial" w:hAnsi="Arial" w:cs="Arial"/>
-                                <w:b/>
-                                <w:bCs/>
-                                <w:color w:val="313131"/>
-                                <w:sz w:val="36"/>
-                                <w:szCs w:val="36"/>
-                              </w:rPr>
-                              <w:t xml:space="preserve"> Cartridge</w:t>
-                            </w:r>
-                          </w:p>
-                        </w:txbxContent>
-                      </v:textbox>
-                    </v:shape>
-                    <v:shape id="Pole tekstowe 2" o:spid="_x0000_s1030" type="#_x0000_t202" style="position:absolute;left:1524;top:5769;width:4749;height:7188;visibility:visible;mso-wrap-style:square;v-text-anchor:top" o:gfxdata="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" filled="f" stroked="f">
-                      <v:textbox>
-                        <w:txbxContent>
-                          <w:p>
-                            <w:pPr>
-                              <w:pStyle w:val="Tytu1"/>
-                              <w:rPr>
-                                <w:rFonts w:ascii="Calibri bold" w:hAnsi="Calibri bold" w:cs="Calibri"/>
-                                <w:color w:val="FFC000" w:themeColor="accent4"/>
-                                <w:sz w:val="74"/>
-                                <w:szCs w:val="200"/>
-                              </w:rPr>
-                            </w:pPr>
-                            <w:r>
-                              <w:rPr>
-                                <w:rFonts w:ascii="Calibri bold" w:hAnsi="Calibri bold" w:cs="Calibri"/>
-                                <w:color w:val="FFC000" w:themeColor="accent4"/>
-                                <w:sz w:val="74"/>
-                                <w:szCs w:val="200"/>
-                              </w:rPr>
-                              <w:t>+</w:t>
-                            </w:r>
-                          </w:p>
-                        </w:txbxContent>
-                      </v:textbox>
-                    </v:shape>
-                    <w10:wrap type="square"/>
                   </v:group>
                 </w:pict>
               </mc:Fallback>
@@ -3852,7 +3818,21 @@
         <w:rPr>
           <w:rFonts w:ascii="Arial" w:hAnsi="Arial" w:cs="Arial"/>
         </w:rPr>
-        <w:t>The ESW PWA cartridge is developed to use with SFCC pwa-kit</w:t>
+        <w:t xml:space="preserve">The ESW PWA cartridge is developed to use with SFCC </w:t>
+      </w:r>
+      <w:proofErr w:type="spellStart"/>
+      <w:r>
+        <w:rPr>
+          <w:rFonts w:ascii="Arial" w:hAnsi="Arial" w:cs="Arial"/>
+        </w:rPr>
+        <w:t>pwa</w:t>
+      </w:r>
+      <w:proofErr w:type="spellEnd"/>
+      <w:r>
+        <w:rPr>
+          <w:rFonts w:ascii="Arial" w:hAnsi="Arial" w:cs="Arial"/>
+        </w:rPr>
+        <w:t>-kit</w:t>
       </w:r>
       <w:r>
         <w:rPr>
@@ -3975,6 +3955,7 @@
           <w:rFonts w:ascii="Arial" w:hAnsi="Arial" w:cs="Arial"/>
         </w:rPr>
       </w:pPr>
+      <w:proofErr w:type="spellStart"/>
       <w:r>
         <w:rPr>
           <w:rFonts w:ascii="Arial" w:hAnsi="Arial" w:cs="Arial"/>
@@ -3985,8 +3966,9 @@
         <w:rPr>
           <w:rFonts w:ascii="Arial" w:hAnsi="Arial" w:cs="Arial"/>
         </w:rPr>
-        <w:t>pwa</w:t>
-      </w:r>
+        <w:t>headless</w:t>
+      </w:r>
+      <w:proofErr w:type="spellEnd"/>
     </w:p>
     <w:p>
       <w:pPr>
@@ -4000,6 +3982,7 @@
           <w:rFonts w:ascii="Arial" w:hAnsi="Arial" w:cs="Arial"/>
         </w:rPr>
       </w:pPr>
+      <w:proofErr w:type="spellStart"/>
       <w:r>
         <w:rPr>
           <w:rFonts w:ascii="Arial" w:hAnsi="Arial" w:cs="Arial"/>
@@ -4012,6 +3995,7 @@
         </w:rPr>
         <w:t>core</w:t>
       </w:r>
+      <w:proofErr w:type="spellEnd"/>
     </w:p>
     <w:p>
       <w:pPr>
@@ -4044,6 +4028,7 @@
           <w:rFonts w:ascii="Arial" w:hAnsi="Arial" w:cs="Arial"/>
         </w:rPr>
       </w:pPr>
+      <w:proofErr w:type="spellStart"/>
       <w:r>
         <w:rPr>
           <w:rFonts w:ascii="Arial" w:hAnsi="Arial" w:cs="Arial"/>
@@ -4054,7 +4039,7 @@
         <w:rPr>
           <w:rFonts w:ascii="Arial" w:hAnsi="Arial" w:cs="Arial"/>
         </w:rPr>
-        <w:t>pwa</w:t>
+        <w:t>headless</w:t>
       </w:r>
       <w:r>
         <w:rPr>
@@ -4068,6 +4053,7 @@
         </w:rPr>
         <w:t>core</w:t>
       </w:r>
+      <w:proofErr w:type="spellEnd"/>
     </w:p>
     <w:p>
       <w:pPr>
@@ -4175,11 +4161,33 @@
           <w:rFonts w:ascii="Arial" w:hAnsi="Arial" w:cs="Arial"/>
         </w:rPr>
       </w:pPr>
-      <w:r>
-        <w:rPr>
-          <w:rFonts w:ascii="Arial" w:hAnsi="Arial" w:cs="Arial"/>
-        </w:rPr>
-        <w:t>link_eshopworld/sitesdata/meta/systemobjects.xml</w:t>
+      <w:proofErr w:type="spellStart"/>
+      <w:r>
+        <w:rPr>
+          <w:rFonts w:ascii="Arial" w:hAnsi="Arial" w:cs="Arial"/>
+        </w:rPr>
+        <w:t>link_eshopworld</w:t>
+      </w:r>
+      <w:proofErr w:type="spellEnd"/>
+      <w:r>
+        <w:rPr>
+          <w:rFonts w:ascii="Arial" w:hAnsi="Arial" w:cs="Arial"/>
+        </w:rPr>
+        <w:t>/</w:t>
+      </w:r>
+      <w:proofErr w:type="spellStart"/>
+      <w:r>
+        <w:rPr>
+          <w:rFonts w:ascii="Arial" w:hAnsi="Arial" w:cs="Arial"/>
+        </w:rPr>
+        <w:t>sitesdata</w:t>
+      </w:r>
+      <w:proofErr w:type="spellEnd"/>
+      <w:r>
+        <w:rPr>
+          <w:rFonts w:ascii="Arial" w:hAnsi="Arial" w:cs="Arial"/>
+        </w:rPr>
+        <w:t>/meta/systemobjects.xml</w:t>
       </w:r>
     </w:p>
     <w:p>
@@ -4194,11 +4202,45 @@
           <w:rFonts w:ascii="Arial" w:hAnsi="Arial" w:cs="Arial"/>
         </w:rPr>
       </w:pPr>
-      <w:r>
-        <w:rPr>
-          <w:rFonts w:ascii="Arial" w:hAnsi="Arial" w:cs="Arial"/>
-        </w:rPr>
-        <w:t>link_eshopworld/sitesdata/meta/systemobjects_pwa.xml</w:t>
+      <w:proofErr w:type="spellStart"/>
+      <w:r>
+        <w:rPr>
+          <w:rFonts w:ascii="Arial" w:hAnsi="Arial" w:cs="Arial"/>
+        </w:rPr>
+        <w:t>link_eshopworld</w:t>
+      </w:r>
+      <w:proofErr w:type="spellEnd"/>
+      <w:r>
+        <w:rPr>
+          <w:rFonts w:ascii="Arial" w:hAnsi="Arial" w:cs="Arial"/>
+        </w:rPr>
+        <w:t>/</w:t>
+      </w:r>
+      <w:proofErr w:type="spellStart"/>
+      <w:r>
+        <w:rPr>
+          <w:rFonts w:ascii="Arial" w:hAnsi="Arial" w:cs="Arial"/>
+        </w:rPr>
+        <w:t>sitesdata</w:t>
+      </w:r>
+      <w:proofErr w:type="spellEnd"/>
+      <w:r>
+        <w:rPr>
+          <w:rFonts w:ascii="Arial" w:hAnsi="Arial" w:cs="Arial"/>
+        </w:rPr>
+        <w:t>/meta/systemobjects</w:t>
+      </w:r>
+      <w:r>
+        <w:rPr>
+          <w:rFonts w:ascii="Arial" w:hAnsi="Arial" w:cs="Arial"/>
+        </w:rPr>
+        <w:t>_headless</w:t>
+      </w:r>
+      <w:r>
+        <w:rPr>
+          <w:rFonts w:ascii="Arial" w:hAnsi="Arial" w:cs="Arial"/>
+        </w:rPr>
+        <w:t>.xml</w:t>
       </w:r>
     </w:p>
     <w:p>
@@ -4232,11 +4274,33 @@
           <w:rFonts w:ascii="Arial" w:hAnsi="Arial" w:cs="Arial"/>
         </w:rPr>
       </w:pPr>
-      <w:r>
-        <w:rPr>
-          <w:rFonts w:ascii="Arial" w:hAnsi="Arial" w:cs="Arial"/>
-        </w:rPr>
-        <w:t>link_eshopworld/sitesdata/meta/customobjects.xml</w:t>
+      <w:proofErr w:type="spellStart"/>
+      <w:r>
+        <w:rPr>
+          <w:rFonts w:ascii="Arial" w:hAnsi="Arial" w:cs="Arial"/>
+        </w:rPr>
+        <w:t>link_eshopworld</w:t>
+      </w:r>
+      <w:proofErr w:type="spellEnd"/>
+      <w:r>
+        <w:rPr>
+          <w:rFonts w:ascii="Arial" w:hAnsi="Arial" w:cs="Arial"/>
+        </w:rPr>
+        <w:t>/</w:t>
+      </w:r>
+      <w:proofErr w:type="spellStart"/>
+      <w:r>
+        <w:rPr>
+          <w:rFonts w:ascii="Arial" w:hAnsi="Arial" w:cs="Arial"/>
+        </w:rPr>
+        <w:t>sitesdata</w:t>
+      </w:r>
+      <w:proofErr w:type="spellEnd"/>
+      <w:r>
+        <w:rPr>
+          <w:rFonts w:ascii="Arial" w:hAnsi="Arial" w:cs="Arial"/>
+        </w:rPr>
+        <w:t>/meta/customobjects.xml</w:t>
       </w:r>
     </w:p>
     <w:p>
@@ -4251,11 +4315,45 @@
           <w:rFonts w:ascii="Arial" w:hAnsi="Arial" w:cs="Arial"/>
         </w:rPr>
       </w:pPr>
-      <w:r>
-        <w:rPr>
-          <w:rFonts w:ascii="Arial" w:hAnsi="Arial" w:cs="Arial"/>
-        </w:rPr>
-        <w:t>link_eshopworld/sitesdata/meta/customobjects_pwa.xml</w:t>
+      <w:proofErr w:type="spellStart"/>
+      <w:r>
+        <w:rPr>
+          <w:rFonts w:ascii="Arial" w:hAnsi="Arial" w:cs="Arial"/>
+        </w:rPr>
+        <w:t>link_eshopworld</w:t>
+      </w:r>
+      <w:proofErr w:type="spellEnd"/>
+      <w:r>
+        <w:rPr>
+          <w:rFonts w:ascii="Arial" w:hAnsi="Arial" w:cs="Arial"/>
+        </w:rPr>
+        <w:t>/</w:t>
+      </w:r>
+      <w:proofErr w:type="spellStart"/>
+      <w:r>
+        <w:rPr>
+          <w:rFonts w:ascii="Arial" w:hAnsi="Arial" w:cs="Arial"/>
+        </w:rPr>
+        <w:t>sitesdata</w:t>
+      </w:r>
+      <w:proofErr w:type="spellEnd"/>
+      <w:r>
+        <w:rPr>
+          <w:rFonts w:ascii="Arial" w:hAnsi="Arial" w:cs="Arial"/>
+        </w:rPr>
+        <w:t>/meta/customobjects</w:t>
+      </w:r>
+      <w:r>
+        <w:rPr>
+          <w:rFonts w:ascii="Arial" w:hAnsi="Arial" w:cs="Arial"/>
+        </w:rPr>
+        <w:t>_headless</w:t>
+      </w:r>
+      <w:r>
+        <w:rPr>
+          <w:rFonts w:ascii="Arial" w:hAnsi="Arial" w:cs="Arial"/>
+        </w:rPr>
+        <w:t>.xml</w:t>
       </w:r>
     </w:p>
     <w:p>
@@ -4289,11 +4387,47 @@
           <w:rFonts w:ascii="Arial" w:hAnsi="Arial" w:cs="Arial"/>
         </w:rPr>
       </w:pPr>
-      <w:r>
-        <w:rPr>
-          <w:rFonts w:ascii="Arial" w:hAnsi="Arial" w:cs="Arial"/>
-        </w:rPr>
-        <w:t>link_eshopworld/sitesdata/sites/RefArch/libraries.xml</w:t>
+      <w:proofErr w:type="spellStart"/>
+      <w:r>
+        <w:rPr>
+          <w:rFonts w:ascii="Arial" w:hAnsi="Arial" w:cs="Arial"/>
+        </w:rPr>
+        <w:t>link_eshopworld</w:t>
+      </w:r>
+      <w:proofErr w:type="spellEnd"/>
+      <w:r>
+        <w:rPr>
+          <w:rFonts w:ascii="Arial" w:hAnsi="Arial" w:cs="Arial"/>
+        </w:rPr>
+        <w:t>/</w:t>
+      </w:r>
+      <w:proofErr w:type="spellStart"/>
+      <w:r>
+        <w:rPr>
+          <w:rFonts w:ascii="Arial" w:hAnsi="Arial" w:cs="Arial"/>
+        </w:rPr>
+        <w:t>sitesdata</w:t>
+      </w:r>
+      <w:proofErr w:type="spellEnd"/>
+      <w:r>
+        <w:rPr>
+          <w:rFonts w:ascii="Arial" w:hAnsi="Arial" w:cs="Arial"/>
+        </w:rPr>
+        <w:t>/sites/</w:t>
+      </w:r>
+      <w:proofErr w:type="spellStart"/>
+      <w:r>
+        <w:rPr>
+          <w:rFonts w:ascii="Arial" w:hAnsi="Arial" w:cs="Arial"/>
+        </w:rPr>
+        <w:t>RefArch</w:t>
+      </w:r>
+      <w:proofErr w:type="spellEnd"/>
+      <w:r>
+        <w:rPr>
+          <w:rFonts w:ascii="Arial" w:hAnsi="Arial" w:cs="Arial"/>
+        </w:rPr>
+        <w:t>/libraries.xml</w:t>
       </w:r>
     </w:p>
     <w:p>
@@ -4308,11 +4442,47 @@
           <w:rFonts w:ascii="Arial" w:hAnsi="Arial" w:cs="Arial"/>
         </w:rPr>
       </w:pPr>
-      <w:r>
-        <w:rPr>
-          <w:rFonts w:ascii="Arial" w:hAnsi="Arial" w:cs="Arial"/>
-        </w:rPr>
-        <w:t>link_eshopworld/sitesdata/sites/RefArch/content-assets.xml</w:t>
+      <w:proofErr w:type="spellStart"/>
+      <w:r>
+        <w:rPr>
+          <w:rFonts w:ascii="Arial" w:hAnsi="Arial" w:cs="Arial"/>
+        </w:rPr>
+        <w:t>link_eshopworld</w:t>
+      </w:r>
+      <w:proofErr w:type="spellEnd"/>
+      <w:r>
+        <w:rPr>
+          <w:rFonts w:ascii="Arial" w:hAnsi="Arial" w:cs="Arial"/>
+        </w:rPr>
+        <w:t>/</w:t>
+      </w:r>
+      <w:proofErr w:type="spellStart"/>
+      <w:r>
+        <w:rPr>
+          <w:rFonts w:ascii="Arial" w:hAnsi="Arial" w:cs="Arial"/>
+        </w:rPr>
+        <w:t>sitesdata</w:t>
+      </w:r>
+      <w:proofErr w:type="spellEnd"/>
+      <w:r>
+        <w:rPr>
+          <w:rFonts w:ascii="Arial" w:hAnsi="Arial" w:cs="Arial"/>
+        </w:rPr>
+        <w:t>/sites/</w:t>
+      </w:r>
+      <w:proofErr w:type="spellStart"/>
+      <w:r>
+        <w:rPr>
+          <w:rFonts w:ascii="Arial" w:hAnsi="Arial" w:cs="Arial"/>
+        </w:rPr>
+        <w:t>RefArch</w:t>
+      </w:r>
+      <w:proofErr w:type="spellEnd"/>
+      <w:r>
+        <w:rPr>
+          <w:rFonts w:ascii="Arial" w:hAnsi="Arial" w:cs="Arial"/>
+        </w:rPr>
+        <w:t>/content-assets.xml</w:t>
       </w:r>
     </w:p>
     <w:p>
@@ -4340,7 +4510,7 @@
           <w:sz w:val="36"/>
           <w:szCs w:val="36"/>
         </w:rPr>
-        <w:t>Configure PWA related custom preferences</w:t>
+        <w:t>Configure PWA</w:t>
       </w:r>
       <w:bookmarkEnd w:id="4"/>
       <w:r>
@@ -4384,7 +4554,21 @@
         <w:rPr>
           <w:rFonts w:ascii="Arial" w:hAnsi="Arial" w:cs="Arial"/>
         </w:rPr>
-        <w:t>Goto ` Merchant Tools &gt; Site Preferences &gt; Custom Site Preference Groups &gt; ESW PWA Integration Configuration`</w:t>
+        <w:t xml:space="preserve">Please follow all steps outlined in </w:t>
+      </w:r>
+      <w:proofErr w:type="spellStart"/>
+      <w:r>
+        <w:rPr>
+          <w:rFonts w:ascii="Arial" w:hAnsi="Arial" w:cs="Arial"/>
+        </w:rPr>
+        <w:t>eShopWorld_Cartridge_Configuration_Guide_Headless</w:t>
+      </w:r>
+      <w:proofErr w:type="spellEnd"/>
+      <w:r>
+        <w:rPr>
+          <w:rFonts w:ascii="Arial" w:hAnsi="Arial" w:cs="Arial"/>
+        </w:rPr>
+        <w:t xml:space="preserve"> (OCAPI_SCAPI) and ensure that both SCAPI configuration and PWA Kit mapping are properly set up exactly as described in the document.</w:t>
       </w:r>
     </w:p>
     <w:p>
@@ -4403,21 +4587,7 @@
         <w:rPr>
           <w:rFonts w:ascii="Arial" w:hAnsi="Arial" w:cs="Arial"/>
         </w:rPr>
-        <w:t>Provide the “</w:t>
-      </w:r>
-      <w:r>
-        <w:rPr>
-          <w:rFonts w:ascii="Arial" w:hAnsi="Arial" w:cs="Arial"/>
-          <w:color w:val="000000"/>
-          <w:shd w:val="clear" w:color="auto" w:fill="FFFFFF"/>
-        </w:rPr>
-        <w:t>PWA Storefront URL</w:t>
-      </w:r>
-      <w:r>
-        <w:rPr>
-          <w:rFonts w:ascii="Arial" w:hAnsi="Arial" w:cs="Arial"/>
-        </w:rPr>
-        <w:t>“ (This is needed because on MRT environment we are not getting server reference)</w:t>
+        <w:t>Goto ` Merchant Tools &gt; Site Preferences &gt; Custom Site Preference Groups &gt; ESW PWA Integration Configuration`</w:t>
       </w:r>
     </w:p>
     <w:p>
@@ -4459,12 +4629,14 @@
           <w:rFonts w:ascii="Arial" w:hAnsi="Arial" w:cs="Arial"/>
         </w:rPr>
       </w:pPr>
+      <w:proofErr w:type="spellStart"/>
       <w:r>
         <w:rPr>
           <w:rFonts w:ascii="Arial" w:hAnsi="Arial" w:cs="Arial"/>
         </w:rPr>
         <w:t>InventoryCheckFailurePageUrl|cart</w:t>
       </w:r>
+      <w:proofErr w:type="spellEnd"/>
     </w:p>
     <w:p>
       <w:pPr>
@@ -4478,11 +4650,19 @@
           <w:rFonts w:ascii="Arial" w:hAnsi="Arial" w:cs="Arial"/>
         </w:rPr>
       </w:pPr>
-      <w:r>
-        <w:rPr>
-          <w:rFonts w:ascii="Arial" w:hAnsi="Arial" w:cs="Arial"/>
-        </w:rPr>
-        <w:t>BaseUrl|</w:t>
+      <w:proofErr w:type="spellStart"/>
+      <w:r>
+        <w:rPr>
+          <w:rFonts w:ascii="Arial" w:hAnsi="Arial" w:cs="Arial"/>
+        </w:rPr>
+        <w:t>BaseUrl</w:t>
+      </w:r>
+      <w:proofErr w:type="spellEnd"/>
+      <w:r>
+        <w:rPr>
+          <w:rFonts w:ascii="Arial" w:hAnsi="Arial" w:cs="Arial"/>
+        </w:rPr>
+        <w:t>|</w:t>
       </w:r>
     </w:p>
     <w:p>
@@ -4497,6 +4677,7 @@
           <w:rFonts w:ascii="Arial" w:hAnsi="Arial" w:cs="Arial"/>
         </w:rPr>
       </w:pPr>
+      <w:proofErr w:type="spellStart"/>
       <w:r>
         <w:rPr>
           <w:rFonts w:ascii="Arial" w:hAnsi="Arial" w:cs="Arial"/>
@@ -4511,8 +4692,27 @@
           <w:color w:val="000000"/>
           <w:shd w:val="clear" w:color="auto" w:fill="FFFFFF"/>
         </w:rPr>
-        <w:t>Base url</w:t>
-      </w:r>
+        <w:t>Base</w:t>
+      </w:r>
+      <w:proofErr w:type="spellEnd"/>
+      <w:r>
+        <w:rPr>
+          <w:rFonts w:ascii="Arial" w:hAnsi="Arial" w:cs="Arial"/>
+          <w:color w:val="000000"/>
+          <w:shd w:val="clear" w:color="auto" w:fill="FFFFFF"/>
+        </w:rPr>
+        <w:t xml:space="preserve"> </w:t>
+      </w:r>
+      <w:proofErr w:type="spellStart"/>
+      <w:r>
+        <w:rPr>
+          <w:rFonts w:ascii="Arial" w:hAnsi="Arial" w:cs="Arial"/>
+          <w:color w:val="000000"/>
+          <w:shd w:val="clear" w:color="auto" w:fill="FFFFFF"/>
+        </w:rPr>
+        <w:t>url</w:t>
+      </w:r>
+      <w:proofErr w:type="spellEnd"/>
     </w:p>
     <w:p>
       <w:pPr>
@@ -4526,12 +4726,14 @@
           <w:rFonts w:ascii="Arial" w:hAnsi="Arial" w:cs="Arial"/>
         </w:rPr>
       </w:pPr>
+      <w:proofErr w:type="spellStart"/>
       <w:r>
         <w:rPr>
           <w:rFonts w:ascii="Arial" w:hAnsi="Arial" w:cs="Arial"/>
         </w:rPr>
         <w:t>BackToCartUrl|cart</w:t>
       </w:r>
+      <w:proofErr w:type="spellEnd"/>
     </w:p>
     <w:p>
       <w:pPr>
@@ -4845,7 +5047,79 @@
           <w:b/>
           <w:bCs/>
         </w:rPr>
-        <w:t>The locale must be in the format of {lang_Country} e.g. en_IE, en_US, en_CA etc</w:t>
+        <w:t>The locale must be in the format of {</w:t>
+      </w:r>
+      <w:proofErr w:type="spellStart"/>
+      <w:r>
+        <w:rPr>
+          <w:rFonts w:ascii="Arial" w:hAnsi="Arial" w:cs="Arial"/>
+          <w:b/>
+          <w:bCs/>
+        </w:rPr>
+        <w:t>lang_Country</w:t>
+      </w:r>
+      <w:proofErr w:type="spellEnd"/>
+      <w:r>
+        <w:rPr>
+          <w:rFonts w:ascii="Arial" w:hAnsi="Arial" w:cs="Arial"/>
+          <w:b/>
+          <w:bCs/>
+        </w:rPr>
+        <w:t xml:space="preserve">} e.g. </w:t>
+      </w:r>
+      <w:proofErr w:type="spellStart"/>
+      <w:r>
+        <w:rPr>
+          <w:rFonts w:ascii="Arial" w:hAnsi="Arial" w:cs="Arial"/>
+          <w:b/>
+          <w:bCs/>
+        </w:rPr>
+        <w:t>en_IE</w:t>
+      </w:r>
+      <w:proofErr w:type="spellEnd"/>
+      <w:r>
+        <w:rPr>
+          <w:rFonts w:ascii="Arial" w:hAnsi="Arial" w:cs="Arial"/>
+          <w:b/>
+          <w:bCs/>
+        </w:rPr>
+        <w:t xml:space="preserve">, </w:t>
+      </w:r>
+      <w:proofErr w:type="spellStart"/>
+      <w:r>
+        <w:rPr>
+          <w:rFonts w:ascii="Arial" w:hAnsi="Arial" w:cs="Arial"/>
+          <w:b/>
+          <w:bCs/>
+        </w:rPr>
+        <w:t>en_US</w:t>
+      </w:r>
+      <w:proofErr w:type="spellEnd"/>
+      <w:r>
+        <w:rPr>
+          <w:rFonts w:ascii="Arial" w:hAnsi="Arial" w:cs="Arial"/>
+          <w:b/>
+          <w:bCs/>
+        </w:rPr>
+        <w:t xml:space="preserve">, </w:t>
+      </w:r>
+      <w:proofErr w:type="spellStart"/>
+      <w:r>
+        <w:rPr>
+          <w:rFonts w:ascii="Arial" w:hAnsi="Arial" w:cs="Arial"/>
+          <w:b/>
+          <w:bCs/>
+        </w:rPr>
+        <w:t>en_CA</w:t>
+      </w:r>
+      <w:proofErr w:type="spellEnd"/>
+      <w:r>
+        <w:rPr>
+          <w:rFonts w:ascii="Arial" w:hAnsi="Arial" w:cs="Arial"/>
+          <w:b/>
+          <w:bCs/>
+        </w:rPr>
+        <w:t xml:space="preserve"> etc</w:t>
       </w:r>
     </w:p>
     <w:p>
@@ -5050,8 +5324,16 @@
         <w:rPr>
           <w:rFonts w:ascii="Arial" w:hAnsi="Arial" w:cs="Arial"/>
         </w:rPr>
-        <w:t>This will generate locale in form of en_IE</w:t>
-      </w:r>
+        <w:t xml:space="preserve">This will generate locale in form of </w:t>
+      </w:r>
+      <w:proofErr w:type="spellStart"/>
+      <w:r>
+        <w:rPr>
+          <w:rFonts w:ascii="Arial" w:hAnsi="Arial" w:cs="Arial"/>
+        </w:rPr>
+        <w:t>en_IE</w:t>
+      </w:r>
+      <w:proofErr w:type="spellEnd"/>
     </w:p>
     <w:p>
       <w:pPr>
@@ -5094,7 +5376,21 @@
         <w:rPr>
           <w:rFonts w:ascii="Arial" w:hAnsi="Arial" w:cs="Arial"/>
         </w:rPr>
-        <w:t>After setting up and running up the pwa kit successfully we can add ESW related changes in it.</w:t>
+        <w:t xml:space="preserve">After setting up and running up the </w:t>
+      </w:r>
+      <w:proofErr w:type="spellStart"/>
+      <w:r>
+        <w:rPr>
+          <w:rFonts w:ascii="Arial" w:hAnsi="Arial" w:cs="Arial"/>
+        </w:rPr>
+        <w:t>pwa</w:t>
+      </w:r>
+      <w:proofErr w:type="spellEnd"/>
+      <w:r>
+        <w:rPr>
+          <w:rFonts w:ascii="Arial" w:hAnsi="Arial" w:cs="Arial"/>
+        </w:rPr>
+        <w:t xml:space="preserve"> kit successfully we can add ESW related changes in it.</w:t>
       </w:r>
     </w:p>
     <w:p>
@@ -5140,7 +5436,21 @@
         <w:rPr>
           <w:rFonts w:ascii="Arial" w:hAnsi="Arial" w:cs="Arial"/>
         </w:rPr>
-        <w:t xml:space="preserve"> of pwa-kit to enabled ESW checkout:</w:t>
+        <w:t xml:space="preserve"> of </w:t>
+      </w:r>
+      <w:proofErr w:type="spellStart"/>
+      <w:r>
+        <w:rPr>
+          <w:rFonts w:ascii="Arial" w:hAnsi="Arial" w:cs="Arial"/>
+        </w:rPr>
+        <w:t>pwa</w:t>
+      </w:r>
+      <w:proofErr w:type="spellEnd"/>
+      <w:r>
+        <w:rPr>
+          <w:rFonts w:ascii="Arial" w:hAnsi="Arial" w:cs="Arial"/>
+        </w:rPr>
+        <w:t>-kit to enabled ESW checkout:</w:t>
       </w:r>
     </w:p>
     <w:p>
@@ -5231,11 +5541,33 @@
           <w:rFonts w:ascii="Arial" w:hAnsi="Arial" w:cs="Arial"/>
         </w:rPr>
       </w:pPr>
-      <w:r>
-        <w:rPr>
-          <w:rFonts w:ascii="Arial" w:hAnsi="Arial" w:cs="Arial"/>
-        </w:rPr>
-        <w:t>main.jsx (Add timezone cookie)</w:t>
+      <w:proofErr w:type="spellStart"/>
+      <w:r>
+        <w:rPr>
+          <w:rFonts w:ascii="Arial" w:hAnsi="Arial" w:cs="Arial"/>
+        </w:rPr>
+        <w:t>main.jsx</w:t>
+      </w:r>
+      <w:proofErr w:type="spellEnd"/>
+      <w:r>
+        <w:rPr>
+          <w:rFonts w:ascii="Arial" w:hAnsi="Arial" w:cs="Arial"/>
+        </w:rPr>
+        <w:t xml:space="preserve"> (Add </w:t>
+      </w:r>
+      <w:proofErr w:type="spellStart"/>
+      <w:r>
+        <w:rPr>
+          <w:rFonts w:ascii="Arial" w:hAnsi="Arial" w:cs="Arial"/>
+        </w:rPr>
+        <w:t>timezone</w:t>
+      </w:r>
+      <w:proofErr w:type="spellEnd"/>
+      <w:r>
+        <w:rPr>
+          <w:rFonts w:ascii="Arial" w:hAnsi="Arial" w:cs="Arial"/>
+        </w:rPr>
+        <w:t xml:space="preserve"> cookie)</w:t>
       </w:r>
     </w:p>
     <w:p>
@@ -5292,7 +5624,35 @@
         <w:rPr>
           <w:rFonts w:ascii="Arial" w:hAnsi="Arial" w:cs="Arial"/>
         </w:rPr>
-        <w:t>index.js (To call esw init component)</w:t>
+        <w:t xml:space="preserve">index.js (To call </w:t>
+      </w:r>
+      <w:proofErr w:type="spellStart"/>
+      <w:r>
+        <w:rPr>
+          <w:rFonts w:ascii="Arial" w:hAnsi="Arial" w:cs="Arial"/>
+        </w:rPr>
+        <w:t>esw</w:t>
+      </w:r>
+      <w:proofErr w:type="spellEnd"/>
+      <w:r>
+        <w:rPr>
+          <w:rFonts w:ascii="Arial" w:hAnsi="Arial" w:cs="Arial"/>
+        </w:rPr>
+        <w:t xml:space="preserve"> </w:t>
+      </w:r>
+      <w:proofErr w:type="spellStart"/>
+      <w:r>
+        <w:rPr>
+          <w:rFonts w:ascii="Arial" w:hAnsi="Arial" w:cs="Arial"/>
+        </w:rPr>
+        <w:t>init</w:t>
+      </w:r>
+      <w:proofErr w:type="spellEnd"/>
+      <w:r>
+        <w:rPr>
+          <w:rFonts w:ascii="Arial" w:hAnsi="Arial" w:cs="Arial"/>
+        </w:rPr>
+        <w:t xml:space="preserve"> component)</w:t>
       </w:r>
     </w:p>
     <w:p>
@@ -5330,7 +5690,21 @@
         <w:rPr>
           <w:rFonts w:ascii="Arial" w:hAnsi="Arial" w:cs="Arial"/>
         </w:rPr>
-        <w:t>login-fields.jsx (Prefilled login email for post checkout registration)</w:t>
+        <w:t>login-</w:t>
+      </w:r>
+      <w:proofErr w:type="spellStart"/>
+      <w:r>
+        <w:rPr>
+          <w:rFonts w:ascii="Arial" w:hAnsi="Arial" w:cs="Arial"/>
+        </w:rPr>
+        <w:t>fields.jsx</w:t>
+      </w:r>
+      <w:proofErr w:type="spellEnd"/>
+      <w:r>
+        <w:rPr>
+          <w:rFonts w:ascii="Arial" w:hAnsi="Arial" w:cs="Arial"/>
+        </w:rPr>
+        <w:t xml:space="preserve"> (Prefilled login email for post checkout registration)</w:t>
       </w:r>
     </w:p>
     <w:p>
@@ -5349,7 +5723,21 @@
         <w:rPr>
           <w:rFonts w:ascii="Arial" w:hAnsi="Arial" w:cs="Arial"/>
         </w:rPr>
-        <w:t>registration-fields.jsx (Prefilled registration fields for post checkout registration)</w:t>
+        <w:t>registration-</w:t>
+      </w:r>
+      <w:proofErr w:type="spellStart"/>
+      <w:r>
+        <w:rPr>
+          <w:rFonts w:ascii="Arial" w:hAnsi="Arial" w:cs="Arial"/>
+        </w:rPr>
+        <w:t>fields.jsx</w:t>
+      </w:r>
+      <w:proofErr w:type="spellEnd"/>
+      <w:r>
+        <w:rPr>
+          <w:rFonts w:ascii="Arial" w:hAnsi="Arial" w:cs="Arial"/>
+        </w:rPr>
+        <w:t xml:space="preserve"> (Prefilled registration fields for post checkout registration)</w:t>
       </w:r>
     </w:p>
     <w:p>
@@ -5389,12 +5777,14 @@
           <w:rFonts w:ascii="Arial" w:hAnsi="Arial" w:cs="Arial"/>
         </w:rPr>
       </w:pPr>
+      <w:proofErr w:type="spellStart"/>
       <w:r>
         <w:rPr>
           <w:rFonts w:ascii="Arial" w:hAnsi="Arial" w:cs="Arial"/>
         </w:rPr>
         <w:t>index.jsx</w:t>
       </w:r>
+      <w:proofErr w:type="spellEnd"/>
       <w:r>
         <w:rPr>
           <w:rFonts w:ascii="Arial" w:hAnsi="Arial" w:cs="Arial"/>
@@ -5439,12 +5829,14 @@
           <w:rFonts w:ascii="Arial" w:hAnsi="Arial" w:cs="Arial"/>
         </w:rPr>
       </w:pPr>
+      <w:proofErr w:type="spellStart"/>
       <w:r>
         <w:rPr>
           <w:rFonts w:ascii="Arial" w:hAnsi="Arial" w:cs="Arial"/>
         </w:rPr>
         <w:t>index.jsx</w:t>
       </w:r>
+      <w:proofErr w:type="spellEnd"/>
       <w:r>
         <w:rPr>
           <w:rFonts w:ascii="Arial" w:hAnsi="Arial" w:cs="Arial"/>
@@ -5495,11 +5887,19 @@
           <w:rFonts w:ascii="Arial" w:hAnsi="Arial" w:cs="Arial"/>
         </w:rPr>
       </w:pPr>
-      <w:r>
-        <w:rPr>
-          <w:rFonts w:ascii="Arial" w:hAnsi="Arial" w:cs="Arial"/>
-        </w:rPr>
-        <w:t>index.jsx (</w:t>
+      <w:proofErr w:type="spellStart"/>
+      <w:r>
+        <w:rPr>
+          <w:rFonts w:ascii="Arial" w:hAnsi="Arial" w:cs="Arial"/>
+        </w:rPr>
+        <w:t>index.jsx</w:t>
+      </w:r>
+      <w:proofErr w:type="spellEnd"/>
+      <w:r>
+        <w:rPr>
+          <w:rFonts w:ascii="Arial" w:hAnsi="Arial" w:cs="Arial"/>
+        </w:rPr>
+        <w:t xml:space="preserve"> (</w:t>
       </w:r>
       <w:r>
         <w:rPr>
@@ -5529,8 +5929,16 @@
         <w:rPr>
           <w:rFonts w:ascii="Arial" w:hAnsi="Arial" w:cs="Arial"/>
         </w:rPr>
-        <w:t xml:space="preserve"> from localStorage</w:t>
-      </w:r>
+        <w:t xml:space="preserve"> from </w:t>
+      </w:r>
+      <w:proofErr w:type="spellStart"/>
+      <w:r>
+        <w:rPr>
+          <w:rFonts w:ascii="Arial" w:hAnsi="Arial" w:cs="Arial"/>
+        </w:rPr>
+        <w:t>localStorage</w:t>
+      </w:r>
+      <w:proofErr w:type="spellEnd"/>
       <w:r>
         <w:rPr>
           <w:rFonts w:ascii="Arial" w:hAnsi="Arial" w:cs="Arial"/>
@@ -5699,7 +6107,21 @@
         <w:rPr>
           <w:rFonts w:ascii="Arial" w:hAnsi="Arial" w:cs="Arial"/>
         </w:rPr>
-        <w:t>order-detail.jsx (Display order tracking information from ESW)</w:t>
+        <w:t>order-</w:t>
+      </w:r>
+      <w:proofErr w:type="spellStart"/>
+      <w:r>
+        <w:rPr>
+          <w:rFonts w:ascii="Arial" w:hAnsi="Arial" w:cs="Arial"/>
+        </w:rPr>
+        <w:t>detail.jsx</w:t>
+      </w:r>
+      <w:proofErr w:type="spellEnd"/>
+      <w:r>
+        <w:rPr>
+          <w:rFonts w:ascii="Arial" w:hAnsi="Arial" w:cs="Arial"/>
+        </w:rPr>
+        <w:t xml:space="preserve"> (Display order tracking information from ESW)</w:t>
       </w:r>
     </w:p>
     <w:p>
@@ -5756,7 +6178,21 @@
         <w:rPr>
           <w:rFonts w:ascii="Arial" w:hAnsi="Arial" w:cs="Arial"/>
         </w:rPr>
-        <w:t>cart-cta.jsx (override checkout button)</w:t>
+        <w:t>cart-</w:t>
+      </w:r>
+      <w:proofErr w:type="spellStart"/>
+      <w:r>
+        <w:rPr>
+          <w:rFonts w:ascii="Arial" w:hAnsi="Arial" w:cs="Arial"/>
+        </w:rPr>
+        <w:t>cta.jsx</w:t>
+      </w:r>
+      <w:proofErr w:type="spellEnd"/>
+      <w:r>
+        <w:rPr>
+          <w:rFonts w:ascii="Arial" w:hAnsi="Arial" w:cs="Arial"/>
+        </w:rPr>
+        <w:t xml:space="preserve"> (override checkout button)</w:t>
       </w:r>
     </w:p>
     <w:p>
@@ -5771,12 +6207,14 @@
           <w:rFonts w:ascii="Arial" w:hAnsi="Arial" w:cs="Arial"/>
         </w:rPr>
       </w:pPr>
+      <w:proofErr w:type="spellStart"/>
       <w:r>
         <w:rPr>
           <w:rFonts w:ascii="Arial" w:hAnsi="Arial" w:cs="Arial"/>
         </w:rPr>
         <w:t>index.jsx</w:t>
       </w:r>
+      <w:proofErr w:type="spellEnd"/>
     </w:p>
     <w:p>
       <w:pPr>
@@ -5790,12 +6228,14 @@
           <w:rFonts w:ascii="Arial" w:hAnsi="Arial" w:cs="Arial"/>
         </w:rPr>
       </w:pPr>
+      <w:proofErr w:type="spellStart"/>
       <w:r>
         <w:rPr>
           <w:rFonts w:ascii="Arial" w:hAnsi="Arial" w:cs="Arial"/>
         </w:rPr>
         <w:t>routes.jsx</w:t>
       </w:r>
+      <w:proofErr w:type="spellEnd"/>
     </w:p>
     <w:p>
       <w:pPr>
@@ -5828,11 +6268,19 @@
           <w:rFonts w:ascii="Arial" w:hAnsi="Arial" w:cs="Arial"/>
         </w:rPr>
       </w:pPr>
-      <w:r>
-        <w:rPr>
-          <w:rFonts w:ascii="Arial" w:hAnsi="Arial" w:cs="Arial"/>
-        </w:rPr>
-        <w:t>en-US.json (Add message for restricted products, retailer will need to update relevant translation file)</w:t>
+      <w:proofErr w:type="spellStart"/>
+      <w:r>
+        <w:rPr>
+          <w:rFonts w:ascii="Arial" w:hAnsi="Arial" w:cs="Arial"/>
+        </w:rPr>
+        <w:t>en-US.json</w:t>
+      </w:r>
+      <w:proofErr w:type="spellEnd"/>
+      <w:r>
+        <w:rPr>
+          <w:rFonts w:ascii="Arial" w:hAnsi="Arial" w:cs="Arial"/>
+        </w:rPr>
+        <w:t xml:space="preserve"> (Add message for restricted products, retailer will need to update relevant translation file)</w:t>
       </w:r>
     </w:p>
     <w:p>
@@ -5956,6 +6404,7 @@
         </w:rPr>
         <w:t xml:space="preserve">        </w:t>
       </w:r>
+      <w:proofErr w:type="spellStart"/>
       <w:r>
         <w:rPr>
           <w:rFonts w:ascii="Arial" w:eastAsia="Times New Roman" w:hAnsi="Arial" w:cs="Arial"/>
@@ -5964,7 +6413,18 @@
           <w:szCs w:val="21"/>
           <w:lang w:val="en-US" w:eastAsia="en-US"/>
         </w:rPr>
-        <w:t>eswConfigs:</w:t>
+        <w:t>eswConfigs</w:t>
+      </w:r>
+      <w:proofErr w:type="spellEnd"/>
+      <w:r>
+        <w:rPr>
+          <w:rFonts w:ascii="Arial" w:eastAsia="Times New Roman" w:hAnsi="Arial" w:cs="Arial"/>
+          <w:color w:val="9CDCFE"/>
+          <w:sz w:val="21"/>
+          <w:szCs w:val="21"/>
+          <w:lang w:val="en-US" w:eastAsia="en-US"/>
+        </w:rPr>
+        <w:t>:</w:t>
       </w:r>
       <w:r>
         <w:rPr>
@@ -5999,6 +6459,7 @@
         </w:rPr>
         <w:t xml:space="preserve">            </w:t>
       </w:r>
+      <w:proofErr w:type="spellStart"/>
       <w:r>
         <w:rPr>
           <w:rFonts w:ascii="Arial" w:eastAsia="Times New Roman" w:hAnsi="Arial" w:cs="Arial"/>
@@ -6007,7 +6468,18 @@
           <w:szCs w:val="21"/>
           <w:lang w:val="en-US" w:eastAsia="en-US"/>
         </w:rPr>
-        <w:t>ocapiProxyPath:</w:t>
+        <w:t>ocapiProxyPath</w:t>
+      </w:r>
+      <w:proofErr w:type="spellEnd"/>
+      <w:r>
+        <w:rPr>
+          <w:rFonts w:ascii="Arial" w:eastAsia="Times New Roman" w:hAnsi="Arial" w:cs="Arial"/>
+          <w:color w:val="9CDCFE"/>
+          <w:sz w:val="21"/>
+          <w:szCs w:val="21"/>
+          <w:lang w:val="en-US" w:eastAsia="en-US"/>
+        </w:rPr>
+        <w:t>:</w:t>
       </w:r>
       <w:r>
         <w:rPr>
@@ -6027,7 +6499,51 @@
           <w:szCs w:val="21"/>
           <w:lang w:val="en-US" w:eastAsia="en-US"/>
         </w:rPr>
-        <w:t>'/mobify/proxy/ocapi'</w:t>
+        <w:t>'/</w:t>
+      </w:r>
+      <w:proofErr w:type="spellStart"/>
+      <w:r>
+        <w:rPr>
+          <w:rFonts w:ascii="Arial" w:eastAsia="Times New Roman" w:hAnsi="Arial" w:cs="Arial"/>
+          <w:color w:val="CE9178"/>
+          <w:sz w:val="21"/>
+          <w:szCs w:val="21"/>
+          <w:lang w:val="en-US" w:eastAsia="en-US"/>
+        </w:rPr>
+        <w:t>mobify</w:t>
+      </w:r>
+      <w:proofErr w:type="spellEnd"/>
+      <w:r>
+        <w:rPr>
+          <w:rFonts w:ascii="Arial" w:eastAsia="Times New Roman" w:hAnsi="Arial" w:cs="Arial"/>
+          <w:color w:val="CE9178"/>
+          <w:sz w:val="21"/>
+          <w:szCs w:val="21"/>
+          <w:lang w:val="en-US" w:eastAsia="en-US"/>
+        </w:rPr>
+        <w:t>/proxy/</w:t>
+      </w:r>
+      <w:proofErr w:type="spellStart"/>
+      <w:r>
+        <w:rPr>
+          <w:rFonts w:ascii="Arial" w:eastAsia="Times New Roman" w:hAnsi="Arial" w:cs="Arial"/>
+          <w:color w:val="CE9178"/>
+          <w:sz w:val="21"/>
+          <w:szCs w:val="21"/>
+          <w:lang w:val="en-US" w:eastAsia="en-US"/>
+        </w:rPr>
+        <w:t>ocapi</w:t>
+      </w:r>
+      <w:proofErr w:type="spellEnd"/>
+      <w:r>
+        <w:rPr>
+          <w:rFonts w:ascii="Arial" w:eastAsia="Times New Roman" w:hAnsi="Arial" w:cs="Arial"/>
+          <w:color w:val="CE9178"/>
+          <w:sz w:val="21"/>
+          <w:szCs w:val="21"/>
+          <w:lang w:val="en-US" w:eastAsia="en-US"/>
+        </w:rPr>
+        <w:t>'</w:t>
       </w:r>
       <w:r>
         <w:rPr>
@@ -6062,6 +6578,7 @@
         </w:rPr>
         <w:t xml:space="preserve">            </w:t>
       </w:r>
+      <w:proofErr w:type="spellStart"/>
       <w:r>
         <w:rPr>
           <w:rFonts w:ascii="Arial" w:eastAsia="Times New Roman" w:hAnsi="Arial" w:cs="Arial"/>
@@ -6070,7 +6587,18 @@
           <w:szCs w:val="21"/>
           <w:lang w:val="fr-FR" w:eastAsia="en-US"/>
         </w:rPr>
-        <w:t>siteUri:</w:t>
+        <w:t>siteUri</w:t>
+      </w:r>
+      <w:proofErr w:type="spellEnd"/>
+      <w:r>
+        <w:rPr>
+          <w:rFonts w:ascii="Arial" w:eastAsia="Times New Roman" w:hAnsi="Arial" w:cs="Arial"/>
+          <w:color w:val="9CDCFE"/>
+          <w:sz w:val="21"/>
+          <w:szCs w:val="21"/>
+          <w:lang w:val="fr-FR" w:eastAsia="en-US"/>
+        </w:rPr>
+        <w:t>:</w:t>
       </w:r>
       <w:r>
         <w:rPr>
@@ -6090,8 +6618,9 @@
           <w:szCs w:val="21"/>
           <w:lang w:val="fr-FR" w:eastAsia="en-US"/>
         </w:rPr>
-        <w:t>'/on/demandware.store/Sites-</w:t>
-      </w:r>
+        <w:t>'/on/</w:t>
+      </w:r>
+      <w:proofErr w:type="spellStart"/>
       <w:r>
         <w:rPr>
           <w:rFonts w:ascii="Arial" w:eastAsia="Times New Roman" w:hAnsi="Arial" w:cs="Arial"/>
@@ -6100,8 +6629,9 @@
           <w:szCs w:val="21"/>
           <w:lang w:val="fr-FR" w:eastAsia="en-US"/>
         </w:rPr>
-        <w:t>PWA</w:t>
-      </w:r>
+        <w:t>demandware.store</w:t>
+      </w:r>
+      <w:proofErr w:type="spellEnd"/>
       <w:r>
         <w:rPr>
           <w:rFonts w:ascii="Arial" w:eastAsia="Times New Roman" w:hAnsi="Arial" w:cs="Arial"/>
@@ -6110,6 +6640,26 @@
           <w:szCs w:val="21"/>
           <w:lang w:val="fr-FR" w:eastAsia="en-US"/>
         </w:rPr>
+        <w:t>/Sites-</w:t>
+      </w:r>
+      <w:r>
+        <w:rPr>
+          <w:rFonts w:ascii="Arial" w:eastAsia="Times New Roman" w:hAnsi="Arial" w:cs="Arial"/>
+          <w:color w:val="CE9178"/>
+          <w:sz w:val="21"/>
+          <w:szCs w:val="21"/>
+          <w:lang w:val="fr-FR" w:eastAsia="en-US"/>
+        </w:rPr>
+        <w:t>PWA</w:t>
+      </w:r>
+      <w:r>
+        <w:rPr>
+          <w:rFonts w:ascii="Arial" w:eastAsia="Times New Roman" w:hAnsi="Arial" w:cs="Arial"/>
+          <w:color w:val="CE9178"/>
+          <w:sz w:val="21"/>
+          <w:szCs w:val="21"/>
+          <w:lang w:val="fr-FR" w:eastAsia="en-US"/>
+        </w:rPr>
         <w:t>-Site/default'</w:t>
       </w:r>
     </w:p>
@@ -6157,7 +6707,21 @@
         <w:rPr>
           <w:rFonts w:ascii="Arial" w:hAnsi="Arial" w:cs="Arial"/>
         </w:rPr>
-        <w:t>Make sure to add correct path for eswConfigs.</w:t>
+        <w:t xml:space="preserve">Make sure to add correct path for </w:t>
+      </w:r>
+      <w:proofErr w:type="spellStart"/>
+      <w:r>
+        <w:rPr>
+          <w:rFonts w:ascii="Arial" w:hAnsi="Arial" w:cs="Arial"/>
+        </w:rPr>
+        <w:t>eswConfigs</w:t>
+      </w:r>
+      <w:proofErr w:type="spellEnd"/>
+      <w:r>
+        <w:rPr>
+          <w:rFonts w:ascii="Arial" w:hAnsi="Arial" w:cs="Arial"/>
+        </w:rPr>
+        <w:t>.</w:t>
       </w:r>
     </w:p>
     <w:p>
@@ -6186,6 +6750,7 @@
           <w:lang w:val="en-US" w:eastAsia="en-US"/>
         </w:rPr>
       </w:pPr>
+      <w:proofErr w:type="spellStart"/>
       <w:r>
         <w:rPr>
           <w:rFonts w:ascii="Consolas" w:eastAsia="Times New Roman" w:hAnsi="Consolas" w:cs="Times New Roman"/>
@@ -6216,6 +6781,7 @@
         </w:rPr>
         <w:t>exports</w:t>
       </w:r>
+      <w:proofErr w:type="spellEnd"/>
       <w:r>
         <w:rPr>
           <w:rFonts w:ascii="Consolas" w:eastAsia="Times New Roman" w:hAnsi="Consolas" w:cs="Times New Roman"/>
@@ -6398,6 +6964,7 @@
         </w:rPr>
         <w:t xml:space="preserve">            </w:t>
       </w:r>
+      <w:proofErr w:type="spellStart"/>
       <w:r>
         <w:rPr>
           <w:rFonts w:ascii="Consolas" w:eastAsia="Times New Roman" w:hAnsi="Consolas" w:cs="Times New Roman"/>
@@ -6406,7 +6973,18 @@
           <w:szCs w:val="21"/>
           <w:lang w:val="en-US" w:eastAsia="en-US"/>
         </w:rPr>
-        <w:t>supportedCurrencies:</w:t>
+        <w:t>supportedCurrencies</w:t>
+      </w:r>
+      <w:proofErr w:type="spellEnd"/>
+      <w:r>
+        <w:rPr>
+          <w:rFonts w:ascii="Consolas" w:eastAsia="Times New Roman" w:hAnsi="Consolas" w:cs="Times New Roman"/>
+          <w:color w:val="9CDCFE"/>
+          <w:sz w:val="21"/>
+          <w:szCs w:val="21"/>
+          <w:lang w:val="en-US" w:eastAsia="en-US"/>
+        </w:rPr>
+        <w:t>:</w:t>
       </w:r>
       <w:r>
         <w:rPr>
@@ -6471,6 +7049,7 @@
         </w:rPr>
         <w:t xml:space="preserve">            </w:t>
       </w:r>
+      <w:proofErr w:type="spellStart"/>
       <w:r>
         <w:rPr>
           <w:rFonts w:ascii="Consolas" w:eastAsia="Times New Roman" w:hAnsi="Consolas" w:cs="Times New Roman"/>
@@ -6479,7 +7058,18 @@
           <w:szCs w:val="21"/>
           <w:lang w:val="en-US" w:eastAsia="en-US"/>
         </w:rPr>
-        <w:t>defaultCurrency:</w:t>
+        <w:t>defaultCurrency</w:t>
+      </w:r>
+      <w:proofErr w:type="spellEnd"/>
+      <w:r>
+        <w:rPr>
+          <w:rFonts w:ascii="Consolas" w:eastAsia="Times New Roman" w:hAnsi="Consolas" w:cs="Times New Roman"/>
+          <w:color w:val="9CDCFE"/>
+          <w:sz w:val="21"/>
+          <w:szCs w:val="21"/>
+          <w:lang w:val="en-US" w:eastAsia="en-US"/>
+        </w:rPr>
+        <w:t>:</w:t>
       </w:r>
       <w:r>
         <w:rPr>
@@ -6544,6 +7134,7 @@
         </w:rPr>
         <w:t xml:space="preserve">            </w:t>
       </w:r>
+      <w:proofErr w:type="spellStart"/>
       <w:r>
         <w:rPr>
           <w:rFonts w:ascii="Consolas" w:eastAsia="Times New Roman" w:hAnsi="Consolas" w:cs="Times New Roman"/>
@@ -6552,7 +7143,18 @@
           <w:szCs w:val="21"/>
           <w:lang w:val="en-US" w:eastAsia="en-US"/>
         </w:rPr>
-        <w:t>defaultLocale:</w:t>
+        <w:t>defaultLocale</w:t>
+      </w:r>
+      <w:proofErr w:type="spellEnd"/>
+      <w:r>
+        <w:rPr>
+          <w:rFonts w:ascii="Consolas" w:eastAsia="Times New Roman" w:hAnsi="Consolas" w:cs="Times New Roman"/>
+          <w:color w:val="9CDCFE"/>
+          <w:sz w:val="21"/>
+          <w:szCs w:val="21"/>
+          <w:lang w:val="en-US" w:eastAsia="en-US"/>
+        </w:rPr>
+        <w:t>:</w:t>
       </w:r>
       <w:r>
         <w:rPr>
@@ -6572,7 +7174,29 @@
           <w:szCs w:val="21"/>
           <w:lang w:val="en-US" w:eastAsia="en-US"/>
         </w:rPr>
-        <w:t>'en-US'</w:t>
+        <w:t>'</w:t>
+      </w:r>
+      <w:proofErr w:type="spellStart"/>
+      <w:r>
+        <w:rPr>
+          <w:rFonts w:ascii="Consolas" w:eastAsia="Times New Roman" w:hAnsi="Consolas" w:cs="Times New Roman"/>
+          <w:color w:val="CE9178"/>
+          <w:sz w:val="21"/>
+          <w:szCs w:val="21"/>
+          <w:lang w:val="en-US" w:eastAsia="en-US"/>
+        </w:rPr>
+        <w:t>en</w:t>
+      </w:r>
+      <w:proofErr w:type="spellEnd"/>
+      <w:r>
+        <w:rPr>
+          <w:rFonts w:ascii="Consolas" w:eastAsia="Times New Roman" w:hAnsi="Consolas" w:cs="Times New Roman"/>
+          <w:color w:val="CE9178"/>
+          <w:sz w:val="21"/>
+          <w:szCs w:val="21"/>
+          <w:lang w:val="en-US" w:eastAsia="en-US"/>
+        </w:rPr>
+        <w:t>-US'</w:t>
       </w:r>
       <w:r>
         <w:rPr>
@@ -6617,6 +7241,7 @@
         </w:rPr>
         <w:t xml:space="preserve">            </w:t>
       </w:r>
+      <w:proofErr w:type="spellStart"/>
       <w:r>
         <w:rPr>
           <w:rFonts w:ascii="Consolas" w:eastAsia="Times New Roman" w:hAnsi="Consolas" w:cs="Times New Roman"/>
@@ -6625,7 +7250,18 @@
           <w:szCs w:val="21"/>
           <w:lang w:val="en-US" w:eastAsia="en-US"/>
         </w:rPr>
-        <w:t>supportedLocales:</w:t>
+        <w:t>supportedLocales</w:t>
+      </w:r>
+      <w:proofErr w:type="spellEnd"/>
+      <w:r>
+        <w:rPr>
+          <w:rFonts w:ascii="Consolas" w:eastAsia="Times New Roman" w:hAnsi="Consolas" w:cs="Times New Roman"/>
+          <w:color w:val="9CDCFE"/>
+          <w:sz w:val="21"/>
+          <w:szCs w:val="21"/>
+          <w:lang w:val="en-US" w:eastAsia="en-US"/>
+        </w:rPr>
+        <w:t>:</w:t>
       </w:r>
       <w:r>
         <w:rPr>
@@ -6711,7 +7347,29 @@
           <w:szCs w:val="21"/>
           <w:lang w:val="en-US" w:eastAsia="en-US"/>
         </w:rPr>
-        <w:t>'en-US'</w:t>
+        <w:t>'</w:t>
+      </w:r>
+      <w:proofErr w:type="spellStart"/>
+      <w:r>
+        <w:rPr>
+          <w:rFonts w:ascii="Consolas" w:eastAsia="Times New Roman" w:hAnsi="Consolas" w:cs="Times New Roman"/>
+          <w:color w:val="CE9178"/>
+          <w:sz w:val="21"/>
+          <w:szCs w:val="21"/>
+          <w:lang w:val="en-US" w:eastAsia="en-US"/>
+        </w:rPr>
+        <w:t>en</w:t>
+      </w:r>
+      <w:proofErr w:type="spellEnd"/>
+      <w:r>
+        <w:rPr>
+          <w:rFonts w:ascii="Consolas" w:eastAsia="Times New Roman" w:hAnsi="Consolas" w:cs="Times New Roman"/>
+          <w:color w:val="CE9178"/>
+          <w:sz w:val="21"/>
+          <w:szCs w:val="21"/>
+          <w:lang w:val="en-US" w:eastAsia="en-US"/>
+        </w:rPr>
+        <w:t>-US'</w:t>
       </w:r>
       <w:r>
         <w:rPr>
@@ -6829,6 +7487,7 @@
         </w:rPr>
         <w:t xml:space="preserve">                    </w:t>
       </w:r>
+      <w:proofErr w:type="spellStart"/>
       <w:r>
         <w:rPr>
           <w:rFonts w:ascii="Consolas" w:eastAsia="Times New Roman" w:hAnsi="Consolas" w:cs="Times New Roman"/>
@@ -6837,7 +7496,18 @@
           <w:szCs w:val="21"/>
           <w:lang w:val="en-US" w:eastAsia="en-US"/>
         </w:rPr>
-        <w:t>preferredCurrency:</w:t>
+        <w:t>preferredCurrency</w:t>
+      </w:r>
+      <w:proofErr w:type="spellEnd"/>
+      <w:r>
+        <w:rPr>
+          <w:rFonts w:ascii="Consolas" w:eastAsia="Times New Roman" w:hAnsi="Consolas" w:cs="Times New Roman"/>
+          <w:color w:val="9CDCFE"/>
+          <w:sz w:val="21"/>
+          <w:szCs w:val="21"/>
+          <w:lang w:val="en-US" w:eastAsia="en-US"/>
+        </w:rPr>
+        <w:t>:</w:t>
       </w:r>
       <w:r>
         <w:rPr>
@@ -6902,6 +7572,7 @@
         </w:rPr>
         <w:t xml:space="preserve">                    </w:t>
       </w:r>
+      <w:proofErr w:type="spellStart"/>
       <w:r>
         <w:rPr>
           <w:rFonts w:ascii="Consolas" w:eastAsia="Times New Roman" w:hAnsi="Consolas" w:cs="Times New Roman"/>
@@ -6910,7 +7581,18 @@
           <w:szCs w:val="21"/>
           <w:lang w:val="en-US" w:eastAsia="en-US"/>
         </w:rPr>
-        <w:t>supportedLocales:</w:t>
+        <w:t>supportedLocales</w:t>
+      </w:r>
+      <w:proofErr w:type="spellEnd"/>
+      <w:r>
+        <w:rPr>
+          <w:rFonts w:ascii="Consolas" w:eastAsia="Times New Roman" w:hAnsi="Consolas" w:cs="Times New Roman"/>
+          <w:color w:val="9CDCFE"/>
+          <w:sz w:val="21"/>
+          <w:szCs w:val="21"/>
+          <w:lang w:val="en-US" w:eastAsia="en-US"/>
+        </w:rPr>
+        <w:t>:</w:t>
       </w:r>
       <w:r>
         <w:rPr>
@@ -6930,7 +7612,29 @@
           <w:szCs w:val="21"/>
           <w:lang w:val="en-US" w:eastAsia="en-US"/>
         </w:rPr>
-        <w:t>'en-US'</w:t>
+        <w:t>'</w:t>
+      </w:r>
+      <w:proofErr w:type="spellStart"/>
+      <w:r>
+        <w:rPr>
+          <w:rFonts w:ascii="Consolas" w:eastAsia="Times New Roman" w:hAnsi="Consolas" w:cs="Times New Roman"/>
+          <w:color w:val="CE9178"/>
+          <w:sz w:val="21"/>
+          <w:szCs w:val="21"/>
+          <w:lang w:val="en-US" w:eastAsia="en-US"/>
+        </w:rPr>
+        <w:t>en</w:t>
+      </w:r>
+      <w:proofErr w:type="spellEnd"/>
+      <w:r>
+        <w:rPr>
+          <w:rFonts w:ascii="Consolas" w:eastAsia="Times New Roman" w:hAnsi="Consolas" w:cs="Times New Roman"/>
+          <w:color w:val="CE9178"/>
+          <w:sz w:val="21"/>
+          <w:szCs w:val="21"/>
+          <w:lang w:val="en-US" w:eastAsia="en-US"/>
+        </w:rPr>
+        <w:t>-US'</w:t>
       </w:r>
       <w:r>
         <w:rPr>
@@ -6975,6 +7679,7 @@
         </w:rPr>
         <w:t xml:space="preserve">                    </w:t>
       </w:r>
+      <w:proofErr w:type="spellStart"/>
       <w:r>
         <w:rPr>
           <w:rFonts w:ascii="Consolas" w:eastAsia="Times New Roman" w:hAnsi="Consolas" w:cs="Times New Roman"/>
@@ -6983,7 +7688,18 @@
           <w:szCs w:val="21"/>
           <w:lang w:val="en-US" w:eastAsia="en-US"/>
         </w:rPr>
-        <w:t>isFixedPriceModel:</w:t>
+        <w:t>isFixedPriceModel</w:t>
+      </w:r>
+      <w:proofErr w:type="spellEnd"/>
+      <w:r>
+        <w:rPr>
+          <w:rFonts w:ascii="Consolas" w:eastAsia="Times New Roman" w:hAnsi="Consolas" w:cs="Times New Roman"/>
+          <w:color w:val="9CDCFE"/>
+          <w:sz w:val="21"/>
+          <w:szCs w:val="21"/>
+          <w:lang w:val="en-US" w:eastAsia="en-US"/>
+        </w:rPr>
+        <w:t>:</w:t>
       </w:r>
       <w:r>
         <w:rPr>
@@ -7038,6 +7754,7 @@
         </w:rPr>
         <w:t xml:space="preserve">                    </w:t>
       </w:r>
+      <w:proofErr w:type="spellStart"/>
       <w:r>
         <w:rPr>
           <w:rFonts w:ascii="Consolas" w:eastAsia="Times New Roman" w:hAnsi="Consolas" w:cs="Times New Roman"/>
@@ -7046,7 +7763,18 @@
           <w:szCs w:val="21"/>
           <w:lang w:val="en-US" w:eastAsia="en-US"/>
         </w:rPr>
-        <w:t>isSupportedByESW:</w:t>
+        <w:t>isSupportedByESW</w:t>
+      </w:r>
+      <w:proofErr w:type="spellEnd"/>
+      <w:r>
+        <w:rPr>
+          <w:rFonts w:ascii="Consolas" w:eastAsia="Times New Roman" w:hAnsi="Consolas" w:cs="Times New Roman"/>
+          <w:color w:val="9CDCFE"/>
+          <w:sz w:val="21"/>
+          <w:szCs w:val="21"/>
+          <w:lang w:val="en-US" w:eastAsia="en-US"/>
+        </w:rPr>
+        <w:t>:</w:t>
       </w:r>
       <w:r>
         <w:rPr>
@@ -7101,6 +7829,7 @@
         </w:rPr>
         <w:t xml:space="preserve">                    </w:t>
       </w:r>
+      <w:proofErr w:type="spellStart"/>
       <w:r>
         <w:rPr>
           <w:rFonts w:ascii="Consolas" w:eastAsia="Times New Roman" w:hAnsi="Consolas" w:cs="Times New Roman"/>
@@ -7109,7 +7838,18 @@
           <w:szCs w:val="21"/>
           <w:lang w:val="en-US" w:eastAsia="en-US"/>
         </w:rPr>
-        <w:t>actualCurrency:</w:t>
+        <w:t>actualCurrency</w:t>
+      </w:r>
+      <w:proofErr w:type="spellEnd"/>
+      <w:r>
+        <w:rPr>
+          <w:rFonts w:ascii="Consolas" w:eastAsia="Times New Roman" w:hAnsi="Consolas" w:cs="Times New Roman"/>
+          <w:color w:val="9CDCFE"/>
+          <w:sz w:val="21"/>
+          <w:szCs w:val="21"/>
+          <w:lang w:val="en-US" w:eastAsia="en-US"/>
+        </w:rPr>
+        <w:t>:</w:t>
       </w:r>
       <w:r>
         <w:rPr>
@@ -7164,6 +7904,7 @@
         </w:rPr>
         <w:t xml:space="preserve">                    </w:t>
       </w:r>
+      <w:proofErr w:type="spellStart"/>
       <w:r>
         <w:rPr>
           <w:rFonts w:ascii="Consolas" w:eastAsia="Times New Roman" w:hAnsi="Consolas" w:cs="Times New Roman"/>
@@ -7172,7 +7913,18 @@
           <w:szCs w:val="21"/>
           <w:lang w:val="en-US" w:eastAsia="en-US"/>
         </w:rPr>
-        <w:t>countryCode:</w:t>
+        <w:t>countryCode</w:t>
+      </w:r>
+      <w:proofErr w:type="spellEnd"/>
+      <w:r>
+        <w:rPr>
+          <w:rFonts w:ascii="Consolas" w:eastAsia="Times New Roman" w:hAnsi="Consolas" w:cs="Times New Roman"/>
+          <w:color w:val="9CDCFE"/>
+          <w:sz w:val="21"/>
+          <w:szCs w:val="21"/>
+          <w:lang w:val="en-US" w:eastAsia="en-US"/>
+        </w:rPr>
+        <w:t>:</w:t>
       </w:r>
       <w:r>
         <w:rPr>
@@ -7444,7 +8196,21 @@
         <w:rPr>
           <w:rFonts w:ascii="Arial" w:hAnsi="Arial" w:cs="Arial"/>
         </w:rPr>
-        <w:t>Display geo ip alert if user changes the location</w:t>
+        <w:t xml:space="preserve">Display geo </w:t>
+      </w:r>
+      <w:proofErr w:type="spellStart"/>
+      <w:r>
+        <w:rPr>
+          <w:rFonts w:ascii="Arial" w:hAnsi="Arial" w:cs="Arial"/>
+        </w:rPr>
+        <w:t>ip</w:t>
+      </w:r>
+      <w:proofErr w:type="spellEnd"/>
+      <w:r>
+        <w:rPr>
+          <w:rFonts w:ascii="Arial" w:hAnsi="Arial" w:cs="Arial"/>
+        </w:rPr>
+        <w:t xml:space="preserve"> alert if user changes the location</w:t>
       </w:r>
     </w:p>
     <w:p>
@@ -7496,8 +8262,16 @@
         <w:rPr>
           <w:rFonts w:ascii="Arial" w:hAnsi="Arial" w:cs="Arial"/>
         </w:rPr>
-        <w:t>Go to /overrides/components/footer/index.jsx</w:t>
-      </w:r>
+        <w:t>Go to /overrides/components/footer/</w:t>
+      </w:r>
+      <w:proofErr w:type="spellStart"/>
+      <w:r>
+        <w:rPr>
+          <w:rFonts w:ascii="Arial" w:hAnsi="Arial" w:cs="Arial"/>
+        </w:rPr>
+        <w:t>index.jsx</w:t>
+      </w:r>
+      <w:proofErr w:type="spellEnd"/>
       <w:r>
         <w:rPr>
           <w:rFonts w:ascii="Arial" w:hAnsi="Arial" w:cs="Arial"/>
@@ -7521,7 +8295,35 @@
         <w:rPr>
           <w:rFonts w:ascii="Arial" w:hAnsi="Arial" w:cs="Arial"/>
         </w:rPr>
-        <w:t>Copy the file from pwa-kit if its not already there</w:t>
+        <w:t xml:space="preserve">Copy the file from </w:t>
+      </w:r>
+      <w:proofErr w:type="spellStart"/>
+      <w:r>
+        <w:rPr>
+          <w:rFonts w:ascii="Arial" w:hAnsi="Arial" w:cs="Arial"/>
+        </w:rPr>
+        <w:t>pwa</w:t>
+      </w:r>
+      <w:proofErr w:type="spellEnd"/>
+      <w:r>
+        <w:rPr>
+          <w:rFonts w:ascii="Arial" w:hAnsi="Arial" w:cs="Arial"/>
+        </w:rPr>
+        <w:t xml:space="preserve">-kit if </w:t>
+      </w:r>
+      <w:proofErr w:type="spellStart"/>
+      <w:r>
+        <w:rPr>
+          <w:rFonts w:ascii="Arial" w:hAnsi="Arial" w:cs="Arial"/>
+        </w:rPr>
+        <w:t>its</w:t>
+      </w:r>
+      <w:proofErr w:type="spellEnd"/>
+      <w:r>
+        <w:rPr>
+          <w:rFonts w:ascii="Arial" w:hAnsi="Arial" w:cs="Arial"/>
+        </w:rPr>
+        <w:t xml:space="preserve"> not already there</w:t>
       </w:r>
     </w:p>
     <w:p>
@@ -7541,7 +8343,21 @@
           <w:rFonts w:ascii="Arial" w:hAnsi="Arial" w:cs="Arial"/>
         </w:rPr>
         <w:lastRenderedPageBreak/>
-        <w:t>Import EswInit component</w:t>
+        <w:t xml:space="preserve">Import </w:t>
+      </w:r>
+      <w:proofErr w:type="spellStart"/>
+      <w:r>
+        <w:rPr>
+          <w:rFonts w:ascii="Arial" w:hAnsi="Arial" w:cs="Arial"/>
+        </w:rPr>
+        <w:t>EswInit</w:t>
+      </w:r>
+      <w:proofErr w:type="spellEnd"/>
+      <w:r>
+        <w:rPr>
+          <w:rFonts w:ascii="Arial" w:hAnsi="Arial" w:cs="Arial"/>
+        </w:rPr>
+        <w:t xml:space="preserve"> component</w:t>
       </w:r>
     </w:p>
     <w:p>
@@ -7571,6 +8387,7 @@
         </w:rPr>
         <w:t xml:space="preserve"> {</w:t>
       </w:r>
+      <w:proofErr w:type="spellStart"/>
       <w:r>
         <w:rPr>
           <w:rFonts w:ascii="Arial" w:eastAsia="Times New Roman" w:hAnsi="Arial" w:cs="Arial"/>
@@ -7579,6 +8396,7 @@
         </w:rPr>
         <w:t>EswInit</w:t>
       </w:r>
+      <w:proofErr w:type="spellEnd"/>
       <w:r>
         <w:rPr>
           <w:rFonts w:ascii="Arial" w:eastAsia="Times New Roman" w:hAnsi="Arial" w:cs="Arial"/>
@@ -7609,7 +8427,43 @@
           <w:color w:val="CE9178"/>
           <w:lang w:val="en-US" w:eastAsia="en-US"/>
         </w:rPr>
-        <w:t>'../../esw/components/esw-init'</w:t>
+        <w:t>'../../</w:t>
+      </w:r>
+      <w:proofErr w:type="spellStart"/>
+      <w:r>
+        <w:rPr>
+          <w:rFonts w:ascii="Arial" w:eastAsia="Times New Roman" w:hAnsi="Arial" w:cs="Arial"/>
+          <w:color w:val="CE9178"/>
+          <w:lang w:val="en-US" w:eastAsia="en-US"/>
+        </w:rPr>
+        <w:t>esw</w:t>
+      </w:r>
+      <w:proofErr w:type="spellEnd"/>
+      <w:r>
+        <w:rPr>
+          <w:rFonts w:ascii="Arial" w:eastAsia="Times New Roman" w:hAnsi="Arial" w:cs="Arial"/>
+          <w:color w:val="CE9178"/>
+          <w:lang w:val="en-US" w:eastAsia="en-US"/>
+        </w:rPr>
+        <w:t>/components/</w:t>
+      </w:r>
+      <w:proofErr w:type="spellStart"/>
+      <w:r>
+        <w:rPr>
+          <w:rFonts w:ascii="Arial" w:eastAsia="Times New Roman" w:hAnsi="Arial" w:cs="Arial"/>
+          <w:color w:val="CE9178"/>
+          <w:lang w:val="en-US" w:eastAsia="en-US"/>
+        </w:rPr>
+        <w:t>esw-init</w:t>
+      </w:r>
+      <w:proofErr w:type="spellEnd"/>
+      <w:r>
+        <w:rPr>
+          <w:rFonts w:ascii="Arial" w:eastAsia="Times New Roman" w:hAnsi="Arial" w:cs="Arial"/>
+          <w:color w:val="CE9178"/>
+          <w:lang w:val="en-US" w:eastAsia="en-US"/>
+        </w:rPr>
+        <w:t>'</w:t>
       </w:r>
     </w:p>
     <w:p>
@@ -7637,7 +8491,21 @@
         <w:rPr>
           <w:rFonts w:ascii="Arial" w:hAnsi="Arial" w:cs="Arial"/>
         </w:rPr>
-        <w:t>Add EswInit component as shown in figure</w:t>
+        <w:t xml:space="preserve">Add </w:t>
+      </w:r>
+      <w:proofErr w:type="spellStart"/>
+      <w:r>
+        <w:rPr>
+          <w:rFonts w:ascii="Arial" w:hAnsi="Arial" w:cs="Arial"/>
+        </w:rPr>
+        <w:t>EswInit</w:t>
+      </w:r>
+      <w:proofErr w:type="spellEnd"/>
+      <w:r>
+        <w:rPr>
+          <w:rFonts w:ascii="Arial" w:hAnsi="Arial" w:cs="Arial"/>
+        </w:rPr>
+        <w:t xml:space="preserve"> component as shown in figure</w:t>
       </w:r>
       <w:r>
         <w:rPr>
@@ -7696,13 +8564,23 @@
           <w:bCs/>
         </w:rPr>
       </w:pPr>
+      <w:proofErr w:type="spellStart"/>
       <w:r>
         <w:rPr>
           <w:rFonts w:ascii="Arial" w:hAnsi="Arial" w:cs="Arial"/>
           <w:b/>
           <w:bCs/>
         </w:rPr>
-        <w:t>EswInit component call APIs during initial rendering of the app</w:t>
+        <w:t>EswInit</w:t>
+      </w:r>
+      <w:proofErr w:type="spellEnd"/>
+      <w:r>
+        <w:rPr>
+          <w:rFonts w:ascii="Arial" w:hAnsi="Arial" w:cs="Arial"/>
+          <w:b/>
+          <w:bCs/>
+        </w:rPr>
+        <w:t xml:space="preserve"> component call APIs during initial rendering of the app</w:t>
       </w:r>
     </w:p>
     <w:p>
@@ -7838,7 +8716,35 @@
         <w:rPr>
           <w:rFonts w:ascii="Arial" w:hAnsi="Arial" w:cs="Arial"/>
         </w:rPr>
-        <w:t>Copy and paste login-fields.jsx from ESW pwa cartridge</w:t>
+        <w:t>Copy and paste login-</w:t>
+      </w:r>
+      <w:proofErr w:type="spellStart"/>
+      <w:r>
+        <w:rPr>
+          <w:rFonts w:ascii="Arial" w:hAnsi="Arial" w:cs="Arial"/>
+        </w:rPr>
+        <w:t>fields.jsx</w:t>
+      </w:r>
+      <w:proofErr w:type="spellEnd"/>
+      <w:r>
+        <w:rPr>
+          <w:rFonts w:ascii="Arial" w:hAnsi="Arial" w:cs="Arial"/>
+        </w:rPr>
+        <w:t xml:space="preserve"> from ESW </w:t>
+      </w:r>
+      <w:proofErr w:type="spellStart"/>
+      <w:r>
+        <w:rPr>
+          <w:rFonts w:ascii="Arial" w:hAnsi="Arial" w:cs="Arial"/>
+        </w:rPr>
+        <w:t>pwa</w:t>
+      </w:r>
+      <w:proofErr w:type="spellEnd"/>
+      <w:r>
+        <w:rPr>
+          <w:rFonts w:ascii="Arial" w:hAnsi="Arial" w:cs="Arial"/>
+        </w:rPr>
+        <w:t xml:space="preserve"> cartridge</w:t>
       </w:r>
     </w:p>
     <w:p>
@@ -7927,7 +8833,35 @@
         <w:rPr>
           <w:rFonts w:ascii="Arial" w:hAnsi="Arial" w:cs="Arial"/>
         </w:rPr>
-        <w:t>Copy and paste registration-fields.jsx from ESW pwa cartridge</w:t>
+        <w:t>Copy and paste registration-</w:t>
+      </w:r>
+      <w:proofErr w:type="spellStart"/>
+      <w:r>
+        <w:rPr>
+          <w:rFonts w:ascii="Arial" w:hAnsi="Arial" w:cs="Arial"/>
+        </w:rPr>
+        <w:t>fields.jsx</w:t>
+      </w:r>
+      <w:proofErr w:type="spellEnd"/>
+      <w:r>
+        <w:rPr>
+          <w:rFonts w:ascii="Arial" w:hAnsi="Arial" w:cs="Arial"/>
+        </w:rPr>
+        <w:t xml:space="preserve"> from ESW </w:t>
+      </w:r>
+      <w:proofErr w:type="spellStart"/>
+      <w:r>
+        <w:rPr>
+          <w:rFonts w:ascii="Arial" w:hAnsi="Arial" w:cs="Arial"/>
+        </w:rPr>
+        <w:t>pwa</w:t>
+      </w:r>
+      <w:proofErr w:type="spellEnd"/>
+      <w:r>
+        <w:rPr>
+          <w:rFonts w:ascii="Arial" w:hAnsi="Arial" w:cs="Arial"/>
+        </w:rPr>
+        <w:t xml:space="preserve"> cartridge</w:t>
       </w:r>
     </w:p>
     <w:p>
@@ -8057,7 +8991,21 @@
         <w:rPr>
           <w:rFonts w:ascii="Arial" w:hAnsi="Arial" w:cs="Arial"/>
         </w:rPr>
-        <w:t>We will override this component by adding “EswReturnProhibitMsg” component</w:t>
+        <w:t>We will override this component by adding “</w:t>
+      </w:r>
+      <w:proofErr w:type="spellStart"/>
+      <w:r>
+        <w:rPr>
+          <w:rFonts w:ascii="Arial" w:hAnsi="Arial" w:cs="Arial"/>
+        </w:rPr>
+        <w:t>EswReturnProhibitMsg</w:t>
+      </w:r>
+      <w:proofErr w:type="spellEnd"/>
+      <w:r>
+        <w:rPr>
+          <w:rFonts w:ascii="Arial" w:hAnsi="Arial" w:cs="Arial"/>
+        </w:rPr>
+        <w:t>” component</w:t>
       </w:r>
       <w:r>
         <w:rPr>
@@ -8082,8 +9030,16 @@
         <w:rPr>
           <w:rFonts w:ascii="Arial" w:hAnsi="Arial" w:cs="Arial"/>
         </w:rPr>
-        <w:t>Go to /overrides/components/product-item/index.jsx</w:t>
-      </w:r>
+        <w:t>Go to /overrides/components/product-item/</w:t>
+      </w:r>
+      <w:proofErr w:type="spellStart"/>
+      <w:r>
+        <w:rPr>
+          <w:rFonts w:ascii="Arial" w:hAnsi="Arial" w:cs="Arial"/>
+        </w:rPr>
+        <w:t>index.jsx</w:t>
+      </w:r>
+      <w:proofErr w:type="spellEnd"/>
     </w:p>
     <w:p>
       <w:pPr>
@@ -8101,7 +9057,21 @@
         <w:rPr>
           <w:rFonts w:ascii="Arial" w:hAnsi="Arial" w:cs="Arial"/>
         </w:rPr>
-        <w:t>If file is not there then get it from pwa cartridge</w:t>
+        <w:t xml:space="preserve">If file is not there then get it from </w:t>
+      </w:r>
+      <w:proofErr w:type="spellStart"/>
+      <w:r>
+        <w:rPr>
+          <w:rFonts w:ascii="Arial" w:hAnsi="Arial" w:cs="Arial"/>
+        </w:rPr>
+        <w:t>pwa</w:t>
+      </w:r>
+      <w:proofErr w:type="spellEnd"/>
+      <w:r>
+        <w:rPr>
+          <w:rFonts w:ascii="Arial" w:hAnsi="Arial" w:cs="Arial"/>
+        </w:rPr>
+        <w:t xml:space="preserve"> cartridge</w:t>
       </w:r>
     </w:p>
     <w:p>
@@ -8156,6 +9126,7 @@
         </w:rPr>
         <w:t xml:space="preserve"> {</w:t>
       </w:r>
+      <w:proofErr w:type="spellStart"/>
       <w:r>
         <w:rPr>
           <w:rFonts w:ascii="Consolas" w:eastAsia="Times New Roman" w:hAnsi="Consolas" w:cs="Times New Roman"/>
@@ -8166,6 +9137,7 @@
         </w:rPr>
         <w:t>EswReturnProhibitMsg</w:t>
       </w:r>
+      <w:proofErr w:type="spellEnd"/>
       <w:r>
         <w:rPr>
           <w:rFonts w:ascii="Consolas" w:eastAsia="Times New Roman" w:hAnsi="Consolas" w:cs="Times New Roman"/>
@@ -8204,7 +9176,29 @@
           <w:szCs w:val="21"/>
           <w:lang w:val="en-US" w:eastAsia="en-US"/>
         </w:rPr>
-        <w:t>'../../esw/components/product-return-prohibit-msg'</w:t>
+        <w:t>'../../</w:t>
+      </w:r>
+      <w:proofErr w:type="spellStart"/>
+      <w:r>
+        <w:rPr>
+          <w:rFonts w:ascii="Consolas" w:eastAsia="Times New Roman" w:hAnsi="Consolas" w:cs="Times New Roman"/>
+          <w:color w:val="CE9178"/>
+          <w:sz w:val="21"/>
+          <w:szCs w:val="21"/>
+          <w:lang w:val="en-US" w:eastAsia="en-US"/>
+        </w:rPr>
+        <w:t>esw</w:t>
+      </w:r>
+      <w:proofErr w:type="spellEnd"/>
+      <w:r>
+        <w:rPr>
+          <w:rFonts w:ascii="Consolas" w:eastAsia="Times New Roman" w:hAnsi="Consolas" w:cs="Times New Roman"/>
+          <w:color w:val="CE9178"/>
+          <w:sz w:val="21"/>
+          <w:szCs w:val="21"/>
+          <w:lang w:val="en-US" w:eastAsia="en-US"/>
+        </w:rPr>
+        <w:t>/components/product-return-prohibit-msg'</w:t>
       </w:r>
     </w:p>
     <w:p>
@@ -8297,7 +9291,25 @@
           <w:b/>
           <w:bCs/>
         </w:rPr>
-        <w:t>We will call this component in /overrides/pages/cart/index.jsx in later steps</w:t>
+        <w:t>We will call this component in /overrides/pages/cart/</w:t>
+      </w:r>
+      <w:proofErr w:type="spellStart"/>
+      <w:r>
+        <w:rPr>
+          <w:rFonts w:ascii="Arial" w:hAnsi="Arial" w:cs="Arial"/>
+          <w:b/>
+          <w:bCs/>
+        </w:rPr>
+        <w:t>index.jsx</w:t>
+      </w:r>
+      <w:proofErr w:type="spellEnd"/>
+      <w:r>
+        <w:rPr>
+          <w:rFonts w:ascii="Arial" w:hAnsi="Arial" w:cs="Arial"/>
+          <w:b/>
+          <w:bCs/>
+        </w:rPr>
+        <w:t xml:space="preserve"> in later steps</w:t>
       </w:r>
     </w:p>
     <w:p>
@@ -8346,7 +9358,21 @@
         <w:rPr>
           <w:rFonts w:ascii="Arial" w:hAnsi="Arial" w:cs="Arial"/>
         </w:rPr>
-        <w:t>) feature of ESW. We will override this component by adding “EswReturnProhibitMsg” component. To add component follow these steps:</w:t>
+        <w:t>) feature of ESW. We will override this component by adding “</w:t>
+      </w:r>
+      <w:proofErr w:type="spellStart"/>
+      <w:r>
+        <w:rPr>
+          <w:rFonts w:ascii="Arial" w:hAnsi="Arial" w:cs="Arial"/>
+        </w:rPr>
+        <w:t>EswReturnProhibitMsg</w:t>
+      </w:r>
+      <w:proofErr w:type="spellEnd"/>
+      <w:r>
+        <w:rPr>
+          <w:rFonts w:ascii="Arial" w:hAnsi="Arial" w:cs="Arial"/>
+        </w:rPr>
+        <w:t>” component. To add component follow these steps:</w:t>
       </w:r>
     </w:p>
     <w:p>
@@ -8365,8 +9391,16 @@
         <w:rPr>
           <w:rFonts w:ascii="Arial" w:hAnsi="Arial" w:cs="Arial"/>
         </w:rPr>
-        <w:t>Go to /overrides/components/product-view/index.jsx</w:t>
-      </w:r>
+        <w:t>Go to /overrides/components/product-view/</w:t>
+      </w:r>
+      <w:proofErr w:type="spellStart"/>
+      <w:r>
+        <w:rPr>
+          <w:rFonts w:ascii="Arial" w:hAnsi="Arial" w:cs="Arial"/>
+        </w:rPr>
+        <w:t>index.jsx</w:t>
+      </w:r>
+      <w:proofErr w:type="spellEnd"/>
     </w:p>
     <w:p>
       <w:pPr>
@@ -8384,7 +9418,21 @@
         <w:rPr>
           <w:rFonts w:ascii="Arial" w:hAnsi="Arial" w:cs="Arial"/>
         </w:rPr>
-        <w:t>If file is not there then get it from pwa cartridge</w:t>
+        <w:t xml:space="preserve">If file is not there then get it from </w:t>
+      </w:r>
+      <w:proofErr w:type="spellStart"/>
+      <w:r>
+        <w:rPr>
+          <w:rFonts w:ascii="Arial" w:hAnsi="Arial" w:cs="Arial"/>
+        </w:rPr>
+        <w:t>pwa</w:t>
+      </w:r>
+      <w:proofErr w:type="spellEnd"/>
+      <w:r>
+        <w:rPr>
+          <w:rFonts w:ascii="Arial" w:hAnsi="Arial" w:cs="Arial"/>
+        </w:rPr>
+        <w:t xml:space="preserve"> cartridge</w:t>
       </w:r>
     </w:p>
     <w:p>
@@ -8439,6 +9487,7 @@
         </w:rPr>
         <w:t xml:space="preserve"> {</w:t>
       </w:r>
+      <w:proofErr w:type="spellStart"/>
       <w:r>
         <w:rPr>
           <w:rFonts w:ascii="Consolas" w:eastAsia="Times New Roman" w:hAnsi="Consolas" w:cs="Times New Roman"/>
@@ -8449,6 +9498,7 @@
         </w:rPr>
         <w:t>EswReturnProhibitMsg</w:t>
       </w:r>
+      <w:proofErr w:type="spellEnd"/>
       <w:r>
         <w:rPr>
           <w:rFonts w:ascii="Consolas" w:eastAsia="Times New Roman" w:hAnsi="Consolas" w:cs="Times New Roman"/>
@@ -8487,7 +9537,29 @@
           <w:szCs w:val="21"/>
           <w:lang w:val="en-US" w:eastAsia="en-US"/>
         </w:rPr>
-        <w:t>'../../esw/components/product-return-prohibit-msg'</w:t>
+        <w:t>'../../</w:t>
+      </w:r>
+      <w:proofErr w:type="spellStart"/>
+      <w:r>
+        <w:rPr>
+          <w:rFonts w:ascii="Consolas" w:eastAsia="Times New Roman" w:hAnsi="Consolas" w:cs="Times New Roman"/>
+          <w:color w:val="CE9178"/>
+          <w:sz w:val="21"/>
+          <w:szCs w:val="21"/>
+          <w:lang w:val="en-US" w:eastAsia="en-US"/>
+        </w:rPr>
+        <w:t>esw</w:t>
+      </w:r>
+      <w:proofErr w:type="spellEnd"/>
+      <w:r>
+        <w:rPr>
+          <w:rFonts w:ascii="Consolas" w:eastAsia="Times New Roman" w:hAnsi="Consolas" w:cs="Times New Roman"/>
+          <w:color w:val="CE9178"/>
+          <w:sz w:val="21"/>
+          <w:szCs w:val="21"/>
+          <w:lang w:val="en-US" w:eastAsia="en-US"/>
+        </w:rPr>
+        <w:t>/components/product-return-prohibit-msg'</w:t>
       </w:r>
     </w:p>
     <w:p>
@@ -8578,12 +9650,14 @@
         </w:rPr>
         <w:t>Override “</w:t>
       </w:r>
+      <w:proofErr w:type="spellStart"/>
       <w:r>
         <w:rPr>
           <w:rFonts w:asciiTheme="majorHAnsi" w:hAnsiTheme="majorHAnsi" w:cstheme="majorHAnsi"/>
         </w:rPr>
         <w:t>useDerivedProduct</w:t>
       </w:r>
+      <w:proofErr w:type="spellEnd"/>
       <w:r>
         <w:rPr>
           <w:rFonts w:asciiTheme="majorHAnsi" w:hAnsiTheme="majorHAnsi" w:cstheme="majorHAnsi"/>
@@ -8656,7 +9730,21 @@
         <w:rPr>
           <w:rFonts w:ascii="Arial" w:hAnsi="Arial" w:cs="Arial"/>
         </w:rPr>
-        <w:t>If file is not there then get it from pwa cartridge</w:t>
+        <w:t xml:space="preserve">If file is not there then get it from </w:t>
+      </w:r>
+      <w:proofErr w:type="spellStart"/>
+      <w:r>
+        <w:rPr>
+          <w:rFonts w:ascii="Arial" w:hAnsi="Arial" w:cs="Arial"/>
+        </w:rPr>
+        <w:t>pwa</w:t>
+      </w:r>
+      <w:proofErr w:type="spellEnd"/>
+      <w:r>
+        <w:rPr>
+          <w:rFonts w:ascii="Arial" w:hAnsi="Arial" w:cs="Arial"/>
+        </w:rPr>
+        <w:t xml:space="preserve"> cartridge</w:t>
       </w:r>
     </w:p>
     <w:p>
@@ -8765,8 +9853,16 @@
         <w:rPr>
           <w:rFonts w:ascii="Arial" w:hAnsi="Arial" w:cs="Arial"/>
         </w:rPr>
-        <w:t>Go to /translations/en-US.json</w:t>
-      </w:r>
+        <w:t>Go to /translations/</w:t>
+      </w:r>
+      <w:proofErr w:type="spellStart"/>
+      <w:r>
+        <w:rPr>
+          <w:rFonts w:ascii="Arial" w:hAnsi="Arial" w:cs="Arial"/>
+        </w:rPr>
+        <w:t>en-US.json</w:t>
+      </w:r>
+      <w:proofErr w:type="spellEnd"/>
     </w:p>
     <w:p>
       <w:pPr>
@@ -8862,7 +9958,29 @@
           <w:szCs w:val="21"/>
           <w:lang w:val="en-US" w:eastAsia="en-US"/>
         </w:rPr>
-        <w:t>"defaultMessage"</w:t>
+        <w:t>"</w:t>
+      </w:r>
+      <w:proofErr w:type="spellStart"/>
+      <w:r>
+        <w:rPr>
+          <w:rFonts w:ascii="Consolas" w:eastAsia="Times New Roman" w:hAnsi="Consolas" w:cs="Times New Roman"/>
+          <w:color w:val="9CDCFE"/>
+          <w:sz w:val="21"/>
+          <w:szCs w:val="21"/>
+          <w:lang w:val="en-US" w:eastAsia="en-US"/>
+        </w:rPr>
+        <w:t>defaultMessage</w:t>
+      </w:r>
+      <w:proofErr w:type="spellEnd"/>
+      <w:r>
+        <w:rPr>
+          <w:rFonts w:ascii="Consolas" w:eastAsia="Times New Roman" w:hAnsi="Consolas" w:cs="Times New Roman"/>
+          <w:color w:val="9CDCFE"/>
+          <w:sz w:val="21"/>
+          <w:szCs w:val="21"/>
+          <w:lang w:val="en-US" w:eastAsia="en-US"/>
+        </w:rPr>
+        <w:t>"</w:t>
       </w:r>
       <w:r>
         <w:rPr>
@@ -8882,7 +10000,29 @@
           <w:szCs w:val="21"/>
           <w:lang w:val="en-US" w:eastAsia="en-US"/>
         </w:rPr>
-        <w:t>"{eswProductRestrictedMsg}"</w:t>
+        <w:t>"{</w:t>
+      </w:r>
+      <w:proofErr w:type="spellStart"/>
+      <w:r>
+        <w:rPr>
+          <w:rFonts w:ascii="Consolas" w:eastAsia="Times New Roman" w:hAnsi="Consolas" w:cs="Times New Roman"/>
+          <w:color w:val="CE9178"/>
+          <w:sz w:val="21"/>
+          <w:szCs w:val="21"/>
+          <w:lang w:val="en-US" w:eastAsia="en-US"/>
+        </w:rPr>
+        <w:t>eswProductRestrictedMsg</w:t>
+      </w:r>
+      <w:proofErr w:type="spellEnd"/>
+      <w:r>
+        <w:rPr>
+          <w:rFonts w:ascii="Consolas" w:eastAsia="Times New Roman" w:hAnsi="Consolas" w:cs="Times New Roman"/>
+          <w:color w:val="CE9178"/>
+          <w:sz w:val="21"/>
+          <w:szCs w:val="21"/>
+          <w:lang w:val="en-US" w:eastAsia="en-US"/>
+        </w:rPr>
+        <w:t>}"</w:t>
       </w:r>
     </w:p>
     <w:p>
@@ -9019,7 +10159,21 @@
         <w:rPr>
           <w:rFonts w:ascii="Arial" w:hAnsi="Arial" w:cs="Arial"/>
         </w:rPr>
-        <w:t>If file is not there then get it from pwa cartridge</w:t>
+        <w:t xml:space="preserve">If file is not there then get it from </w:t>
+      </w:r>
+      <w:proofErr w:type="spellStart"/>
+      <w:r>
+        <w:rPr>
+          <w:rFonts w:ascii="Arial" w:hAnsi="Arial" w:cs="Arial"/>
+        </w:rPr>
+        <w:t>pwa</w:t>
+      </w:r>
+      <w:proofErr w:type="spellEnd"/>
+      <w:r>
+        <w:rPr>
+          <w:rFonts w:ascii="Arial" w:hAnsi="Arial" w:cs="Arial"/>
+        </w:rPr>
+        <w:t xml:space="preserve"> cartridge</w:t>
       </w:r>
     </w:p>
     <w:p>
@@ -9119,7 +10273,29 @@
           <w:szCs w:val="21"/>
           <w:lang w:val="en-US" w:eastAsia="en-US"/>
         </w:rPr>
-        <w:t>// Esw Customization</w:t>
+        <w:t xml:space="preserve">// </w:t>
+      </w:r>
+      <w:proofErr w:type="spellStart"/>
+      <w:r>
+        <w:rPr>
+          <w:rFonts w:ascii="Consolas" w:eastAsia="Times New Roman" w:hAnsi="Consolas" w:cs="Times New Roman"/>
+          <w:color w:val="6A9955"/>
+          <w:sz w:val="21"/>
+          <w:szCs w:val="21"/>
+          <w:lang w:val="en-US" w:eastAsia="en-US"/>
+        </w:rPr>
+        <w:t>Esw</w:t>
+      </w:r>
+      <w:proofErr w:type="spellEnd"/>
+      <w:r>
+        <w:rPr>
+          <w:rFonts w:ascii="Consolas" w:eastAsia="Times New Roman" w:hAnsi="Consolas" w:cs="Times New Roman"/>
+          <w:color w:val="6A9955"/>
+          <w:sz w:val="21"/>
+          <w:szCs w:val="21"/>
+          <w:lang w:val="en-US" w:eastAsia="en-US"/>
+        </w:rPr>
+        <w:t xml:space="preserve"> Customization</w:t>
       </w:r>
     </w:p>
     <w:p>
@@ -9203,7 +10379,51 @@
           <w:szCs w:val="21"/>
           <w:lang w:val="en-US" w:eastAsia="en-US"/>
         </w:rPr>
-        <w:t>'../esw/components/checkout-btn'</w:t>
+        <w:t>'../</w:t>
+      </w:r>
+      <w:proofErr w:type="spellStart"/>
+      <w:r>
+        <w:rPr>
+          <w:rFonts w:ascii="Consolas" w:eastAsia="Times New Roman" w:hAnsi="Consolas" w:cs="Times New Roman"/>
+          <w:color w:val="CE9178"/>
+          <w:sz w:val="21"/>
+          <w:szCs w:val="21"/>
+          <w:lang w:val="en-US" w:eastAsia="en-US"/>
+        </w:rPr>
+        <w:t>esw</w:t>
+      </w:r>
+      <w:proofErr w:type="spellEnd"/>
+      <w:r>
+        <w:rPr>
+          <w:rFonts w:ascii="Consolas" w:eastAsia="Times New Roman" w:hAnsi="Consolas" w:cs="Times New Roman"/>
+          <w:color w:val="CE9178"/>
+          <w:sz w:val="21"/>
+          <w:szCs w:val="21"/>
+          <w:lang w:val="en-US" w:eastAsia="en-US"/>
+        </w:rPr>
+        <w:t>/components/checkout-</w:t>
+      </w:r>
+      <w:proofErr w:type="spellStart"/>
+      <w:r>
+        <w:rPr>
+          <w:rFonts w:ascii="Consolas" w:eastAsia="Times New Roman" w:hAnsi="Consolas" w:cs="Times New Roman"/>
+          <w:color w:val="CE9178"/>
+          <w:sz w:val="21"/>
+          <w:szCs w:val="21"/>
+          <w:lang w:val="en-US" w:eastAsia="en-US"/>
+        </w:rPr>
+        <w:t>btn</w:t>
+      </w:r>
+      <w:proofErr w:type="spellEnd"/>
+      <w:r>
+        <w:rPr>
+          <w:rFonts w:ascii="Consolas" w:eastAsia="Times New Roman" w:hAnsi="Consolas" w:cs="Times New Roman"/>
+          <w:color w:val="CE9178"/>
+          <w:sz w:val="21"/>
+          <w:szCs w:val="21"/>
+          <w:lang w:val="en-US" w:eastAsia="en-US"/>
+        </w:rPr>
+        <w:t>'</w:t>
       </w:r>
     </w:p>
     <w:p>
@@ -9263,6 +10483,7 @@
         </w:rPr>
         <w:t xml:space="preserve">    </w:t>
       </w:r>
+      <w:proofErr w:type="spellStart"/>
       <w:r>
         <w:rPr>
           <w:rFonts w:ascii="Consolas" w:eastAsia="Times New Roman" w:hAnsi="Consolas" w:cs="Times New Roman"/>
@@ -9273,6 +10494,7 @@
         </w:rPr>
         <w:t>useShippingMethodsForShipment</w:t>
       </w:r>
+      <w:proofErr w:type="spellEnd"/>
       <w:r>
         <w:rPr>
           <w:rFonts w:ascii="Consolas" w:eastAsia="Times New Roman" w:hAnsi="Consolas" w:cs="Times New Roman"/>
@@ -9308,6 +10530,7 @@
         <w:lastRenderedPageBreak/>
         <w:t xml:space="preserve">    </w:t>
       </w:r>
+      <w:proofErr w:type="spellStart"/>
       <w:r>
         <w:rPr>
           <w:rFonts w:ascii="Consolas" w:eastAsia="Times New Roman" w:hAnsi="Consolas" w:cs="Times New Roman"/>
@@ -9318,6 +10541,7 @@
         </w:rPr>
         <w:t>useShopperBasketsMutation</w:t>
       </w:r>
+      <w:proofErr w:type="spellEnd"/>
     </w:p>
     <w:p>
       <w:pPr>
@@ -9370,7 +10594,29 @@
           <w:szCs w:val="21"/>
           <w:lang w:val="en-US" w:eastAsia="en-US"/>
         </w:rPr>
-        <w:t>'@salesforce/commerce-sdk-react'</w:t>
+        <w:t>'@salesforce/commerce-</w:t>
+      </w:r>
+      <w:proofErr w:type="spellStart"/>
+      <w:r>
+        <w:rPr>
+          <w:rFonts w:ascii="Consolas" w:eastAsia="Times New Roman" w:hAnsi="Consolas" w:cs="Times New Roman"/>
+          <w:color w:val="CE9178"/>
+          <w:sz w:val="21"/>
+          <w:szCs w:val="21"/>
+          <w:lang w:val="en-US" w:eastAsia="en-US"/>
+        </w:rPr>
+        <w:t>sdk</w:t>
+      </w:r>
+      <w:proofErr w:type="spellEnd"/>
+      <w:r>
+        <w:rPr>
+          <w:rFonts w:ascii="Consolas" w:eastAsia="Times New Roman" w:hAnsi="Consolas" w:cs="Times New Roman"/>
+          <w:color w:val="CE9178"/>
+          <w:sz w:val="21"/>
+          <w:szCs w:val="21"/>
+          <w:lang w:val="en-US" w:eastAsia="en-US"/>
+        </w:rPr>
+        <w:t>-react'</w:t>
       </w:r>
     </w:p>
     <w:p>
@@ -9394,7 +10640,29 @@
           <w:szCs w:val="21"/>
           <w:lang w:val="en-US" w:eastAsia="en-US"/>
         </w:rPr>
-        <w:t>// end Esw Customization</w:t>
+        <w:t xml:space="preserve">// end </w:t>
+      </w:r>
+      <w:proofErr w:type="spellStart"/>
+      <w:r>
+        <w:rPr>
+          <w:rFonts w:ascii="Consolas" w:eastAsia="Times New Roman" w:hAnsi="Consolas" w:cs="Times New Roman"/>
+          <w:color w:val="6A9955"/>
+          <w:sz w:val="21"/>
+          <w:szCs w:val="21"/>
+          <w:lang w:val="en-US" w:eastAsia="en-US"/>
+        </w:rPr>
+        <w:t>Esw</w:t>
+      </w:r>
+      <w:proofErr w:type="spellEnd"/>
+      <w:r>
+        <w:rPr>
+          <w:rFonts w:ascii="Consolas" w:eastAsia="Times New Roman" w:hAnsi="Consolas" w:cs="Times New Roman"/>
+          <w:color w:val="6A9955"/>
+          <w:sz w:val="21"/>
+          <w:szCs w:val="21"/>
+          <w:lang w:val="en-US" w:eastAsia="en-US"/>
+        </w:rPr>
+        <w:t xml:space="preserve"> Customization</w:t>
       </w:r>
     </w:p>
     <w:p>
@@ -9473,6 +10741,7 @@
         </w:rPr>
         <w:t>   </w:t>
       </w:r>
+      <w:proofErr w:type="spellStart"/>
       <w:r>
         <w:rPr>
           <w:rFonts w:ascii="Consolas" w:eastAsia="Times New Roman" w:hAnsi="Consolas" w:cs="Times New Roman"/>
@@ -9483,6 +10752,7 @@
         </w:rPr>
         <w:t>basketIdParam</w:t>
       </w:r>
+      <w:proofErr w:type="spellEnd"/>
       <w:r>
         <w:rPr>
           <w:rFonts w:ascii="Consolas" w:eastAsia="Times New Roman" w:hAnsi="Consolas" w:cs="Times New Roman"/>
@@ -9503,6 +10773,7 @@
         </w:rPr>
         <w:t>{</w:t>
       </w:r>
+      <w:proofErr w:type="spellStart"/>
       <w:r>
         <w:rPr>
           <w:rFonts w:ascii="Consolas" w:eastAsia="Times New Roman" w:hAnsi="Consolas" w:cs="Times New Roman"/>
@@ -9533,6 +10804,7 @@
         </w:rPr>
         <w:t>basketId</w:t>
       </w:r>
+      <w:proofErr w:type="spellEnd"/>
       <w:r>
         <w:rPr>
           <w:rFonts w:ascii="Consolas" w:eastAsia="Times New Roman" w:hAnsi="Consolas" w:cs="Times New Roman"/>
@@ -9621,6 +10893,7 @@
         </w:rPr>
         <w:t>   </w:t>
       </w:r>
+      <w:proofErr w:type="spellStart"/>
       <w:r>
         <w:rPr>
           <w:rFonts w:ascii="Consolas" w:eastAsia="Times New Roman" w:hAnsi="Consolas" w:cs="Times New Roman"/>
@@ -9631,6 +10904,7 @@
         </w:rPr>
         <w:t>checkOrderAble</w:t>
       </w:r>
+      <w:proofErr w:type="spellEnd"/>
       <w:r>
         <w:rPr>
           <w:rFonts w:ascii="Consolas" w:eastAsia="Times New Roman" w:hAnsi="Consolas" w:cs="Times New Roman"/>
@@ -9756,7 +11030,35 @@
         <w:rPr>
           <w:rFonts w:ascii="Arial" w:hAnsi="Arial" w:cs="Arial"/>
         </w:rPr>
-        <w:t>Make sure to change it in two places (&lt;ModalBody/&gt; and &lt;ModalFooter/&gt;) components</w:t>
+        <w:t>Make sure to change it in two places (&lt;</w:t>
+      </w:r>
+      <w:proofErr w:type="spellStart"/>
+      <w:r>
+        <w:rPr>
+          <w:rFonts w:ascii="Arial" w:hAnsi="Arial" w:cs="Arial"/>
+        </w:rPr>
+        <w:t>ModalBody</w:t>
+      </w:r>
+      <w:proofErr w:type="spellEnd"/>
+      <w:r>
+        <w:rPr>
+          <w:rFonts w:ascii="Arial" w:hAnsi="Arial" w:cs="Arial"/>
+        </w:rPr>
+        <w:t>/&gt; and &lt;</w:t>
+      </w:r>
+      <w:proofErr w:type="spellStart"/>
+      <w:r>
+        <w:rPr>
+          <w:rFonts w:ascii="Arial" w:hAnsi="Arial" w:cs="Arial"/>
+        </w:rPr>
+        <w:t>ModalFooter</w:t>
+      </w:r>
+      <w:proofErr w:type="spellEnd"/>
+      <w:r>
+        <w:rPr>
+          <w:rFonts w:ascii="Arial" w:hAnsi="Arial" w:cs="Arial"/>
+        </w:rPr>
+        <w:t>/&gt;) components</w:t>
       </w:r>
     </w:p>
     <w:p>
@@ -9835,7 +11137,21 @@
         <w:rPr>
           <w:rFonts w:ascii="Arial" w:hAnsi="Arial" w:cs="Arial"/>
         </w:rPr>
-        <w:t>If file is not there then get it from pwa cartridge</w:t>
+        <w:t xml:space="preserve">If file is not there then get it from </w:t>
+      </w:r>
+      <w:proofErr w:type="spellStart"/>
+      <w:r>
+        <w:rPr>
+          <w:rFonts w:ascii="Arial" w:hAnsi="Arial" w:cs="Arial"/>
+        </w:rPr>
+        <w:t>pwa</w:t>
+      </w:r>
+      <w:proofErr w:type="spellEnd"/>
+      <w:r>
+        <w:rPr>
+          <w:rFonts w:ascii="Arial" w:hAnsi="Arial" w:cs="Arial"/>
+        </w:rPr>
+        <w:t xml:space="preserve"> cartridge</w:t>
       </w:r>
     </w:p>
     <w:p>
@@ -9890,6 +11206,7 @@
         </w:rPr>
         <w:t xml:space="preserve"> {</w:t>
       </w:r>
+      <w:proofErr w:type="spellStart"/>
       <w:r>
         <w:rPr>
           <w:rFonts w:ascii="Consolas" w:eastAsia="Times New Roman" w:hAnsi="Consolas" w:cs="Times New Roman"/>
@@ -9900,6 +11217,7 @@
         </w:rPr>
         <w:t>getSupportedCountries</w:t>
       </w:r>
+      <w:proofErr w:type="spellEnd"/>
       <w:r>
         <w:rPr>
           <w:rFonts w:ascii="Consolas" w:eastAsia="Times New Roman" w:hAnsi="Consolas" w:cs="Times New Roman"/>
@@ -9938,7 +11256,51 @@
           <w:szCs w:val="21"/>
           <w:lang w:val="en-US" w:eastAsia="en-US"/>
         </w:rPr>
-        <w:t>'../esw/esw-services'</w:t>
+        <w:t>'../</w:t>
+      </w:r>
+      <w:proofErr w:type="spellStart"/>
+      <w:r>
+        <w:rPr>
+          <w:rFonts w:ascii="Consolas" w:eastAsia="Times New Roman" w:hAnsi="Consolas" w:cs="Times New Roman"/>
+          <w:color w:val="CE9178"/>
+          <w:sz w:val="21"/>
+          <w:szCs w:val="21"/>
+          <w:lang w:val="en-US" w:eastAsia="en-US"/>
+        </w:rPr>
+        <w:t>esw</w:t>
+      </w:r>
+      <w:proofErr w:type="spellEnd"/>
+      <w:r>
+        <w:rPr>
+          <w:rFonts w:ascii="Consolas" w:eastAsia="Times New Roman" w:hAnsi="Consolas" w:cs="Times New Roman"/>
+          <w:color w:val="CE9178"/>
+          <w:sz w:val="21"/>
+          <w:szCs w:val="21"/>
+          <w:lang w:val="en-US" w:eastAsia="en-US"/>
+        </w:rPr>
+        <w:t>/</w:t>
+      </w:r>
+      <w:proofErr w:type="spellStart"/>
+      <w:r>
+        <w:rPr>
+          <w:rFonts w:ascii="Consolas" w:eastAsia="Times New Roman" w:hAnsi="Consolas" w:cs="Times New Roman"/>
+          <w:color w:val="CE9178"/>
+          <w:sz w:val="21"/>
+          <w:szCs w:val="21"/>
+          <w:lang w:val="en-US" w:eastAsia="en-US"/>
+        </w:rPr>
+        <w:t>esw</w:t>
+      </w:r>
+      <w:proofErr w:type="spellEnd"/>
+      <w:r>
+        <w:rPr>
+          <w:rFonts w:ascii="Consolas" w:eastAsia="Times New Roman" w:hAnsi="Consolas" w:cs="Times New Roman"/>
+          <w:color w:val="CE9178"/>
+          <w:sz w:val="21"/>
+          <w:szCs w:val="21"/>
+          <w:lang w:val="en-US" w:eastAsia="en-US"/>
+        </w:rPr>
+        <w:t>-services'</w:t>
       </w:r>
     </w:p>
     <w:p>
@@ -9957,7 +11319,21 @@
         <w:rPr>
           <w:rFonts w:ascii="Arial" w:hAnsi="Arial" w:cs="Arial"/>
         </w:rPr>
-        <w:t>Update the function getSites()</w:t>
+        <w:t xml:space="preserve">Update the function </w:t>
+      </w:r>
+      <w:proofErr w:type="spellStart"/>
+      <w:r>
+        <w:rPr>
+          <w:rFonts w:ascii="Arial" w:hAnsi="Arial" w:cs="Arial"/>
+        </w:rPr>
+        <w:t>getSites</w:t>
+      </w:r>
+      <w:proofErr w:type="spellEnd"/>
+      <w:r>
+        <w:rPr>
+          <w:rFonts w:ascii="Arial" w:hAnsi="Arial" w:cs="Arial"/>
+        </w:rPr>
+        <w:t>()</w:t>
       </w:r>
     </w:p>
     <w:p>
@@ -10149,6 +11525,7 @@
         </w:rPr>
         <w:t xml:space="preserve"> </w:t>
       </w:r>
+      <w:proofErr w:type="spellStart"/>
       <w:r>
         <w:rPr>
           <w:rFonts w:ascii="Consolas" w:eastAsia="Times New Roman" w:hAnsi="Consolas" w:cs="Times New Roman"/>
@@ -10159,6 +11536,7 @@
         </w:rPr>
         <w:t>getSites</w:t>
       </w:r>
+      <w:proofErr w:type="spellEnd"/>
       <w:r>
         <w:rPr>
           <w:rFonts w:ascii="Consolas" w:eastAsia="Times New Roman" w:hAnsi="Consolas" w:cs="Times New Roman"/>
@@ -10254,6 +11632,7 @@
         </w:rPr>
         <w:t xml:space="preserve"> </w:t>
       </w:r>
+      <w:proofErr w:type="spellStart"/>
       <w:r>
         <w:rPr>
           <w:rFonts w:ascii="Consolas" w:eastAsia="Times New Roman" w:hAnsi="Consolas" w:cs="Times New Roman"/>
@@ -10264,6 +11643,7 @@
         </w:rPr>
         <w:t>sitesFromConfig</w:t>
       </w:r>
+      <w:proofErr w:type="spellEnd"/>
       <w:r>
         <w:rPr>
           <w:rFonts w:ascii="Consolas" w:eastAsia="Times New Roman" w:hAnsi="Consolas" w:cs="Times New Roman"/>
@@ -10294,6 +11674,7 @@
         </w:rPr>
         <w:t xml:space="preserve"> </w:t>
       </w:r>
+      <w:proofErr w:type="spellStart"/>
       <w:r>
         <w:rPr>
           <w:rFonts w:ascii="Consolas" w:eastAsia="Times New Roman" w:hAnsi="Consolas" w:cs="Times New Roman"/>
@@ -10304,6 +11685,7 @@
         </w:rPr>
         <w:t>getConfig</w:t>
       </w:r>
+      <w:proofErr w:type="spellEnd"/>
       <w:r>
         <w:rPr>
           <w:rFonts w:ascii="Consolas" w:eastAsia="Times New Roman" w:hAnsi="Consolas" w:cs="Times New Roman"/>
@@ -10396,6 +11778,7 @@
         </w:rPr>
         <w:t xml:space="preserve">    </w:t>
       </w:r>
+      <w:proofErr w:type="spellStart"/>
       <w:r>
         <w:rPr>
           <w:rFonts w:ascii="Consolas" w:eastAsia="Times New Roman" w:hAnsi="Consolas" w:cs="Times New Roman"/>
@@ -10406,6 +11789,7 @@
         </w:rPr>
         <w:t>getSupportedCountries</w:t>
       </w:r>
+      <w:proofErr w:type="spellEnd"/>
       <w:r>
         <w:rPr>
           <w:rFonts w:ascii="Consolas" w:eastAsia="Times New Roman" w:hAnsi="Consolas" w:cs="Times New Roman"/>
@@ -10500,6 +11884,7 @@
         </w:rPr>
         <w:t xml:space="preserve"> </w:t>
       </w:r>
+      <w:proofErr w:type="spellStart"/>
       <w:r>
         <w:rPr>
           <w:rFonts w:ascii="Consolas" w:eastAsia="Times New Roman" w:hAnsi="Consolas" w:cs="Times New Roman"/>
@@ -10530,6 +11915,7 @@
         </w:rPr>
         <w:t>json</w:t>
       </w:r>
+      <w:proofErr w:type="spellEnd"/>
       <w:r>
         <w:rPr>
           <w:rFonts w:ascii="Consolas" w:eastAsia="Times New Roman" w:hAnsi="Consolas" w:cs="Times New Roman"/>
@@ -10624,6 +12010,7 @@
         </w:rPr>
         <w:t xml:space="preserve"> (</w:t>
       </w:r>
+      <w:proofErr w:type="spellStart"/>
       <w:r>
         <w:rPr>
           <w:rFonts w:ascii="Consolas" w:eastAsia="Times New Roman" w:hAnsi="Consolas" w:cs="Times New Roman"/>
@@ -10654,6 +12041,7 @@
         </w:rPr>
         <w:t>sites</w:t>
       </w:r>
+      <w:proofErr w:type="spellEnd"/>
       <w:r>
         <w:rPr>
           <w:rFonts w:ascii="Consolas" w:eastAsia="Times New Roman" w:hAnsi="Consolas" w:cs="Times New Roman"/>
@@ -10684,6 +12072,7 @@
         </w:rPr>
         <w:t xml:space="preserve"> </w:t>
       </w:r>
+      <w:proofErr w:type="spellStart"/>
       <w:r>
         <w:rPr>
           <w:rFonts w:ascii="Consolas" w:eastAsia="Times New Roman" w:hAnsi="Consolas" w:cs="Times New Roman"/>
@@ -10714,6 +12103,7 @@
         </w:rPr>
         <w:t>allowedCountries</w:t>
       </w:r>
+      <w:proofErr w:type="spellEnd"/>
       <w:r>
         <w:rPr>
           <w:rFonts w:ascii="Consolas" w:eastAsia="Times New Roman" w:hAnsi="Consolas" w:cs="Times New Roman"/>
@@ -10822,6 +12212,7 @@
         </w:rPr>
         <w:t xml:space="preserve"> [], </w:t>
       </w:r>
+      <w:proofErr w:type="spellStart"/>
       <w:r>
         <w:rPr>
           <w:rFonts w:ascii="Consolas" w:eastAsia="Times New Roman" w:hAnsi="Consolas" w:cs="Times New Roman"/>
@@ -10832,6 +12223,7 @@
         </w:rPr>
         <w:t>siteAliases</w:t>
       </w:r>
+      <w:proofErr w:type="spellEnd"/>
       <w:r>
         <w:rPr>
           <w:rFonts w:ascii="Consolas" w:eastAsia="Times New Roman" w:hAnsi="Consolas" w:cs="Times New Roman"/>
@@ -10882,6 +12274,7 @@
         </w:rPr>
         <w:t xml:space="preserve"> </w:t>
       </w:r>
+      <w:proofErr w:type="spellStart"/>
       <w:r>
         <w:rPr>
           <w:rFonts w:ascii="Consolas" w:eastAsia="Times New Roman" w:hAnsi="Consolas" w:cs="Times New Roman"/>
@@ -10892,6 +12285,7 @@
         </w:rPr>
         <w:t>sitesFromConfig</w:t>
       </w:r>
+      <w:proofErr w:type="spellEnd"/>
       <w:r>
         <w:rPr>
           <w:rFonts w:ascii="Consolas" w:eastAsia="Times New Roman" w:hAnsi="Consolas" w:cs="Times New Roman"/>
@@ -10990,6 +12384,7 @@
         </w:rPr>
         <w:t>!</w:t>
       </w:r>
+      <w:proofErr w:type="spellStart"/>
       <w:r>
         <w:rPr>
           <w:rFonts w:ascii="Consolas" w:eastAsia="Times New Roman" w:hAnsi="Consolas" w:cs="Times New Roman"/>
@@ -11020,6 +12415,7 @@
         </w:rPr>
         <w:t>length</w:t>
       </w:r>
+      <w:proofErr w:type="spellEnd"/>
       <w:r>
         <w:rPr>
           <w:rFonts w:ascii="Consolas" w:eastAsia="Times New Roman" w:hAnsi="Consolas" w:cs="Times New Roman"/>
@@ -11216,6 +12612,7 @@
         </w:rPr>
         <w:t xml:space="preserve"> </w:t>
       </w:r>
+      <w:proofErr w:type="spellStart"/>
       <w:r>
         <w:rPr>
           <w:rFonts w:ascii="Consolas" w:eastAsia="Times New Roman" w:hAnsi="Consolas" w:cs="Times New Roman"/>
@@ -11246,6 +12643,7 @@
         </w:rPr>
         <w:t>map</w:t>
       </w:r>
+      <w:proofErr w:type="spellEnd"/>
       <w:r>
         <w:rPr>
           <w:rFonts w:ascii="Consolas" w:eastAsia="Times New Roman" w:hAnsi="Consolas" w:cs="Times New Roman"/>
@@ -11380,6 +12778,7 @@
         </w:rPr>
         <w:t xml:space="preserve"> </w:t>
       </w:r>
+      <w:proofErr w:type="spellStart"/>
       <w:r>
         <w:rPr>
           <w:rFonts w:ascii="Consolas" w:eastAsia="Times New Roman" w:hAnsi="Consolas" w:cs="Times New Roman"/>
@@ -11390,6 +12789,7 @@
         </w:rPr>
         <w:t>siteAliases</w:t>
       </w:r>
+      <w:proofErr w:type="spellEnd"/>
       <w:r>
         <w:rPr>
           <w:rFonts w:ascii="Consolas" w:eastAsia="Times New Roman" w:hAnsi="Consolas" w:cs="Times New Roman"/>
@@ -11862,8 +13262,16 @@
         <w:rPr>
           <w:rFonts w:ascii="Arial" w:hAnsi="Arial" w:cs="Arial"/>
         </w:rPr>
-        <w:t>Go to /overrides/pages/account/order-detail.jsx</w:t>
-      </w:r>
+        <w:t>Go to /overrides/pages/account/order-</w:t>
+      </w:r>
+      <w:proofErr w:type="spellStart"/>
+      <w:r>
+        <w:rPr>
+          <w:rFonts w:ascii="Arial" w:hAnsi="Arial" w:cs="Arial"/>
+        </w:rPr>
+        <w:t>detail.jsx</w:t>
+      </w:r>
+      <w:proofErr w:type="spellEnd"/>
     </w:p>
     <w:p>
       <w:pPr>
@@ -11881,7 +13289,21 @@
         <w:rPr>
           <w:rFonts w:ascii="Arial" w:hAnsi="Arial" w:cs="Arial"/>
         </w:rPr>
-        <w:t>If file is not there then get it from pwa cartridge</w:t>
+        <w:t xml:space="preserve">If file is not there then get it from </w:t>
+      </w:r>
+      <w:proofErr w:type="spellStart"/>
+      <w:r>
+        <w:rPr>
+          <w:rFonts w:ascii="Arial" w:hAnsi="Arial" w:cs="Arial"/>
+        </w:rPr>
+        <w:t>pwa</w:t>
+      </w:r>
+      <w:proofErr w:type="spellEnd"/>
+      <w:r>
+        <w:rPr>
+          <w:rFonts w:ascii="Arial" w:hAnsi="Arial" w:cs="Arial"/>
+        </w:rPr>
+        <w:t xml:space="preserve"> cartridge</w:t>
       </w:r>
     </w:p>
     <w:p>
@@ -11900,7 +13322,21 @@
         <w:rPr>
           <w:rFonts w:ascii="Arial" w:hAnsi="Arial" w:cs="Arial"/>
         </w:rPr>
-        <w:t>Import EswOrderTracking component</w:t>
+        <w:t xml:space="preserve">Import </w:t>
+      </w:r>
+      <w:proofErr w:type="spellStart"/>
+      <w:r>
+        <w:rPr>
+          <w:rFonts w:ascii="Arial" w:hAnsi="Arial" w:cs="Arial"/>
+        </w:rPr>
+        <w:t>EswOrderTracking</w:t>
+      </w:r>
+      <w:proofErr w:type="spellEnd"/>
+      <w:r>
+        <w:rPr>
+          <w:rFonts w:ascii="Arial" w:hAnsi="Arial" w:cs="Arial"/>
+        </w:rPr>
+        <w:t xml:space="preserve"> component</w:t>
       </w:r>
     </w:p>
     <w:p>
@@ -11936,6 +13372,7 @@
         </w:rPr>
         <w:t xml:space="preserve"> </w:t>
       </w:r>
+      <w:proofErr w:type="spellStart"/>
       <w:r>
         <w:rPr>
           <w:rFonts w:ascii="Consolas" w:eastAsia="Times New Roman" w:hAnsi="Consolas" w:cs="Times New Roman"/>
@@ -11946,6 +13383,7 @@
         </w:rPr>
         <w:t>ESWOrderTracking</w:t>
       </w:r>
+      <w:proofErr w:type="spellEnd"/>
       <w:r>
         <w:rPr>
           <w:rFonts w:ascii="Consolas" w:eastAsia="Times New Roman" w:hAnsi="Consolas" w:cs="Times New Roman"/>
@@ -11984,7 +13422,29 @@
           <w:szCs w:val="21"/>
           <w:lang w:val="en-US" w:eastAsia="en-US"/>
         </w:rPr>
-        <w:t>'../../esw/components/order-tracking/index'</w:t>
+        <w:t>'../../</w:t>
+      </w:r>
+      <w:proofErr w:type="spellStart"/>
+      <w:r>
+        <w:rPr>
+          <w:rFonts w:ascii="Consolas" w:eastAsia="Times New Roman" w:hAnsi="Consolas" w:cs="Times New Roman"/>
+          <w:color w:val="CE9178"/>
+          <w:sz w:val="21"/>
+          <w:szCs w:val="21"/>
+          <w:lang w:val="en-US" w:eastAsia="en-US"/>
+        </w:rPr>
+        <w:t>esw</w:t>
+      </w:r>
+      <w:proofErr w:type="spellEnd"/>
+      <w:r>
+        <w:rPr>
+          <w:rFonts w:ascii="Consolas" w:eastAsia="Times New Roman" w:hAnsi="Consolas" w:cs="Times New Roman"/>
+          <w:color w:val="CE9178"/>
+          <w:sz w:val="21"/>
+          <w:szCs w:val="21"/>
+          <w:lang w:val="en-US" w:eastAsia="en-US"/>
+        </w:rPr>
+        <w:t>/components/order-tracking/index'</w:t>
       </w:r>
     </w:p>
     <w:p>
@@ -12093,7 +13553,35 @@
         <w:rPr>
           <w:rFonts w:ascii="Arial" w:hAnsi="Arial" w:cs="Arial"/>
         </w:rPr>
-        <w:t>. So that if country is supported by ESW then it will redirect to esw checkout otherwise OOTB pwa checkout will work. To override this file please do the following</w:t>
+        <w:t xml:space="preserve">. So that if country is supported by ESW then it will redirect to </w:t>
+      </w:r>
+      <w:proofErr w:type="spellStart"/>
+      <w:r>
+        <w:rPr>
+          <w:rFonts w:ascii="Arial" w:hAnsi="Arial" w:cs="Arial"/>
+        </w:rPr>
+        <w:t>esw</w:t>
+      </w:r>
+      <w:proofErr w:type="spellEnd"/>
+      <w:r>
+        <w:rPr>
+          <w:rFonts w:ascii="Arial" w:hAnsi="Arial" w:cs="Arial"/>
+        </w:rPr>
+        <w:t xml:space="preserve"> checkout otherwise OOTB </w:t>
+      </w:r>
+      <w:proofErr w:type="spellStart"/>
+      <w:r>
+        <w:rPr>
+          <w:rFonts w:ascii="Arial" w:hAnsi="Arial" w:cs="Arial"/>
+        </w:rPr>
+        <w:t>pwa</w:t>
+      </w:r>
+      <w:proofErr w:type="spellEnd"/>
+      <w:r>
+        <w:rPr>
+          <w:rFonts w:ascii="Arial" w:hAnsi="Arial" w:cs="Arial"/>
+        </w:rPr>
+        <w:t xml:space="preserve"> checkout will work. To override this file please do the following</w:t>
       </w:r>
       <w:r>
         <w:rPr>
@@ -12118,8 +13606,16 @@
         <w:rPr>
           <w:rFonts w:ascii="Arial" w:hAnsi="Arial" w:cs="Arial"/>
         </w:rPr>
-        <w:t>Go to /overrides/pages/cart/partials/cart-cta.jsx</w:t>
-      </w:r>
+        <w:t>Go to /overrides/pages/cart/partials/cart-</w:t>
+      </w:r>
+      <w:proofErr w:type="spellStart"/>
+      <w:r>
+        <w:rPr>
+          <w:rFonts w:ascii="Arial" w:hAnsi="Arial" w:cs="Arial"/>
+        </w:rPr>
+        <w:t>cta.jsx</w:t>
+      </w:r>
+      <w:proofErr w:type="spellEnd"/>
     </w:p>
     <w:p>
       <w:pPr>
@@ -12137,7 +13633,21 @@
         <w:rPr>
           <w:rFonts w:ascii="Arial" w:hAnsi="Arial" w:cs="Arial"/>
         </w:rPr>
-        <w:t>If file is not there then get it from pwa cartridge</w:t>
+        <w:t xml:space="preserve">If file is not there then get it from </w:t>
+      </w:r>
+      <w:proofErr w:type="spellStart"/>
+      <w:r>
+        <w:rPr>
+          <w:rFonts w:ascii="Arial" w:hAnsi="Arial" w:cs="Arial"/>
+        </w:rPr>
+        <w:t>pwa</w:t>
+      </w:r>
+      <w:proofErr w:type="spellEnd"/>
+      <w:r>
+        <w:rPr>
+          <w:rFonts w:ascii="Arial" w:hAnsi="Arial" w:cs="Arial"/>
+        </w:rPr>
+        <w:t xml:space="preserve"> cartridge</w:t>
       </w:r>
     </w:p>
     <w:p>
@@ -12237,7 +13747,51 @@
           <w:szCs w:val="21"/>
           <w:lang w:val="en-US" w:eastAsia="en-US"/>
         </w:rPr>
-        <w:t>'../../../esw/components/checkout-btn'</w:t>
+        <w:t>'../../../</w:t>
+      </w:r>
+      <w:proofErr w:type="spellStart"/>
+      <w:r>
+        <w:rPr>
+          <w:rFonts w:ascii="Consolas" w:eastAsia="Times New Roman" w:hAnsi="Consolas" w:cs="Times New Roman"/>
+          <w:color w:val="CE9178"/>
+          <w:sz w:val="21"/>
+          <w:szCs w:val="21"/>
+          <w:lang w:val="en-US" w:eastAsia="en-US"/>
+        </w:rPr>
+        <w:t>esw</w:t>
+      </w:r>
+      <w:proofErr w:type="spellEnd"/>
+      <w:r>
+        <w:rPr>
+          <w:rFonts w:ascii="Consolas" w:eastAsia="Times New Roman" w:hAnsi="Consolas" w:cs="Times New Roman"/>
+          <w:color w:val="CE9178"/>
+          <w:sz w:val="21"/>
+          <w:szCs w:val="21"/>
+          <w:lang w:val="en-US" w:eastAsia="en-US"/>
+        </w:rPr>
+        <w:t>/components/checkout-</w:t>
+      </w:r>
+      <w:proofErr w:type="spellStart"/>
+      <w:r>
+        <w:rPr>
+          <w:rFonts w:ascii="Consolas" w:eastAsia="Times New Roman" w:hAnsi="Consolas" w:cs="Times New Roman"/>
+          <w:color w:val="CE9178"/>
+          <w:sz w:val="21"/>
+          <w:szCs w:val="21"/>
+          <w:lang w:val="en-US" w:eastAsia="en-US"/>
+        </w:rPr>
+        <w:t>btn</w:t>
+      </w:r>
+      <w:proofErr w:type="spellEnd"/>
+      <w:r>
+        <w:rPr>
+          <w:rFonts w:ascii="Consolas" w:eastAsia="Times New Roman" w:hAnsi="Consolas" w:cs="Times New Roman"/>
+          <w:color w:val="CE9178"/>
+          <w:sz w:val="21"/>
+          <w:szCs w:val="21"/>
+          <w:lang w:val="en-US" w:eastAsia="en-US"/>
+        </w:rPr>
+        <w:t>'</w:t>
       </w:r>
     </w:p>
     <w:p>
@@ -12340,8 +13894,16 @@
         <w:rPr>
           <w:rFonts w:ascii="Arial" w:hAnsi="Arial" w:cs="Arial"/>
         </w:rPr>
-        <w:t>Go to /overrides/pages/cart/index.jsx</w:t>
-      </w:r>
+        <w:t>Go to /overrides/pages/cart/</w:t>
+      </w:r>
+      <w:proofErr w:type="spellStart"/>
+      <w:r>
+        <w:rPr>
+          <w:rFonts w:ascii="Arial" w:hAnsi="Arial" w:cs="Arial"/>
+        </w:rPr>
+        <w:t>index.jsx</w:t>
+      </w:r>
+      <w:proofErr w:type="spellEnd"/>
     </w:p>
     <w:p>
       <w:pPr>
@@ -12356,7 +13918,21 @@
         <w:rPr>
           <w:rFonts w:ascii="Arial" w:hAnsi="Arial" w:cs="Arial"/>
         </w:rPr>
-        <w:t>Modify import of cart-cta as follows</w:t>
+        <w:t>Modify import of cart-</w:t>
+      </w:r>
+      <w:proofErr w:type="spellStart"/>
+      <w:r>
+        <w:rPr>
+          <w:rFonts w:ascii="Arial" w:hAnsi="Arial" w:cs="Arial"/>
+        </w:rPr>
+        <w:t>cta</w:t>
+      </w:r>
+      <w:proofErr w:type="spellEnd"/>
+      <w:r>
+        <w:rPr>
+          <w:rFonts w:ascii="Arial" w:hAnsi="Arial" w:cs="Arial"/>
+        </w:rPr>
+        <w:t xml:space="preserve"> as follows</w:t>
       </w:r>
       <w:r>
         <w:rPr>
@@ -12503,8 +14079,16 @@
         <w:rPr>
           <w:rFonts w:ascii="Arial" w:hAnsi="Arial" w:cs="Arial"/>
         </w:rPr>
-        <w:t>Go to /overrides/routes.jsx</w:t>
-      </w:r>
+        <w:t>Go to /overrides/</w:t>
+      </w:r>
+      <w:proofErr w:type="spellStart"/>
+      <w:r>
+        <w:rPr>
+          <w:rFonts w:ascii="Arial" w:hAnsi="Arial" w:cs="Arial"/>
+        </w:rPr>
+        <w:t>routes.jsx</w:t>
+      </w:r>
+      <w:proofErr w:type="spellEnd"/>
     </w:p>
     <w:p>
       <w:pPr>
@@ -12573,6 +14157,7 @@
         </w:rPr>
         <w:t xml:space="preserve"> </w:t>
       </w:r>
+      <w:proofErr w:type="spellStart"/>
       <w:r>
         <w:rPr>
           <w:rFonts w:ascii="Consolas" w:eastAsia="Times New Roman" w:hAnsi="Consolas" w:cs="Times New Roman"/>
@@ -12583,6 +14168,7 @@
         </w:rPr>
         <w:t>from</w:t>
       </w:r>
+      <w:proofErr w:type="spellEnd"/>
       <w:r>
         <w:rPr>
           <w:rFonts w:ascii="Consolas" w:eastAsia="Times New Roman" w:hAnsi="Consolas" w:cs="Times New Roman"/>
@@ -12601,7 +14187,29 @@
           <w:szCs w:val="21"/>
           <w:lang w:val="fr-FR" w:eastAsia="en-US"/>
         </w:rPr>
-        <w:t>'./pages/cart'</w:t>
+        <w:t>'./pages/</w:t>
+      </w:r>
+      <w:proofErr w:type="spellStart"/>
+      <w:r>
+        <w:rPr>
+          <w:rFonts w:ascii="Consolas" w:eastAsia="Times New Roman" w:hAnsi="Consolas" w:cs="Times New Roman"/>
+          <w:color w:val="CE9178"/>
+          <w:sz w:val="21"/>
+          <w:szCs w:val="21"/>
+          <w:lang w:val="fr-FR" w:eastAsia="en-US"/>
+        </w:rPr>
+        <w:t>cart</w:t>
+      </w:r>
+      <w:proofErr w:type="spellEnd"/>
+      <w:r>
+        <w:rPr>
+          <w:rFonts w:ascii="Consolas" w:eastAsia="Times New Roman" w:hAnsi="Consolas" w:cs="Times New Roman"/>
+          <w:color w:val="CE9178"/>
+          <w:sz w:val="21"/>
+          <w:szCs w:val="21"/>
+          <w:lang w:val="fr-FR" w:eastAsia="en-US"/>
+        </w:rPr>
+        <w:t>'</w:t>
       </w:r>
     </w:p>
     <w:p>
@@ -12846,6 +14454,7 @@
         </w:rPr>
         <w:t xml:space="preserve">hopper’s </w:t>
       </w:r>
+      <w:proofErr w:type="spellStart"/>
       <w:r>
         <w:rPr>
           <w:rFonts w:asciiTheme="majorHAnsi" w:hAnsiTheme="majorHAnsi" w:cstheme="majorHAnsi"/>
@@ -12859,6 +14468,7 @@
         <w:t>imezone</w:t>
       </w:r>
       <w:bookmarkEnd w:id="21"/>
+      <w:proofErr w:type="spellEnd"/>
       <w:r>
         <w:rPr>
           <w:rFonts w:asciiTheme="majorHAnsi" w:hAnsiTheme="majorHAnsi" w:cstheme="majorHAnsi"/>
@@ -12877,7 +14487,49 @@
         <w:rPr>
           <w:rFonts w:ascii="Arial" w:hAnsi="Arial" w:cs="Arial"/>
         </w:rPr>
-        <w:t>As MRT is not providing user’s country so we are getting it from the client timezone. For this reason we need to add “esw.shopperTimezone” cookie which we will get on the server to get the shopper country to show more accurate geo ip related results. To override this:</w:t>
+        <w:t xml:space="preserve">As MRT is not providing user’s country so we are getting it from the client </w:t>
+      </w:r>
+      <w:proofErr w:type="spellStart"/>
+      <w:r>
+        <w:rPr>
+          <w:rFonts w:ascii="Arial" w:hAnsi="Arial" w:cs="Arial"/>
+        </w:rPr>
+        <w:t>timezone</w:t>
+      </w:r>
+      <w:proofErr w:type="spellEnd"/>
+      <w:r>
+        <w:rPr>
+          <w:rFonts w:ascii="Arial" w:hAnsi="Arial" w:cs="Arial"/>
+        </w:rPr>
+        <w:t>. For this reason we need to add “</w:t>
+      </w:r>
+      <w:proofErr w:type="spellStart"/>
+      <w:r>
+        <w:rPr>
+          <w:rFonts w:ascii="Arial" w:hAnsi="Arial" w:cs="Arial"/>
+        </w:rPr>
+        <w:t>esw.shopperTimezone</w:t>
+      </w:r>
+      <w:proofErr w:type="spellEnd"/>
+      <w:r>
+        <w:rPr>
+          <w:rFonts w:ascii="Arial" w:hAnsi="Arial" w:cs="Arial"/>
+        </w:rPr>
+        <w:t xml:space="preserve">” cookie which we will get on the server to get the shopper country to show more accurate geo </w:t>
+      </w:r>
+      <w:proofErr w:type="spellStart"/>
+      <w:r>
+        <w:rPr>
+          <w:rFonts w:ascii="Arial" w:hAnsi="Arial" w:cs="Arial"/>
+        </w:rPr>
+        <w:t>ip</w:t>
+      </w:r>
+      <w:proofErr w:type="spellEnd"/>
+      <w:r>
+        <w:rPr>
+          <w:rFonts w:ascii="Arial" w:hAnsi="Arial" w:cs="Arial"/>
+        </w:rPr>
+        <w:t xml:space="preserve"> related results. To override this:</w:t>
       </w:r>
     </w:p>
     <w:p>
@@ -12896,8 +14548,16 @@
         <w:rPr>
           <w:rFonts w:ascii="Arial" w:hAnsi="Arial" w:cs="Arial"/>
         </w:rPr>
-        <w:t>Go to /overrides/main.jsx</w:t>
-      </w:r>
+        <w:t>Go to /overrides/</w:t>
+      </w:r>
+      <w:proofErr w:type="spellStart"/>
+      <w:r>
+        <w:rPr>
+          <w:rFonts w:ascii="Arial" w:hAnsi="Arial" w:cs="Arial"/>
+        </w:rPr>
+        <w:t>main.jsx</w:t>
+      </w:r>
+      <w:proofErr w:type="spellEnd"/>
     </w:p>
     <w:p>
       <w:pPr>
@@ -12939,7 +14599,29 @@
           <w:szCs w:val="21"/>
           <w:lang w:val="en-US" w:eastAsia="en-US"/>
         </w:rPr>
-        <w:t>// Esw: Customization</w:t>
+        <w:t xml:space="preserve">// </w:t>
+      </w:r>
+      <w:proofErr w:type="spellStart"/>
+      <w:r>
+        <w:rPr>
+          <w:rFonts w:ascii="Consolas" w:eastAsia="Times New Roman" w:hAnsi="Consolas" w:cs="Times New Roman"/>
+          <w:color w:val="6A9955"/>
+          <w:sz w:val="21"/>
+          <w:szCs w:val="21"/>
+          <w:lang w:val="en-US" w:eastAsia="en-US"/>
+        </w:rPr>
+        <w:t>Esw</w:t>
+      </w:r>
+      <w:proofErr w:type="spellEnd"/>
+      <w:r>
+        <w:rPr>
+          <w:rFonts w:ascii="Consolas" w:eastAsia="Times New Roman" w:hAnsi="Consolas" w:cs="Times New Roman"/>
+          <w:color w:val="6A9955"/>
+          <w:sz w:val="21"/>
+          <w:szCs w:val="21"/>
+          <w:lang w:val="en-US" w:eastAsia="en-US"/>
+        </w:rPr>
+        <w:t>: Customization</w:t>
       </w:r>
     </w:p>
     <w:p>
@@ -12951,6 +14633,7 @@
           <w:rFonts w:asciiTheme="majorHAnsi" w:hAnsiTheme="majorHAnsi" w:cstheme="majorHAnsi"/>
         </w:rPr>
       </w:pPr>
+      <w:proofErr w:type="spellStart"/>
       <w:r>
         <w:rPr>
           <w:rFonts w:ascii="Consolas" w:eastAsia="Times New Roman" w:hAnsi="Consolas" w:cs="Times New Roman"/>
@@ -12981,6 +14664,7 @@
         </w:rPr>
         <w:t>cookie</w:t>
       </w:r>
+      <w:proofErr w:type="spellEnd"/>
       <w:r>
         <w:rPr>
           <w:rFonts w:ascii="Consolas" w:eastAsia="Times New Roman" w:hAnsi="Consolas" w:cs="Times New Roman"/>
@@ -13019,7 +14703,29 @@
           <w:szCs w:val="21"/>
           <w:lang w:val="en-US" w:eastAsia="en-US"/>
         </w:rPr>
-        <w:t>"esw.shopperTimezone="</w:t>
+        <w:t>"</w:t>
+      </w:r>
+      <w:proofErr w:type="spellStart"/>
+      <w:r>
+        <w:rPr>
+          <w:rFonts w:ascii="Consolas" w:eastAsia="Times New Roman" w:hAnsi="Consolas" w:cs="Times New Roman"/>
+          <w:color w:val="CE9178"/>
+          <w:sz w:val="21"/>
+          <w:szCs w:val="21"/>
+          <w:lang w:val="en-US" w:eastAsia="en-US"/>
+        </w:rPr>
+        <w:t>esw.shopperTimezone</w:t>
+      </w:r>
+      <w:proofErr w:type="spellEnd"/>
+      <w:r>
+        <w:rPr>
+          <w:rFonts w:ascii="Consolas" w:eastAsia="Times New Roman" w:hAnsi="Consolas" w:cs="Times New Roman"/>
+          <w:color w:val="CE9178"/>
+          <w:sz w:val="21"/>
+          <w:szCs w:val="21"/>
+          <w:lang w:val="en-US" w:eastAsia="en-US"/>
+        </w:rPr>
+        <w:t>="</w:t>
       </w:r>
       <w:r>
         <w:rPr>
@@ -13051,6 +14757,7 @@
         </w:rPr>
         <w:t xml:space="preserve"> </w:t>
       </w:r>
+      <w:proofErr w:type="spellStart"/>
       <w:r>
         <w:rPr>
           <w:rFonts w:ascii="Consolas" w:eastAsia="Times New Roman" w:hAnsi="Consolas" w:cs="Times New Roman"/>
@@ -13081,6 +14788,7 @@
         </w:rPr>
         <w:t>DateTimeFormat</w:t>
       </w:r>
+      <w:proofErr w:type="spellEnd"/>
       <w:r>
         <w:rPr>
           <w:rFonts w:ascii="Consolas" w:eastAsia="Times New Roman" w:hAnsi="Consolas" w:cs="Times New Roman"/>
@@ -13091,6 +14799,7 @@
         </w:rPr>
         <w:t>().</w:t>
       </w:r>
+      <w:proofErr w:type="spellStart"/>
       <w:r>
         <w:rPr>
           <w:rFonts w:ascii="Consolas" w:eastAsia="Times New Roman" w:hAnsi="Consolas" w:cs="Times New Roman"/>
@@ -13101,6 +14810,7 @@
         </w:rPr>
         <w:t>resolvedOptions</w:t>
       </w:r>
+      <w:proofErr w:type="spellEnd"/>
       <w:r>
         <w:rPr>
           <w:rFonts w:ascii="Consolas" w:eastAsia="Times New Roman" w:hAnsi="Consolas" w:cs="Times New Roman"/>
@@ -13111,6 +14821,7 @@
         </w:rPr>
         <w:t>().</w:t>
       </w:r>
+      <w:proofErr w:type="spellStart"/>
       <w:r>
         <w:rPr>
           <w:rFonts w:ascii="Consolas" w:eastAsia="Times New Roman" w:hAnsi="Consolas" w:cs="Times New Roman"/>
@@ -13121,6 +14832,7 @@
         </w:rPr>
         <w:t>timeZone</w:t>
       </w:r>
+      <w:proofErr w:type="spellEnd"/>
       <w:r>
         <w:rPr>
           <w:rFonts w:ascii="Consolas" w:eastAsia="Times New Roman" w:hAnsi="Consolas" w:cs="Times New Roman"/>
@@ -13230,8 +14942,16 @@
         <w:rPr>
           <w:rFonts w:ascii="Arial" w:hAnsi="Arial" w:cs="Arial"/>
         </w:rPr>
-        <w:t>Go to overrides/app/components/order-summary/index.jsx</w:t>
-      </w:r>
+        <w:t>Go to overrides/app/components/order-summary/</w:t>
+      </w:r>
+      <w:proofErr w:type="spellStart"/>
+      <w:r>
+        <w:rPr>
+          <w:rFonts w:ascii="Arial" w:hAnsi="Arial" w:cs="Arial"/>
+        </w:rPr>
+        <w:t>index.jsx</w:t>
+      </w:r>
+      <w:proofErr w:type="spellEnd"/>
     </w:p>
     <w:p>
       <w:pPr>
@@ -13834,7 +15554,21 @@
         <w:rPr>
           <w:rFonts w:asciiTheme="majorHAnsi" w:hAnsiTheme="majorHAnsi" w:cstheme="majorHAnsi"/>
         </w:rPr>
-        <w:t>Update geo ip alert</w:t>
+        <w:t xml:space="preserve">Update geo </w:t>
+      </w:r>
+      <w:proofErr w:type="spellStart"/>
+      <w:r>
+        <w:rPr>
+          <w:rFonts w:asciiTheme="majorHAnsi" w:hAnsiTheme="majorHAnsi" w:cstheme="majorHAnsi"/>
+        </w:rPr>
+        <w:t>ip</w:t>
+      </w:r>
+      <w:proofErr w:type="spellEnd"/>
+      <w:r>
+        <w:rPr>
+          <w:rFonts w:asciiTheme="majorHAnsi" w:hAnsiTheme="majorHAnsi" w:cstheme="majorHAnsi"/>
+        </w:rPr>
+        <w:t xml:space="preserve"> alert</w:t>
       </w:r>
       <w:r>
         <w:rPr>
@@ -13870,7 +15604,21 @@
         <w:rPr>
           <w:rFonts w:ascii="Arial" w:hAnsi="Arial" w:cs="Arial"/>
         </w:rPr>
-        <w:t>) then its alert messages can be customized from content asset “eswGeoIpChangeWarning”. The title is the name of the content asset while the body of the content asset</w:t>
+        <w:t>) then its alert messages can be customized from content asset “</w:t>
+      </w:r>
+      <w:proofErr w:type="spellStart"/>
+      <w:r>
+        <w:rPr>
+          <w:rFonts w:ascii="Arial" w:hAnsi="Arial" w:cs="Arial"/>
+        </w:rPr>
+        <w:t>eswGeoIpChangeWarning</w:t>
+      </w:r>
+      <w:proofErr w:type="spellEnd"/>
+      <w:r>
+        <w:rPr>
+          <w:rFonts w:ascii="Arial" w:hAnsi="Arial" w:cs="Arial"/>
+        </w:rPr>
+        <w:t>”. The title is the name of the content asset while the body of the content asset</w:t>
       </w:r>
     </w:p>
     <w:p/>
@@ -13956,7 +15704,21 @@
         <w:rPr>
           <w:rFonts w:ascii="Arial" w:hAnsi="Arial" w:cs="Arial"/>
         </w:rPr>
-        <w:t>If retailer is using return prohibit feature then its message can be updated from the body of content asset “esw-display-return-prohibited-message”</w:t>
+        <w:t>If retailer is using return prohibit feature then its message can be updated from the body of content asset “</w:t>
+      </w:r>
+      <w:proofErr w:type="spellStart"/>
+      <w:r>
+        <w:rPr>
+          <w:rFonts w:ascii="Arial" w:hAnsi="Arial" w:cs="Arial"/>
+        </w:rPr>
+        <w:t>esw</w:t>
+      </w:r>
+      <w:proofErr w:type="spellEnd"/>
+      <w:r>
+        <w:rPr>
+          <w:rFonts w:ascii="Arial" w:hAnsi="Arial" w:cs="Arial"/>
+        </w:rPr>
+        <w:t>-display-return-prohibited-message”</w:t>
       </w:r>
       <w:r>
         <w:rPr>
@@ -14052,7 +15814,35 @@
         <w:rPr>
           <w:rFonts w:ascii="Arial" w:hAnsi="Arial" w:cs="Arial"/>
         </w:rPr>
-        <w:t xml:space="preserve">). We then need to convert prices in shopper currency on the frontend. Please use convertPrice() function from esw-helpers to convert prices after getting in the DOM. </w:t>
+        <w:t xml:space="preserve">). We then need to convert prices in shopper currency on the frontend. Please use </w:t>
+      </w:r>
+      <w:proofErr w:type="spellStart"/>
+      <w:r>
+        <w:rPr>
+          <w:rFonts w:ascii="Arial" w:hAnsi="Arial" w:cs="Arial"/>
+        </w:rPr>
+        <w:t>convertPrice</w:t>
+      </w:r>
+      <w:proofErr w:type="spellEnd"/>
+      <w:r>
+        <w:rPr>
+          <w:rFonts w:ascii="Arial" w:hAnsi="Arial" w:cs="Arial"/>
+        </w:rPr>
+        <w:t xml:space="preserve">() function from </w:t>
+      </w:r>
+      <w:proofErr w:type="spellStart"/>
+      <w:r>
+        <w:rPr>
+          <w:rFonts w:ascii="Arial" w:hAnsi="Arial" w:cs="Arial"/>
+        </w:rPr>
+        <w:t>esw</w:t>
+      </w:r>
+      <w:proofErr w:type="spellEnd"/>
+      <w:r>
+        <w:rPr>
+          <w:rFonts w:ascii="Arial" w:hAnsi="Arial" w:cs="Arial"/>
+        </w:rPr>
+        <w:t xml:space="preserve">-helpers to convert prices after getting in the DOM. </w:t>
       </w:r>
     </w:p>
     <w:p/>
@@ -14071,7 +15861,61 @@
           <w:bCs/>
         </w:rPr>
         <w:lastRenderedPageBreak/>
-        <w:t>Working example can be found in ‘/overrides/pages/esw-example-content-details/index.jsx` and can be accessed via route `/content/esw-test-content`</w:t>
+        <w:t>Working example can be found in ‘/overrides/pages/</w:t>
+      </w:r>
+      <w:proofErr w:type="spellStart"/>
+      <w:r>
+        <w:rPr>
+          <w:rFonts w:ascii="Arial" w:hAnsi="Arial" w:cs="Arial"/>
+          <w:b/>
+          <w:bCs/>
+        </w:rPr>
+        <w:t>esw</w:t>
+      </w:r>
+      <w:proofErr w:type="spellEnd"/>
+      <w:r>
+        <w:rPr>
+          <w:rFonts w:ascii="Arial" w:hAnsi="Arial" w:cs="Arial"/>
+          <w:b/>
+          <w:bCs/>
+        </w:rPr>
+        <w:t>-example-content-details/</w:t>
+      </w:r>
+      <w:proofErr w:type="spellStart"/>
+      <w:r>
+        <w:rPr>
+          <w:rFonts w:ascii="Arial" w:hAnsi="Arial" w:cs="Arial"/>
+          <w:b/>
+          <w:bCs/>
+        </w:rPr>
+        <w:t>index.jsx</w:t>
+      </w:r>
+      <w:proofErr w:type="spellEnd"/>
+      <w:r>
+        <w:rPr>
+          <w:rFonts w:ascii="Arial" w:hAnsi="Arial" w:cs="Arial"/>
+          <w:b/>
+          <w:bCs/>
+        </w:rPr>
+        <w:t>` and can be accessed via route `/content/</w:t>
+      </w:r>
+      <w:proofErr w:type="spellStart"/>
+      <w:r>
+        <w:rPr>
+          <w:rFonts w:ascii="Arial" w:hAnsi="Arial" w:cs="Arial"/>
+          <w:b/>
+          <w:bCs/>
+        </w:rPr>
+        <w:t>esw</w:t>
+      </w:r>
+      <w:proofErr w:type="spellEnd"/>
+      <w:r>
+        <w:rPr>
+          <w:rFonts w:ascii="Arial" w:hAnsi="Arial" w:cs="Arial"/>
+          <w:b/>
+          <w:bCs/>
+        </w:rPr>
+        <w:t>-test-content`</w:t>
       </w:r>
       <w:r>
         <w:rPr>
@@ -14324,6 +16168,7 @@
                 <w:szCs w:val="20"/>
               </w:rPr>
             </w:pPr>
+            <w:proofErr w:type="spellStart"/>
             <w:r>
               <w:rPr>
                 <w:rFonts w:cs="Arial"/>
@@ -14332,6 +16177,7 @@
               </w:rPr>
               <w:t>c_eswReturnProhibited</w:t>
             </w:r>
+            <w:proofErr w:type="spellEnd"/>
           </w:p>
         </w:tc>
         <w:tc>
@@ -14420,6 +16266,7 @@
                 <w:szCs w:val="20"/>
               </w:rPr>
             </w:pPr>
+            <w:proofErr w:type="spellStart"/>
             <w:r>
               <w:rPr>
                 <w:rFonts w:cs="Arial"/>
@@ -14436,6 +16283,7 @@
               </w:rPr>
               <w:t>Msg</w:t>
             </w:r>
+            <w:proofErr w:type="spellEnd"/>
           </w:p>
         </w:tc>
         <w:tc>
@@ -14514,6 +16362,7 @@
                 <w:szCs w:val="20"/>
               </w:rPr>
             </w:pPr>
+            <w:proofErr w:type="spellStart"/>
             <w:r>
               <w:rPr>
                 <w:rFonts w:cs="Arial"/>
@@ -14522,6 +16371,7 @@
               </w:rPr>
               <w:t>c_eswRestrictedProduct</w:t>
             </w:r>
+            <w:proofErr w:type="spellEnd"/>
           </w:p>
         </w:tc>
         <w:tc>
@@ -14610,6 +16460,7 @@
                 <w:szCs w:val="20"/>
               </w:rPr>
             </w:pPr>
+            <w:proofErr w:type="spellStart"/>
             <w:r>
               <w:rPr>
                 <w:rFonts w:cs="Arial"/>
@@ -14626,6 +16477,7 @@
               </w:rPr>
               <w:t>Msg</w:t>
             </w:r>
+            <w:proofErr w:type="spellEnd"/>
           </w:p>
         </w:tc>
         <w:tc>
@@ -14760,6 +16612,7 @@
                 <w:szCs w:val="20"/>
               </w:rPr>
             </w:pPr>
+            <w:proofErr w:type="spellStart"/>
             <w:r>
               <w:rPr>
                 <w:rFonts w:cs="Arial"/>
@@ -14768,6 +16621,7 @@
               </w:rPr>
               <w:t>c_eswShopperCurrency</w:t>
             </w:r>
+            <w:proofErr w:type="spellEnd"/>
           </w:p>
         </w:tc>
         <w:tc>
@@ -14923,7 +16777,6 @@
               <w:right w:w="75" w:type="dxa"/>
             </w:tcMar>
             <w:vAlign w:val="center"/>
-            <w:hideMark/>
           </w:tcPr>
           <w:p>
             <w:pPr>
@@ -14934,6 +16787,7 @@
                 <w:szCs w:val="20"/>
               </w:rPr>
             </w:pPr>
+            <w:proofErr w:type="spellStart"/>
             <w:r>
               <w:rPr>
                 <w:rFonts w:ascii="Arial" w:hAnsi="Arial" w:cs="Arial"/>
@@ -14943,134 +16797,9 @@
                 <w:shd w:val="clear" w:color="auto" w:fill="FFFFFF"/>
               </w:rPr>
               <w:lastRenderedPageBreak/>
-              <w:t>eswPwaUrl</w:t>
-            </w:r>
-          </w:p>
-        </w:tc>
-        <w:tc>
-          <w:tcPr>
-            <w:tcW w:w="1843" w:type="dxa"/>
-            <w:tcBorders>
-              <w:top w:val="single" w:sz="6" w:space="0" w:color="auto"/>
-              <w:left w:val="single" w:sz="6" w:space="0" w:color="auto"/>
-              <w:bottom w:val="single" w:sz="6" w:space="0" w:color="auto"/>
-              <w:right w:val="single" w:sz="6" w:space="0" w:color="auto"/>
-            </w:tcBorders>
-            <w:tcMar>
-              <w:top w:w="75" w:type="dxa"/>
-              <w:left w:w="75" w:type="dxa"/>
-              <w:bottom w:w="75" w:type="dxa"/>
-              <w:right w:w="75" w:type="dxa"/>
-            </w:tcMar>
-            <w:vAlign w:val="center"/>
-            <w:hideMark/>
-          </w:tcPr>
-          <w:p>
-            <w:pPr>
-              <w:pStyle w:val="NormalWeb"/>
-              <w:rPr>
-                <w:rFonts w:ascii="Arial" w:hAnsi="Arial" w:cs="Arial"/>
-                <w:sz w:val="20"/>
-                <w:szCs w:val="20"/>
-              </w:rPr>
-            </w:pPr>
-            <w:r>
-              <w:rPr>
-                <w:rFonts w:ascii="Arial" w:hAnsi="Arial" w:cs="Arial"/>
-                <w:sz w:val="20"/>
-                <w:szCs w:val="20"/>
-              </w:rPr>
-              <w:t>String</w:t>
-            </w:r>
-            <w:r>
-              <w:rPr>
-                <w:rFonts w:ascii="Arial" w:hAnsi="Arial" w:cs="Arial"/>
-                <w:sz w:val="20"/>
-                <w:szCs w:val="20"/>
-              </w:rPr>
-              <w:t xml:space="preserve"> – Storefront URL for PWA</w:t>
-            </w:r>
-          </w:p>
-        </w:tc>
-        <w:tc>
-          <w:tcPr>
-            <w:tcW w:w="5233" w:type="dxa"/>
-            <w:tcBorders>
-              <w:top w:val="single" w:sz="6" w:space="0" w:color="auto"/>
-              <w:left w:val="single" w:sz="6" w:space="0" w:color="auto"/>
-              <w:bottom w:val="single" w:sz="6" w:space="0" w:color="auto"/>
-              <w:right w:val="single" w:sz="6" w:space="0" w:color="auto"/>
-            </w:tcBorders>
-            <w:tcMar>
-              <w:top w:w="75" w:type="dxa"/>
-              <w:left w:w="75" w:type="dxa"/>
-              <w:bottom w:w="75" w:type="dxa"/>
-              <w:right w:w="75" w:type="dxa"/>
-            </w:tcMar>
-            <w:vAlign w:val="center"/>
-            <w:hideMark/>
-          </w:tcPr>
-          <w:p>
-            <w:pPr>
-              <w:pStyle w:val="NormalWeb"/>
-              <w:rPr>
-                <w:rFonts w:cs="Arial"/>
-                <w:sz w:val="20"/>
-                <w:szCs w:val="20"/>
-              </w:rPr>
-            </w:pPr>
-            <w:r>
-              <w:rPr>
-                <w:rFonts w:cs="Arial"/>
-                <w:sz w:val="20"/>
-                <w:szCs w:val="20"/>
-              </w:rPr>
-              <w:t>Example: http://localhost:3000</w:t>
-            </w:r>
-          </w:p>
-        </w:tc>
-      </w:tr>
-      <w:tr>
-        <w:trPr>
-          <w:cantSplit/>
-          <w:trHeight w:val="646"/>
-        </w:trPr>
-        <w:tc>
-          <w:tcPr>
-            <w:tcW w:w="3536" w:type="dxa"/>
-            <w:tcBorders>
-              <w:top w:val="single" w:sz="6" w:space="0" w:color="auto"/>
-              <w:left w:val="single" w:sz="6" w:space="0" w:color="auto"/>
-              <w:bottom w:val="single" w:sz="6" w:space="0" w:color="auto"/>
-              <w:right w:val="single" w:sz="6" w:space="0" w:color="auto"/>
-            </w:tcBorders>
-            <w:tcMar>
-              <w:top w:w="75" w:type="dxa"/>
-              <w:left w:w="75" w:type="dxa"/>
-              <w:bottom w:w="75" w:type="dxa"/>
-              <w:right w:w="75" w:type="dxa"/>
-            </w:tcMar>
-            <w:vAlign w:val="center"/>
-          </w:tcPr>
-          <w:p>
-            <w:pPr>
-              <w:pStyle w:val="NormalWeb"/>
-              <w:rPr>
-                <w:rFonts w:cs="Arial"/>
-                <w:sz w:val="20"/>
-                <w:szCs w:val="20"/>
-              </w:rPr>
-            </w:pPr>
-            <w:r>
-              <w:rPr>
-                <w:rFonts w:ascii="Arial" w:hAnsi="Arial" w:cs="Arial"/>
-                <w:color w:val="333333"/>
-                <w:sz w:val="20"/>
-                <w:szCs w:val="20"/>
-                <w:shd w:val="clear" w:color="auto" w:fill="FFFFFF"/>
-              </w:rPr>
               <w:t>eswPwaUrlExpansionPairs</w:t>
             </w:r>
+            <w:proofErr w:type="spellEnd"/>
           </w:p>
         </w:tc>
         <w:tc>
@@ -15165,12 +16894,14 @@
                 <w:highlight w:val="yellow"/>
               </w:rPr>
             </w:pPr>
+            <w:proofErr w:type="spellStart"/>
             <w:r>
               <w:rPr>
                 <w:highlight w:val="yellow"/>
               </w:rPr>
               <w:t>InventoryCheckFailurePageUrl|cart</w:t>
             </w:r>
+            <w:proofErr w:type="spellEnd"/>
           </w:p>
           <w:p>
             <w:pPr>
@@ -15181,11 +16912,19 @@
                 <w:highlight w:val="yellow"/>
               </w:rPr>
             </w:pPr>
+            <w:proofErr w:type="spellStart"/>
             <w:r>
               <w:rPr>
                 <w:highlight w:val="yellow"/>
               </w:rPr>
-              <w:t>BaseUrl|</w:t>
+              <w:t>BaseUrl</w:t>
+            </w:r>
+            <w:proofErr w:type="spellEnd"/>
+            <w:r>
+              <w:rPr>
+                <w:highlight w:val="yellow"/>
+              </w:rPr>
+              <w:t>|</w:t>
             </w:r>
           </w:p>
           <w:p>
@@ -15197,6 +16936,7 @@
                 <w:highlight w:val="yellow"/>
               </w:rPr>
             </w:pPr>
+            <w:proofErr w:type="spellStart"/>
             <w:r>
               <w:rPr>
                 <w:rFonts w:ascii="Arial" w:hAnsi="Arial" w:cs="Arial"/>
@@ -15204,8 +16944,29 @@
                 <w:highlight w:val="yellow"/>
                 <w:shd w:val="clear" w:color="auto" w:fill="FFFFFF"/>
               </w:rPr>
-              <w:t>ContinueShoppingUrl|Base url</w:t>
-            </w:r>
+              <w:t>ContinueShoppingUrl|Base</w:t>
+            </w:r>
+            <w:proofErr w:type="spellEnd"/>
+            <w:r>
+              <w:rPr>
+                <w:rFonts w:ascii="Arial" w:hAnsi="Arial" w:cs="Arial"/>
+                <w:color w:val="000000"/>
+                <w:highlight w:val="yellow"/>
+                <w:shd w:val="clear" w:color="auto" w:fill="FFFFFF"/>
+              </w:rPr>
+              <w:t xml:space="preserve"> </w:t>
+            </w:r>
+            <w:proofErr w:type="spellStart"/>
+            <w:r>
+              <w:rPr>
+                <w:rFonts w:ascii="Arial" w:hAnsi="Arial" w:cs="Arial"/>
+                <w:color w:val="000000"/>
+                <w:highlight w:val="yellow"/>
+                <w:shd w:val="clear" w:color="auto" w:fill="FFFFFF"/>
+              </w:rPr>
+              <w:t>url</w:t>
+            </w:r>
+            <w:proofErr w:type="spellEnd"/>
           </w:p>
           <w:p>
             <w:pPr>
@@ -15213,12 +16974,14 @@
               <w:spacing w:line="360" w:lineRule="auto"/>
               <w:ind w:left="0"/>
             </w:pPr>
+            <w:proofErr w:type="spellStart"/>
             <w:r>
               <w:rPr>
                 <w:highlight w:val="yellow"/>
               </w:rPr>
               <w:t>BackToCartUrl|cart</w:t>
             </w:r>
+            <w:proofErr w:type="spellEnd"/>
           </w:p>
           <w:p>
             <w:pPr>

--- a/link_eshopworld/Documentation/eShopWorld_Cartridge_Pwa_Integration.docx
+++ b/link_eshopworld/Documentation/eShopWorld_Cartridge_Pwa_Integration.docx
@@ -457,7 +457,14 @@
                                 <w:sz w:val="20"/>
                                 <w:szCs w:val="20"/>
                               </w:rPr>
-                              <w:t>.0</w:t>
+                              <w:t>.</w:t>
+                            </w:r>
+                            <w:r>
+                              <w:rPr>
+                                <w:sz w:val="20"/>
+                                <w:szCs w:val="20"/>
+                              </w:rPr>
+                              <w:t>1</w:t>
                             </w:r>
                           </w:p>
                           <w:p>
@@ -485,7 +492,7 @@
                                 <w:sz w:val="20"/>
                                 <w:szCs w:val="20"/>
                               </w:rPr>
-                              <w:t>May</w:t>
+                              <w:t>June</w:t>
                             </w:r>
                             <w:r>
                               <w:rPr>
@@ -630,7 +637,14 @@
                           <w:sz w:val="20"/>
                           <w:szCs w:val="20"/>
                         </w:rPr>
-                        <w:t>.0</w:t>
+                        <w:t>.</w:t>
+                      </w:r>
+                      <w:r>
+                        <w:rPr>
+                          <w:sz w:val="20"/>
+                          <w:szCs w:val="20"/>
+                        </w:rPr>
+                        <w:t>1</w:t>
                       </w:r>
                     </w:p>
                     <w:p>
@@ -658,7 +672,7 @@
                           <w:sz w:val="20"/>
                           <w:szCs w:val="20"/>
                         </w:rPr>
-                        <w:t>May</w:t>
+                        <w:t>June</w:t>
                       </w:r>
                       <w:r>
                         <w:rPr>
@@ -5201,7 +5215,41 @@
         <w:rPr>
           <w:rFonts w:ascii="Arial" w:hAnsi="Arial" w:cs="Arial"/>
         </w:rPr>
-        <w:t>sites.js (Override this file so that add only one base country configs)</w:t>
+        <w:t>sites.js</w:t>
+      </w:r>
+    </w:p>
+    <w:p>
+      <w:pPr>
+        <w:pStyle w:val="ListParagraph"/>
+        <w:numPr>
+          <w:ilvl w:val="2"/>
+          <w:numId w:val="10"/>
+        </w:numPr>
+        <w:spacing w:line="360" w:lineRule="auto"/>
+        <w:rPr>
+          <w:rFonts w:ascii="Arial" w:hAnsi="Arial" w:cs="Arial"/>
+        </w:rPr>
+      </w:pPr>
+      <w:r>
+        <w:rPr>
+          <w:rFonts w:ascii="Arial" w:hAnsi="Arial" w:cs="Arial"/>
+          <w:color w:val="000000"/>
+        </w:rPr>
+        <w:t>Running “npm run esw-fetch-countries”</w:t>
+      </w:r>
+      <w:r>
+        <w:rPr>
+          <w:rFonts w:ascii="Arial" w:hAnsi="Arial" w:cs="Arial"/>
+          <w:color w:val="000000"/>
+        </w:rPr>
+        <w:t xml:space="preserve"> in pwa-kit</w:t>
+      </w:r>
+      <w:r>
+        <w:rPr>
+          <w:rFonts w:ascii="Arial" w:hAnsi="Arial" w:cs="Arial"/>
+          <w:color w:val="000000"/>
+        </w:rPr>
+        <w:t xml:space="preserve"> will override this file and update it with all countries, sourced from the ESW_COUNTRIES custom object, as required by the PWA kit.</w:t>
       </w:r>
     </w:p>
     <w:p>
@@ -5627,7 +5675,7 @@
         <w:rPr>
           <w:rFonts w:ascii="Arial" w:hAnsi="Arial" w:cs="Arial"/>
         </w:rPr>
-        <w:t>utils/</w:t>
+        <w:t>pages</w:t>
       </w:r>
     </w:p>
     <w:p>
@@ -5646,7 +5694,26 @@
         <w:rPr>
           <w:rFonts w:ascii="Arial" w:hAnsi="Arial" w:cs="Arial"/>
         </w:rPr>
-        <w:t>site-utils.js (Getting site.js configurations from the BM instead of site.js file)</w:t>
+        <w:t>account/</w:t>
+      </w:r>
+    </w:p>
+    <w:p>
+      <w:pPr>
+        <w:pStyle w:val="ListParagraph"/>
+        <w:numPr>
+          <w:ilvl w:val="3"/>
+          <w:numId w:val="10"/>
+        </w:numPr>
+        <w:spacing w:line="360" w:lineRule="auto"/>
+        <w:rPr>
+          <w:rFonts w:ascii="Arial" w:hAnsi="Arial" w:cs="Arial"/>
+        </w:rPr>
+      </w:pPr>
+      <w:r>
+        <w:rPr>
+          <w:rFonts w:ascii="Arial" w:hAnsi="Arial" w:cs="Arial"/>
+        </w:rPr>
+        <w:t>order-detail.jsx (Display order tracking information from ESW)</w:t>
       </w:r>
     </w:p>
     <w:p>
@@ -5665,7 +5732,7 @@
         <w:rPr>
           <w:rFonts w:ascii="Arial" w:hAnsi="Arial" w:cs="Arial"/>
         </w:rPr>
-        <w:t>pages</w:t>
+        <w:t>cart/</w:t>
       </w:r>
     </w:p>
     <w:p>
@@ -5684,7 +5751,7 @@
         <w:rPr>
           <w:rFonts w:ascii="Arial" w:hAnsi="Arial" w:cs="Arial"/>
         </w:rPr>
-        <w:t>account/</w:t>
+        <w:t>partials/</w:t>
       </w:r>
     </w:p>
     <w:p>
@@ -5703,7 +5770,26 @@
         <w:rPr>
           <w:rFonts w:ascii="Arial" w:hAnsi="Arial" w:cs="Arial"/>
         </w:rPr>
-        <w:t>order-detail.jsx (Display order tracking information from ESW)</w:t>
+        <w:t>cart-cta.jsx (override checkout button)</w:t>
+      </w:r>
+    </w:p>
+    <w:p>
+      <w:pPr>
+        <w:pStyle w:val="ListParagraph"/>
+        <w:numPr>
+          <w:ilvl w:val="2"/>
+          <w:numId w:val="10"/>
+        </w:numPr>
+        <w:spacing w:line="360" w:lineRule="auto"/>
+        <w:rPr>
+          <w:rFonts w:ascii="Arial" w:hAnsi="Arial" w:cs="Arial"/>
+        </w:rPr>
+      </w:pPr>
+      <w:r>
+        <w:rPr>
+          <w:rFonts w:ascii="Arial" w:hAnsi="Arial" w:cs="Arial"/>
+        </w:rPr>
+        <w:t>index.jsx</w:t>
       </w:r>
     </w:p>
     <w:p>
@@ -5722,14 +5808,14 @@
         <w:rPr>
           <w:rFonts w:ascii="Arial" w:hAnsi="Arial" w:cs="Arial"/>
         </w:rPr>
-        <w:t>cart/</w:t>
+        <w:t>routes.jsx</w:t>
       </w:r>
     </w:p>
     <w:p>
       <w:pPr>
         <w:pStyle w:val="ListParagraph"/>
         <w:numPr>
-          <w:ilvl w:val="2"/>
+          <w:ilvl w:val="0"/>
           <w:numId w:val="10"/>
         </w:numPr>
         <w:spacing w:line="360" w:lineRule="auto"/>
@@ -5741,45 +5827,7 @@
         <w:rPr>
           <w:rFonts w:ascii="Arial" w:hAnsi="Arial" w:cs="Arial"/>
         </w:rPr>
-        <w:t>partials/</w:t>
-      </w:r>
-    </w:p>
-    <w:p>
-      <w:pPr>
-        <w:pStyle w:val="ListParagraph"/>
-        <w:numPr>
-          <w:ilvl w:val="3"/>
-          <w:numId w:val="10"/>
-        </w:numPr>
-        <w:spacing w:line="360" w:lineRule="auto"/>
-        <w:rPr>
-          <w:rFonts w:ascii="Arial" w:hAnsi="Arial" w:cs="Arial"/>
-        </w:rPr>
-      </w:pPr>
-      <w:r>
-        <w:rPr>
-          <w:rFonts w:ascii="Arial" w:hAnsi="Arial" w:cs="Arial"/>
-        </w:rPr>
-        <w:t>cart-cta.jsx (override checkout button)</w:t>
-      </w:r>
-    </w:p>
-    <w:p>
-      <w:pPr>
-        <w:pStyle w:val="ListParagraph"/>
-        <w:numPr>
-          <w:ilvl w:val="2"/>
-          <w:numId w:val="10"/>
-        </w:numPr>
-        <w:spacing w:line="360" w:lineRule="auto"/>
-        <w:rPr>
-          <w:rFonts w:ascii="Arial" w:hAnsi="Arial" w:cs="Arial"/>
-        </w:rPr>
-      </w:pPr>
-      <w:r>
-        <w:rPr>
-          <w:rFonts w:ascii="Arial" w:hAnsi="Arial" w:cs="Arial"/>
-        </w:rPr>
-        <w:t>index.jsx</w:t>
+        <w:t>translations/</w:t>
       </w:r>
     </w:p>
     <w:p>
@@ -5798,44 +5846,6 @@
         <w:rPr>
           <w:rFonts w:ascii="Arial" w:hAnsi="Arial" w:cs="Arial"/>
         </w:rPr>
-        <w:t>routes.jsx</w:t>
-      </w:r>
-    </w:p>
-    <w:p>
-      <w:pPr>
-        <w:pStyle w:val="ListParagraph"/>
-        <w:numPr>
-          <w:ilvl w:val="0"/>
-          <w:numId w:val="10"/>
-        </w:numPr>
-        <w:spacing w:line="360" w:lineRule="auto"/>
-        <w:rPr>
-          <w:rFonts w:ascii="Arial" w:hAnsi="Arial" w:cs="Arial"/>
-        </w:rPr>
-      </w:pPr>
-      <w:r>
-        <w:rPr>
-          <w:rFonts w:ascii="Arial" w:hAnsi="Arial" w:cs="Arial"/>
-        </w:rPr>
-        <w:t>translations/</w:t>
-      </w:r>
-    </w:p>
-    <w:p>
-      <w:pPr>
-        <w:pStyle w:val="ListParagraph"/>
-        <w:numPr>
-          <w:ilvl w:val="1"/>
-          <w:numId w:val="10"/>
-        </w:numPr>
-        <w:spacing w:line="360" w:lineRule="auto"/>
-        <w:rPr>
-          <w:rFonts w:ascii="Arial" w:hAnsi="Arial" w:cs="Arial"/>
-        </w:rPr>
-      </w:pPr>
-      <w:r>
-        <w:rPr>
-          <w:rFonts w:ascii="Arial" w:hAnsi="Arial" w:cs="Arial"/>
-        </w:rPr>
         <w:t>en-US.json (Add message for restricted products, retailer will need to update relevant translation file)</w:t>
       </w:r>
     </w:p>
@@ -6157,6 +6167,14 @@
           <w:rFonts w:ascii="Arial" w:hAnsi="Arial" w:cs="Arial"/>
         </w:rPr>
       </w:pPr>
+    </w:p>
+    <w:p>
+      <w:pPr>
+        <w:spacing w:line="360" w:lineRule="auto"/>
+        <w:rPr>
+          <w:rFonts w:ascii="Arial" w:hAnsi="Arial" w:cs="Arial"/>
+        </w:rPr>
+      </w:pPr>
       <w:r>
         <w:rPr>
           <w:rFonts w:ascii="Arial" w:hAnsi="Arial" w:cs="Arial"/>
@@ -6175,1172 +6193,32 @@
         <w:rPr>
           <w:rFonts w:ascii="Arial" w:hAnsi="Arial" w:cs="Arial"/>
         </w:rPr>
-        <w:t>The sites.js file should have following content</w:t>
-      </w:r>
-    </w:p>
-    <w:p>
-      <w:pPr>
-        <w:shd w:val="clear" w:color="auto" w:fill="1E1E1E"/>
-        <w:spacing w:line="285" w:lineRule="atLeast"/>
-        <w:rPr>
-          <w:rFonts w:ascii="Consolas" w:eastAsia="Times New Roman" w:hAnsi="Consolas" w:cs="Times New Roman"/>
-          <w:color w:val="D4D4D4"/>
-          <w:sz w:val="21"/>
-          <w:szCs w:val="21"/>
-          <w:lang w:val="en-US" w:eastAsia="en-US"/>
-        </w:rPr>
-      </w:pPr>
-      <w:r>
-        <w:rPr>
-          <w:rFonts w:ascii="Consolas" w:eastAsia="Times New Roman" w:hAnsi="Consolas" w:cs="Times New Roman"/>
-          <w:color w:val="4EC9B0"/>
-          <w:sz w:val="21"/>
-          <w:szCs w:val="21"/>
-          <w:lang w:val="en-US" w:eastAsia="en-US"/>
-        </w:rPr>
-        <w:t>module</w:t>
-      </w:r>
-      <w:r>
-        <w:rPr>
-          <w:rFonts w:ascii="Consolas" w:eastAsia="Times New Roman" w:hAnsi="Consolas" w:cs="Times New Roman"/>
-          <w:color w:val="D4D4D4"/>
-          <w:sz w:val="21"/>
-          <w:szCs w:val="21"/>
-          <w:lang w:val="en-US" w:eastAsia="en-US"/>
-        </w:rPr>
-        <w:t>.</w:t>
-      </w:r>
-      <w:r>
-        <w:rPr>
-          <w:rFonts w:ascii="Consolas" w:eastAsia="Times New Roman" w:hAnsi="Consolas" w:cs="Times New Roman"/>
-          <w:color w:val="4EC9B0"/>
-          <w:sz w:val="21"/>
-          <w:szCs w:val="21"/>
-          <w:lang w:val="en-US" w:eastAsia="en-US"/>
-        </w:rPr>
-        <w:t>exports</w:t>
-      </w:r>
-      <w:r>
-        <w:rPr>
-          <w:rFonts w:ascii="Consolas" w:eastAsia="Times New Roman" w:hAnsi="Consolas" w:cs="Times New Roman"/>
-          <w:color w:val="D4D4D4"/>
-          <w:sz w:val="21"/>
-          <w:szCs w:val="21"/>
-          <w:lang w:val="en-US" w:eastAsia="en-US"/>
-        </w:rPr>
-        <w:t xml:space="preserve"> = [</w:t>
-      </w:r>
-    </w:p>
-    <w:p>
-      <w:pPr>
-        <w:shd w:val="clear" w:color="auto" w:fill="1E1E1E"/>
-        <w:spacing w:line="285" w:lineRule="atLeast"/>
-        <w:rPr>
-          <w:rFonts w:ascii="Consolas" w:eastAsia="Times New Roman" w:hAnsi="Consolas" w:cs="Times New Roman"/>
-          <w:color w:val="D4D4D4"/>
-          <w:sz w:val="21"/>
-          <w:szCs w:val="21"/>
-          <w:lang w:val="en-US" w:eastAsia="en-US"/>
-        </w:rPr>
-      </w:pPr>
-      <w:r>
-        <w:rPr>
-          <w:rFonts w:ascii="Consolas" w:eastAsia="Times New Roman" w:hAnsi="Consolas" w:cs="Times New Roman"/>
-          <w:color w:val="D4D4D4"/>
-          <w:sz w:val="21"/>
-          <w:szCs w:val="21"/>
-          <w:lang w:val="en-US" w:eastAsia="en-US"/>
-        </w:rPr>
-        <w:t>    {</w:t>
-      </w:r>
-    </w:p>
-    <w:p>
-      <w:pPr>
-        <w:shd w:val="clear" w:color="auto" w:fill="1E1E1E"/>
-        <w:spacing w:line="285" w:lineRule="atLeast"/>
-        <w:rPr>
-          <w:rFonts w:ascii="Consolas" w:eastAsia="Times New Roman" w:hAnsi="Consolas" w:cs="Times New Roman"/>
-          <w:color w:val="D4D4D4"/>
-          <w:sz w:val="21"/>
-          <w:szCs w:val="21"/>
-          <w:lang w:val="en-US" w:eastAsia="en-US"/>
-        </w:rPr>
-      </w:pPr>
-      <w:r>
-        <w:rPr>
-          <w:rFonts w:ascii="Consolas" w:eastAsia="Times New Roman" w:hAnsi="Consolas" w:cs="Times New Roman"/>
-          <w:color w:val="D4D4D4"/>
-          <w:sz w:val="21"/>
-          <w:szCs w:val="21"/>
-          <w:lang w:val="en-US" w:eastAsia="en-US"/>
-        </w:rPr>
-        <w:t xml:space="preserve">        </w:t>
-      </w:r>
-      <w:r>
-        <w:rPr>
-          <w:rFonts w:ascii="Consolas" w:eastAsia="Times New Roman" w:hAnsi="Consolas" w:cs="Times New Roman"/>
-          <w:color w:val="9CDCFE"/>
-          <w:sz w:val="21"/>
-          <w:szCs w:val="21"/>
-          <w:lang w:val="en-US" w:eastAsia="en-US"/>
-        </w:rPr>
-        <w:t>id:</w:t>
-      </w:r>
-      <w:r>
-        <w:rPr>
-          <w:rFonts w:ascii="Consolas" w:eastAsia="Times New Roman" w:hAnsi="Consolas" w:cs="Times New Roman"/>
-          <w:color w:val="D4D4D4"/>
-          <w:sz w:val="21"/>
-          <w:szCs w:val="21"/>
-          <w:lang w:val="en-US" w:eastAsia="en-US"/>
-        </w:rPr>
-        <w:t xml:space="preserve"> </w:t>
-      </w:r>
-      <w:r>
-        <w:rPr>
-          <w:rFonts w:ascii="Consolas" w:eastAsia="Times New Roman" w:hAnsi="Consolas" w:cs="Times New Roman"/>
-          <w:color w:val="CE9178"/>
-          <w:sz w:val="21"/>
-          <w:szCs w:val="21"/>
-          <w:lang w:val="en-US" w:eastAsia="en-US"/>
-        </w:rPr>
-        <w:t>'</w:t>
-      </w:r>
-      <w:r>
-        <w:rPr>
-          <w:rFonts w:ascii="Consolas" w:eastAsia="Times New Roman" w:hAnsi="Consolas" w:cs="Times New Roman"/>
-          <w:color w:val="CE9178"/>
-          <w:sz w:val="21"/>
-          <w:szCs w:val="21"/>
-          <w:lang w:val="en-US" w:eastAsia="en-US"/>
-        </w:rPr>
-        <w:t>PWA</w:t>
-      </w:r>
-      <w:r>
-        <w:rPr>
-          <w:rFonts w:ascii="Consolas" w:eastAsia="Times New Roman" w:hAnsi="Consolas" w:cs="Times New Roman"/>
-          <w:color w:val="CE9178"/>
-          <w:sz w:val="21"/>
-          <w:szCs w:val="21"/>
-          <w:lang w:val="en-US" w:eastAsia="en-US"/>
-        </w:rPr>
-        <w:t>'</w:t>
-      </w:r>
-      <w:r>
-        <w:rPr>
-          <w:rFonts w:ascii="Consolas" w:eastAsia="Times New Roman" w:hAnsi="Consolas" w:cs="Times New Roman"/>
-          <w:color w:val="D4D4D4"/>
-          <w:sz w:val="21"/>
-          <w:szCs w:val="21"/>
-          <w:lang w:val="en-US" w:eastAsia="en-US"/>
-        </w:rPr>
-        <w:t>,</w:t>
-      </w:r>
-    </w:p>
-    <w:p>
-      <w:pPr>
-        <w:shd w:val="clear" w:color="auto" w:fill="1E1E1E"/>
-        <w:spacing w:line="285" w:lineRule="atLeast"/>
-        <w:rPr>
-          <w:rFonts w:ascii="Consolas" w:eastAsia="Times New Roman" w:hAnsi="Consolas" w:cs="Times New Roman"/>
-          <w:color w:val="D4D4D4"/>
-          <w:sz w:val="21"/>
-          <w:szCs w:val="21"/>
-          <w:lang w:val="en-US" w:eastAsia="en-US"/>
-        </w:rPr>
-      </w:pPr>
-      <w:r>
-        <w:rPr>
-          <w:rFonts w:ascii="Consolas" w:eastAsia="Times New Roman" w:hAnsi="Consolas" w:cs="Times New Roman"/>
-          <w:color w:val="D4D4D4"/>
-          <w:sz w:val="21"/>
-          <w:szCs w:val="21"/>
-          <w:lang w:val="en-US" w:eastAsia="en-US"/>
-        </w:rPr>
-        <w:t xml:space="preserve">        </w:t>
-      </w:r>
-      <w:r>
-        <w:rPr>
-          <w:rFonts w:ascii="Consolas" w:eastAsia="Times New Roman" w:hAnsi="Consolas" w:cs="Times New Roman"/>
-          <w:color w:val="9CDCFE"/>
-          <w:sz w:val="21"/>
-          <w:szCs w:val="21"/>
-          <w:lang w:val="en-US" w:eastAsia="en-US"/>
-        </w:rPr>
-        <w:t>l10n:</w:t>
-      </w:r>
-      <w:r>
-        <w:rPr>
-          <w:rFonts w:ascii="Consolas" w:eastAsia="Times New Roman" w:hAnsi="Consolas" w:cs="Times New Roman"/>
-          <w:color w:val="D4D4D4"/>
-          <w:sz w:val="21"/>
-          <w:szCs w:val="21"/>
-          <w:lang w:val="en-US" w:eastAsia="en-US"/>
-        </w:rPr>
-        <w:t xml:space="preserve"> {</w:t>
-      </w:r>
-    </w:p>
-    <w:p>
-      <w:pPr>
-        <w:shd w:val="clear" w:color="auto" w:fill="1E1E1E"/>
-        <w:spacing w:line="285" w:lineRule="atLeast"/>
-        <w:rPr>
-          <w:rFonts w:ascii="Consolas" w:eastAsia="Times New Roman" w:hAnsi="Consolas" w:cs="Times New Roman"/>
-          <w:color w:val="D4D4D4"/>
-          <w:sz w:val="21"/>
-          <w:szCs w:val="21"/>
-          <w:lang w:val="en-US" w:eastAsia="en-US"/>
-        </w:rPr>
-      </w:pPr>
-      <w:r>
-        <w:rPr>
-          <w:rFonts w:ascii="Consolas" w:eastAsia="Times New Roman" w:hAnsi="Consolas" w:cs="Times New Roman"/>
-          <w:color w:val="D4D4D4"/>
-          <w:sz w:val="21"/>
-          <w:szCs w:val="21"/>
-          <w:lang w:val="en-US" w:eastAsia="en-US"/>
-        </w:rPr>
-        <w:t xml:space="preserve">            </w:t>
-      </w:r>
-      <w:r>
-        <w:rPr>
-          <w:rFonts w:ascii="Consolas" w:eastAsia="Times New Roman" w:hAnsi="Consolas" w:cs="Times New Roman"/>
-          <w:color w:val="9CDCFE"/>
-          <w:sz w:val="21"/>
-          <w:szCs w:val="21"/>
-          <w:lang w:val="en-US" w:eastAsia="en-US"/>
-        </w:rPr>
-        <w:t>supportedCurrencies:</w:t>
-      </w:r>
-      <w:r>
-        <w:rPr>
-          <w:rFonts w:ascii="Consolas" w:eastAsia="Times New Roman" w:hAnsi="Consolas" w:cs="Times New Roman"/>
-          <w:color w:val="D4D4D4"/>
-          <w:sz w:val="21"/>
-          <w:szCs w:val="21"/>
-          <w:lang w:val="en-US" w:eastAsia="en-US"/>
-        </w:rPr>
-        <w:t xml:space="preserve"> [</w:t>
-      </w:r>
-      <w:r>
-        <w:rPr>
-          <w:rFonts w:ascii="Consolas" w:eastAsia="Times New Roman" w:hAnsi="Consolas" w:cs="Times New Roman"/>
-          <w:color w:val="CE9178"/>
-          <w:sz w:val="21"/>
-          <w:szCs w:val="21"/>
-          <w:lang w:val="en-US" w:eastAsia="en-US"/>
-        </w:rPr>
-        <w:t>'USD'</w:t>
-      </w:r>
-      <w:r>
-        <w:rPr>
-          <w:rFonts w:ascii="Consolas" w:eastAsia="Times New Roman" w:hAnsi="Consolas" w:cs="Times New Roman"/>
-          <w:color w:val="D4D4D4"/>
-          <w:sz w:val="21"/>
-          <w:szCs w:val="21"/>
-          <w:lang w:val="en-US" w:eastAsia="en-US"/>
-        </w:rPr>
-        <w:t xml:space="preserve">], </w:t>
-      </w:r>
-      <w:r>
-        <w:rPr>
-          <w:rFonts w:ascii="Consolas" w:eastAsia="Times New Roman" w:hAnsi="Consolas" w:cs="Times New Roman"/>
-          <w:color w:val="6A9955"/>
-          <w:sz w:val="21"/>
-          <w:szCs w:val="21"/>
-          <w:lang w:val="en-US" w:eastAsia="en-US"/>
-        </w:rPr>
-        <w:t>//  Retailer's base currency</w:t>
-      </w:r>
-    </w:p>
-    <w:p>
-      <w:pPr>
-        <w:shd w:val="clear" w:color="auto" w:fill="1E1E1E"/>
-        <w:spacing w:line="285" w:lineRule="atLeast"/>
-        <w:rPr>
-          <w:rFonts w:ascii="Consolas" w:eastAsia="Times New Roman" w:hAnsi="Consolas" w:cs="Times New Roman"/>
-          <w:color w:val="D4D4D4"/>
-          <w:sz w:val="21"/>
-          <w:szCs w:val="21"/>
-          <w:lang w:val="en-US" w:eastAsia="en-US"/>
-        </w:rPr>
-      </w:pPr>
-      <w:r>
-        <w:rPr>
-          <w:rFonts w:ascii="Consolas" w:eastAsia="Times New Roman" w:hAnsi="Consolas" w:cs="Times New Roman"/>
-          <w:color w:val="D4D4D4"/>
-          <w:sz w:val="21"/>
-          <w:szCs w:val="21"/>
-          <w:lang w:val="en-US" w:eastAsia="en-US"/>
-        </w:rPr>
-        <w:t xml:space="preserve">            </w:t>
-      </w:r>
-      <w:r>
-        <w:rPr>
-          <w:rFonts w:ascii="Consolas" w:eastAsia="Times New Roman" w:hAnsi="Consolas" w:cs="Times New Roman"/>
-          <w:color w:val="9CDCFE"/>
-          <w:sz w:val="21"/>
-          <w:szCs w:val="21"/>
-          <w:lang w:val="en-US" w:eastAsia="en-US"/>
-        </w:rPr>
-        <w:t>defaultCurrency:</w:t>
-      </w:r>
-      <w:r>
-        <w:rPr>
-          <w:rFonts w:ascii="Consolas" w:eastAsia="Times New Roman" w:hAnsi="Consolas" w:cs="Times New Roman"/>
-          <w:color w:val="D4D4D4"/>
-          <w:sz w:val="21"/>
-          <w:szCs w:val="21"/>
-          <w:lang w:val="en-US" w:eastAsia="en-US"/>
-        </w:rPr>
-        <w:t xml:space="preserve"> </w:t>
-      </w:r>
-      <w:r>
-        <w:rPr>
-          <w:rFonts w:ascii="Consolas" w:eastAsia="Times New Roman" w:hAnsi="Consolas" w:cs="Times New Roman"/>
-          <w:color w:val="CE9178"/>
-          <w:sz w:val="21"/>
-          <w:szCs w:val="21"/>
-          <w:lang w:val="en-US" w:eastAsia="en-US"/>
-        </w:rPr>
-        <w:t>'USD'</w:t>
-      </w:r>
-      <w:r>
-        <w:rPr>
-          <w:rFonts w:ascii="Consolas" w:eastAsia="Times New Roman" w:hAnsi="Consolas" w:cs="Times New Roman"/>
-          <w:color w:val="D4D4D4"/>
-          <w:sz w:val="21"/>
-          <w:szCs w:val="21"/>
-          <w:lang w:val="en-US" w:eastAsia="en-US"/>
-        </w:rPr>
-        <w:t xml:space="preserve">, </w:t>
-      </w:r>
-      <w:r>
-        <w:rPr>
-          <w:rFonts w:ascii="Consolas" w:eastAsia="Times New Roman" w:hAnsi="Consolas" w:cs="Times New Roman"/>
-          <w:color w:val="6A9955"/>
-          <w:sz w:val="21"/>
-          <w:szCs w:val="21"/>
-          <w:lang w:val="en-US" w:eastAsia="en-US"/>
-        </w:rPr>
-        <w:t>//  Retailer's base currency</w:t>
-      </w:r>
-    </w:p>
-    <w:p>
-      <w:pPr>
-        <w:shd w:val="clear" w:color="auto" w:fill="1E1E1E"/>
-        <w:spacing w:line="285" w:lineRule="atLeast"/>
-        <w:rPr>
-          <w:rFonts w:ascii="Consolas" w:eastAsia="Times New Roman" w:hAnsi="Consolas" w:cs="Times New Roman"/>
-          <w:color w:val="D4D4D4"/>
-          <w:sz w:val="21"/>
-          <w:szCs w:val="21"/>
-          <w:lang w:val="en-US" w:eastAsia="en-US"/>
-        </w:rPr>
-      </w:pPr>
-      <w:r>
-        <w:rPr>
-          <w:rFonts w:ascii="Consolas" w:eastAsia="Times New Roman" w:hAnsi="Consolas" w:cs="Times New Roman"/>
-          <w:color w:val="D4D4D4"/>
-          <w:sz w:val="21"/>
-          <w:szCs w:val="21"/>
-          <w:lang w:val="en-US" w:eastAsia="en-US"/>
-        </w:rPr>
-        <w:t xml:space="preserve">            </w:t>
-      </w:r>
-      <w:r>
-        <w:rPr>
-          <w:rFonts w:ascii="Consolas" w:eastAsia="Times New Roman" w:hAnsi="Consolas" w:cs="Times New Roman"/>
-          <w:color w:val="9CDCFE"/>
-          <w:sz w:val="21"/>
-          <w:szCs w:val="21"/>
-          <w:lang w:val="en-US" w:eastAsia="en-US"/>
-        </w:rPr>
-        <w:t>defaultLocale:</w:t>
-      </w:r>
-      <w:r>
-        <w:rPr>
-          <w:rFonts w:ascii="Consolas" w:eastAsia="Times New Roman" w:hAnsi="Consolas" w:cs="Times New Roman"/>
-          <w:color w:val="D4D4D4"/>
-          <w:sz w:val="21"/>
-          <w:szCs w:val="21"/>
-          <w:lang w:val="en-US" w:eastAsia="en-US"/>
-        </w:rPr>
-        <w:t xml:space="preserve"> </w:t>
-      </w:r>
-      <w:r>
-        <w:rPr>
-          <w:rFonts w:ascii="Consolas" w:eastAsia="Times New Roman" w:hAnsi="Consolas" w:cs="Times New Roman"/>
-          <w:color w:val="CE9178"/>
-          <w:sz w:val="21"/>
-          <w:szCs w:val="21"/>
-          <w:lang w:val="en-US" w:eastAsia="en-US"/>
-        </w:rPr>
-        <w:t>'en-US'</w:t>
-      </w:r>
-      <w:r>
-        <w:rPr>
-          <w:rFonts w:ascii="Consolas" w:eastAsia="Times New Roman" w:hAnsi="Consolas" w:cs="Times New Roman"/>
-          <w:color w:val="D4D4D4"/>
-          <w:sz w:val="21"/>
-          <w:szCs w:val="21"/>
-          <w:lang w:val="en-US" w:eastAsia="en-US"/>
-        </w:rPr>
-        <w:t xml:space="preserve">, </w:t>
-      </w:r>
-      <w:r>
-        <w:rPr>
-          <w:rFonts w:ascii="Consolas" w:eastAsia="Times New Roman" w:hAnsi="Consolas" w:cs="Times New Roman"/>
-          <w:color w:val="6A9955"/>
-          <w:sz w:val="21"/>
-          <w:szCs w:val="21"/>
-          <w:lang w:val="en-US" w:eastAsia="en-US"/>
-        </w:rPr>
-        <w:t>//  Retailer's base country locale</w:t>
-      </w:r>
-    </w:p>
-    <w:p>
-      <w:pPr>
-        <w:shd w:val="clear" w:color="auto" w:fill="1E1E1E"/>
-        <w:spacing w:line="285" w:lineRule="atLeast"/>
-        <w:rPr>
-          <w:rFonts w:ascii="Consolas" w:eastAsia="Times New Roman" w:hAnsi="Consolas" w:cs="Times New Roman"/>
-          <w:color w:val="D4D4D4"/>
-          <w:sz w:val="21"/>
-          <w:szCs w:val="21"/>
-          <w:lang w:val="en-US" w:eastAsia="en-US"/>
-        </w:rPr>
-      </w:pPr>
-      <w:r>
-        <w:rPr>
-          <w:rFonts w:ascii="Consolas" w:eastAsia="Times New Roman" w:hAnsi="Consolas" w:cs="Times New Roman"/>
-          <w:color w:val="D4D4D4"/>
-          <w:sz w:val="21"/>
-          <w:szCs w:val="21"/>
-          <w:lang w:val="en-US" w:eastAsia="en-US"/>
-        </w:rPr>
-        <w:t xml:space="preserve">            </w:t>
-      </w:r>
-      <w:r>
-        <w:rPr>
-          <w:rFonts w:ascii="Consolas" w:eastAsia="Times New Roman" w:hAnsi="Consolas" w:cs="Times New Roman"/>
-          <w:color w:val="9CDCFE"/>
-          <w:sz w:val="21"/>
-          <w:szCs w:val="21"/>
-          <w:lang w:val="en-US" w:eastAsia="en-US"/>
-        </w:rPr>
-        <w:t>supportedLocales:</w:t>
-      </w:r>
-      <w:r>
-        <w:rPr>
-          <w:rFonts w:ascii="Consolas" w:eastAsia="Times New Roman" w:hAnsi="Consolas" w:cs="Times New Roman"/>
-          <w:color w:val="D4D4D4"/>
-          <w:sz w:val="21"/>
-          <w:szCs w:val="21"/>
-          <w:lang w:val="en-US" w:eastAsia="en-US"/>
-        </w:rPr>
-        <w:t xml:space="preserve"> [</w:t>
-      </w:r>
-    </w:p>
-    <w:p>
-      <w:pPr>
-        <w:shd w:val="clear" w:color="auto" w:fill="1E1E1E"/>
-        <w:spacing w:line="285" w:lineRule="atLeast"/>
-        <w:rPr>
-          <w:rFonts w:ascii="Consolas" w:eastAsia="Times New Roman" w:hAnsi="Consolas" w:cs="Times New Roman"/>
-          <w:color w:val="D4D4D4"/>
-          <w:sz w:val="21"/>
-          <w:szCs w:val="21"/>
-          <w:lang w:val="en-US" w:eastAsia="en-US"/>
-        </w:rPr>
-      </w:pPr>
-      <w:r>
-        <w:rPr>
-          <w:rFonts w:ascii="Consolas" w:eastAsia="Times New Roman" w:hAnsi="Consolas" w:cs="Times New Roman"/>
-          <w:color w:val="D4D4D4"/>
-          <w:sz w:val="21"/>
-          <w:szCs w:val="21"/>
-          <w:lang w:val="en-US" w:eastAsia="en-US"/>
-        </w:rPr>
-        <w:t>                {</w:t>
-      </w:r>
-    </w:p>
-    <w:p>
-      <w:pPr>
-        <w:shd w:val="clear" w:color="auto" w:fill="1E1E1E"/>
-        <w:spacing w:line="285" w:lineRule="atLeast"/>
-        <w:rPr>
-          <w:rFonts w:ascii="Consolas" w:eastAsia="Times New Roman" w:hAnsi="Consolas" w:cs="Times New Roman"/>
-          <w:color w:val="D4D4D4"/>
-          <w:sz w:val="21"/>
-          <w:szCs w:val="21"/>
-          <w:lang w:val="en-US" w:eastAsia="en-US"/>
-        </w:rPr>
-      </w:pPr>
-      <w:r>
-        <w:rPr>
-          <w:rFonts w:ascii="Consolas" w:eastAsia="Times New Roman" w:hAnsi="Consolas" w:cs="Times New Roman"/>
-          <w:color w:val="D4D4D4"/>
-          <w:sz w:val="21"/>
-          <w:szCs w:val="21"/>
-          <w:lang w:val="en-US" w:eastAsia="en-US"/>
-        </w:rPr>
-        <w:t xml:space="preserve">                    </w:t>
-      </w:r>
-      <w:r>
-        <w:rPr>
-          <w:rFonts w:ascii="Consolas" w:eastAsia="Times New Roman" w:hAnsi="Consolas" w:cs="Times New Roman"/>
-          <w:color w:val="9CDCFE"/>
-          <w:sz w:val="21"/>
-          <w:szCs w:val="21"/>
-          <w:lang w:val="en-US" w:eastAsia="en-US"/>
-        </w:rPr>
-        <w:t>id:</w:t>
-      </w:r>
-      <w:r>
-        <w:rPr>
-          <w:rFonts w:ascii="Consolas" w:eastAsia="Times New Roman" w:hAnsi="Consolas" w:cs="Times New Roman"/>
-          <w:color w:val="D4D4D4"/>
-          <w:sz w:val="21"/>
-          <w:szCs w:val="21"/>
-          <w:lang w:val="en-US" w:eastAsia="en-US"/>
-        </w:rPr>
-        <w:t xml:space="preserve"> </w:t>
-      </w:r>
-      <w:r>
-        <w:rPr>
-          <w:rFonts w:ascii="Consolas" w:eastAsia="Times New Roman" w:hAnsi="Consolas" w:cs="Times New Roman"/>
-          <w:color w:val="CE9178"/>
-          <w:sz w:val="21"/>
-          <w:szCs w:val="21"/>
-          <w:lang w:val="en-US" w:eastAsia="en-US"/>
-        </w:rPr>
-        <w:t>'en-US'</w:t>
-      </w:r>
-      <w:r>
-        <w:rPr>
-          <w:rFonts w:ascii="Consolas" w:eastAsia="Times New Roman" w:hAnsi="Consolas" w:cs="Times New Roman"/>
-          <w:color w:val="D4D4D4"/>
-          <w:sz w:val="21"/>
-          <w:szCs w:val="21"/>
-          <w:lang w:val="en-US" w:eastAsia="en-US"/>
-        </w:rPr>
-        <w:t xml:space="preserve">, </w:t>
-      </w:r>
-      <w:r>
-        <w:rPr>
-          <w:rFonts w:ascii="Consolas" w:eastAsia="Times New Roman" w:hAnsi="Consolas" w:cs="Times New Roman"/>
-          <w:color w:val="6A9955"/>
-          <w:sz w:val="21"/>
-          <w:szCs w:val="21"/>
-          <w:lang w:val="en-US" w:eastAsia="en-US"/>
-        </w:rPr>
-        <w:t>//  Retailer's base country locale</w:t>
-      </w:r>
-    </w:p>
-    <w:p>
-      <w:pPr>
-        <w:shd w:val="clear" w:color="auto" w:fill="1E1E1E"/>
-        <w:spacing w:line="285" w:lineRule="atLeast"/>
-        <w:rPr>
-          <w:rFonts w:ascii="Consolas" w:eastAsia="Times New Roman" w:hAnsi="Consolas" w:cs="Times New Roman"/>
-          <w:color w:val="D4D4D4"/>
-          <w:sz w:val="21"/>
-          <w:szCs w:val="21"/>
-          <w:lang w:val="en-US" w:eastAsia="en-US"/>
-        </w:rPr>
-      </w:pPr>
-      <w:r>
-        <w:rPr>
-          <w:rFonts w:ascii="Consolas" w:eastAsia="Times New Roman" w:hAnsi="Consolas" w:cs="Times New Roman"/>
-          <w:color w:val="D4D4D4"/>
-          <w:sz w:val="21"/>
-          <w:szCs w:val="21"/>
-          <w:lang w:val="en-US" w:eastAsia="en-US"/>
-        </w:rPr>
-        <w:t xml:space="preserve">                    </w:t>
-      </w:r>
-      <w:r>
-        <w:rPr>
-          <w:rFonts w:ascii="Consolas" w:eastAsia="Times New Roman" w:hAnsi="Consolas" w:cs="Times New Roman"/>
-          <w:color w:val="9CDCFE"/>
-          <w:sz w:val="21"/>
-          <w:szCs w:val="21"/>
-          <w:lang w:val="en-US" w:eastAsia="en-US"/>
-        </w:rPr>
-        <w:t>alias:</w:t>
-      </w:r>
-      <w:r>
-        <w:rPr>
-          <w:rFonts w:ascii="Consolas" w:eastAsia="Times New Roman" w:hAnsi="Consolas" w:cs="Times New Roman"/>
-          <w:color w:val="D4D4D4"/>
-          <w:sz w:val="21"/>
-          <w:szCs w:val="21"/>
-          <w:lang w:val="en-US" w:eastAsia="en-US"/>
-        </w:rPr>
-        <w:t xml:space="preserve"> </w:t>
-      </w:r>
-      <w:r>
-        <w:rPr>
-          <w:rFonts w:ascii="Consolas" w:eastAsia="Times New Roman" w:hAnsi="Consolas" w:cs="Times New Roman"/>
-          <w:color w:val="CE9178"/>
-          <w:sz w:val="21"/>
-          <w:szCs w:val="21"/>
-          <w:lang w:val="en-US" w:eastAsia="en-US"/>
-        </w:rPr>
-        <w:t>'us'</w:t>
-      </w:r>
-      <w:r>
-        <w:rPr>
-          <w:rFonts w:ascii="Consolas" w:eastAsia="Times New Roman" w:hAnsi="Consolas" w:cs="Times New Roman"/>
-          <w:color w:val="D4D4D4"/>
-          <w:sz w:val="21"/>
-          <w:szCs w:val="21"/>
-          <w:lang w:val="en-US" w:eastAsia="en-US"/>
-        </w:rPr>
-        <w:t xml:space="preserve">, </w:t>
-      </w:r>
-      <w:r>
-        <w:rPr>
-          <w:rFonts w:ascii="Consolas" w:eastAsia="Times New Roman" w:hAnsi="Consolas" w:cs="Times New Roman"/>
-          <w:color w:val="6A9955"/>
-          <w:sz w:val="21"/>
-          <w:szCs w:val="21"/>
-          <w:lang w:val="en-US" w:eastAsia="en-US"/>
-        </w:rPr>
-        <w:t>// country code in lowercase for URL</w:t>
-      </w:r>
-    </w:p>
-    <w:p>
-      <w:pPr>
-        <w:shd w:val="clear" w:color="auto" w:fill="1E1E1E"/>
-        <w:spacing w:line="285" w:lineRule="atLeast"/>
-        <w:rPr>
-          <w:rFonts w:ascii="Consolas" w:eastAsia="Times New Roman" w:hAnsi="Consolas" w:cs="Times New Roman"/>
-          <w:color w:val="D4D4D4"/>
-          <w:sz w:val="21"/>
-          <w:szCs w:val="21"/>
-          <w:lang w:val="en-US" w:eastAsia="en-US"/>
-        </w:rPr>
-      </w:pPr>
-      <w:r>
-        <w:rPr>
-          <w:rFonts w:ascii="Consolas" w:eastAsia="Times New Roman" w:hAnsi="Consolas" w:cs="Times New Roman"/>
-          <w:color w:val="D4D4D4"/>
-          <w:sz w:val="21"/>
-          <w:szCs w:val="21"/>
-          <w:lang w:val="en-US" w:eastAsia="en-US"/>
-        </w:rPr>
-        <w:t xml:space="preserve">                    </w:t>
-      </w:r>
-      <w:r>
-        <w:rPr>
-          <w:rFonts w:ascii="Consolas" w:eastAsia="Times New Roman" w:hAnsi="Consolas" w:cs="Times New Roman"/>
-          <w:color w:val="9CDCFE"/>
-          <w:sz w:val="21"/>
-          <w:szCs w:val="21"/>
-          <w:lang w:val="en-US" w:eastAsia="en-US"/>
-        </w:rPr>
-        <w:t>preferredCurrency:</w:t>
-      </w:r>
-      <w:r>
-        <w:rPr>
-          <w:rFonts w:ascii="Consolas" w:eastAsia="Times New Roman" w:hAnsi="Consolas" w:cs="Times New Roman"/>
-          <w:color w:val="D4D4D4"/>
-          <w:sz w:val="21"/>
-          <w:szCs w:val="21"/>
-          <w:lang w:val="en-US" w:eastAsia="en-US"/>
-        </w:rPr>
-        <w:t xml:space="preserve"> </w:t>
-      </w:r>
-      <w:r>
-        <w:rPr>
-          <w:rFonts w:ascii="Consolas" w:eastAsia="Times New Roman" w:hAnsi="Consolas" w:cs="Times New Roman"/>
-          <w:color w:val="CE9178"/>
-          <w:sz w:val="21"/>
-          <w:szCs w:val="21"/>
-          <w:lang w:val="en-US" w:eastAsia="en-US"/>
-        </w:rPr>
-        <w:t>'USD'</w:t>
-      </w:r>
-      <w:r>
-        <w:rPr>
-          <w:rFonts w:ascii="Consolas" w:eastAsia="Times New Roman" w:hAnsi="Consolas" w:cs="Times New Roman"/>
-          <w:color w:val="D4D4D4"/>
-          <w:sz w:val="21"/>
-          <w:szCs w:val="21"/>
-          <w:lang w:val="en-US" w:eastAsia="en-US"/>
-        </w:rPr>
-        <w:t xml:space="preserve">, </w:t>
-      </w:r>
-      <w:r>
-        <w:rPr>
-          <w:rFonts w:ascii="Consolas" w:eastAsia="Times New Roman" w:hAnsi="Consolas" w:cs="Times New Roman"/>
-          <w:color w:val="6A9955"/>
-          <w:sz w:val="21"/>
-          <w:szCs w:val="21"/>
-          <w:lang w:val="en-US" w:eastAsia="en-US"/>
-        </w:rPr>
-        <w:t>// Retailer's base currency</w:t>
-      </w:r>
-    </w:p>
-    <w:p>
-      <w:pPr>
-        <w:shd w:val="clear" w:color="auto" w:fill="1E1E1E"/>
-        <w:spacing w:line="285" w:lineRule="atLeast"/>
-        <w:rPr>
-          <w:rFonts w:ascii="Consolas" w:eastAsia="Times New Roman" w:hAnsi="Consolas" w:cs="Times New Roman"/>
-          <w:color w:val="D4D4D4"/>
-          <w:sz w:val="21"/>
-          <w:szCs w:val="21"/>
-          <w:lang w:val="en-US" w:eastAsia="en-US"/>
-        </w:rPr>
-      </w:pPr>
-      <w:r>
-        <w:rPr>
-          <w:rFonts w:ascii="Consolas" w:eastAsia="Times New Roman" w:hAnsi="Consolas" w:cs="Times New Roman"/>
-          <w:color w:val="D4D4D4"/>
-          <w:sz w:val="21"/>
-          <w:szCs w:val="21"/>
-          <w:lang w:val="en-US" w:eastAsia="en-US"/>
-        </w:rPr>
-        <w:t xml:space="preserve">                    </w:t>
-      </w:r>
-      <w:r>
-        <w:rPr>
-          <w:rFonts w:ascii="Consolas" w:eastAsia="Times New Roman" w:hAnsi="Consolas" w:cs="Times New Roman"/>
-          <w:color w:val="9CDCFE"/>
-          <w:sz w:val="21"/>
-          <w:szCs w:val="21"/>
-          <w:lang w:val="en-US" w:eastAsia="en-US"/>
-        </w:rPr>
-        <w:t>supportedLocales:</w:t>
-      </w:r>
-      <w:r>
-        <w:rPr>
-          <w:rFonts w:ascii="Consolas" w:eastAsia="Times New Roman" w:hAnsi="Consolas" w:cs="Times New Roman"/>
-          <w:color w:val="D4D4D4"/>
-          <w:sz w:val="21"/>
-          <w:szCs w:val="21"/>
-          <w:lang w:val="en-US" w:eastAsia="en-US"/>
-        </w:rPr>
-        <w:t xml:space="preserve"> [</w:t>
-      </w:r>
-      <w:r>
-        <w:rPr>
-          <w:rFonts w:ascii="Consolas" w:eastAsia="Times New Roman" w:hAnsi="Consolas" w:cs="Times New Roman"/>
-          <w:color w:val="CE9178"/>
-          <w:sz w:val="21"/>
-          <w:szCs w:val="21"/>
-          <w:lang w:val="en-US" w:eastAsia="en-US"/>
-        </w:rPr>
-        <w:t>'en-US'</w:t>
-      </w:r>
-      <w:r>
-        <w:rPr>
-          <w:rFonts w:ascii="Consolas" w:eastAsia="Times New Roman" w:hAnsi="Consolas" w:cs="Times New Roman"/>
-          <w:color w:val="D4D4D4"/>
-          <w:sz w:val="21"/>
-          <w:szCs w:val="21"/>
-          <w:lang w:val="en-US" w:eastAsia="en-US"/>
-        </w:rPr>
-        <w:t xml:space="preserve">], </w:t>
-      </w:r>
-      <w:r>
-        <w:rPr>
-          <w:rFonts w:ascii="Consolas" w:eastAsia="Times New Roman" w:hAnsi="Consolas" w:cs="Times New Roman"/>
-          <w:color w:val="6A9955"/>
-          <w:sz w:val="21"/>
-          <w:szCs w:val="21"/>
-          <w:lang w:val="en-US" w:eastAsia="en-US"/>
-        </w:rPr>
-        <w:t>// Retailer's base country locale</w:t>
-      </w:r>
-    </w:p>
-    <w:p>
-      <w:pPr>
-        <w:shd w:val="clear" w:color="auto" w:fill="1E1E1E"/>
-        <w:spacing w:line="285" w:lineRule="atLeast"/>
-        <w:rPr>
-          <w:rFonts w:ascii="Consolas" w:eastAsia="Times New Roman" w:hAnsi="Consolas" w:cs="Times New Roman"/>
-          <w:color w:val="D4D4D4"/>
-          <w:sz w:val="21"/>
-          <w:szCs w:val="21"/>
-          <w:lang w:val="en-US" w:eastAsia="en-US"/>
-        </w:rPr>
-      </w:pPr>
-      <w:r>
-        <w:rPr>
-          <w:rFonts w:ascii="Consolas" w:eastAsia="Times New Roman" w:hAnsi="Consolas" w:cs="Times New Roman"/>
-          <w:color w:val="D4D4D4"/>
-          <w:sz w:val="21"/>
-          <w:szCs w:val="21"/>
-          <w:lang w:val="en-US" w:eastAsia="en-US"/>
-        </w:rPr>
-        <w:t xml:space="preserve">                    </w:t>
-      </w:r>
-      <w:r>
-        <w:rPr>
-          <w:rFonts w:ascii="Consolas" w:eastAsia="Times New Roman" w:hAnsi="Consolas" w:cs="Times New Roman"/>
-          <w:color w:val="9CDCFE"/>
-          <w:sz w:val="21"/>
-          <w:szCs w:val="21"/>
-          <w:lang w:val="en-US" w:eastAsia="en-US"/>
-        </w:rPr>
-        <w:t>isFixedPriceModel:</w:t>
-      </w:r>
-      <w:r>
-        <w:rPr>
-          <w:rFonts w:ascii="Consolas" w:eastAsia="Times New Roman" w:hAnsi="Consolas" w:cs="Times New Roman"/>
-          <w:color w:val="D4D4D4"/>
-          <w:sz w:val="21"/>
-          <w:szCs w:val="21"/>
-          <w:lang w:val="en-US" w:eastAsia="en-US"/>
-        </w:rPr>
-        <w:t xml:space="preserve"> </w:t>
-      </w:r>
-      <w:r>
-        <w:rPr>
-          <w:rFonts w:ascii="Consolas" w:eastAsia="Times New Roman" w:hAnsi="Consolas" w:cs="Times New Roman"/>
-          <w:color w:val="569CD6"/>
-          <w:sz w:val="21"/>
-          <w:szCs w:val="21"/>
-          <w:lang w:val="en-US" w:eastAsia="en-US"/>
-        </w:rPr>
-        <w:t>true</w:t>
-      </w:r>
-      <w:r>
-        <w:rPr>
-          <w:rFonts w:ascii="Consolas" w:eastAsia="Times New Roman" w:hAnsi="Consolas" w:cs="Times New Roman"/>
-          <w:color w:val="D4D4D4"/>
-          <w:sz w:val="21"/>
-          <w:szCs w:val="21"/>
-          <w:lang w:val="en-US" w:eastAsia="en-US"/>
-        </w:rPr>
-        <w:t>,</w:t>
-      </w:r>
-    </w:p>
-    <w:p>
-      <w:pPr>
-        <w:shd w:val="clear" w:color="auto" w:fill="1E1E1E"/>
-        <w:spacing w:line="285" w:lineRule="atLeast"/>
-        <w:rPr>
-          <w:rFonts w:ascii="Consolas" w:eastAsia="Times New Roman" w:hAnsi="Consolas" w:cs="Times New Roman"/>
-          <w:color w:val="D4D4D4"/>
-          <w:sz w:val="21"/>
-          <w:szCs w:val="21"/>
-          <w:lang w:val="en-US" w:eastAsia="en-US"/>
-        </w:rPr>
-      </w:pPr>
-      <w:r>
-        <w:rPr>
-          <w:rFonts w:ascii="Consolas" w:eastAsia="Times New Roman" w:hAnsi="Consolas" w:cs="Times New Roman"/>
-          <w:color w:val="D4D4D4"/>
-          <w:sz w:val="21"/>
-          <w:szCs w:val="21"/>
-          <w:lang w:val="en-US" w:eastAsia="en-US"/>
-        </w:rPr>
-        <w:t xml:space="preserve">                    </w:t>
-      </w:r>
-      <w:r>
-        <w:rPr>
-          <w:rFonts w:ascii="Consolas" w:eastAsia="Times New Roman" w:hAnsi="Consolas" w:cs="Times New Roman"/>
-          <w:color w:val="9CDCFE"/>
-          <w:sz w:val="21"/>
-          <w:szCs w:val="21"/>
-          <w:lang w:val="en-US" w:eastAsia="en-US"/>
-        </w:rPr>
-        <w:t>isSupportedByESW:</w:t>
-      </w:r>
-      <w:r>
-        <w:rPr>
-          <w:rFonts w:ascii="Consolas" w:eastAsia="Times New Roman" w:hAnsi="Consolas" w:cs="Times New Roman"/>
-          <w:color w:val="D4D4D4"/>
-          <w:sz w:val="21"/>
-          <w:szCs w:val="21"/>
-          <w:lang w:val="en-US" w:eastAsia="en-US"/>
-        </w:rPr>
-        <w:t xml:space="preserve"> </w:t>
-      </w:r>
-      <w:r>
-        <w:rPr>
-          <w:rFonts w:ascii="Consolas" w:eastAsia="Times New Roman" w:hAnsi="Consolas" w:cs="Times New Roman"/>
-          <w:color w:val="569CD6"/>
-          <w:sz w:val="21"/>
-          <w:szCs w:val="21"/>
-          <w:lang w:val="en-US" w:eastAsia="en-US"/>
-        </w:rPr>
-        <w:t>true</w:t>
-      </w:r>
-      <w:r>
-        <w:rPr>
-          <w:rFonts w:ascii="Consolas" w:eastAsia="Times New Roman" w:hAnsi="Consolas" w:cs="Times New Roman"/>
-          <w:color w:val="D4D4D4"/>
-          <w:sz w:val="21"/>
-          <w:szCs w:val="21"/>
-          <w:lang w:val="en-US" w:eastAsia="en-US"/>
-        </w:rPr>
-        <w:t>,</w:t>
-      </w:r>
-    </w:p>
-    <w:p>
-      <w:pPr>
-        <w:shd w:val="clear" w:color="auto" w:fill="1E1E1E"/>
-        <w:spacing w:line="285" w:lineRule="atLeast"/>
-        <w:rPr>
-          <w:rFonts w:ascii="Consolas" w:eastAsia="Times New Roman" w:hAnsi="Consolas" w:cs="Times New Roman"/>
-          <w:color w:val="D4D4D4"/>
-          <w:sz w:val="21"/>
-          <w:szCs w:val="21"/>
-          <w:lang w:val="en-US" w:eastAsia="en-US"/>
-        </w:rPr>
-      </w:pPr>
-      <w:r>
-        <w:rPr>
-          <w:rFonts w:ascii="Consolas" w:eastAsia="Times New Roman" w:hAnsi="Consolas" w:cs="Times New Roman"/>
-          <w:color w:val="D4D4D4"/>
-          <w:sz w:val="21"/>
-          <w:szCs w:val="21"/>
-          <w:lang w:val="en-US" w:eastAsia="en-US"/>
-        </w:rPr>
-        <w:t xml:space="preserve">                    </w:t>
-      </w:r>
-      <w:r>
-        <w:rPr>
-          <w:rFonts w:ascii="Consolas" w:eastAsia="Times New Roman" w:hAnsi="Consolas" w:cs="Times New Roman"/>
-          <w:color w:val="9CDCFE"/>
-          <w:sz w:val="21"/>
-          <w:szCs w:val="21"/>
-          <w:lang w:val="en-US" w:eastAsia="en-US"/>
-        </w:rPr>
-        <w:t>actualCurrency:</w:t>
-      </w:r>
-      <w:r>
-        <w:rPr>
-          <w:rFonts w:ascii="Consolas" w:eastAsia="Times New Roman" w:hAnsi="Consolas" w:cs="Times New Roman"/>
-          <w:color w:val="D4D4D4"/>
-          <w:sz w:val="21"/>
-          <w:szCs w:val="21"/>
-          <w:lang w:val="en-US" w:eastAsia="en-US"/>
-        </w:rPr>
-        <w:t xml:space="preserve"> </w:t>
-      </w:r>
-      <w:r>
-        <w:rPr>
-          <w:rFonts w:ascii="Consolas" w:eastAsia="Times New Roman" w:hAnsi="Consolas" w:cs="Times New Roman"/>
-          <w:color w:val="CE9178"/>
-          <w:sz w:val="21"/>
-          <w:szCs w:val="21"/>
-          <w:lang w:val="en-US" w:eastAsia="en-US"/>
-        </w:rPr>
-        <w:t>'USD'</w:t>
-      </w:r>
-      <w:r>
-        <w:rPr>
-          <w:rFonts w:ascii="Consolas" w:eastAsia="Times New Roman" w:hAnsi="Consolas" w:cs="Times New Roman"/>
-          <w:color w:val="D4D4D4"/>
-          <w:sz w:val="21"/>
-          <w:szCs w:val="21"/>
-          <w:lang w:val="en-US" w:eastAsia="en-US"/>
-        </w:rPr>
-        <w:t>,</w:t>
-      </w:r>
-    </w:p>
-    <w:p>
-      <w:pPr>
-        <w:shd w:val="clear" w:color="auto" w:fill="1E1E1E"/>
-        <w:spacing w:line="285" w:lineRule="atLeast"/>
-        <w:rPr>
-          <w:rFonts w:ascii="Consolas" w:eastAsia="Times New Roman" w:hAnsi="Consolas" w:cs="Times New Roman"/>
-          <w:color w:val="D4D4D4"/>
-          <w:sz w:val="21"/>
-          <w:szCs w:val="21"/>
-          <w:lang w:val="en-US" w:eastAsia="en-US"/>
-        </w:rPr>
-      </w:pPr>
-      <w:r>
-        <w:rPr>
-          <w:rFonts w:ascii="Consolas" w:eastAsia="Times New Roman" w:hAnsi="Consolas" w:cs="Times New Roman"/>
-          <w:color w:val="D4D4D4"/>
-          <w:sz w:val="21"/>
-          <w:szCs w:val="21"/>
-          <w:lang w:val="en-US" w:eastAsia="en-US"/>
-        </w:rPr>
-        <w:t xml:space="preserve">                    </w:t>
-      </w:r>
-      <w:r>
-        <w:rPr>
-          <w:rFonts w:ascii="Consolas" w:eastAsia="Times New Roman" w:hAnsi="Consolas" w:cs="Times New Roman"/>
-          <w:color w:val="9CDCFE"/>
-          <w:sz w:val="21"/>
-          <w:szCs w:val="21"/>
-          <w:lang w:val="en-US" w:eastAsia="en-US"/>
-        </w:rPr>
-        <w:t>countryCode:</w:t>
-      </w:r>
-      <w:r>
-        <w:rPr>
-          <w:rFonts w:ascii="Consolas" w:eastAsia="Times New Roman" w:hAnsi="Consolas" w:cs="Times New Roman"/>
-          <w:color w:val="D4D4D4"/>
-          <w:sz w:val="21"/>
-          <w:szCs w:val="21"/>
-          <w:lang w:val="en-US" w:eastAsia="en-US"/>
-        </w:rPr>
-        <w:t xml:space="preserve"> </w:t>
-      </w:r>
-      <w:r>
-        <w:rPr>
-          <w:rFonts w:ascii="Consolas" w:eastAsia="Times New Roman" w:hAnsi="Consolas" w:cs="Times New Roman"/>
-          <w:color w:val="CE9178"/>
-          <w:sz w:val="21"/>
-          <w:szCs w:val="21"/>
-          <w:lang w:val="en-US" w:eastAsia="en-US"/>
-        </w:rPr>
-        <w:t>'US'</w:t>
-      </w:r>
-      <w:r>
-        <w:rPr>
-          <w:rFonts w:ascii="Consolas" w:eastAsia="Times New Roman" w:hAnsi="Consolas" w:cs="Times New Roman"/>
-          <w:color w:val="D4D4D4"/>
-          <w:sz w:val="21"/>
-          <w:szCs w:val="21"/>
-          <w:lang w:val="en-US" w:eastAsia="en-US"/>
-        </w:rPr>
-        <w:t xml:space="preserve"> </w:t>
-      </w:r>
-      <w:r>
-        <w:rPr>
-          <w:rFonts w:ascii="Consolas" w:eastAsia="Times New Roman" w:hAnsi="Consolas" w:cs="Times New Roman"/>
-          <w:color w:val="6A9955"/>
-          <w:sz w:val="21"/>
-          <w:szCs w:val="21"/>
-          <w:lang w:val="en-US" w:eastAsia="en-US"/>
-        </w:rPr>
-        <w:t>// country code in uppercase for PWA cartridge use</w:t>
-      </w:r>
-    </w:p>
-    <w:p>
-      <w:pPr>
-        <w:shd w:val="clear" w:color="auto" w:fill="1E1E1E"/>
-        <w:spacing w:line="285" w:lineRule="atLeast"/>
-        <w:rPr>
-          <w:rFonts w:ascii="Consolas" w:eastAsia="Times New Roman" w:hAnsi="Consolas" w:cs="Times New Roman"/>
-          <w:color w:val="D4D4D4"/>
-          <w:sz w:val="21"/>
-          <w:szCs w:val="21"/>
-          <w:lang w:val="en-US" w:eastAsia="en-US"/>
-        </w:rPr>
-      </w:pPr>
-      <w:r>
-        <w:rPr>
-          <w:rFonts w:ascii="Consolas" w:eastAsia="Times New Roman" w:hAnsi="Consolas" w:cs="Times New Roman"/>
-          <w:color w:val="D4D4D4"/>
-          <w:sz w:val="21"/>
-          <w:szCs w:val="21"/>
-          <w:lang w:val="en-US" w:eastAsia="en-US"/>
-        </w:rPr>
-        <w:t>                }</w:t>
-      </w:r>
-    </w:p>
-    <w:p>
-      <w:pPr>
-        <w:shd w:val="clear" w:color="auto" w:fill="1E1E1E"/>
-        <w:spacing w:line="285" w:lineRule="atLeast"/>
-        <w:rPr>
-          <w:rFonts w:ascii="Consolas" w:eastAsia="Times New Roman" w:hAnsi="Consolas" w:cs="Times New Roman"/>
-          <w:color w:val="D4D4D4"/>
-          <w:sz w:val="21"/>
-          <w:szCs w:val="21"/>
-          <w:lang w:val="en-US" w:eastAsia="en-US"/>
-        </w:rPr>
-      </w:pPr>
-      <w:r>
-        <w:rPr>
-          <w:rFonts w:ascii="Consolas" w:eastAsia="Times New Roman" w:hAnsi="Consolas" w:cs="Times New Roman"/>
-          <w:color w:val="D4D4D4"/>
-          <w:sz w:val="21"/>
-          <w:szCs w:val="21"/>
-          <w:lang w:val="en-US" w:eastAsia="en-US"/>
-        </w:rPr>
-        <w:t>            ]</w:t>
-      </w:r>
-    </w:p>
-    <w:p>
-      <w:pPr>
-        <w:shd w:val="clear" w:color="auto" w:fill="1E1E1E"/>
-        <w:spacing w:line="285" w:lineRule="atLeast"/>
-        <w:rPr>
-          <w:rFonts w:ascii="Consolas" w:eastAsia="Times New Roman" w:hAnsi="Consolas" w:cs="Times New Roman"/>
-          <w:color w:val="D4D4D4"/>
-          <w:sz w:val="21"/>
-          <w:szCs w:val="21"/>
-          <w:lang w:val="en-US" w:eastAsia="en-US"/>
-        </w:rPr>
-      </w:pPr>
-      <w:r>
-        <w:rPr>
-          <w:rFonts w:ascii="Consolas" w:eastAsia="Times New Roman" w:hAnsi="Consolas" w:cs="Times New Roman"/>
-          <w:color w:val="D4D4D4"/>
-          <w:sz w:val="21"/>
-          <w:szCs w:val="21"/>
-          <w:lang w:val="en-US" w:eastAsia="en-US"/>
-        </w:rPr>
-        <w:t>        }</w:t>
-      </w:r>
-    </w:p>
-    <w:p>
-      <w:pPr>
-        <w:shd w:val="clear" w:color="auto" w:fill="1E1E1E"/>
-        <w:spacing w:line="285" w:lineRule="atLeast"/>
-        <w:rPr>
-          <w:rFonts w:ascii="Consolas" w:eastAsia="Times New Roman" w:hAnsi="Consolas" w:cs="Times New Roman"/>
-          <w:color w:val="D4D4D4"/>
-          <w:sz w:val="21"/>
-          <w:szCs w:val="21"/>
-          <w:lang w:val="en-US" w:eastAsia="en-US"/>
-        </w:rPr>
-      </w:pPr>
-      <w:r>
-        <w:rPr>
-          <w:rFonts w:ascii="Consolas" w:eastAsia="Times New Roman" w:hAnsi="Consolas" w:cs="Times New Roman"/>
-          <w:color w:val="D4D4D4"/>
-          <w:sz w:val="21"/>
-          <w:szCs w:val="21"/>
-          <w:lang w:val="en-US" w:eastAsia="en-US"/>
-        </w:rPr>
-        <w:t>    }</w:t>
-      </w:r>
-    </w:p>
-    <w:p>
-      <w:pPr>
-        <w:shd w:val="clear" w:color="auto" w:fill="1E1E1E"/>
-        <w:spacing w:line="285" w:lineRule="atLeast"/>
-        <w:rPr>
-          <w:rFonts w:ascii="Consolas" w:eastAsia="Times New Roman" w:hAnsi="Consolas" w:cs="Times New Roman"/>
-          <w:color w:val="CCCCCC"/>
-          <w:sz w:val="21"/>
-          <w:szCs w:val="21"/>
-          <w:lang w:val="en-US" w:eastAsia="en-US"/>
-        </w:rPr>
-      </w:pPr>
-      <w:r>
-        <w:rPr>
-          <w:rFonts w:ascii="Consolas" w:eastAsia="Times New Roman" w:hAnsi="Consolas" w:cs="Times New Roman"/>
-          <w:color w:val="D4D4D4"/>
-          <w:sz w:val="21"/>
-          <w:szCs w:val="21"/>
-          <w:lang w:val="en-US" w:eastAsia="en-US"/>
-        </w:rPr>
-        <w:t>]</w:t>
-      </w:r>
-    </w:p>
-    <w:p>
-      <w:pPr>
-        <w:spacing w:line="360" w:lineRule="auto"/>
-        <w:rPr>
-          <w:rFonts w:asciiTheme="majorHAnsi" w:hAnsiTheme="majorHAnsi" w:cstheme="majorHAnsi"/>
-        </w:rPr>
-      </w:pPr>
+        <w:t>To update</w:t>
+      </w:r>
+      <w:r>
+        <w:rPr>
+          <w:rFonts w:ascii="Arial" w:hAnsi="Arial" w:cs="Arial"/>
+        </w:rPr>
+        <w:t xml:space="preserve"> sites.js file </w:t>
+      </w:r>
+      <w:r>
+        <w:rPr>
+          <w:rFonts w:ascii="Arial" w:hAnsi="Arial" w:cs="Arial"/>
+        </w:rPr>
+        <w:t xml:space="preserve">run “npm run </w:t>
+      </w:r>
+      <w:r>
+        <w:rPr>
+          <w:rFonts w:ascii="Arial" w:hAnsi="Arial" w:cs="Arial"/>
+        </w:rPr>
+        <w:t>esw-fetch-countries</w:t>
+      </w:r>
+      <w:r>
+        <w:rPr>
+          <w:rFonts w:ascii="Arial" w:hAnsi="Arial" w:cs="Arial"/>
+        </w:rPr>
+        <w:t>”</w:t>
+      </w:r>
     </w:p>
     <w:p>
       <w:pPr>
@@ -7544,7 +6422,6 @@
         <w:rPr>
           <w:rFonts w:ascii="Arial" w:hAnsi="Arial" w:cs="Arial"/>
         </w:rPr>
-        <w:lastRenderedPageBreak/>
         <w:t>Import EswInit component</w:t>
       </w:r>
     </w:p>
@@ -7779,7 +6656,14 @@
         <w:rPr>
           <w:rFonts w:ascii="Arial" w:hAnsi="Arial" w:cs="Arial"/>
         </w:rPr>
-        <w:t xml:space="preserve"> feature of ESW. These forms are required to prefill the values of relevant fields </w:t>
+        <w:t xml:space="preserve"> feature of ESW. These forms are </w:t>
+      </w:r>
+      <w:r>
+        <w:rPr>
+          <w:rFonts w:ascii="Arial" w:hAnsi="Arial" w:cs="Arial"/>
+        </w:rPr>
+        <w:lastRenderedPageBreak/>
+        <w:t xml:space="preserve">required to prefill the values of relevant fields </w:t>
       </w:r>
       <w:r>
         <w:rPr>
@@ -7861,7 +6745,6 @@
         <w:rPr>
           <w:rFonts w:ascii="Arial" w:hAnsi="Arial" w:cs="Arial"/>
         </w:rPr>
-        <w:lastRenderedPageBreak/>
         <w:t>Add following codes in file</w:t>
       </w:r>
       <w:r>
@@ -9781,12 +8664,12 @@
           <w:rFonts w:asciiTheme="majorHAnsi" w:hAnsiTheme="majorHAnsi" w:cstheme="majorHAnsi"/>
         </w:rPr>
       </w:pPr>
-      <w:bookmarkStart w:id="18" w:name="_Toc191926930"/>
+      <w:bookmarkStart w:id="18" w:name="_Toc191926931"/>
       <w:r>
         <w:rPr>
           <w:rFonts w:asciiTheme="majorHAnsi" w:hAnsiTheme="majorHAnsi" w:cstheme="majorHAnsi"/>
         </w:rPr>
-        <w:t>Override site-utils.js</w:t>
+        <w:t>Override order detail page</w:t>
       </w:r>
       <w:bookmarkEnd w:id="18"/>
     </w:p>
@@ -9801,7 +8684,7 @@
         <w:rPr>
           <w:rFonts w:ascii="Arial" w:hAnsi="Arial" w:cs="Arial"/>
         </w:rPr>
-        <w:t>This is require to get countries from the BM configurations. To override this file please follow these steps:</w:t>
+        <w:t>This is require to display order tracking information from ESW. To override this file please follow these steps:</w:t>
       </w:r>
     </w:p>
     <w:p>
@@ -9820,7 +8703,7 @@
         <w:rPr>
           <w:rFonts w:ascii="Arial" w:hAnsi="Arial" w:cs="Arial"/>
         </w:rPr>
-        <w:t>Go to /overrides/utils/site-utils.js</w:t>
+        <w:t>Go to /overrides/pages/account/order-detail.jsx</w:t>
       </w:r>
     </w:p>
     <w:p>
@@ -9858,7 +8741,7 @@
         <w:rPr>
           <w:rFonts w:ascii="Arial" w:hAnsi="Arial" w:cs="Arial"/>
         </w:rPr>
-        <w:t>Import esw-services.js in the file</w:t>
+        <w:t>Import EswOrderTracking component</w:t>
       </w:r>
     </w:p>
     <w:p>
@@ -9892,7 +8775,7 @@
           <w:szCs w:val="21"/>
           <w:lang w:val="en-US" w:eastAsia="en-US"/>
         </w:rPr>
-        <w:t xml:space="preserve"> {</w:t>
+        <w:t xml:space="preserve"> </w:t>
       </w:r>
       <w:r>
         <w:rPr>
@@ -9902,7 +8785,7 @@
           <w:szCs w:val="21"/>
           <w:lang w:val="en-US" w:eastAsia="en-US"/>
         </w:rPr>
-        <w:t>getSupportedCountries</w:t>
+        <w:t>ESWOrderTracking</w:t>
       </w:r>
       <w:r>
         <w:rPr>
@@ -9912,7 +8795,7 @@
           <w:szCs w:val="21"/>
           <w:lang w:val="en-US" w:eastAsia="en-US"/>
         </w:rPr>
-        <w:t xml:space="preserve">} </w:t>
+        <w:t xml:space="preserve"> </w:t>
       </w:r>
       <w:r>
         <w:rPr>
@@ -9942,7 +8825,7 @@
           <w:szCs w:val="21"/>
           <w:lang w:val="en-US" w:eastAsia="en-US"/>
         </w:rPr>
-        <w:t>'../esw/esw-services'</w:t>
+        <w:t>'../../esw/components/order-tracking/index'</w:t>
       </w:r>
     </w:p>
     <w:p>
@@ -9961,2052 +8844,7 @@
         <w:rPr>
           <w:rFonts w:ascii="Arial" w:hAnsi="Arial" w:cs="Arial"/>
         </w:rPr>
-        <w:t>Update the function getSites()</w:t>
-      </w:r>
-    </w:p>
-    <w:p>
-      <w:pPr>
-        <w:shd w:val="clear" w:color="auto" w:fill="1F1F1F"/>
-        <w:spacing w:line="285" w:lineRule="atLeast"/>
-        <w:ind w:left="720"/>
-        <w:rPr>
-          <w:rFonts w:ascii="Consolas" w:eastAsia="Times New Roman" w:hAnsi="Consolas" w:cs="Times New Roman"/>
-          <w:color w:val="CCCCCC"/>
-          <w:sz w:val="21"/>
-          <w:szCs w:val="21"/>
-          <w:lang w:val="en-US" w:eastAsia="en-US"/>
-        </w:rPr>
-      </w:pPr>
-      <w:r>
-        <w:rPr>
-          <w:rFonts w:ascii="Consolas" w:eastAsia="Times New Roman" w:hAnsi="Consolas" w:cs="Times New Roman"/>
-          <w:color w:val="6A9955"/>
-          <w:sz w:val="21"/>
-          <w:szCs w:val="21"/>
-          <w:lang w:val="en-US" w:eastAsia="en-US"/>
-        </w:rPr>
-        <w:t>/**</w:t>
-      </w:r>
-    </w:p>
-    <w:p>
-      <w:pPr>
-        <w:shd w:val="clear" w:color="auto" w:fill="1F1F1F"/>
-        <w:spacing w:line="285" w:lineRule="atLeast"/>
-        <w:ind w:left="720"/>
-        <w:rPr>
-          <w:rFonts w:ascii="Consolas" w:eastAsia="Times New Roman" w:hAnsi="Consolas" w:cs="Times New Roman"/>
-          <w:color w:val="CCCCCC"/>
-          <w:sz w:val="21"/>
-          <w:szCs w:val="21"/>
-          <w:lang w:val="en-US" w:eastAsia="en-US"/>
-        </w:rPr>
-      </w:pPr>
-      <w:r>
-        <w:rPr>
-          <w:rFonts w:ascii="Consolas" w:eastAsia="Times New Roman" w:hAnsi="Consolas" w:cs="Times New Roman"/>
-          <w:color w:val="6A9955"/>
-          <w:sz w:val="21"/>
-          <w:szCs w:val="21"/>
-          <w:lang w:val="en-US" w:eastAsia="en-US"/>
-        </w:rPr>
-        <w:t> * ESW customized function to return the list of sites that has included their respective aliases</w:t>
-      </w:r>
-    </w:p>
-    <w:p>
-      <w:pPr>
-        <w:shd w:val="clear" w:color="auto" w:fill="1F1F1F"/>
-        <w:spacing w:line="285" w:lineRule="atLeast"/>
-        <w:ind w:left="720"/>
-        <w:rPr>
-          <w:rFonts w:ascii="Consolas" w:eastAsia="Times New Roman" w:hAnsi="Consolas" w:cs="Times New Roman"/>
-          <w:color w:val="CCCCCC"/>
-          <w:sz w:val="21"/>
-          <w:szCs w:val="21"/>
-          <w:lang w:val="en-US" w:eastAsia="en-US"/>
-        </w:rPr>
-      </w:pPr>
-      <w:r>
-        <w:rPr>
-          <w:rFonts w:ascii="Consolas" w:eastAsia="Times New Roman" w:hAnsi="Consolas" w:cs="Times New Roman"/>
-          <w:color w:val="6A9955"/>
-          <w:sz w:val="21"/>
-          <w:szCs w:val="21"/>
-          <w:lang w:val="en-US" w:eastAsia="en-US"/>
-        </w:rPr>
-        <w:t xml:space="preserve"> * </w:t>
-      </w:r>
-      <w:r>
-        <w:rPr>
-          <w:rFonts w:ascii="Consolas" w:eastAsia="Times New Roman" w:hAnsi="Consolas" w:cs="Times New Roman"/>
-          <w:color w:val="569CD6"/>
-          <w:sz w:val="21"/>
-          <w:szCs w:val="21"/>
-          <w:lang w:val="en-US" w:eastAsia="en-US"/>
-        </w:rPr>
-        <w:t>@return</w:t>
-      </w:r>
-      <w:r>
-        <w:rPr>
-          <w:rFonts w:ascii="Consolas" w:eastAsia="Times New Roman" w:hAnsi="Consolas" w:cs="Times New Roman"/>
-          <w:color w:val="6A9955"/>
-          <w:sz w:val="21"/>
-          <w:szCs w:val="21"/>
-          <w:lang w:val="en-US" w:eastAsia="en-US"/>
-        </w:rPr>
-        <w:t xml:space="preserve"> </w:t>
-      </w:r>
-      <w:r>
-        <w:rPr>
-          <w:rFonts w:ascii="Consolas" w:eastAsia="Times New Roman" w:hAnsi="Consolas" w:cs="Times New Roman"/>
-          <w:color w:val="4EC9B0"/>
-          <w:sz w:val="21"/>
-          <w:szCs w:val="21"/>
-          <w:lang w:val="en-US" w:eastAsia="en-US"/>
-        </w:rPr>
-        <w:t>{array}</w:t>
-      </w:r>
-      <w:r>
-        <w:rPr>
-          <w:rFonts w:ascii="Consolas" w:eastAsia="Times New Roman" w:hAnsi="Consolas" w:cs="Times New Roman"/>
-          <w:color w:val="6A9955"/>
-          <w:sz w:val="21"/>
-          <w:szCs w:val="21"/>
-          <w:lang w:val="en-US" w:eastAsia="en-US"/>
-        </w:rPr>
-        <w:t xml:space="preserve"> sites - list of sites including their aliases</w:t>
-      </w:r>
-    </w:p>
-    <w:p>
-      <w:pPr>
-        <w:shd w:val="clear" w:color="auto" w:fill="1F1F1F"/>
-        <w:spacing w:line="285" w:lineRule="atLeast"/>
-        <w:ind w:left="720"/>
-        <w:rPr>
-          <w:rFonts w:ascii="Consolas" w:eastAsia="Times New Roman" w:hAnsi="Consolas" w:cs="Times New Roman"/>
-          <w:color w:val="CCCCCC"/>
-          <w:sz w:val="21"/>
-          <w:szCs w:val="21"/>
-          <w:lang w:val="en-US" w:eastAsia="en-US"/>
-        </w:rPr>
-      </w:pPr>
-      <w:r>
-        <w:rPr>
-          <w:rFonts w:ascii="Consolas" w:eastAsia="Times New Roman" w:hAnsi="Consolas" w:cs="Times New Roman"/>
-          <w:color w:val="6A9955"/>
-          <w:sz w:val="21"/>
-          <w:szCs w:val="21"/>
-          <w:lang w:val="en-US" w:eastAsia="en-US"/>
-        </w:rPr>
-        <w:t> */</w:t>
-      </w:r>
-    </w:p>
-    <w:p>
-      <w:pPr>
-        <w:shd w:val="clear" w:color="auto" w:fill="1F1F1F"/>
-        <w:spacing w:line="285" w:lineRule="atLeast"/>
-        <w:ind w:left="720"/>
-        <w:rPr>
-          <w:rFonts w:ascii="Consolas" w:eastAsia="Times New Roman" w:hAnsi="Consolas" w:cs="Times New Roman"/>
-          <w:color w:val="CCCCCC"/>
-          <w:sz w:val="21"/>
-          <w:szCs w:val="21"/>
-          <w:lang w:val="en-US" w:eastAsia="en-US"/>
-        </w:rPr>
-      </w:pPr>
-      <w:r>
-        <w:rPr>
-          <w:rFonts w:ascii="Consolas" w:eastAsia="Times New Roman" w:hAnsi="Consolas" w:cs="Times New Roman"/>
-          <w:color w:val="C586C0"/>
-          <w:sz w:val="21"/>
-          <w:szCs w:val="21"/>
-          <w:lang w:val="en-US" w:eastAsia="en-US"/>
-        </w:rPr>
-        <w:t>export</w:t>
-      </w:r>
-      <w:r>
-        <w:rPr>
-          <w:rFonts w:ascii="Consolas" w:eastAsia="Times New Roman" w:hAnsi="Consolas" w:cs="Times New Roman"/>
-          <w:color w:val="CCCCCC"/>
-          <w:sz w:val="21"/>
-          <w:szCs w:val="21"/>
-          <w:lang w:val="en-US" w:eastAsia="en-US"/>
-        </w:rPr>
-        <w:t xml:space="preserve"> </w:t>
-      </w:r>
-      <w:r>
-        <w:rPr>
-          <w:rFonts w:ascii="Consolas" w:eastAsia="Times New Roman" w:hAnsi="Consolas" w:cs="Times New Roman"/>
-          <w:color w:val="569CD6"/>
-          <w:sz w:val="21"/>
-          <w:szCs w:val="21"/>
-          <w:lang w:val="en-US" w:eastAsia="en-US"/>
-        </w:rPr>
-        <w:t>const</w:t>
-      </w:r>
-      <w:r>
-        <w:rPr>
-          <w:rFonts w:ascii="Consolas" w:eastAsia="Times New Roman" w:hAnsi="Consolas" w:cs="Times New Roman"/>
-          <w:color w:val="CCCCCC"/>
-          <w:sz w:val="21"/>
-          <w:szCs w:val="21"/>
-          <w:lang w:val="en-US" w:eastAsia="en-US"/>
-        </w:rPr>
-        <w:t xml:space="preserve"> </w:t>
-      </w:r>
-      <w:r>
-        <w:rPr>
-          <w:rFonts w:ascii="Consolas" w:eastAsia="Times New Roman" w:hAnsi="Consolas" w:cs="Times New Roman"/>
-          <w:color w:val="DCDCAA"/>
-          <w:sz w:val="21"/>
-          <w:szCs w:val="21"/>
-          <w:lang w:val="en-US" w:eastAsia="en-US"/>
-        </w:rPr>
-        <w:t>getSites</w:t>
-      </w:r>
-      <w:r>
-        <w:rPr>
-          <w:rFonts w:ascii="Consolas" w:eastAsia="Times New Roman" w:hAnsi="Consolas" w:cs="Times New Roman"/>
-          <w:color w:val="CCCCCC"/>
-          <w:sz w:val="21"/>
-          <w:szCs w:val="21"/>
-          <w:lang w:val="en-US" w:eastAsia="en-US"/>
-        </w:rPr>
-        <w:t xml:space="preserve"> </w:t>
-      </w:r>
-      <w:r>
-        <w:rPr>
-          <w:rFonts w:ascii="Consolas" w:eastAsia="Times New Roman" w:hAnsi="Consolas" w:cs="Times New Roman"/>
-          <w:color w:val="D4D4D4"/>
-          <w:sz w:val="21"/>
-          <w:szCs w:val="21"/>
-          <w:lang w:val="en-US" w:eastAsia="en-US"/>
-        </w:rPr>
-        <w:t>=</w:t>
-      </w:r>
-      <w:r>
-        <w:rPr>
-          <w:rFonts w:ascii="Consolas" w:eastAsia="Times New Roman" w:hAnsi="Consolas" w:cs="Times New Roman"/>
-          <w:color w:val="CCCCCC"/>
-          <w:sz w:val="21"/>
-          <w:szCs w:val="21"/>
-          <w:lang w:val="en-US" w:eastAsia="en-US"/>
-        </w:rPr>
-        <w:t xml:space="preserve"> () </w:t>
-      </w:r>
-      <w:r>
-        <w:rPr>
-          <w:rFonts w:ascii="Consolas" w:eastAsia="Times New Roman" w:hAnsi="Consolas" w:cs="Times New Roman"/>
-          <w:color w:val="569CD6"/>
-          <w:sz w:val="21"/>
-          <w:szCs w:val="21"/>
-          <w:lang w:val="en-US" w:eastAsia="en-US"/>
-        </w:rPr>
-        <w:t>=&gt;</w:t>
-      </w:r>
-      <w:r>
-        <w:rPr>
-          <w:rFonts w:ascii="Consolas" w:eastAsia="Times New Roman" w:hAnsi="Consolas" w:cs="Times New Roman"/>
-          <w:color w:val="CCCCCC"/>
-          <w:sz w:val="21"/>
-          <w:szCs w:val="21"/>
-          <w:lang w:val="en-US" w:eastAsia="en-US"/>
-        </w:rPr>
-        <w:t xml:space="preserve"> {</w:t>
-      </w:r>
-    </w:p>
-    <w:p>
-      <w:pPr>
-        <w:shd w:val="clear" w:color="auto" w:fill="1F1F1F"/>
-        <w:spacing w:line="285" w:lineRule="atLeast"/>
-        <w:ind w:left="720"/>
-        <w:rPr>
-          <w:rFonts w:ascii="Consolas" w:eastAsia="Times New Roman" w:hAnsi="Consolas" w:cs="Times New Roman"/>
-          <w:color w:val="CCCCCC"/>
-          <w:sz w:val="21"/>
-          <w:szCs w:val="21"/>
-          <w:lang w:val="en-US" w:eastAsia="en-US"/>
-        </w:rPr>
-      </w:pPr>
-      <w:r>
-        <w:rPr>
-          <w:rFonts w:ascii="Consolas" w:eastAsia="Times New Roman" w:hAnsi="Consolas" w:cs="Times New Roman"/>
-          <w:color w:val="CCCCCC"/>
-          <w:sz w:val="21"/>
-          <w:szCs w:val="21"/>
-          <w:lang w:val="en-US" w:eastAsia="en-US"/>
-        </w:rPr>
         <w:lastRenderedPageBreak/>
-        <w:t xml:space="preserve">    </w:t>
-      </w:r>
-      <w:r>
-        <w:rPr>
-          <w:rFonts w:ascii="Consolas" w:eastAsia="Times New Roman" w:hAnsi="Consolas" w:cs="Times New Roman"/>
-          <w:color w:val="569CD6"/>
-          <w:sz w:val="21"/>
-          <w:szCs w:val="21"/>
-          <w:lang w:val="en-US" w:eastAsia="en-US"/>
-        </w:rPr>
-        <w:t>let</w:t>
-      </w:r>
-      <w:r>
-        <w:rPr>
-          <w:rFonts w:ascii="Consolas" w:eastAsia="Times New Roman" w:hAnsi="Consolas" w:cs="Times New Roman"/>
-          <w:color w:val="CCCCCC"/>
-          <w:sz w:val="21"/>
-          <w:szCs w:val="21"/>
-          <w:lang w:val="en-US" w:eastAsia="en-US"/>
-        </w:rPr>
-        <w:t xml:space="preserve"> </w:t>
-      </w:r>
-      <w:r>
-        <w:rPr>
-          <w:rFonts w:ascii="Consolas" w:eastAsia="Times New Roman" w:hAnsi="Consolas" w:cs="Times New Roman"/>
-          <w:color w:val="9CDCFE"/>
-          <w:sz w:val="21"/>
-          <w:szCs w:val="21"/>
-          <w:lang w:val="en-US" w:eastAsia="en-US"/>
-        </w:rPr>
-        <w:t>sitesFromConfig</w:t>
-      </w:r>
-      <w:r>
-        <w:rPr>
-          <w:rFonts w:ascii="Consolas" w:eastAsia="Times New Roman" w:hAnsi="Consolas" w:cs="Times New Roman"/>
-          <w:color w:val="CCCCCC"/>
-          <w:sz w:val="21"/>
-          <w:szCs w:val="21"/>
-          <w:lang w:val="en-US" w:eastAsia="en-US"/>
-        </w:rPr>
-        <w:t xml:space="preserve"> </w:t>
-      </w:r>
-      <w:r>
-        <w:rPr>
-          <w:rFonts w:ascii="Consolas" w:eastAsia="Times New Roman" w:hAnsi="Consolas" w:cs="Times New Roman"/>
-          <w:color w:val="D4D4D4"/>
-          <w:sz w:val="21"/>
-          <w:szCs w:val="21"/>
-          <w:lang w:val="en-US" w:eastAsia="en-US"/>
-        </w:rPr>
-        <w:t>=</w:t>
-      </w:r>
-      <w:r>
-        <w:rPr>
-          <w:rFonts w:ascii="Consolas" w:eastAsia="Times New Roman" w:hAnsi="Consolas" w:cs="Times New Roman"/>
-          <w:color w:val="CCCCCC"/>
-          <w:sz w:val="21"/>
-          <w:szCs w:val="21"/>
-          <w:lang w:val="en-US" w:eastAsia="en-US"/>
-        </w:rPr>
-        <w:t xml:space="preserve"> </w:t>
-      </w:r>
-      <w:r>
-        <w:rPr>
-          <w:rFonts w:ascii="Consolas" w:eastAsia="Times New Roman" w:hAnsi="Consolas" w:cs="Times New Roman"/>
-          <w:color w:val="DCDCAA"/>
-          <w:sz w:val="21"/>
-          <w:szCs w:val="21"/>
-          <w:lang w:val="en-US" w:eastAsia="en-US"/>
-        </w:rPr>
-        <w:t>getConfig</w:t>
-      </w:r>
-      <w:r>
-        <w:rPr>
-          <w:rFonts w:ascii="Consolas" w:eastAsia="Times New Roman" w:hAnsi="Consolas" w:cs="Times New Roman"/>
-          <w:color w:val="CCCCCC"/>
-          <w:sz w:val="21"/>
-          <w:szCs w:val="21"/>
-          <w:lang w:val="en-US" w:eastAsia="en-US"/>
-        </w:rPr>
-        <w:t>().</w:t>
-      </w:r>
-      <w:r>
-        <w:rPr>
-          <w:rFonts w:ascii="Consolas" w:eastAsia="Times New Roman" w:hAnsi="Consolas" w:cs="Times New Roman"/>
-          <w:color w:val="9CDCFE"/>
-          <w:sz w:val="21"/>
-          <w:szCs w:val="21"/>
-          <w:lang w:val="en-US" w:eastAsia="en-US"/>
-        </w:rPr>
-        <w:t>app</w:t>
-      </w:r>
-    </w:p>
-    <w:p>
-      <w:pPr>
-        <w:shd w:val="clear" w:color="auto" w:fill="1F1F1F"/>
-        <w:spacing w:line="285" w:lineRule="atLeast"/>
-        <w:ind w:left="720"/>
-        <w:rPr>
-          <w:rFonts w:ascii="Consolas" w:eastAsia="Times New Roman" w:hAnsi="Consolas" w:cs="Times New Roman"/>
-          <w:color w:val="CCCCCC"/>
-          <w:sz w:val="21"/>
-          <w:szCs w:val="21"/>
-          <w:lang w:val="en-US" w:eastAsia="en-US"/>
-        </w:rPr>
-      </w:pPr>
-    </w:p>
-    <w:p>
-      <w:pPr>
-        <w:shd w:val="clear" w:color="auto" w:fill="1F1F1F"/>
-        <w:spacing w:line="285" w:lineRule="atLeast"/>
-        <w:ind w:left="720"/>
-        <w:rPr>
-          <w:rFonts w:ascii="Consolas" w:eastAsia="Times New Roman" w:hAnsi="Consolas" w:cs="Times New Roman"/>
-          <w:color w:val="CCCCCC"/>
-          <w:sz w:val="21"/>
-          <w:szCs w:val="21"/>
-          <w:lang w:val="en-US" w:eastAsia="en-US"/>
-        </w:rPr>
-      </w:pPr>
-      <w:r>
-        <w:rPr>
-          <w:rFonts w:ascii="Consolas" w:eastAsia="Times New Roman" w:hAnsi="Consolas" w:cs="Times New Roman"/>
-          <w:color w:val="CCCCCC"/>
-          <w:sz w:val="21"/>
-          <w:szCs w:val="21"/>
-          <w:lang w:val="en-US" w:eastAsia="en-US"/>
-        </w:rPr>
-        <w:t xml:space="preserve">    </w:t>
-      </w:r>
-      <w:r>
-        <w:rPr>
-          <w:rFonts w:ascii="Consolas" w:eastAsia="Times New Roman" w:hAnsi="Consolas" w:cs="Times New Roman"/>
-          <w:color w:val="6A9955"/>
-          <w:sz w:val="21"/>
-          <w:szCs w:val="21"/>
-          <w:lang w:val="en-US" w:eastAsia="en-US"/>
-        </w:rPr>
-        <w:t>// sites.js from the BM</w:t>
-      </w:r>
-    </w:p>
-    <w:p>
-      <w:pPr>
-        <w:shd w:val="clear" w:color="auto" w:fill="1F1F1F"/>
-        <w:spacing w:line="285" w:lineRule="atLeast"/>
-        <w:ind w:left="720"/>
-        <w:rPr>
-          <w:rFonts w:ascii="Consolas" w:eastAsia="Times New Roman" w:hAnsi="Consolas" w:cs="Times New Roman"/>
-          <w:color w:val="CCCCCC"/>
-          <w:sz w:val="21"/>
-          <w:szCs w:val="21"/>
-          <w:lang w:val="en-US" w:eastAsia="en-US"/>
-        </w:rPr>
-      </w:pPr>
-      <w:r>
-        <w:rPr>
-          <w:rFonts w:ascii="Consolas" w:eastAsia="Times New Roman" w:hAnsi="Consolas" w:cs="Times New Roman"/>
-          <w:color w:val="CCCCCC"/>
-          <w:sz w:val="21"/>
-          <w:szCs w:val="21"/>
-          <w:lang w:val="en-US" w:eastAsia="en-US"/>
-        </w:rPr>
-        <w:t xml:space="preserve">    </w:t>
-      </w:r>
-      <w:r>
-        <w:rPr>
-          <w:rFonts w:ascii="Consolas" w:eastAsia="Times New Roman" w:hAnsi="Consolas" w:cs="Times New Roman"/>
-          <w:color w:val="DCDCAA"/>
-          <w:sz w:val="21"/>
-          <w:szCs w:val="21"/>
-          <w:lang w:val="en-US" w:eastAsia="en-US"/>
-        </w:rPr>
-        <w:t>getSupportedCountries</w:t>
-      </w:r>
-      <w:r>
-        <w:rPr>
-          <w:rFonts w:ascii="Consolas" w:eastAsia="Times New Roman" w:hAnsi="Consolas" w:cs="Times New Roman"/>
-          <w:color w:val="CCCCCC"/>
-          <w:sz w:val="21"/>
-          <w:szCs w:val="21"/>
-          <w:lang w:val="en-US" w:eastAsia="en-US"/>
-        </w:rPr>
-        <w:t>()</w:t>
-      </w:r>
-    </w:p>
-    <w:p>
-      <w:pPr>
-        <w:shd w:val="clear" w:color="auto" w:fill="1F1F1F"/>
-        <w:spacing w:line="285" w:lineRule="atLeast"/>
-        <w:ind w:left="720"/>
-        <w:rPr>
-          <w:rFonts w:ascii="Consolas" w:eastAsia="Times New Roman" w:hAnsi="Consolas" w:cs="Times New Roman"/>
-          <w:color w:val="CCCCCC"/>
-          <w:sz w:val="21"/>
-          <w:szCs w:val="21"/>
-          <w:lang w:val="en-US" w:eastAsia="en-US"/>
-        </w:rPr>
-      </w:pPr>
-      <w:r>
-        <w:rPr>
-          <w:rFonts w:ascii="Consolas" w:eastAsia="Times New Roman" w:hAnsi="Consolas" w:cs="Times New Roman"/>
-          <w:color w:val="CCCCCC"/>
-          <w:sz w:val="21"/>
-          <w:szCs w:val="21"/>
-          <w:lang w:val="en-US" w:eastAsia="en-US"/>
-        </w:rPr>
-        <w:t>        .</w:t>
-      </w:r>
-      <w:r>
-        <w:rPr>
-          <w:rFonts w:ascii="Consolas" w:eastAsia="Times New Roman" w:hAnsi="Consolas" w:cs="Times New Roman"/>
-          <w:color w:val="DCDCAA"/>
-          <w:sz w:val="21"/>
-          <w:szCs w:val="21"/>
-          <w:lang w:val="en-US" w:eastAsia="en-US"/>
-        </w:rPr>
-        <w:t>then</w:t>
-      </w:r>
-      <w:r>
-        <w:rPr>
-          <w:rFonts w:ascii="Consolas" w:eastAsia="Times New Roman" w:hAnsi="Consolas" w:cs="Times New Roman"/>
-          <w:color w:val="CCCCCC"/>
-          <w:sz w:val="21"/>
-          <w:szCs w:val="21"/>
-          <w:lang w:val="en-US" w:eastAsia="en-US"/>
-        </w:rPr>
-        <w:t>((</w:t>
-      </w:r>
-      <w:r>
-        <w:rPr>
-          <w:rFonts w:ascii="Consolas" w:eastAsia="Times New Roman" w:hAnsi="Consolas" w:cs="Times New Roman"/>
-          <w:color w:val="9CDCFE"/>
-          <w:sz w:val="21"/>
-          <w:szCs w:val="21"/>
-          <w:lang w:val="en-US" w:eastAsia="en-US"/>
-        </w:rPr>
-        <w:t>response</w:t>
-      </w:r>
-      <w:r>
-        <w:rPr>
-          <w:rFonts w:ascii="Consolas" w:eastAsia="Times New Roman" w:hAnsi="Consolas" w:cs="Times New Roman"/>
-          <w:color w:val="CCCCCC"/>
-          <w:sz w:val="21"/>
-          <w:szCs w:val="21"/>
-          <w:lang w:val="en-US" w:eastAsia="en-US"/>
-        </w:rPr>
-        <w:t xml:space="preserve">) </w:t>
-      </w:r>
-      <w:r>
-        <w:rPr>
-          <w:rFonts w:ascii="Consolas" w:eastAsia="Times New Roman" w:hAnsi="Consolas" w:cs="Times New Roman"/>
-          <w:color w:val="569CD6"/>
-          <w:sz w:val="21"/>
-          <w:szCs w:val="21"/>
-          <w:lang w:val="en-US" w:eastAsia="en-US"/>
-        </w:rPr>
-        <w:t>=&gt;</w:t>
-      </w:r>
-      <w:r>
-        <w:rPr>
-          <w:rFonts w:ascii="Consolas" w:eastAsia="Times New Roman" w:hAnsi="Consolas" w:cs="Times New Roman"/>
-          <w:color w:val="CCCCCC"/>
-          <w:sz w:val="21"/>
-          <w:szCs w:val="21"/>
-          <w:lang w:val="en-US" w:eastAsia="en-US"/>
-        </w:rPr>
-        <w:t xml:space="preserve"> </w:t>
-      </w:r>
-      <w:r>
-        <w:rPr>
-          <w:rFonts w:ascii="Consolas" w:eastAsia="Times New Roman" w:hAnsi="Consolas" w:cs="Times New Roman"/>
-          <w:color w:val="9CDCFE"/>
-          <w:sz w:val="21"/>
-          <w:szCs w:val="21"/>
-          <w:lang w:val="en-US" w:eastAsia="en-US"/>
-        </w:rPr>
-        <w:t>response</w:t>
-      </w:r>
-      <w:r>
-        <w:rPr>
-          <w:rFonts w:ascii="Consolas" w:eastAsia="Times New Roman" w:hAnsi="Consolas" w:cs="Times New Roman"/>
-          <w:color w:val="CCCCCC"/>
-          <w:sz w:val="21"/>
-          <w:szCs w:val="21"/>
-          <w:lang w:val="en-US" w:eastAsia="en-US"/>
-        </w:rPr>
-        <w:t>.</w:t>
-      </w:r>
-      <w:r>
-        <w:rPr>
-          <w:rFonts w:ascii="Consolas" w:eastAsia="Times New Roman" w:hAnsi="Consolas" w:cs="Times New Roman"/>
-          <w:color w:val="DCDCAA"/>
-          <w:sz w:val="21"/>
-          <w:szCs w:val="21"/>
-          <w:lang w:val="en-US" w:eastAsia="en-US"/>
-        </w:rPr>
-        <w:t>json</w:t>
-      </w:r>
-      <w:r>
-        <w:rPr>
-          <w:rFonts w:ascii="Consolas" w:eastAsia="Times New Roman" w:hAnsi="Consolas" w:cs="Times New Roman"/>
-          <w:color w:val="CCCCCC"/>
-          <w:sz w:val="21"/>
-          <w:szCs w:val="21"/>
-          <w:lang w:val="en-US" w:eastAsia="en-US"/>
-        </w:rPr>
-        <w:t>())</w:t>
-      </w:r>
-    </w:p>
-    <w:p>
-      <w:pPr>
-        <w:shd w:val="clear" w:color="auto" w:fill="1F1F1F"/>
-        <w:spacing w:line="285" w:lineRule="atLeast"/>
-        <w:ind w:left="720"/>
-        <w:rPr>
-          <w:rFonts w:ascii="Consolas" w:eastAsia="Times New Roman" w:hAnsi="Consolas" w:cs="Times New Roman"/>
-          <w:color w:val="CCCCCC"/>
-          <w:sz w:val="21"/>
-          <w:szCs w:val="21"/>
-          <w:lang w:val="en-US" w:eastAsia="en-US"/>
-        </w:rPr>
-      </w:pPr>
-      <w:r>
-        <w:rPr>
-          <w:rFonts w:ascii="Consolas" w:eastAsia="Times New Roman" w:hAnsi="Consolas" w:cs="Times New Roman"/>
-          <w:color w:val="CCCCCC"/>
-          <w:sz w:val="21"/>
-          <w:szCs w:val="21"/>
-          <w:lang w:val="en-US" w:eastAsia="en-US"/>
-        </w:rPr>
-        <w:t>        .</w:t>
-      </w:r>
-      <w:r>
-        <w:rPr>
-          <w:rFonts w:ascii="Consolas" w:eastAsia="Times New Roman" w:hAnsi="Consolas" w:cs="Times New Roman"/>
-          <w:color w:val="DCDCAA"/>
-          <w:sz w:val="21"/>
-          <w:szCs w:val="21"/>
-          <w:lang w:val="en-US" w:eastAsia="en-US"/>
-        </w:rPr>
-        <w:t>then</w:t>
-      </w:r>
-      <w:r>
-        <w:rPr>
-          <w:rFonts w:ascii="Consolas" w:eastAsia="Times New Roman" w:hAnsi="Consolas" w:cs="Times New Roman"/>
-          <w:color w:val="CCCCCC"/>
-          <w:sz w:val="21"/>
-          <w:szCs w:val="21"/>
-          <w:lang w:val="en-US" w:eastAsia="en-US"/>
-        </w:rPr>
-        <w:t>((</w:t>
-      </w:r>
-      <w:r>
-        <w:rPr>
-          <w:rFonts w:ascii="Consolas" w:eastAsia="Times New Roman" w:hAnsi="Consolas" w:cs="Times New Roman"/>
-          <w:color w:val="9CDCFE"/>
-          <w:sz w:val="21"/>
-          <w:szCs w:val="21"/>
-          <w:lang w:val="en-US" w:eastAsia="en-US"/>
-        </w:rPr>
-        <w:t>data</w:t>
-      </w:r>
-      <w:r>
-        <w:rPr>
-          <w:rFonts w:ascii="Consolas" w:eastAsia="Times New Roman" w:hAnsi="Consolas" w:cs="Times New Roman"/>
-          <w:color w:val="CCCCCC"/>
-          <w:sz w:val="21"/>
-          <w:szCs w:val="21"/>
-          <w:lang w:val="en-US" w:eastAsia="en-US"/>
-        </w:rPr>
-        <w:t xml:space="preserve">) </w:t>
-      </w:r>
-      <w:r>
-        <w:rPr>
-          <w:rFonts w:ascii="Consolas" w:eastAsia="Times New Roman" w:hAnsi="Consolas" w:cs="Times New Roman"/>
-          <w:color w:val="569CD6"/>
-          <w:sz w:val="21"/>
-          <w:szCs w:val="21"/>
-          <w:lang w:val="en-US" w:eastAsia="en-US"/>
-        </w:rPr>
-        <w:t>=&gt;</w:t>
-      </w:r>
-      <w:r>
-        <w:rPr>
-          <w:rFonts w:ascii="Consolas" w:eastAsia="Times New Roman" w:hAnsi="Consolas" w:cs="Times New Roman"/>
-          <w:color w:val="CCCCCC"/>
-          <w:sz w:val="21"/>
-          <w:szCs w:val="21"/>
-          <w:lang w:val="en-US" w:eastAsia="en-US"/>
-        </w:rPr>
-        <w:t xml:space="preserve"> (</w:t>
-      </w:r>
-      <w:r>
-        <w:rPr>
-          <w:rFonts w:ascii="Consolas" w:eastAsia="Times New Roman" w:hAnsi="Consolas" w:cs="Times New Roman"/>
-          <w:color w:val="9CDCFE"/>
-          <w:sz w:val="21"/>
-          <w:szCs w:val="21"/>
-          <w:lang w:val="en-US" w:eastAsia="en-US"/>
-        </w:rPr>
-        <w:t>sitesFromConfig</w:t>
-      </w:r>
-      <w:r>
-        <w:rPr>
-          <w:rFonts w:ascii="Consolas" w:eastAsia="Times New Roman" w:hAnsi="Consolas" w:cs="Times New Roman"/>
-          <w:color w:val="CCCCCC"/>
-          <w:sz w:val="21"/>
-          <w:szCs w:val="21"/>
-          <w:lang w:val="en-US" w:eastAsia="en-US"/>
-        </w:rPr>
-        <w:t>.</w:t>
-      </w:r>
-      <w:r>
-        <w:rPr>
-          <w:rFonts w:ascii="Consolas" w:eastAsia="Times New Roman" w:hAnsi="Consolas" w:cs="Times New Roman"/>
-          <w:color w:val="9CDCFE"/>
-          <w:sz w:val="21"/>
-          <w:szCs w:val="21"/>
-          <w:lang w:val="en-US" w:eastAsia="en-US"/>
-        </w:rPr>
-        <w:t>sites</w:t>
-      </w:r>
-      <w:r>
-        <w:rPr>
-          <w:rFonts w:ascii="Consolas" w:eastAsia="Times New Roman" w:hAnsi="Consolas" w:cs="Times New Roman"/>
-          <w:color w:val="CCCCCC"/>
-          <w:sz w:val="21"/>
-          <w:szCs w:val="21"/>
-          <w:lang w:val="en-US" w:eastAsia="en-US"/>
-        </w:rPr>
-        <w:t xml:space="preserve"> </w:t>
-      </w:r>
-      <w:r>
-        <w:rPr>
-          <w:rFonts w:ascii="Consolas" w:eastAsia="Times New Roman" w:hAnsi="Consolas" w:cs="Times New Roman"/>
-          <w:color w:val="D4D4D4"/>
-          <w:sz w:val="21"/>
-          <w:szCs w:val="21"/>
-          <w:lang w:val="en-US" w:eastAsia="en-US"/>
-        </w:rPr>
-        <w:t>=</w:t>
-      </w:r>
-      <w:r>
-        <w:rPr>
-          <w:rFonts w:ascii="Consolas" w:eastAsia="Times New Roman" w:hAnsi="Consolas" w:cs="Times New Roman"/>
-          <w:color w:val="CCCCCC"/>
-          <w:sz w:val="21"/>
-          <w:szCs w:val="21"/>
-          <w:lang w:val="en-US" w:eastAsia="en-US"/>
-        </w:rPr>
-        <w:t xml:space="preserve"> </w:t>
-      </w:r>
-      <w:r>
-        <w:rPr>
-          <w:rFonts w:ascii="Consolas" w:eastAsia="Times New Roman" w:hAnsi="Consolas" w:cs="Times New Roman"/>
-          <w:color w:val="9CDCFE"/>
-          <w:sz w:val="21"/>
-          <w:szCs w:val="21"/>
-          <w:lang w:val="en-US" w:eastAsia="en-US"/>
-        </w:rPr>
-        <w:t>data</w:t>
-      </w:r>
-      <w:r>
-        <w:rPr>
-          <w:rFonts w:ascii="Consolas" w:eastAsia="Times New Roman" w:hAnsi="Consolas" w:cs="Times New Roman"/>
-          <w:color w:val="CCCCCC"/>
-          <w:sz w:val="21"/>
-          <w:szCs w:val="21"/>
-          <w:lang w:val="en-US" w:eastAsia="en-US"/>
-        </w:rPr>
-        <w:t>.</w:t>
-      </w:r>
-      <w:r>
-        <w:rPr>
-          <w:rFonts w:ascii="Consolas" w:eastAsia="Times New Roman" w:hAnsi="Consolas" w:cs="Times New Roman"/>
-          <w:color w:val="9CDCFE"/>
-          <w:sz w:val="21"/>
-          <w:szCs w:val="21"/>
-          <w:lang w:val="en-US" w:eastAsia="en-US"/>
-        </w:rPr>
-        <w:t>allowedCountries</w:t>
-      </w:r>
-      <w:r>
-        <w:rPr>
-          <w:rFonts w:ascii="Consolas" w:eastAsia="Times New Roman" w:hAnsi="Consolas" w:cs="Times New Roman"/>
-          <w:color w:val="CCCCCC"/>
-          <w:sz w:val="21"/>
-          <w:szCs w:val="21"/>
-          <w:lang w:val="en-US" w:eastAsia="en-US"/>
-        </w:rPr>
-        <w:t>))</w:t>
-      </w:r>
-    </w:p>
-    <w:p>
-      <w:pPr>
-        <w:shd w:val="clear" w:color="auto" w:fill="1F1F1F"/>
-        <w:spacing w:line="285" w:lineRule="atLeast"/>
-        <w:ind w:left="720"/>
-        <w:rPr>
-          <w:rFonts w:ascii="Consolas" w:eastAsia="Times New Roman" w:hAnsi="Consolas" w:cs="Times New Roman"/>
-          <w:color w:val="CCCCCC"/>
-          <w:sz w:val="21"/>
-          <w:szCs w:val="21"/>
-          <w:lang w:val="en-US" w:eastAsia="en-US"/>
-        </w:rPr>
-      </w:pPr>
-    </w:p>
-    <w:p>
-      <w:pPr>
-        <w:shd w:val="clear" w:color="auto" w:fill="1F1F1F"/>
-        <w:spacing w:line="285" w:lineRule="atLeast"/>
-        <w:ind w:left="720"/>
-        <w:rPr>
-          <w:rFonts w:ascii="Consolas" w:eastAsia="Times New Roman" w:hAnsi="Consolas" w:cs="Times New Roman"/>
-          <w:color w:val="CCCCCC"/>
-          <w:sz w:val="21"/>
-          <w:szCs w:val="21"/>
-          <w:lang w:val="en-US" w:eastAsia="en-US"/>
-        </w:rPr>
-      </w:pPr>
-      <w:r>
-        <w:rPr>
-          <w:rFonts w:ascii="Consolas" w:eastAsia="Times New Roman" w:hAnsi="Consolas" w:cs="Times New Roman"/>
-          <w:color w:val="CCCCCC"/>
-          <w:sz w:val="21"/>
-          <w:szCs w:val="21"/>
-          <w:lang w:val="en-US" w:eastAsia="en-US"/>
-        </w:rPr>
-        <w:t xml:space="preserve">    </w:t>
-      </w:r>
-      <w:r>
-        <w:rPr>
-          <w:rFonts w:ascii="Consolas" w:eastAsia="Times New Roman" w:hAnsi="Consolas" w:cs="Times New Roman"/>
-          <w:color w:val="569CD6"/>
-          <w:sz w:val="21"/>
-          <w:szCs w:val="21"/>
-          <w:lang w:val="en-US" w:eastAsia="en-US"/>
-        </w:rPr>
-        <w:t>let</w:t>
-      </w:r>
-      <w:r>
-        <w:rPr>
-          <w:rFonts w:ascii="Consolas" w:eastAsia="Times New Roman" w:hAnsi="Consolas" w:cs="Times New Roman"/>
-          <w:color w:val="CCCCCC"/>
-          <w:sz w:val="21"/>
-          <w:szCs w:val="21"/>
-          <w:lang w:val="en-US" w:eastAsia="en-US"/>
-        </w:rPr>
-        <w:t xml:space="preserve"> {</w:t>
-      </w:r>
-      <w:r>
-        <w:rPr>
-          <w:rFonts w:ascii="Consolas" w:eastAsia="Times New Roman" w:hAnsi="Consolas" w:cs="Times New Roman"/>
-          <w:color w:val="9CDCFE"/>
-          <w:sz w:val="21"/>
-          <w:szCs w:val="21"/>
-          <w:lang w:val="en-US" w:eastAsia="en-US"/>
-        </w:rPr>
-        <w:t>sites</w:t>
-      </w:r>
-      <w:r>
-        <w:rPr>
-          <w:rFonts w:ascii="Consolas" w:eastAsia="Times New Roman" w:hAnsi="Consolas" w:cs="Times New Roman"/>
-          <w:color w:val="CCCCCC"/>
-          <w:sz w:val="21"/>
-          <w:szCs w:val="21"/>
-          <w:lang w:val="en-US" w:eastAsia="en-US"/>
-        </w:rPr>
-        <w:t xml:space="preserve"> </w:t>
-      </w:r>
-      <w:r>
-        <w:rPr>
-          <w:rFonts w:ascii="Consolas" w:eastAsia="Times New Roman" w:hAnsi="Consolas" w:cs="Times New Roman"/>
-          <w:color w:val="D4D4D4"/>
-          <w:sz w:val="21"/>
-          <w:szCs w:val="21"/>
-          <w:lang w:val="en-US" w:eastAsia="en-US"/>
-        </w:rPr>
-        <w:t>=</w:t>
-      </w:r>
-      <w:r>
-        <w:rPr>
-          <w:rFonts w:ascii="Consolas" w:eastAsia="Times New Roman" w:hAnsi="Consolas" w:cs="Times New Roman"/>
-          <w:color w:val="CCCCCC"/>
-          <w:sz w:val="21"/>
-          <w:szCs w:val="21"/>
-          <w:lang w:val="en-US" w:eastAsia="en-US"/>
-        </w:rPr>
-        <w:t xml:space="preserve"> [], </w:t>
-      </w:r>
-      <w:r>
-        <w:rPr>
-          <w:rFonts w:ascii="Consolas" w:eastAsia="Times New Roman" w:hAnsi="Consolas" w:cs="Times New Roman"/>
-          <w:color w:val="9CDCFE"/>
-          <w:sz w:val="21"/>
-          <w:szCs w:val="21"/>
-          <w:lang w:val="en-US" w:eastAsia="en-US"/>
-        </w:rPr>
-        <w:t>siteAliases</w:t>
-      </w:r>
-      <w:r>
-        <w:rPr>
-          <w:rFonts w:ascii="Consolas" w:eastAsia="Times New Roman" w:hAnsi="Consolas" w:cs="Times New Roman"/>
-          <w:color w:val="CCCCCC"/>
-          <w:sz w:val="21"/>
-          <w:szCs w:val="21"/>
-          <w:lang w:val="en-US" w:eastAsia="en-US"/>
-        </w:rPr>
-        <w:t xml:space="preserve"> </w:t>
-      </w:r>
-      <w:r>
-        <w:rPr>
-          <w:rFonts w:ascii="Consolas" w:eastAsia="Times New Roman" w:hAnsi="Consolas" w:cs="Times New Roman"/>
-          <w:color w:val="D4D4D4"/>
-          <w:sz w:val="21"/>
-          <w:szCs w:val="21"/>
-          <w:lang w:val="en-US" w:eastAsia="en-US"/>
-        </w:rPr>
-        <w:t>=</w:t>
-      </w:r>
-      <w:r>
-        <w:rPr>
-          <w:rFonts w:ascii="Consolas" w:eastAsia="Times New Roman" w:hAnsi="Consolas" w:cs="Times New Roman"/>
-          <w:color w:val="CCCCCC"/>
-          <w:sz w:val="21"/>
-          <w:szCs w:val="21"/>
-          <w:lang w:val="en-US" w:eastAsia="en-US"/>
-        </w:rPr>
-        <w:t xml:space="preserve"> {}} </w:t>
-      </w:r>
-      <w:r>
-        <w:rPr>
-          <w:rFonts w:ascii="Consolas" w:eastAsia="Times New Roman" w:hAnsi="Consolas" w:cs="Times New Roman"/>
-          <w:color w:val="D4D4D4"/>
-          <w:sz w:val="21"/>
-          <w:szCs w:val="21"/>
-          <w:lang w:val="en-US" w:eastAsia="en-US"/>
-        </w:rPr>
-        <w:t>=</w:t>
-      </w:r>
-      <w:r>
-        <w:rPr>
-          <w:rFonts w:ascii="Consolas" w:eastAsia="Times New Roman" w:hAnsi="Consolas" w:cs="Times New Roman"/>
-          <w:color w:val="CCCCCC"/>
-          <w:sz w:val="21"/>
-          <w:szCs w:val="21"/>
-          <w:lang w:val="en-US" w:eastAsia="en-US"/>
-        </w:rPr>
-        <w:t xml:space="preserve"> </w:t>
-      </w:r>
-      <w:r>
-        <w:rPr>
-          <w:rFonts w:ascii="Consolas" w:eastAsia="Times New Roman" w:hAnsi="Consolas" w:cs="Times New Roman"/>
-          <w:color w:val="9CDCFE"/>
-          <w:sz w:val="21"/>
-          <w:szCs w:val="21"/>
-          <w:lang w:val="en-US" w:eastAsia="en-US"/>
-        </w:rPr>
-        <w:t>sitesFromConfig</w:t>
-      </w:r>
-      <w:r>
-        <w:rPr>
-          <w:rFonts w:ascii="Consolas" w:eastAsia="Times New Roman" w:hAnsi="Consolas" w:cs="Times New Roman"/>
-          <w:color w:val="CCCCCC"/>
-          <w:sz w:val="21"/>
-          <w:szCs w:val="21"/>
-          <w:lang w:val="en-US" w:eastAsia="en-US"/>
-        </w:rPr>
-        <w:t xml:space="preserve"> </w:t>
-      </w:r>
-      <w:r>
-        <w:rPr>
-          <w:rFonts w:ascii="Consolas" w:eastAsia="Times New Roman" w:hAnsi="Consolas" w:cs="Times New Roman"/>
-          <w:color w:val="D4D4D4"/>
-          <w:sz w:val="21"/>
-          <w:szCs w:val="21"/>
-          <w:lang w:val="en-US" w:eastAsia="en-US"/>
-        </w:rPr>
-        <w:t>||</w:t>
-      </w:r>
-      <w:r>
-        <w:rPr>
-          <w:rFonts w:ascii="Consolas" w:eastAsia="Times New Roman" w:hAnsi="Consolas" w:cs="Times New Roman"/>
-          <w:color w:val="CCCCCC"/>
-          <w:sz w:val="21"/>
-          <w:szCs w:val="21"/>
-          <w:lang w:val="en-US" w:eastAsia="en-US"/>
-        </w:rPr>
-        <w:t xml:space="preserve"> {}</w:t>
-      </w:r>
-    </w:p>
-    <w:p>
-      <w:pPr>
-        <w:shd w:val="clear" w:color="auto" w:fill="1F1F1F"/>
-        <w:spacing w:line="285" w:lineRule="atLeast"/>
-        <w:ind w:left="720"/>
-        <w:rPr>
-          <w:rFonts w:ascii="Consolas" w:eastAsia="Times New Roman" w:hAnsi="Consolas" w:cs="Times New Roman"/>
-          <w:color w:val="CCCCCC"/>
-          <w:sz w:val="21"/>
-          <w:szCs w:val="21"/>
-          <w:lang w:val="en-US" w:eastAsia="en-US"/>
-        </w:rPr>
-      </w:pPr>
-    </w:p>
-    <w:p>
-      <w:pPr>
-        <w:shd w:val="clear" w:color="auto" w:fill="1F1F1F"/>
-        <w:spacing w:line="285" w:lineRule="atLeast"/>
-        <w:ind w:left="720"/>
-        <w:rPr>
-          <w:rFonts w:ascii="Consolas" w:eastAsia="Times New Roman" w:hAnsi="Consolas" w:cs="Times New Roman"/>
-          <w:color w:val="CCCCCC"/>
-          <w:sz w:val="21"/>
-          <w:szCs w:val="21"/>
-          <w:lang w:val="en-US" w:eastAsia="en-US"/>
-        </w:rPr>
-      </w:pPr>
-      <w:r>
-        <w:rPr>
-          <w:rFonts w:ascii="Consolas" w:eastAsia="Times New Roman" w:hAnsi="Consolas" w:cs="Times New Roman"/>
-          <w:color w:val="CCCCCC"/>
-          <w:sz w:val="21"/>
-          <w:szCs w:val="21"/>
-          <w:lang w:val="en-US" w:eastAsia="en-US"/>
-        </w:rPr>
-        <w:t xml:space="preserve">    </w:t>
-      </w:r>
-      <w:r>
-        <w:rPr>
-          <w:rFonts w:ascii="Consolas" w:eastAsia="Times New Roman" w:hAnsi="Consolas" w:cs="Times New Roman"/>
-          <w:color w:val="C586C0"/>
-          <w:sz w:val="21"/>
-          <w:szCs w:val="21"/>
-          <w:lang w:val="en-US" w:eastAsia="en-US"/>
-        </w:rPr>
-        <w:t>if</w:t>
-      </w:r>
-      <w:r>
-        <w:rPr>
-          <w:rFonts w:ascii="Consolas" w:eastAsia="Times New Roman" w:hAnsi="Consolas" w:cs="Times New Roman"/>
-          <w:color w:val="CCCCCC"/>
-          <w:sz w:val="21"/>
-          <w:szCs w:val="21"/>
-          <w:lang w:val="en-US" w:eastAsia="en-US"/>
-        </w:rPr>
-        <w:t xml:space="preserve"> (</w:t>
-      </w:r>
-      <w:r>
-        <w:rPr>
-          <w:rFonts w:ascii="Consolas" w:eastAsia="Times New Roman" w:hAnsi="Consolas" w:cs="Times New Roman"/>
-          <w:color w:val="D4D4D4"/>
-          <w:sz w:val="21"/>
-          <w:szCs w:val="21"/>
-          <w:lang w:val="en-US" w:eastAsia="en-US"/>
-        </w:rPr>
-        <w:t>!</w:t>
-      </w:r>
-      <w:r>
-        <w:rPr>
-          <w:rFonts w:ascii="Consolas" w:eastAsia="Times New Roman" w:hAnsi="Consolas" w:cs="Times New Roman"/>
-          <w:color w:val="9CDCFE"/>
-          <w:sz w:val="21"/>
-          <w:szCs w:val="21"/>
-          <w:lang w:val="en-US" w:eastAsia="en-US"/>
-        </w:rPr>
-        <w:t>sites</w:t>
-      </w:r>
-      <w:r>
-        <w:rPr>
-          <w:rFonts w:ascii="Consolas" w:eastAsia="Times New Roman" w:hAnsi="Consolas" w:cs="Times New Roman"/>
-          <w:color w:val="CCCCCC"/>
-          <w:sz w:val="21"/>
-          <w:szCs w:val="21"/>
-          <w:lang w:val="en-US" w:eastAsia="en-US"/>
-        </w:rPr>
-        <w:t>.</w:t>
-      </w:r>
-      <w:r>
-        <w:rPr>
-          <w:rFonts w:ascii="Consolas" w:eastAsia="Times New Roman" w:hAnsi="Consolas" w:cs="Times New Roman"/>
-          <w:color w:val="9CDCFE"/>
-          <w:sz w:val="21"/>
-          <w:szCs w:val="21"/>
-          <w:lang w:val="en-US" w:eastAsia="en-US"/>
-        </w:rPr>
-        <w:t>length</w:t>
-      </w:r>
-      <w:r>
-        <w:rPr>
-          <w:rFonts w:ascii="Consolas" w:eastAsia="Times New Roman" w:hAnsi="Consolas" w:cs="Times New Roman"/>
-          <w:color w:val="CCCCCC"/>
-          <w:sz w:val="21"/>
-          <w:szCs w:val="21"/>
-          <w:lang w:val="en-US" w:eastAsia="en-US"/>
-        </w:rPr>
-        <w:t>) {</w:t>
-      </w:r>
-    </w:p>
-    <w:p>
-      <w:pPr>
-        <w:shd w:val="clear" w:color="auto" w:fill="1F1F1F"/>
-        <w:spacing w:line="285" w:lineRule="atLeast"/>
-        <w:ind w:left="720"/>
-        <w:rPr>
-          <w:rFonts w:ascii="Consolas" w:eastAsia="Times New Roman" w:hAnsi="Consolas" w:cs="Times New Roman"/>
-          <w:color w:val="CCCCCC"/>
-          <w:sz w:val="21"/>
-          <w:szCs w:val="21"/>
-          <w:lang w:val="en-US" w:eastAsia="en-US"/>
-        </w:rPr>
-      </w:pPr>
-      <w:r>
-        <w:rPr>
-          <w:rFonts w:ascii="Consolas" w:eastAsia="Times New Roman" w:hAnsi="Consolas" w:cs="Times New Roman"/>
-          <w:color w:val="CCCCCC"/>
-          <w:sz w:val="21"/>
-          <w:szCs w:val="21"/>
-          <w:lang w:val="en-US" w:eastAsia="en-US"/>
-        </w:rPr>
-        <w:t xml:space="preserve">        </w:t>
-      </w:r>
-      <w:r>
-        <w:rPr>
-          <w:rFonts w:ascii="Consolas" w:eastAsia="Times New Roman" w:hAnsi="Consolas" w:cs="Times New Roman"/>
-          <w:color w:val="C586C0"/>
-          <w:sz w:val="21"/>
-          <w:szCs w:val="21"/>
-          <w:lang w:val="en-US" w:eastAsia="en-US"/>
-        </w:rPr>
-        <w:t>throw</w:t>
-      </w:r>
-      <w:r>
-        <w:rPr>
-          <w:rFonts w:ascii="Consolas" w:eastAsia="Times New Roman" w:hAnsi="Consolas" w:cs="Times New Roman"/>
-          <w:color w:val="CCCCCC"/>
-          <w:sz w:val="21"/>
-          <w:szCs w:val="21"/>
-          <w:lang w:val="en-US" w:eastAsia="en-US"/>
-        </w:rPr>
-        <w:t xml:space="preserve"> </w:t>
-      </w:r>
-      <w:r>
-        <w:rPr>
-          <w:rFonts w:ascii="Consolas" w:eastAsia="Times New Roman" w:hAnsi="Consolas" w:cs="Times New Roman"/>
-          <w:color w:val="569CD6"/>
-          <w:sz w:val="21"/>
-          <w:szCs w:val="21"/>
-          <w:lang w:val="en-US" w:eastAsia="en-US"/>
-        </w:rPr>
-        <w:t>new</w:t>
-      </w:r>
-      <w:r>
-        <w:rPr>
-          <w:rFonts w:ascii="Consolas" w:eastAsia="Times New Roman" w:hAnsi="Consolas" w:cs="Times New Roman"/>
-          <w:color w:val="CCCCCC"/>
-          <w:sz w:val="21"/>
-          <w:szCs w:val="21"/>
-          <w:lang w:val="en-US" w:eastAsia="en-US"/>
-        </w:rPr>
-        <w:t xml:space="preserve"> </w:t>
-      </w:r>
-      <w:r>
-        <w:rPr>
-          <w:rFonts w:ascii="Consolas" w:eastAsia="Times New Roman" w:hAnsi="Consolas" w:cs="Times New Roman"/>
-          <w:color w:val="4EC9B0"/>
-          <w:sz w:val="21"/>
-          <w:szCs w:val="21"/>
-          <w:lang w:val="en-US" w:eastAsia="en-US"/>
-        </w:rPr>
-        <w:t>Error</w:t>
-      </w:r>
-      <w:r>
-        <w:rPr>
-          <w:rFonts w:ascii="Consolas" w:eastAsia="Times New Roman" w:hAnsi="Consolas" w:cs="Times New Roman"/>
-          <w:color w:val="CCCCCC"/>
-          <w:sz w:val="21"/>
-          <w:szCs w:val="21"/>
-          <w:lang w:val="en-US" w:eastAsia="en-US"/>
-        </w:rPr>
-        <w:t>(</w:t>
-      </w:r>
-      <w:r>
-        <w:rPr>
-          <w:rFonts w:ascii="Consolas" w:eastAsia="Times New Roman" w:hAnsi="Consolas" w:cs="Times New Roman"/>
-          <w:color w:val="CE9178"/>
-          <w:sz w:val="21"/>
-          <w:szCs w:val="21"/>
-          <w:lang w:val="en-US" w:eastAsia="en-US"/>
-        </w:rPr>
-        <w:t>"Can't find any sites from the config. Please check your configuration"</w:t>
-      </w:r>
-      <w:r>
-        <w:rPr>
-          <w:rFonts w:ascii="Consolas" w:eastAsia="Times New Roman" w:hAnsi="Consolas" w:cs="Times New Roman"/>
-          <w:color w:val="CCCCCC"/>
-          <w:sz w:val="21"/>
-          <w:szCs w:val="21"/>
-          <w:lang w:val="en-US" w:eastAsia="en-US"/>
-        </w:rPr>
-        <w:t>)</w:t>
-      </w:r>
-    </w:p>
-    <w:p>
-      <w:pPr>
-        <w:shd w:val="clear" w:color="auto" w:fill="1F1F1F"/>
-        <w:spacing w:line="285" w:lineRule="atLeast"/>
-        <w:ind w:left="720"/>
-        <w:rPr>
-          <w:rFonts w:ascii="Consolas" w:eastAsia="Times New Roman" w:hAnsi="Consolas" w:cs="Times New Roman"/>
-          <w:color w:val="CCCCCC"/>
-          <w:sz w:val="21"/>
-          <w:szCs w:val="21"/>
-          <w:lang w:val="en-US" w:eastAsia="en-US"/>
-        </w:rPr>
-      </w:pPr>
-      <w:r>
-        <w:rPr>
-          <w:rFonts w:ascii="Consolas" w:eastAsia="Times New Roman" w:hAnsi="Consolas" w:cs="Times New Roman"/>
-          <w:color w:val="CCCCCC"/>
-          <w:sz w:val="21"/>
-          <w:szCs w:val="21"/>
-          <w:lang w:val="en-US" w:eastAsia="en-US"/>
-        </w:rPr>
-        <w:t>    }</w:t>
-      </w:r>
-    </w:p>
-    <w:p>
-      <w:pPr>
-        <w:shd w:val="clear" w:color="auto" w:fill="1F1F1F"/>
-        <w:spacing w:line="285" w:lineRule="atLeast"/>
-        <w:ind w:left="720"/>
-        <w:rPr>
-          <w:rFonts w:ascii="Consolas" w:eastAsia="Times New Roman" w:hAnsi="Consolas" w:cs="Times New Roman"/>
-          <w:color w:val="CCCCCC"/>
-          <w:sz w:val="21"/>
-          <w:szCs w:val="21"/>
-          <w:lang w:val="en-US" w:eastAsia="en-US"/>
-        </w:rPr>
-      </w:pPr>
-    </w:p>
-    <w:p>
-      <w:pPr>
-        <w:shd w:val="clear" w:color="auto" w:fill="1F1F1F"/>
-        <w:spacing w:line="285" w:lineRule="atLeast"/>
-        <w:ind w:left="720"/>
-        <w:rPr>
-          <w:rFonts w:ascii="Consolas" w:eastAsia="Times New Roman" w:hAnsi="Consolas" w:cs="Times New Roman"/>
-          <w:color w:val="CCCCCC"/>
-          <w:sz w:val="21"/>
-          <w:szCs w:val="21"/>
-          <w:lang w:val="en-US" w:eastAsia="en-US"/>
-        </w:rPr>
-      </w:pPr>
-      <w:r>
-        <w:rPr>
-          <w:rFonts w:ascii="Consolas" w:eastAsia="Times New Roman" w:hAnsi="Consolas" w:cs="Times New Roman"/>
-          <w:color w:val="CCCCCC"/>
-          <w:sz w:val="21"/>
-          <w:szCs w:val="21"/>
-          <w:lang w:val="en-US" w:eastAsia="en-US"/>
-        </w:rPr>
-        <w:t xml:space="preserve">    </w:t>
-      </w:r>
-      <w:r>
-        <w:rPr>
-          <w:rFonts w:ascii="Consolas" w:eastAsia="Times New Roman" w:hAnsi="Consolas" w:cs="Times New Roman"/>
-          <w:color w:val="C586C0"/>
-          <w:sz w:val="21"/>
-          <w:szCs w:val="21"/>
-          <w:lang w:val="en-US" w:eastAsia="en-US"/>
-        </w:rPr>
-        <w:t>return</w:t>
-      </w:r>
-      <w:r>
-        <w:rPr>
-          <w:rFonts w:ascii="Consolas" w:eastAsia="Times New Roman" w:hAnsi="Consolas" w:cs="Times New Roman"/>
-          <w:color w:val="CCCCCC"/>
-          <w:sz w:val="21"/>
-          <w:szCs w:val="21"/>
-          <w:lang w:val="en-US" w:eastAsia="en-US"/>
-        </w:rPr>
-        <w:t xml:space="preserve"> </w:t>
-      </w:r>
-      <w:r>
-        <w:rPr>
-          <w:rFonts w:ascii="Consolas" w:eastAsia="Times New Roman" w:hAnsi="Consolas" w:cs="Times New Roman"/>
-          <w:color w:val="9CDCFE"/>
-          <w:sz w:val="21"/>
-          <w:szCs w:val="21"/>
-          <w:lang w:val="en-US" w:eastAsia="en-US"/>
-        </w:rPr>
-        <w:t>sites</w:t>
-      </w:r>
-      <w:r>
-        <w:rPr>
-          <w:rFonts w:ascii="Consolas" w:eastAsia="Times New Roman" w:hAnsi="Consolas" w:cs="Times New Roman"/>
-          <w:color w:val="CCCCCC"/>
-          <w:sz w:val="21"/>
-          <w:szCs w:val="21"/>
-          <w:lang w:val="en-US" w:eastAsia="en-US"/>
-        </w:rPr>
-        <w:t>.</w:t>
-      </w:r>
-      <w:r>
-        <w:rPr>
-          <w:rFonts w:ascii="Consolas" w:eastAsia="Times New Roman" w:hAnsi="Consolas" w:cs="Times New Roman"/>
-          <w:color w:val="DCDCAA"/>
-          <w:sz w:val="21"/>
-          <w:szCs w:val="21"/>
-          <w:lang w:val="en-US" w:eastAsia="en-US"/>
-        </w:rPr>
-        <w:t>map</w:t>
-      </w:r>
-      <w:r>
-        <w:rPr>
-          <w:rFonts w:ascii="Consolas" w:eastAsia="Times New Roman" w:hAnsi="Consolas" w:cs="Times New Roman"/>
-          <w:color w:val="CCCCCC"/>
-          <w:sz w:val="21"/>
-          <w:szCs w:val="21"/>
-          <w:lang w:val="en-US" w:eastAsia="en-US"/>
-        </w:rPr>
-        <w:t>((</w:t>
-      </w:r>
-      <w:r>
-        <w:rPr>
-          <w:rFonts w:ascii="Consolas" w:eastAsia="Times New Roman" w:hAnsi="Consolas" w:cs="Times New Roman"/>
-          <w:color w:val="9CDCFE"/>
-          <w:sz w:val="21"/>
-          <w:szCs w:val="21"/>
-          <w:lang w:val="en-US" w:eastAsia="en-US"/>
-        </w:rPr>
-        <w:t>site</w:t>
-      </w:r>
-      <w:r>
-        <w:rPr>
-          <w:rFonts w:ascii="Consolas" w:eastAsia="Times New Roman" w:hAnsi="Consolas" w:cs="Times New Roman"/>
-          <w:color w:val="CCCCCC"/>
-          <w:sz w:val="21"/>
-          <w:szCs w:val="21"/>
-          <w:lang w:val="en-US" w:eastAsia="en-US"/>
-        </w:rPr>
-        <w:t xml:space="preserve">) </w:t>
-      </w:r>
-      <w:r>
-        <w:rPr>
-          <w:rFonts w:ascii="Consolas" w:eastAsia="Times New Roman" w:hAnsi="Consolas" w:cs="Times New Roman"/>
-          <w:color w:val="569CD6"/>
-          <w:sz w:val="21"/>
-          <w:szCs w:val="21"/>
-          <w:lang w:val="en-US" w:eastAsia="en-US"/>
-        </w:rPr>
-        <w:t>=&gt;</w:t>
-      </w:r>
-      <w:r>
-        <w:rPr>
-          <w:rFonts w:ascii="Consolas" w:eastAsia="Times New Roman" w:hAnsi="Consolas" w:cs="Times New Roman"/>
-          <w:color w:val="CCCCCC"/>
-          <w:sz w:val="21"/>
-          <w:szCs w:val="21"/>
-          <w:lang w:val="en-US" w:eastAsia="en-US"/>
-        </w:rPr>
-        <w:t xml:space="preserve"> {</w:t>
-      </w:r>
-    </w:p>
-    <w:p>
-      <w:pPr>
-        <w:shd w:val="clear" w:color="auto" w:fill="1F1F1F"/>
-        <w:spacing w:line="285" w:lineRule="atLeast"/>
-        <w:ind w:left="720"/>
-        <w:rPr>
-          <w:rFonts w:ascii="Consolas" w:eastAsia="Times New Roman" w:hAnsi="Consolas" w:cs="Times New Roman"/>
-          <w:color w:val="CCCCCC"/>
-          <w:sz w:val="21"/>
-          <w:szCs w:val="21"/>
-          <w:lang w:val="en-US" w:eastAsia="en-US"/>
-        </w:rPr>
-      </w:pPr>
-      <w:r>
-        <w:rPr>
-          <w:rFonts w:ascii="Consolas" w:eastAsia="Times New Roman" w:hAnsi="Consolas" w:cs="Times New Roman"/>
-          <w:color w:val="CCCCCC"/>
-          <w:sz w:val="21"/>
-          <w:szCs w:val="21"/>
-          <w:lang w:val="en-US" w:eastAsia="en-US"/>
-        </w:rPr>
-        <w:t xml:space="preserve">        </w:t>
-      </w:r>
-      <w:r>
-        <w:rPr>
-          <w:rFonts w:ascii="Consolas" w:eastAsia="Times New Roman" w:hAnsi="Consolas" w:cs="Times New Roman"/>
-          <w:color w:val="569CD6"/>
-          <w:sz w:val="21"/>
-          <w:szCs w:val="21"/>
-          <w:lang w:val="en-US" w:eastAsia="en-US"/>
-        </w:rPr>
-        <w:t>const</w:t>
-      </w:r>
-      <w:r>
-        <w:rPr>
-          <w:rFonts w:ascii="Consolas" w:eastAsia="Times New Roman" w:hAnsi="Consolas" w:cs="Times New Roman"/>
-          <w:color w:val="CCCCCC"/>
-          <w:sz w:val="21"/>
-          <w:szCs w:val="21"/>
-          <w:lang w:val="en-US" w:eastAsia="en-US"/>
-        </w:rPr>
-        <w:t xml:space="preserve"> </w:t>
-      </w:r>
-      <w:r>
-        <w:rPr>
-          <w:rFonts w:ascii="Consolas" w:eastAsia="Times New Roman" w:hAnsi="Consolas" w:cs="Times New Roman"/>
-          <w:color w:val="4FC1FF"/>
-          <w:sz w:val="21"/>
-          <w:szCs w:val="21"/>
-          <w:lang w:val="en-US" w:eastAsia="en-US"/>
-        </w:rPr>
-        <w:t>alias</w:t>
-      </w:r>
-      <w:r>
-        <w:rPr>
-          <w:rFonts w:ascii="Consolas" w:eastAsia="Times New Roman" w:hAnsi="Consolas" w:cs="Times New Roman"/>
-          <w:color w:val="CCCCCC"/>
-          <w:sz w:val="21"/>
-          <w:szCs w:val="21"/>
-          <w:lang w:val="en-US" w:eastAsia="en-US"/>
-        </w:rPr>
-        <w:t xml:space="preserve"> </w:t>
-      </w:r>
-      <w:r>
-        <w:rPr>
-          <w:rFonts w:ascii="Consolas" w:eastAsia="Times New Roman" w:hAnsi="Consolas" w:cs="Times New Roman"/>
-          <w:color w:val="D4D4D4"/>
-          <w:sz w:val="21"/>
-          <w:szCs w:val="21"/>
-          <w:lang w:val="en-US" w:eastAsia="en-US"/>
-        </w:rPr>
-        <w:t>=</w:t>
-      </w:r>
-      <w:r>
-        <w:rPr>
-          <w:rFonts w:ascii="Consolas" w:eastAsia="Times New Roman" w:hAnsi="Consolas" w:cs="Times New Roman"/>
-          <w:color w:val="CCCCCC"/>
-          <w:sz w:val="21"/>
-          <w:szCs w:val="21"/>
-          <w:lang w:val="en-US" w:eastAsia="en-US"/>
-        </w:rPr>
-        <w:t xml:space="preserve"> </w:t>
-      </w:r>
-      <w:r>
-        <w:rPr>
-          <w:rFonts w:ascii="Consolas" w:eastAsia="Times New Roman" w:hAnsi="Consolas" w:cs="Times New Roman"/>
-          <w:color w:val="9CDCFE"/>
-          <w:sz w:val="21"/>
-          <w:szCs w:val="21"/>
-          <w:lang w:val="en-US" w:eastAsia="en-US"/>
-        </w:rPr>
-        <w:t>siteAliases</w:t>
-      </w:r>
-      <w:r>
-        <w:rPr>
-          <w:rFonts w:ascii="Consolas" w:eastAsia="Times New Roman" w:hAnsi="Consolas" w:cs="Times New Roman"/>
-          <w:color w:val="CCCCCC"/>
-          <w:sz w:val="21"/>
-          <w:szCs w:val="21"/>
-          <w:lang w:val="en-US" w:eastAsia="en-US"/>
-        </w:rPr>
-        <w:t>[</w:t>
-      </w:r>
-      <w:r>
-        <w:rPr>
-          <w:rFonts w:ascii="Consolas" w:eastAsia="Times New Roman" w:hAnsi="Consolas" w:cs="Times New Roman"/>
-          <w:color w:val="9CDCFE"/>
-          <w:sz w:val="21"/>
-          <w:szCs w:val="21"/>
-          <w:lang w:val="en-US" w:eastAsia="en-US"/>
-        </w:rPr>
-        <w:t>site</w:t>
-      </w:r>
-      <w:r>
-        <w:rPr>
-          <w:rFonts w:ascii="Consolas" w:eastAsia="Times New Roman" w:hAnsi="Consolas" w:cs="Times New Roman"/>
-          <w:color w:val="CCCCCC"/>
-          <w:sz w:val="21"/>
-          <w:szCs w:val="21"/>
-          <w:lang w:val="en-US" w:eastAsia="en-US"/>
-        </w:rPr>
-        <w:t>.</w:t>
-      </w:r>
-      <w:r>
-        <w:rPr>
-          <w:rFonts w:ascii="Consolas" w:eastAsia="Times New Roman" w:hAnsi="Consolas" w:cs="Times New Roman"/>
-          <w:color w:val="9CDCFE"/>
-          <w:sz w:val="21"/>
-          <w:szCs w:val="21"/>
-          <w:lang w:val="en-US" w:eastAsia="en-US"/>
-        </w:rPr>
-        <w:t>id</w:t>
-      </w:r>
-      <w:r>
-        <w:rPr>
-          <w:rFonts w:ascii="Consolas" w:eastAsia="Times New Roman" w:hAnsi="Consolas" w:cs="Times New Roman"/>
-          <w:color w:val="CCCCCC"/>
-          <w:sz w:val="21"/>
-          <w:szCs w:val="21"/>
-          <w:lang w:val="en-US" w:eastAsia="en-US"/>
-        </w:rPr>
-        <w:t>]</w:t>
-      </w:r>
-    </w:p>
-    <w:p>
-      <w:pPr>
-        <w:shd w:val="clear" w:color="auto" w:fill="1F1F1F"/>
-        <w:spacing w:line="285" w:lineRule="atLeast"/>
-        <w:ind w:left="720"/>
-        <w:rPr>
-          <w:rFonts w:ascii="Consolas" w:eastAsia="Times New Roman" w:hAnsi="Consolas" w:cs="Times New Roman"/>
-          <w:color w:val="CCCCCC"/>
-          <w:sz w:val="21"/>
-          <w:szCs w:val="21"/>
-          <w:lang w:val="en-US" w:eastAsia="en-US"/>
-        </w:rPr>
-      </w:pPr>
-      <w:r>
-        <w:rPr>
-          <w:rFonts w:ascii="Consolas" w:eastAsia="Times New Roman" w:hAnsi="Consolas" w:cs="Times New Roman"/>
-          <w:color w:val="CCCCCC"/>
-          <w:sz w:val="21"/>
-          <w:szCs w:val="21"/>
-          <w:lang w:val="en-US" w:eastAsia="en-US"/>
-        </w:rPr>
-        <w:t xml:space="preserve">        </w:t>
-      </w:r>
-      <w:r>
-        <w:rPr>
-          <w:rFonts w:ascii="Consolas" w:eastAsia="Times New Roman" w:hAnsi="Consolas" w:cs="Times New Roman"/>
-          <w:color w:val="C586C0"/>
-          <w:sz w:val="21"/>
-          <w:szCs w:val="21"/>
-          <w:lang w:val="en-US" w:eastAsia="en-US"/>
-        </w:rPr>
-        <w:t>return</w:t>
-      </w:r>
-      <w:r>
-        <w:rPr>
-          <w:rFonts w:ascii="Consolas" w:eastAsia="Times New Roman" w:hAnsi="Consolas" w:cs="Times New Roman"/>
-          <w:color w:val="CCCCCC"/>
-          <w:sz w:val="21"/>
-          <w:szCs w:val="21"/>
-          <w:lang w:val="en-US" w:eastAsia="en-US"/>
-        </w:rPr>
-        <w:t xml:space="preserve"> {</w:t>
-      </w:r>
-    </w:p>
-    <w:p>
-      <w:pPr>
-        <w:shd w:val="clear" w:color="auto" w:fill="1F1F1F"/>
-        <w:spacing w:line="285" w:lineRule="atLeast"/>
-        <w:ind w:left="720"/>
-        <w:rPr>
-          <w:rFonts w:ascii="Consolas" w:eastAsia="Times New Roman" w:hAnsi="Consolas" w:cs="Times New Roman"/>
-          <w:color w:val="CCCCCC"/>
-          <w:sz w:val="21"/>
-          <w:szCs w:val="21"/>
-          <w:lang w:val="en-US" w:eastAsia="en-US"/>
-        </w:rPr>
-      </w:pPr>
-      <w:r>
-        <w:rPr>
-          <w:rFonts w:ascii="Consolas" w:eastAsia="Times New Roman" w:hAnsi="Consolas" w:cs="Times New Roman"/>
-          <w:color w:val="CCCCCC"/>
-          <w:sz w:val="21"/>
-          <w:szCs w:val="21"/>
-          <w:lang w:val="en-US" w:eastAsia="en-US"/>
-        </w:rPr>
-        <w:t xml:space="preserve">            </w:t>
-      </w:r>
-      <w:r>
-        <w:rPr>
-          <w:rFonts w:ascii="Consolas" w:eastAsia="Times New Roman" w:hAnsi="Consolas" w:cs="Times New Roman"/>
-          <w:color w:val="D4D4D4"/>
-          <w:sz w:val="21"/>
-          <w:szCs w:val="21"/>
-          <w:lang w:val="en-US" w:eastAsia="en-US"/>
-        </w:rPr>
-        <w:t>...</w:t>
-      </w:r>
-      <w:r>
-        <w:rPr>
-          <w:rFonts w:ascii="Consolas" w:eastAsia="Times New Roman" w:hAnsi="Consolas" w:cs="Times New Roman"/>
-          <w:color w:val="9CDCFE"/>
-          <w:sz w:val="21"/>
-          <w:szCs w:val="21"/>
-          <w:lang w:val="en-US" w:eastAsia="en-US"/>
-        </w:rPr>
-        <w:t>site</w:t>
-      </w:r>
-      <w:r>
-        <w:rPr>
-          <w:rFonts w:ascii="Consolas" w:eastAsia="Times New Roman" w:hAnsi="Consolas" w:cs="Times New Roman"/>
-          <w:color w:val="CCCCCC"/>
-          <w:sz w:val="21"/>
-          <w:szCs w:val="21"/>
-          <w:lang w:val="en-US" w:eastAsia="en-US"/>
-        </w:rPr>
-        <w:t>,</w:t>
-      </w:r>
-    </w:p>
-    <w:p>
-      <w:pPr>
-        <w:shd w:val="clear" w:color="auto" w:fill="1F1F1F"/>
-        <w:spacing w:line="285" w:lineRule="atLeast"/>
-        <w:ind w:left="720"/>
-        <w:rPr>
-          <w:rFonts w:ascii="Consolas" w:eastAsia="Times New Roman" w:hAnsi="Consolas" w:cs="Times New Roman"/>
-          <w:color w:val="CCCCCC"/>
-          <w:sz w:val="21"/>
-          <w:szCs w:val="21"/>
-          <w:lang w:val="en-US" w:eastAsia="en-US"/>
-        </w:rPr>
-      </w:pPr>
-      <w:r>
-        <w:rPr>
-          <w:rFonts w:ascii="Consolas" w:eastAsia="Times New Roman" w:hAnsi="Consolas" w:cs="Times New Roman"/>
-          <w:color w:val="CCCCCC"/>
-          <w:sz w:val="21"/>
-          <w:szCs w:val="21"/>
-          <w:lang w:val="en-US" w:eastAsia="en-US"/>
-        </w:rPr>
-        <w:t xml:space="preserve">            </w:t>
-      </w:r>
-      <w:r>
-        <w:rPr>
-          <w:rFonts w:ascii="Consolas" w:eastAsia="Times New Roman" w:hAnsi="Consolas" w:cs="Times New Roman"/>
-          <w:color w:val="D4D4D4"/>
-          <w:sz w:val="21"/>
-          <w:szCs w:val="21"/>
-          <w:lang w:val="en-US" w:eastAsia="en-US"/>
-        </w:rPr>
-        <w:t>...</w:t>
-      </w:r>
-      <w:r>
-        <w:rPr>
-          <w:rFonts w:ascii="Consolas" w:eastAsia="Times New Roman" w:hAnsi="Consolas" w:cs="Times New Roman"/>
-          <w:color w:val="CCCCCC"/>
-          <w:sz w:val="21"/>
-          <w:szCs w:val="21"/>
-          <w:lang w:val="en-US" w:eastAsia="en-US"/>
-        </w:rPr>
-        <w:t>(</w:t>
-      </w:r>
-      <w:r>
-        <w:rPr>
-          <w:rFonts w:ascii="Consolas" w:eastAsia="Times New Roman" w:hAnsi="Consolas" w:cs="Times New Roman"/>
-          <w:color w:val="4FC1FF"/>
-          <w:sz w:val="21"/>
-          <w:szCs w:val="21"/>
-          <w:lang w:val="en-US" w:eastAsia="en-US"/>
-        </w:rPr>
-        <w:t>alias</w:t>
-      </w:r>
-      <w:r>
-        <w:rPr>
-          <w:rFonts w:ascii="Consolas" w:eastAsia="Times New Roman" w:hAnsi="Consolas" w:cs="Times New Roman"/>
-          <w:color w:val="CCCCCC"/>
-          <w:sz w:val="21"/>
-          <w:szCs w:val="21"/>
-          <w:lang w:val="en-US" w:eastAsia="en-US"/>
-        </w:rPr>
-        <w:t xml:space="preserve"> </w:t>
-      </w:r>
-      <w:r>
-        <w:rPr>
-          <w:rFonts w:ascii="Consolas" w:eastAsia="Times New Roman" w:hAnsi="Consolas" w:cs="Times New Roman"/>
-          <w:color w:val="D4D4D4"/>
-          <w:sz w:val="21"/>
-          <w:szCs w:val="21"/>
-          <w:lang w:val="en-US" w:eastAsia="en-US"/>
-        </w:rPr>
-        <w:t>?</w:t>
-      </w:r>
-      <w:r>
-        <w:rPr>
-          <w:rFonts w:ascii="Consolas" w:eastAsia="Times New Roman" w:hAnsi="Consolas" w:cs="Times New Roman"/>
-          <w:color w:val="CCCCCC"/>
-          <w:sz w:val="21"/>
-          <w:szCs w:val="21"/>
-          <w:lang w:val="en-US" w:eastAsia="en-US"/>
-        </w:rPr>
-        <w:t xml:space="preserve"> {</w:t>
-      </w:r>
-      <w:r>
-        <w:rPr>
-          <w:rFonts w:ascii="Consolas" w:eastAsia="Times New Roman" w:hAnsi="Consolas" w:cs="Times New Roman"/>
-          <w:color w:val="9CDCFE"/>
-          <w:sz w:val="21"/>
-          <w:szCs w:val="21"/>
-          <w:lang w:val="en-US" w:eastAsia="en-US"/>
-        </w:rPr>
-        <w:t>alias</w:t>
-      </w:r>
-      <w:r>
-        <w:rPr>
-          <w:rFonts w:ascii="Consolas" w:eastAsia="Times New Roman" w:hAnsi="Consolas" w:cs="Times New Roman"/>
-          <w:color w:val="CCCCCC"/>
-          <w:sz w:val="21"/>
-          <w:szCs w:val="21"/>
-          <w:lang w:val="en-US" w:eastAsia="en-US"/>
-        </w:rPr>
-        <w:t xml:space="preserve">} </w:t>
-      </w:r>
-      <w:r>
-        <w:rPr>
-          <w:rFonts w:ascii="Consolas" w:eastAsia="Times New Roman" w:hAnsi="Consolas" w:cs="Times New Roman"/>
-          <w:color w:val="D4D4D4"/>
-          <w:sz w:val="21"/>
-          <w:szCs w:val="21"/>
-          <w:lang w:val="en-US" w:eastAsia="en-US"/>
-        </w:rPr>
-        <w:t>:</w:t>
-      </w:r>
-      <w:r>
-        <w:rPr>
-          <w:rFonts w:ascii="Consolas" w:eastAsia="Times New Roman" w:hAnsi="Consolas" w:cs="Times New Roman"/>
-          <w:color w:val="CCCCCC"/>
-          <w:sz w:val="21"/>
-          <w:szCs w:val="21"/>
-          <w:lang w:val="en-US" w:eastAsia="en-US"/>
-        </w:rPr>
-        <w:t xml:space="preserve"> {})</w:t>
-      </w:r>
-    </w:p>
-    <w:p>
-      <w:pPr>
-        <w:shd w:val="clear" w:color="auto" w:fill="1F1F1F"/>
-        <w:spacing w:line="285" w:lineRule="atLeast"/>
-        <w:ind w:left="720"/>
-        <w:rPr>
-          <w:rFonts w:ascii="Consolas" w:eastAsia="Times New Roman" w:hAnsi="Consolas" w:cs="Times New Roman"/>
-          <w:color w:val="CCCCCC"/>
-          <w:sz w:val="21"/>
-          <w:szCs w:val="21"/>
-          <w:lang w:val="en-US" w:eastAsia="en-US"/>
-        </w:rPr>
-      </w:pPr>
-      <w:r>
-        <w:rPr>
-          <w:rFonts w:ascii="Consolas" w:eastAsia="Times New Roman" w:hAnsi="Consolas" w:cs="Times New Roman"/>
-          <w:color w:val="CCCCCC"/>
-          <w:sz w:val="21"/>
-          <w:szCs w:val="21"/>
-          <w:lang w:val="en-US" w:eastAsia="en-US"/>
-        </w:rPr>
-        <w:t>        }</w:t>
-      </w:r>
-    </w:p>
-    <w:p>
-      <w:pPr>
-        <w:shd w:val="clear" w:color="auto" w:fill="1F1F1F"/>
-        <w:spacing w:line="285" w:lineRule="atLeast"/>
-        <w:ind w:left="720"/>
-        <w:rPr>
-          <w:rFonts w:ascii="Consolas" w:eastAsia="Times New Roman" w:hAnsi="Consolas" w:cs="Times New Roman"/>
-          <w:color w:val="CCCCCC"/>
-          <w:sz w:val="21"/>
-          <w:szCs w:val="21"/>
-          <w:lang w:val="en-US" w:eastAsia="en-US"/>
-        </w:rPr>
-      </w:pPr>
-      <w:r>
-        <w:rPr>
-          <w:rFonts w:ascii="Consolas" w:eastAsia="Times New Roman" w:hAnsi="Consolas" w:cs="Times New Roman"/>
-          <w:color w:val="CCCCCC"/>
-          <w:sz w:val="21"/>
-          <w:szCs w:val="21"/>
-          <w:lang w:val="en-US" w:eastAsia="en-US"/>
-        </w:rPr>
-        <w:t>    })</w:t>
-      </w:r>
-    </w:p>
-    <w:p>
-      <w:pPr>
-        <w:shd w:val="clear" w:color="auto" w:fill="1F1F1F"/>
-        <w:spacing w:line="285" w:lineRule="atLeast"/>
-        <w:ind w:left="720"/>
-        <w:rPr>
-          <w:rFonts w:ascii="Consolas" w:eastAsia="Times New Roman" w:hAnsi="Consolas" w:cs="Times New Roman"/>
-          <w:color w:val="CCCCCC"/>
-          <w:sz w:val="21"/>
-          <w:szCs w:val="21"/>
-          <w:lang w:val="en-US" w:eastAsia="en-US"/>
-        </w:rPr>
-      </w:pPr>
-      <w:r>
-        <w:rPr>
-          <w:rFonts w:ascii="Consolas" w:eastAsia="Times New Roman" w:hAnsi="Consolas" w:cs="Times New Roman"/>
-          <w:color w:val="CCCCCC"/>
-          <w:sz w:val="21"/>
-          <w:szCs w:val="21"/>
-          <w:lang w:val="en-US" w:eastAsia="en-US"/>
-        </w:rPr>
-        <w:t>}</w:t>
-      </w:r>
-    </w:p>
-    <w:p>
-      <w:pPr>
-        <w:pStyle w:val="ListParagraph"/>
-        <w:numPr>
-          <w:ilvl w:val="0"/>
-          <w:numId w:val="19"/>
-        </w:numPr>
-        <w:spacing w:line="360" w:lineRule="auto"/>
-      </w:pPr>
-      <w:r>
-        <w:rPr>
-          <w:rFonts w:ascii="Arial" w:hAnsi="Arial" w:cs="Arial"/>
-        </w:rPr>
-        <w:t xml:space="preserve">As </w:t>
-      </w:r>
-      <w:r>
-        <w:rPr>
-          <w:rFonts w:ascii="Arial" w:hAnsi="Arial" w:cs="Arial"/>
-        </w:rPr>
-        <w:t>shown</w:t>
-      </w:r>
-      <w:r>
-        <w:rPr>
-          <w:rFonts w:ascii="Arial" w:hAnsi="Arial" w:cs="Arial"/>
-        </w:rPr>
-        <w:t xml:space="preserve"> in screenshot</w:t>
-      </w:r>
-      <w:r>
-        <w:rPr>
-          <w:noProof/>
-          <w14:ligatures w14:val="standardContextual"/>
-        </w:rPr>
-        <w:t xml:space="preserve"> </w:t>
-      </w:r>
-      <w:r>
-        <w:rPr>
-          <w:noProof/>
-          <w14:ligatures w14:val="standardContextual"/>
-        </w:rPr>
-        <w:drawing>
-          <wp:inline distT="0" distB="0" distL="0" distR="0" wp14:anchorId="33687DBF" wp14:editId="2E29CF77">
-            <wp:extent cx="6858000" cy="4104005"/>
-            <wp:effectExtent l="0" t="0" r="0" b="0"/>
-            <wp:docPr id="1187284322" name="Picture 1" descr="A screen shot of a computer&#10;&#10;Description automatically generated"/>
-            <wp:cNvGraphicFramePr>
-              <a:graphicFrameLocks xmlns:a="http://schemas.openxmlformats.org/drawingml/2006/main" noChangeAspect="1"/>
-            </wp:cNvGraphicFramePr>
-            <a:graphic xmlns:a="http://schemas.openxmlformats.org/drawingml/2006/main">
-              <a:graphicData uri="http://schemas.openxmlformats.org/drawingml/2006/picture">
-                <pic:pic xmlns:pic="http://schemas.openxmlformats.org/drawingml/2006/picture">
-                  <pic:nvPicPr>
-                    <pic:cNvPr id="1187284322" name="Picture 1" descr="A screen shot of a computer&#10;&#10;Description automatically generated"/>
-                    <pic:cNvPicPr/>
-                  </pic:nvPicPr>
-                  <pic:blipFill>
-                    <a:blip r:embed="rId33"/>
-                    <a:stretch>
-                      <a:fillRect/>
-                    </a:stretch>
-                  </pic:blipFill>
-                  <pic:spPr>
-                    <a:xfrm>
-                      <a:off x="0" y="0"/>
-                      <a:ext cx="6858000" cy="4104005"/>
-                    </a:xfrm>
-                    <a:prstGeom prst="rect">
-                      <a:avLst/>
-                    </a:prstGeom>
-                  </pic:spPr>
-                </pic:pic>
-              </a:graphicData>
-            </a:graphic>
-          </wp:inline>
-        </w:drawing>
-      </w:r>
-    </w:p>
-    <w:p>
-      <w:pPr>
-        <w:pStyle w:val="Heading2"/>
-        <w:numPr>
-          <w:ilvl w:val="1"/>
-          <w:numId w:val="9"/>
-        </w:numPr>
-        <w:rPr>
-          <w:rFonts w:asciiTheme="majorHAnsi" w:hAnsiTheme="majorHAnsi" w:cstheme="majorHAnsi"/>
-        </w:rPr>
-      </w:pPr>
-      <w:bookmarkStart w:id="19" w:name="_Toc191926931"/>
-      <w:r>
-        <w:rPr>
-          <w:rFonts w:asciiTheme="majorHAnsi" w:hAnsiTheme="majorHAnsi" w:cstheme="majorHAnsi"/>
-        </w:rPr>
-        <w:t>Override order detail page</w:t>
-      </w:r>
-      <w:bookmarkEnd w:id="19"/>
-    </w:p>
-    <w:p>
-      <w:pPr>
-        <w:spacing w:line="360" w:lineRule="auto"/>
-        <w:rPr>
-          <w:rFonts w:ascii="Arial" w:hAnsi="Arial" w:cs="Arial"/>
-        </w:rPr>
-      </w:pPr>
-      <w:r>
-        <w:rPr>
-          <w:rFonts w:ascii="Arial" w:hAnsi="Arial" w:cs="Arial"/>
-        </w:rPr>
-        <w:lastRenderedPageBreak/>
-        <w:t>This is require to display order tracking information from ESW. To override this file please follow these steps:</w:t>
-      </w:r>
-    </w:p>
-    <w:p>
-      <w:pPr>
-        <w:pStyle w:val="ListParagraph"/>
-        <w:numPr>
-          <w:ilvl w:val="0"/>
-          <w:numId w:val="19"/>
-        </w:numPr>
-        <w:spacing w:line="360" w:lineRule="auto"/>
-        <w:rPr>
-          <w:rFonts w:ascii="Arial" w:hAnsi="Arial" w:cs="Arial"/>
-        </w:rPr>
-      </w:pPr>
-      <w:r>
-        <w:rPr>
-          <w:rFonts w:ascii="Arial" w:hAnsi="Arial" w:cs="Arial"/>
-        </w:rPr>
-        <w:t>Go to /overrides/pages/account/order-detail.jsx</w:t>
-      </w:r>
-    </w:p>
-    <w:p>
-      <w:pPr>
-        <w:pStyle w:val="ListParagraph"/>
-        <w:numPr>
-          <w:ilvl w:val="1"/>
-          <w:numId w:val="19"/>
-        </w:numPr>
-        <w:spacing w:line="360" w:lineRule="auto"/>
-        <w:rPr>
-          <w:rFonts w:ascii="Arial" w:hAnsi="Arial" w:cs="Arial"/>
-        </w:rPr>
-      </w:pPr>
-      <w:r>
-        <w:rPr>
-          <w:rFonts w:ascii="Arial" w:hAnsi="Arial" w:cs="Arial"/>
-        </w:rPr>
-        <w:t>If file is not there then get it from pwa cartridge</w:t>
-      </w:r>
-    </w:p>
-    <w:p>
-      <w:pPr>
-        <w:pStyle w:val="ListParagraph"/>
-        <w:numPr>
-          <w:ilvl w:val="0"/>
-          <w:numId w:val="19"/>
-        </w:numPr>
-        <w:spacing w:line="360" w:lineRule="auto"/>
-        <w:rPr>
-          <w:rFonts w:ascii="Arial" w:hAnsi="Arial" w:cs="Arial"/>
-        </w:rPr>
-      </w:pPr>
-      <w:r>
-        <w:rPr>
-          <w:rFonts w:ascii="Arial" w:hAnsi="Arial" w:cs="Arial"/>
-        </w:rPr>
-        <w:t>Import EswOrderTracking component</w:t>
-      </w:r>
-    </w:p>
-    <w:p>
-      <w:pPr>
-        <w:pStyle w:val="ListParagraph"/>
-        <w:shd w:val="clear" w:color="auto" w:fill="1F1F1F"/>
-        <w:spacing w:line="285" w:lineRule="atLeast"/>
-        <w:rPr>
-          <w:rFonts w:ascii="Consolas" w:eastAsia="Times New Roman" w:hAnsi="Consolas" w:cs="Times New Roman"/>
-          <w:color w:val="CCCCCC"/>
-          <w:sz w:val="21"/>
-          <w:szCs w:val="21"/>
-          <w:lang w:val="en-US" w:eastAsia="en-US"/>
-        </w:rPr>
-      </w:pPr>
-      <w:r>
-        <w:rPr>
-          <w:rFonts w:ascii="Consolas" w:eastAsia="Times New Roman" w:hAnsi="Consolas" w:cs="Times New Roman"/>
-          <w:color w:val="C586C0"/>
-          <w:sz w:val="21"/>
-          <w:szCs w:val="21"/>
-          <w:lang w:val="en-US" w:eastAsia="en-US"/>
-        </w:rPr>
-        <w:t>import</w:t>
-      </w:r>
-      <w:r>
-        <w:rPr>
-          <w:rFonts w:ascii="Consolas" w:eastAsia="Times New Roman" w:hAnsi="Consolas" w:cs="Times New Roman"/>
-          <w:color w:val="CCCCCC"/>
-          <w:sz w:val="21"/>
-          <w:szCs w:val="21"/>
-          <w:lang w:val="en-US" w:eastAsia="en-US"/>
-        </w:rPr>
-        <w:t xml:space="preserve"> </w:t>
-      </w:r>
-      <w:r>
-        <w:rPr>
-          <w:rFonts w:ascii="Consolas" w:eastAsia="Times New Roman" w:hAnsi="Consolas" w:cs="Times New Roman"/>
-          <w:color w:val="9CDCFE"/>
-          <w:sz w:val="21"/>
-          <w:szCs w:val="21"/>
-          <w:lang w:val="en-US" w:eastAsia="en-US"/>
-        </w:rPr>
-        <w:t>ESWOrderTracking</w:t>
-      </w:r>
-      <w:r>
-        <w:rPr>
-          <w:rFonts w:ascii="Consolas" w:eastAsia="Times New Roman" w:hAnsi="Consolas" w:cs="Times New Roman"/>
-          <w:color w:val="CCCCCC"/>
-          <w:sz w:val="21"/>
-          <w:szCs w:val="21"/>
-          <w:lang w:val="en-US" w:eastAsia="en-US"/>
-        </w:rPr>
-        <w:t xml:space="preserve"> </w:t>
-      </w:r>
-      <w:r>
-        <w:rPr>
-          <w:rFonts w:ascii="Consolas" w:eastAsia="Times New Roman" w:hAnsi="Consolas" w:cs="Times New Roman"/>
-          <w:color w:val="C586C0"/>
-          <w:sz w:val="21"/>
-          <w:szCs w:val="21"/>
-          <w:lang w:val="en-US" w:eastAsia="en-US"/>
-        </w:rPr>
-        <w:t>from</w:t>
-      </w:r>
-      <w:r>
-        <w:rPr>
-          <w:rFonts w:ascii="Consolas" w:eastAsia="Times New Roman" w:hAnsi="Consolas" w:cs="Times New Roman"/>
-          <w:color w:val="CCCCCC"/>
-          <w:sz w:val="21"/>
-          <w:szCs w:val="21"/>
-          <w:lang w:val="en-US" w:eastAsia="en-US"/>
-        </w:rPr>
-        <w:t xml:space="preserve"> </w:t>
-      </w:r>
-      <w:r>
-        <w:rPr>
-          <w:rFonts w:ascii="Consolas" w:eastAsia="Times New Roman" w:hAnsi="Consolas" w:cs="Times New Roman"/>
-          <w:color w:val="CE9178"/>
-          <w:sz w:val="21"/>
-          <w:szCs w:val="21"/>
-          <w:lang w:val="en-US" w:eastAsia="en-US"/>
-        </w:rPr>
-        <w:t>'../../esw/components/order-tracking/index'</w:t>
-      </w:r>
-    </w:p>
-    <w:p>
-      <w:pPr>
-        <w:pStyle w:val="ListParagraph"/>
-        <w:numPr>
-          <w:ilvl w:val="0"/>
-          <w:numId w:val="19"/>
-        </w:numPr>
-        <w:spacing w:line="360" w:lineRule="auto"/>
-        <w:rPr>
-          <w:rFonts w:ascii="Arial" w:hAnsi="Arial" w:cs="Arial"/>
-        </w:rPr>
-      </w:pPr>
-      <w:r>
-        <w:rPr>
-          <w:rFonts w:ascii="Arial" w:hAnsi="Arial" w:cs="Arial"/>
-        </w:rPr>
         <w:t>Call the component as shown in screenshot</w:t>
       </w:r>
       <w:r>
@@ -12039,7 +8877,7 @@
                     <pic:cNvPicPr/>
                   </pic:nvPicPr>
                   <pic:blipFill>
-                    <a:blip r:embed="rId34"/>
+                    <a:blip r:embed="rId33"/>
                     <a:stretch>
                       <a:fillRect/>
                     </a:stretch>
@@ -12071,14 +8909,14 @@
           <w:rFonts w:asciiTheme="majorHAnsi" w:hAnsiTheme="majorHAnsi" w:cstheme="majorHAnsi"/>
         </w:rPr>
       </w:pPr>
-      <w:bookmarkStart w:id="20" w:name="_Toc191926932"/>
+      <w:bookmarkStart w:id="19" w:name="_Toc191926932"/>
       <w:r>
         <w:rPr>
           <w:rFonts w:asciiTheme="majorHAnsi" w:hAnsiTheme="majorHAnsi" w:cstheme="majorHAnsi"/>
         </w:rPr>
         <w:t>Override Cart page</w:t>
       </w:r>
-      <w:bookmarkEnd w:id="20"/>
+      <w:bookmarkEnd w:id="19"/>
     </w:p>
     <w:p>
       <w:pPr>
@@ -12257,7 +9095,6 @@
         <w:rPr>
           <w:rFonts w:ascii="Arial" w:hAnsi="Arial" w:cs="Arial"/>
         </w:rPr>
-        <w:lastRenderedPageBreak/>
         <w:t>Call the component as shown in screenshot</w:t>
       </w:r>
       <w:r>
@@ -12273,9 +9110,9 @@
           <w14:ligatures w14:val="standardContextual"/>
         </w:rPr>
         <w:drawing>
-          <wp:inline distT="0" distB="0" distL="0" distR="0" wp14:anchorId="02CE46FA" wp14:editId="499D0A04">
-            <wp:extent cx="6858000" cy="5114925"/>
-            <wp:effectExtent l="0" t="0" r="0" b="9525"/>
+          <wp:inline distT="0" distB="0" distL="0" distR="0" wp14:anchorId="02CE46FA" wp14:editId="65CFA36A">
+            <wp:extent cx="6489065" cy="4495316"/>
+            <wp:effectExtent l="0" t="0" r="6985" b="635"/>
             <wp:docPr id="239106846" name="Picture 1"/>
             <wp:cNvGraphicFramePr>
               <a:graphicFrameLocks xmlns:a="http://schemas.openxmlformats.org/drawingml/2006/main" noChangeAspect="1"/>
@@ -12288,7 +9125,7 @@
                     <pic:cNvPicPr/>
                   </pic:nvPicPr>
                   <pic:blipFill>
-                    <a:blip r:embed="rId35"/>
+                    <a:blip r:embed="rId34"/>
                     <a:stretch>
                       <a:fillRect/>
                     </a:stretch>
@@ -12296,7 +9133,7 @@
                   <pic:spPr>
                     <a:xfrm>
                       <a:off x="0" y="0"/>
-                      <a:ext cx="6858000" cy="5114925"/>
+                      <a:ext cx="6512986" cy="4511888"/>
                     </a:xfrm>
                     <a:prstGeom prst="rect">
                       <a:avLst/>
@@ -12325,6 +9162,7 @@
         <w:rPr>
           <w:rFonts w:ascii="Arial" w:hAnsi="Arial" w:cs="Arial"/>
         </w:rPr>
+        <w:lastRenderedPageBreak/>
         <w:t>After completing above step, call the component in cart page so that</w:t>
       </w:r>
     </w:p>
@@ -12390,7 +9228,7 @@
                     <pic:cNvPicPr/>
                   </pic:nvPicPr>
                   <pic:blipFill>
-                    <a:blip r:embed="rId36"/>
+                    <a:blip r:embed="rId35"/>
                     <a:stretch>
                       <a:fillRect/>
                     </a:stretch>
@@ -12427,7 +9265,6 @@
         <w:rPr>
           <w:rFonts w:ascii="Arial" w:hAnsi="Arial" w:cs="Arial"/>
         </w:rPr>
-        <w:lastRenderedPageBreak/>
         <w:t>Add condition on product item grid so that product price should not blink on page load</w:t>
       </w:r>
       <w:r>
@@ -12451,7 +9288,7 @@
                     <pic:cNvPicPr/>
                   </pic:nvPicPr>
                   <pic:blipFill>
-                    <a:blip r:embed="rId37"/>
+                    <a:blip r:embed="rId36"/>
                     <a:stretch>
                       <a:fillRect/>
                     </a:stretch>
@@ -12837,7 +9674,7 @@
           <w:rFonts w:asciiTheme="majorHAnsi" w:hAnsiTheme="majorHAnsi" w:cstheme="majorHAnsi"/>
         </w:rPr>
       </w:pPr>
-      <w:bookmarkStart w:id="21" w:name="_Toc191926933"/>
+      <w:bookmarkStart w:id="20" w:name="_Toc191926933"/>
       <w:r>
         <w:rPr>
           <w:rFonts w:asciiTheme="majorHAnsi" w:hAnsiTheme="majorHAnsi" w:cstheme="majorHAnsi"/>
@@ -12862,7 +9699,7 @@
         </w:rPr>
         <w:t>imezone</w:t>
       </w:r>
-      <w:bookmarkEnd w:id="21"/>
+      <w:bookmarkEnd w:id="20"/>
       <w:r>
         <w:rPr>
           <w:rFonts w:asciiTheme="majorHAnsi" w:hAnsiTheme="majorHAnsi" w:cstheme="majorHAnsi"/>
@@ -12881,6 +9718,7 @@
         <w:rPr>
           <w:rFonts w:ascii="Arial" w:hAnsi="Arial" w:cs="Arial"/>
         </w:rPr>
+        <w:lastRenderedPageBreak/>
         <w:t>As MRT is not providing user’s country so we are getting it from the client timezone. For this reason we need to add “esw.shopperTimezone” cookie which we will get on the server to get the shopper country to show more accurate geo ip related results. To override this:</w:t>
       </w:r>
     </w:p>
@@ -13177,14 +10015,14 @@
           <w:rFonts w:asciiTheme="majorHAnsi" w:hAnsiTheme="majorHAnsi" w:cstheme="majorHAnsi"/>
         </w:rPr>
       </w:pPr>
-      <w:bookmarkStart w:id="22" w:name="_Toc191926934"/>
+      <w:bookmarkStart w:id="21" w:name="_Toc191926934"/>
       <w:r>
         <w:rPr>
           <w:rFonts w:asciiTheme="majorHAnsi" w:hAnsiTheme="majorHAnsi" w:cstheme="majorHAnsi"/>
         </w:rPr>
         <w:t>Override Order Summary Page</w:t>
       </w:r>
-      <w:bookmarkEnd w:id="22"/>
+      <w:bookmarkEnd w:id="21"/>
       <w:r>
         <w:rPr>
           <w:rFonts w:asciiTheme="majorHAnsi" w:hAnsiTheme="majorHAnsi" w:cstheme="majorHAnsi"/>
@@ -13284,7 +10122,6 @@
         <w:rPr>
           <w:rFonts w:ascii="Arial" w:hAnsi="Arial" w:cs="Arial"/>
         </w:rPr>
-        <w:lastRenderedPageBreak/>
         <w:t>Add the following piece of code as per screenshot</w:t>
       </w:r>
       <w:r>
@@ -13316,7 +10153,7 @@
                     <pic:cNvPicPr/>
                   </pic:nvPicPr>
                   <pic:blipFill>
-                    <a:blip r:embed="rId38"/>
+                    <a:blip r:embed="rId37"/>
                     <a:stretch>
                       <a:fillRect/>
                     </a:stretch>
@@ -13365,7 +10202,7 @@
                     <pic:cNvPicPr/>
                   </pic:nvPicPr>
                   <pic:blipFill>
-                    <a:blip r:embed="rId39"/>
+                    <a:blip r:embed="rId38"/>
                     <a:stretch>
                       <a:fillRect/>
                     </a:stretch>
@@ -13398,6 +10235,7 @@
           <w:sz w:val="36"/>
           <w:szCs w:val="36"/>
         </w:rPr>
+        <w:lastRenderedPageBreak/>
         <w:drawing>
           <wp:inline distT="0" distB="0" distL="0" distR="0" wp14:anchorId="3A8B3DB0" wp14:editId="4C17ADAF">
             <wp:extent cx="6134100" cy="4618355"/>
@@ -13414,7 +10252,7 @@
                     <pic:cNvPicPr/>
                   </pic:nvPicPr>
                   <pic:blipFill>
-                    <a:blip r:embed="rId40"/>
+                    <a:blip r:embed="rId39"/>
                     <a:stretch>
                       <a:fillRect/>
                     </a:stretch>
@@ -13447,7 +10285,6 @@
           <w:sz w:val="36"/>
           <w:szCs w:val="36"/>
         </w:rPr>
-        <w:lastRenderedPageBreak/>
         <w:drawing>
           <wp:inline distT="0" distB="0" distL="0" distR="0" wp14:anchorId="2BFB77BB" wp14:editId="35F3FB1A">
             <wp:extent cx="6118860" cy="2286000"/>
@@ -13464,7 +10301,7 @@
                     <pic:cNvPicPr/>
                   </pic:nvPicPr>
                   <pic:blipFill>
-                    <a:blip r:embed="rId41"/>
+                    <a:blip r:embed="rId40"/>
                     <a:stretch>
                       <a:fillRect/>
                     </a:stretch>
@@ -13497,6 +10334,7 @@
           <w:sz w:val="36"/>
           <w:szCs w:val="36"/>
         </w:rPr>
+        <w:lastRenderedPageBreak/>
         <w:drawing>
           <wp:inline distT="0" distB="0" distL="0" distR="0" wp14:anchorId="48D0696D" wp14:editId="1C28FCFC">
             <wp:extent cx="6141720" cy="3609975"/>
@@ -13513,7 +10351,7 @@
                     <pic:cNvPicPr/>
                   </pic:nvPicPr>
                   <pic:blipFill>
-                    <a:blip r:embed="rId42"/>
+                    <a:blip r:embed="rId41"/>
                     <a:stretch>
                       <a:fillRect/>
                     </a:stretch>
@@ -13546,7 +10384,6 @@
           <w:sz w:val="36"/>
           <w:szCs w:val="36"/>
         </w:rPr>
-        <w:lastRenderedPageBreak/>
         <w:drawing>
           <wp:inline distT="0" distB="0" distL="0" distR="0" wp14:anchorId="64B61043" wp14:editId="1D3142BE">
             <wp:extent cx="6195060" cy="3846830"/>
@@ -13563,7 +10400,7 @@
                     <pic:cNvPicPr/>
                   </pic:nvPicPr>
                   <pic:blipFill>
-                    <a:blip r:embed="rId43"/>
+                    <a:blip r:embed="rId42"/>
                     <a:stretch>
                       <a:fillRect/>
                     </a:stretch>
@@ -13596,6 +10433,7 @@
           <w:sz w:val="36"/>
           <w:szCs w:val="36"/>
         </w:rPr>
+        <w:lastRenderedPageBreak/>
         <w:drawing>
           <wp:inline distT="0" distB="0" distL="0" distR="0" wp14:anchorId="2477990F" wp14:editId="0D68A702">
             <wp:extent cx="6195060" cy="3522345"/>
@@ -13612,7 +10450,7 @@
                     <pic:cNvPicPr/>
                   </pic:nvPicPr>
                   <pic:blipFill>
-                    <a:blip r:embed="rId44"/>
+                    <a:blip r:embed="rId43"/>
                     <a:stretch>
                       <a:fillRect/>
                     </a:stretch>
@@ -13645,7 +10483,6 @@
           <w:sz w:val="36"/>
           <w:szCs w:val="36"/>
         </w:rPr>
-        <w:lastRenderedPageBreak/>
         <w:drawing>
           <wp:inline distT="0" distB="0" distL="0" distR="0" wp14:anchorId="5CD26D65" wp14:editId="3880BF58">
             <wp:extent cx="6156960" cy="1584960"/>
@@ -13662,7 +10499,7 @@
                     <pic:cNvPicPr/>
                   </pic:nvPicPr>
                   <pic:blipFill>
-                    <a:blip r:embed="rId45"/>
+                    <a:blip r:embed="rId44"/>
                     <a:stretch>
                       <a:fillRect/>
                     </a:stretch>
@@ -13694,14 +10531,14 @@
           <w:rFonts w:asciiTheme="majorHAnsi" w:hAnsiTheme="majorHAnsi" w:cstheme="majorHAnsi"/>
         </w:rPr>
       </w:pPr>
-      <w:bookmarkStart w:id="23" w:name="_Toc191926935"/>
+      <w:bookmarkStart w:id="22" w:name="_Toc191926935"/>
       <w:r>
         <w:rPr>
           <w:rFonts w:asciiTheme="majorHAnsi" w:hAnsiTheme="majorHAnsi" w:cstheme="majorHAnsi"/>
         </w:rPr>
         <w:t>Override product tile component</w:t>
       </w:r>
-      <w:bookmarkEnd w:id="23"/>
+      <w:bookmarkEnd w:id="22"/>
       <w:r>
         <w:rPr>
           <w:rFonts w:asciiTheme="majorHAnsi" w:hAnsiTheme="majorHAnsi" w:cstheme="majorHAnsi"/>
@@ -13733,7 +10570,14 @@
         <w:rPr>
           <w:rFonts w:ascii="Arial" w:hAnsi="Arial" w:cs="Arial"/>
         </w:rPr>
-        <w:t xml:space="preserve"> sets the currency to the retailer’s base currency when dynamic currency is used. Therefore, we have updated this component and added the following customizations:</w:t>
+        <w:t xml:space="preserve"> sets the currency to the retailer’s base currency when dynamic currency is used. Therefore, we have </w:t>
+      </w:r>
+      <w:r>
+        <w:rPr>
+          <w:rFonts w:ascii="Arial" w:hAnsi="Arial" w:cs="Arial"/>
+        </w:rPr>
+        <w:lastRenderedPageBreak/>
+        <w:t>updated this component and added the following customizations:</w:t>
       </w:r>
       <w:r>
         <w:rPr>
@@ -13763,7 +10607,7 @@
                     <pic:cNvPicPr/>
                   </pic:nvPicPr>
                   <pic:blipFill>
-                    <a:blip r:embed="rId46"/>
+                    <a:blip r:embed="rId45"/>
                     <a:stretch>
                       <a:fillRect/>
                     </a:stretch>
@@ -13797,7 +10641,7 @@
           <w:szCs w:val="36"/>
         </w:rPr>
       </w:pPr>
-      <w:bookmarkStart w:id="24" w:name="_Toc191926936"/>
+      <w:bookmarkStart w:id="23" w:name="_Toc191926936"/>
       <w:r>
         <w:rPr>
           <w:rFonts w:asciiTheme="majorHAnsi" w:hAnsiTheme="majorHAnsi" w:cstheme="majorHAnsi"/>
@@ -13806,7 +10650,7 @@
         </w:rPr>
         <w:t>Update content slots and messages</w:t>
       </w:r>
-      <w:bookmarkEnd w:id="24"/>
+      <w:bookmarkEnd w:id="23"/>
     </w:p>
     <w:p>
       <w:pPr>
@@ -13833,7 +10677,7 @@
           <w:rFonts w:asciiTheme="majorHAnsi" w:hAnsiTheme="majorHAnsi" w:cstheme="majorHAnsi"/>
         </w:rPr>
       </w:pPr>
-      <w:bookmarkStart w:id="25" w:name="_Toc191926937"/>
+      <w:bookmarkStart w:id="24" w:name="_Toc191926937"/>
       <w:r>
         <w:rPr>
           <w:rFonts w:asciiTheme="majorHAnsi" w:hAnsiTheme="majorHAnsi" w:cstheme="majorHAnsi"/>
@@ -13846,7 +10690,7 @@
         </w:rPr>
         <w:t xml:space="preserve"> message</w:t>
       </w:r>
-      <w:bookmarkEnd w:id="25"/>
+      <w:bookmarkEnd w:id="24"/>
     </w:p>
     <w:p>
       <w:pPr>
@@ -13861,7 +10705,7 @@
         </w:rPr>
         <w:t>If retailer is using geo lookup (</w:t>
       </w:r>
-      <w:hyperlink r:id="rId47" w:anchor="ESW-General-Configuration-Site-Preferences" w:history="1">
+      <w:hyperlink r:id="rId46" w:anchor="ESW-General-Configuration-Site-Preferences" w:history="1">
         <w:r>
           <w:rPr>
             <w:rStyle w:val="Hyperlink"/>
@@ -13901,7 +10745,7 @@
                     <pic:cNvPicPr/>
                   </pic:nvPicPr>
                   <pic:blipFill>
-                    <a:blip r:embed="rId48"/>
+                    <a:blip r:embed="rId47"/>
                     <a:stretch>
                       <a:fillRect/>
                     </a:stretch>
@@ -13934,7 +10778,7 @@
           <w:rFonts w:asciiTheme="majorHAnsi" w:hAnsiTheme="majorHAnsi" w:cstheme="majorHAnsi"/>
         </w:rPr>
       </w:pPr>
-      <w:bookmarkStart w:id="26" w:name="_Toc191926938"/>
+      <w:bookmarkStart w:id="25" w:name="_Toc191926938"/>
       <w:r>
         <w:rPr>
           <w:rFonts w:asciiTheme="majorHAnsi" w:hAnsiTheme="majorHAnsi" w:cstheme="majorHAnsi"/>
@@ -13953,7 +10797,7 @@
         </w:rPr>
         <w:t xml:space="preserve"> message</w:t>
       </w:r>
-      <w:bookmarkEnd w:id="26"/>
+      <w:bookmarkEnd w:id="25"/>
     </w:p>
     <w:p>
       <w:r>
@@ -13990,7 +10834,7 @@
                     <pic:cNvPicPr/>
                   </pic:nvPicPr>
                   <pic:blipFill>
-                    <a:blip r:embed="rId49"/>
+                    <a:blip r:embed="rId48"/>
                     <a:stretch>
                       <a:fillRect/>
                     </a:stretch>
@@ -14022,14 +10866,14 @@
           <w:rFonts w:asciiTheme="majorHAnsi" w:hAnsiTheme="majorHAnsi" w:cstheme="majorHAnsi"/>
         </w:rPr>
       </w:pPr>
-      <w:bookmarkStart w:id="27" w:name="_Toc191926939"/>
+      <w:bookmarkStart w:id="26" w:name="_Toc191926939"/>
       <w:r>
         <w:rPr>
           <w:rFonts w:asciiTheme="majorHAnsi" w:hAnsiTheme="majorHAnsi" w:cstheme="majorHAnsi"/>
         </w:rPr>
         <w:t>Update prices in callout messages and content</w:t>
       </w:r>
-      <w:bookmarkEnd w:id="27"/>
+      <w:bookmarkEnd w:id="26"/>
     </w:p>
     <w:p>
       <w:pPr>
@@ -14043,7 +10887,7 @@
         </w:rPr>
         <w:t>This is used to calculate prices from retailer’s currency to shopper currency. To enable this feature please follow (</w:t>
       </w:r>
-      <w:hyperlink r:id="rId50" w:history="1">
+      <w:hyperlink r:id="rId49" w:history="1">
         <w:r>
           <w:rPr>
             <w:rStyle w:val="Hyperlink"/>
@@ -14111,7 +10955,7 @@
                     <pic:cNvPicPr/>
                   </pic:nvPicPr>
                   <pic:blipFill>
-                    <a:blip r:embed="rId51"/>
+                    <a:blip r:embed="rId50"/>
                     <a:stretch>
                       <a:fillRect/>
                     </a:stretch>
@@ -14145,7 +10989,7 @@
           <w:szCs w:val="36"/>
         </w:rPr>
       </w:pPr>
-      <w:bookmarkStart w:id="28" w:name="_Toc191926940"/>
+      <w:bookmarkStart w:id="27" w:name="_Toc191926940"/>
       <w:r>
         <w:rPr>
           <w:rFonts w:asciiTheme="majorHAnsi" w:hAnsiTheme="majorHAnsi" w:cstheme="majorHAnsi"/>
@@ -14162,7 +11006,7 @@
         </w:rPr>
         <w:t xml:space="preserve"> added in PWA</w:t>
       </w:r>
-      <w:bookmarkEnd w:id="28"/>
+      <w:bookmarkEnd w:id="27"/>
     </w:p>
     <w:p>
       <w:pPr>
@@ -15124,7 +11968,7 @@
           <w:szCs w:val="36"/>
         </w:rPr>
       </w:pPr>
-      <w:bookmarkStart w:id="29" w:name="_Toc191926941"/>
+      <w:bookmarkStart w:id="28" w:name="_Toc191926941"/>
       <w:r>
         <w:rPr>
           <w:rFonts w:asciiTheme="majorHAnsi" w:hAnsiTheme="majorHAnsi" w:cstheme="majorHAnsi"/>
@@ -15133,7 +11977,7 @@
         </w:rPr>
         <w:t>Custom Object Added in PWA</w:t>
       </w:r>
-      <w:bookmarkEnd w:id="29"/>
+      <w:bookmarkEnd w:id="28"/>
     </w:p>
     <w:p>
       <w:pPr>
@@ -15237,7 +12081,7 @@
           <w:szCs w:val="36"/>
         </w:rPr>
       </w:pPr>
-      <w:bookmarkStart w:id="30" w:name="_Toc191926942"/>
+      <w:bookmarkStart w:id="29" w:name="_Toc191926942"/>
       <w:r>
         <w:rPr>
           <w:rFonts w:asciiTheme="majorHAnsi" w:hAnsiTheme="majorHAnsi" w:cstheme="majorHAnsi"/>
@@ -15246,7 +12090,7 @@
         </w:rPr>
         <w:t>Order confirmation hooks</w:t>
       </w:r>
-      <w:bookmarkEnd w:id="30"/>
+      <w:bookmarkEnd w:id="29"/>
     </w:p>
     <w:p>
       <w:pPr>
@@ -16518,6 +13362,119 @@
     </w:lvl>
   </w:abstractNum>
   <w:abstractNum w:abstractNumId="11" w15:restartNumberingAfterBreak="0">
+    <w:nsid w:val="35BD61B1"/>
+    <w:multiLevelType w:val="hybridMultilevel"/>
+    <w:tmpl w:val="F9503110"/>
+    <w:lvl w:ilvl="0" w:tplc="10000001">
+      <w:start w:val="1"/>
+      <w:numFmt w:val="bullet"/>
+      <w:lvlText w:val=""/>
+      <w:lvlJc w:val="left"/>
+      <w:pPr>
+        <w:ind w:left="1440" w:hanging="360"/>
+      </w:pPr>
+      <w:rPr>
+        <w:rFonts w:ascii="Symbol" w:hAnsi="Symbol" w:hint="default"/>
+      </w:rPr>
+    </w:lvl>
+    <w:lvl w:ilvl="1" w:tplc="10000003" w:tentative="1">
+      <w:start w:val="1"/>
+      <w:numFmt w:val="bullet"/>
+      <w:lvlText w:val="o"/>
+      <w:lvlJc w:val="left"/>
+      <w:pPr>
+        <w:ind w:left="2160" w:hanging="360"/>
+      </w:pPr>
+      <w:rPr>
+        <w:rFonts w:ascii="Courier New" w:hAnsi="Courier New" w:cs="Courier New" w:hint="default"/>
+      </w:rPr>
+    </w:lvl>
+    <w:lvl w:ilvl="2" w:tplc="10000005" w:tentative="1">
+      <w:start w:val="1"/>
+      <w:numFmt w:val="bullet"/>
+      <w:lvlText w:val=""/>
+      <w:lvlJc w:val="left"/>
+      <w:pPr>
+        <w:ind w:left="2880" w:hanging="360"/>
+      </w:pPr>
+      <w:rPr>
+        <w:rFonts w:ascii="Wingdings" w:hAnsi="Wingdings" w:hint="default"/>
+      </w:rPr>
+    </w:lvl>
+    <w:lvl w:ilvl="3" w:tplc="10000001" w:tentative="1">
+      <w:start w:val="1"/>
+      <w:numFmt w:val="bullet"/>
+      <w:lvlText w:val=""/>
+      <w:lvlJc w:val="left"/>
+      <w:pPr>
+        <w:ind w:left="3600" w:hanging="360"/>
+      </w:pPr>
+      <w:rPr>
+        <w:rFonts w:ascii="Symbol" w:hAnsi="Symbol" w:hint="default"/>
+      </w:rPr>
+    </w:lvl>
+    <w:lvl w:ilvl="4" w:tplc="10000003" w:tentative="1">
+      <w:start w:val="1"/>
+      <w:numFmt w:val="bullet"/>
+      <w:lvlText w:val="o"/>
+      <w:lvlJc w:val="left"/>
+      <w:pPr>
+        <w:ind w:left="4320" w:hanging="360"/>
+      </w:pPr>
+      <w:rPr>
+        <w:rFonts w:ascii="Courier New" w:hAnsi="Courier New" w:cs="Courier New" w:hint="default"/>
+      </w:rPr>
+    </w:lvl>
+    <w:lvl w:ilvl="5" w:tplc="10000005" w:tentative="1">
+      <w:start w:val="1"/>
+      <w:numFmt w:val="bullet"/>
+      <w:lvlText w:val=""/>
+      <w:lvlJc w:val="left"/>
+      <w:pPr>
+        <w:ind w:left="5040" w:hanging="360"/>
+      </w:pPr>
+      <w:rPr>
+        <w:rFonts w:ascii="Wingdings" w:hAnsi="Wingdings" w:hint="default"/>
+      </w:rPr>
+    </w:lvl>
+    <w:lvl w:ilvl="6" w:tplc="10000001" w:tentative="1">
+      <w:start w:val="1"/>
+      <w:numFmt w:val="bullet"/>
+      <w:lvlText w:val=""/>
+      <w:lvlJc w:val="left"/>
+      <w:pPr>
+        <w:ind w:left="5760" w:hanging="360"/>
+      </w:pPr>
+      <w:rPr>
+        <w:rFonts w:ascii="Symbol" w:hAnsi="Symbol" w:hint="default"/>
+      </w:rPr>
+    </w:lvl>
+    <w:lvl w:ilvl="7" w:tplc="10000003" w:tentative="1">
+      <w:start w:val="1"/>
+      <w:numFmt w:val="bullet"/>
+      <w:lvlText w:val="o"/>
+      <w:lvlJc w:val="left"/>
+      <w:pPr>
+        <w:ind w:left="6480" w:hanging="360"/>
+      </w:pPr>
+      <w:rPr>
+        <w:rFonts w:ascii="Courier New" w:hAnsi="Courier New" w:cs="Courier New" w:hint="default"/>
+      </w:rPr>
+    </w:lvl>
+    <w:lvl w:ilvl="8" w:tplc="10000005" w:tentative="1">
+      <w:start w:val="1"/>
+      <w:numFmt w:val="bullet"/>
+      <w:lvlText w:val=""/>
+      <w:lvlJc w:val="left"/>
+      <w:pPr>
+        <w:ind w:left="7200" w:hanging="360"/>
+      </w:pPr>
+      <w:rPr>
+        <w:rFonts w:ascii="Wingdings" w:hAnsi="Wingdings" w:hint="default"/>
+      </w:rPr>
+    </w:lvl>
+  </w:abstractNum>
+  <w:abstractNum w:abstractNumId="12" w15:restartNumberingAfterBreak="0">
     <w:nsid w:val="454520A9"/>
     <w:multiLevelType w:val="hybridMultilevel"/>
     <w:tmpl w:val="D8F4C6B0"/>
@@ -16630,7 +13587,7 @@
       </w:rPr>
     </w:lvl>
   </w:abstractNum>
-  <w:abstractNum w:abstractNumId="12" w15:restartNumberingAfterBreak="0">
+  <w:abstractNum w:abstractNumId="13" w15:restartNumberingAfterBreak="0">
     <w:nsid w:val="455B00AD"/>
     <w:multiLevelType w:val="multilevel"/>
     <w:tmpl w:val="C090D8F0"/>
@@ -16751,7 +13708,7 @@
       </w:rPr>
     </w:lvl>
   </w:abstractNum>
-  <w:abstractNum w:abstractNumId="13" w15:restartNumberingAfterBreak="0">
+  <w:abstractNum w:abstractNumId="14" w15:restartNumberingAfterBreak="0">
     <w:nsid w:val="58D94EB7"/>
     <w:multiLevelType w:val="multilevel"/>
     <w:tmpl w:val="1809001F"/>
@@ -16837,7 +13794,7 @@
       </w:pPr>
     </w:lvl>
   </w:abstractNum>
-  <w:abstractNum w:abstractNumId="14" w15:restartNumberingAfterBreak="0">
+  <w:abstractNum w:abstractNumId="15" w15:restartNumberingAfterBreak="0">
     <w:nsid w:val="5B1A2D1F"/>
     <w:multiLevelType w:val="multilevel"/>
     <w:tmpl w:val="93AA8880"/>
@@ -16950,7 +13907,7 @@
       </w:rPr>
     </w:lvl>
   </w:abstractNum>
-  <w:abstractNum w:abstractNumId="15" w15:restartNumberingAfterBreak="0">
+  <w:abstractNum w:abstractNumId="16" w15:restartNumberingAfterBreak="0">
     <w:nsid w:val="5C0E6094"/>
     <w:multiLevelType w:val="hybridMultilevel"/>
     <w:tmpl w:val="8D382BE0"/>
@@ -17063,7 +14020,7 @@
       </w:rPr>
     </w:lvl>
   </w:abstractNum>
-  <w:abstractNum w:abstractNumId="16" w15:restartNumberingAfterBreak="0">
+  <w:abstractNum w:abstractNumId="17" w15:restartNumberingAfterBreak="0">
     <w:nsid w:val="61D90BBF"/>
     <w:multiLevelType w:val="hybridMultilevel"/>
     <w:tmpl w:val="976E0208"/>
@@ -17176,7 +14133,7 @@
       </w:rPr>
     </w:lvl>
   </w:abstractNum>
-  <w:abstractNum w:abstractNumId="17" w15:restartNumberingAfterBreak="0">
+  <w:abstractNum w:abstractNumId="18" w15:restartNumberingAfterBreak="0">
     <w:nsid w:val="67DD4DC6"/>
     <w:multiLevelType w:val="hybridMultilevel"/>
     <w:tmpl w:val="DBA6F740"/>
@@ -17262,7 +14219,7 @@
       </w:pPr>
     </w:lvl>
   </w:abstractNum>
-  <w:abstractNum w:abstractNumId="18" w15:restartNumberingAfterBreak="0">
+  <w:abstractNum w:abstractNumId="19" w15:restartNumberingAfterBreak="0">
     <w:nsid w:val="6B114192"/>
     <w:multiLevelType w:val="multilevel"/>
     <w:tmpl w:val="C090D8F0"/>
@@ -17383,7 +14340,7 @@
       </w:rPr>
     </w:lvl>
   </w:abstractNum>
-  <w:abstractNum w:abstractNumId="19" w15:restartNumberingAfterBreak="0">
+  <w:abstractNum w:abstractNumId="20" w15:restartNumberingAfterBreak="0">
     <w:nsid w:val="6C6116EA"/>
     <w:multiLevelType w:val="hybridMultilevel"/>
     <w:tmpl w:val="A72A7D0A"/>
@@ -17496,7 +14453,7 @@
       </w:rPr>
     </w:lvl>
   </w:abstractNum>
-  <w:abstractNum w:abstractNumId="20" w15:restartNumberingAfterBreak="0">
+  <w:abstractNum w:abstractNumId="21" w15:restartNumberingAfterBreak="0">
     <w:nsid w:val="6D4E2158"/>
     <w:multiLevelType w:val="hybridMultilevel"/>
     <w:tmpl w:val="E6282D8C"/>
@@ -17609,7 +14566,7 @@
       </w:rPr>
     </w:lvl>
   </w:abstractNum>
-  <w:abstractNum w:abstractNumId="21" w15:restartNumberingAfterBreak="0">
+  <w:abstractNum w:abstractNumId="22" w15:restartNumberingAfterBreak="0">
     <w:nsid w:val="6E7E2965"/>
     <w:multiLevelType w:val="multilevel"/>
     <w:tmpl w:val="9F7AAF70"/>
@@ -17758,7 +14715,7 @@
       </w:rPr>
     </w:lvl>
   </w:abstractNum>
-  <w:abstractNum w:abstractNumId="22" w15:restartNumberingAfterBreak="0">
+  <w:abstractNum w:abstractNumId="23" w15:restartNumberingAfterBreak="0">
     <w:nsid w:val="70F10C42"/>
     <w:multiLevelType w:val="hybridMultilevel"/>
     <w:tmpl w:val="F2601280"/>
@@ -17871,7 +14828,7 @@
       </w:rPr>
     </w:lvl>
   </w:abstractNum>
-  <w:abstractNum w:abstractNumId="23" w15:restartNumberingAfterBreak="0">
+  <w:abstractNum w:abstractNumId="24" w15:restartNumberingAfterBreak="0">
     <w:nsid w:val="7D1C7D03"/>
     <w:multiLevelType w:val="hybridMultilevel"/>
     <w:tmpl w:val="6DD034BE"/>
@@ -17984,7 +14941,7 @@
       </w:rPr>
     </w:lvl>
   </w:abstractNum>
-  <w:abstractNum w:abstractNumId="24" w15:restartNumberingAfterBreak="0">
+  <w:abstractNum w:abstractNumId="25" w15:restartNumberingAfterBreak="0">
     <w:nsid w:val="7D771FD4"/>
     <w:multiLevelType w:val="multilevel"/>
     <w:tmpl w:val="7DBC35CC"/>
@@ -18098,13 +15055,13 @@
     </w:lvl>
   </w:abstractNum>
   <w:num w:numId="1" w16cid:durableId="1800763646">
-    <w:abstractNumId w:val="21"/>
+    <w:abstractNumId w:val="22"/>
   </w:num>
   <w:num w:numId="2" w16cid:durableId="277220858">
-    <w:abstractNumId w:val="24"/>
+    <w:abstractNumId w:val="25"/>
   </w:num>
   <w:num w:numId="3" w16cid:durableId="42876634">
-    <w:abstractNumId w:val="19"/>
+    <w:abstractNumId w:val="20"/>
   </w:num>
   <w:num w:numId="4" w16cid:durableId="1252851921">
     <w:abstractNumId w:val="0"/>
@@ -18113,34 +15070,34 @@
     <w:abstractNumId w:val="10"/>
   </w:num>
   <w:num w:numId="6" w16cid:durableId="539055925">
-    <w:abstractNumId w:val="11"/>
+    <w:abstractNumId w:val="12"/>
   </w:num>
   <w:num w:numId="7" w16cid:durableId="303971168">
     <w:abstractNumId w:val="1"/>
   </w:num>
   <w:num w:numId="8" w16cid:durableId="768623102">
-    <w:abstractNumId w:val="20"/>
+    <w:abstractNumId w:val="21"/>
   </w:num>
   <w:num w:numId="9" w16cid:durableId="513421802">
     <w:abstractNumId w:val="4"/>
   </w:num>
   <w:num w:numId="10" w16cid:durableId="1506163538">
-    <w:abstractNumId w:val="23"/>
+    <w:abstractNumId w:val="24"/>
   </w:num>
   <w:num w:numId="11" w16cid:durableId="375735689">
-    <w:abstractNumId w:val="16"/>
+    <w:abstractNumId w:val="17"/>
   </w:num>
   <w:num w:numId="12" w16cid:durableId="1465738686">
     <w:abstractNumId w:val="2"/>
   </w:num>
   <w:num w:numId="13" w16cid:durableId="1562249378">
-    <w:abstractNumId w:val="22"/>
+    <w:abstractNumId w:val="23"/>
   </w:num>
   <w:num w:numId="14" w16cid:durableId="758449304">
     <w:abstractNumId w:val="6"/>
   </w:num>
   <w:num w:numId="15" w16cid:durableId="611397029">
-    <w:abstractNumId w:val="15"/>
+    <w:abstractNumId w:val="16"/>
   </w:num>
   <w:num w:numId="16" w16cid:durableId="1112897053">
     <w:abstractNumId w:val="3"/>
@@ -18149,7 +15106,7 @@
     <w:abstractNumId w:val="5"/>
   </w:num>
   <w:num w:numId="18" w16cid:durableId="272631799">
-    <w:abstractNumId w:val="14"/>
+    <w:abstractNumId w:val="15"/>
   </w:num>
   <w:num w:numId="19" w16cid:durableId="930092073">
     <w:abstractNumId w:val="9"/>
@@ -18158,19 +15115,22 @@
     <w:abstractNumId w:val="7"/>
   </w:num>
   <w:num w:numId="21" w16cid:durableId="486021093">
-    <w:abstractNumId w:val="12"/>
+    <w:abstractNumId w:val="13"/>
   </w:num>
   <w:num w:numId="22" w16cid:durableId="963804561">
     <w:abstractNumId w:val="8"/>
   </w:num>
   <w:num w:numId="23" w16cid:durableId="773209486">
+    <w:abstractNumId w:val="19"/>
+  </w:num>
+  <w:num w:numId="24" w16cid:durableId="710881041">
     <w:abstractNumId w:val="18"/>
   </w:num>
-  <w:num w:numId="24" w16cid:durableId="710881041">
-    <w:abstractNumId w:val="17"/>
+  <w:num w:numId="25" w16cid:durableId="1315333452">
+    <w:abstractNumId w:val="14"/>
   </w:num>
-  <w:num w:numId="25" w16cid:durableId="1315333452">
-    <w:abstractNumId w:val="13"/>
+  <w:num w:numId="26" w16cid:durableId="242881357">
+    <w:abstractNumId w:val="11"/>
   </w:num>
 </w:numbering>
 </file>

--- a/link_eshopworld/Documentation/eShopWorld_Cartridge_Pwa_Integration.docx
+++ b/link_eshopworld/Documentation/eShopWorld_Cartridge_Pwa_Integration.docx
@@ -443,7 +443,28 @@
                                 <w:sz w:val="20"/>
                                 <w:szCs w:val="20"/>
                               </w:rPr>
-                              <w:t>5.0.0</w:t>
+                              <w:t>5.</w:t>
+                            </w:r>
+                            <w:r>
+                              <w:rPr>
+                                <w:sz w:val="20"/>
+                                <w:szCs w:val="20"/>
+                              </w:rPr>
+                              <w:t>1</w:t>
+                            </w:r>
+                            <w:r>
+                              <w:rPr>
+                                <w:sz w:val="20"/>
+                                <w:szCs w:val="20"/>
+                              </w:rPr>
+                              <w:t>.</w:t>
+                            </w:r>
+                            <w:r>
+                              <w:rPr>
+                                <w:sz w:val="20"/>
+                                <w:szCs w:val="20"/>
+                              </w:rPr>
+                              <w:t>1</w:t>
                             </w:r>
                           </w:p>
                           <w:p>
@@ -471,7 +492,7 @@
                                 <w:sz w:val="20"/>
                                 <w:szCs w:val="20"/>
                               </w:rPr>
-                              <w:t>February</w:t>
+                              <w:t>June</w:t>
                             </w:r>
                             <w:r>
                               <w:rPr>
@@ -602,7 +623,28 @@
                           <w:sz w:val="20"/>
                           <w:szCs w:val="20"/>
                         </w:rPr>
-                        <w:t>5.0.0</w:t>
+                        <w:t>5.</w:t>
+                      </w:r>
+                      <w:r>
+                        <w:rPr>
+                          <w:sz w:val="20"/>
+                          <w:szCs w:val="20"/>
+                        </w:rPr>
+                        <w:t>1</w:t>
+                      </w:r>
+                      <w:r>
+                        <w:rPr>
+                          <w:sz w:val="20"/>
+                          <w:szCs w:val="20"/>
+                        </w:rPr>
+                        <w:t>.</w:t>
+                      </w:r>
+                      <w:r>
+                        <w:rPr>
+                          <w:sz w:val="20"/>
+                          <w:szCs w:val="20"/>
+                        </w:rPr>
+                        <w:t>1</w:t>
                       </w:r>
                     </w:p>
                     <w:p>
@@ -630,7 +672,7 @@
                           <w:sz w:val="20"/>
                           <w:szCs w:val="20"/>
                         </w:rPr>
-                        <w:t>February</w:t>
+                        <w:t>June</w:t>
                       </w:r>
                       <w:r>
                         <w:rPr>
@@ -3818,21 +3860,7 @@
         <w:rPr>
           <w:rFonts w:ascii="Arial" w:hAnsi="Arial" w:cs="Arial"/>
         </w:rPr>
-        <w:t xml:space="preserve">The ESW PWA cartridge is developed to use with SFCC </w:t>
-      </w:r>
-      <w:proofErr w:type="spellStart"/>
-      <w:r>
-        <w:rPr>
-          <w:rFonts w:ascii="Arial" w:hAnsi="Arial" w:cs="Arial"/>
-        </w:rPr>
-        <w:t>pwa</w:t>
-      </w:r>
-      <w:proofErr w:type="spellEnd"/>
-      <w:r>
-        <w:rPr>
-          <w:rFonts w:ascii="Arial" w:hAnsi="Arial" w:cs="Arial"/>
-        </w:rPr>
-        <w:t>-kit</w:t>
+        <w:t>The ESW PWA cartridge is developed to use with SFCC pwa-kit</w:t>
       </w:r>
       <w:r>
         <w:rPr>
@@ -3955,7 +3983,6 @@
           <w:rFonts w:ascii="Arial" w:hAnsi="Arial" w:cs="Arial"/>
         </w:rPr>
       </w:pPr>
-      <w:proofErr w:type="spellStart"/>
       <w:r>
         <w:rPr>
           <w:rFonts w:ascii="Arial" w:hAnsi="Arial" w:cs="Arial"/>
@@ -3968,7 +3995,6 @@
         </w:rPr>
         <w:t>headless</w:t>
       </w:r>
-      <w:proofErr w:type="spellEnd"/>
     </w:p>
     <w:p>
       <w:pPr>
@@ -3982,7 +4008,6 @@
           <w:rFonts w:ascii="Arial" w:hAnsi="Arial" w:cs="Arial"/>
         </w:rPr>
       </w:pPr>
-      <w:proofErr w:type="spellStart"/>
       <w:r>
         <w:rPr>
           <w:rFonts w:ascii="Arial" w:hAnsi="Arial" w:cs="Arial"/>
@@ -3995,7 +4020,6 @@
         </w:rPr>
         <w:t>core</w:t>
       </w:r>
-      <w:proofErr w:type="spellEnd"/>
     </w:p>
     <w:p>
       <w:pPr>
@@ -4028,7 +4052,6 @@
           <w:rFonts w:ascii="Arial" w:hAnsi="Arial" w:cs="Arial"/>
         </w:rPr>
       </w:pPr>
-      <w:proofErr w:type="spellStart"/>
       <w:r>
         <w:rPr>
           <w:rFonts w:ascii="Arial" w:hAnsi="Arial" w:cs="Arial"/>
@@ -4053,7 +4076,6 @@
         </w:rPr>
         <w:t>core</w:t>
       </w:r>
-      <w:proofErr w:type="spellEnd"/>
     </w:p>
     <w:p>
       <w:pPr>
@@ -4161,33 +4183,11 @@
           <w:rFonts w:ascii="Arial" w:hAnsi="Arial" w:cs="Arial"/>
         </w:rPr>
       </w:pPr>
-      <w:proofErr w:type="spellStart"/>
-      <w:r>
-        <w:rPr>
-          <w:rFonts w:ascii="Arial" w:hAnsi="Arial" w:cs="Arial"/>
-        </w:rPr>
-        <w:t>link_eshopworld</w:t>
-      </w:r>
-      <w:proofErr w:type="spellEnd"/>
-      <w:r>
-        <w:rPr>
-          <w:rFonts w:ascii="Arial" w:hAnsi="Arial" w:cs="Arial"/>
-        </w:rPr>
-        <w:t>/</w:t>
-      </w:r>
-      <w:proofErr w:type="spellStart"/>
-      <w:r>
-        <w:rPr>
-          <w:rFonts w:ascii="Arial" w:hAnsi="Arial" w:cs="Arial"/>
-        </w:rPr>
-        <w:t>sitesdata</w:t>
-      </w:r>
-      <w:proofErr w:type="spellEnd"/>
-      <w:r>
-        <w:rPr>
-          <w:rFonts w:ascii="Arial" w:hAnsi="Arial" w:cs="Arial"/>
-        </w:rPr>
-        <w:t>/meta/systemobjects.xml</w:t>
+      <w:r>
+        <w:rPr>
+          <w:rFonts w:ascii="Arial" w:hAnsi="Arial" w:cs="Arial"/>
+        </w:rPr>
+        <w:t>link_eshopworld/sitesdata/meta/systemobjects.xml</w:t>
       </w:r>
     </w:p>
     <w:p>
@@ -4202,33 +4202,11 @@
           <w:rFonts w:ascii="Arial" w:hAnsi="Arial" w:cs="Arial"/>
         </w:rPr>
       </w:pPr>
-      <w:proofErr w:type="spellStart"/>
-      <w:r>
-        <w:rPr>
-          <w:rFonts w:ascii="Arial" w:hAnsi="Arial" w:cs="Arial"/>
-        </w:rPr>
-        <w:t>link_eshopworld</w:t>
-      </w:r>
-      <w:proofErr w:type="spellEnd"/>
-      <w:r>
-        <w:rPr>
-          <w:rFonts w:ascii="Arial" w:hAnsi="Arial" w:cs="Arial"/>
-        </w:rPr>
-        <w:t>/</w:t>
-      </w:r>
-      <w:proofErr w:type="spellStart"/>
-      <w:r>
-        <w:rPr>
-          <w:rFonts w:ascii="Arial" w:hAnsi="Arial" w:cs="Arial"/>
-        </w:rPr>
-        <w:t>sitesdata</w:t>
-      </w:r>
-      <w:proofErr w:type="spellEnd"/>
-      <w:r>
-        <w:rPr>
-          <w:rFonts w:ascii="Arial" w:hAnsi="Arial" w:cs="Arial"/>
-        </w:rPr>
-        <w:t>/meta/systemobjects</w:t>
+      <w:r>
+        <w:rPr>
+          <w:rFonts w:ascii="Arial" w:hAnsi="Arial" w:cs="Arial"/>
+        </w:rPr>
+        <w:t>link_eshopworld/sitesdata/meta/systemobjects</w:t>
       </w:r>
       <w:r>
         <w:rPr>
@@ -4274,33 +4252,11 @@
           <w:rFonts w:ascii="Arial" w:hAnsi="Arial" w:cs="Arial"/>
         </w:rPr>
       </w:pPr>
-      <w:proofErr w:type="spellStart"/>
-      <w:r>
-        <w:rPr>
-          <w:rFonts w:ascii="Arial" w:hAnsi="Arial" w:cs="Arial"/>
-        </w:rPr>
-        <w:t>link_eshopworld</w:t>
-      </w:r>
-      <w:proofErr w:type="spellEnd"/>
-      <w:r>
-        <w:rPr>
-          <w:rFonts w:ascii="Arial" w:hAnsi="Arial" w:cs="Arial"/>
-        </w:rPr>
-        <w:t>/</w:t>
-      </w:r>
-      <w:proofErr w:type="spellStart"/>
-      <w:r>
-        <w:rPr>
-          <w:rFonts w:ascii="Arial" w:hAnsi="Arial" w:cs="Arial"/>
-        </w:rPr>
-        <w:t>sitesdata</w:t>
-      </w:r>
-      <w:proofErr w:type="spellEnd"/>
-      <w:r>
-        <w:rPr>
-          <w:rFonts w:ascii="Arial" w:hAnsi="Arial" w:cs="Arial"/>
-        </w:rPr>
-        <w:t>/meta/customobjects.xml</w:t>
+      <w:r>
+        <w:rPr>
+          <w:rFonts w:ascii="Arial" w:hAnsi="Arial" w:cs="Arial"/>
+        </w:rPr>
+        <w:t>link_eshopworld/sitesdata/meta/customobjects.xml</w:t>
       </w:r>
     </w:p>
     <w:p>
@@ -4315,33 +4271,11 @@
           <w:rFonts w:ascii="Arial" w:hAnsi="Arial" w:cs="Arial"/>
         </w:rPr>
       </w:pPr>
-      <w:proofErr w:type="spellStart"/>
-      <w:r>
-        <w:rPr>
-          <w:rFonts w:ascii="Arial" w:hAnsi="Arial" w:cs="Arial"/>
-        </w:rPr>
-        <w:t>link_eshopworld</w:t>
-      </w:r>
-      <w:proofErr w:type="spellEnd"/>
-      <w:r>
-        <w:rPr>
-          <w:rFonts w:ascii="Arial" w:hAnsi="Arial" w:cs="Arial"/>
-        </w:rPr>
-        <w:t>/</w:t>
-      </w:r>
-      <w:proofErr w:type="spellStart"/>
-      <w:r>
-        <w:rPr>
-          <w:rFonts w:ascii="Arial" w:hAnsi="Arial" w:cs="Arial"/>
-        </w:rPr>
-        <w:t>sitesdata</w:t>
-      </w:r>
-      <w:proofErr w:type="spellEnd"/>
-      <w:r>
-        <w:rPr>
-          <w:rFonts w:ascii="Arial" w:hAnsi="Arial" w:cs="Arial"/>
-        </w:rPr>
-        <w:t>/meta/customobjects</w:t>
+      <w:r>
+        <w:rPr>
+          <w:rFonts w:ascii="Arial" w:hAnsi="Arial" w:cs="Arial"/>
+        </w:rPr>
+        <w:t>link_eshopworld/sitesdata/meta/customobjects</w:t>
       </w:r>
       <w:r>
         <w:rPr>
@@ -4387,47 +4321,11 @@
           <w:rFonts w:ascii="Arial" w:hAnsi="Arial" w:cs="Arial"/>
         </w:rPr>
       </w:pPr>
-      <w:proofErr w:type="spellStart"/>
-      <w:r>
-        <w:rPr>
-          <w:rFonts w:ascii="Arial" w:hAnsi="Arial" w:cs="Arial"/>
-        </w:rPr>
-        <w:t>link_eshopworld</w:t>
-      </w:r>
-      <w:proofErr w:type="spellEnd"/>
-      <w:r>
-        <w:rPr>
-          <w:rFonts w:ascii="Arial" w:hAnsi="Arial" w:cs="Arial"/>
-        </w:rPr>
-        <w:t>/</w:t>
-      </w:r>
-      <w:proofErr w:type="spellStart"/>
-      <w:r>
-        <w:rPr>
-          <w:rFonts w:ascii="Arial" w:hAnsi="Arial" w:cs="Arial"/>
-        </w:rPr>
-        <w:t>sitesdata</w:t>
-      </w:r>
-      <w:proofErr w:type="spellEnd"/>
-      <w:r>
-        <w:rPr>
-          <w:rFonts w:ascii="Arial" w:hAnsi="Arial" w:cs="Arial"/>
-        </w:rPr>
-        <w:t>/sites/</w:t>
-      </w:r>
-      <w:proofErr w:type="spellStart"/>
-      <w:r>
-        <w:rPr>
-          <w:rFonts w:ascii="Arial" w:hAnsi="Arial" w:cs="Arial"/>
-        </w:rPr>
-        <w:t>RefArch</w:t>
-      </w:r>
-      <w:proofErr w:type="spellEnd"/>
-      <w:r>
-        <w:rPr>
-          <w:rFonts w:ascii="Arial" w:hAnsi="Arial" w:cs="Arial"/>
-        </w:rPr>
-        <w:t>/libraries.xml</w:t>
+      <w:r>
+        <w:rPr>
+          <w:rFonts w:ascii="Arial" w:hAnsi="Arial" w:cs="Arial"/>
+        </w:rPr>
+        <w:t>link_eshopworld/sitesdata/sites/RefArch/libraries.xml</w:t>
       </w:r>
     </w:p>
     <w:p>
@@ -4442,47 +4340,11 @@
           <w:rFonts w:ascii="Arial" w:hAnsi="Arial" w:cs="Arial"/>
         </w:rPr>
       </w:pPr>
-      <w:proofErr w:type="spellStart"/>
-      <w:r>
-        <w:rPr>
-          <w:rFonts w:ascii="Arial" w:hAnsi="Arial" w:cs="Arial"/>
-        </w:rPr>
-        <w:t>link_eshopworld</w:t>
-      </w:r>
-      <w:proofErr w:type="spellEnd"/>
-      <w:r>
-        <w:rPr>
-          <w:rFonts w:ascii="Arial" w:hAnsi="Arial" w:cs="Arial"/>
-        </w:rPr>
-        <w:t>/</w:t>
-      </w:r>
-      <w:proofErr w:type="spellStart"/>
-      <w:r>
-        <w:rPr>
-          <w:rFonts w:ascii="Arial" w:hAnsi="Arial" w:cs="Arial"/>
-        </w:rPr>
-        <w:t>sitesdata</w:t>
-      </w:r>
-      <w:proofErr w:type="spellEnd"/>
-      <w:r>
-        <w:rPr>
-          <w:rFonts w:ascii="Arial" w:hAnsi="Arial" w:cs="Arial"/>
-        </w:rPr>
-        <w:t>/sites/</w:t>
-      </w:r>
-      <w:proofErr w:type="spellStart"/>
-      <w:r>
-        <w:rPr>
-          <w:rFonts w:ascii="Arial" w:hAnsi="Arial" w:cs="Arial"/>
-        </w:rPr>
-        <w:t>RefArch</w:t>
-      </w:r>
-      <w:proofErr w:type="spellEnd"/>
-      <w:r>
-        <w:rPr>
-          <w:rFonts w:ascii="Arial" w:hAnsi="Arial" w:cs="Arial"/>
-        </w:rPr>
-        <w:t>/content-assets.xml</w:t>
+      <w:r>
+        <w:rPr>
+          <w:rFonts w:ascii="Arial" w:hAnsi="Arial" w:cs="Arial"/>
+        </w:rPr>
+        <w:t>link_eshopworld/sitesdata/sites/RefArch/content-assets.xml</w:t>
       </w:r>
     </w:p>
     <w:p>
@@ -4554,21 +4416,7 @@
         <w:rPr>
           <w:rFonts w:ascii="Arial" w:hAnsi="Arial" w:cs="Arial"/>
         </w:rPr>
-        <w:t xml:space="preserve">Please follow all steps outlined in </w:t>
-      </w:r>
-      <w:proofErr w:type="spellStart"/>
-      <w:r>
-        <w:rPr>
-          <w:rFonts w:ascii="Arial" w:hAnsi="Arial" w:cs="Arial"/>
-        </w:rPr>
-        <w:t>eShopWorld_Cartridge_Configuration_Guide_Headless</w:t>
-      </w:r>
-      <w:proofErr w:type="spellEnd"/>
-      <w:r>
-        <w:rPr>
-          <w:rFonts w:ascii="Arial" w:hAnsi="Arial" w:cs="Arial"/>
-        </w:rPr>
-        <w:t xml:space="preserve"> (OCAPI_SCAPI) and ensure that both SCAPI configuration and PWA Kit mapping are properly set up exactly as described in the document.</w:t>
+        <w:t>Please follow all steps outlined in eShopWorld_Cartridge_Configuration_Guide_Headless (OCAPI_SCAPI) and ensure that both SCAPI configuration and PWA Kit mapping are properly set up exactly as described in the document.</w:t>
       </w:r>
     </w:p>
     <w:p>
@@ -4629,14 +4477,12 @@
           <w:rFonts w:ascii="Arial" w:hAnsi="Arial" w:cs="Arial"/>
         </w:rPr>
       </w:pPr>
-      <w:proofErr w:type="spellStart"/>
       <w:r>
         <w:rPr>
           <w:rFonts w:ascii="Arial" w:hAnsi="Arial" w:cs="Arial"/>
         </w:rPr>
         <w:t>InventoryCheckFailurePageUrl|cart</w:t>
       </w:r>
-      <w:proofErr w:type="spellEnd"/>
     </w:p>
     <w:p>
       <w:pPr>
@@ -4650,19 +4496,11 @@
           <w:rFonts w:ascii="Arial" w:hAnsi="Arial" w:cs="Arial"/>
         </w:rPr>
       </w:pPr>
-      <w:proofErr w:type="spellStart"/>
-      <w:r>
-        <w:rPr>
-          <w:rFonts w:ascii="Arial" w:hAnsi="Arial" w:cs="Arial"/>
-        </w:rPr>
-        <w:t>BaseUrl</w:t>
-      </w:r>
-      <w:proofErr w:type="spellEnd"/>
-      <w:r>
-        <w:rPr>
-          <w:rFonts w:ascii="Arial" w:hAnsi="Arial" w:cs="Arial"/>
-        </w:rPr>
-        <w:t>|</w:t>
+      <w:r>
+        <w:rPr>
+          <w:rFonts w:ascii="Arial" w:hAnsi="Arial" w:cs="Arial"/>
+        </w:rPr>
+        <w:t>BaseUrl|</w:t>
       </w:r>
     </w:p>
     <w:p>
@@ -4677,7 +4515,6 @@
           <w:rFonts w:ascii="Arial" w:hAnsi="Arial" w:cs="Arial"/>
         </w:rPr>
       </w:pPr>
-      <w:proofErr w:type="spellStart"/>
       <w:r>
         <w:rPr>
           <w:rFonts w:ascii="Arial" w:hAnsi="Arial" w:cs="Arial"/>
@@ -4692,27 +4529,8 @@
           <w:color w:val="000000"/>
           <w:shd w:val="clear" w:color="auto" w:fill="FFFFFF"/>
         </w:rPr>
-        <w:t>Base</w:t>
-      </w:r>
-      <w:proofErr w:type="spellEnd"/>
-      <w:r>
-        <w:rPr>
-          <w:rFonts w:ascii="Arial" w:hAnsi="Arial" w:cs="Arial"/>
-          <w:color w:val="000000"/>
-          <w:shd w:val="clear" w:color="auto" w:fill="FFFFFF"/>
-        </w:rPr>
-        <w:t xml:space="preserve"> </w:t>
-      </w:r>
-      <w:proofErr w:type="spellStart"/>
-      <w:r>
-        <w:rPr>
-          <w:rFonts w:ascii="Arial" w:hAnsi="Arial" w:cs="Arial"/>
-          <w:color w:val="000000"/>
-          <w:shd w:val="clear" w:color="auto" w:fill="FFFFFF"/>
-        </w:rPr>
-        <w:t>url</w:t>
-      </w:r>
-      <w:proofErr w:type="spellEnd"/>
+        <w:t>Base url</w:t>
+      </w:r>
     </w:p>
     <w:p>
       <w:pPr>
@@ -4726,14 +4544,12 @@
           <w:rFonts w:ascii="Arial" w:hAnsi="Arial" w:cs="Arial"/>
         </w:rPr>
       </w:pPr>
-      <w:proofErr w:type="spellStart"/>
       <w:r>
         <w:rPr>
           <w:rFonts w:ascii="Arial" w:hAnsi="Arial" w:cs="Arial"/>
         </w:rPr>
         <w:t>BackToCartUrl|cart</w:t>
       </w:r>
-      <w:proofErr w:type="spellEnd"/>
     </w:p>
     <w:p>
       <w:pPr>
@@ -5047,79 +4863,7 @@
           <w:b/>
           <w:bCs/>
         </w:rPr>
-        <w:t>The locale must be in the format of {</w:t>
-      </w:r>
-      <w:proofErr w:type="spellStart"/>
-      <w:r>
-        <w:rPr>
-          <w:rFonts w:ascii="Arial" w:hAnsi="Arial" w:cs="Arial"/>
-          <w:b/>
-          <w:bCs/>
-        </w:rPr>
-        <w:t>lang_Country</w:t>
-      </w:r>
-      <w:proofErr w:type="spellEnd"/>
-      <w:r>
-        <w:rPr>
-          <w:rFonts w:ascii="Arial" w:hAnsi="Arial" w:cs="Arial"/>
-          <w:b/>
-          <w:bCs/>
-        </w:rPr>
-        <w:t xml:space="preserve">} e.g. </w:t>
-      </w:r>
-      <w:proofErr w:type="spellStart"/>
-      <w:r>
-        <w:rPr>
-          <w:rFonts w:ascii="Arial" w:hAnsi="Arial" w:cs="Arial"/>
-          <w:b/>
-          <w:bCs/>
-        </w:rPr>
-        <w:t>en_IE</w:t>
-      </w:r>
-      <w:proofErr w:type="spellEnd"/>
-      <w:r>
-        <w:rPr>
-          <w:rFonts w:ascii="Arial" w:hAnsi="Arial" w:cs="Arial"/>
-          <w:b/>
-          <w:bCs/>
-        </w:rPr>
-        <w:t xml:space="preserve">, </w:t>
-      </w:r>
-      <w:proofErr w:type="spellStart"/>
-      <w:r>
-        <w:rPr>
-          <w:rFonts w:ascii="Arial" w:hAnsi="Arial" w:cs="Arial"/>
-          <w:b/>
-          <w:bCs/>
-        </w:rPr>
-        <w:t>en_US</w:t>
-      </w:r>
-      <w:proofErr w:type="spellEnd"/>
-      <w:r>
-        <w:rPr>
-          <w:rFonts w:ascii="Arial" w:hAnsi="Arial" w:cs="Arial"/>
-          <w:b/>
-          <w:bCs/>
-        </w:rPr>
-        <w:t xml:space="preserve">, </w:t>
-      </w:r>
-      <w:proofErr w:type="spellStart"/>
-      <w:r>
-        <w:rPr>
-          <w:rFonts w:ascii="Arial" w:hAnsi="Arial" w:cs="Arial"/>
-          <w:b/>
-          <w:bCs/>
-        </w:rPr>
-        <w:t>en_CA</w:t>
-      </w:r>
-      <w:proofErr w:type="spellEnd"/>
-      <w:r>
-        <w:rPr>
-          <w:rFonts w:ascii="Arial" w:hAnsi="Arial" w:cs="Arial"/>
-          <w:b/>
-          <w:bCs/>
-        </w:rPr>
-        <w:t xml:space="preserve"> etc</w:t>
+        <w:t>The locale must be in the format of {lang_Country} e.g. en_IE, en_US, en_CA etc</w:t>
       </w:r>
     </w:p>
     <w:p>
@@ -5324,16 +5068,8 @@
         <w:rPr>
           <w:rFonts w:ascii="Arial" w:hAnsi="Arial" w:cs="Arial"/>
         </w:rPr>
-        <w:t xml:space="preserve">This will generate locale in form of </w:t>
-      </w:r>
-      <w:proofErr w:type="spellStart"/>
-      <w:r>
-        <w:rPr>
-          <w:rFonts w:ascii="Arial" w:hAnsi="Arial" w:cs="Arial"/>
-        </w:rPr>
-        <w:t>en_IE</w:t>
-      </w:r>
-      <w:proofErr w:type="spellEnd"/>
+        <w:t>This will generate locale in form of en_IE</w:t>
+      </w:r>
     </w:p>
     <w:p>
       <w:pPr>
@@ -5376,21 +5112,7 @@
         <w:rPr>
           <w:rFonts w:ascii="Arial" w:hAnsi="Arial" w:cs="Arial"/>
         </w:rPr>
-        <w:t xml:space="preserve">After setting up and running up the </w:t>
-      </w:r>
-      <w:proofErr w:type="spellStart"/>
-      <w:r>
-        <w:rPr>
-          <w:rFonts w:ascii="Arial" w:hAnsi="Arial" w:cs="Arial"/>
-        </w:rPr>
-        <w:t>pwa</w:t>
-      </w:r>
-      <w:proofErr w:type="spellEnd"/>
-      <w:r>
-        <w:rPr>
-          <w:rFonts w:ascii="Arial" w:hAnsi="Arial" w:cs="Arial"/>
-        </w:rPr>
-        <w:t xml:space="preserve"> kit successfully we can add ESW related changes in it.</w:t>
+        <w:t>After setting up and running up the pwa kit successfully we can add ESW related changes in it.</w:t>
       </w:r>
     </w:p>
     <w:p>
@@ -5436,21 +5158,7 @@
         <w:rPr>
           <w:rFonts w:ascii="Arial" w:hAnsi="Arial" w:cs="Arial"/>
         </w:rPr>
-        <w:t xml:space="preserve"> of </w:t>
-      </w:r>
-      <w:proofErr w:type="spellStart"/>
-      <w:r>
-        <w:rPr>
-          <w:rFonts w:ascii="Arial" w:hAnsi="Arial" w:cs="Arial"/>
-        </w:rPr>
-        <w:t>pwa</w:t>
-      </w:r>
-      <w:proofErr w:type="spellEnd"/>
-      <w:r>
-        <w:rPr>
-          <w:rFonts w:ascii="Arial" w:hAnsi="Arial" w:cs="Arial"/>
-        </w:rPr>
-        <w:t>-kit to enabled ESW checkout:</w:t>
+        <w:t xml:space="preserve"> of pwa-kit to enabled ESW checkout:</w:t>
       </w:r>
     </w:p>
     <w:p>
@@ -5507,7 +5215,41 @@
         <w:rPr>
           <w:rFonts w:ascii="Arial" w:hAnsi="Arial" w:cs="Arial"/>
         </w:rPr>
-        <w:t>sites.js (Override this file so that add only one base country configs)</w:t>
+        <w:t>sites.js</w:t>
+      </w:r>
+    </w:p>
+    <w:p>
+      <w:pPr>
+        <w:pStyle w:val="ListParagraph"/>
+        <w:numPr>
+          <w:ilvl w:val="2"/>
+          <w:numId w:val="10"/>
+        </w:numPr>
+        <w:spacing w:line="360" w:lineRule="auto"/>
+        <w:rPr>
+          <w:rFonts w:ascii="Arial" w:hAnsi="Arial" w:cs="Arial"/>
+        </w:rPr>
+      </w:pPr>
+      <w:r>
+        <w:rPr>
+          <w:rFonts w:ascii="Arial" w:hAnsi="Arial" w:cs="Arial"/>
+          <w:color w:val="000000"/>
+        </w:rPr>
+        <w:t>Running “npm run esw-fetch-countries”</w:t>
+      </w:r>
+      <w:r>
+        <w:rPr>
+          <w:rFonts w:ascii="Arial" w:hAnsi="Arial" w:cs="Arial"/>
+          <w:color w:val="000000"/>
+        </w:rPr>
+        <w:t xml:space="preserve"> in pwa-kit</w:t>
+      </w:r>
+      <w:r>
+        <w:rPr>
+          <w:rFonts w:ascii="Arial" w:hAnsi="Arial" w:cs="Arial"/>
+          <w:color w:val="000000"/>
+        </w:rPr>
+        <w:t xml:space="preserve"> will override this file and update it with all countries, sourced from the ESW_COUNTRIES custom object, as required by the PWA kit.</w:t>
       </w:r>
     </w:p>
     <w:p>
@@ -5541,33 +5283,11 @@
           <w:rFonts w:ascii="Arial" w:hAnsi="Arial" w:cs="Arial"/>
         </w:rPr>
       </w:pPr>
-      <w:proofErr w:type="spellStart"/>
-      <w:r>
-        <w:rPr>
-          <w:rFonts w:ascii="Arial" w:hAnsi="Arial" w:cs="Arial"/>
-        </w:rPr>
-        <w:t>main.jsx</w:t>
-      </w:r>
-      <w:proofErr w:type="spellEnd"/>
-      <w:r>
-        <w:rPr>
-          <w:rFonts w:ascii="Arial" w:hAnsi="Arial" w:cs="Arial"/>
-        </w:rPr>
-        <w:t xml:space="preserve"> (Add </w:t>
-      </w:r>
-      <w:proofErr w:type="spellStart"/>
-      <w:r>
-        <w:rPr>
-          <w:rFonts w:ascii="Arial" w:hAnsi="Arial" w:cs="Arial"/>
-        </w:rPr>
-        <w:t>timezone</w:t>
-      </w:r>
-      <w:proofErr w:type="spellEnd"/>
-      <w:r>
-        <w:rPr>
-          <w:rFonts w:ascii="Arial" w:hAnsi="Arial" w:cs="Arial"/>
-        </w:rPr>
-        <w:t xml:space="preserve"> cookie)</w:t>
+      <w:r>
+        <w:rPr>
+          <w:rFonts w:ascii="Arial" w:hAnsi="Arial" w:cs="Arial"/>
+        </w:rPr>
+        <w:t>main.jsx (Add timezone cookie)</w:t>
       </w:r>
     </w:p>
     <w:p>
@@ -5624,35 +5344,7 @@
         <w:rPr>
           <w:rFonts w:ascii="Arial" w:hAnsi="Arial" w:cs="Arial"/>
         </w:rPr>
-        <w:t xml:space="preserve">index.js (To call </w:t>
-      </w:r>
-      <w:proofErr w:type="spellStart"/>
-      <w:r>
-        <w:rPr>
-          <w:rFonts w:ascii="Arial" w:hAnsi="Arial" w:cs="Arial"/>
-        </w:rPr>
-        <w:t>esw</w:t>
-      </w:r>
-      <w:proofErr w:type="spellEnd"/>
-      <w:r>
-        <w:rPr>
-          <w:rFonts w:ascii="Arial" w:hAnsi="Arial" w:cs="Arial"/>
-        </w:rPr>
-        <w:t xml:space="preserve"> </w:t>
-      </w:r>
-      <w:proofErr w:type="spellStart"/>
-      <w:r>
-        <w:rPr>
-          <w:rFonts w:ascii="Arial" w:hAnsi="Arial" w:cs="Arial"/>
-        </w:rPr>
-        <w:t>init</w:t>
-      </w:r>
-      <w:proofErr w:type="spellEnd"/>
-      <w:r>
-        <w:rPr>
-          <w:rFonts w:ascii="Arial" w:hAnsi="Arial" w:cs="Arial"/>
-        </w:rPr>
-        <w:t xml:space="preserve"> component)</w:t>
+        <w:t>index.js (To call esw init component)</w:t>
       </w:r>
     </w:p>
     <w:p>
@@ -5690,21 +5382,7 @@
         <w:rPr>
           <w:rFonts w:ascii="Arial" w:hAnsi="Arial" w:cs="Arial"/>
         </w:rPr>
-        <w:t>login-</w:t>
-      </w:r>
-      <w:proofErr w:type="spellStart"/>
-      <w:r>
-        <w:rPr>
-          <w:rFonts w:ascii="Arial" w:hAnsi="Arial" w:cs="Arial"/>
-        </w:rPr>
-        <w:t>fields.jsx</w:t>
-      </w:r>
-      <w:proofErr w:type="spellEnd"/>
-      <w:r>
-        <w:rPr>
-          <w:rFonts w:ascii="Arial" w:hAnsi="Arial" w:cs="Arial"/>
-        </w:rPr>
-        <w:t xml:space="preserve"> (Prefilled login email for post checkout registration)</w:t>
+        <w:t>login-fields.jsx (Prefilled login email for post checkout registration)</w:t>
       </w:r>
     </w:p>
     <w:p>
@@ -5723,21 +5401,7 @@
         <w:rPr>
           <w:rFonts w:ascii="Arial" w:hAnsi="Arial" w:cs="Arial"/>
         </w:rPr>
-        <w:t>registration-</w:t>
-      </w:r>
-      <w:proofErr w:type="spellStart"/>
-      <w:r>
-        <w:rPr>
-          <w:rFonts w:ascii="Arial" w:hAnsi="Arial" w:cs="Arial"/>
-        </w:rPr>
-        <w:t>fields.jsx</w:t>
-      </w:r>
-      <w:proofErr w:type="spellEnd"/>
-      <w:r>
-        <w:rPr>
-          <w:rFonts w:ascii="Arial" w:hAnsi="Arial" w:cs="Arial"/>
-        </w:rPr>
-        <w:t xml:space="preserve"> (Prefilled registration fields for post checkout registration)</w:t>
+        <w:t>registration-fields.jsx (Prefilled registration fields for post checkout registration)</w:t>
       </w:r>
     </w:p>
     <w:p>
@@ -5777,14 +5441,12 @@
           <w:rFonts w:ascii="Arial" w:hAnsi="Arial" w:cs="Arial"/>
         </w:rPr>
       </w:pPr>
-      <w:proofErr w:type="spellStart"/>
       <w:r>
         <w:rPr>
           <w:rFonts w:ascii="Arial" w:hAnsi="Arial" w:cs="Arial"/>
         </w:rPr>
         <w:t>index.jsx</w:t>
       </w:r>
-      <w:proofErr w:type="spellEnd"/>
       <w:r>
         <w:rPr>
           <w:rFonts w:ascii="Arial" w:hAnsi="Arial" w:cs="Arial"/>
@@ -5829,14 +5491,12 @@
           <w:rFonts w:ascii="Arial" w:hAnsi="Arial" w:cs="Arial"/>
         </w:rPr>
       </w:pPr>
-      <w:proofErr w:type="spellStart"/>
       <w:r>
         <w:rPr>
           <w:rFonts w:ascii="Arial" w:hAnsi="Arial" w:cs="Arial"/>
         </w:rPr>
         <w:t>index.jsx</w:t>
       </w:r>
-      <w:proofErr w:type="spellEnd"/>
       <w:r>
         <w:rPr>
           <w:rFonts w:ascii="Arial" w:hAnsi="Arial" w:cs="Arial"/>
@@ -5887,19 +5547,11 @@
           <w:rFonts w:ascii="Arial" w:hAnsi="Arial" w:cs="Arial"/>
         </w:rPr>
       </w:pPr>
-      <w:proofErr w:type="spellStart"/>
-      <w:r>
-        <w:rPr>
-          <w:rFonts w:ascii="Arial" w:hAnsi="Arial" w:cs="Arial"/>
-        </w:rPr>
-        <w:t>index.jsx</w:t>
-      </w:r>
-      <w:proofErr w:type="spellEnd"/>
-      <w:r>
-        <w:rPr>
-          <w:rFonts w:ascii="Arial" w:hAnsi="Arial" w:cs="Arial"/>
-        </w:rPr>
-        <w:t xml:space="preserve"> (</w:t>
+      <w:r>
+        <w:rPr>
+          <w:rFonts w:ascii="Arial" w:hAnsi="Arial" w:cs="Arial"/>
+        </w:rPr>
+        <w:t>index.jsx (</w:t>
       </w:r>
       <w:r>
         <w:rPr>
@@ -5929,16 +5581,8 @@
         <w:rPr>
           <w:rFonts w:ascii="Arial" w:hAnsi="Arial" w:cs="Arial"/>
         </w:rPr>
-        <w:t xml:space="preserve"> from </w:t>
-      </w:r>
-      <w:proofErr w:type="spellStart"/>
-      <w:r>
-        <w:rPr>
-          <w:rFonts w:ascii="Arial" w:hAnsi="Arial" w:cs="Arial"/>
-        </w:rPr>
-        <w:t>localStorage</w:t>
-      </w:r>
-      <w:proofErr w:type="spellEnd"/>
+        <w:t xml:space="preserve"> from localStorage</w:t>
+      </w:r>
       <w:r>
         <w:rPr>
           <w:rFonts w:ascii="Arial" w:hAnsi="Arial" w:cs="Arial"/>
@@ -6031,7 +5675,7 @@
         <w:rPr>
           <w:rFonts w:ascii="Arial" w:hAnsi="Arial" w:cs="Arial"/>
         </w:rPr>
-        <w:t>utils/</w:t>
+        <w:t>pages</w:t>
       </w:r>
     </w:p>
     <w:p>
@@ -6050,7 +5694,26 @@
         <w:rPr>
           <w:rFonts w:ascii="Arial" w:hAnsi="Arial" w:cs="Arial"/>
         </w:rPr>
-        <w:t>site-utils.js (Getting site.js configurations from the BM instead of site.js file)</w:t>
+        <w:t>account/</w:t>
+      </w:r>
+    </w:p>
+    <w:p>
+      <w:pPr>
+        <w:pStyle w:val="ListParagraph"/>
+        <w:numPr>
+          <w:ilvl w:val="3"/>
+          <w:numId w:val="10"/>
+        </w:numPr>
+        <w:spacing w:line="360" w:lineRule="auto"/>
+        <w:rPr>
+          <w:rFonts w:ascii="Arial" w:hAnsi="Arial" w:cs="Arial"/>
+        </w:rPr>
+      </w:pPr>
+      <w:r>
+        <w:rPr>
+          <w:rFonts w:ascii="Arial" w:hAnsi="Arial" w:cs="Arial"/>
+        </w:rPr>
+        <w:t>order-detail.jsx (Display order tracking information from ESW)</w:t>
       </w:r>
     </w:p>
     <w:p>
@@ -6069,7 +5732,7 @@
         <w:rPr>
           <w:rFonts w:ascii="Arial" w:hAnsi="Arial" w:cs="Arial"/>
         </w:rPr>
-        <w:t>pages</w:t>
+        <w:t>cart/</w:t>
       </w:r>
     </w:p>
     <w:p>
@@ -6088,7 +5751,7 @@
         <w:rPr>
           <w:rFonts w:ascii="Arial" w:hAnsi="Arial" w:cs="Arial"/>
         </w:rPr>
-        <w:t>account/</w:t>
+        <w:t>partials/</w:t>
       </w:r>
     </w:p>
     <w:p>
@@ -6107,21 +5770,26 @@
         <w:rPr>
           <w:rFonts w:ascii="Arial" w:hAnsi="Arial" w:cs="Arial"/>
         </w:rPr>
-        <w:t>order-</w:t>
-      </w:r>
-      <w:proofErr w:type="spellStart"/>
-      <w:r>
-        <w:rPr>
-          <w:rFonts w:ascii="Arial" w:hAnsi="Arial" w:cs="Arial"/>
-        </w:rPr>
-        <w:t>detail.jsx</w:t>
-      </w:r>
-      <w:proofErr w:type="spellEnd"/>
-      <w:r>
-        <w:rPr>
-          <w:rFonts w:ascii="Arial" w:hAnsi="Arial" w:cs="Arial"/>
-        </w:rPr>
-        <w:t xml:space="preserve"> (Display order tracking information from ESW)</w:t>
+        <w:t>cart-cta.jsx (override checkout button)</w:t>
+      </w:r>
+    </w:p>
+    <w:p>
+      <w:pPr>
+        <w:pStyle w:val="ListParagraph"/>
+        <w:numPr>
+          <w:ilvl w:val="2"/>
+          <w:numId w:val="10"/>
+        </w:numPr>
+        <w:spacing w:line="360" w:lineRule="auto"/>
+        <w:rPr>
+          <w:rFonts w:ascii="Arial" w:hAnsi="Arial" w:cs="Arial"/>
+        </w:rPr>
+      </w:pPr>
+      <w:r>
+        <w:rPr>
+          <w:rFonts w:ascii="Arial" w:hAnsi="Arial" w:cs="Arial"/>
+        </w:rPr>
+        <w:t>index.jsx</w:t>
       </w:r>
     </w:p>
     <w:p>
@@ -6140,14 +5808,14 @@
         <w:rPr>
           <w:rFonts w:ascii="Arial" w:hAnsi="Arial" w:cs="Arial"/>
         </w:rPr>
-        <w:t>cart/</w:t>
+        <w:t>routes.jsx</w:t>
       </w:r>
     </w:p>
     <w:p>
       <w:pPr>
         <w:pStyle w:val="ListParagraph"/>
         <w:numPr>
-          <w:ilvl w:val="2"/>
+          <w:ilvl w:val="0"/>
           <w:numId w:val="10"/>
         </w:numPr>
         <w:spacing w:line="360" w:lineRule="auto"/>
@@ -6159,62 +5827,8 @@
         <w:rPr>
           <w:rFonts w:ascii="Arial" w:hAnsi="Arial" w:cs="Arial"/>
         </w:rPr>
-        <w:t>partials/</w:t>
-      </w:r>
-    </w:p>
-    <w:p>
-      <w:pPr>
-        <w:pStyle w:val="ListParagraph"/>
-        <w:numPr>
-          <w:ilvl w:val="3"/>
-          <w:numId w:val="10"/>
-        </w:numPr>
-        <w:spacing w:line="360" w:lineRule="auto"/>
-        <w:rPr>
-          <w:rFonts w:ascii="Arial" w:hAnsi="Arial" w:cs="Arial"/>
-        </w:rPr>
-      </w:pPr>
-      <w:r>
-        <w:rPr>
-          <w:rFonts w:ascii="Arial" w:hAnsi="Arial" w:cs="Arial"/>
-        </w:rPr>
-        <w:t>cart-</w:t>
-      </w:r>
-      <w:proofErr w:type="spellStart"/>
-      <w:r>
-        <w:rPr>
-          <w:rFonts w:ascii="Arial" w:hAnsi="Arial" w:cs="Arial"/>
-        </w:rPr>
-        <w:t>cta.jsx</w:t>
-      </w:r>
-      <w:proofErr w:type="spellEnd"/>
-      <w:r>
-        <w:rPr>
-          <w:rFonts w:ascii="Arial" w:hAnsi="Arial" w:cs="Arial"/>
-        </w:rPr>
-        <w:t xml:space="preserve"> (override checkout button)</w:t>
-      </w:r>
-    </w:p>
-    <w:p>
-      <w:pPr>
-        <w:pStyle w:val="ListParagraph"/>
-        <w:numPr>
-          <w:ilvl w:val="2"/>
-          <w:numId w:val="10"/>
-        </w:numPr>
-        <w:spacing w:line="360" w:lineRule="auto"/>
-        <w:rPr>
-          <w:rFonts w:ascii="Arial" w:hAnsi="Arial" w:cs="Arial"/>
-        </w:rPr>
-      </w:pPr>
-      <w:proofErr w:type="spellStart"/>
-      <w:r>
-        <w:rPr>
-          <w:rFonts w:ascii="Arial" w:hAnsi="Arial" w:cs="Arial"/>
-        </w:rPr>
-        <w:t>index.jsx</w:t>
-      </w:r>
-      <w:proofErr w:type="spellEnd"/>
+        <w:t>translations/</w:t>
+      </w:r>
     </w:p>
     <w:p>
       <w:pPr>
@@ -6228,59 +5842,11 @@
           <w:rFonts w:ascii="Arial" w:hAnsi="Arial" w:cs="Arial"/>
         </w:rPr>
       </w:pPr>
-      <w:proofErr w:type="spellStart"/>
-      <w:r>
-        <w:rPr>
-          <w:rFonts w:ascii="Arial" w:hAnsi="Arial" w:cs="Arial"/>
-        </w:rPr>
-        <w:t>routes.jsx</w:t>
-      </w:r>
-      <w:proofErr w:type="spellEnd"/>
-    </w:p>
-    <w:p>
-      <w:pPr>
-        <w:pStyle w:val="ListParagraph"/>
-        <w:numPr>
-          <w:ilvl w:val="0"/>
-          <w:numId w:val="10"/>
-        </w:numPr>
-        <w:spacing w:line="360" w:lineRule="auto"/>
-        <w:rPr>
-          <w:rFonts w:ascii="Arial" w:hAnsi="Arial" w:cs="Arial"/>
-        </w:rPr>
-      </w:pPr>
-      <w:r>
-        <w:rPr>
-          <w:rFonts w:ascii="Arial" w:hAnsi="Arial" w:cs="Arial"/>
-        </w:rPr>
-        <w:t>translations/</w:t>
-      </w:r>
-    </w:p>
-    <w:p>
-      <w:pPr>
-        <w:pStyle w:val="ListParagraph"/>
-        <w:numPr>
-          <w:ilvl w:val="1"/>
-          <w:numId w:val="10"/>
-        </w:numPr>
-        <w:spacing w:line="360" w:lineRule="auto"/>
-        <w:rPr>
-          <w:rFonts w:ascii="Arial" w:hAnsi="Arial" w:cs="Arial"/>
-        </w:rPr>
-      </w:pPr>
-      <w:proofErr w:type="spellStart"/>
-      <w:r>
-        <w:rPr>
-          <w:rFonts w:ascii="Arial" w:hAnsi="Arial" w:cs="Arial"/>
-        </w:rPr>
-        <w:t>en-US.json</w:t>
-      </w:r>
-      <w:proofErr w:type="spellEnd"/>
-      <w:r>
-        <w:rPr>
-          <w:rFonts w:ascii="Arial" w:hAnsi="Arial" w:cs="Arial"/>
-        </w:rPr>
-        <w:t xml:space="preserve"> (Add message for restricted products, retailer will need to update relevant translation file)</w:t>
+      <w:r>
+        <w:rPr>
+          <w:rFonts w:ascii="Arial" w:hAnsi="Arial" w:cs="Arial"/>
+        </w:rPr>
+        <w:t>en-US.json (Add message for restricted products, retailer will need to update relevant translation file)</w:t>
       </w:r>
     </w:p>
     <w:p>
@@ -6404,7 +5970,6 @@
         </w:rPr>
         <w:t xml:space="preserve">        </w:t>
       </w:r>
-      <w:proofErr w:type="spellStart"/>
       <w:r>
         <w:rPr>
           <w:rFonts w:ascii="Arial" w:eastAsia="Times New Roman" w:hAnsi="Arial" w:cs="Arial"/>
@@ -6413,9 +5978,41 @@
           <w:szCs w:val="21"/>
           <w:lang w:val="en-US" w:eastAsia="en-US"/>
         </w:rPr>
-        <w:t>eswConfigs</w:t>
-      </w:r>
-      <w:proofErr w:type="spellEnd"/>
+        <w:t>eswConfigs:</w:t>
+      </w:r>
+      <w:r>
+        <w:rPr>
+          <w:rFonts w:ascii="Arial" w:eastAsia="Times New Roman" w:hAnsi="Arial" w:cs="Arial"/>
+          <w:color w:val="CCCCCC"/>
+          <w:sz w:val="21"/>
+          <w:szCs w:val="21"/>
+          <w:lang w:val="en-US" w:eastAsia="en-US"/>
+        </w:rPr>
+        <w:t xml:space="preserve"> {</w:t>
+      </w:r>
+    </w:p>
+    <w:p>
+      <w:pPr>
+        <w:shd w:val="clear" w:color="auto" w:fill="1F1F1F"/>
+        <w:spacing w:line="285" w:lineRule="atLeast"/>
+        <w:rPr>
+          <w:rFonts w:ascii="Arial" w:eastAsia="Times New Roman" w:hAnsi="Arial" w:cs="Arial"/>
+          <w:color w:val="CCCCCC"/>
+          <w:sz w:val="21"/>
+          <w:szCs w:val="21"/>
+          <w:lang w:val="en-US" w:eastAsia="en-US"/>
+        </w:rPr>
+      </w:pPr>
+      <w:r>
+        <w:rPr>
+          <w:rFonts w:ascii="Arial" w:eastAsia="Times New Roman" w:hAnsi="Arial" w:cs="Arial"/>
+          <w:color w:val="CCCCCC"/>
+          <w:sz w:val="21"/>
+          <w:szCs w:val="21"/>
+          <w:lang w:val="en-US" w:eastAsia="en-US"/>
+        </w:rPr>
+        <w:t xml:space="preserve">            </w:t>
+      </w:r>
       <w:r>
         <w:rPr>
           <w:rFonts w:ascii="Arial" w:eastAsia="Times New Roman" w:hAnsi="Arial" w:cs="Arial"/>
@@ -6424,7 +6021,7 @@
           <w:szCs w:val="21"/>
           <w:lang w:val="en-US" w:eastAsia="en-US"/>
         </w:rPr>
-        <w:t>:</w:t>
+        <w:t>ocapiProxyPath:</w:t>
       </w:r>
       <w:r>
         <w:rPr>
@@ -6434,13 +6031,19 @@
           <w:szCs w:val="21"/>
           <w:lang w:val="en-US" w:eastAsia="en-US"/>
         </w:rPr>
-        <w:t xml:space="preserve"> {</w:t>
-      </w:r>
-    </w:p>
-    <w:p>
-      <w:pPr>
-        <w:shd w:val="clear" w:color="auto" w:fill="1F1F1F"/>
-        <w:spacing w:line="285" w:lineRule="atLeast"/>
+        <w:t xml:space="preserve"> </w:t>
+      </w:r>
+      <w:r>
+        <w:rPr>
+          <w:rFonts w:ascii="Arial" w:eastAsia="Times New Roman" w:hAnsi="Arial" w:cs="Arial"/>
+          <w:color w:val="CE9178"/>
+          <w:sz w:val="21"/>
+          <w:szCs w:val="21"/>
+          <w:lang w:val="en-US" w:eastAsia="en-US"/>
+        </w:rPr>
+        <w:t>'/mobify/proxy/ocapi'</w:t>
+      </w:r>
+      <w:r>
         <w:rPr>
           <w:rFonts w:ascii="Arial" w:eastAsia="Times New Roman" w:hAnsi="Arial" w:cs="Arial"/>
           <w:color w:val="CCCCCC"/>
@@ -6448,6 +6051,20 @@
           <w:szCs w:val="21"/>
           <w:lang w:val="en-US" w:eastAsia="en-US"/>
         </w:rPr>
+        <w:t>,</w:t>
+      </w:r>
+    </w:p>
+    <w:p>
+      <w:pPr>
+        <w:shd w:val="clear" w:color="auto" w:fill="1F1F1F"/>
+        <w:spacing w:line="285" w:lineRule="atLeast"/>
+        <w:rPr>
+          <w:rFonts w:ascii="Arial" w:eastAsia="Times New Roman" w:hAnsi="Arial" w:cs="Arial"/>
+          <w:color w:val="CCCCCC"/>
+          <w:sz w:val="21"/>
+          <w:szCs w:val="21"/>
+          <w:lang w:val="fr-FR" w:eastAsia="en-US"/>
+        </w:rPr>
       </w:pPr>
       <w:r>
         <w:rPr>
@@ -6459,29 +6076,61 @@
         </w:rPr>
         <w:t xml:space="preserve">            </w:t>
       </w:r>
-      <w:proofErr w:type="spellStart"/>
       <w:r>
         <w:rPr>
           <w:rFonts w:ascii="Arial" w:eastAsia="Times New Roman" w:hAnsi="Arial" w:cs="Arial"/>
           <w:color w:val="9CDCFE"/>
           <w:sz w:val="21"/>
           <w:szCs w:val="21"/>
-          <w:lang w:val="en-US" w:eastAsia="en-US"/>
-        </w:rPr>
-        <w:t>ocapiProxyPath</w:t>
-      </w:r>
-      <w:proofErr w:type="spellEnd"/>
+          <w:lang w:val="fr-FR" w:eastAsia="en-US"/>
+        </w:rPr>
+        <w:t>siteUri:</w:t>
+      </w:r>
       <w:r>
         <w:rPr>
           <w:rFonts w:ascii="Arial" w:eastAsia="Times New Roman" w:hAnsi="Arial" w:cs="Arial"/>
-          <w:color w:val="9CDCFE"/>
+          <w:color w:val="CCCCCC"/>
           <w:sz w:val="21"/>
           <w:szCs w:val="21"/>
-          <w:lang w:val="en-US" w:eastAsia="en-US"/>
-        </w:rPr>
-        <w:t>:</w:t>
-      </w:r>
-      <w:r>
+          <w:lang w:val="fr-FR" w:eastAsia="en-US"/>
+        </w:rPr>
+        <w:t xml:space="preserve"> </w:t>
+      </w:r>
+      <w:r>
+        <w:rPr>
+          <w:rFonts w:ascii="Arial" w:eastAsia="Times New Roman" w:hAnsi="Arial" w:cs="Arial"/>
+          <w:color w:val="CE9178"/>
+          <w:sz w:val="21"/>
+          <w:szCs w:val="21"/>
+          <w:lang w:val="fr-FR" w:eastAsia="en-US"/>
+        </w:rPr>
+        <w:t>'/on/demandware.store/Sites-</w:t>
+      </w:r>
+      <w:r>
+        <w:rPr>
+          <w:rFonts w:ascii="Arial" w:eastAsia="Times New Roman" w:hAnsi="Arial" w:cs="Arial"/>
+          <w:color w:val="CE9178"/>
+          <w:sz w:val="21"/>
+          <w:szCs w:val="21"/>
+          <w:lang w:val="fr-FR" w:eastAsia="en-US"/>
+        </w:rPr>
+        <w:t>PWA</w:t>
+      </w:r>
+      <w:r>
+        <w:rPr>
+          <w:rFonts w:ascii="Arial" w:eastAsia="Times New Roman" w:hAnsi="Arial" w:cs="Arial"/>
+          <w:color w:val="CE9178"/>
+          <w:sz w:val="21"/>
+          <w:szCs w:val="21"/>
+          <w:lang w:val="fr-FR" w:eastAsia="en-US"/>
+        </w:rPr>
+        <w:t>-Site/default'</w:t>
+      </w:r>
+    </w:p>
+    <w:p>
+      <w:pPr>
+        <w:shd w:val="clear" w:color="auto" w:fill="1F1F1F"/>
+        <w:spacing w:line="285" w:lineRule="atLeast"/>
         <w:rPr>
           <w:rFonts w:ascii="Arial" w:eastAsia="Times New Roman" w:hAnsi="Arial" w:cs="Arial"/>
           <w:color w:val="CCCCCC"/>
@@ -6489,61 +6138,16 @@
           <w:szCs w:val="21"/>
           <w:lang w:val="en-US" w:eastAsia="en-US"/>
         </w:rPr>
-        <w:t xml:space="preserve"> </w:t>
-      </w:r>
+      </w:pPr>
       <w:r>
         <w:rPr>
           <w:rFonts w:ascii="Arial" w:eastAsia="Times New Roman" w:hAnsi="Arial" w:cs="Arial"/>
-          <w:color w:val="CE9178"/>
+          <w:color w:val="CCCCCC"/>
           <w:sz w:val="21"/>
           <w:szCs w:val="21"/>
-          <w:lang w:val="en-US" w:eastAsia="en-US"/>
-        </w:rPr>
-        <w:t>'/</w:t>
-      </w:r>
-      <w:proofErr w:type="spellStart"/>
-      <w:r>
-        <w:rPr>
-          <w:rFonts w:ascii="Arial" w:eastAsia="Times New Roman" w:hAnsi="Arial" w:cs="Arial"/>
-          <w:color w:val="CE9178"/>
-          <w:sz w:val="21"/>
-          <w:szCs w:val="21"/>
-          <w:lang w:val="en-US" w:eastAsia="en-US"/>
-        </w:rPr>
-        <w:t>mobify</w:t>
-      </w:r>
-      <w:proofErr w:type="spellEnd"/>
-      <w:r>
-        <w:rPr>
-          <w:rFonts w:ascii="Arial" w:eastAsia="Times New Roman" w:hAnsi="Arial" w:cs="Arial"/>
-          <w:color w:val="CE9178"/>
-          <w:sz w:val="21"/>
-          <w:szCs w:val="21"/>
-          <w:lang w:val="en-US" w:eastAsia="en-US"/>
-        </w:rPr>
-        <w:t>/proxy/</w:t>
-      </w:r>
-      <w:proofErr w:type="spellStart"/>
-      <w:r>
-        <w:rPr>
-          <w:rFonts w:ascii="Arial" w:eastAsia="Times New Roman" w:hAnsi="Arial" w:cs="Arial"/>
-          <w:color w:val="CE9178"/>
-          <w:sz w:val="21"/>
-          <w:szCs w:val="21"/>
-          <w:lang w:val="en-US" w:eastAsia="en-US"/>
-        </w:rPr>
-        <w:t>ocapi</w:t>
-      </w:r>
-      <w:proofErr w:type="spellEnd"/>
-      <w:r>
-        <w:rPr>
-          <w:rFonts w:ascii="Arial" w:eastAsia="Times New Roman" w:hAnsi="Arial" w:cs="Arial"/>
-          <w:color w:val="CE9178"/>
-          <w:sz w:val="21"/>
-          <w:szCs w:val="21"/>
-          <w:lang w:val="en-US" w:eastAsia="en-US"/>
-        </w:rPr>
-        <w:t>'</w:t>
+          <w:lang w:val="fr-FR" w:eastAsia="en-US"/>
+        </w:rPr>
+        <w:t xml:space="preserve">        </w:t>
       </w:r>
       <w:r>
         <w:rPr>
@@ -6553,146 +6157,6 @@
           <w:szCs w:val="21"/>
           <w:lang w:val="en-US" w:eastAsia="en-US"/>
         </w:rPr>
-        <w:t>,</w:t>
-      </w:r>
-    </w:p>
-    <w:p>
-      <w:pPr>
-        <w:shd w:val="clear" w:color="auto" w:fill="1F1F1F"/>
-        <w:spacing w:line="285" w:lineRule="atLeast"/>
-        <w:rPr>
-          <w:rFonts w:ascii="Arial" w:eastAsia="Times New Roman" w:hAnsi="Arial" w:cs="Arial"/>
-          <w:color w:val="CCCCCC"/>
-          <w:sz w:val="21"/>
-          <w:szCs w:val="21"/>
-          <w:lang w:val="fr-FR" w:eastAsia="en-US"/>
-        </w:rPr>
-      </w:pPr>
-      <w:r>
-        <w:rPr>
-          <w:rFonts w:ascii="Arial" w:eastAsia="Times New Roman" w:hAnsi="Arial" w:cs="Arial"/>
-          <w:color w:val="CCCCCC"/>
-          <w:sz w:val="21"/>
-          <w:szCs w:val="21"/>
-          <w:lang w:val="en-US" w:eastAsia="en-US"/>
-        </w:rPr>
-        <w:t xml:space="preserve">            </w:t>
-      </w:r>
-      <w:proofErr w:type="spellStart"/>
-      <w:r>
-        <w:rPr>
-          <w:rFonts w:ascii="Arial" w:eastAsia="Times New Roman" w:hAnsi="Arial" w:cs="Arial"/>
-          <w:color w:val="9CDCFE"/>
-          <w:sz w:val="21"/>
-          <w:szCs w:val="21"/>
-          <w:lang w:val="fr-FR" w:eastAsia="en-US"/>
-        </w:rPr>
-        <w:t>siteUri</w:t>
-      </w:r>
-      <w:proofErr w:type="spellEnd"/>
-      <w:r>
-        <w:rPr>
-          <w:rFonts w:ascii="Arial" w:eastAsia="Times New Roman" w:hAnsi="Arial" w:cs="Arial"/>
-          <w:color w:val="9CDCFE"/>
-          <w:sz w:val="21"/>
-          <w:szCs w:val="21"/>
-          <w:lang w:val="fr-FR" w:eastAsia="en-US"/>
-        </w:rPr>
-        <w:t>:</w:t>
-      </w:r>
-      <w:r>
-        <w:rPr>
-          <w:rFonts w:ascii="Arial" w:eastAsia="Times New Roman" w:hAnsi="Arial" w:cs="Arial"/>
-          <w:color w:val="CCCCCC"/>
-          <w:sz w:val="21"/>
-          <w:szCs w:val="21"/>
-          <w:lang w:val="fr-FR" w:eastAsia="en-US"/>
-        </w:rPr>
-        <w:t xml:space="preserve"> </w:t>
-      </w:r>
-      <w:r>
-        <w:rPr>
-          <w:rFonts w:ascii="Arial" w:eastAsia="Times New Roman" w:hAnsi="Arial" w:cs="Arial"/>
-          <w:color w:val="CE9178"/>
-          <w:sz w:val="21"/>
-          <w:szCs w:val="21"/>
-          <w:lang w:val="fr-FR" w:eastAsia="en-US"/>
-        </w:rPr>
-        <w:t>'/on/</w:t>
-      </w:r>
-      <w:proofErr w:type="spellStart"/>
-      <w:r>
-        <w:rPr>
-          <w:rFonts w:ascii="Arial" w:eastAsia="Times New Roman" w:hAnsi="Arial" w:cs="Arial"/>
-          <w:color w:val="CE9178"/>
-          <w:sz w:val="21"/>
-          <w:szCs w:val="21"/>
-          <w:lang w:val="fr-FR" w:eastAsia="en-US"/>
-        </w:rPr>
-        <w:t>demandware.store</w:t>
-      </w:r>
-      <w:proofErr w:type="spellEnd"/>
-      <w:r>
-        <w:rPr>
-          <w:rFonts w:ascii="Arial" w:eastAsia="Times New Roman" w:hAnsi="Arial" w:cs="Arial"/>
-          <w:color w:val="CE9178"/>
-          <w:sz w:val="21"/>
-          <w:szCs w:val="21"/>
-          <w:lang w:val="fr-FR" w:eastAsia="en-US"/>
-        </w:rPr>
-        <w:t>/Sites-</w:t>
-      </w:r>
-      <w:r>
-        <w:rPr>
-          <w:rFonts w:ascii="Arial" w:eastAsia="Times New Roman" w:hAnsi="Arial" w:cs="Arial"/>
-          <w:color w:val="CE9178"/>
-          <w:sz w:val="21"/>
-          <w:szCs w:val="21"/>
-          <w:lang w:val="fr-FR" w:eastAsia="en-US"/>
-        </w:rPr>
-        <w:t>PWA</w:t>
-      </w:r>
-      <w:r>
-        <w:rPr>
-          <w:rFonts w:ascii="Arial" w:eastAsia="Times New Roman" w:hAnsi="Arial" w:cs="Arial"/>
-          <w:color w:val="CE9178"/>
-          <w:sz w:val="21"/>
-          <w:szCs w:val="21"/>
-          <w:lang w:val="fr-FR" w:eastAsia="en-US"/>
-        </w:rPr>
-        <w:t>-Site/default'</w:t>
-      </w:r>
-    </w:p>
-    <w:p>
-      <w:pPr>
-        <w:shd w:val="clear" w:color="auto" w:fill="1F1F1F"/>
-        <w:spacing w:line="285" w:lineRule="atLeast"/>
-        <w:rPr>
-          <w:rFonts w:ascii="Arial" w:eastAsia="Times New Roman" w:hAnsi="Arial" w:cs="Arial"/>
-          <w:color w:val="CCCCCC"/>
-          <w:sz w:val="21"/>
-          <w:szCs w:val="21"/>
-          <w:lang w:val="en-US" w:eastAsia="en-US"/>
-        </w:rPr>
-      </w:pPr>
-      <w:r>
-        <w:rPr>
-          <w:rFonts w:ascii="Arial" w:eastAsia="Times New Roman" w:hAnsi="Arial" w:cs="Arial"/>
-          <w:color w:val="CCCCCC"/>
-          <w:sz w:val="21"/>
-          <w:szCs w:val="21"/>
-          <w:lang w:val="fr-FR" w:eastAsia="en-US"/>
-        </w:rPr>
-        <w:t xml:space="preserve">        </w:t>
-      </w:r>
-      <w:r>
-        <w:rPr>
-          <w:rFonts w:ascii="Arial" w:eastAsia="Times New Roman" w:hAnsi="Arial" w:cs="Arial"/>
-          <w:color w:val="CCCCCC"/>
-          <w:sz w:val="21"/>
-          <w:szCs w:val="21"/>
-          <w:lang w:val="en-US" w:eastAsia="en-US"/>
-        </w:rPr>
         <w:t>}</w:t>
       </w:r>
     </w:p>
@@ -6703,26 +6167,6 @@
           <w:rFonts w:ascii="Arial" w:hAnsi="Arial" w:cs="Arial"/>
         </w:rPr>
       </w:pPr>
-      <w:r>
-        <w:rPr>
-          <w:rFonts w:ascii="Arial" w:hAnsi="Arial" w:cs="Arial"/>
-        </w:rPr>
-        <w:t xml:space="preserve">Make sure to add correct path for </w:t>
-      </w:r>
-      <w:proofErr w:type="spellStart"/>
-      <w:r>
-        <w:rPr>
-          <w:rFonts w:ascii="Arial" w:hAnsi="Arial" w:cs="Arial"/>
-        </w:rPr>
-        <w:t>eswConfigs</w:t>
-      </w:r>
-      <w:proofErr w:type="spellEnd"/>
-      <w:r>
-        <w:rPr>
-          <w:rFonts w:ascii="Arial" w:hAnsi="Arial" w:cs="Arial"/>
-        </w:rPr>
-        <w:t>.</w:t>
-      </w:r>
     </w:p>
     <w:p>
       <w:pPr>
@@ -6735,1360 +6179,46 @@
         <w:rPr>
           <w:rFonts w:ascii="Arial" w:hAnsi="Arial" w:cs="Arial"/>
         </w:rPr>
-        <w:t>The sites.js file should have following content</w:t>
-      </w:r>
-    </w:p>
-    <w:p>
-      <w:pPr>
-        <w:shd w:val="clear" w:color="auto" w:fill="1E1E1E"/>
-        <w:spacing w:line="285" w:lineRule="atLeast"/>
-        <w:rPr>
-          <w:rFonts w:ascii="Consolas" w:eastAsia="Times New Roman" w:hAnsi="Consolas" w:cs="Times New Roman"/>
-          <w:color w:val="D4D4D4"/>
-          <w:sz w:val="21"/>
-          <w:szCs w:val="21"/>
-          <w:lang w:val="en-US" w:eastAsia="en-US"/>
-        </w:rPr>
-      </w:pPr>
-      <w:proofErr w:type="spellStart"/>
-      <w:r>
-        <w:rPr>
-          <w:rFonts w:ascii="Consolas" w:eastAsia="Times New Roman" w:hAnsi="Consolas" w:cs="Times New Roman"/>
-          <w:color w:val="4EC9B0"/>
-          <w:sz w:val="21"/>
-          <w:szCs w:val="21"/>
-          <w:lang w:val="en-US" w:eastAsia="en-US"/>
-        </w:rPr>
-        <w:t>module</w:t>
-      </w:r>
-      <w:r>
-        <w:rPr>
-          <w:rFonts w:ascii="Consolas" w:eastAsia="Times New Roman" w:hAnsi="Consolas" w:cs="Times New Roman"/>
-          <w:color w:val="D4D4D4"/>
-          <w:sz w:val="21"/>
-          <w:szCs w:val="21"/>
-          <w:lang w:val="en-US" w:eastAsia="en-US"/>
-        </w:rPr>
-        <w:t>.</w:t>
-      </w:r>
-      <w:r>
-        <w:rPr>
-          <w:rFonts w:ascii="Consolas" w:eastAsia="Times New Roman" w:hAnsi="Consolas" w:cs="Times New Roman"/>
-          <w:color w:val="4EC9B0"/>
-          <w:sz w:val="21"/>
-          <w:szCs w:val="21"/>
-          <w:lang w:val="en-US" w:eastAsia="en-US"/>
-        </w:rPr>
-        <w:t>exports</w:t>
-      </w:r>
-      <w:proofErr w:type="spellEnd"/>
-      <w:r>
-        <w:rPr>
-          <w:rFonts w:ascii="Consolas" w:eastAsia="Times New Roman" w:hAnsi="Consolas" w:cs="Times New Roman"/>
-          <w:color w:val="D4D4D4"/>
-          <w:sz w:val="21"/>
-          <w:szCs w:val="21"/>
-          <w:lang w:val="en-US" w:eastAsia="en-US"/>
-        </w:rPr>
-        <w:t xml:space="preserve"> = [</w:t>
-      </w:r>
-    </w:p>
-    <w:p>
-      <w:pPr>
-        <w:shd w:val="clear" w:color="auto" w:fill="1E1E1E"/>
-        <w:spacing w:line="285" w:lineRule="atLeast"/>
-        <w:rPr>
-          <w:rFonts w:ascii="Consolas" w:eastAsia="Times New Roman" w:hAnsi="Consolas" w:cs="Times New Roman"/>
-          <w:color w:val="D4D4D4"/>
-          <w:sz w:val="21"/>
-          <w:szCs w:val="21"/>
-          <w:lang w:val="en-US" w:eastAsia="en-US"/>
-        </w:rPr>
-      </w:pPr>
-      <w:r>
-        <w:rPr>
-          <w:rFonts w:ascii="Consolas" w:eastAsia="Times New Roman" w:hAnsi="Consolas" w:cs="Times New Roman"/>
-          <w:color w:val="D4D4D4"/>
-          <w:sz w:val="21"/>
-          <w:szCs w:val="21"/>
-          <w:lang w:val="en-US" w:eastAsia="en-US"/>
-        </w:rPr>
-        <w:t>    {</w:t>
-      </w:r>
-    </w:p>
-    <w:p>
-      <w:pPr>
-        <w:shd w:val="clear" w:color="auto" w:fill="1E1E1E"/>
-        <w:spacing w:line="285" w:lineRule="atLeast"/>
-        <w:rPr>
-          <w:rFonts w:ascii="Consolas" w:eastAsia="Times New Roman" w:hAnsi="Consolas" w:cs="Times New Roman"/>
-          <w:color w:val="D4D4D4"/>
-          <w:sz w:val="21"/>
-          <w:szCs w:val="21"/>
-          <w:lang w:val="en-US" w:eastAsia="en-US"/>
-        </w:rPr>
-      </w:pPr>
-      <w:r>
-        <w:rPr>
-          <w:rFonts w:ascii="Consolas" w:eastAsia="Times New Roman" w:hAnsi="Consolas" w:cs="Times New Roman"/>
-          <w:color w:val="D4D4D4"/>
-          <w:sz w:val="21"/>
-          <w:szCs w:val="21"/>
-          <w:lang w:val="en-US" w:eastAsia="en-US"/>
-        </w:rPr>
-        <w:t xml:space="preserve">        </w:t>
-      </w:r>
-      <w:r>
-        <w:rPr>
-          <w:rFonts w:ascii="Consolas" w:eastAsia="Times New Roman" w:hAnsi="Consolas" w:cs="Times New Roman"/>
-          <w:color w:val="9CDCFE"/>
-          <w:sz w:val="21"/>
-          <w:szCs w:val="21"/>
-          <w:lang w:val="en-US" w:eastAsia="en-US"/>
-        </w:rPr>
-        <w:t>id:</w:t>
-      </w:r>
-      <w:r>
-        <w:rPr>
-          <w:rFonts w:ascii="Consolas" w:eastAsia="Times New Roman" w:hAnsi="Consolas" w:cs="Times New Roman"/>
-          <w:color w:val="D4D4D4"/>
-          <w:sz w:val="21"/>
-          <w:szCs w:val="21"/>
-          <w:lang w:val="en-US" w:eastAsia="en-US"/>
-        </w:rPr>
-        <w:t xml:space="preserve"> </w:t>
-      </w:r>
-      <w:r>
-        <w:rPr>
-          <w:rFonts w:ascii="Consolas" w:eastAsia="Times New Roman" w:hAnsi="Consolas" w:cs="Times New Roman"/>
-          <w:color w:val="CE9178"/>
-          <w:sz w:val="21"/>
-          <w:szCs w:val="21"/>
-          <w:lang w:val="en-US" w:eastAsia="en-US"/>
-        </w:rPr>
-        <w:t>'</w:t>
-      </w:r>
-      <w:r>
-        <w:rPr>
-          <w:rFonts w:ascii="Consolas" w:eastAsia="Times New Roman" w:hAnsi="Consolas" w:cs="Times New Roman"/>
-          <w:color w:val="CE9178"/>
-          <w:sz w:val="21"/>
-          <w:szCs w:val="21"/>
-          <w:lang w:val="en-US" w:eastAsia="en-US"/>
-        </w:rPr>
-        <w:t>PWA</w:t>
-      </w:r>
-      <w:r>
-        <w:rPr>
-          <w:rFonts w:ascii="Consolas" w:eastAsia="Times New Roman" w:hAnsi="Consolas" w:cs="Times New Roman"/>
-          <w:color w:val="CE9178"/>
-          <w:sz w:val="21"/>
-          <w:szCs w:val="21"/>
-          <w:lang w:val="en-US" w:eastAsia="en-US"/>
-        </w:rPr>
-        <w:t>'</w:t>
-      </w:r>
-      <w:r>
-        <w:rPr>
-          <w:rFonts w:ascii="Consolas" w:eastAsia="Times New Roman" w:hAnsi="Consolas" w:cs="Times New Roman"/>
-          <w:color w:val="D4D4D4"/>
-          <w:sz w:val="21"/>
-          <w:szCs w:val="21"/>
-          <w:lang w:val="en-US" w:eastAsia="en-US"/>
-        </w:rPr>
-        <w:t>,</w:t>
-      </w:r>
-    </w:p>
-    <w:p>
-      <w:pPr>
-        <w:shd w:val="clear" w:color="auto" w:fill="1E1E1E"/>
-        <w:spacing w:line="285" w:lineRule="atLeast"/>
-        <w:rPr>
-          <w:rFonts w:ascii="Consolas" w:eastAsia="Times New Roman" w:hAnsi="Consolas" w:cs="Times New Roman"/>
-          <w:color w:val="D4D4D4"/>
-          <w:sz w:val="21"/>
-          <w:szCs w:val="21"/>
-          <w:lang w:val="en-US" w:eastAsia="en-US"/>
-        </w:rPr>
-      </w:pPr>
-      <w:r>
-        <w:rPr>
-          <w:rFonts w:ascii="Consolas" w:eastAsia="Times New Roman" w:hAnsi="Consolas" w:cs="Times New Roman"/>
-          <w:color w:val="D4D4D4"/>
-          <w:sz w:val="21"/>
-          <w:szCs w:val="21"/>
-          <w:lang w:val="en-US" w:eastAsia="en-US"/>
-        </w:rPr>
-        <w:t xml:space="preserve">        </w:t>
-      </w:r>
-      <w:r>
-        <w:rPr>
-          <w:rFonts w:ascii="Consolas" w:eastAsia="Times New Roman" w:hAnsi="Consolas" w:cs="Times New Roman"/>
-          <w:color w:val="9CDCFE"/>
-          <w:sz w:val="21"/>
-          <w:szCs w:val="21"/>
-          <w:lang w:val="en-US" w:eastAsia="en-US"/>
-        </w:rPr>
-        <w:t>l10n:</w:t>
-      </w:r>
-      <w:r>
-        <w:rPr>
-          <w:rFonts w:ascii="Consolas" w:eastAsia="Times New Roman" w:hAnsi="Consolas" w:cs="Times New Roman"/>
-          <w:color w:val="D4D4D4"/>
-          <w:sz w:val="21"/>
-          <w:szCs w:val="21"/>
-          <w:lang w:val="en-US" w:eastAsia="en-US"/>
-        </w:rPr>
-        <w:t xml:space="preserve"> {</w:t>
-      </w:r>
-    </w:p>
-    <w:p>
-      <w:pPr>
-        <w:shd w:val="clear" w:color="auto" w:fill="1E1E1E"/>
-        <w:spacing w:line="285" w:lineRule="atLeast"/>
-        <w:rPr>
-          <w:rFonts w:ascii="Consolas" w:eastAsia="Times New Roman" w:hAnsi="Consolas" w:cs="Times New Roman"/>
-          <w:color w:val="D4D4D4"/>
-          <w:sz w:val="21"/>
-          <w:szCs w:val="21"/>
-          <w:lang w:val="en-US" w:eastAsia="en-US"/>
-        </w:rPr>
-      </w:pPr>
-      <w:r>
-        <w:rPr>
-          <w:rFonts w:ascii="Consolas" w:eastAsia="Times New Roman" w:hAnsi="Consolas" w:cs="Times New Roman"/>
-          <w:color w:val="D4D4D4"/>
-          <w:sz w:val="21"/>
-          <w:szCs w:val="21"/>
-          <w:lang w:val="en-US" w:eastAsia="en-US"/>
-        </w:rPr>
-        <w:t xml:space="preserve">            </w:t>
-      </w:r>
-      <w:proofErr w:type="spellStart"/>
-      <w:r>
-        <w:rPr>
-          <w:rFonts w:ascii="Consolas" w:eastAsia="Times New Roman" w:hAnsi="Consolas" w:cs="Times New Roman"/>
-          <w:color w:val="9CDCFE"/>
-          <w:sz w:val="21"/>
-          <w:szCs w:val="21"/>
-          <w:lang w:val="en-US" w:eastAsia="en-US"/>
-        </w:rPr>
-        <w:t>supportedCurrencies</w:t>
-      </w:r>
-      <w:proofErr w:type="spellEnd"/>
-      <w:r>
-        <w:rPr>
-          <w:rFonts w:ascii="Consolas" w:eastAsia="Times New Roman" w:hAnsi="Consolas" w:cs="Times New Roman"/>
-          <w:color w:val="9CDCFE"/>
-          <w:sz w:val="21"/>
-          <w:szCs w:val="21"/>
-          <w:lang w:val="en-US" w:eastAsia="en-US"/>
-        </w:rPr>
-        <w:t>:</w:t>
-      </w:r>
-      <w:r>
-        <w:rPr>
-          <w:rFonts w:ascii="Consolas" w:eastAsia="Times New Roman" w:hAnsi="Consolas" w:cs="Times New Roman"/>
-          <w:color w:val="D4D4D4"/>
-          <w:sz w:val="21"/>
-          <w:szCs w:val="21"/>
-          <w:lang w:val="en-US" w:eastAsia="en-US"/>
-        </w:rPr>
-        <w:t xml:space="preserve"> [</w:t>
-      </w:r>
-      <w:r>
-        <w:rPr>
-          <w:rFonts w:ascii="Consolas" w:eastAsia="Times New Roman" w:hAnsi="Consolas" w:cs="Times New Roman"/>
-          <w:color w:val="CE9178"/>
-          <w:sz w:val="21"/>
-          <w:szCs w:val="21"/>
-          <w:lang w:val="en-US" w:eastAsia="en-US"/>
-        </w:rPr>
-        <w:t>'USD'</w:t>
-      </w:r>
-      <w:r>
-        <w:rPr>
-          <w:rFonts w:ascii="Consolas" w:eastAsia="Times New Roman" w:hAnsi="Consolas" w:cs="Times New Roman"/>
-          <w:color w:val="D4D4D4"/>
-          <w:sz w:val="21"/>
-          <w:szCs w:val="21"/>
-          <w:lang w:val="en-US" w:eastAsia="en-US"/>
-        </w:rPr>
-        <w:t xml:space="preserve">], </w:t>
-      </w:r>
-      <w:r>
-        <w:rPr>
-          <w:rFonts w:ascii="Consolas" w:eastAsia="Times New Roman" w:hAnsi="Consolas" w:cs="Times New Roman"/>
-          <w:color w:val="6A9955"/>
-          <w:sz w:val="21"/>
-          <w:szCs w:val="21"/>
-          <w:lang w:val="en-US" w:eastAsia="en-US"/>
-        </w:rPr>
-        <w:t>//  Retailer's base currency</w:t>
-      </w:r>
-    </w:p>
-    <w:p>
-      <w:pPr>
-        <w:shd w:val="clear" w:color="auto" w:fill="1E1E1E"/>
-        <w:spacing w:line="285" w:lineRule="atLeast"/>
-        <w:rPr>
-          <w:rFonts w:ascii="Consolas" w:eastAsia="Times New Roman" w:hAnsi="Consolas" w:cs="Times New Roman"/>
-          <w:color w:val="D4D4D4"/>
-          <w:sz w:val="21"/>
-          <w:szCs w:val="21"/>
-          <w:lang w:val="en-US" w:eastAsia="en-US"/>
-        </w:rPr>
-      </w:pPr>
-      <w:r>
-        <w:rPr>
-          <w:rFonts w:ascii="Consolas" w:eastAsia="Times New Roman" w:hAnsi="Consolas" w:cs="Times New Roman"/>
-          <w:color w:val="D4D4D4"/>
-          <w:sz w:val="21"/>
-          <w:szCs w:val="21"/>
-          <w:lang w:val="en-US" w:eastAsia="en-US"/>
-        </w:rPr>
-        <w:t xml:space="preserve">            </w:t>
-      </w:r>
-      <w:proofErr w:type="spellStart"/>
-      <w:r>
-        <w:rPr>
-          <w:rFonts w:ascii="Consolas" w:eastAsia="Times New Roman" w:hAnsi="Consolas" w:cs="Times New Roman"/>
-          <w:color w:val="9CDCFE"/>
-          <w:sz w:val="21"/>
-          <w:szCs w:val="21"/>
-          <w:lang w:val="en-US" w:eastAsia="en-US"/>
-        </w:rPr>
-        <w:t>defaultCurrency</w:t>
-      </w:r>
-      <w:proofErr w:type="spellEnd"/>
-      <w:r>
-        <w:rPr>
-          <w:rFonts w:ascii="Consolas" w:eastAsia="Times New Roman" w:hAnsi="Consolas" w:cs="Times New Roman"/>
-          <w:color w:val="9CDCFE"/>
-          <w:sz w:val="21"/>
-          <w:szCs w:val="21"/>
-          <w:lang w:val="en-US" w:eastAsia="en-US"/>
-        </w:rPr>
-        <w:t>:</w:t>
-      </w:r>
-      <w:r>
-        <w:rPr>
-          <w:rFonts w:ascii="Consolas" w:eastAsia="Times New Roman" w:hAnsi="Consolas" w:cs="Times New Roman"/>
-          <w:color w:val="D4D4D4"/>
-          <w:sz w:val="21"/>
-          <w:szCs w:val="21"/>
-          <w:lang w:val="en-US" w:eastAsia="en-US"/>
-        </w:rPr>
-        <w:t xml:space="preserve"> </w:t>
-      </w:r>
-      <w:r>
-        <w:rPr>
-          <w:rFonts w:ascii="Consolas" w:eastAsia="Times New Roman" w:hAnsi="Consolas" w:cs="Times New Roman"/>
-          <w:color w:val="CE9178"/>
-          <w:sz w:val="21"/>
-          <w:szCs w:val="21"/>
-          <w:lang w:val="en-US" w:eastAsia="en-US"/>
-        </w:rPr>
-        <w:t>'USD'</w:t>
-      </w:r>
-      <w:r>
-        <w:rPr>
-          <w:rFonts w:ascii="Consolas" w:eastAsia="Times New Roman" w:hAnsi="Consolas" w:cs="Times New Roman"/>
-          <w:color w:val="D4D4D4"/>
-          <w:sz w:val="21"/>
-          <w:szCs w:val="21"/>
-          <w:lang w:val="en-US" w:eastAsia="en-US"/>
-        </w:rPr>
-        <w:t xml:space="preserve">, </w:t>
-      </w:r>
-      <w:r>
-        <w:rPr>
-          <w:rFonts w:ascii="Consolas" w:eastAsia="Times New Roman" w:hAnsi="Consolas" w:cs="Times New Roman"/>
-          <w:color w:val="6A9955"/>
-          <w:sz w:val="21"/>
-          <w:szCs w:val="21"/>
-          <w:lang w:val="en-US" w:eastAsia="en-US"/>
-        </w:rPr>
-        <w:t>//  Retailer's base currency</w:t>
-      </w:r>
-    </w:p>
-    <w:p>
-      <w:pPr>
-        <w:shd w:val="clear" w:color="auto" w:fill="1E1E1E"/>
-        <w:spacing w:line="285" w:lineRule="atLeast"/>
-        <w:rPr>
-          <w:rFonts w:ascii="Consolas" w:eastAsia="Times New Roman" w:hAnsi="Consolas" w:cs="Times New Roman"/>
-          <w:color w:val="D4D4D4"/>
-          <w:sz w:val="21"/>
-          <w:szCs w:val="21"/>
-          <w:lang w:val="en-US" w:eastAsia="en-US"/>
-        </w:rPr>
-      </w:pPr>
-      <w:r>
-        <w:rPr>
-          <w:rFonts w:ascii="Consolas" w:eastAsia="Times New Roman" w:hAnsi="Consolas" w:cs="Times New Roman"/>
-          <w:color w:val="D4D4D4"/>
-          <w:sz w:val="21"/>
-          <w:szCs w:val="21"/>
-          <w:lang w:val="en-US" w:eastAsia="en-US"/>
-        </w:rPr>
-        <w:t xml:space="preserve">            </w:t>
-      </w:r>
-      <w:proofErr w:type="spellStart"/>
-      <w:r>
-        <w:rPr>
-          <w:rFonts w:ascii="Consolas" w:eastAsia="Times New Roman" w:hAnsi="Consolas" w:cs="Times New Roman"/>
-          <w:color w:val="9CDCFE"/>
-          <w:sz w:val="21"/>
-          <w:szCs w:val="21"/>
-          <w:lang w:val="en-US" w:eastAsia="en-US"/>
-        </w:rPr>
-        <w:t>defaultLocale</w:t>
-      </w:r>
-      <w:proofErr w:type="spellEnd"/>
-      <w:r>
-        <w:rPr>
-          <w:rFonts w:ascii="Consolas" w:eastAsia="Times New Roman" w:hAnsi="Consolas" w:cs="Times New Roman"/>
-          <w:color w:val="9CDCFE"/>
-          <w:sz w:val="21"/>
-          <w:szCs w:val="21"/>
-          <w:lang w:val="en-US" w:eastAsia="en-US"/>
-        </w:rPr>
-        <w:t>:</w:t>
-      </w:r>
-      <w:r>
-        <w:rPr>
-          <w:rFonts w:ascii="Consolas" w:eastAsia="Times New Roman" w:hAnsi="Consolas" w:cs="Times New Roman"/>
-          <w:color w:val="D4D4D4"/>
-          <w:sz w:val="21"/>
-          <w:szCs w:val="21"/>
-          <w:lang w:val="en-US" w:eastAsia="en-US"/>
-        </w:rPr>
-        <w:t xml:space="preserve"> </w:t>
-      </w:r>
-      <w:r>
-        <w:rPr>
-          <w:rFonts w:ascii="Consolas" w:eastAsia="Times New Roman" w:hAnsi="Consolas" w:cs="Times New Roman"/>
-          <w:color w:val="CE9178"/>
-          <w:sz w:val="21"/>
-          <w:szCs w:val="21"/>
-          <w:lang w:val="en-US" w:eastAsia="en-US"/>
-        </w:rPr>
-        <w:t>'</w:t>
-      </w:r>
-      <w:proofErr w:type="spellStart"/>
-      <w:r>
-        <w:rPr>
-          <w:rFonts w:ascii="Consolas" w:eastAsia="Times New Roman" w:hAnsi="Consolas" w:cs="Times New Roman"/>
-          <w:color w:val="CE9178"/>
-          <w:sz w:val="21"/>
-          <w:szCs w:val="21"/>
-          <w:lang w:val="en-US" w:eastAsia="en-US"/>
-        </w:rPr>
-        <w:t>en</w:t>
-      </w:r>
-      <w:proofErr w:type="spellEnd"/>
-      <w:r>
-        <w:rPr>
-          <w:rFonts w:ascii="Consolas" w:eastAsia="Times New Roman" w:hAnsi="Consolas" w:cs="Times New Roman"/>
-          <w:color w:val="CE9178"/>
-          <w:sz w:val="21"/>
-          <w:szCs w:val="21"/>
-          <w:lang w:val="en-US" w:eastAsia="en-US"/>
-        </w:rPr>
-        <w:t>-US'</w:t>
-      </w:r>
-      <w:r>
-        <w:rPr>
-          <w:rFonts w:ascii="Consolas" w:eastAsia="Times New Roman" w:hAnsi="Consolas" w:cs="Times New Roman"/>
-          <w:color w:val="D4D4D4"/>
-          <w:sz w:val="21"/>
-          <w:szCs w:val="21"/>
-          <w:lang w:val="en-US" w:eastAsia="en-US"/>
-        </w:rPr>
-        <w:t xml:space="preserve">, </w:t>
-      </w:r>
-      <w:r>
-        <w:rPr>
-          <w:rFonts w:ascii="Consolas" w:eastAsia="Times New Roman" w:hAnsi="Consolas" w:cs="Times New Roman"/>
-          <w:color w:val="6A9955"/>
-          <w:sz w:val="21"/>
-          <w:szCs w:val="21"/>
-          <w:lang w:val="en-US" w:eastAsia="en-US"/>
-        </w:rPr>
-        <w:t>//  Retailer's base country locale</w:t>
-      </w:r>
-    </w:p>
-    <w:p>
-      <w:pPr>
-        <w:shd w:val="clear" w:color="auto" w:fill="1E1E1E"/>
-        <w:spacing w:line="285" w:lineRule="atLeast"/>
-        <w:rPr>
-          <w:rFonts w:ascii="Consolas" w:eastAsia="Times New Roman" w:hAnsi="Consolas" w:cs="Times New Roman"/>
-          <w:color w:val="D4D4D4"/>
-          <w:sz w:val="21"/>
-          <w:szCs w:val="21"/>
-          <w:lang w:val="en-US" w:eastAsia="en-US"/>
-        </w:rPr>
-      </w:pPr>
-      <w:r>
-        <w:rPr>
-          <w:rFonts w:ascii="Consolas" w:eastAsia="Times New Roman" w:hAnsi="Consolas" w:cs="Times New Roman"/>
-          <w:color w:val="D4D4D4"/>
-          <w:sz w:val="21"/>
-          <w:szCs w:val="21"/>
-          <w:lang w:val="en-US" w:eastAsia="en-US"/>
-        </w:rPr>
-        <w:t xml:space="preserve">            </w:t>
-      </w:r>
-      <w:proofErr w:type="spellStart"/>
-      <w:r>
-        <w:rPr>
-          <w:rFonts w:ascii="Consolas" w:eastAsia="Times New Roman" w:hAnsi="Consolas" w:cs="Times New Roman"/>
-          <w:color w:val="9CDCFE"/>
-          <w:sz w:val="21"/>
-          <w:szCs w:val="21"/>
-          <w:lang w:val="en-US" w:eastAsia="en-US"/>
-        </w:rPr>
-        <w:t>supportedLocales</w:t>
-      </w:r>
-      <w:proofErr w:type="spellEnd"/>
-      <w:r>
-        <w:rPr>
-          <w:rFonts w:ascii="Consolas" w:eastAsia="Times New Roman" w:hAnsi="Consolas" w:cs="Times New Roman"/>
-          <w:color w:val="9CDCFE"/>
-          <w:sz w:val="21"/>
-          <w:szCs w:val="21"/>
-          <w:lang w:val="en-US" w:eastAsia="en-US"/>
-        </w:rPr>
-        <w:t>:</w:t>
-      </w:r>
-      <w:r>
-        <w:rPr>
-          <w:rFonts w:ascii="Consolas" w:eastAsia="Times New Roman" w:hAnsi="Consolas" w:cs="Times New Roman"/>
-          <w:color w:val="D4D4D4"/>
-          <w:sz w:val="21"/>
-          <w:szCs w:val="21"/>
-          <w:lang w:val="en-US" w:eastAsia="en-US"/>
-        </w:rPr>
-        <w:t xml:space="preserve"> [</w:t>
-      </w:r>
-    </w:p>
-    <w:p>
-      <w:pPr>
-        <w:shd w:val="clear" w:color="auto" w:fill="1E1E1E"/>
-        <w:spacing w:line="285" w:lineRule="atLeast"/>
-        <w:rPr>
-          <w:rFonts w:ascii="Consolas" w:eastAsia="Times New Roman" w:hAnsi="Consolas" w:cs="Times New Roman"/>
-          <w:color w:val="D4D4D4"/>
-          <w:sz w:val="21"/>
-          <w:szCs w:val="21"/>
-          <w:lang w:val="en-US" w:eastAsia="en-US"/>
-        </w:rPr>
-      </w:pPr>
-      <w:r>
-        <w:rPr>
-          <w:rFonts w:ascii="Consolas" w:eastAsia="Times New Roman" w:hAnsi="Consolas" w:cs="Times New Roman"/>
-          <w:color w:val="D4D4D4"/>
-          <w:sz w:val="21"/>
-          <w:szCs w:val="21"/>
-          <w:lang w:val="en-US" w:eastAsia="en-US"/>
-        </w:rPr>
-        <w:t>                {</w:t>
-      </w:r>
-    </w:p>
-    <w:p>
-      <w:pPr>
-        <w:shd w:val="clear" w:color="auto" w:fill="1E1E1E"/>
-        <w:spacing w:line="285" w:lineRule="atLeast"/>
-        <w:rPr>
-          <w:rFonts w:ascii="Consolas" w:eastAsia="Times New Roman" w:hAnsi="Consolas" w:cs="Times New Roman"/>
-          <w:color w:val="D4D4D4"/>
-          <w:sz w:val="21"/>
-          <w:szCs w:val="21"/>
-          <w:lang w:val="en-US" w:eastAsia="en-US"/>
-        </w:rPr>
-      </w:pPr>
-      <w:r>
-        <w:rPr>
-          <w:rFonts w:ascii="Consolas" w:eastAsia="Times New Roman" w:hAnsi="Consolas" w:cs="Times New Roman"/>
-          <w:color w:val="D4D4D4"/>
-          <w:sz w:val="21"/>
-          <w:szCs w:val="21"/>
-          <w:lang w:val="en-US" w:eastAsia="en-US"/>
-        </w:rPr>
-        <w:t xml:space="preserve">                    </w:t>
-      </w:r>
-      <w:r>
-        <w:rPr>
-          <w:rFonts w:ascii="Consolas" w:eastAsia="Times New Roman" w:hAnsi="Consolas" w:cs="Times New Roman"/>
-          <w:color w:val="9CDCFE"/>
-          <w:sz w:val="21"/>
-          <w:szCs w:val="21"/>
-          <w:lang w:val="en-US" w:eastAsia="en-US"/>
-        </w:rPr>
-        <w:t>id:</w:t>
-      </w:r>
-      <w:r>
-        <w:rPr>
-          <w:rFonts w:ascii="Consolas" w:eastAsia="Times New Roman" w:hAnsi="Consolas" w:cs="Times New Roman"/>
-          <w:color w:val="D4D4D4"/>
-          <w:sz w:val="21"/>
-          <w:szCs w:val="21"/>
-          <w:lang w:val="en-US" w:eastAsia="en-US"/>
-        </w:rPr>
-        <w:t xml:space="preserve"> </w:t>
-      </w:r>
-      <w:r>
-        <w:rPr>
-          <w:rFonts w:ascii="Consolas" w:eastAsia="Times New Roman" w:hAnsi="Consolas" w:cs="Times New Roman"/>
-          <w:color w:val="CE9178"/>
-          <w:sz w:val="21"/>
-          <w:szCs w:val="21"/>
-          <w:lang w:val="en-US" w:eastAsia="en-US"/>
-        </w:rPr>
-        <w:t>'</w:t>
-      </w:r>
-      <w:proofErr w:type="spellStart"/>
-      <w:r>
-        <w:rPr>
-          <w:rFonts w:ascii="Consolas" w:eastAsia="Times New Roman" w:hAnsi="Consolas" w:cs="Times New Roman"/>
-          <w:color w:val="CE9178"/>
-          <w:sz w:val="21"/>
-          <w:szCs w:val="21"/>
-          <w:lang w:val="en-US" w:eastAsia="en-US"/>
-        </w:rPr>
-        <w:t>en</w:t>
-      </w:r>
-      <w:proofErr w:type="spellEnd"/>
-      <w:r>
-        <w:rPr>
-          <w:rFonts w:ascii="Consolas" w:eastAsia="Times New Roman" w:hAnsi="Consolas" w:cs="Times New Roman"/>
-          <w:color w:val="CE9178"/>
-          <w:sz w:val="21"/>
-          <w:szCs w:val="21"/>
-          <w:lang w:val="en-US" w:eastAsia="en-US"/>
-        </w:rPr>
-        <w:t>-US'</w:t>
-      </w:r>
-      <w:r>
-        <w:rPr>
-          <w:rFonts w:ascii="Consolas" w:eastAsia="Times New Roman" w:hAnsi="Consolas" w:cs="Times New Roman"/>
-          <w:color w:val="D4D4D4"/>
-          <w:sz w:val="21"/>
-          <w:szCs w:val="21"/>
-          <w:lang w:val="en-US" w:eastAsia="en-US"/>
-        </w:rPr>
-        <w:t xml:space="preserve">, </w:t>
-      </w:r>
-      <w:r>
-        <w:rPr>
-          <w:rFonts w:ascii="Consolas" w:eastAsia="Times New Roman" w:hAnsi="Consolas" w:cs="Times New Roman"/>
-          <w:color w:val="6A9955"/>
-          <w:sz w:val="21"/>
-          <w:szCs w:val="21"/>
-          <w:lang w:val="en-US" w:eastAsia="en-US"/>
-        </w:rPr>
-        <w:t>//  Retailer's base country locale</w:t>
-      </w:r>
-    </w:p>
-    <w:p>
-      <w:pPr>
-        <w:shd w:val="clear" w:color="auto" w:fill="1E1E1E"/>
-        <w:spacing w:line="285" w:lineRule="atLeast"/>
-        <w:rPr>
-          <w:rFonts w:ascii="Consolas" w:eastAsia="Times New Roman" w:hAnsi="Consolas" w:cs="Times New Roman"/>
-          <w:color w:val="D4D4D4"/>
-          <w:sz w:val="21"/>
-          <w:szCs w:val="21"/>
-          <w:lang w:val="en-US" w:eastAsia="en-US"/>
-        </w:rPr>
-      </w:pPr>
-      <w:r>
-        <w:rPr>
-          <w:rFonts w:ascii="Consolas" w:eastAsia="Times New Roman" w:hAnsi="Consolas" w:cs="Times New Roman"/>
-          <w:color w:val="D4D4D4"/>
-          <w:sz w:val="21"/>
-          <w:szCs w:val="21"/>
-          <w:lang w:val="en-US" w:eastAsia="en-US"/>
-        </w:rPr>
-        <w:t xml:space="preserve">                    </w:t>
-      </w:r>
-      <w:r>
-        <w:rPr>
-          <w:rFonts w:ascii="Consolas" w:eastAsia="Times New Roman" w:hAnsi="Consolas" w:cs="Times New Roman"/>
-          <w:color w:val="9CDCFE"/>
-          <w:sz w:val="21"/>
-          <w:szCs w:val="21"/>
-          <w:lang w:val="en-US" w:eastAsia="en-US"/>
-        </w:rPr>
-        <w:t>alias:</w:t>
-      </w:r>
-      <w:r>
-        <w:rPr>
-          <w:rFonts w:ascii="Consolas" w:eastAsia="Times New Roman" w:hAnsi="Consolas" w:cs="Times New Roman"/>
-          <w:color w:val="D4D4D4"/>
-          <w:sz w:val="21"/>
-          <w:szCs w:val="21"/>
-          <w:lang w:val="en-US" w:eastAsia="en-US"/>
-        </w:rPr>
-        <w:t xml:space="preserve"> </w:t>
-      </w:r>
-      <w:r>
-        <w:rPr>
-          <w:rFonts w:ascii="Consolas" w:eastAsia="Times New Roman" w:hAnsi="Consolas" w:cs="Times New Roman"/>
-          <w:color w:val="CE9178"/>
-          <w:sz w:val="21"/>
-          <w:szCs w:val="21"/>
-          <w:lang w:val="en-US" w:eastAsia="en-US"/>
-        </w:rPr>
-        <w:t>'us'</w:t>
-      </w:r>
-      <w:r>
-        <w:rPr>
-          <w:rFonts w:ascii="Consolas" w:eastAsia="Times New Roman" w:hAnsi="Consolas" w:cs="Times New Roman"/>
-          <w:color w:val="D4D4D4"/>
-          <w:sz w:val="21"/>
-          <w:szCs w:val="21"/>
-          <w:lang w:val="en-US" w:eastAsia="en-US"/>
-        </w:rPr>
-        <w:t xml:space="preserve">, </w:t>
-      </w:r>
-      <w:r>
-        <w:rPr>
-          <w:rFonts w:ascii="Consolas" w:eastAsia="Times New Roman" w:hAnsi="Consolas" w:cs="Times New Roman"/>
-          <w:color w:val="6A9955"/>
-          <w:sz w:val="21"/>
-          <w:szCs w:val="21"/>
-          <w:lang w:val="en-US" w:eastAsia="en-US"/>
-        </w:rPr>
-        <w:t>// country code in lowercase for URL</w:t>
-      </w:r>
-    </w:p>
-    <w:p>
-      <w:pPr>
-        <w:shd w:val="clear" w:color="auto" w:fill="1E1E1E"/>
-        <w:spacing w:line="285" w:lineRule="atLeast"/>
-        <w:rPr>
-          <w:rFonts w:ascii="Consolas" w:eastAsia="Times New Roman" w:hAnsi="Consolas" w:cs="Times New Roman"/>
-          <w:color w:val="D4D4D4"/>
-          <w:sz w:val="21"/>
-          <w:szCs w:val="21"/>
-          <w:lang w:val="en-US" w:eastAsia="en-US"/>
-        </w:rPr>
-      </w:pPr>
-      <w:r>
-        <w:rPr>
-          <w:rFonts w:ascii="Consolas" w:eastAsia="Times New Roman" w:hAnsi="Consolas" w:cs="Times New Roman"/>
-          <w:color w:val="D4D4D4"/>
-          <w:sz w:val="21"/>
-          <w:szCs w:val="21"/>
-          <w:lang w:val="en-US" w:eastAsia="en-US"/>
-        </w:rPr>
-        <w:t xml:space="preserve">                    </w:t>
-      </w:r>
-      <w:proofErr w:type="spellStart"/>
-      <w:r>
-        <w:rPr>
-          <w:rFonts w:ascii="Consolas" w:eastAsia="Times New Roman" w:hAnsi="Consolas" w:cs="Times New Roman"/>
-          <w:color w:val="9CDCFE"/>
-          <w:sz w:val="21"/>
-          <w:szCs w:val="21"/>
-          <w:lang w:val="en-US" w:eastAsia="en-US"/>
-        </w:rPr>
-        <w:t>preferredCurrency</w:t>
-      </w:r>
-      <w:proofErr w:type="spellEnd"/>
-      <w:r>
-        <w:rPr>
-          <w:rFonts w:ascii="Consolas" w:eastAsia="Times New Roman" w:hAnsi="Consolas" w:cs="Times New Roman"/>
-          <w:color w:val="9CDCFE"/>
-          <w:sz w:val="21"/>
-          <w:szCs w:val="21"/>
-          <w:lang w:val="en-US" w:eastAsia="en-US"/>
-        </w:rPr>
-        <w:t>:</w:t>
-      </w:r>
-      <w:r>
-        <w:rPr>
-          <w:rFonts w:ascii="Consolas" w:eastAsia="Times New Roman" w:hAnsi="Consolas" w:cs="Times New Roman"/>
-          <w:color w:val="D4D4D4"/>
-          <w:sz w:val="21"/>
-          <w:szCs w:val="21"/>
-          <w:lang w:val="en-US" w:eastAsia="en-US"/>
-        </w:rPr>
-        <w:t xml:space="preserve"> </w:t>
-      </w:r>
-      <w:r>
-        <w:rPr>
-          <w:rFonts w:ascii="Consolas" w:eastAsia="Times New Roman" w:hAnsi="Consolas" w:cs="Times New Roman"/>
-          <w:color w:val="CE9178"/>
-          <w:sz w:val="21"/>
-          <w:szCs w:val="21"/>
-          <w:lang w:val="en-US" w:eastAsia="en-US"/>
-        </w:rPr>
-        <w:t>'USD'</w:t>
-      </w:r>
-      <w:r>
-        <w:rPr>
-          <w:rFonts w:ascii="Consolas" w:eastAsia="Times New Roman" w:hAnsi="Consolas" w:cs="Times New Roman"/>
-          <w:color w:val="D4D4D4"/>
-          <w:sz w:val="21"/>
-          <w:szCs w:val="21"/>
-          <w:lang w:val="en-US" w:eastAsia="en-US"/>
-        </w:rPr>
-        <w:t xml:space="preserve">, </w:t>
-      </w:r>
-      <w:r>
-        <w:rPr>
-          <w:rFonts w:ascii="Consolas" w:eastAsia="Times New Roman" w:hAnsi="Consolas" w:cs="Times New Roman"/>
-          <w:color w:val="6A9955"/>
-          <w:sz w:val="21"/>
-          <w:szCs w:val="21"/>
-          <w:lang w:val="en-US" w:eastAsia="en-US"/>
-        </w:rPr>
-        <w:t>// Retailer's base currency</w:t>
-      </w:r>
-    </w:p>
-    <w:p>
-      <w:pPr>
-        <w:shd w:val="clear" w:color="auto" w:fill="1E1E1E"/>
-        <w:spacing w:line="285" w:lineRule="atLeast"/>
-        <w:rPr>
-          <w:rFonts w:ascii="Consolas" w:eastAsia="Times New Roman" w:hAnsi="Consolas" w:cs="Times New Roman"/>
-          <w:color w:val="D4D4D4"/>
-          <w:sz w:val="21"/>
-          <w:szCs w:val="21"/>
-          <w:lang w:val="en-US" w:eastAsia="en-US"/>
-        </w:rPr>
-      </w:pPr>
-      <w:r>
-        <w:rPr>
-          <w:rFonts w:ascii="Consolas" w:eastAsia="Times New Roman" w:hAnsi="Consolas" w:cs="Times New Roman"/>
-          <w:color w:val="D4D4D4"/>
-          <w:sz w:val="21"/>
-          <w:szCs w:val="21"/>
-          <w:lang w:val="en-US" w:eastAsia="en-US"/>
-        </w:rPr>
-        <w:t xml:space="preserve">                    </w:t>
-      </w:r>
-      <w:proofErr w:type="spellStart"/>
-      <w:r>
-        <w:rPr>
-          <w:rFonts w:ascii="Consolas" w:eastAsia="Times New Roman" w:hAnsi="Consolas" w:cs="Times New Roman"/>
-          <w:color w:val="9CDCFE"/>
-          <w:sz w:val="21"/>
-          <w:szCs w:val="21"/>
-          <w:lang w:val="en-US" w:eastAsia="en-US"/>
-        </w:rPr>
-        <w:t>supportedLocales</w:t>
-      </w:r>
-      <w:proofErr w:type="spellEnd"/>
-      <w:r>
-        <w:rPr>
-          <w:rFonts w:ascii="Consolas" w:eastAsia="Times New Roman" w:hAnsi="Consolas" w:cs="Times New Roman"/>
-          <w:color w:val="9CDCFE"/>
-          <w:sz w:val="21"/>
-          <w:szCs w:val="21"/>
-          <w:lang w:val="en-US" w:eastAsia="en-US"/>
-        </w:rPr>
-        <w:t>:</w:t>
-      </w:r>
-      <w:r>
-        <w:rPr>
-          <w:rFonts w:ascii="Consolas" w:eastAsia="Times New Roman" w:hAnsi="Consolas" w:cs="Times New Roman"/>
-          <w:color w:val="D4D4D4"/>
-          <w:sz w:val="21"/>
-          <w:szCs w:val="21"/>
-          <w:lang w:val="en-US" w:eastAsia="en-US"/>
-        </w:rPr>
-        <w:t xml:space="preserve"> [</w:t>
-      </w:r>
-      <w:r>
-        <w:rPr>
-          <w:rFonts w:ascii="Consolas" w:eastAsia="Times New Roman" w:hAnsi="Consolas" w:cs="Times New Roman"/>
-          <w:color w:val="CE9178"/>
-          <w:sz w:val="21"/>
-          <w:szCs w:val="21"/>
-          <w:lang w:val="en-US" w:eastAsia="en-US"/>
-        </w:rPr>
-        <w:t>'</w:t>
-      </w:r>
-      <w:proofErr w:type="spellStart"/>
-      <w:r>
-        <w:rPr>
-          <w:rFonts w:ascii="Consolas" w:eastAsia="Times New Roman" w:hAnsi="Consolas" w:cs="Times New Roman"/>
-          <w:color w:val="CE9178"/>
-          <w:sz w:val="21"/>
-          <w:szCs w:val="21"/>
-          <w:lang w:val="en-US" w:eastAsia="en-US"/>
-        </w:rPr>
-        <w:t>en</w:t>
-      </w:r>
-      <w:proofErr w:type="spellEnd"/>
-      <w:r>
-        <w:rPr>
-          <w:rFonts w:ascii="Consolas" w:eastAsia="Times New Roman" w:hAnsi="Consolas" w:cs="Times New Roman"/>
-          <w:color w:val="CE9178"/>
-          <w:sz w:val="21"/>
-          <w:szCs w:val="21"/>
-          <w:lang w:val="en-US" w:eastAsia="en-US"/>
-        </w:rPr>
-        <w:t>-US'</w:t>
-      </w:r>
-      <w:r>
-        <w:rPr>
-          <w:rFonts w:ascii="Consolas" w:eastAsia="Times New Roman" w:hAnsi="Consolas" w:cs="Times New Roman"/>
-          <w:color w:val="D4D4D4"/>
-          <w:sz w:val="21"/>
-          <w:szCs w:val="21"/>
-          <w:lang w:val="en-US" w:eastAsia="en-US"/>
-        </w:rPr>
-        <w:t xml:space="preserve">], </w:t>
-      </w:r>
-      <w:r>
-        <w:rPr>
-          <w:rFonts w:ascii="Consolas" w:eastAsia="Times New Roman" w:hAnsi="Consolas" w:cs="Times New Roman"/>
-          <w:color w:val="6A9955"/>
-          <w:sz w:val="21"/>
-          <w:szCs w:val="21"/>
-          <w:lang w:val="en-US" w:eastAsia="en-US"/>
-        </w:rPr>
-        <w:t>// Retailer's base country locale</w:t>
-      </w:r>
-    </w:p>
-    <w:p>
-      <w:pPr>
-        <w:shd w:val="clear" w:color="auto" w:fill="1E1E1E"/>
-        <w:spacing w:line="285" w:lineRule="atLeast"/>
-        <w:rPr>
-          <w:rFonts w:ascii="Consolas" w:eastAsia="Times New Roman" w:hAnsi="Consolas" w:cs="Times New Roman"/>
-          <w:color w:val="D4D4D4"/>
-          <w:sz w:val="21"/>
-          <w:szCs w:val="21"/>
-          <w:lang w:val="en-US" w:eastAsia="en-US"/>
-        </w:rPr>
-      </w:pPr>
-      <w:r>
-        <w:rPr>
-          <w:rFonts w:ascii="Consolas" w:eastAsia="Times New Roman" w:hAnsi="Consolas" w:cs="Times New Roman"/>
-          <w:color w:val="D4D4D4"/>
-          <w:sz w:val="21"/>
-          <w:szCs w:val="21"/>
-          <w:lang w:val="en-US" w:eastAsia="en-US"/>
-        </w:rPr>
-        <w:t xml:space="preserve">                    </w:t>
-      </w:r>
-      <w:proofErr w:type="spellStart"/>
-      <w:r>
-        <w:rPr>
-          <w:rFonts w:ascii="Consolas" w:eastAsia="Times New Roman" w:hAnsi="Consolas" w:cs="Times New Roman"/>
-          <w:color w:val="9CDCFE"/>
-          <w:sz w:val="21"/>
-          <w:szCs w:val="21"/>
-          <w:lang w:val="en-US" w:eastAsia="en-US"/>
-        </w:rPr>
-        <w:t>isFixedPriceModel</w:t>
-      </w:r>
-      <w:proofErr w:type="spellEnd"/>
-      <w:r>
-        <w:rPr>
-          <w:rFonts w:ascii="Consolas" w:eastAsia="Times New Roman" w:hAnsi="Consolas" w:cs="Times New Roman"/>
-          <w:color w:val="9CDCFE"/>
-          <w:sz w:val="21"/>
-          <w:szCs w:val="21"/>
-          <w:lang w:val="en-US" w:eastAsia="en-US"/>
-        </w:rPr>
-        <w:t>:</w:t>
-      </w:r>
-      <w:r>
-        <w:rPr>
-          <w:rFonts w:ascii="Consolas" w:eastAsia="Times New Roman" w:hAnsi="Consolas" w:cs="Times New Roman"/>
-          <w:color w:val="D4D4D4"/>
-          <w:sz w:val="21"/>
-          <w:szCs w:val="21"/>
-          <w:lang w:val="en-US" w:eastAsia="en-US"/>
-        </w:rPr>
-        <w:t xml:space="preserve"> </w:t>
-      </w:r>
-      <w:r>
-        <w:rPr>
-          <w:rFonts w:ascii="Consolas" w:eastAsia="Times New Roman" w:hAnsi="Consolas" w:cs="Times New Roman"/>
-          <w:color w:val="569CD6"/>
-          <w:sz w:val="21"/>
-          <w:szCs w:val="21"/>
-          <w:lang w:val="en-US" w:eastAsia="en-US"/>
-        </w:rPr>
-        <w:t>true</w:t>
-      </w:r>
-      <w:r>
-        <w:rPr>
-          <w:rFonts w:ascii="Consolas" w:eastAsia="Times New Roman" w:hAnsi="Consolas" w:cs="Times New Roman"/>
-          <w:color w:val="D4D4D4"/>
-          <w:sz w:val="21"/>
-          <w:szCs w:val="21"/>
-          <w:lang w:val="en-US" w:eastAsia="en-US"/>
-        </w:rPr>
-        <w:t>,</w:t>
-      </w:r>
-    </w:p>
-    <w:p>
-      <w:pPr>
-        <w:shd w:val="clear" w:color="auto" w:fill="1E1E1E"/>
-        <w:spacing w:line="285" w:lineRule="atLeast"/>
-        <w:rPr>
-          <w:rFonts w:ascii="Consolas" w:eastAsia="Times New Roman" w:hAnsi="Consolas" w:cs="Times New Roman"/>
-          <w:color w:val="D4D4D4"/>
-          <w:sz w:val="21"/>
-          <w:szCs w:val="21"/>
-          <w:lang w:val="en-US" w:eastAsia="en-US"/>
-        </w:rPr>
-      </w:pPr>
-      <w:r>
-        <w:rPr>
-          <w:rFonts w:ascii="Consolas" w:eastAsia="Times New Roman" w:hAnsi="Consolas" w:cs="Times New Roman"/>
-          <w:color w:val="D4D4D4"/>
-          <w:sz w:val="21"/>
-          <w:szCs w:val="21"/>
-          <w:lang w:val="en-US" w:eastAsia="en-US"/>
-        </w:rPr>
-        <w:t xml:space="preserve">                    </w:t>
-      </w:r>
-      <w:proofErr w:type="spellStart"/>
-      <w:r>
-        <w:rPr>
-          <w:rFonts w:ascii="Consolas" w:eastAsia="Times New Roman" w:hAnsi="Consolas" w:cs="Times New Roman"/>
-          <w:color w:val="9CDCFE"/>
-          <w:sz w:val="21"/>
-          <w:szCs w:val="21"/>
-          <w:lang w:val="en-US" w:eastAsia="en-US"/>
-        </w:rPr>
-        <w:t>isSupportedByESW</w:t>
-      </w:r>
-      <w:proofErr w:type="spellEnd"/>
-      <w:r>
-        <w:rPr>
-          <w:rFonts w:ascii="Consolas" w:eastAsia="Times New Roman" w:hAnsi="Consolas" w:cs="Times New Roman"/>
-          <w:color w:val="9CDCFE"/>
-          <w:sz w:val="21"/>
-          <w:szCs w:val="21"/>
-          <w:lang w:val="en-US" w:eastAsia="en-US"/>
-        </w:rPr>
-        <w:t>:</w:t>
-      </w:r>
-      <w:r>
-        <w:rPr>
-          <w:rFonts w:ascii="Consolas" w:eastAsia="Times New Roman" w:hAnsi="Consolas" w:cs="Times New Roman"/>
-          <w:color w:val="D4D4D4"/>
-          <w:sz w:val="21"/>
-          <w:szCs w:val="21"/>
-          <w:lang w:val="en-US" w:eastAsia="en-US"/>
-        </w:rPr>
-        <w:t xml:space="preserve"> </w:t>
-      </w:r>
-      <w:r>
-        <w:rPr>
-          <w:rFonts w:ascii="Consolas" w:eastAsia="Times New Roman" w:hAnsi="Consolas" w:cs="Times New Roman"/>
-          <w:color w:val="569CD6"/>
-          <w:sz w:val="21"/>
-          <w:szCs w:val="21"/>
-          <w:lang w:val="en-US" w:eastAsia="en-US"/>
-        </w:rPr>
-        <w:t>true</w:t>
-      </w:r>
-      <w:r>
-        <w:rPr>
-          <w:rFonts w:ascii="Consolas" w:eastAsia="Times New Roman" w:hAnsi="Consolas" w:cs="Times New Roman"/>
-          <w:color w:val="D4D4D4"/>
-          <w:sz w:val="21"/>
-          <w:szCs w:val="21"/>
-          <w:lang w:val="en-US" w:eastAsia="en-US"/>
-        </w:rPr>
-        <w:t>,</w:t>
-      </w:r>
-    </w:p>
-    <w:p>
-      <w:pPr>
-        <w:shd w:val="clear" w:color="auto" w:fill="1E1E1E"/>
-        <w:spacing w:line="285" w:lineRule="atLeast"/>
-        <w:rPr>
-          <w:rFonts w:ascii="Consolas" w:eastAsia="Times New Roman" w:hAnsi="Consolas" w:cs="Times New Roman"/>
-          <w:color w:val="D4D4D4"/>
-          <w:sz w:val="21"/>
-          <w:szCs w:val="21"/>
-          <w:lang w:val="en-US" w:eastAsia="en-US"/>
-        </w:rPr>
-      </w:pPr>
-      <w:r>
-        <w:rPr>
-          <w:rFonts w:ascii="Consolas" w:eastAsia="Times New Roman" w:hAnsi="Consolas" w:cs="Times New Roman"/>
-          <w:color w:val="D4D4D4"/>
-          <w:sz w:val="21"/>
-          <w:szCs w:val="21"/>
-          <w:lang w:val="en-US" w:eastAsia="en-US"/>
-        </w:rPr>
-        <w:t xml:space="preserve">                    </w:t>
-      </w:r>
-      <w:proofErr w:type="spellStart"/>
-      <w:r>
-        <w:rPr>
-          <w:rFonts w:ascii="Consolas" w:eastAsia="Times New Roman" w:hAnsi="Consolas" w:cs="Times New Roman"/>
-          <w:color w:val="9CDCFE"/>
-          <w:sz w:val="21"/>
-          <w:szCs w:val="21"/>
-          <w:lang w:val="en-US" w:eastAsia="en-US"/>
-        </w:rPr>
-        <w:t>actualCurrency</w:t>
-      </w:r>
-      <w:proofErr w:type="spellEnd"/>
-      <w:r>
-        <w:rPr>
-          <w:rFonts w:ascii="Consolas" w:eastAsia="Times New Roman" w:hAnsi="Consolas" w:cs="Times New Roman"/>
-          <w:color w:val="9CDCFE"/>
-          <w:sz w:val="21"/>
-          <w:szCs w:val="21"/>
-          <w:lang w:val="en-US" w:eastAsia="en-US"/>
-        </w:rPr>
-        <w:t>:</w:t>
-      </w:r>
-      <w:r>
-        <w:rPr>
-          <w:rFonts w:ascii="Consolas" w:eastAsia="Times New Roman" w:hAnsi="Consolas" w:cs="Times New Roman"/>
-          <w:color w:val="D4D4D4"/>
-          <w:sz w:val="21"/>
-          <w:szCs w:val="21"/>
-          <w:lang w:val="en-US" w:eastAsia="en-US"/>
-        </w:rPr>
-        <w:t xml:space="preserve"> </w:t>
-      </w:r>
-      <w:r>
-        <w:rPr>
-          <w:rFonts w:ascii="Consolas" w:eastAsia="Times New Roman" w:hAnsi="Consolas" w:cs="Times New Roman"/>
-          <w:color w:val="CE9178"/>
-          <w:sz w:val="21"/>
-          <w:szCs w:val="21"/>
-          <w:lang w:val="en-US" w:eastAsia="en-US"/>
-        </w:rPr>
-        <w:t>'USD'</w:t>
-      </w:r>
-      <w:r>
-        <w:rPr>
-          <w:rFonts w:ascii="Consolas" w:eastAsia="Times New Roman" w:hAnsi="Consolas" w:cs="Times New Roman"/>
-          <w:color w:val="D4D4D4"/>
-          <w:sz w:val="21"/>
-          <w:szCs w:val="21"/>
-          <w:lang w:val="en-US" w:eastAsia="en-US"/>
-        </w:rPr>
-        <w:t>,</w:t>
-      </w:r>
-    </w:p>
-    <w:p>
-      <w:pPr>
-        <w:shd w:val="clear" w:color="auto" w:fill="1E1E1E"/>
-        <w:spacing w:line="285" w:lineRule="atLeast"/>
-        <w:rPr>
-          <w:rFonts w:ascii="Consolas" w:eastAsia="Times New Roman" w:hAnsi="Consolas" w:cs="Times New Roman"/>
-          <w:color w:val="D4D4D4"/>
-          <w:sz w:val="21"/>
-          <w:szCs w:val="21"/>
-          <w:lang w:val="en-US" w:eastAsia="en-US"/>
-        </w:rPr>
-      </w:pPr>
-      <w:r>
-        <w:rPr>
-          <w:rFonts w:ascii="Consolas" w:eastAsia="Times New Roman" w:hAnsi="Consolas" w:cs="Times New Roman"/>
-          <w:color w:val="D4D4D4"/>
-          <w:sz w:val="21"/>
-          <w:szCs w:val="21"/>
-          <w:lang w:val="en-US" w:eastAsia="en-US"/>
-        </w:rPr>
-        <w:t xml:space="preserve">                    </w:t>
-      </w:r>
-      <w:proofErr w:type="spellStart"/>
-      <w:r>
-        <w:rPr>
-          <w:rFonts w:ascii="Consolas" w:eastAsia="Times New Roman" w:hAnsi="Consolas" w:cs="Times New Roman"/>
-          <w:color w:val="9CDCFE"/>
-          <w:sz w:val="21"/>
-          <w:szCs w:val="21"/>
-          <w:lang w:val="en-US" w:eastAsia="en-US"/>
-        </w:rPr>
-        <w:t>countryCode</w:t>
-      </w:r>
-      <w:proofErr w:type="spellEnd"/>
-      <w:r>
-        <w:rPr>
-          <w:rFonts w:ascii="Consolas" w:eastAsia="Times New Roman" w:hAnsi="Consolas" w:cs="Times New Roman"/>
-          <w:color w:val="9CDCFE"/>
-          <w:sz w:val="21"/>
-          <w:szCs w:val="21"/>
-          <w:lang w:val="en-US" w:eastAsia="en-US"/>
-        </w:rPr>
-        <w:t>:</w:t>
-      </w:r>
-      <w:r>
-        <w:rPr>
-          <w:rFonts w:ascii="Consolas" w:eastAsia="Times New Roman" w:hAnsi="Consolas" w:cs="Times New Roman"/>
-          <w:color w:val="D4D4D4"/>
-          <w:sz w:val="21"/>
-          <w:szCs w:val="21"/>
-          <w:lang w:val="en-US" w:eastAsia="en-US"/>
-        </w:rPr>
-        <w:t xml:space="preserve"> </w:t>
-      </w:r>
-      <w:r>
-        <w:rPr>
-          <w:rFonts w:ascii="Consolas" w:eastAsia="Times New Roman" w:hAnsi="Consolas" w:cs="Times New Roman"/>
-          <w:color w:val="CE9178"/>
-          <w:sz w:val="21"/>
-          <w:szCs w:val="21"/>
-          <w:lang w:val="en-US" w:eastAsia="en-US"/>
-        </w:rPr>
-        <w:t>'US'</w:t>
-      </w:r>
-      <w:r>
-        <w:rPr>
-          <w:rFonts w:ascii="Consolas" w:eastAsia="Times New Roman" w:hAnsi="Consolas" w:cs="Times New Roman"/>
-          <w:color w:val="D4D4D4"/>
-          <w:sz w:val="21"/>
-          <w:szCs w:val="21"/>
-          <w:lang w:val="en-US" w:eastAsia="en-US"/>
-        </w:rPr>
-        <w:t xml:space="preserve"> </w:t>
-      </w:r>
-      <w:r>
-        <w:rPr>
-          <w:rFonts w:ascii="Consolas" w:eastAsia="Times New Roman" w:hAnsi="Consolas" w:cs="Times New Roman"/>
-          <w:color w:val="6A9955"/>
-          <w:sz w:val="21"/>
-          <w:szCs w:val="21"/>
-          <w:lang w:val="en-US" w:eastAsia="en-US"/>
-        </w:rPr>
-        <w:t>// country code in uppercase for PWA cartridge use</w:t>
-      </w:r>
-    </w:p>
-    <w:p>
-      <w:pPr>
-        <w:shd w:val="clear" w:color="auto" w:fill="1E1E1E"/>
-        <w:spacing w:line="285" w:lineRule="atLeast"/>
-        <w:rPr>
-          <w:rFonts w:ascii="Consolas" w:eastAsia="Times New Roman" w:hAnsi="Consolas" w:cs="Times New Roman"/>
-          <w:color w:val="D4D4D4"/>
-          <w:sz w:val="21"/>
-          <w:szCs w:val="21"/>
-          <w:lang w:val="en-US" w:eastAsia="en-US"/>
-        </w:rPr>
-      </w:pPr>
-      <w:r>
-        <w:rPr>
-          <w:rFonts w:ascii="Consolas" w:eastAsia="Times New Roman" w:hAnsi="Consolas" w:cs="Times New Roman"/>
-          <w:color w:val="D4D4D4"/>
-          <w:sz w:val="21"/>
-          <w:szCs w:val="21"/>
-          <w:lang w:val="en-US" w:eastAsia="en-US"/>
-        </w:rPr>
-        <w:t>                }</w:t>
-      </w:r>
-    </w:p>
-    <w:p>
-      <w:pPr>
-        <w:shd w:val="clear" w:color="auto" w:fill="1E1E1E"/>
-        <w:spacing w:line="285" w:lineRule="atLeast"/>
-        <w:rPr>
-          <w:rFonts w:ascii="Consolas" w:eastAsia="Times New Roman" w:hAnsi="Consolas" w:cs="Times New Roman"/>
-          <w:color w:val="D4D4D4"/>
-          <w:sz w:val="21"/>
-          <w:szCs w:val="21"/>
-          <w:lang w:val="en-US" w:eastAsia="en-US"/>
-        </w:rPr>
-      </w:pPr>
-      <w:r>
-        <w:rPr>
-          <w:rFonts w:ascii="Consolas" w:eastAsia="Times New Roman" w:hAnsi="Consolas" w:cs="Times New Roman"/>
-          <w:color w:val="D4D4D4"/>
-          <w:sz w:val="21"/>
-          <w:szCs w:val="21"/>
-          <w:lang w:val="en-US" w:eastAsia="en-US"/>
-        </w:rPr>
-        <w:t>            ]</w:t>
-      </w:r>
-    </w:p>
-    <w:p>
-      <w:pPr>
-        <w:shd w:val="clear" w:color="auto" w:fill="1E1E1E"/>
-        <w:spacing w:line="285" w:lineRule="atLeast"/>
-        <w:rPr>
-          <w:rFonts w:ascii="Consolas" w:eastAsia="Times New Roman" w:hAnsi="Consolas" w:cs="Times New Roman"/>
-          <w:color w:val="D4D4D4"/>
-          <w:sz w:val="21"/>
-          <w:szCs w:val="21"/>
-          <w:lang w:val="en-US" w:eastAsia="en-US"/>
-        </w:rPr>
-      </w:pPr>
-      <w:r>
-        <w:rPr>
-          <w:rFonts w:ascii="Consolas" w:eastAsia="Times New Roman" w:hAnsi="Consolas" w:cs="Times New Roman"/>
-          <w:color w:val="D4D4D4"/>
-          <w:sz w:val="21"/>
-          <w:szCs w:val="21"/>
-          <w:lang w:val="en-US" w:eastAsia="en-US"/>
-        </w:rPr>
-        <w:t>        }</w:t>
-      </w:r>
-    </w:p>
-    <w:p>
-      <w:pPr>
-        <w:shd w:val="clear" w:color="auto" w:fill="1E1E1E"/>
-        <w:spacing w:line="285" w:lineRule="atLeast"/>
-        <w:rPr>
-          <w:rFonts w:ascii="Consolas" w:eastAsia="Times New Roman" w:hAnsi="Consolas" w:cs="Times New Roman"/>
-          <w:color w:val="D4D4D4"/>
-          <w:sz w:val="21"/>
-          <w:szCs w:val="21"/>
-          <w:lang w:val="en-US" w:eastAsia="en-US"/>
-        </w:rPr>
-      </w:pPr>
-      <w:r>
-        <w:rPr>
-          <w:rFonts w:ascii="Consolas" w:eastAsia="Times New Roman" w:hAnsi="Consolas" w:cs="Times New Roman"/>
-          <w:color w:val="D4D4D4"/>
-          <w:sz w:val="21"/>
-          <w:szCs w:val="21"/>
-          <w:lang w:val="en-US" w:eastAsia="en-US"/>
-        </w:rPr>
-        <w:t>    }</w:t>
-      </w:r>
-    </w:p>
-    <w:p>
-      <w:pPr>
-        <w:shd w:val="clear" w:color="auto" w:fill="1E1E1E"/>
-        <w:spacing w:line="285" w:lineRule="atLeast"/>
-        <w:rPr>
-          <w:rFonts w:ascii="Consolas" w:eastAsia="Times New Roman" w:hAnsi="Consolas" w:cs="Times New Roman"/>
-          <w:color w:val="CCCCCC"/>
-          <w:sz w:val="21"/>
-          <w:szCs w:val="21"/>
-          <w:lang w:val="en-US" w:eastAsia="en-US"/>
-        </w:rPr>
-      </w:pPr>
-      <w:r>
-        <w:rPr>
-          <w:rFonts w:ascii="Consolas" w:eastAsia="Times New Roman" w:hAnsi="Consolas" w:cs="Times New Roman"/>
-          <w:color w:val="D4D4D4"/>
-          <w:sz w:val="21"/>
-          <w:szCs w:val="21"/>
-          <w:lang w:val="en-US" w:eastAsia="en-US"/>
-        </w:rPr>
-        <w:t>]</w:t>
+        <w:t>Make sure to add correct path for eswConfigs.</w:t>
       </w:r>
     </w:p>
     <w:p>
       <w:pPr>
         <w:spacing w:line="360" w:lineRule="auto"/>
         <w:rPr>
-          <w:rFonts w:asciiTheme="majorHAnsi" w:hAnsiTheme="majorHAnsi" w:cstheme="majorHAnsi"/>
-        </w:rPr>
-      </w:pPr>
+          <w:rFonts w:ascii="Arial" w:hAnsi="Arial" w:cs="Arial"/>
+        </w:rPr>
+      </w:pPr>
+      <w:r>
+        <w:rPr>
+          <w:rFonts w:ascii="Arial" w:hAnsi="Arial" w:cs="Arial"/>
+        </w:rPr>
+        <w:t>To update</w:t>
+      </w:r>
+      <w:r>
+        <w:rPr>
+          <w:rFonts w:ascii="Arial" w:hAnsi="Arial" w:cs="Arial"/>
+        </w:rPr>
+        <w:t xml:space="preserve"> sites.js file </w:t>
+      </w:r>
+      <w:r>
+        <w:rPr>
+          <w:rFonts w:ascii="Arial" w:hAnsi="Arial" w:cs="Arial"/>
+        </w:rPr>
+        <w:t xml:space="preserve">run “npm run </w:t>
+      </w:r>
+      <w:r>
+        <w:rPr>
+          <w:rFonts w:ascii="Arial" w:hAnsi="Arial" w:cs="Arial"/>
+        </w:rPr>
+        <w:t>esw-fetch-countries</w:t>
+      </w:r>
+      <w:r>
+        <w:rPr>
+          <w:rFonts w:ascii="Arial" w:hAnsi="Arial" w:cs="Arial"/>
+        </w:rPr>
+        <w:t>”</w:t>
+      </w:r>
     </w:p>
     <w:p>
       <w:pPr>
@@ -8196,21 +6326,7 @@
         <w:rPr>
           <w:rFonts w:ascii="Arial" w:hAnsi="Arial" w:cs="Arial"/>
         </w:rPr>
-        <w:t xml:space="preserve">Display geo </w:t>
-      </w:r>
-      <w:proofErr w:type="spellStart"/>
-      <w:r>
-        <w:rPr>
-          <w:rFonts w:ascii="Arial" w:hAnsi="Arial" w:cs="Arial"/>
-        </w:rPr>
-        <w:t>ip</w:t>
-      </w:r>
-      <w:proofErr w:type="spellEnd"/>
-      <w:r>
-        <w:rPr>
-          <w:rFonts w:ascii="Arial" w:hAnsi="Arial" w:cs="Arial"/>
-        </w:rPr>
-        <w:t xml:space="preserve"> alert if user changes the location</w:t>
+        <w:t>Display geo ip alert if user changes the location</w:t>
       </w:r>
     </w:p>
     <w:p>
@@ -8262,16 +6378,8 @@
         <w:rPr>
           <w:rFonts w:ascii="Arial" w:hAnsi="Arial" w:cs="Arial"/>
         </w:rPr>
-        <w:t>Go to /overrides/components/footer/</w:t>
-      </w:r>
-      <w:proofErr w:type="spellStart"/>
-      <w:r>
-        <w:rPr>
-          <w:rFonts w:ascii="Arial" w:hAnsi="Arial" w:cs="Arial"/>
-        </w:rPr>
-        <w:t>index.jsx</w:t>
-      </w:r>
-      <w:proofErr w:type="spellEnd"/>
+        <w:t>Go to /overrides/components/footer/index.jsx</w:t>
+      </w:r>
       <w:r>
         <w:rPr>
           <w:rFonts w:ascii="Arial" w:hAnsi="Arial" w:cs="Arial"/>
@@ -8295,35 +6403,7 @@
         <w:rPr>
           <w:rFonts w:ascii="Arial" w:hAnsi="Arial" w:cs="Arial"/>
         </w:rPr>
-        <w:t xml:space="preserve">Copy the file from </w:t>
-      </w:r>
-      <w:proofErr w:type="spellStart"/>
-      <w:r>
-        <w:rPr>
-          <w:rFonts w:ascii="Arial" w:hAnsi="Arial" w:cs="Arial"/>
-        </w:rPr>
-        <w:t>pwa</w:t>
-      </w:r>
-      <w:proofErr w:type="spellEnd"/>
-      <w:r>
-        <w:rPr>
-          <w:rFonts w:ascii="Arial" w:hAnsi="Arial" w:cs="Arial"/>
-        </w:rPr>
-        <w:t xml:space="preserve">-kit if </w:t>
-      </w:r>
-      <w:proofErr w:type="spellStart"/>
-      <w:r>
-        <w:rPr>
-          <w:rFonts w:ascii="Arial" w:hAnsi="Arial" w:cs="Arial"/>
-        </w:rPr>
-        <w:t>its</w:t>
-      </w:r>
-      <w:proofErr w:type="spellEnd"/>
-      <w:r>
-        <w:rPr>
-          <w:rFonts w:ascii="Arial" w:hAnsi="Arial" w:cs="Arial"/>
-        </w:rPr>
-        <w:t xml:space="preserve"> not already there</w:t>
+        <w:t>Copy the file from pwa-kit if its not already there</w:t>
       </w:r>
     </w:p>
     <w:p>
@@ -8342,22 +6422,7 @@
         <w:rPr>
           <w:rFonts w:ascii="Arial" w:hAnsi="Arial" w:cs="Arial"/>
         </w:rPr>
-        <w:lastRenderedPageBreak/>
-        <w:t xml:space="preserve">Import </w:t>
-      </w:r>
-      <w:proofErr w:type="spellStart"/>
-      <w:r>
-        <w:rPr>
-          <w:rFonts w:ascii="Arial" w:hAnsi="Arial" w:cs="Arial"/>
-        </w:rPr>
-        <w:t>EswInit</w:t>
-      </w:r>
-      <w:proofErr w:type="spellEnd"/>
-      <w:r>
-        <w:rPr>
-          <w:rFonts w:ascii="Arial" w:hAnsi="Arial" w:cs="Arial"/>
-        </w:rPr>
-        <w:t xml:space="preserve"> component</w:t>
+        <w:t>Import EswInit component</w:t>
       </w:r>
     </w:p>
     <w:p>
@@ -8387,7 +6452,6 @@
         </w:rPr>
         <w:t xml:space="preserve"> {</w:t>
       </w:r>
-      <w:proofErr w:type="spellStart"/>
       <w:r>
         <w:rPr>
           <w:rFonts w:ascii="Arial" w:eastAsia="Times New Roman" w:hAnsi="Arial" w:cs="Arial"/>
@@ -8396,7 +6460,6 @@
         </w:rPr>
         <w:t>EswInit</w:t>
       </w:r>
-      <w:proofErr w:type="spellEnd"/>
       <w:r>
         <w:rPr>
           <w:rFonts w:ascii="Arial" w:eastAsia="Times New Roman" w:hAnsi="Arial" w:cs="Arial"/>
@@ -8427,43 +6490,7 @@
           <w:color w:val="CE9178"/>
           <w:lang w:val="en-US" w:eastAsia="en-US"/>
         </w:rPr>
-        <w:t>'../../</w:t>
-      </w:r>
-      <w:proofErr w:type="spellStart"/>
-      <w:r>
-        <w:rPr>
-          <w:rFonts w:ascii="Arial" w:eastAsia="Times New Roman" w:hAnsi="Arial" w:cs="Arial"/>
-          <w:color w:val="CE9178"/>
-          <w:lang w:val="en-US" w:eastAsia="en-US"/>
-        </w:rPr>
-        <w:t>esw</w:t>
-      </w:r>
-      <w:proofErr w:type="spellEnd"/>
-      <w:r>
-        <w:rPr>
-          <w:rFonts w:ascii="Arial" w:eastAsia="Times New Roman" w:hAnsi="Arial" w:cs="Arial"/>
-          <w:color w:val="CE9178"/>
-          <w:lang w:val="en-US" w:eastAsia="en-US"/>
-        </w:rPr>
-        <w:t>/components/</w:t>
-      </w:r>
-      <w:proofErr w:type="spellStart"/>
-      <w:r>
-        <w:rPr>
-          <w:rFonts w:ascii="Arial" w:eastAsia="Times New Roman" w:hAnsi="Arial" w:cs="Arial"/>
-          <w:color w:val="CE9178"/>
-          <w:lang w:val="en-US" w:eastAsia="en-US"/>
-        </w:rPr>
-        <w:t>esw-init</w:t>
-      </w:r>
-      <w:proofErr w:type="spellEnd"/>
-      <w:r>
-        <w:rPr>
-          <w:rFonts w:ascii="Arial" w:eastAsia="Times New Roman" w:hAnsi="Arial" w:cs="Arial"/>
-          <w:color w:val="CE9178"/>
-          <w:lang w:val="en-US" w:eastAsia="en-US"/>
-        </w:rPr>
-        <w:t>'</w:t>
+        <w:t>'../../esw/components/esw-init'</w:t>
       </w:r>
     </w:p>
     <w:p>
@@ -8491,21 +6518,7 @@
         <w:rPr>
           <w:rFonts w:ascii="Arial" w:hAnsi="Arial" w:cs="Arial"/>
         </w:rPr>
-        <w:t xml:space="preserve">Add </w:t>
-      </w:r>
-      <w:proofErr w:type="spellStart"/>
-      <w:r>
-        <w:rPr>
-          <w:rFonts w:ascii="Arial" w:hAnsi="Arial" w:cs="Arial"/>
-        </w:rPr>
-        <w:t>EswInit</w:t>
-      </w:r>
-      <w:proofErr w:type="spellEnd"/>
-      <w:r>
-        <w:rPr>
-          <w:rFonts w:ascii="Arial" w:hAnsi="Arial" w:cs="Arial"/>
-        </w:rPr>
-        <w:t xml:space="preserve"> component as shown in figure</w:t>
+        <w:t>Add EswInit component as shown in figure</w:t>
       </w:r>
       <w:r>
         <w:rPr>
@@ -8564,23 +6577,13 @@
           <w:bCs/>
         </w:rPr>
       </w:pPr>
-      <w:proofErr w:type="spellStart"/>
       <w:r>
         <w:rPr>
           <w:rFonts w:ascii="Arial" w:hAnsi="Arial" w:cs="Arial"/>
           <w:b/>
           <w:bCs/>
         </w:rPr>
-        <w:t>EswInit</w:t>
-      </w:r>
-      <w:proofErr w:type="spellEnd"/>
-      <w:r>
-        <w:rPr>
-          <w:rFonts w:ascii="Arial" w:hAnsi="Arial" w:cs="Arial"/>
-          <w:b/>
-          <w:bCs/>
-        </w:rPr>
-        <w:t xml:space="preserve"> component call APIs during initial rendering of the app</w:t>
+        <w:t>EswInit component call APIs during initial rendering of the app</w:t>
       </w:r>
     </w:p>
     <w:p>
@@ -8653,7 +6656,14 @@
         <w:rPr>
           <w:rFonts w:ascii="Arial" w:hAnsi="Arial" w:cs="Arial"/>
         </w:rPr>
-        <w:t xml:space="preserve"> feature of ESW. These forms are required to prefill the values of relevant fields </w:t>
+        <w:t xml:space="preserve"> feature of ESW. These forms are </w:t>
+      </w:r>
+      <w:r>
+        <w:rPr>
+          <w:rFonts w:ascii="Arial" w:hAnsi="Arial" w:cs="Arial"/>
+        </w:rPr>
+        <w:lastRenderedPageBreak/>
+        <w:t xml:space="preserve">required to prefill the values of relevant fields </w:t>
       </w:r>
       <w:r>
         <w:rPr>
@@ -8716,35 +6726,7 @@
         <w:rPr>
           <w:rFonts w:ascii="Arial" w:hAnsi="Arial" w:cs="Arial"/>
         </w:rPr>
-        <w:t>Copy and paste login-</w:t>
-      </w:r>
-      <w:proofErr w:type="spellStart"/>
-      <w:r>
-        <w:rPr>
-          <w:rFonts w:ascii="Arial" w:hAnsi="Arial" w:cs="Arial"/>
-        </w:rPr>
-        <w:t>fields.jsx</w:t>
-      </w:r>
-      <w:proofErr w:type="spellEnd"/>
-      <w:r>
-        <w:rPr>
-          <w:rFonts w:ascii="Arial" w:hAnsi="Arial" w:cs="Arial"/>
-        </w:rPr>
-        <w:t xml:space="preserve"> from ESW </w:t>
-      </w:r>
-      <w:proofErr w:type="spellStart"/>
-      <w:r>
-        <w:rPr>
-          <w:rFonts w:ascii="Arial" w:hAnsi="Arial" w:cs="Arial"/>
-        </w:rPr>
-        <w:t>pwa</w:t>
-      </w:r>
-      <w:proofErr w:type="spellEnd"/>
-      <w:r>
-        <w:rPr>
-          <w:rFonts w:ascii="Arial" w:hAnsi="Arial" w:cs="Arial"/>
-        </w:rPr>
-        <w:t xml:space="preserve"> cartridge</w:t>
+        <w:t>Copy and paste login-fields.jsx from ESW pwa cartridge</w:t>
       </w:r>
     </w:p>
     <w:p>
@@ -8763,7 +6745,6 @@
         <w:rPr>
           <w:rFonts w:ascii="Arial" w:hAnsi="Arial" w:cs="Arial"/>
         </w:rPr>
-        <w:lastRenderedPageBreak/>
         <w:t>Add following codes in file</w:t>
       </w:r>
       <w:r>
@@ -8833,35 +6814,7 @@
         <w:rPr>
           <w:rFonts w:ascii="Arial" w:hAnsi="Arial" w:cs="Arial"/>
         </w:rPr>
-        <w:t>Copy and paste registration-</w:t>
-      </w:r>
-      <w:proofErr w:type="spellStart"/>
-      <w:r>
-        <w:rPr>
-          <w:rFonts w:ascii="Arial" w:hAnsi="Arial" w:cs="Arial"/>
-        </w:rPr>
-        <w:t>fields.jsx</w:t>
-      </w:r>
-      <w:proofErr w:type="spellEnd"/>
-      <w:r>
-        <w:rPr>
-          <w:rFonts w:ascii="Arial" w:hAnsi="Arial" w:cs="Arial"/>
-        </w:rPr>
-        <w:t xml:space="preserve"> from ESW </w:t>
-      </w:r>
-      <w:proofErr w:type="spellStart"/>
-      <w:r>
-        <w:rPr>
-          <w:rFonts w:ascii="Arial" w:hAnsi="Arial" w:cs="Arial"/>
-        </w:rPr>
-        <w:t>pwa</w:t>
-      </w:r>
-      <w:proofErr w:type="spellEnd"/>
-      <w:r>
-        <w:rPr>
-          <w:rFonts w:ascii="Arial" w:hAnsi="Arial" w:cs="Arial"/>
-        </w:rPr>
-        <w:t xml:space="preserve"> cartridge</w:t>
+        <w:t>Copy and paste registration-fields.jsx from ESW pwa cartridge</w:t>
       </w:r>
     </w:p>
     <w:p>
@@ -8991,21 +6944,7 @@
         <w:rPr>
           <w:rFonts w:ascii="Arial" w:hAnsi="Arial" w:cs="Arial"/>
         </w:rPr>
-        <w:t>We will override this component by adding “</w:t>
-      </w:r>
-      <w:proofErr w:type="spellStart"/>
-      <w:r>
-        <w:rPr>
-          <w:rFonts w:ascii="Arial" w:hAnsi="Arial" w:cs="Arial"/>
-        </w:rPr>
-        <w:t>EswReturnProhibitMsg</w:t>
-      </w:r>
-      <w:proofErr w:type="spellEnd"/>
-      <w:r>
-        <w:rPr>
-          <w:rFonts w:ascii="Arial" w:hAnsi="Arial" w:cs="Arial"/>
-        </w:rPr>
-        <w:t>” component</w:t>
+        <w:t>We will override this component by adding “EswReturnProhibitMsg” component</w:t>
       </w:r>
       <w:r>
         <w:rPr>
@@ -9030,16 +6969,8 @@
         <w:rPr>
           <w:rFonts w:ascii="Arial" w:hAnsi="Arial" w:cs="Arial"/>
         </w:rPr>
-        <w:t>Go to /overrides/components/product-item/</w:t>
-      </w:r>
-      <w:proofErr w:type="spellStart"/>
-      <w:r>
-        <w:rPr>
-          <w:rFonts w:ascii="Arial" w:hAnsi="Arial" w:cs="Arial"/>
-        </w:rPr>
-        <w:t>index.jsx</w:t>
-      </w:r>
-      <w:proofErr w:type="spellEnd"/>
+        <w:t>Go to /overrides/components/product-item/index.jsx</w:t>
+      </w:r>
     </w:p>
     <w:p>
       <w:pPr>
@@ -9057,21 +6988,7 @@
         <w:rPr>
           <w:rFonts w:ascii="Arial" w:hAnsi="Arial" w:cs="Arial"/>
         </w:rPr>
-        <w:t xml:space="preserve">If file is not there then get it from </w:t>
-      </w:r>
-      <w:proofErr w:type="spellStart"/>
-      <w:r>
-        <w:rPr>
-          <w:rFonts w:ascii="Arial" w:hAnsi="Arial" w:cs="Arial"/>
-        </w:rPr>
-        <w:t>pwa</w:t>
-      </w:r>
-      <w:proofErr w:type="spellEnd"/>
-      <w:r>
-        <w:rPr>
-          <w:rFonts w:ascii="Arial" w:hAnsi="Arial" w:cs="Arial"/>
-        </w:rPr>
-        <w:t xml:space="preserve"> cartridge</w:t>
+        <w:t>If file is not there then get it from pwa cartridge</w:t>
       </w:r>
     </w:p>
     <w:p>
@@ -9126,7 +7043,6 @@
         </w:rPr>
         <w:t xml:space="preserve"> {</w:t>
       </w:r>
-      <w:proofErr w:type="spellStart"/>
       <w:r>
         <w:rPr>
           <w:rFonts w:ascii="Consolas" w:eastAsia="Times New Roman" w:hAnsi="Consolas" w:cs="Times New Roman"/>
@@ -9137,7 +7053,6 @@
         </w:rPr>
         <w:t>EswReturnProhibitMsg</w:t>
       </w:r>
-      <w:proofErr w:type="spellEnd"/>
       <w:r>
         <w:rPr>
           <w:rFonts w:ascii="Consolas" w:eastAsia="Times New Roman" w:hAnsi="Consolas" w:cs="Times New Roman"/>
@@ -9176,29 +7091,7 @@
           <w:szCs w:val="21"/>
           <w:lang w:val="en-US" w:eastAsia="en-US"/>
         </w:rPr>
-        <w:t>'../../</w:t>
-      </w:r>
-      <w:proofErr w:type="spellStart"/>
-      <w:r>
-        <w:rPr>
-          <w:rFonts w:ascii="Consolas" w:eastAsia="Times New Roman" w:hAnsi="Consolas" w:cs="Times New Roman"/>
-          <w:color w:val="CE9178"/>
-          <w:sz w:val="21"/>
-          <w:szCs w:val="21"/>
-          <w:lang w:val="en-US" w:eastAsia="en-US"/>
-        </w:rPr>
-        <w:t>esw</w:t>
-      </w:r>
-      <w:proofErr w:type="spellEnd"/>
-      <w:r>
-        <w:rPr>
-          <w:rFonts w:ascii="Consolas" w:eastAsia="Times New Roman" w:hAnsi="Consolas" w:cs="Times New Roman"/>
-          <w:color w:val="CE9178"/>
-          <w:sz w:val="21"/>
-          <w:szCs w:val="21"/>
-          <w:lang w:val="en-US" w:eastAsia="en-US"/>
-        </w:rPr>
-        <w:t>/components/product-return-prohibit-msg'</w:t>
+        <w:t>'../../esw/components/product-return-prohibit-msg'</w:t>
       </w:r>
     </w:p>
     <w:p>
@@ -9291,25 +7184,7 @@
           <w:b/>
           <w:bCs/>
         </w:rPr>
-        <w:t>We will call this component in /overrides/pages/cart/</w:t>
-      </w:r>
-      <w:proofErr w:type="spellStart"/>
-      <w:r>
-        <w:rPr>
-          <w:rFonts w:ascii="Arial" w:hAnsi="Arial" w:cs="Arial"/>
-          <w:b/>
-          <w:bCs/>
-        </w:rPr>
-        <w:t>index.jsx</w:t>
-      </w:r>
-      <w:proofErr w:type="spellEnd"/>
-      <w:r>
-        <w:rPr>
-          <w:rFonts w:ascii="Arial" w:hAnsi="Arial" w:cs="Arial"/>
-          <w:b/>
-          <w:bCs/>
-        </w:rPr>
-        <w:t xml:space="preserve"> in later steps</w:t>
+        <w:t>We will call this component in /overrides/pages/cart/index.jsx in later steps</w:t>
       </w:r>
     </w:p>
     <w:p>
@@ -9358,21 +7233,7 @@
         <w:rPr>
           <w:rFonts w:ascii="Arial" w:hAnsi="Arial" w:cs="Arial"/>
         </w:rPr>
-        <w:t>) feature of ESW. We will override this component by adding “</w:t>
-      </w:r>
-      <w:proofErr w:type="spellStart"/>
-      <w:r>
-        <w:rPr>
-          <w:rFonts w:ascii="Arial" w:hAnsi="Arial" w:cs="Arial"/>
-        </w:rPr>
-        <w:t>EswReturnProhibitMsg</w:t>
-      </w:r>
-      <w:proofErr w:type="spellEnd"/>
-      <w:r>
-        <w:rPr>
-          <w:rFonts w:ascii="Arial" w:hAnsi="Arial" w:cs="Arial"/>
-        </w:rPr>
-        <w:t>” component. To add component follow these steps:</w:t>
+        <w:t>) feature of ESW. We will override this component by adding “EswReturnProhibitMsg” component. To add component follow these steps:</w:t>
       </w:r>
     </w:p>
     <w:p>
@@ -9391,16 +7252,8 @@
         <w:rPr>
           <w:rFonts w:ascii="Arial" w:hAnsi="Arial" w:cs="Arial"/>
         </w:rPr>
-        <w:t>Go to /overrides/components/product-view/</w:t>
-      </w:r>
-      <w:proofErr w:type="spellStart"/>
-      <w:r>
-        <w:rPr>
-          <w:rFonts w:ascii="Arial" w:hAnsi="Arial" w:cs="Arial"/>
-        </w:rPr>
-        <w:t>index.jsx</w:t>
-      </w:r>
-      <w:proofErr w:type="spellEnd"/>
+        <w:t>Go to /overrides/components/product-view/index.jsx</w:t>
+      </w:r>
     </w:p>
     <w:p>
       <w:pPr>
@@ -9418,21 +7271,7 @@
         <w:rPr>
           <w:rFonts w:ascii="Arial" w:hAnsi="Arial" w:cs="Arial"/>
         </w:rPr>
-        <w:t xml:space="preserve">If file is not there then get it from </w:t>
-      </w:r>
-      <w:proofErr w:type="spellStart"/>
-      <w:r>
-        <w:rPr>
-          <w:rFonts w:ascii="Arial" w:hAnsi="Arial" w:cs="Arial"/>
-        </w:rPr>
-        <w:t>pwa</w:t>
-      </w:r>
-      <w:proofErr w:type="spellEnd"/>
-      <w:r>
-        <w:rPr>
-          <w:rFonts w:ascii="Arial" w:hAnsi="Arial" w:cs="Arial"/>
-        </w:rPr>
-        <w:t xml:space="preserve"> cartridge</w:t>
+        <w:t>If file is not there then get it from pwa cartridge</w:t>
       </w:r>
     </w:p>
     <w:p>
@@ -9487,7 +7326,6 @@
         </w:rPr>
         <w:t xml:space="preserve"> {</w:t>
       </w:r>
-      <w:proofErr w:type="spellStart"/>
       <w:r>
         <w:rPr>
           <w:rFonts w:ascii="Consolas" w:eastAsia="Times New Roman" w:hAnsi="Consolas" w:cs="Times New Roman"/>
@@ -9498,7 +7336,6 @@
         </w:rPr>
         <w:t>EswReturnProhibitMsg</w:t>
       </w:r>
-      <w:proofErr w:type="spellEnd"/>
       <w:r>
         <w:rPr>
           <w:rFonts w:ascii="Consolas" w:eastAsia="Times New Roman" w:hAnsi="Consolas" w:cs="Times New Roman"/>
@@ -9537,29 +7374,7 @@
           <w:szCs w:val="21"/>
           <w:lang w:val="en-US" w:eastAsia="en-US"/>
         </w:rPr>
-        <w:t>'../../</w:t>
-      </w:r>
-      <w:proofErr w:type="spellStart"/>
-      <w:r>
-        <w:rPr>
-          <w:rFonts w:ascii="Consolas" w:eastAsia="Times New Roman" w:hAnsi="Consolas" w:cs="Times New Roman"/>
-          <w:color w:val="CE9178"/>
-          <w:sz w:val="21"/>
-          <w:szCs w:val="21"/>
-          <w:lang w:val="en-US" w:eastAsia="en-US"/>
-        </w:rPr>
-        <w:t>esw</w:t>
-      </w:r>
-      <w:proofErr w:type="spellEnd"/>
-      <w:r>
-        <w:rPr>
-          <w:rFonts w:ascii="Consolas" w:eastAsia="Times New Roman" w:hAnsi="Consolas" w:cs="Times New Roman"/>
-          <w:color w:val="CE9178"/>
-          <w:sz w:val="21"/>
-          <w:szCs w:val="21"/>
-          <w:lang w:val="en-US" w:eastAsia="en-US"/>
-        </w:rPr>
-        <w:t>/components/product-return-prohibit-msg'</w:t>
+        <w:t>'../../esw/components/product-return-prohibit-msg'</w:t>
       </w:r>
     </w:p>
     <w:p>
@@ -9650,14 +7465,12 @@
         </w:rPr>
         <w:t>Override “</w:t>
       </w:r>
-      <w:proofErr w:type="spellStart"/>
       <w:r>
         <w:rPr>
           <w:rFonts w:asciiTheme="majorHAnsi" w:hAnsiTheme="majorHAnsi" w:cstheme="majorHAnsi"/>
         </w:rPr>
         <w:t>useDerivedProduct</w:t>
       </w:r>
-      <w:proofErr w:type="spellEnd"/>
       <w:r>
         <w:rPr>
           <w:rFonts w:asciiTheme="majorHAnsi" w:hAnsiTheme="majorHAnsi" w:cstheme="majorHAnsi"/>
@@ -9730,21 +7543,7 @@
         <w:rPr>
           <w:rFonts w:ascii="Arial" w:hAnsi="Arial" w:cs="Arial"/>
         </w:rPr>
-        <w:t xml:space="preserve">If file is not there then get it from </w:t>
-      </w:r>
-      <w:proofErr w:type="spellStart"/>
-      <w:r>
-        <w:rPr>
-          <w:rFonts w:ascii="Arial" w:hAnsi="Arial" w:cs="Arial"/>
-        </w:rPr>
-        <w:t>pwa</w:t>
-      </w:r>
-      <w:proofErr w:type="spellEnd"/>
-      <w:r>
-        <w:rPr>
-          <w:rFonts w:ascii="Arial" w:hAnsi="Arial" w:cs="Arial"/>
-        </w:rPr>
-        <w:t xml:space="preserve"> cartridge</w:t>
+        <w:t>If file is not there then get it from pwa cartridge</w:t>
       </w:r>
     </w:p>
     <w:p>
@@ -9853,16 +7652,8 @@
         <w:rPr>
           <w:rFonts w:ascii="Arial" w:hAnsi="Arial" w:cs="Arial"/>
         </w:rPr>
-        <w:t>Go to /translations/</w:t>
-      </w:r>
-      <w:proofErr w:type="spellStart"/>
-      <w:r>
-        <w:rPr>
-          <w:rFonts w:ascii="Arial" w:hAnsi="Arial" w:cs="Arial"/>
-        </w:rPr>
-        <w:t>en-US.json</w:t>
-      </w:r>
-      <w:proofErr w:type="spellEnd"/>
+        <w:t>Go to /translations/en-US.json</w:t>
+      </w:r>
     </w:p>
     <w:p>
       <w:pPr>
@@ -9958,29 +7749,7 @@
           <w:szCs w:val="21"/>
           <w:lang w:val="en-US" w:eastAsia="en-US"/>
         </w:rPr>
-        <w:t>"</w:t>
-      </w:r>
-      <w:proofErr w:type="spellStart"/>
-      <w:r>
-        <w:rPr>
-          <w:rFonts w:ascii="Consolas" w:eastAsia="Times New Roman" w:hAnsi="Consolas" w:cs="Times New Roman"/>
-          <w:color w:val="9CDCFE"/>
-          <w:sz w:val="21"/>
-          <w:szCs w:val="21"/>
-          <w:lang w:val="en-US" w:eastAsia="en-US"/>
-        </w:rPr>
-        <w:t>defaultMessage</w:t>
-      </w:r>
-      <w:proofErr w:type="spellEnd"/>
-      <w:r>
-        <w:rPr>
-          <w:rFonts w:ascii="Consolas" w:eastAsia="Times New Roman" w:hAnsi="Consolas" w:cs="Times New Roman"/>
-          <w:color w:val="9CDCFE"/>
-          <w:sz w:val="21"/>
-          <w:szCs w:val="21"/>
-          <w:lang w:val="en-US" w:eastAsia="en-US"/>
-        </w:rPr>
-        <w:t>"</w:t>
+        <w:t>"defaultMessage"</w:t>
       </w:r>
       <w:r>
         <w:rPr>
@@ -10000,29 +7769,7 @@
           <w:szCs w:val="21"/>
           <w:lang w:val="en-US" w:eastAsia="en-US"/>
         </w:rPr>
-        <w:t>"{</w:t>
-      </w:r>
-      <w:proofErr w:type="spellStart"/>
-      <w:r>
-        <w:rPr>
-          <w:rFonts w:ascii="Consolas" w:eastAsia="Times New Roman" w:hAnsi="Consolas" w:cs="Times New Roman"/>
-          <w:color w:val="CE9178"/>
-          <w:sz w:val="21"/>
-          <w:szCs w:val="21"/>
-          <w:lang w:val="en-US" w:eastAsia="en-US"/>
-        </w:rPr>
-        <w:t>eswProductRestrictedMsg</w:t>
-      </w:r>
-      <w:proofErr w:type="spellEnd"/>
-      <w:r>
-        <w:rPr>
-          <w:rFonts w:ascii="Consolas" w:eastAsia="Times New Roman" w:hAnsi="Consolas" w:cs="Times New Roman"/>
-          <w:color w:val="CE9178"/>
-          <w:sz w:val="21"/>
-          <w:szCs w:val="21"/>
-          <w:lang w:val="en-US" w:eastAsia="en-US"/>
-        </w:rPr>
-        <w:t>}"</w:t>
+        <w:t>"{eswProductRestrictedMsg}"</w:t>
       </w:r>
     </w:p>
     <w:p>
@@ -10159,21 +7906,7 @@
         <w:rPr>
           <w:rFonts w:ascii="Arial" w:hAnsi="Arial" w:cs="Arial"/>
         </w:rPr>
-        <w:t xml:space="preserve">If file is not there then get it from </w:t>
-      </w:r>
-      <w:proofErr w:type="spellStart"/>
-      <w:r>
-        <w:rPr>
-          <w:rFonts w:ascii="Arial" w:hAnsi="Arial" w:cs="Arial"/>
-        </w:rPr>
-        <w:t>pwa</w:t>
-      </w:r>
-      <w:proofErr w:type="spellEnd"/>
-      <w:r>
-        <w:rPr>
-          <w:rFonts w:ascii="Arial" w:hAnsi="Arial" w:cs="Arial"/>
-        </w:rPr>
-        <w:t xml:space="preserve"> cartridge</w:t>
+        <w:t>If file is not there then get it from pwa cartridge</w:t>
       </w:r>
     </w:p>
     <w:p>
@@ -10273,9 +8006,273 @@
           <w:szCs w:val="21"/>
           <w:lang w:val="en-US" w:eastAsia="en-US"/>
         </w:rPr>
-        <w:t xml:space="preserve">// </w:t>
-      </w:r>
-      <w:proofErr w:type="spellStart"/>
+        <w:t>// Esw Customization</w:t>
+      </w:r>
+    </w:p>
+    <w:p>
+      <w:pPr>
+        <w:shd w:val="clear" w:color="auto" w:fill="1F1F1F"/>
+        <w:spacing w:line="285" w:lineRule="atLeast"/>
+        <w:ind w:left="720"/>
+        <w:rPr>
+          <w:rFonts w:ascii="Consolas" w:eastAsia="Times New Roman" w:hAnsi="Consolas" w:cs="Times New Roman"/>
+          <w:color w:val="CCCCCC"/>
+          <w:sz w:val="21"/>
+          <w:szCs w:val="21"/>
+          <w:lang w:val="en-US" w:eastAsia="en-US"/>
+        </w:rPr>
+      </w:pPr>
+      <w:r>
+        <w:rPr>
+          <w:rFonts w:ascii="Consolas" w:eastAsia="Times New Roman" w:hAnsi="Consolas" w:cs="Times New Roman"/>
+          <w:color w:val="C586C0"/>
+          <w:sz w:val="21"/>
+          <w:szCs w:val="21"/>
+          <w:lang w:val="en-US" w:eastAsia="en-US"/>
+        </w:rPr>
+        <w:t>import</w:t>
+      </w:r>
+      <w:r>
+        <w:rPr>
+          <w:rFonts w:ascii="Consolas" w:eastAsia="Times New Roman" w:hAnsi="Consolas" w:cs="Times New Roman"/>
+          <w:color w:val="CCCCCC"/>
+          <w:sz w:val="21"/>
+          <w:szCs w:val="21"/>
+          <w:lang w:val="en-US" w:eastAsia="en-US"/>
+        </w:rPr>
+        <w:t xml:space="preserve"> { </w:t>
+      </w:r>
+      <w:r>
+        <w:rPr>
+          <w:rFonts w:ascii="Consolas" w:eastAsia="Times New Roman" w:hAnsi="Consolas" w:cs="Times New Roman"/>
+          <w:color w:val="9CDCFE"/>
+          <w:sz w:val="21"/>
+          <w:szCs w:val="21"/>
+          <w:lang w:val="en-US" w:eastAsia="en-US"/>
+        </w:rPr>
+        <w:t>EswCheckoutBtn</w:t>
+      </w:r>
+      <w:r>
+        <w:rPr>
+          <w:rFonts w:ascii="Consolas" w:eastAsia="Times New Roman" w:hAnsi="Consolas" w:cs="Times New Roman"/>
+          <w:color w:val="CCCCCC"/>
+          <w:sz w:val="21"/>
+          <w:szCs w:val="21"/>
+          <w:lang w:val="en-US" w:eastAsia="en-US"/>
+        </w:rPr>
+        <w:t xml:space="preserve"> } </w:t>
+      </w:r>
+      <w:r>
+        <w:rPr>
+          <w:rFonts w:ascii="Consolas" w:eastAsia="Times New Roman" w:hAnsi="Consolas" w:cs="Times New Roman"/>
+          <w:color w:val="C586C0"/>
+          <w:sz w:val="21"/>
+          <w:szCs w:val="21"/>
+          <w:lang w:val="en-US" w:eastAsia="en-US"/>
+        </w:rPr>
+        <w:t>from</w:t>
+      </w:r>
+      <w:r>
+        <w:rPr>
+          <w:rFonts w:ascii="Consolas" w:eastAsia="Times New Roman" w:hAnsi="Consolas" w:cs="Times New Roman"/>
+          <w:color w:val="CCCCCC"/>
+          <w:sz w:val="21"/>
+          <w:szCs w:val="21"/>
+          <w:lang w:val="en-US" w:eastAsia="en-US"/>
+        </w:rPr>
+        <w:t xml:space="preserve"> </w:t>
+      </w:r>
+      <w:r>
+        <w:rPr>
+          <w:rFonts w:ascii="Consolas" w:eastAsia="Times New Roman" w:hAnsi="Consolas" w:cs="Times New Roman"/>
+          <w:color w:val="CE9178"/>
+          <w:sz w:val="21"/>
+          <w:szCs w:val="21"/>
+          <w:lang w:val="en-US" w:eastAsia="en-US"/>
+        </w:rPr>
+        <w:t>'../esw/components/checkout-btn'</w:t>
+      </w:r>
+    </w:p>
+    <w:p>
+      <w:pPr>
+        <w:shd w:val="clear" w:color="auto" w:fill="1F1F1F"/>
+        <w:spacing w:line="285" w:lineRule="atLeast"/>
+        <w:ind w:left="720"/>
+        <w:rPr>
+          <w:rFonts w:ascii="Consolas" w:eastAsia="Times New Roman" w:hAnsi="Consolas" w:cs="Times New Roman"/>
+          <w:color w:val="CCCCCC"/>
+          <w:sz w:val="21"/>
+          <w:szCs w:val="21"/>
+          <w:lang w:val="en-US" w:eastAsia="en-US"/>
+        </w:rPr>
+      </w:pPr>
+      <w:r>
+        <w:rPr>
+          <w:rFonts w:ascii="Consolas" w:eastAsia="Times New Roman" w:hAnsi="Consolas" w:cs="Times New Roman"/>
+          <w:color w:val="C586C0"/>
+          <w:sz w:val="21"/>
+          <w:szCs w:val="21"/>
+          <w:lang w:val="en-US" w:eastAsia="en-US"/>
+        </w:rPr>
+        <w:t>import</w:t>
+      </w:r>
+      <w:r>
+        <w:rPr>
+          <w:rFonts w:ascii="Consolas" w:eastAsia="Times New Roman" w:hAnsi="Consolas" w:cs="Times New Roman"/>
+          <w:color w:val="CCCCCC"/>
+          <w:sz w:val="21"/>
+          <w:szCs w:val="21"/>
+          <w:lang w:val="en-US" w:eastAsia="en-US"/>
+        </w:rPr>
+        <w:t xml:space="preserve"> {</w:t>
+      </w:r>
+    </w:p>
+    <w:p>
+      <w:pPr>
+        <w:shd w:val="clear" w:color="auto" w:fill="1F1F1F"/>
+        <w:spacing w:line="285" w:lineRule="atLeast"/>
+        <w:ind w:left="720"/>
+        <w:rPr>
+          <w:rFonts w:ascii="Consolas" w:eastAsia="Times New Roman" w:hAnsi="Consolas" w:cs="Times New Roman"/>
+          <w:color w:val="CCCCCC"/>
+          <w:sz w:val="21"/>
+          <w:szCs w:val="21"/>
+          <w:lang w:val="en-US" w:eastAsia="en-US"/>
+        </w:rPr>
+      </w:pPr>
+      <w:r>
+        <w:rPr>
+          <w:rFonts w:ascii="Consolas" w:eastAsia="Times New Roman" w:hAnsi="Consolas" w:cs="Times New Roman"/>
+          <w:color w:val="CCCCCC"/>
+          <w:sz w:val="21"/>
+          <w:szCs w:val="21"/>
+          <w:lang w:val="en-US" w:eastAsia="en-US"/>
+        </w:rPr>
+        <w:t xml:space="preserve">    </w:t>
+      </w:r>
+      <w:r>
+        <w:rPr>
+          <w:rFonts w:ascii="Consolas" w:eastAsia="Times New Roman" w:hAnsi="Consolas" w:cs="Times New Roman"/>
+          <w:color w:val="9CDCFE"/>
+          <w:sz w:val="21"/>
+          <w:szCs w:val="21"/>
+          <w:lang w:val="en-US" w:eastAsia="en-US"/>
+        </w:rPr>
+        <w:t>useShippingMethodsForShipment</w:t>
+      </w:r>
+      <w:r>
+        <w:rPr>
+          <w:rFonts w:ascii="Consolas" w:eastAsia="Times New Roman" w:hAnsi="Consolas" w:cs="Times New Roman"/>
+          <w:color w:val="CCCCCC"/>
+          <w:sz w:val="21"/>
+          <w:szCs w:val="21"/>
+          <w:lang w:val="en-US" w:eastAsia="en-US"/>
+        </w:rPr>
+        <w:t>,</w:t>
+      </w:r>
+    </w:p>
+    <w:p>
+      <w:pPr>
+        <w:shd w:val="clear" w:color="auto" w:fill="1F1F1F"/>
+        <w:spacing w:line="285" w:lineRule="atLeast"/>
+        <w:ind w:left="720"/>
+        <w:rPr>
+          <w:rFonts w:ascii="Consolas" w:eastAsia="Times New Roman" w:hAnsi="Consolas" w:cs="Times New Roman"/>
+          <w:color w:val="CCCCCC"/>
+          <w:sz w:val="21"/>
+          <w:szCs w:val="21"/>
+          <w:lang w:val="en-US" w:eastAsia="en-US"/>
+        </w:rPr>
+      </w:pPr>
+      <w:r>
+        <w:rPr>
+          <w:rFonts w:ascii="Consolas" w:eastAsia="Times New Roman" w:hAnsi="Consolas" w:cs="Times New Roman"/>
+          <w:color w:val="CCCCCC"/>
+          <w:sz w:val="21"/>
+          <w:szCs w:val="21"/>
+          <w:lang w:val="en-US" w:eastAsia="en-US"/>
+        </w:rPr>
+        <w:lastRenderedPageBreak/>
+        <w:t xml:space="preserve">    </w:t>
+      </w:r>
+      <w:r>
+        <w:rPr>
+          <w:rFonts w:ascii="Consolas" w:eastAsia="Times New Roman" w:hAnsi="Consolas" w:cs="Times New Roman"/>
+          <w:color w:val="9CDCFE"/>
+          <w:sz w:val="21"/>
+          <w:szCs w:val="21"/>
+          <w:lang w:val="en-US" w:eastAsia="en-US"/>
+        </w:rPr>
+        <w:t>useShopperBasketsMutation</w:t>
+      </w:r>
+    </w:p>
+    <w:p>
+      <w:pPr>
+        <w:shd w:val="clear" w:color="auto" w:fill="1F1F1F"/>
+        <w:spacing w:line="285" w:lineRule="atLeast"/>
+        <w:ind w:left="720"/>
+        <w:rPr>
+          <w:rFonts w:ascii="Consolas" w:eastAsia="Times New Roman" w:hAnsi="Consolas" w:cs="Times New Roman"/>
+          <w:color w:val="CCCCCC"/>
+          <w:sz w:val="21"/>
+          <w:szCs w:val="21"/>
+          <w:lang w:val="en-US" w:eastAsia="en-US"/>
+        </w:rPr>
+      </w:pPr>
+      <w:r>
+        <w:rPr>
+          <w:rFonts w:ascii="Consolas" w:eastAsia="Times New Roman" w:hAnsi="Consolas" w:cs="Times New Roman"/>
+          <w:color w:val="CCCCCC"/>
+          <w:sz w:val="21"/>
+          <w:szCs w:val="21"/>
+          <w:lang w:val="en-US" w:eastAsia="en-US"/>
+        </w:rPr>
+        <w:t xml:space="preserve">} </w:t>
+      </w:r>
+      <w:r>
+        <w:rPr>
+          <w:rFonts w:ascii="Consolas" w:eastAsia="Times New Roman" w:hAnsi="Consolas" w:cs="Times New Roman"/>
+          <w:color w:val="C586C0"/>
+          <w:sz w:val="21"/>
+          <w:szCs w:val="21"/>
+          <w:lang w:val="en-US" w:eastAsia="en-US"/>
+        </w:rPr>
+        <w:t>from</w:t>
+      </w:r>
+      <w:r>
+        <w:rPr>
+          <w:rFonts w:ascii="Consolas" w:eastAsia="Times New Roman" w:hAnsi="Consolas" w:cs="Times New Roman"/>
+          <w:color w:val="CCCCCC"/>
+          <w:sz w:val="21"/>
+          <w:szCs w:val="21"/>
+          <w:lang w:val="en-US" w:eastAsia="en-US"/>
+        </w:rPr>
+        <w:t xml:space="preserve"> </w:t>
+      </w:r>
+      <w:r>
+        <w:rPr>
+          <w:rFonts w:ascii="Consolas" w:eastAsia="Times New Roman" w:hAnsi="Consolas" w:cs="Times New Roman"/>
+          <w:color w:val="CE9178"/>
+          <w:sz w:val="21"/>
+          <w:szCs w:val="21"/>
+          <w:lang w:val="en-US" w:eastAsia="en-US"/>
+        </w:rPr>
+        <w:t>'@salesforce/commerce-sdk-react'</w:t>
+      </w:r>
+    </w:p>
+    <w:p>
+      <w:pPr>
+        <w:shd w:val="clear" w:color="auto" w:fill="1F1F1F"/>
+        <w:spacing w:line="285" w:lineRule="atLeast"/>
+        <w:ind w:left="720"/>
+        <w:rPr>
+          <w:rFonts w:ascii="Consolas" w:eastAsia="Times New Roman" w:hAnsi="Consolas" w:cs="Times New Roman"/>
+          <w:color w:val="CCCCCC"/>
+          <w:sz w:val="21"/>
+          <w:szCs w:val="21"/>
+          <w:lang w:val="en-US" w:eastAsia="en-US"/>
+        </w:rPr>
+      </w:pPr>
       <w:r>
         <w:rPr>
           <w:rFonts w:ascii="Consolas" w:eastAsia="Times New Roman" w:hAnsi="Consolas" w:cs="Times New Roman"/>
@@ -10284,385 +8281,7 @@
           <w:szCs w:val="21"/>
           <w:lang w:val="en-US" w:eastAsia="en-US"/>
         </w:rPr>
-        <w:t>Esw</w:t>
-      </w:r>
-      <w:proofErr w:type="spellEnd"/>
-      <w:r>
-        <w:rPr>
-          <w:rFonts w:ascii="Consolas" w:eastAsia="Times New Roman" w:hAnsi="Consolas" w:cs="Times New Roman"/>
-          <w:color w:val="6A9955"/>
-          <w:sz w:val="21"/>
-          <w:szCs w:val="21"/>
-          <w:lang w:val="en-US" w:eastAsia="en-US"/>
-        </w:rPr>
-        <w:t xml:space="preserve"> Customization</w:t>
-      </w:r>
-    </w:p>
-    <w:p>
-      <w:pPr>
-        <w:shd w:val="clear" w:color="auto" w:fill="1F1F1F"/>
-        <w:spacing w:line="285" w:lineRule="atLeast"/>
-        <w:ind w:left="720"/>
-        <w:rPr>
-          <w:rFonts w:ascii="Consolas" w:eastAsia="Times New Roman" w:hAnsi="Consolas" w:cs="Times New Roman"/>
-          <w:color w:val="CCCCCC"/>
-          <w:sz w:val="21"/>
-          <w:szCs w:val="21"/>
-          <w:lang w:val="en-US" w:eastAsia="en-US"/>
-        </w:rPr>
-      </w:pPr>
-      <w:r>
-        <w:rPr>
-          <w:rFonts w:ascii="Consolas" w:eastAsia="Times New Roman" w:hAnsi="Consolas" w:cs="Times New Roman"/>
-          <w:color w:val="C586C0"/>
-          <w:sz w:val="21"/>
-          <w:szCs w:val="21"/>
-          <w:lang w:val="en-US" w:eastAsia="en-US"/>
-        </w:rPr>
-        <w:t>import</w:t>
-      </w:r>
-      <w:r>
-        <w:rPr>
-          <w:rFonts w:ascii="Consolas" w:eastAsia="Times New Roman" w:hAnsi="Consolas" w:cs="Times New Roman"/>
-          <w:color w:val="CCCCCC"/>
-          <w:sz w:val="21"/>
-          <w:szCs w:val="21"/>
-          <w:lang w:val="en-US" w:eastAsia="en-US"/>
-        </w:rPr>
-        <w:t xml:space="preserve"> { </w:t>
-      </w:r>
-      <w:r>
-        <w:rPr>
-          <w:rFonts w:ascii="Consolas" w:eastAsia="Times New Roman" w:hAnsi="Consolas" w:cs="Times New Roman"/>
-          <w:color w:val="9CDCFE"/>
-          <w:sz w:val="21"/>
-          <w:szCs w:val="21"/>
-          <w:lang w:val="en-US" w:eastAsia="en-US"/>
-        </w:rPr>
-        <w:t>EswCheckoutBtn</w:t>
-      </w:r>
-      <w:r>
-        <w:rPr>
-          <w:rFonts w:ascii="Consolas" w:eastAsia="Times New Roman" w:hAnsi="Consolas" w:cs="Times New Roman"/>
-          <w:color w:val="CCCCCC"/>
-          <w:sz w:val="21"/>
-          <w:szCs w:val="21"/>
-          <w:lang w:val="en-US" w:eastAsia="en-US"/>
-        </w:rPr>
-        <w:t xml:space="preserve"> } </w:t>
-      </w:r>
-      <w:r>
-        <w:rPr>
-          <w:rFonts w:ascii="Consolas" w:eastAsia="Times New Roman" w:hAnsi="Consolas" w:cs="Times New Roman"/>
-          <w:color w:val="C586C0"/>
-          <w:sz w:val="21"/>
-          <w:szCs w:val="21"/>
-          <w:lang w:val="en-US" w:eastAsia="en-US"/>
-        </w:rPr>
-        <w:t>from</w:t>
-      </w:r>
-      <w:r>
-        <w:rPr>
-          <w:rFonts w:ascii="Consolas" w:eastAsia="Times New Roman" w:hAnsi="Consolas" w:cs="Times New Roman"/>
-          <w:color w:val="CCCCCC"/>
-          <w:sz w:val="21"/>
-          <w:szCs w:val="21"/>
-          <w:lang w:val="en-US" w:eastAsia="en-US"/>
-        </w:rPr>
-        <w:t xml:space="preserve"> </w:t>
-      </w:r>
-      <w:r>
-        <w:rPr>
-          <w:rFonts w:ascii="Consolas" w:eastAsia="Times New Roman" w:hAnsi="Consolas" w:cs="Times New Roman"/>
-          <w:color w:val="CE9178"/>
-          <w:sz w:val="21"/>
-          <w:szCs w:val="21"/>
-          <w:lang w:val="en-US" w:eastAsia="en-US"/>
-        </w:rPr>
-        <w:t>'../</w:t>
-      </w:r>
-      <w:proofErr w:type="spellStart"/>
-      <w:r>
-        <w:rPr>
-          <w:rFonts w:ascii="Consolas" w:eastAsia="Times New Roman" w:hAnsi="Consolas" w:cs="Times New Roman"/>
-          <w:color w:val="CE9178"/>
-          <w:sz w:val="21"/>
-          <w:szCs w:val="21"/>
-          <w:lang w:val="en-US" w:eastAsia="en-US"/>
-        </w:rPr>
-        <w:t>esw</w:t>
-      </w:r>
-      <w:proofErr w:type="spellEnd"/>
-      <w:r>
-        <w:rPr>
-          <w:rFonts w:ascii="Consolas" w:eastAsia="Times New Roman" w:hAnsi="Consolas" w:cs="Times New Roman"/>
-          <w:color w:val="CE9178"/>
-          <w:sz w:val="21"/>
-          <w:szCs w:val="21"/>
-          <w:lang w:val="en-US" w:eastAsia="en-US"/>
-        </w:rPr>
-        <w:t>/components/checkout-</w:t>
-      </w:r>
-      <w:proofErr w:type="spellStart"/>
-      <w:r>
-        <w:rPr>
-          <w:rFonts w:ascii="Consolas" w:eastAsia="Times New Roman" w:hAnsi="Consolas" w:cs="Times New Roman"/>
-          <w:color w:val="CE9178"/>
-          <w:sz w:val="21"/>
-          <w:szCs w:val="21"/>
-          <w:lang w:val="en-US" w:eastAsia="en-US"/>
-        </w:rPr>
-        <w:t>btn</w:t>
-      </w:r>
-      <w:proofErr w:type="spellEnd"/>
-      <w:r>
-        <w:rPr>
-          <w:rFonts w:ascii="Consolas" w:eastAsia="Times New Roman" w:hAnsi="Consolas" w:cs="Times New Roman"/>
-          <w:color w:val="CE9178"/>
-          <w:sz w:val="21"/>
-          <w:szCs w:val="21"/>
-          <w:lang w:val="en-US" w:eastAsia="en-US"/>
-        </w:rPr>
-        <w:t>'</w:t>
-      </w:r>
-    </w:p>
-    <w:p>
-      <w:pPr>
-        <w:shd w:val="clear" w:color="auto" w:fill="1F1F1F"/>
-        <w:spacing w:line="285" w:lineRule="atLeast"/>
-        <w:ind w:left="720"/>
-        <w:rPr>
-          <w:rFonts w:ascii="Consolas" w:eastAsia="Times New Roman" w:hAnsi="Consolas" w:cs="Times New Roman"/>
-          <w:color w:val="CCCCCC"/>
-          <w:sz w:val="21"/>
-          <w:szCs w:val="21"/>
-          <w:lang w:val="en-US" w:eastAsia="en-US"/>
-        </w:rPr>
-      </w:pPr>
-      <w:r>
-        <w:rPr>
-          <w:rFonts w:ascii="Consolas" w:eastAsia="Times New Roman" w:hAnsi="Consolas" w:cs="Times New Roman"/>
-          <w:color w:val="C586C0"/>
-          <w:sz w:val="21"/>
-          <w:szCs w:val="21"/>
-          <w:lang w:val="en-US" w:eastAsia="en-US"/>
-        </w:rPr>
-        <w:t>import</w:t>
-      </w:r>
-      <w:r>
-        <w:rPr>
-          <w:rFonts w:ascii="Consolas" w:eastAsia="Times New Roman" w:hAnsi="Consolas" w:cs="Times New Roman"/>
-          <w:color w:val="CCCCCC"/>
-          <w:sz w:val="21"/>
-          <w:szCs w:val="21"/>
-          <w:lang w:val="en-US" w:eastAsia="en-US"/>
-        </w:rPr>
-        <w:t xml:space="preserve"> {</w:t>
-      </w:r>
-    </w:p>
-    <w:p>
-      <w:pPr>
-        <w:shd w:val="clear" w:color="auto" w:fill="1F1F1F"/>
-        <w:spacing w:line="285" w:lineRule="atLeast"/>
-        <w:ind w:left="720"/>
-        <w:rPr>
-          <w:rFonts w:ascii="Consolas" w:eastAsia="Times New Roman" w:hAnsi="Consolas" w:cs="Times New Roman"/>
-          <w:color w:val="CCCCCC"/>
-          <w:sz w:val="21"/>
-          <w:szCs w:val="21"/>
-          <w:lang w:val="en-US" w:eastAsia="en-US"/>
-        </w:rPr>
-      </w:pPr>
-      <w:r>
-        <w:rPr>
-          <w:rFonts w:ascii="Consolas" w:eastAsia="Times New Roman" w:hAnsi="Consolas" w:cs="Times New Roman"/>
-          <w:color w:val="CCCCCC"/>
-          <w:sz w:val="21"/>
-          <w:szCs w:val="21"/>
-          <w:lang w:val="en-US" w:eastAsia="en-US"/>
-        </w:rPr>
-        <w:t xml:space="preserve">    </w:t>
-      </w:r>
-      <w:proofErr w:type="spellStart"/>
-      <w:r>
-        <w:rPr>
-          <w:rFonts w:ascii="Consolas" w:eastAsia="Times New Roman" w:hAnsi="Consolas" w:cs="Times New Roman"/>
-          <w:color w:val="9CDCFE"/>
-          <w:sz w:val="21"/>
-          <w:szCs w:val="21"/>
-          <w:lang w:val="en-US" w:eastAsia="en-US"/>
-        </w:rPr>
-        <w:t>useShippingMethodsForShipment</w:t>
-      </w:r>
-      <w:proofErr w:type="spellEnd"/>
-      <w:r>
-        <w:rPr>
-          <w:rFonts w:ascii="Consolas" w:eastAsia="Times New Roman" w:hAnsi="Consolas" w:cs="Times New Roman"/>
-          <w:color w:val="CCCCCC"/>
-          <w:sz w:val="21"/>
-          <w:szCs w:val="21"/>
-          <w:lang w:val="en-US" w:eastAsia="en-US"/>
-        </w:rPr>
-        <w:t>,</w:t>
-      </w:r>
-    </w:p>
-    <w:p>
-      <w:pPr>
-        <w:shd w:val="clear" w:color="auto" w:fill="1F1F1F"/>
-        <w:spacing w:line="285" w:lineRule="atLeast"/>
-        <w:ind w:left="720"/>
-        <w:rPr>
-          <w:rFonts w:ascii="Consolas" w:eastAsia="Times New Roman" w:hAnsi="Consolas" w:cs="Times New Roman"/>
-          <w:color w:val="CCCCCC"/>
-          <w:sz w:val="21"/>
-          <w:szCs w:val="21"/>
-          <w:lang w:val="en-US" w:eastAsia="en-US"/>
-        </w:rPr>
-      </w:pPr>
-      <w:r>
-        <w:rPr>
-          <w:rFonts w:ascii="Consolas" w:eastAsia="Times New Roman" w:hAnsi="Consolas" w:cs="Times New Roman"/>
-          <w:color w:val="CCCCCC"/>
-          <w:sz w:val="21"/>
-          <w:szCs w:val="21"/>
-          <w:lang w:val="en-US" w:eastAsia="en-US"/>
-        </w:rPr>
-        <w:lastRenderedPageBreak/>
-        <w:t xml:space="preserve">    </w:t>
-      </w:r>
-      <w:proofErr w:type="spellStart"/>
-      <w:r>
-        <w:rPr>
-          <w:rFonts w:ascii="Consolas" w:eastAsia="Times New Roman" w:hAnsi="Consolas" w:cs="Times New Roman"/>
-          <w:color w:val="9CDCFE"/>
-          <w:sz w:val="21"/>
-          <w:szCs w:val="21"/>
-          <w:lang w:val="en-US" w:eastAsia="en-US"/>
-        </w:rPr>
-        <w:t>useShopperBasketsMutation</w:t>
-      </w:r>
-      <w:proofErr w:type="spellEnd"/>
-    </w:p>
-    <w:p>
-      <w:pPr>
-        <w:shd w:val="clear" w:color="auto" w:fill="1F1F1F"/>
-        <w:spacing w:line="285" w:lineRule="atLeast"/>
-        <w:ind w:left="720"/>
-        <w:rPr>
-          <w:rFonts w:ascii="Consolas" w:eastAsia="Times New Roman" w:hAnsi="Consolas" w:cs="Times New Roman"/>
-          <w:color w:val="CCCCCC"/>
-          <w:sz w:val="21"/>
-          <w:szCs w:val="21"/>
-          <w:lang w:val="en-US" w:eastAsia="en-US"/>
-        </w:rPr>
-      </w:pPr>
-      <w:r>
-        <w:rPr>
-          <w:rFonts w:ascii="Consolas" w:eastAsia="Times New Roman" w:hAnsi="Consolas" w:cs="Times New Roman"/>
-          <w:color w:val="CCCCCC"/>
-          <w:sz w:val="21"/>
-          <w:szCs w:val="21"/>
-          <w:lang w:val="en-US" w:eastAsia="en-US"/>
-        </w:rPr>
-        <w:t xml:space="preserve">} </w:t>
-      </w:r>
-      <w:r>
-        <w:rPr>
-          <w:rFonts w:ascii="Consolas" w:eastAsia="Times New Roman" w:hAnsi="Consolas" w:cs="Times New Roman"/>
-          <w:color w:val="C586C0"/>
-          <w:sz w:val="21"/>
-          <w:szCs w:val="21"/>
-          <w:lang w:val="en-US" w:eastAsia="en-US"/>
-        </w:rPr>
-        <w:t>from</w:t>
-      </w:r>
-      <w:r>
-        <w:rPr>
-          <w:rFonts w:ascii="Consolas" w:eastAsia="Times New Roman" w:hAnsi="Consolas" w:cs="Times New Roman"/>
-          <w:color w:val="CCCCCC"/>
-          <w:sz w:val="21"/>
-          <w:szCs w:val="21"/>
-          <w:lang w:val="en-US" w:eastAsia="en-US"/>
-        </w:rPr>
-        <w:t xml:space="preserve"> </w:t>
-      </w:r>
-      <w:r>
-        <w:rPr>
-          <w:rFonts w:ascii="Consolas" w:eastAsia="Times New Roman" w:hAnsi="Consolas" w:cs="Times New Roman"/>
-          <w:color w:val="CE9178"/>
-          <w:sz w:val="21"/>
-          <w:szCs w:val="21"/>
-          <w:lang w:val="en-US" w:eastAsia="en-US"/>
-        </w:rPr>
-        <w:t>'@salesforce/commerce-</w:t>
-      </w:r>
-      <w:proofErr w:type="spellStart"/>
-      <w:r>
-        <w:rPr>
-          <w:rFonts w:ascii="Consolas" w:eastAsia="Times New Roman" w:hAnsi="Consolas" w:cs="Times New Roman"/>
-          <w:color w:val="CE9178"/>
-          <w:sz w:val="21"/>
-          <w:szCs w:val="21"/>
-          <w:lang w:val="en-US" w:eastAsia="en-US"/>
-        </w:rPr>
-        <w:t>sdk</w:t>
-      </w:r>
-      <w:proofErr w:type="spellEnd"/>
-      <w:r>
-        <w:rPr>
-          <w:rFonts w:ascii="Consolas" w:eastAsia="Times New Roman" w:hAnsi="Consolas" w:cs="Times New Roman"/>
-          <w:color w:val="CE9178"/>
-          <w:sz w:val="21"/>
-          <w:szCs w:val="21"/>
-          <w:lang w:val="en-US" w:eastAsia="en-US"/>
-        </w:rPr>
-        <w:t>-react'</w:t>
-      </w:r>
-    </w:p>
-    <w:p>
-      <w:pPr>
-        <w:shd w:val="clear" w:color="auto" w:fill="1F1F1F"/>
-        <w:spacing w:line="285" w:lineRule="atLeast"/>
-        <w:ind w:left="720"/>
-        <w:rPr>
-          <w:rFonts w:ascii="Consolas" w:eastAsia="Times New Roman" w:hAnsi="Consolas" w:cs="Times New Roman"/>
-          <w:color w:val="CCCCCC"/>
-          <w:sz w:val="21"/>
-          <w:szCs w:val="21"/>
-          <w:lang w:val="en-US" w:eastAsia="en-US"/>
-        </w:rPr>
-      </w:pPr>
-      <w:r>
-        <w:rPr>
-          <w:rFonts w:ascii="Consolas" w:eastAsia="Times New Roman" w:hAnsi="Consolas" w:cs="Times New Roman"/>
-          <w:color w:val="6A9955"/>
-          <w:sz w:val="21"/>
-          <w:szCs w:val="21"/>
-          <w:lang w:val="en-US" w:eastAsia="en-US"/>
-        </w:rPr>
-        <w:t xml:space="preserve">// end </w:t>
-      </w:r>
-      <w:proofErr w:type="spellStart"/>
-      <w:r>
-        <w:rPr>
-          <w:rFonts w:ascii="Consolas" w:eastAsia="Times New Roman" w:hAnsi="Consolas" w:cs="Times New Roman"/>
-          <w:color w:val="6A9955"/>
-          <w:sz w:val="21"/>
-          <w:szCs w:val="21"/>
-          <w:lang w:val="en-US" w:eastAsia="en-US"/>
-        </w:rPr>
-        <w:t>Esw</w:t>
-      </w:r>
-      <w:proofErr w:type="spellEnd"/>
-      <w:r>
-        <w:rPr>
-          <w:rFonts w:ascii="Consolas" w:eastAsia="Times New Roman" w:hAnsi="Consolas" w:cs="Times New Roman"/>
-          <w:color w:val="6A9955"/>
-          <w:sz w:val="21"/>
-          <w:szCs w:val="21"/>
-          <w:lang w:val="en-US" w:eastAsia="en-US"/>
-        </w:rPr>
-        <w:t xml:space="preserve"> Customization</w:t>
+        <w:t>// end Esw Customization</w:t>
       </w:r>
     </w:p>
     <w:p>
@@ -10741,7 +8360,6 @@
         </w:rPr>
         <w:t>   </w:t>
       </w:r>
-      <w:proofErr w:type="spellStart"/>
       <w:r>
         <w:rPr>
           <w:rFonts w:ascii="Consolas" w:eastAsia="Times New Roman" w:hAnsi="Consolas" w:cs="Times New Roman"/>
@@ -10752,7 +8370,6 @@
         </w:rPr>
         <w:t>basketIdParam</w:t>
       </w:r>
-      <w:proofErr w:type="spellEnd"/>
       <w:r>
         <w:rPr>
           <w:rFonts w:ascii="Consolas" w:eastAsia="Times New Roman" w:hAnsi="Consolas" w:cs="Times New Roman"/>
@@ -10773,7 +8390,6 @@
         </w:rPr>
         <w:t>{</w:t>
       </w:r>
-      <w:proofErr w:type="spellStart"/>
       <w:r>
         <w:rPr>
           <w:rFonts w:ascii="Consolas" w:eastAsia="Times New Roman" w:hAnsi="Consolas" w:cs="Times New Roman"/>
@@ -10804,7 +8420,6 @@
         </w:rPr>
         <w:t>basketId</w:t>
       </w:r>
-      <w:proofErr w:type="spellEnd"/>
       <w:r>
         <w:rPr>
           <w:rFonts w:ascii="Consolas" w:eastAsia="Times New Roman" w:hAnsi="Consolas" w:cs="Times New Roman"/>
@@ -10893,7 +8508,6 @@
         </w:rPr>
         <w:t>   </w:t>
       </w:r>
-      <w:proofErr w:type="spellStart"/>
       <w:r>
         <w:rPr>
           <w:rFonts w:ascii="Consolas" w:eastAsia="Times New Roman" w:hAnsi="Consolas" w:cs="Times New Roman"/>
@@ -10904,7 +8518,6 @@
         </w:rPr>
         <w:t>checkOrderAble</w:t>
       </w:r>
-      <w:proofErr w:type="spellEnd"/>
       <w:r>
         <w:rPr>
           <w:rFonts w:ascii="Consolas" w:eastAsia="Times New Roman" w:hAnsi="Consolas" w:cs="Times New Roman"/>
@@ -11030,35 +8643,7 @@
         <w:rPr>
           <w:rFonts w:ascii="Arial" w:hAnsi="Arial" w:cs="Arial"/>
         </w:rPr>
-        <w:t>Make sure to change it in two places (&lt;</w:t>
-      </w:r>
-      <w:proofErr w:type="spellStart"/>
-      <w:r>
-        <w:rPr>
-          <w:rFonts w:ascii="Arial" w:hAnsi="Arial" w:cs="Arial"/>
-        </w:rPr>
-        <w:t>ModalBody</w:t>
-      </w:r>
-      <w:proofErr w:type="spellEnd"/>
-      <w:r>
-        <w:rPr>
-          <w:rFonts w:ascii="Arial" w:hAnsi="Arial" w:cs="Arial"/>
-        </w:rPr>
-        <w:t>/&gt; and &lt;</w:t>
-      </w:r>
-      <w:proofErr w:type="spellStart"/>
-      <w:r>
-        <w:rPr>
-          <w:rFonts w:ascii="Arial" w:hAnsi="Arial" w:cs="Arial"/>
-        </w:rPr>
-        <w:t>ModalFooter</w:t>
-      </w:r>
-      <w:proofErr w:type="spellEnd"/>
-      <w:r>
-        <w:rPr>
-          <w:rFonts w:ascii="Arial" w:hAnsi="Arial" w:cs="Arial"/>
-        </w:rPr>
-        <w:t>/&gt;) components</w:t>
+        <w:t>Make sure to change it in two places (&lt;ModalBody/&gt; and &lt;ModalFooter/&gt;) components</w:t>
       </w:r>
     </w:p>
     <w:p>
@@ -11079,12 +8664,12 @@
           <w:rFonts w:asciiTheme="majorHAnsi" w:hAnsiTheme="majorHAnsi" w:cstheme="majorHAnsi"/>
         </w:rPr>
       </w:pPr>
-      <w:bookmarkStart w:id="18" w:name="_Toc191926930"/>
+      <w:bookmarkStart w:id="18" w:name="_Toc191926931"/>
       <w:r>
         <w:rPr>
           <w:rFonts w:asciiTheme="majorHAnsi" w:hAnsiTheme="majorHAnsi" w:cstheme="majorHAnsi"/>
         </w:rPr>
-        <w:t>Override site-utils.js</w:t>
+        <w:t>Override order detail page</w:t>
       </w:r>
       <w:bookmarkEnd w:id="18"/>
     </w:p>
@@ -11099,7 +8684,7 @@
         <w:rPr>
           <w:rFonts w:ascii="Arial" w:hAnsi="Arial" w:cs="Arial"/>
         </w:rPr>
-        <w:t>This is require to get countries from the BM configurations. To override this file please follow these steps:</w:t>
+        <w:t>This is require to display order tracking information from ESW. To override this file please follow these steps:</w:t>
       </w:r>
     </w:p>
     <w:p>
@@ -11118,7 +8703,7 @@
         <w:rPr>
           <w:rFonts w:ascii="Arial" w:hAnsi="Arial" w:cs="Arial"/>
         </w:rPr>
-        <w:t>Go to /overrides/utils/site-utils.js</w:t>
+        <w:t>Go to /overrides/pages/account/order-detail.jsx</w:t>
       </w:r>
     </w:p>
     <w:p>
@@ -11137,21 +8722,7 @@
         <w:rPr>
           <w:rFonts w:ascii="Arial" w:hAnsi="Arial" w:cs="Arial"/>
         </w:rPr>
-        <w:t xml:space="preserve">If file is not there then get it from </w:t>
-      </w:r>
-      <w:proofErr w:type="spellStart"/>
-      <w:r>
-        <w:rPr>
-          <w:rFonts w:ascii="Arial" w:hAnsi="Arial" w:cs="Arial"/>
-        </w:rPr>
-        <w:t>pwa</w:t>
-      </w:r>
-      <w:proofErr w:type="spellEnd"/>
-      <w:r>
-        <w:rPr>
-          <w:rFonts w:ascii="Arial" w:hAnsi="Arial" w:cs="Arial"/>
-        </w:rPr>
-        <w:t xml:space="preserve"> cartridge</w:t>
+        <w:t>If file is not there then get it from pwa cartridge</w:t>
       </w:r>
     </w:p>
     <w:p>
@@ -11170,7 +8741,7 @@
         <w:rPr>
           <w:rFonts w:ascii="Arial" w:hAnsi="Arial" w:cs="Arial"/>
         </w:rPr>
-        <w:t>Import esw-services.js in the file</w:t>
+        <w:t>Import EswOrderTracking component</w:t>
       </w:r>
     </w:p>
     <w:p>
@@ -11204,9 +8775,8 @@
           <w:szCs w:val="21"/>
           <w:lang w:val="en-US" w:eastAsia="en-US"/>
         </w:rPr>
-        <w:t xml:space="preserve"> {</w:t>
-      </w:r>
-      <w:proofErr w:type="spellStart"/>
+        <w:t xml:space="preserve"> </w:t>
+      </w:r>
       <w:r>
         <w:rPr>
           <w:rFonts w:ascii="Consolas" w:eastAsia="Times New Roman" w:hAnsi="Consolas" w:cs="Times New Roman"/>
@@ -11215,9 +8785,8 @@
           <w:szCs w:val="21"/>
           <w:lang w:val="en-US" w:eastAsia="en-US"/>
         </w:rPr>
-        <w:t>getSupportedCountries</w:t>
-      </w:r>
-      <w:proofErr w:type="spellEnd"/>
+        <w:t>ESWOrderTracking</w:t>
+      </w:r>
       <w:r>
         <w:rPr>
           <w:rFonts w:ascii="Consolas" w:eastAsia="Times New Roman" w:hAnsi="Consolas" w:cs="Times New Roman"/>
@@ -11226,7 +8795,7 @@
           <w:szCs w:val="21"/>
           <w:lang w:val="en-US" w:eastAsia="en-US"/>
         </w:rPr>
-        <w:t xml:space="preserve">} </w:t>
+        <w:t xml:space="preserve"> </w:t>
       </w:r>
       <w:r>
         <w:rPr>
@@ -11256,51 +8825,7 @@
           <w:szCs w:val="21"/>
           <w:lang w:val="en-US" w:eastAsia="en-US"/>
         </w:rPr>
-        <w:t>'../</w:t>
-      </w:r>
-      <w:proofErr w:type="spellStart"/>
-      <w:r>
-        <w:rPr>
-          <w:rFonts w:ascii="Consolas" w:eastAsia="Times New Roman" w:hAnsi="Consolas" w:cs="Times New Roman"/>
-          <w:color w:val="CE9178"/>
-          <w:sz w:val="21"/>
-          <w:szCs w:val="21"/>
-          <w:lang w:val="en-US" w:eastAsia="en-US"/>
-        </w:rPr>
-        <w:t>esw</w:t>
-      </w:r>
-      <w:proofErr w:type="spellEnd"/>
-      <w:r>
-        <w:rPr>
-          <w:rFonts w:ascii="Consolas" w:eastAsia="Times New Roman" w:hAnsi="Consolas" w:cs="Times New Roman"/>
-          <w:color w:val="CE9178"/>
-          <w:sz w:val="21"/>
-          <w:szCs w:val="21"/>
-          <w:lang w:val="en-US" w:eastAsia="en-US"/>
-        </w:rPr>
-        <w:t>/</w:t>
-      </w:r>
-      <w:proofErr w:type="spellStart"/>
-      <w:r>
-        <w:rPr>
-          <w:rFonts w:ascii="Consolas" w:eastAsia="Times New Roman" w:hAnsi="Consolas" w:cs="Times New Roman"/>
-          <w:color w:val="CE9178"/>
-          <w:sz w:val="21"/>
-          <w:szCs w:val="21"/>
-          <w:lang w:val="en-US" w:eastAsia="en-US"/>
-        </w:rPr>
-        <w:t>esw</w:t>
-      </w:r>
-      <w:proofErr w:type="spellEnd"/>
-      <w:r>
-        <w:rPr>
-          <w:rFonts w:ascii="Consolas" w:eastAsia="Times New Roman" w:hAnsi="Consolas" w:cs="Times New Roman"/>
-          <w:color w:val="CE9178"/>
-          <w:sz w:val="21"/>
-          <w:szCs w:val="21"/>
-          <w:lang w:val="en-US" w:eastAsia="en-US"/>
-        </w:rPr>
-        <w:t>-services'</w:t>
+        <w:t>'../../esw/components/order-tracking/index'</w:t>
       </w:r>
     </w:p>
     <w:p>
@@ -11319,2150 +8844,7 @@
         <w:rPr>
           <w:rFonts w:ascii="Arial" w:hAnsi="Arial" w:cs="Arial"/>
         </w:rPr>
-        <w:t xml:space="preserve">Update the function </w:t>
-      </w:r>
-      <w:proofErr w:type="spellStart"/>
-      <w:r>
-        <w:rPr>
-          <w:rFonts w:ascii="Arial" w:hAnsi="Arial" w:cs="Arial"/>
-        </w:rPr>
-        <w:t>getSites</w:t>
-      </w:r>
-      <w:proofErr w:type="spellEnd"/>
-      <w:r>
-        <w:rPr>
-          <w:rFonts w:ascii="Arial" w:hAnsi="Arial" w:cs="Arial"/>
-        </w:rPr>
-        <w:t>()</w:t>
-      </w:r>
-    </w:p>
-    <w:p>
-      <w:pPr>
-        <w:shd w:val="clear" w:color="auto" w:fill="1F1F1F"/>
-        <w:spacing w:line="285" w:lineRule="atLeast"/>
-        <w:ind w:left="720"/>
-        <w:rPr>
-          <w:rFonts w:ascii="Consolas" w:eastAsia="Times New Roman" w:hAnsi="Consolas" w:cs="Times New Roman"/>
-          <w:color w:val="CCCCCC"/>
-          <w:sz w:val="21"/>
-          <w:szCs w:val="21"/>
-          <w:lang w:val="en-US" w:eastAsia="en-US"/>
-        </w:rPr>
-      </w:pPr>
-      <w:r>
-        <w:rPr>
-          <w:rFonts w:ascii="Consolas" w:eastAsia="Times New Roman" w:hAnsi="Consolas" w:cs="Times New Roman"/>
-          <w:color w:val="6A9955"/>
-          <w:sz w:val="21"/>
-          <w:szCs w:val="21"/>
-          <w:lang w:val="en-US" w:eastAsia="en-US"/>
-        </w:rPr>
-        <w:t>/**</w:t>
-      </w:r>
-    </w:p>
-    <w:p>
-      <w:pPr>
-        <w:shd w:val="clear" w:color="auto" w:fill="1F1F1F"/>
-        <w:spacing w:line="285" w:lineRule="atLeast"/>
-        <w:ind w:left="720"/>
-        <w:rPr>
-          <w:rFonts w:ascii="Consolas" w:eastAsia="Times New Roman" w:hAnsi="Consolas" w:cs="Times New Roman"/>
-          <w:color w:val="CCCCCC"/>
-          <w:sz w:val="21"/>
-          <w:szCs w:val="21"/>
-          <w:lang w:val="en-US" w:eastAsia="en-US"/>
-        </w:rPr>
-      </w:pPr>
-      <w:r>
-        <w:rPr>
-          <w:rFonts w:ascii="Consolas" w:eastAsia="Times New Roman" w:hAnsi="Consolas" w:cs="Times New Roman"/>
-          <w:color w:val="6A9955"/>
-          <w:sz w:val="21"/>
-          <w:szCs w:val="21"/>
-          <w:lang w:val="en-US" w:eastAsia="en-US"/>
-        </w:rPr>
-        <w:t> * ESW customized function to return the list of sites that has included their respective aliases</w:t>
-      </w:r>
-    </w:p>
-    <w:p>
-      <w:pPr>
-        <w:shd w:val="clear" w:color="auto" w:fill="1F1F1F"/>
-        <w:spacing w:line="285" w:lineRule="atLeast"/>
-        <w:ind w:left="720"/>
-        <w:rPr>
-          <w:rFonts w:ascii="Consolas" w:eastAsia="Times New Roman" w:hAnsi="Consolas" w:cs="Times New Roman"/>
-          <w:color w:val="CCCCCC"/>
-          <w:sz w:val="21"/>
-          <w:szCs w:val="21"/>
-          <w:lang w:val="en-US" w:eastAsia="en-US"/>
-        </w:rPr>
-      </w:pPr>
-      <w:r>
-        <w:rPr>
-          <w:rFonts w:ascii="Consolas" w:eastAsia="Times New Roman" w:hAnsi="Consolas" w:cs="Times New Roman"/>
-          <w:color w:val="6A9955"/>
-          <w:sz w:val="21"/>
-          <w:szCs w:val="21"/>
-          <w:lang w:val="en-US" w:eastAsia="en-US"/>
-        </w:rPr>
-        <w:t xml:space="preserve"> * </w:t>
-      </w:r>
-      <w:r>
-        <w:rPr>
-          <w:rFonts w:ascii="Consolas" w:eastAsia="Times New Roman" w:hAnsi="Consolas" w:cs="Times New Roman"/>
-          <w:color w:val="569CD6"/>
-          <w:sz w:val="21"/>
-          <w:szCs w:val="21"/>
-          <w:lang w:val="en-US" w:eastAsia="en-US"/>
-        </w:rPr>
-        <w:t>@return</w:t>
-      </w:r>
-      <w:r>
-        <w:rPr>
-          <w:rFonts w:ascii="Consolas" w:eastAsia="Times New Roman" w:hAnsi="Consolas" w:cs="Times New Roman"/>
-          <w:color w:val="6A9955"/>
-          <w:sz w:val="21"/>
-          <w:szCs w:val="21"/>
-          <w:lang w:val="en-US" w:eastAsia="en-US"/>
-        </w:rPr>
-        <w:t xml:space="preserve"> </w:t>
-      </w:r>
-      <w:r>
-        <w:rPr>
-          <w:rFonts w:ascii="Consolas" w:eastAsia="Times New Roman" w:hAnsi="Consolas" w:cs="Times New Roman"/>
-          <w:color w:val="4EC9B0"/>
-          <w:sz w:val="21"/>
-          <w:szCs w:val="21"/>
-          <w:lang w:val="en-US" w:eastAsia="en-US"/>
-        </w:rPr>
-        <w:t>{array}</w:t>
-      </w:r>
-      <w:r>
-        <w:rPr>
-          <w:rFonts w:ascii="Consolas" w:eastAsia="Times New Roman" w:hAnsi="Consolas" w:cs="Times New Roman"/>
-          <w:color w:val="6A9955"/>
-          <w:sz w:val="21"/>
-          <w:szCs w:val="21"/>
-          <w:lang w:val="en-US" w:eastAsia="en-US"/>
-        </w:rPr>
-        <w:t xml:space="preserve"> sites - list of sites including their aliases</w:t>
-      </w:r>
-    </w:p>
-    <w:p>
-      <w:pPr>
-        <w:shd w:val="clear" w:color="auto" w:fill="1F1F1F"/>
-        <w:spacing w:line="285" w:lineRule="atLeast"/>
-        <w:ind w:left="720"/>
-        <w:rPr>
-          <w:rFonts w:ascii="Consolas" w:eastAsia="Times New Roman" w:hAnsi="Consolas" w:cs="Times New Roman"/>
-          <w:color w:val="CCCCCC"/>
-          <w:sz w:val="21"/>
-          <w:szCs w:val="21"/>
-          <w:lang w:val="en-US" w:eastAsia="en-US"/>
-        </w:rPr>
-      </w:pPr>
-      <w:r>
-        <w:rPr>
-          <w:rFonts w:ascii="Consolas" w:eastAsia="Times New Roman" w:hAnsi="Consolas" w:cs="Times New Roman"/>
-          <w:color w:val="6A9955"/>
-          <w:sz w:val="21"/>
-          <w:szCs w:val="21"/>
-          <w:lang w:val="en-US" w:eastAsia="en-US"/>
-        </w:rPr>
-        <w:t> */</w:t>
-      </w:r>
-    </w:p>
-    <w:p>
-      <w:pPr>
-        <w:shd w:val="clear" w:color="auto" w:fill="1F1F1F"/>
-        <w:spacing w:line="285" w:lineRule="atLeast"/>
-        <w:ind w:left="720"/>
-        <w:rPr>
-          <w:rFonts w:ascii="Consolas" w:eastAsia="Times New Roman" w:hAnsi="Consolas" w:cs="Times New Roman"/>
-          <w:color w:val="CCCCCC"/>
-          <w:sz w:val="21"/>
-          <w:szCs w:val="21"/>
-          <w:lang w:val="en-US" w:eastAsia="en-US"/>
-        </w:rPr>
-      </w:pPr>
-      <w:r>
-        <w:rPr>
-          <w:rFonts w:ascii="Consolas" w:eastAsia="Times New Roman" w:hAnsi="Consolas" w:cs="Times New Roman"/>
-          <w:color w:val="C586C0"/>
-          <w:sz w:val="21"/>
-          <w:szCs w:val="21"/>
-          <w:lang w:val="en-US" w:eastAsia="en-US"/>
-        </w:rPr>
-        <w:t>export</w:t>
-      </w:r>
-      <w:r>
-        <w:rPr>
-          <w:rFonts w:ascii="Consolas" w:eastAsia="Times New Roman" w:hAnsi="Consolas" w:cs="Times New Roman"/>
-          <w:color w:val="CCCCCC"/>
-          <w:sz w:val="21"/>
-          <w:szCs w:val="21"/>
-          <w:lang w:val="en-US" w:eastAsia="en-US"/>
-        </w:rPr>
-        <w:t xml:space="preserve"> </w:t>
-      </w:r>
-      <w:r>
-        <w:rPr>
-          <w:rFonts w:ascii="Consolas" w:eastAsia="Times New Roman" w:hAnsi="Consolas" w:cs="Times New Roman"/>
-          <w:color w:val="569CD6"/>
-          <w:sz w:val="21"/>
-          <w:szCs w:val="21"/>
-          <w:lang w:val="en-US" w:eastAsia="en-US"/>
-        </w:rPr>
-        <w:t>const</w:t>
-      </w:r>
-      <w:r>
-        <w:rPr>
-          <w:rFonts w:ascii="Consolas" w:eastAsia="Times New Roman" w:hAnsi="Consolas" w:cs="Times New Roman"/>
-          <w:color w:val="CCCCCC"/>
-          <w:sz w:val="21"/>
-          <w:szCs w:val="21"/>
-          <w:lang w:val="en-US" w:eastAsia="en-US"/>
-        </w:rPr>
-        <w:t xml:space="preserve"> </w:t>
-      </w:r>
-      <w:proofErr w:type="spellStart"/>
-      <w:r>
-        <w:rPr>
-          <w:rFonts w:ascii="Consolas" w:eastAsia="Times New Roman" w:hAnsi="Consolas" w:cs="Times New Roman"/>
-          <w:color w:val="DCDCAA"/>
-          <w:sz w:val="21"/>
-          <w:szCs w:val="21"/>
-          <w:lang w:val="en-US" w:eastAsia="en-US"/>
-        </w:rPr>
-        <w:t>getSites</w:t>
-      </w:r>
-      <w:proofErr w:type="spellEnd"/>
-      <w:r>
-        <w:rPr>
-          <w:rFonts w:ascii="Consolas" w:eastAsia="Times New Roman" w:hAnsi="Consolas" w:cs="Times New Roman"/>
-          <w:color w:val="CCCCCC"/>
-          <w:sz w:val="21"/>
-          <w:szCs w:val="21"/>
-          <w:lang w:val="en-US" w:eastAsia="en-US"/>
-        </w:rPr>
-        <w:t xml:space="preserve"> </w:t>
-      </w:r>
-      <w:r>
-        <w:rPr>
-          <w:rFonts w:ascii="Consolas" w:eastAsia="Times New Roman" w:hAnsi="Consolas" w:cs="Times New Roman"/>
-          <w:color w:val="D4D4D4"/>
-          <w:sz w:val="21"/>
-          <w:szCs w:val="21"/>
-          <w:lang w:val="en-US" w:eastAsia="en-US"/>
-        </w:rPr>
-        <w:t>=</w:t>
-      </w:r>
-      <w:r>
-        <w:rPr>
-          <w:rFonts w:ascii="Consolas" w:eastAsia="Times New Roman" w:hAnsi="Consolas" w:cs="Times New Roman"/>
-          <w:color w:val="CCCCCC"/>
-          <w:sz w:val="21"/>
-          <w:szCs w:val="21"/>
-          <w:lang w:val="en-US" w:eastAsia="en-US"/>
-        </w:rPr>
-        <w:t xml:space="preserve"> () </w:t>
-      </w:r>
-      <w:r>
-        <w:rPr>
-          <w:rFonts w:ascii="Consolas" w:eastAsia="Times New Roman" w:hAnsi="Consolas" w:cs="Times New Roman"/>
-          <w:color w:val="569CD6"/>
-          <w:sz w:val="21"/>
-          <w:szCs w:val="21"/>
-          <w:lang w:val="en-US" w:eastAsia="en-US"/>
-        </w:rPr>
-        <w:t>=&gt;</w:t>
-      </w:r>
-      <w:r>
-        <w:rPr>
-          <w:rFonts w:ascii="Consolas" w:eastAsia="Times New Roman" w:hAnsi="Consolas" w:cs="Times New Roman"/>
-          <w:color w:val="CCCCCC"/>
-          <w:sz w:val="21"/>
-          <w:szCs w:val="21"/>
-          <w:lang w:val="en-US" w:eastAsia="en-US"/>
-        </w:rPr>
-        <w:t xml:space="preserve"> {</w:t>
-      </w:r>
-    </w:p>
-    <w:p>
-      <w:pPr>
-        <w:shd w:val="clear" w:color="auto" w:fill="1F1F1F"/>
-        <w:spacing w:line="285" w:lineRule="atLeast"/>
-        <w:ind w:left="720"/>
-        <w:rPr>
-          <w:rFonts w:ascii="Consolas" w:eastAsia="Times New Roman" w:hAnsi="Consolas" w:cs="Times New Roman"/>
-          <w:color w:val="CCCCCC"/>
-          <w:sz w:val="21"/>
-          <w:szCs w:val="21"/>
-          <w:lang w:val="en-US" w:eastAsia="en-US"/>
-        </w:rPr>
-      </w:pPr>
-      <w:r>
-        <w:rPr>
-          <w:rFonts w:ascii="Consolas" w:eastAsia="Times New Roman" w:hAnsi="Consolas" w:cs="Times New Roman"/>
-          <w:color w:val="CCCCCC"/>
-          <w:sz w:val="21"/>
-          <w:szCs w:val="21"/>
-          <w:lang w:val="en-US" w:eastAsia="en-US"/>
-        </w:rPr>
         <w:lastRenderedPageBreak/>
-        <w:t xml:space="preserve">    </w:t>
-      </w:r>
-      <w:r>
-        <w:rPr>
-          <w:rFonts w:ascii="Consolas" w:eastAsia="Times New Roman" w:hAnsi="Consolas" w:cs="Times New Roman"/>
-          <w:color w:val="569CD6"/>
-          <w:sz w:val="21"/>
-          <w:szCs w:val="21"/>
-          <w:lang w:val="en-US" w:eastAsia="en-US"/>
-        </w:rPr>
-        <w:t>let</w:t>
-      </w:r>
-      <w:r>
-        <w:rPr>
-          <w:rFonts w:ascii="Consolas" w:eastAsia="Times New Roman" w:hAnsi="Consolas" w:cs="Times New Roman"/>
-          <w:color w:val="CCCCCC"/>
-          <w:sz w:val="21"/>
-          <w:szCs w:val="21"/>
-          <w:lang w:val="en-US" w:eastAsia="en-US"/>
-        </w:rPr>
-        <w:t xml:space="preserve"> </w:t>
-      </w:r>
-      <w:proofErr w:type="spellStart"/>
-      <w:r>
-        <w:rPr>
-          <w:rFonts w:ascii="Consolas" w:eastAsia="Times New Roman" w:hAnsi="Consolas" w:cs="Times New Roman"/>
-          <w:color w:val="9CDCFE"/>
-          <w:sz w:val="21"/>
-          <w:szCs w:val="21"/>
-          <w:lang w:val="en-US" w:eastAsia="en-US"/>
-        </w:rPr>
-        <w:t>sitesFromConfig</w:t>
-      </w:r>
-      <w:proofErr w:type="spellEnd"/>
-      <w:r>
-        <w:rPr>
-          <w:rFonts w:ascii="Consolas" w:eastAsia="Times New Roman" w:hAnsi="Consolas" w:cs="Times New Roman"/>
-          <w:color w:val="CCCCCC"/>
-          <w:sz w:val="21"/>
-          <w:szCs w:val="21"/>
-          <w:lang w:val="en-US" w:eastAsia="en-US"/>
-        </w:rPr>
-        <w:t xml:space="preserve"> </w:t>
-      </w:r>
-      <w:r>
-        <w:rPr>
-          <w:rFonts w:ascii="Consolas" w:eastAsia="Times New Roman" w:hAnsi="Consolas" w:cs="Times New Roman"/>
-          <w:color w:val="D4D4D4"/>
-          <w:sz w:val="21"/>
-          <w:szCs w:val="21"/>
-          <w:lang w:val="en-US" w:eastAsia="en-US"/>
-        </w:rPr>
-        <w:t>=</w:t>
-      </w:r>
-      <w:r>
-        <w:rPr>
-          <w:rFonts w:ascii="Consolas" w:eastAsia="Times New Roman" w:hAnsi="Consolas" w:cs="Times New Roman"/>
-          <w:color w:val="CCCCCC"/>
-          <w:sz w:val="21"/>
-          <w:szCs w:val="21"/>
-          <w:lang w:val="en-US" w:eastAsia="en-US"/>
-        </w:rPr>
-        <w:t xml:space="preserve"> </w:t>
-      </w:r>
-      <w:proofErr w:type="spellStart"/>
-      <w:r>
-        <w:rPr>
-          <w:rFonts w:ascii="Consolas" w:eastAsia="Times New Roman" w:hAnsi="Consolas" w:cs="Times New Roman"/>
-          <w:color w:val="DCDCAA"/>
-          <w:sz w:val="21"/>
-          <w:szCs w:val="21"/>
-          <w:lang w:val="en-US" w:eastAsia="en-US"/>
-        </w:rPr>
-        <w:t>getConfig</w:t>
-      </w:r>
-      <w:proofErr w:type="spellEnd"/>
-      <w:r>
-        <w:rPr>
-          <w:rFonts w:ascii="Consolas" w:eastAsia="Times New Roman" w:hAnsi="Consolas" w:cs="Times New Roman"/>
-          <w:color w:val="CCCCCC"/>
-          <w:sz w:val="21"/>
-          <w:szCs w:val="21"/>
-          <w:lang w:val="en-US" w:eastAsia="en-US"/>
-        </w:rPr>
-        <w:t>().</w:t>
-      </w:r>
-      <w:r>
-        <w:rPr>
-          <w:rFonts w:ascii="Consolas" w:eastAsia="Times New Roman" w:hAnsi="Consolas" w:cs="Times New Roman"/>
-          <w:color w:val="9CDCFE"/>
-          <w:sz w:val="21"/>
-          <w:szCs w:val="21"/>
-          <w:lang w:val="en-US" w:eastAsia="en-US"/>
-        </w:rPr>
-        <w:t>app</w:t>
-      </w:r>
-    </w:p>
-    <w:p>
-      <w:pPr>
-        <w:shd w:val="clear" w:color="auto" w:fill="1F1F1F"/>
-        <w:spacing w:line="285" w:lineRule="atLeast"/>
-        <w:ind w:left="720"/>
-        <w:rPr>
-          <w:rFonts w:ascii="Consolas" w:eastAsia="Times New Roman" w:hAnsi="Consolas" w:cs="Times New Roman"/>
-          <w:color w:val="CCCCCC"/>
-          <w:sz w:val="21"/>
-          <w:szCs w:val="21"/>
-          <w:lang w:val="en-US" w:eastAsia="en-US"/>
-        </w:rPr>
-      </w:pPr>
-    </w:p>
-    <w:p>
-      <w:pPr>
-        <w:shd w:val="clear" w:color="auto" w:fill="1F1F1F"/>
-        <w:spacing w:line="285" w:lineRule="atLeast"/>
-        <w:ind w:left="720"/>
-        <w:rPr>
-          <w:rFonts w:ascii="Consolas" w:eastAsia="Times New Roman" w:hAnsi="Consolas" w:cs="Times New Roman"/>
-          <w:color w:val="CCCCCC"/>
-          <w:sz w:val="21"/>
-          <w:szCs w:val="21"/>
-          <w:lang w:val="en-US" w:eastAsia="en-US"/>
-        </w:rPr>
-      </w:pPr>
-      <w:r>
-        <w:rPr>
-          <w:rFonts w:ascii="Consolas" w:eastAsia="Times New Roman" w:hAnsi="Consolas" w:cs="Times New Roman"/>
-          <w:color w:val="CCCCCC"/>
-          <w:sz w:val="21"/>
-          <w:szCs w:val="21"/>
-          <w:lang w:val="en-US" w:eastAsia="en-US"/>
-        </w:rPr>
-        <w:t xml:space="preserve">    </w:t>
-      </w:r>
-      <w:r>
-        <w:rPr>
-          <w:rFonts w:ascii="Consolas" w:eastAsia="Times New Roman" w:hAnsi="Consolas" w:cs="Times New Roman"/>
-          <w:color w:val="6A9955"/>
-          <w:sz w:val="21"/>
-          <w:szCs w:val="21"/>
-          <w:lang w:val="en-US" w:eastAsia="en-US"/>
-        </w:rPr>
-        <w:t>// sites.js from the BM</w:t>
-      </w:r>
-    </w:p>
-    <w:p>
-      <w:pPr>
-        <w:shd w:val="clear" w:color="auto" w:fill="1F1F1F"/>
-        <w:spacing w:line="285" w:lineRule="atLeast"/>
-        <w:ind w:left="720"/>
-        <w:rPr>
-          <w:rFonts w:ascii="Consolas" w:eastAsia="Times New Roman" w:hAnsi="Consolas" w:cs="Times New Roman"/>
-          <w:color w:val="CCCCCC"/>
-          <w:sz w:val="21"/>
-          <w:szCs w:val="21"/>
-          <w:lang w:val="en-US" w:eastAsia="en-US"/>
-        </w:rPr>
-      </w:pPr>
-      <w:r>
-        <w:rPr>
-          <w:rFonts w:ascii="Consolas" w:eastAsia="Times New Roman" w:hAnsi="Consolas" w:cs="Times New Roman"/>
-          <w:color w:val="CCCCCC"/>
-          <w:sz w:val="21"/>
-          <w:szCs w:val="21"/>
-          <w:lang w:val="en-US" w:eastAsia="en-US"/>
-        </w:rPr>
-        <w:t xml:space="preserve">    </w:t>
-      </w:r>
-      <w:proofErr w:type="spellStart"/>
-      <w:r>
-        <w:rPr>
-          <w:rFonts w:ascii="Consolas" w:eastAsia="Times New Roman" w:hAnsi="Consolas" w:cs="Times New Roman"/>
-          <w:color w:val="DCDCAA"/>
-          <w:sz w:val="21"/>
-          <w:szCs w:val="21"/>
-          <w:lang w:val="en-US" w:eastAsia="en-US"/>
-        </w:rPr>
-        <w:t>getSupportedCountries</w:t>
-      </w:r>
-      <w:proofErr w:type="spellEnd"/>
-      <w:r>
-        <w:rPr>
-          <w:rFonts w:ascii="Consolas" w:eastAsia="Times New Roman" w:hAnsi="Consolas" w:cs="Times New Roman"/>
-          <w:color w:val="CCCCCC"/>
-          <w:sz w:val="21"/>
-          <w:szCs w:val="21"/>
-          <w:lang w:val="en-US" w:eastAsia="en-US"/>
-        </w:rPr>
-        <w:t>()</w:t>
-      </w:r>
-    </w:p>
-    <w:p>
-      <w:pPr>
-        <w:shd w:val="clear" w:color="auto" w:fill="1F1F1F"/>
-        <w:spacing w:line="285" w:lineRule="atLeast"/>
-        <w:ind w:left="720"/>
-        <w:rPr>
-          <w:rFonts w:ascii="Consolas" w:eastAsia="Times New Roman" w:hAnsi="Consolas" w:cs="Times New Roman"/>
-          <w:color w:val="CCCCCC"/>
-          <w:sz w:val="21"/>
-          <w:szCs w:val="21"/>
-          <w:lang w:val="en-US" w:eastAsia="en-US"/>
-        </w:rPr>
-      </w:pPr>
-      <w:r>
-        <w:rPr>
-          <w:rFonts w:ascii="Consolas" w:eastAsia="Times New Roman" w:hAnsi="Consolas" w:cs="Times New Roman"/>
-          <w:color w:val="CCCCCC"/>
-          <w:sz w:val="21"/>
-          <w:szCs w:val="21"/>
-          <w:lang w:val="en-US" w:eastAsia="en-US"/>
-        </w:rPr>
-        <w:t>        .</w:t>
-      </w:r>
-      <w:r>
-        <w:rPr>
-          <w:rFonts w:ascii="Consolas" w:eastAsia="Times New Roman" w:hAnsi="Consolas" w:cs="Times New Roman"/>
-          <w:color w:val="DCDCAA"/>
-          <w:sz w:val="21"/>
-          <w:szCs w:val="21"/>
-          <w:lang w:val="en-US" w:eastAsia="en-US"/>
-        </w:rPr>
-        <w:t>then</w:t>
-      </w:r>
-      <w:r>
-        <w:rPr>
-          <w:rFonts w:ascii="Consolas" w:eastAsia="Times New Roman" w:hAnsi="Consolas" w:cs="Times New Roman"/>
-          <w:color w:val="CCCCCC"/>
-          <w:sz w:val="21"/>
-          <w:szCs w:val="21"/>
-          <w:lang w:val="en-US" w:eastAsia="en-US"/>
-        </w:rPr>
-        <w:t>((</w:t>
-      </w:r>
-      <w:r>
-        <w:rPr>
-          <w:rFonts w:ascii="Consolas" w:eastAsia="Times New Roman" w:hAnsi="Consolas" w:cs="Times New Roman"/>
-          <w:color w:val="9CDCFE"/>
-          <w:sz w:val="21"/>
-          <w:szCs w:val="21"/>
-          <w:lang w:val="en-US" w:eastAsia="en-US"/>
-        </w:rPr>
-        <w:t>response</w:t>
-      </w:r>
-      <w:r>
-        <w:rPr>
-          <w:rFonts w:ascii="Consolas" w:eastAsia="Times New Roman" w:hAnsi="Consolas" w:cs="Times New Roman"/>
-          <w:color w:val="CCCCCC"/>
-          <w:sz w:val="21"/>
-          <w:szCs w:val="21"/>
-          <w:lang w:val="en-US" w:eastAsia="en-US"/>
-        </w:rPr>
-        <w:t xml:space="preserve">) </w:t>
-      </w:r>
-      <w:r>
-        <w:rPr>
-          <w:rFonts w:ascii="Consolas" w:eastAsia="Times New Roman" w:hAnsi="Consolas" w:cs="Times New Roman"/>
-          <w:color w:val="569CD6"/>
-          <w:sz w:val="21"/>
-          <w:szCs w:val="21"/>
-          <w:lang w:val="en-US" w:eastAsia="en-US"/>
-        </w:rPr>
-        <w:t>=&gt;</w:t>
-      </w:r>
-      <w:r>
-        <w:rPr>
-          <w:rFonts w:ascii="Consolas" w:eastAsia="Times New Roman" w:hAnsi="Consolas" w:cs="Times New Roman"/>
-          <w:color w:val="CCCCCC"/>
-          <w:sz w:val="21"/>
-          <w:szCs w:val="21"/>
-          <w:lang w:val="en-US" w:eastAsia="en-US"/>
-        </w:rPr>
-        <w:t xml:space="preserve"> </w:t>
-      </w:r>
-      <w:proofErr w:type="spellStart"/>
-      <w:r>
-        <w:rPr>
-          <w:rFonts w:ascii="Consolas" w:eastAsia="Times New Roman" w:hAnsi="Consolas" w:cs="Times New Roman"/>
-          <w:color w:val="9CDCFE"/>
-          <w:sz w:val="21"/>
-          <w:szCs w:val="21"/>
-          <w:lang w:val="en-US" w:eastAsia="en-US"/>
-        </w:rPr>
-        <w:t>response</w:t>
-      </w:r>
-      <w:r>
-        <w:rPr>
-          <w:rFonts w:ascii="Consolas" w:eastAsia="Times New Roman" w:hAnsi="Consolas" w:cs="Times New Roman"/>
-          <w:color w:val="CCCCCC"/>
-          <w:sz w:val="21"/>
-          <w:szCs w:val="21"/>
-          <w:lang w:val="en-US" w:eastAsia="en-US"/>
-        </w:rPr>
-        <w:t>.</w:t>
-      </w:r>
-      <w:r>
-        <w:rPr>
-          <w:rFonts w:ascii="Consolas" w:eastAsia="Times New Roman" w:hAnsi="Consolas" w:cs="Times New Roman"/>
-          <w:color w:val="DCDCAA"/>
-          <w:sz w:val="21"/>
-          <w:szCs w:val="21"/>
-          <w:lang w:val="en-US" w:eastAsia="en-US"/>
-        </w:rPr>
-        <w:t>json</w:t>
-      </w:r>
-      <w:proofErr w:type="spellEnd"/>
-      <w:r>
-        <w:rPr>
-          <w:rFonts w:ascii="Consolas" w:eastAsia="Times New Roman" w:hAnsi="Consolas" w:cs="Times New Roman"/>
-          <w:color w:val="CCCCCC"/>
-          <w:sz w:val="21"/>
-          <w:szCs w:val="21"/>
-          <w:lang w:val="en-US" w:eastAsia="en-US"/>
-        </w:rPr>
-        <w:t>())</w:t>
-      </w:r>
-    </w:p>
-    <w:p>
-      <w:pPr>
-        <w:shd w:val="clear" w:color="auto" w:fill="1F1F1F"/>
-        <w:spacing w:line="285" w:lineRule="atLeast"/>
-        <w:ind w:left="720"/>
-        <w:rPr>
-          <w:rFonts w:ascii="Consolas" w:eastAsia="Times New Roman" w:hAnsi="Consolas" w:cs="Times New Roman"/>
-          <w:color w:val="CCCCCC"/>
-          <w:sz w:val="21"/>
-          <w:szCs w:val="21"/>
-          <w:lang w:val="en-US" w:eastAsia="en-US"/>
-        </w:rPr>
-      </w:pPr>
-      <w:r>
-        <w:rPr>
-          <w:rFonts w:ascii="Consolas" w:eastAsia="Times New Roman" w:hAnsi="Consolas" w:cs="Times New Roman"/>
-          <w:color w:val="CCCCCC"/>
-          <w:sz w:val="21"/>
-          <w:szCs w:val="21"/>
-          <w:lang w:val="en-US" w:eastAsia="en-US"/>
-        </w:rPr>
-        <w:t>        .</w:t>
-      </w:r>
-      <w:r>
-        <w:rPr>
-          <w:rFonts w:ascii="Consolas" w:eastAsia="Times New Roman" w:hAnsi="Consolas" w:cs="Times New Roman"/>
-          <w:color w:val="DCDCAA"/>
-          <w:sz w:val="21"/>
-          <w:szCs w:val="21"/>
-          <w:lang w:val="en-US" w:eastAsia="en-US"/>
-        </w:rPr>
-        <w:t>then</w:t>
-      </w:r>
-      <w:r>
-        <w:rPr>
-          <w:rFonts w:ascii="Consolas" w:eastAsia="Times New Roman" w:hAnsi="Consolas" w:cs="Times New Roman"/>
-          <w:color w:val="CCCCCC"/>
-          <w:sz w:val="21"/>
-          <w:szCs w:val="21"/>
-          <w:lang w:val="en-US" w:eastAsia="en-US"/>
-        </w:rPr>
-        <w:t>((</w:t>
-      </w:r>
-      <w:r>
-        <w:rPr>
-          <w:rFonts w:ascii="Consolas" w:eastAsia="Times New Roman" w:hAnsi="Consolas" w:cs="Times New Roman"/>
-          <w:color w:val="9CDCFE"/>
-          <w:sz w:val="21"/>
-          <w:szCs w:val="21"/>
-          <w:lang w:val="en-US" w:eastAsia="en-US"/>
-        </w:rPr>
-        <w:t>data</w:t>
-      </w:r>
-      <w:r>
-        <w:rPr>
-          <w:rFonts w:ascii="Consolas" w:eastAsia="Times New Roman" w:hAnsi="Consolas" w:cs="Times New Roman"/>
-          <w:color w:val="CCCCCC"/>
-          <w:sz w:val="21"/>
-          <w:szCs w:val="21"/>
-          <w:lang w:val="en-US" w:eastAsia="en-US"/>
-        </w:rPr>
-        <w:t xml:space="preserve">) </w:t>
-      </w:r>
-      <w:r>
-        <w:rPr>
-          <w:rFonts w:ascii="Consolas" w:eastAsia="Times New Roman" w:hAnsi="Consolas" w:cs="Times New Roman"/>
-          <w:color w:val="569CD6"/>
-          <w:sz w:val="21"/>
-          <w:szCs w:val="21"/>
-          <w:lang w:val="en-US" w:eastAsia="en-US"/>
-        </w:rPr>
-        <w:t>=&gt;</w:t>
-      </w:r>
-      <w:r>
-        <w:rPr>
-          <w:rFonts w:ascii="Consolas" w:eastAsia="Times New Roman" w:hAnsi="Consolas" w:cs="Times New Roman"/>
-          <w:color w:val="CCCCCC"/>
-          <w:sz w:val="21"/>
-          <w:szCs w:val="21"/>
-          <w:lang w:val="en-US" w:eastAsia="en-US"/>
-        </w:rPr>
-        <w:t xml:space="preserve"> (</w:t>
-      </w:r>
-      <w:proofErr w:type="spellStart"/>
-      <w:r>
-        <w:rPr>
-          <w:rFonts w:ascii="Consolas" w:eastAsia="Times New Roman" w:hAnsi="Consolas" w:cs="Times New Roman"/>
-          <w:color w:val="9CDCFE"/>
-          <w:sz w:val="21"/>
-          <w:szCs w:val="21"/>
-          <w:lang w:val="en-US" w:eastAsia="en-US"/>
-        </w:rPr>
-        <w:t>sitesFromConfig</w:t>
-      </w:r>
-      <w:r>
-        <w:rPr>
-          <w:rFonts w:ascii="Consolas" w:eastAsia="Times New Roman" w:hAnsi="Consolas" w:cs="Times New Roman"/>
-          <w:color w:val="CCCCCC"/>
-          <w:sz w:val="21"/>
-          <w:szCs w:val="21"/>
-          <w:lang w:val="en-US" w:eastAsia="en-US"/>
-        </w:rPr>
-        <w:t>.</w:t>
-      </w:r>
-      <w:r>
-        <w:rPr>
-          <w:rFonts w:ascii="Consolas" w:eastAsia="Times New Roman" w:hAnsi="Consolas" w:cs="Times New Roman"/>
-          <w:color w:val="9CDCFE"/>
-          <w:sz w:val="21"/>
-          <w:szCs w:val="21"/>
-          <w:lang w:val="en-US" w:eastAsia="en-US"/>
-        </w:rPr>
-        <w:t>sites</w:t>
-      </w:r>
-      <w:proofErr w:type="spellEnd"/>
-      <w:r>
-        <w:rPr>
-          <w:rFonts w:ascii="Consolas" w:eastAsia="Times New Roman" w:hAnsi="Consolas" w:cs="Times New Roman"/>
-          <w:color w:val="CCCCCC"/>
-          <w:sz w:val="21"/>
-          <w:szCs w:val="21"/>
-          <w:lang w:val="en-US" w:eastAsia="en-US"/>
-        </w:rPr>
-        <w:t xml:space="preserve"> </w:t>
-      </w:r>
-      <w:r>
-        <w:rPr>
-          <w:rFonts w:ascii="Consolas" w:eastAsia="Times New Roman" w:hAnsi="Consolas" w:cs="Times New Roman"/>
-          <w:color w:val="D4D4D4"/>
-          <w:sz w:val="21"/>
-          <w:szCs w:val="21"/>
-          <w:lang w:val="en-US" w:eastAsia="en-US"/>
-        </w:rPr>
-        <w:t>=</w:t>
-      </w:r>
-      <w:r>
-        <w:rPr>
-          <w:rFonts w:ascii="Consolas" w:eastAsia="Times New Roman" w:hAnsi="Consolas" w:cs="Times New Roman"/>
-          <w:color w:val="CCCCCC"/>
-          <w:sz w:val="21"/>
-          <w:szCs w:val="21"/>
-          <w:lang w:val="en-US" w:eastAsia="en-US"/>
-        </w:rPr>
-        <w:t xml:space="preserve"> </w:t>
-      </w:r>
-      <w:proofErr w:type="spellStart"/>
-      <w:r>
-        <w:rPr>
-          <w:rFonts w:ascii="Consolas" w:eastAsia="Times New Roman" w:hAnsi="Consolas" w:cs="Times New Roman"/>
-          <w:color w:val="9CDCFE"/>
-          <w:sz w:val="21"/>
-          <w:szCs w:val="21"/>
-          <w:lang w:val="en-US" w:eastAsia="en-US"/>
-        </w:rPr>
-        <w:t>data</w:t>
-      </w:r>
-      <w:r>
-        <w:rPr>
-          <w:rFonts w:ascii="Consolas" w:eastAsia="Times New Roman" w:hAnsi="Consolas" w:cs="Times New Roman"/>
-          <w:color w:val="CCCCCC"/>
-          <w:sz w:val="21"/>
-          <w:szCs w:val="21"/>
-          <w:lang w:val="en-US" w:eastAsia="en-US"/>
-        </w:rPr>
-        <w:t>.</w:t>
-      </w:r>
-      <w:r>
-        <w:rPr>
-          <w:rFonts w:ascii="Consolas" w:eastAsia="Times New Roman" w:hAnsi="Consolas" w:cs="Times New Roman"/>
-          <w:color w:val="9CDCFE"/>
-          <w:sz w:val="21"/>
-          <w:szCs w:val="21"/>
-          <w:lang w:val="en-US" w:eastAsia="en-US"/>
-        </w:rPr>
-        <w:t>allowedCountries</w:t>
-      </w:r>
-      <w:proofErr w:type="spellEnd"/>
-      <w:r>
-        <w:rPr>
-          <w:rFonts w:ascii="Consolas" w:eastAsia="Times New Roman" w:hAnsi="Consolas" w:cs="Times New Roman"/>
-          <w:color w:val="CCCCCC"/>
-          <w:sz w:val="21"/>
-          <w:szCs w:val="21"/>
-          <w:lang w:val="en-US" w:eastAsia="en-US"/>
-        </w:rPr>
-        <w:t>))</w:t>
-      </w:r>
-    </w:p>
-    <w:p>
-      <w:pPr>
-        <w:shd w:val="clear" w:color="auto" w:fill="1F1F1F"/>
-        <w:spacing w:line="285" w:lineRule="atLeast"/>
-        <w:ind w:left="720"/>
-        <w:rPr>
-          <w:rFonts w:ascii="Consolas" w:eastAsia="Times New Roman" w:hAnsi="Consolas" w:cs="Times New Roman"/>
-          <w:color w:val="CCCCCC"/>
-          <w:sz w:val="21"/>
-          <w:szCs w:val="21"/>
-          <w:lang w:val="en-US" w:eastAsia="en-US"/>
-        </w:rPr>
-      </w:pPr>
-    </w:p>
-    <w:p>
-      <w:pPr>
-        <w:shd w:val="clear" w:color="auto" w:fill="1F1F1F"/>
-        <w:spacing w:line="285" w:lineRule="atLeast"/>
-        <w:ind w:left="720"/>
-        <w:rPr>
-          <w:rFonts w:ascii="Consolas" w:eastAsia="Times New Roman" w:hAnsi="Consolas" w:cs="Times New Roman"/>
-          <w:color w:val="CCCCCC"/>
-          <w:sz w:val="21"/>
-          <w:szCs w:val="21"/>
-          <w:lang w:val="en-US" w:eastAsia="en-US"/>
-        </w:rPr>
-      </w:pPr>
-      <w:r>
-        <w:rPr>
-          <w:rFonts w:ascii="Consolas" w:eastAsia="Times New Roman" w:hAnsi="Consolas" w:cs="Times New Roman"/>
-          <w:color w:val="CCCCCC"/>
-          <w:sz w:val="21"/>
-          <w:szCs w:val="21"/>
-          <w:lang w:val="en-US" w:eastAsia="en-US"/>
-        </w:rPr>
-        <w:t xml:space="preserve">    </w:t>
-      </w:r>
-      <w:r>
-        <w:rPr>
-          <w:rFonts w:ascii="Consolas" w:eastAsia="Times New Roman" w:hAnsi="Consolas" w:cs="Times New Roman"/>
-          <w:color w:val="569CD6"/>
-          <w:sz w:val="21"/>
-          <w:szCs w:val="21"/>
-          <w:lang w:val="en-US" w:eastAsia="en-US"/>
-        </w:rPr>
-        <w:t>let</w:t>
-      </w:r>
-      <w:r>
-        <w:rPr>
-          <w:rFonts w:ascii="Consolas" w:eastAsia="Times New Roman" w:hAnsi="Consolas" w:cs="Times New Roman"/>
-          <w:color w:val="CCCCCC"/>
-          <w:sz w:val="21"/>
-          <w:szCs w:val="21"/>
-          <w:lang w:val="en-US" w:eastAsia="en-US"/>
-        </w:rPr>
-        <w:t xml:space="preserve"> {</w:t>
-      </w:r>
-      <w:r>
-        <w:rPr>
-          <w:rFonts w:ascii="Consolas" w:eastAsia="Times New Roman" w:hAnsi="Consolas" w:cs="Times New Roman"/>
-          <w:color w:val="9CDCFE"/>
-          <w:sz w:val="21"/>
-          <w:szCs w:val="21"/>
-          <w:lang w:val="en-US" w:eastAsia="en-US"/>
-        </w:rPr>
-        <w:t>sites</w:t>
-      </w:r>
-      <w:r>
-        <w:rPr>
-          <w:rFonts w:ascii="Consolas" w:eastAsia="Times New Roman" w:hAnsi="Consolas" w:cs="Times New Roman"/>
-          <w:color w:val="CCCCCC"/>
-          <w:sz w:val="21"/>
-          <w:szCs w:val="21"/>
-          <w:lang w:val="en-US" w:eastAsia="en-US"/>
-        </w:rPr>
-        <w:t xml:space="preserve"> </w:t>
-      </w:r>
-      <w:r>
-        <w:rPr>
-          <w:rFonts w:ascii="Consolas" w:eastAsia="Times New Roman" w:hAnsi="Consolas" w:cs="Times New Roman"/>
-          <w:color w:val="D4D4D4"/>
-          <w:sz w:val="21"/>
-          <w:szCs w:val="21"/>
-          <w:lang w:val="en-US" w:eastAsia="en-US"/>
-        </w:rPr>
-        <w:t>=</w:t>
-      </w:r>
-      <w:r>
-        <w:rPr>
-          <w:rFonts w:ascii="Consolas" w:eastAsia="Times New Roman" w:hAnsi="Consolas" w:cs="Times New Roman"/>
-          <w:color w:val="CCCCCC"/>
-          <w:sz w:val="21"/>
-          <w:szCs w:val="21"/>
-          <w:lang w:val="en-US" w:eastAsia="en-US"/>
-        </w:rPr>
-        <w:t xml:space="preserve"> [], </w:t>
-      </w:r>
-      <w:proofErr w:type="spellStart"/>
-      <w:r>
-        <w:rPr>
-          <w:rFonts w:ascii="Consolas" w:eastAsia="Times New Roman" w:hAnsi="Consolas" w:cs="Times New Roman"/>
-          <w:color w:val="9CDCFE"/>
-          <w:sz w:val="21"/>
-          <w:szCs w:val="21"/>
-          <w:lang w:val="en-US" w:eastAsia="en-US"/>
-        </w:rPr>
-        <w:t>siteAliases</w:t>
-      </w:r>
-      <w:proofErr w:type="spellEnd"/>
-      <w:r>
-        <w:rPr>
-          <w:rFonts w:ascii="Consolas" w:eastAsia="Times New Roman" w:hAnsi="Consolas" w:cs="Times New Roman"/>
-          <w:color w:val="CCCCCC"/>
-          <w:sz w:val="21"/>
-          <w:szCs w:val="21"/>
-          <w:lang w:val="en-US" w:eastAsia="en-US"/>
-        </w:rPr>
-        <w:t xml:space="preserve"> </w:t>
-      </w:r>
-      <w:r>
-        <w:rPr>
-          <w:rFonts w:ascii="Consolas" w:eastAsia="Times New Roman" w:hAnsi="Consolas" w:cs="Times New Roman"/>
-          <w:color w:val="D4D4D4"/>
-          <w:sz w:val="21"/>
-          <w:szCs w:val="21"/>
-          <w:lang w:val="en-US" w:eastAsia="en-US"/>
-        </w:rPr>
-        <w:t>=</w:t>
-      </w:r>
-      <w:r>
-        <w:rPr>
-          <w:rFonts w:ascii="Consolas" w:eastAsia="Times New Roman" w:hAnsi="Consolas" w:cs="Times New Roman"/>
-          <w:color w:val="CCCCCC"/>
-          <w:sz w:val="21"/>
-          <w:szCs w:val="21"/>
-          <w:lang w:val="en-US" w:eastAsia="en-US"/>
-        </w:rPr>
-        <w:t xml:space="preserve"> {}} </w:t>
-      </w:r>
-      <w:r>
-        <w:rPr>
-          <w:rFonts w:ascii="Consolas" w:eastAsia="Times New Roman" w:hAnsi="Consolas" w:cs="Times New Roman"/>
-          <w:color w:val="D4D4D4"/>
-          <w:sz w:val="21"/>
-          <w:szCs w:val="21"/>
-          <w:lang w:val="en-US" w:eastAsia="en-US"/>
-        </w:rPr>
-        <w:t>=</w:t>
-      </w:r>
-      <w:r>
-        <w:rPr>
-          <w:rFonts w:ascii="Consolas" w:eastAsia="Times New Roman" w:hAnsi="Consolas" w:cs="Times New Roman"/>
-          <w:color w:val="CCCCCC"/>
-          <w:sz w:val="21"/>
-          <w:szCs w:val="21"/>
-          <w:lang w:val="en-US" w:eastAsia="en-US"/>
-        </w:rPr>
-        <w:t xml:space="preserve"> </w:t>
-      </w:r>
-      <w:proofErr w:type="spellStart"/>
-      <w:r>
-        <w:rPr>
-          <w:rFonts w:ascii="Consolas" w:eastAsia="Times New Roman" w:hAnsi="Consolas" w:cs="Times New Roman"/>
-          <w:color w:val="9CDCFE"/>
-          <w:sz w:val="21"/>
-          <w:szCs w:val="21"/>
-          <w:lang w:val="en-US" w:eastAsia="en-US"/>
-        </w:rPr>
-        <w:t>sitesFromConfig</w:t>
-      </w:r>
-      <w:proofErr w:type="spellEnd"/>
-      <w:r>
-        <w:rPr>
-          <w:rFonts w:ascii="Consolas" w:eastAsia="Times New Roman" w:hAnsi="Consolas" w:cs="Times New Roman"/>
-          <w:color w:val="CCCCCC"/>
-          <w:sz w:val="21"/>
-          <w:szCs w:val="21"/>
-          <w:lang w:val="en-US" w:eastAsia="en-US"/>
-        </w:rPr>
-        <w:t xml:space="preserve"> </w:t>
-      </w:r>
-      <w:r>
-        <w:rPr>
-          <w:rFonts w:ascii="Consolas" w:eastAsia="Times New Roman" w:hAnsi="Consolas" w:cs="Times New Roman"/>
-          <w:color w:val="D4D4D4"/>
-          <w:sz w:val="21"/>
-          <w:szCs w:val="21"/>
-          <w:lang w:val="en-US" w:eastAsia="en-US"/>
-        </w:rPr>
-        <w:t>||</w:t>
-      </w:r>
-      <w:r>
-        <w:rPr>
-          <w:rFonts w:ascii="Consolas" w:eastAsia="Times New Roman" w:hAnsi="Consolas" w:cs="Times New Roman"/>
-          <w:color w:val="CCCCCC"/>
-          <w:sz w:val="21"/>
-          <w:szCs w:val="21"/>
-          <w:lang w:val="en-US" w:eastAsia="en-US"/>
-        </w:rPr>
-        <w:t xml:space="preserve"> {}</w:t>
-      </w:r>
-    </w:p>
-    <w:p>
-      <w:pPr>
-        <w:shd w:val="clear" w:color="auto" w:fill="1F1F1F"/>
-        <w:spacing w:line="285" w:lineRule="atLeast"/>
-        <w:ind w:left="720"/>
-        <w:rPr>
-          <w:rFonts w:ascii="Consolas" w:eastAsia="Times New Roman" w:hAnsi="Consolas" w:cs="Times New Roman"/>
-          <w:color w:val="CCCCCC"/>
-          <w:sz w:val="21"/>
-          <w:szCs w:val="21"/>
-          <w:lang w:val="en-US" w:eastAsia="en-US"/>
-        </w:rPr>
-      </w:pPr>
-    </w:p>
-    <w:p>
-      <w:pPr>
-        <w:shd w:val="clear" w:color="auto" w:fill="1F1F1F"/>
-        <w:spacing w:line="285" w:lineRule="atLeast"/>
-        <w:ind w:left="720"/>
-        <w:rPr>
-          <w:rFonts w:ascii="Consolas" w:eastAsia="Times New Roman" w:hAnsi="Consolas" w:cs="Times New Roman"/>
-          <w:color w:val="CCCCCC"/>
-          <w:sz w:val="21"/>
-          <w:szCs w:val="21"/>
-          <w:lang w:val="en-US" w:eastAsia="en-US"/>
-        </w:rPr>
-      </w:pPr>
-      <w:r>
-        <w:rPr>
-          <w:rFonts w:ascii="Consolas" w:eastAsia="Times New Roman" w:hAnsi="Consolas" w:cs="Times New Roman"/>
-          <w:color w:val="CCCCCC"/>
-          <w:sz w:val="21"/>
-          <w:szCs w:val="21"/>
-          <w:lang w:val="en-US" w:eastAsia="en-US"/>
-        </w:rPr>
-        <w:t xml:space="preserve">    </w:t>
-      </w:r>
-      <w:r>
-        <w:rPr>
-          <w:rFonts w:ascii="Consolas" w:eastAsia="Times New Roman" w:hAnsi="Consolas" w:cs="Times New Roman"/>
-          <w:color w:val="C586C0"/>
-          <w:sz w:val="21"/>
-          <w:szCs w:val="21"/>
-          <w:lang w:val="en-US" w:eastAsia="en-US"/>
-        </w:rPr>
-        <w:t>if</w:t>
-      </w:r>
-      <w:r>
-        <w:rPr>
-          <w:rFonts w:ascii="Consolas" w:eastAsia="Times New Roman" w:hAnsi="Consolas" w:cs="Times New Roman"/>
-          <w:color w:val="CCCCCC"/>
-          <w:sz w:val="21"/>
-          <w:szCs w:val="21"/>
-          <w:lang w:val="en-US" w:eastAsia="en-US"/>
-        </w:rPr>
-        <w:t xml:space="preserve"> (</w:t>
-      </w:r>
-      <w:r>
-        <w:rPr>
-          <w:rFonts w:ascii="Consolas" w:eastAsia="Times New Roman" w:hAnsi="Consolas" w:cs="Times New Roman"/>
-          <w:color w:val="D4D4D4"/>
-          <w:sz w:val="21"/>
-          <w:szCs w:val="21"/>
-          <w:lang w:val="en-US" w:eastAsia="en-US"/>
-        </w:rPr>
-        <w:t>!</w:t>
-      </w:r>
-      <w:proofErr w:type="spellStart"/>
-      <w:r>
-        <w:rPr>
-          <w:rFonts w:ascii="Consolas" w:eastAsia="Times New Roman" w:hAnsi="Consolas" w:cs="Times New Roman"/>
-          <w:color w:val="9CDCFE"/>
-          <w:sz w:val="21"/>
-          <w:szCs w:val="21"/>
-          <w:lang w:val="en-US" w:eastAsia="en-US"/>
-        </w:rPr>
-        <w:t>sites</w:t>
-      </w:r>
-      <w:r>
-        <w:rPr>
-          <w:rFonts w:ascii="Consolas" w:eastAsia="Times New Roman" w:hAnsi="Consolas" w:cs="Times New Roman"/>
-          <w:color w:val="CCCCCC"/>
-          <w:sz w:val="21"/>
-          <w:szCs w:val="21"/>
-          <w:lang w:val="en-US" w:eastAsia="en-US"/>
-        </w:rPr>
-        <w:t>.</w:t>
-      </w:r>
-      <w:r>
-        <w:rPr>
-          <w:rFonts w:ascii="Consolas" w:eastAsia="Times New Roman" w:hAnsi="Consolas" w:cs="Times New Roman"/>
-          <w:color w:val="9CDCFE"/>
-          <w:sz w:val="21"/>
-          <w:szCs w:val="21"/>
-          <w:lang w:val="en-US" w:eastAsia="en-US"/>
-        </w:rPr>
-        <w:t>length</w:t>
-      </w:r>
-      <w:proofErr w:type="spellEnd"/>
-      <w:r>
-        <w:rPr>
-          <w:rFonts w:ascii="Consolas" w:eastAsia="Times New Roman" w:hAnsi="Consolas" w:cs="Times New Roman"/>
-          <w:color w:val="CCCCCC"/>
-          <w:sz w:val="21"/>
-          <w:szCs w:val="21"/>
-          <w:lang w:val="en-US" w:eastAsia="en-US"/>
-        </w:rPr>
-        <w:t>) {</w:t>
-      </w:r>
-    </w:p>
-    <w:p>
-      <w:pPr>
-        <w:shd w:val="clear" w:color="auto" w:fill="1F1F1F"/>
-        <w:spacing w:line="285" w:lineRule="atLeast"/>
-        <w:ind w:left="720"/>
-        <w:rPr>
-          <w:rFonts w:ascii="Consolas" w:eastAsia="Times New Roman" w:hAnsi="Consolas" w:cs="Times New Roman"/>
-          <w:color w:val="CCCCCC"/>
-          <w:sz w:val="21"/>
-          <w:szCs w:val="21"/>
-          <w:lang w:val="en-US" w:eastAsia="en-US"/>
-        </w:rPr>
-      </w:pPr>
-      <w:r>
-        <w:rPr>
-          <w:rFonts w:ascii="Consolas" w:eastAsia="Times New Roman" w:hAnsi="Consolas" w:cs="Times New Roman"/>
-          <w:color w:val="CCCCCC"/>
-          <w:sz w:val="21"/>
-          <w:szCs w:val="21"/>
-          <w:lang w:val="en-US" w:eastAsia="en-US"/>
-        </w:rPr>
-        <w:t xml:space="preserve">        </w:t>
-      </w:r>
-      <w:r>
-        <w:rPr>
-          <w:rFonts w:ascii="Consolas" w:eastAsia="Times New Roman" w:hAnsi="Consolas" w:cs="Times New Roman"/>
-          <w:color w:val="C586C0"/>
-          <w:sz w:val="21"/>
-          <w:szCs w:val="21"/>
-          <w:lang w:val="en-US" w:eastAsia="en-US"/>
-        </w:rPr>
-        <w:t>throw</w:t>
-      </w:r>
-      <w:r>
-        <w:rPr>
-          <w:rFonts w:ascii="Consolas" w:eastAsia="Times New Roman" w:hAnsi="Consolas" w:cs="Times New Roman"/>
-          <w:color w:val="CCCCCC"/>
-          <w:sz w:val="21"/>
-          <w:szCs w:val="21"/>
-          <w:lang w:val="en-US" w:eastAsia="en-US"/>
-        </w:rPr>
-        <w:t xml:space="preserve"> </w:t>
-      </w:r>
-      <w:r>
-        <w:rPr>
-          <w:rFonts w:ascii="Consolas" w:eastAsia="Times New Roman" w:hAnsi="Consolas" w:cs="Times New Roman"/>
-          <w:color w:val="569CD6"/>
-          <w:sz w:val="21"/>
-          <w:szCs w:val="21"/>
-          <w:lang w:val="en-US" w:eastAsia="en-US"/>
-        </w:rPr>
-        <w:t>new</w:t>
-      </w:r>
-      <w:r>
-        <w:rPr>
-          <w:rFonts w:ascii="Consolas" w:eastAsia="Times New Roman" w:hAnsi="Consolas" w:cs="Times New Roman"/>
-          <w:color w:val="CCCCCC"/>
-          <w:sz w:val="21"/>
-          <w:szCs w:val="21"/>
-          <w:lang w:val="en-US" w:eastAsia="en-US"/>
-        </w:rPr>
-        <w:t xml:space="preserve"> </w:t>
-      </w:r>
-      <w:r>
-        <w:rPr>
-          <w:rFonts w:ascii="Consolas" w:eastAsia="Times New Roman" w:hAnsi="Consolas" w:cs="Times New Roman"/>
-          <w:color w:val="4EC9B0"/>
-          <w:sz w:val="21"/>
-          <w:szCs w:val="21"/>
-          <w:lang w:val="en-US" w:eastAsia="en-US"/>
-        </w:rPr>
-        <w:t>Error</w:t>
-      </w:r>
-      <w:r>
-        <w:rPr>
-          <w:rFonts w:ascii="Consolas" w:eastAsia="Times New Roman" w:hAnsi="Consolas" w:cs="Times New Roman"/>
-          <w:color w:val="CCCCCC"/>
-          <w:sz w:val="21"/>
-          <w:szCs w:val="21"/>
-          <w:lang w:val="en-US" w:eastAsia="en-US"/>
-        </w:rPr>
-        <w:t>(</w:t>
-      </w:r>
-      <w:r>
-        <w:rPr>
-          <w:rFonts w:ascii="Consolas" w:eastAsia="Times New Roman" w:hAnsi="Consolas" w:cs="Times New Roman"/>
-          <w:color w:val="CE9178"/>
-          <w:sz w:val="21"/>
-          <w:szCs w:val="21"/>
-          <w:lang w:val="en-US" w:eastAsia="en-US"/>
-        </w:rPr>
-        <w:t>"Can't find any sites from the config. Please check your configuration"</w:t>
-      </w:r>
-      <w:r>
-        <w:rPr>
-          <w:rFonts w:ascii="Consolas" w:eastAsia="Times New Roman" w:hAnsi="Consolas" w:cs="Times New Roman"/>
-          <w:color w:val="CCCCCC"/>
-          <w:sz w:val="21"/>
-          <w:szCs w:val="21"/>
-          <w:lang w:val="en-US" w:eastAsia="en-US"/>
-        </w:rPr>
-        <w:t>)</w:t>
-      </w:r>
-    </w:p>
-    <w:p>
-      <w:pPr>
-        <w:shd w:val="clear" w:color="auto" w:fill="1F1F1F"/>
-        <w:spacing w:line="285" w:lineRule="atLeast"/>
-        <w:ind w:left="720"/>
-        <w:rPr>
-          <w:rFonts w:ascii="Consolas" w:eastAsia="Times New Roman" w:hAnsi="Consolas" w:cs="Times New Roman"/>
-          <w:color w:val="CCCCCC"/>
-          <w:sz w:val="21"/>
-          <w:szCs w:val="21"/>
-          <w:lang w:val="en-US" w:eastAsia="en-US"/>
-        </w:rPr>
-      </w:pPr>
-      <w:r>
-        <w:rPr>
-          <w:rFonts w:ascii="Consolas" w:eastAsia="Times New Roman" w:hAnsi="Consolas" w:cs="Times New Roman"/>
-          <w:color w:val="CCCCCC"/>
-          <w:sz w:val="21"/>
-          <w:szCs w:val="21"/>
-          <w:lang w:val="en-US" w:eastAsia="en-US"/>
-        </w:rPr>
-        <w:t>    }</w:t>
-      </w:r>
-    </w:p>
-    <w:p>
-      <w:pPr>
-        <w:shd w:val="clear" w:color="auto" w:fill="1F1F1F"/>
-        <w:spacing w:line="285" w:lineRule="atLeast"/>
-        <w:ind w:left="720"/>
-        <w:rPr>
-          <w:rFonts w:ascii="Consolas" w:eastAsia="Times New Roman" w:hAnsi="Consolas" w:cs="Times New Roman"/>
-          <w:color w:val="CCCCCC"/>
-          <w:sz w:val="21"/>
-          <w:szCs w:val="21"/>
-          <w:lang w:val="en-US" w:eastAsia="en-US"/>
-        </w:rPr>
-      </w:pPr>
-    </w:p>
-    <w:p>
-      <w:pPr>
-        <w:shd w:val="clear" w:color="auto" w:fill="1F1F1F"/>
-        <w:spacing w:line="285" w:lineRule="atLeast"/>
-        <w:ind w:left="720"/>
-        <w:rPr>
-          <w:rFonts w:ascii="Consolas" w:eastAsia="Times New Roman" w:hAnsi="Consolas" w:cs="Times New Roman"/>
-          <w:color w:val="CCCCCC"/>
-          <w:sz w:val="21"/>
-          <w:szCs w:val="21"/>
-          <w:lang w:val="en-US" w:eastAsia="en-US"/>
-        </w:rPr>
-      </w:pPr>
-      <w:r>
-        <w:rPr>
-          <w:rFonts w:ascii="Consolas" w:eastAsia="Times New Roman" w:hAnsi="Consolas" w:cs="Times New Roman"/>
-          <w:color w:val="CCCCCC"/>
-          <w:sz w:val="21"/>
-          <w:szCs w:val="21"/>
-          <w:lang w:val="en-US" w:eastAsia="en-US"/>
-        </w:rPr>
-        <w:t xml:space="preserve">    </w:t>
-      </w:r>
-      <w:r>
-        <w:rPr>
-          <w:rFonts w:ascii="Consolas" w:eastAsia="Times New Roman" w:hAnsi="Consolas" w:cs="Times New Roman"/>
-          <w:color w:val="C586C0"/>
-          <w:sz w:val="21"/>
-          <w:szCs w:val="21"/>
-          <w:lang w:val="en-US" w:eastAsia="en-US"/>
-        </w:rPr>
-        <w:t>return</w:t>
-      </w:r>
-      <w:r>
-        <w:rPr>
-          <w:rFonts w:ascii="Consolas" w:eastAsia="Times New Roman" w:hAnsi="Consolas" w:cs="Times New Roman"/>
-          <w:color w:val="CCCCCC"/>
-          <w:sz w:val="21"/>
-          <w:szCs w:val="21"/>
-          <w:lang w:val="en-US" w:eastAsia="en-US"/>
-        </w:rPr>
-        <w:t xml:space="preserve"> </w:t>
-      </w:r>
-      <w:proofErr w:type="spellStart"/>
-      <w:r>
-        <w:rPr>
-          <w:rFonts w:ascii="Consolas" w:eastAsia="Times New Roman" w:hAnsi="Consolas" w:cs="Times New Roman"/>
-          <w:color w:val="9CDCFE"/>
-          <w:sz w:val="21"/>
-          <w:szCs w:val="21"/>
-          <w:lang w:val="en-US" w:eastAsia="en-US"/>
-        </w:rPr>
-        <w:t>sites</w:t>
-      </w:r>
-      <w:r>
-        <w:rPr>
-          <w:rFonts w:ascii="Consolas" w:eastAsia="Times New Roman" w:hAnsi="Consolas" w:cs="Times New Roman"/>
-          <w:color w:val="CCCCCC"/>
-          <w:sz w:val="21"/>
-          <w:szCs w:val="21"/>
-          <w:lang w:val="en-US" w:eastAsia="en-US"/>
-        </w:rPr>
-        <w:t>.</w:t>
-      </w:r>
-      <w:r>
-        <w:rPr>
-          <w:rFonts w:ascii="Consolas" w:eastAsia="Times New Roman" w:hAnsi="Consolas" w:cs="Times New Roman"/>
-          <w:color w:val="DCDCAA"/>
-          <w:sz w:val="21"/>
-          <w:szCs w:val="21"/>
-          <w:lang w:val="en-US" w:eastAsia="en-US"/>
-        </w:rPr>
-        <w:t>map</w:t>
-      </w:r>
-      <w:proofErr w:type="spellEnd"/>
-      <w:r>
-        <w:rPr>
-          <w:rFonts w:ascii="Consolas" w:eastAsia="Times New Roman" w:hAnsi="Consolas" w:cs="Times New Roman"/>
-          <w:color w:val="CCCCCC"/>
-          <w:sz w:val="21"/>
-          <w:szCs w:val="21"/>
-          <w:lang w:val="en-US" w:eastAsia="en-US"/>
-        </w:rPr>
-        <w:t>((</w:t>
-      </w:r>
-      <w:r>
-        <w:rPr>
-          <w:rFonts w:ascii="Consolas" w:eastAsia="Times New Roman" w:hAnsi="Consolas" w:cs="Times New Roman"/>
-          <w:color w:val="9CDCFE"/>
-          <w:sz w:val="21"/>
-          <w:szCs w:val="21"/>
-          <w:lang w:val="en-US" w:eastAsia="en-US"/>
-        </w:rPr>
-        <w:t>site</w:t>
-      </w:r>
-      <w:r>
-        <w:rPr>
-          <w:rFonts w:ascii="Consolas" w:eastAsia="Times New Roman" w:hAnsi="Consolas" w:cs="Times New Roman"/>
-          <w:color w:val="CCCCCC"/>
-          <w:sz w:val="21"/>
-          <w:szCs w:val="21"/>
-          <w:lang w:val="en-US" w:eastAsia="en-US"/>
-        </w:rPr>
-        <w:t xml:space="preserve">) </w:t>
-      </w:r>
-      <w:r>
-        <w:rPr>
-          <w:rFonts w:ascii="Consolas" w:eastAsia="Times New Roman" w:hAnsi="Consolas" w:cs="Times New Roman"/>
-          <w:color w:val="569CD6"/>
-          <w:sz w:val="21"/>
-          <w:szCs w:val="21"/>
-          <w:lang w:val="en-US" w:eastAsia="en-US"/>
-        </w:rPr>
-        <w:t>=&gt;</w:t>
-      </w:r>
-      <w:r>
-        <w:rPr>
-          <w:rFonts w:ascii="Consolas" w:eastAsia="Times New Roman" w:hAnsi="Consolas" w:cs="Times New Roman"/>
-          <w:color w:val="CCCCCC"/>
-          <w:sz w:val="21"/>
-          <w:szCs w:val="21"/>
-          <w:lang w:val="en-US" w:eastAsia="en-US"/>
-        </w:rPr>
-        <w:t xml:space="preserve"> {</w:t>
-      </w:r>
-    </w:p>
-    <w:p>
-      <w:pPr>
-        <w:shd w:val="clear" w:color="auto" w:fill="1F1F1F"/>
-        <w:spacing w:line="285" w:lineRule="atLeast"/>
-        <w:ind w:left="720"/>
-        <w:rPr>
-          <w:rFonts w:ascii="Consolas" w:eastAsia="Times New Roman" w:hAnsi="Consolas" w:cs="Times New Roman"/>
-          <w:color w:val="CCCCCC"/>
-          <w:sz w:val="21"/>
-          <w:szCs w:val="21"/>
-          <w:lang w:val="en-US" w:eastAsia="en-US"/>
-        </w:rPr>
-      </w:pPr>
-      <w:r>
-        <w:rPr>
-          <w:rFonts w:ascii="Consolas" w:eastAsia="Times New Roman" w:hAnsi="Consolas" w:cs="Times New Roman"/>
-          <w:color w:val="CCCCCC"/>
-          <w:sz w:val="21"/>
-          <w:szCs w:val="21"/>
-          <w:lang w:val="en-US" w:eastAsia="en-US"/>
-        </w:rPr>
-        <w:t xml:space="preserve">        </w:t>
-      </w:r>
-      <w:r>
-        <w:rPr>
-          <w:rFonts w:ascii="Consolas" w:eastAsia="Times New Roman" w:hAnsi="Consolas" w:cs="Times New Roman"/>
-          <w:color w:val="569CD6"/>
-          <w:sz w:val="21"/>
-          <w:szCs w:val="21"/>
-          <w:lang w:val="en-US" w:eastAsia="en-US"/>
-        </w:rPr>
-        <w:t>const</w:t>
-      </w:r>
-      <w:r>
-        <w:rPr>
-          <w:rFonts w:ascii="Consolas" w:eastAsia="Times New Roman" w:hAnsi="Consolas" w:cs="Times New Roman"/>
-          <w:color w:val="CCCCCC"/>
-          <w:sz w:val="21"/>
-          <w:szCs w:val="21"/>
-          <w:lang w:val="en-US" w:eastAsia="en-US"/>
-        </w:rPr>
-        <w:t xml:space="preserve"> </w:t>
-      </w:r>
-      <w:r>
-        <w:rPr>
-          <w:rFonts w:ascii="Consolas" w:eastAsia="Times New Roman" w:hAnsi="Consolas" w:cs="Times New Roman"/>
-          <w:color w:val="4FC1FF"/>
-          <w:sz w:val="21"/>
-          <w:szCs w:val="21"/>
-          <w:lang w:val="en-US" w:eastAsia="en-US"/>
-        </w:rPr>
-        <w:t>alias</w:t>
-      </w:r>
-      <w:r>
-        <w:rPr>
-          <w:rFonts w:ascii="Consolas" w:eastAsia="Times New Roman" w:hAnsi="Consolas" w:cs="Times New Roman"/>
-          <w:color w:val="CCCCCC"/>
-          <w:sz w:val="21"/>
-          <w:szCs w:val="21"/>
-          <w:lang w:val="en-US" w:eastAsia="en-US"/>
-        </w:rPr>
-        <w:t xml:space="preserve"> </w:t>
-      </w:r>
-      <w:r>
-        <w:rPr>
-          <w:rFonts w:ascii="Consolas" w:eastAsia="Times New Roman" w:hAnsi="Consolas" w:cs="Times New Roman"/>
-          <w:color w:val="D4D4D4"/>
-          <w:sz w:val="21"/>
-          <w:szCs w:val="21"/>
-          <w:lang w:val="en-US" w:eastAsia="en-US"/>
-        </w:rPr>
-        <w:t>=</w:t>
-      </w:r>
-      <w:r>
-        <w:rPr>
-          <w:rFonts w:ascii="Consolas" w:eastAsia="Times New Roman" w:hAnsi="Consolas" w:cs="Times New Roman"/>
-          <w:color w:val="CCCCCC"/>
-          <w:sz w:val="21"/>
-          <w:szCs w:val="21"/>
-          <w:lang w:val="en-US" w:eastAsia="en-US"/>
-        </w:rPr>
-        <w:t xml:space="preserve"> </w:t>
-      </w:r>
-      <w:proofErr w:type="spellStart"/>
-      <w:r>
-        <w:rPr>
-          <w:rFonts w:ascii="Consolas" w:eastAsia="Times New Roman" w:hAnsi="Consolas" w:cs="Times New Roman"/>
-          <w:color w:val="9CDCFE"/>
-          <w:sz w:val="21"/>
-          <w:szCs w:val="21"/>
-          <w:lang w:val="en-US" w:eastAsia="en-US"/>
-        </w:rPr>
-        <w:t>siteAliases</w:t>
-      </w:r>
-      <w:proofErr w:type="spellEnd"/>
-      <w:r>
-        <w:rPr>
-          <w:rFonts w:ascii="Consolas" w:eastAsia="Times New Roman" w:hAnsi="Consolas" w:cs="Times New Roman"/>
-          <w:color w:val="CCCCCC"/>
-          <w:sz w:val="21"/>
-          <w:szCs w:val="21"/>
-          <w:lang w:val="en-US" w:eastAsia="en-US"/>
-        </w:rPr>
-        <w:t>[</w:t>
-      </w:r>
-      <w:r>
-        <w:rPr>
-          <w:rFonts w:ascii="Consolas" w:eastAsia="Times New Roman" w:hAnsi="Consolas" w:cs="Times New Roman"/>
-          <w:color w:val="9CDCFE"/>
-          <w:sz w:val="21"/>
-          <w:szCs w:val="21"/>
-          <w:lang w:val="en-US" w:eastAsia="en-US"/>
-        </w:rPr>
-        <w:t>site</w:t>
-      </w:r>
-      <w:r>
-        <w:rPr>
-          <w:rFonts w:ascii="Consolas" w:eastAsia="Times New Roman" w:hAnsi="Consolas" w:cs="Times New Roman"/>
-          <w:color w:val="CCCCCC"/>
-          <w:sz w:val="21"/>
-          <w:szCs w:val="21"/>
-          <w:lang w:val="en-US" w:eastAsia="en-US"/>
-        </w:rPr>
-        <w:t>.</w:t>
-      </w:r>
-      <w:r>
-        <w:rPr>
-          <w:rFonts w:ascii="Consolas" w:eastAsia="Times New Roman" w:hAnsi="Consolas" w:cs="Times New Roman"/>
-          <w:color w:val="9CDCFE"/>
-          <w:sz w:val="21"/>
-          <w:szCs w:val="21"/>
-          <w:lang w:val="en-US" w:eastAsia="en-US"/>
-        </w:rPr>
-        <w:t>id</w:t>
-      </w:r>
-      <w:r>
-        <w:rPr>
-          <w:rFonts w:ascii="Consolas" w:eastAsia="Times New Roman" w:hAnsi="Consolas" w:cs="Times New Roman"/>
-          <w:color w:val="CCCCCC"/>
-          <w:sz w:val="21"/>
-          <w:szCs w:val="21"/>
-          <w:lang w:val="en-US" w:eastAsia="en-US"/>
-        </w:rPr>
-        <w:t>]</w:t>
-      </w:r>
-    </w:p>
-    <w:p>
-      <w:pPr>
-        <w:shd w:val="clear" w:color="auto" w:fill="1F1F1F"/>
-        <w:spacing w:line="285" w:lineRule="atLeast"/>
-        <w:ind w:left="720"/>
-        <w:rPr>
-          <w:rFonts w:ascii="Consolas" w:eastAsia="Times New Roman" w:hAnsi="Consolas" w:cs="Times New Roman"/>
-          <w:color w:val="CCCCCC"/>
-          <w:sz w:val="21"/>
-          <w:szCs w:val="21"/>
-          <w:lang w:val="en-US" w:eastAsia="en-US"/>
-        </w:rPr>
-      </w:pPr>
-      <w:r>
-        <w:rPr>
-          <w:rFonts w:ascii="Consolas" w:eastAsia="Times New Roman" w:hAnsi="Consolas" w:cs="Times New Roman"/>
-          <w:color w:val="CCCCCC"/>
-          <w:sz w:val="21"/>
-          <w:szCs w:val="21"/>
-          <w:lang w:val="en-US" w:eastAsia="en-US"/>
-        </w:rPr>
-        <w:t xml:space="preserve">        </w:t>
-      </w:r>
-      <w:r>
-        <w:rPr>
-          <w:rFonts w:ascii="Consolas" w:eastAsia="Times New Roman" w:hAnsi="Consolas" w:cs="Times New Roman"/>
-          <w:color w:val="C586C0"/>
-          <w:sz w:val="21"/>
-          <w:szCs w:val="21"/>
-          <w:lang w:val="en-US" w:eastAsia="en-US"/>
-        </w:rPr>
-        <w:t>return</w:t>
-      </w:r>
-      <w:r>
-        <w:rPr>
-          <w:rFonts w:ascii="Consolas" w:eastAsia="Times New Roman" w:hAnsi="Consolas" w:cs="Times New Roman"/>
-          <w:color w:val="CCCCCC"/>
-          <w:sz w:val="21"/>
-          <w:szCs w:val="21"/>
-          <w:lang w:val="en-US" w:eastAsia="en-US"/>
-        </w:rPr>
-        <w:t xml:space="preserve"> {</w:t>
-      </w:r>
-    </w:p>
-    <w:p>
-      <w:pPr>
-        <w:shd w:val="clear" w:color="auto" w:fill="1F1F1F"/>
-        <w:spacing w:line="285" w:lineRule="atLeast"/>
-        <w:ind w:left="720"/>
-        <w:rPr>
-          <w:rFonts w:ascii="Consolas" w:eastAsia="Times New Roman" w:hAnsi="Consolas" w:cs="Times New Roman"/>
-          <w:color w:val="CCCCCC"/>
-          <w:sz w:val="21"/>
-          <w:szCs w:val="21"/>
-          <w:lang w:val="en-US" w:eastAsia="en-US"/>
-        </w:rPr>
-      </w:pPr>
-      <w:r>
-        <w:rPr>
-          <w:rFonts w:ascii="Consolas" w:eastAsia="Times New Roman" w:hAnsi="Consolas" w:cs="Times New Roman"/>
-          <w:color w:val="CCCCCC"/>
-          <w:sz w:val="21"/>
-          <w:szCs w:val="21"/>
-          <w:lang w:val="en-US" w:eastAsia="en-US"/>
-        </w:rPr>
-        <w:t xml:space="preserve">            </w:t>
-      </w:r>
-      <w:r>
-        <w:rPr>
-          <w:rFonts w:ascii="Consolas" w:eastAsia="Times New Roman" w:hAnsi="Consolas" w:cs="Times New Roman"/>
-          <w:color w:val="D4D4D4"/>
-          <w:sz w:val="21"/>
-          <w:szCs w:val="21"/>
-          <w:lang w:val="en-US" w:eastAsia="en-US"/>
-        </w:rPr>
-        <w:t>...</w:t>
-      </w:r>
-      <w:r>
-        <w:rPr>
-          <w:rFonts w:ascii="Consolas" w:eastAsia="Times New Roman" w:hAnsi="Consolas" w:cs="Times New Roman"/>
-          <w:color w:val="9CDCFE"/>
-          <w:sz w:val="21"/>
-          <w:szCs w:val="21"/>
-          <w:lang w:val="en-US" w:eastAsia="en-US"/>
-        </w:rPr>
-        <w:t>site</w:t>
-      </w:r>
-      <w:r>
-        <w:rPr>
-          <w:rFonts w:ascii="Consolas" w:eastAsia="Times New Roman" w:hAnsi="Consolas" w:cs="Times New Roman"/>
-          <w:color w:val="CCCCCC"/>
-          <w:sz w:val="21"/>
-          <w:szCs w:val="21"/>
-          <w:lang w:val="en-US" w:eastAsia="en-US"/>
-        </w:rPr>
-        <w:t>,</w:t>
-      </w:r>
-    </w:p>
-    <w:p>
-      <w:pPr>
-        <w:shd w:val="clear" w:color="auto" w:fill="1F1F1F"/>
-        <w:spacing w:line="285" w:lineRule="atLeast"/>
-        <w:ind w:left="720"/>
-        <w:rPr>
-          <w:rFonts w:ascii="Consolas" w:eastAsia="Times New Roman" w:hAnsi="Consolas" w:cs="Times New Roman"/>
-          <w:color w:val="CCCCCC"/>
-          <w:sz w:val="21"/>
-          <w:szCs w:val="21"/>
-          <w:lang w:val="en-US" w:eastAsia="en-US"/>
-        </w:rPr>
-      </w:pPr>
-      <w:r>
-        <w:rPr>
-          <w:rFonts w:ascii="Consolas" w:eastAsia="Times New Roman" w:hAnsi="Consolas" w:cs="Times New Roman"/>
-          <w:color w:val="CCCCCC"/>
-          <w:sz w:val="21"/>
-          <w:szCs w:val="21"/>
-          <w:lang w:val="en-US" w:eastAsia="en-US"/>
-        </w:rPr>
-        <w:t xml:space="preserve">            </w:t>
-      </w:r>
-      <w:r>
-        <w:rPr>
-          <w:rFonts w:ascii="Consolas" w:eastAsia="Times New Roman" w:hAnsi="Consolas" w:cs="Times New Roman"/>
-          <w:color w:val="D4D4D4"/>
-          <w:sz w:val="21"/>
-          <w:szCs w:val="21"/>
-          <w:lang w:val="en-US" w:eastAsia="en-US"/>
-        </w:rPr>
-        <w:t>...</w:t>
-      </w:r>
-      <w:r>
-        <w:rPr>
-          <w:rFonts w:ascii="Consolas" w:eastAsia="Times New Roman" w:hAnsi="Consolas" w:cs="Times New Roman"/>
-          <w:color w:val="CCCCCC"/>
-          <w:sz w:val="21"/>
-          <w:szCs w:val="21"/>
-          <w:lang w:val="en-US" w:eastAsia="en-US"/>
-        </w:rPr>
-        <w:t>(</w:t>
-      </w:r>
-      <w:r>
-        <w:rPr>
-          <w:rFonts w:ascii="Consolas" w:eastAsia="Times New Roman" w:hAnsi="Consolas" w:cs="Times New Roman"/>
-          <w:color w:val="4FC1FF"/>
-          <w:sz w:val="21"/>
-          <w:szCs w:val="21"/>
-          <w:lang w:val="en-US" w:eastAsia="en-US"/>
-        </w:rPr>
-        <w:t>alias</w:t>
-      </w:r>
-      <w:r>
-        <w:rPr>
-          <w:rFonts w:ascii="Consolas" w:eastAsia="Times New Roman" w:hAnsi="Consolas" w:cs="Times New Roman"/>
-          <w:color w:val="CCCCCC"/>
-          <w:sz w:val="21"/>
-          <w:szCs w:val="21"/>
-          <w:lang w:val="en-US" w:eastAsia="en-US"/>
-        </w:rPr>
-        <w:t xml:space="preserve"> </w:t>
-      </w:r>
-      <w:r>
-        <w:rPr>
-          <w:rFonts w:ascii="Consolas" w:eastAsia="Times New Roman" w:hAnsi="Consolas" w:cs="Times New Roman"/>
-          <w:color w:val="D4D4D4"/>
-          <w:sz w:val="21"/>
-          <w:szCs w:val="21"/>
-          <w:lang w:val="en-US" w:eastAsia="en-US"/>
-        </w:rPr>
-        <w:t>?</w:t>
-      </w:r>
-      <w:r>
-        <w:rPr>
-          <w:rFonts w:ascii="Consolas" w:eastAsia="Times New Roman" w:hAnsi="Consolas" w:cs="Times New Roman"/>
-          <w:color w:val="CCCCCC"/>
-          <w:sz w:val="21"/>
-          <w:szCs w:val="21"/>
-          <w:lang w:val="en-US" w:eastAsia="en-US"/>
-        </w:rPr>
-        <w:t xml:space="preserve"> {</w:t>
-      </w:r>
-      <w:r>
-        <w:rPr>
-          <w:rFonts w:ascii="Consolas" w:eastAsia="Times New Roman" w:hAnsi="Consolas" w:cs="Times New Roman"/>
-          <w:color w:val="9CDCFE"/>
-          <w:sz w:val="21"/>
-          <w:szCs w:val="21"/>
-          <w:lang w:val="en-US" w:eastAsia="en-US"/>
-        </w:rPr>
-        <w:t>alias</w:t>
-      </w:r>
-      <w:r>
-        <w:rPr>
-          <w:rFonts w:ascii="Consolas" w:eastAsia="Times New Roman" w:hAnsi="Consolas" w:cs="Times New Roman"/>
-          <w:color w:val="CCCCCC"/>
-          <w:sz w:val="21"/>
-          <w:szCs w:val="21"/>
-          <w:lang w:val="en-US" w:eastAsia="en-US"/>
-        </w:rPr>
-        <w:t xml:space="preserve">} </w:t>
-      </w:r>
-      <w:r>
-        <w:rPr>
-          <w:rFonts w:ascii="Consolas" w:eastAsia="Times New Roman" w:hAnsi="Consolas" w:cs="Times New Roman"/>
-          <w:color w:val="D4D4D4"/>
-          <w:sz w:val="21"/>
-          <w:szCs w:val="21"/>
-          <w:lang w:val="en-US" w:eastAsia="en-US"/>
-        </w:rPr>
-        <w:t>:</w:t>
-      </w:r>
-      <w:r>
-        <w:rPr>
-          <w:rFonts w:ascii="Consolas" w:eastAsia="Times New Roman" w:hAnsi="Consolas" w:cs="Times New Roman"/>
-          <w:color w:val="CCCCCC"/>
-          <w:sz w:val="21"/>
-          <w:szCs w:val="21"/>
-          <w:lang w:val="en-US" w:eastAsia="en-US"/>
-        </w:rPr>
-        <w:t xml:space="preserve"> {})</w:t>
-      </w:r>
-    </w:p>
-    <w:p>
-      <w:pPr>
-        <w:shd w:val="clear" w:color="auto" w:fill="1F1F1F"/>
-        <w:spacing w:line="285" w:lineRule="atLeast"/>
-        <w:ind w:left="720"/>
-        <w:rPr>
-          <w:rFonts w:ascii="Consolas" w:eastAsia="Times New Roman" w:hAnsi="Consolas" w:cs="Times New Roman"/>
-          <w:color w:val="CCCCCC"/>
-          <w:sz w:val="21"/>
-          <w:szCs w:val="21"/>
-          <w:lang w:val="en-US" w:eastAsia="en-US"/>
-        </w:rPr>
-      </w:pPr>
-      <w:r>
-        <w:rPr>
-          <w:rFonts w:ascii="Consolas" w:eastAsia="Times New Roman" w:hAnsi="Consolas" w:cs="Times New Roman"/>
-          <w:color w:val="CCCCCC"/>
-          <w:sz w:val="21"/>
-          <w:szCs w:val="21"/>
-          <w:lang w:val="en-US" w:eastAsia="en-US"/>
-        </w:rPr>
-        <w:t>        }</w:t>
-      </w:r>
-    </w:p>
-    <w:p>
-      <w:pPr>
-        <w:shd w:val="clear" w:color="auto" w:fill="1F1F1F"/>
-        <w:spacing w:line="285" w:lineRule="atLeast"/>
-        <w:ind w:left="720"/>
-        <w:rPr>
-          <w:rFonts w:ascii="Consolas" w:eastAsia="Times New Roman" w:hAnsi="Consolas" w:cs="Times New Roman"/>
-          <w:color w:val="CCCCCC"/>
-          <w:sz w:val="21"/>
-          <w:szCs w:val="21"/>
-          <w:lang w:val="en-US" w:eastAsia="en-US"/>
-        </w:rPr>
-      </w:pPr>
-      <w:r>
-        <w:rPr>
-          <w:rFonts w:ascii="Consolas" w:eastAsia="Times New Roman" w:hAnsi="Consolas" w:cs="Times New Roman"/>
-          <w:color w:val="CCCCCC"/>
-          <w:sz w:val="21"/>
-          <w:szCs w:val="21"/>
-          <w:lang w:val="en-US" w:eastAsia="en-US"/>
-        </w:rPr>
-        <w:t>    })</w:t>
-      </w:r>
-    </w:p>
-    <w:p>
-      <w:pPr>
-        <w:shd w:val="clear" w:color="auto" w:fill="1F1F1F"/>
-        <w:spacing w:line="285" w:lineRule="atLeast"/>
-        <w:ind w:left="720"/>
-        <w:rPr>
-          <w:rFonts w:ascii="Consolas" w:eastAsia="Times New Roman" w:hAnsi="Consolas" w:cs="Times New Roman"/>
-          <w:color w:val="CCCCCC"/>
-          <w:sz w:val="21"/>
-          <w:szCs w:val="21"/>
-          <w:lang w:val="en-US" w:eastAsia="en-US"/>
-        </w:rPr>
-      </w:pPr>
-      <w:r>
-        <w:rPr>
-          <w:rFonts w:ascii="Consolas" w:eastAsia="Times New Roman" w:hAnsi="Consolas" w:cs="Times New Roman"/>
-          <w:color w:val="CCCCCC"/>
-          <w:sz w:val="21"/>
-          <w:szCs w:val="21"/>
-          <w:lang w:val="en-US" w:eastAsia="en-US"/>
-        </w:rPr>
-        <w:t>}</w:t>
-      </w:r>
-    </w:p>
-    <w:p>
-      <w:pPr>
-        <w:pStyle w:val="ListParagraph"/>
-        <w:numPr>
-          <w:ilvl w:val="0"/>
-          <w:numId w:val="19"/>
-        </w:numPr>
-        <w:spacing w:line="360" w:lineRule="auto"/>
-      </w:pPr>
-      <w:r>
-        <w:rPr>
-          <w:rFonts w:ascii="Arial" w:hAnsi="Arial" w:cs="Arial"/>
-        </w:rPr>
-        <w:t xml:space="preserve">As </w:t>
-      </w:r>
-      <w:r>
-        <w:rPr>
-          <w:rFonts w:ascii="Arial" w:hAnsi="Arial" w:cs="Arial"/>
-        </w:rPr>
-        <w:t>shown</w:t>
-      </w:r>
-      <w:r>
-        <w:rPr>
-          <w:rFonts w:ascii="Arial" w:hAnsi="Arial" w:cs="Arial"/>
-        </w:rPr>
-        <w:t xml:space="preserve"> in screenshot</w:t>
-      </w:r>
-      <w:r>
-        <w:rPr>
-          <w:noProof/>
-          <w14:ligatures w14:val="standardContextual"/>
-        </w:rPr>
-        <w:t xml:space="preserve"> </w:t>
-      </w:r>
-      <w:r>
-        <w:rPr>
-          <w:noProof/>
-          <w14:ligatures w14:val="standardContextual"/>
-        </w:rPr>
-        <w:drawing>
-          <wp:inline distT="0" distB="0" distL="0" distR="0" wp14:anchorId="33687DBF" wp14:editId="2E29CF77">
-            <wp:extent cx="6858000" cy="4104005"/>
-            <wp:effectExtent l="0" t="0" r="0" b="0"/>
-            <wp:docPr id="1187284322" name="Picture 1" descr="A screen shot of a computer&#10;&#10;Description automatically generated"/>
-            <wp:cNvGraphicFramePr>
-              <a:graphicFrameLocks xmlns:a="http://schemas.openxmlformats.org/drawingml/2006/main" noChangeAspect="1"/>
-            </wp:cNvGraphicFramePr>
-            <a:graphic xmlns:a="http://schemas.openxmlformats.org/drawingml/2006/main">
-              <a:graphicData uri="http://schemas.openxmlformats.org/drawingml/2006/picture">
-                <pic:pic xmlns:pic="http://schemas.openxmlformats.org/drawingml/2006/picture">
-                  <pic:nvPicPr>
-                    <pic:cNvPr id="1187284322" name="Picture 1" descr="A screen shot of a computer&#10;&#10;Description automatically generated"/>
-                    <pic:cNvPicPr/>
-                  </pic:nvPicPr>
-                  <pic:blipFill>
-                    <a:blip r:embed="rId33"/>
-                    <a:stretch>
-                      <a:fillRect/>
-                    </a:stretch>
-                  </pic:blipFill>
-                  <pic:spPr>
-                    <a:xfrm>
-                      <a:off x="0" y="0"/>
-                      <a:ext cx="6858000" cy="4104005"/>
-                    </a:xfrm>
-                    <a:prstGeom prst="rect">
-                      <a:avLst/>
-                    </a:prstGeom>
-                  </pic:spPr>
-                </pic:pic>
-              </a:graphicData>
-            </a:graphic>
-          </wp:inline>
-        </w:drawing>
-      </w:r>
-    </w:p>
-    <w:p>
-      <w:pPr>
-        <w:pStyle w:val="Heading2"/>
-        <w:numPr>
-          <w:ilvl w:val="1"/>
-          <w:numId w:val="9"/>
-        </w:numPr>
-        <w:rPr>
-          <w:rFonts w:asciiTheme="majorHAnsi" w:hAnsiTheme="majorHAnsi" w:cstheme="majorHAnsi"/>
-        </w:rPr>
-      </w:pPr>
-      <w:bookmarkStart w:id="19" w:name="_Toc191926931"/>
-      <w:r>
-        <w:rPr>
-          <w:rFonts w:asciiTheme="majorHAnsi" w:hAnsiTheme="majorHAnsi" w:cstheme="majorHAnsi"/>
-        </w:rPr>
-        <w:t>Override order detail page</w:t>
-      </w:r>
-      <w:bookmarkEnd w:id="19"/>
-    </w:p>
-    <w:p>
-      <w:pPr>
-        <w:spacing w:line="360" w:lineRule="auto"/>
-        <w:rPr>
-          <w:rFonts w:ascii="Arial" w:hAnsi="Arial" w:cs="Arial"/>
-        </w:rPr>
-      </w:pPr>
-      <w:r>
-        <w:rPr>
-          <w:rFonts w:ascii="Arial" w:hAnsi="Arial" w:cs="Arial"/>
-        </w:rPr>
-        <w:lastRenderedPageBreak/>
-        <w:t>This is require to display order tracking information from ESW. To override this file please follow these steps:</w:t>
-      </w:r>
-    </w:p>
-    <w:p>
-      <w:pPr>
-        <w:pStyle w:val="ListParagraph"/>
-        <w:numPr>
-          <w:ilvl w:val="0"/>
-          <w:numId w:val="19"/>
-        </w:numPr>
-        <w:spacing w:line="360" w:lineRule="auto"/>
-        <w:rPr>
-          <w:rFonts w:ascii="Arial" w:hAnsi="Arial" w:cs="Arial"/>
-        </w:rPr>
-      </w:pPr>
-      <w:r>
-        <w:rPr>
-          <w:rFonts w:ascii="Arial" w:hAnsi="Arial" w:cs="Arial"/>
-        </w:rPr>
-        <w:t>Go to /overrides/pages/account/order-</w:t>
-      </w:r>
-      <w:proofErr w:type="spellStart"/>
-      <w:r>
-        <w:rPr>
-          <w:rFonts w:ascii="Arial" w:hAnsi="Arial" w:cs="Arial"/>
-        </w:rPr>
-        <w:t>detail.jsx</w:t>
-      </w:r>
-      <w:proofErr w:type="spellEnd"/>
-    </w:p>
-    <w:p>
-      <w:pPr>
-        <w:pStyle w:val="ListParagraph"/>
-        <w:numPr>
-          <w:ilvl w:val="1"/>
-          <w:numId w:val="19"/>
-        </w:numPr>
-        <w:spacing w:line="360" w:lineRule="auto"/>
-        <w:rPr>
-          <w:rFonts w:ascii="Arial" w:hAnsi="Arial" w:cs="Arial"/>
-        </w:rPr>
-      </w:pPr>
-      <w:r>
-        <w:rPr>
-          <w:rFonts w:ascii="Arial" w:hAnsi="Arial" w:cs="Arial"/>
-        </w:rPr>
-        <w:t xml:space="preserve">If file is not there then get it from </w:t>
-      </w:r>
-      <w:proofErr w:type="spellStart"/>
-      <w:r>
-        <w:rPr>
-          <w:rFonts w:ascii="Arial" w:hAnsi="Arial" w:cs="Arial"/>
-        </w:rPr>
-        <w:t>pwa</w:t>
-      </w:r>
-      <w:proofErr w:type="spellEnd"/>
-      <w:r>
-        <w:rPr>
-          <w:rFonts w:ascii="Arial" w:hAnsi="Arial" w:cs="Arial"/>
-        </w:rPr>
-        <w:t xml:space="preserve"> cartridge</w:t>
-      </w:r>
-    </w:p>
-    <w:p>
-      <w:pPr>
-        <w:pStyle w:val="ListParagraph"/>
-        <w:numPr>
-          <w:ilvl w:val="0"/>
-          <w:numId w:val="19"/>
-        </w:numPr>
-        <w:spacing w:line="360" w:lineRule="auto"/>
-        <w:rPr>
-          <w:rFonts w:ascii="Arial" w:hAnsi="Arial" w:cs="Arial"/>
-        </w:rPr>
-      </w:pPr>
-      <w:r>
-        <w:rPr>
-          <w:rFonts w:ascii="Arial" w:hAnsi="Arial" w:cs="Arial"/>
-        </w:rPr>
-        <w:t xml:space="preserve">Import </w:t>
-      </w:r>
-      <w:proofErr w:type="spellStart"/>
-      <w:r>
-        <w:rPr>
-          <w:rFonts w:ascii="Arial" w:hAnsi="Arial" w:cs="Arial"/>
-        </w:rPr>
-        <w:t>EswOrderTracking</w:t>
-      </w:r>
-      <w:proofErr w:type="spellEnd"/>
-      <w:r>
-        <w:rPr>
-          <w:rFonts w:ascii="Arial" w:hAnsi="Arial" w:cs="Arial"/>
-        </w:rPr>
-        <w:t xml:space="preserve"> component</w:t>
-      </w:r>
-    </w:p>
-    <w:p>
-      <w:pPr>
-        <w:pStyle w:val="ListParagraph"/>
-        <w:shd w:val="clear" w:color="auto" w:fill="1F1F1F"/>
-        <w:spacing w:line="285" w:lineRule="atLeast"/>
-        <w:rPr>
-          <w:rFonts w:ascii="Consolas" w:eastAsia="Times New Roman" w:hAnsi="Consolas" w:cs="Times New Roman"/>
-          <w:color w:val="CCCCCC"/>
-          <w:sz w:val="21"/>
-          <w:szCs w:val="21"/>
-          <w:lang w:val="en-US" w:eastAsia="en-US"/>
-        </w:rPr>
-      </w:pPr>
-      <w:r>
-        <w:rPr>
-          <w:rFonts w:ascii="Consolas" w:eastAsia="Times New Roman" w:hAnsi="Consolas" w:cs="Times New Roman"/>
-          <w:color w:val="C586C0"/>
-          <w:sz w:val="21"/>
-          <w:szCs w:val="21"/>
-          <w:lang w:val="en-US" w:eastAsia="en-US"/>
-        </w:rPr>
-        <w:t>import</w:t>
-      </w:r>
-      <w:r>
-        <w:rPr>
-          <w:rFonts w:ascii="Consolas" w:eastAsia="Times New Roman" w:hAnsi="Consolas" w:cs="Times New Roman"/>
-          <w:color w:val="CCCCCC"/>
-          <w:sz w:val="21"/>
-          <w:szCs w:val="21"/>
-          <w:lang w:val="en-US" w:eastAsia="en-US"/>
-        </w:rPr>
-        <w:t xml:space="preserve"> </w:t>
-      </w:r>
-      <w:proofErr w:type="spellStart"/>
-      <w:r>
-        <w:rPr>
-          <w:rFonts w:ascii="Consolas" w:eastAsia="Times New Roman" w:hAnsi="Consolas" w:cs="Times New Roman"/>
-          <w:color w:val="9CDCFE"/>
-          <w:sz w:val="21"/>
-          <w:szCs w:val="21"/>
-          <w:lang w:val="en-US" w:eastAsia="en-US"/>
-        </w:rPr>
-        <w:t>ESWOrderTracking</w:t>
-      </w:r>
-      <w:proofErr w:type="spellEnd"/>
-      <w:r>
-        <w:rPr>
-          <w:rFonts w:ascii="Consolas" w:eastAsia="Times New Roman" w:hAnsi="Consolas" w:cs="Times New Roman"/>
-          <w:color w:val="CCCCCC"/>
-          <w:sz w:val="21"/>
-          <w:szCs w:val="21"/>
-          <w:lang w:val="en-US" w:eastAsia="en-US"/>
-        </w:rPr>
-        <w:t xml:space="preserve"> </w:t>
-      </w:r>
-      <w:r>
-        <w:rPr>
-          <w:rFonts w:ascii="Consolas" w:eastAsia="Times New Roman" w:hAnsi="Consolas" w:cs="Times New Roman"/>
-          <w:color w:val="C586C0"/>
-          <w:sz w:val="21"/>
-          <w:szCs w:val="21"/>
-          <w:lang w:val="en-US" w:eastAsia="en-US"/>
-        </w:rPr>
-        <w:t>from</w:t>
-      </w:r>
-      <w:r>
-        <w:rPr>
-          <w:rFonts w:ascii="Consolas" w:eastAsia="Times New Roman" w:hAnsi="Consolas" w:cs="Times New Roman"/>
-          <w:color w:val="CCCCCC"/>
-          <w:sz w:val="21"/>
-          <w:szCs w:val="21"/>
-          <w:lang w:val="en-US" w:eastAsia="en-US"/>
-        </w:rPr>
-        <w:t xml:space="preserve"> </w:t>
-      </w:r>
-      <w:r>
-        <w:rPr>
-          <w:rFonts w:ascii="Consolas" w:eastAsia="Times New Roman" w:hAnsi="Consolas" w:cs="Times New Roman"/>
-          <w:color w:val="CE9178"/>
-          <w:sz w:val="21"/>
-          <w:szCs w:val="21"/>
-          <w:lang w:val="en-US" w:eastAsia="en-US"/>
-        </w:rPr>
-        <w:t>'../../</w:t>
-      </w:r>
-      <w:proofErr w:type="spellStart"/>
-      <w:r>
-        <w:rPr>
-          <w:rFonts w:ascii="Consolas" w:eastAsia="Times New Roman" w:hAnsi="Consolas" w:cs="Times New Roman"/>
-          <w:color w:val="CE9178"/>
-          <w:sz w:val="21"/>
-          <w:szCs w:val="21"/>
-          <w:lang w:val="en-US" w:eastAsia="en-US"/>
-        </w:rPr>
-        <w:t>esw</w:t>
-      </w:r>
-      <w:proofErr w:type="spellEnd"/>
-      <w:r>
-        <w:rPr>
-          <w:rFonts w:ascii="Consolas" w:eastAsia="Times New Roman" w:hAnsi="Consolas" w:cs="Times New Roman"/>
-          <w:color w:val="CE9178"/>
-          <w:sz w:val="21"/>
-          <w:szCs w:val="21"/>
-          <w:lang w:val="en-US" w:eastAsia="en-US"/>
-        </w:rPr>
-        <w:t>/components/order-tracking/index'</w:t>
-      </w:r>
-    </w:p>
-    <w:p>
-      <w:pPr>
-        <w:pStyle w:val="ListParagraph"/>
-        <w:numPr>
-          <w:ilvl w:val="0"/>
-          <w:numId w:val="19"/>
-        </w:numPr>
-        <w:spacing w:line="360" w:lineRule="auto"/>
-        <w:rPr>
-          <w:rFonts w:ascii="Arial" w:hAnsi="Arial" w:cs="Arial"/>
-        </w:rPr>
-      </w:pPr>
-      <w:r>
-        <w:rPr>
-          <w:rFonts w:ascii="Arial" w:hAnsi="Arial" w:cs="Arial"/>
-        </w:rPr>
         <w:t>Call the component as shown in screenshot</w:t>
       </w:r>
       <w:r>
@@ -13495,7 +8877,7 @@
                     <pic:cNvPicPr/>
                   </pic:nvPicPr>
                   <pic:blipFill>
-                    <a:blip r:embed="rId34"/>
+                    <a:blip r:embed="rId33"/>
                     <a:stretch>
                       <a:fillRect/>
                     </a:stretch>
@@ -13527,14 +8909,14 @@
           <w:rFonts w:asciiTheme="majorHAnsi" w:hAnsiTheme="majorHAnsi" w:cstheme="majorHAnsi"/>
         </w:rPr>
       </w:pPr>
-      <w:bookmarkStart w:id="20" w:name="_Toc191926932"/>
+      <w:bookmarkStart w:id="19" w:name="_Toc191926932"/>
       <w:r>
         <w:rPr>
           <w:rFonts w:asciiTheme="majorHAnsi" w:hAnsiTheme="majorHAnsi" w:cstheme="majorHAnsi"/>
         </w:rPr>
         <w:t>Override Cart page</w:t>
       </w:r>
-      <w:bookmarkEnd w:id="20"/>
+      <w:bookmarkEnd w:id="19"/>
     </w:p>
     <w:p>
       <w:pPr>
@@ -13553,35 +8935,7 @@
         <w:rPr>
           <w:rFonts w:ascii="Arial" w:hAnsi="Arial" w:cs="Arial"/>
         </w:rPr>
-        <w:t xml:space="preserve">. So that if country is supported by ESW then it will redirect to </w:t>
-      </w:r>
-      <w:proofErr w:type="spellStart"/>
-      <w:r>
-        <w:rPr>
-          <w:rFonts w:ascii="Arial" w:hAnsi="Arial" w:cs="Arial"/>
-        </w:rPr>
-        <w:t>esw</w:t>
-      </w:r>
-      <w:proofErr w:type="spellEnd"/>
-      <w:r>
-        <w:rPr>
-          <w:rFonts w:ascii="Arial" w:hAnsi="Arial" w:cs="Arial"/>
-        </w:rPr>
-        <w:t xml:space="preserve"> checkout otherwise OOTB </w:t>
-      </w:r>
-      <w:proofErr w:type="spellStart"/>
-      <w:r>
-        <w:rPr>
-          <w:rFonts w:ascii="Arial" w:hAnsi="Arial" w:cs="Arial"/>
-        </w:rPr>
-        <w:t>pwa</w:t>
-      </w:r>
-      <w:proofErr w:type="spellEnd"/>
-      <w:r>
-        <w:rPr>
-          <w:rFonts w:ascii="Arial" w:hAnsi="Arial" w:cs="Arial"/>
-        </w:rPr>
-        <w:t xml:space="preserve"> checkout will work. To override this file please do the following</w:t>
+        <w:t>. So that if country is supported by ESW then it will redirect to esw checkout otherwise OOTB pwa checkout will work. To override this file please do the following</w:t>
       </w:r>
       <w:r>
         <w:rPr>
@@ -13606,16 +8960,8 @@
         <w:rPr>
           <w:rFonts w:ascii="Arial" w:hAnsi="Arial" w:cs="Arial"/>
         </w:rPr>
-        <w:t>Go to /overrides/pages/cart/partials/cart-</w:t>
-      </w:r>
-      <w:proofErr w:type="spellStart"/>
-      <w:r>
-        <w:rPr>
-          <w:rFonts w:ascii="Arial" w:hAnsi="Arial" w:cs="Arial"/>
-        </w:rPr>
-        <w:t>cta.jsx</w:t>
-      </w:r>
-      <w:proofErr w:type="spellEnd"/>
+        <w:t>Go to /overrides/pages/cart/partials/cart-cta.jsx</w:t>
+      </w:r>
     </w:p>
     <w:p>
       <w:pPr>
@@ -13633,21 +8979,7 @@
         <w:rPr>
           <w:rFonts w:ascii="Arial" w:hAnsi="Arial" w:cs="Arial"/>
         </w:rPr>
-        <w:t xml:space="preserve">If file is not there then get it from </w:t>
-      </w:r>
-      <w:proofErr w:type="spellStart"/>
-      <w:r>
-        <w:rPr>
-          <w:rFonts w:ascii="Arial" w:hAnsi="Arial" w:cs="Arial"/>
-        </w:rPr>
-        <w:t>pwa</w:t>
-      </w:r>
-      <w:proofErr w:type="spellEnd"/>
-      <w:r>
-        <w:rPr>
-          <w:rFonts w:ascii="Arial" w:hAnsi="Arial" w:cs="Arial"/>
-        </w:rPr>
-        <w:t xml:space="preserve"> cartridge</w:t>
+        <w:t>If file is not there then get it from pwa cartridge</w:t>
       </w:r>
     </w:p>
     <w:p>
@@ -13747,51 +9079,7 @@
           <w:szCs w:val="21"/>
           <w:lang w:val="en-US" w:eastAsia="en-US"/>
         </w:rPr>
-        <w:t>'../../../</w:t>
-      </w:r>
-      <w:proofErr w:type="spellStart"/>
-      <w:r>
-        <w:rPr>
-          <w:rFonts w:ascii="Consolas" w:eastAsia="Times New Roman" w:hAnsi="Consolas" w:cs="Times New Roman"/>
-          <w:color w:val="CE9178"/>
-          <w:sz w:val="21"/>
-          <w:szCs w:val="21"/>
-          <w:lang w:val="en-US" w:eastAsia="en-US"/>
-        </w:rPr>
-        <w:t>esw</w:t>
-      </w:r>
-      <w:proofErr w:type="spellEnd"/>
-      <w:r>
-        <w:rPr>
-          <w:rFonts w:ascii="Consolas" w:eastAsia="Times New Roman" w:hAnsi="Consolas" w:cs="Times New Roman"/>
-          <w:color w:val="CE9178"/>
-          <w:sz w:val="21"/>
-          <w:szCs w:val="21"/>
-          <w:lang w:val="en-US" w:eastAsia="en-US"/>
-        </w:rPr>
-        <w:t>/components/checkout-</w:t>
-      </w:r>
-      <w:proofErr w:type="spellStart"/>
-      <w:r>
-        <w:rPr>
-          <w:rFonts w:ascii="Consolas" w:eastAsia="Times New Roman" w:hAnsi="Consolas" w:cs="Times New Roman"/>
-          <w:color w:val="CE9178"/>
-          <w:sz w:val="21"/>
-          <w:szCs w:val="21"/>
-          <w:lang w:val="en-US" w:eastAsia="en-US"/>
-        </w:rPr>
-        <w:t>btn</w:t>
-      </w:r>
-      <w:proofErr w:type="spellEnd"/>
-      <w:r>
-        <w:rPr>
-          <w:rFonts w:ascii="Consolas" w:eastAsia="Times New Roman" w:hAnsi="Consolas" w:cs="Times New Roman"/>
-          <w:color w:val="CE9178"/>
-          <w:sz w:val="21"/>
-          <w:szCs w:val="21"/>
-          <w:lang w:val="en-US" w:eastAsia="en-US"/>
-        </w:rPr>
-        <w:t>'</w:t>
+        <w:t>'../../../esw/components/checkout-btn'</w:t>
       </w:r>
     </w:p>
     <w:p>
@@ -13807,7 +9095,6 @@
         <w:rPr>
           <w:rFonts w:ascii="Arial" w:hAnsi="Arial" w:cs="Arial"/>
         </w:rPr>
-        <w:lastRenderedPageBreak/>
         <w:t>Call the component as shown in screenshot</w:t>
       </w:r>
       <w:r>
@@ -13823,9 +9110,9 @@
           <w14:ligatures w14:val="standardContextual"/>
         </w:rPr>
         <w:drawing>
-          <wp:inline distT="0" distB="0" distL="0" distR="0" wp14:anchorId="02CE46FA" wp14:editId="499D0A04">
-            <wp:extent cx="6858000" cy="5114925"/>
-            <wp:effectExtent l="0" t="0" r="0" b="9525"/>
+          <wp:inline distT="0" distB="0" distL="0" distR="0" wp14:anchorId="02CE46FA" wp14:editId="65CFA36A">
+            <wp:extent cx="6489065" cy="4495316"/>
+            <wp:effectExtent l="0" t="0" r="6985" b="635"/>
             <wp:docPr id="239106846" name="Picture 1"/>
             <wp:cNvGraphicFramePr>
               <a:graphicFrameLocks xmlns:a="http://schemas.openxmlformats.org/drawingml/2006/main" noChangeAspect="1"/>
@@ -13838,7 +9125,7 @@
                     <pic:cNvPicPr/>
                   </pic:nvPicPr>
                   <pic:blipFill>
-                    <a:blip r:embed="rId35"/>
+                    <a:blip r:embed="rId34"/>
                     <a:stretch>
                       <a:fillRect/>
                     </a:stretch>
@@ -13846,7 +9133,7 @@
                   <pic:spPr>
                     <a:xfrm>
                       <a:off x="0" y="0"/>
-                      <a:ext cx="6858000" cy="5114925"/>
+                      <a:ext cx="6512986" cy="4511888"/>
                     </a:xfrm>
                     <a:prstGeom prst="rect">
                       <a:avLst/>
@@ -13875,6 +9162,7 @@
         <w:rPr>
           <w:rFonts w:ascii="Arial" w:hAnsi="Arial" w:cs="Arial"/>
         </w:rPr>
+        <w:lastRenderedPageBreak/>
         <w:t>After completing above step, call the component in cart page so that</w:t>
       </w:r>
     </w:p>
@@ -13894,16 +9182,8 @@
         <w:rPr>
           <w:rFonts w:ascii="Arial" w:hAnsi="Arial" w:cs="Arial"/>
         </w:rPr>
-        <w:t>Go to /overrides/pages/cart/</w:t>
-      </w:r>
-      <w:proofErr w:type="spellStart"/>
-      <w:r>
-        <w:rPr>
-          <w:rFonts w:ascii="Arial" w:hAnsi="Arial" w:cs="Arial"/>
-        </w:rPr>
-        <w:t>index.jsx</w:t>
-      </w:r>
-      <w:proofErr w:type="spellEnd"/>
+        <w:t>Go to /overrides/pages/cart/index.jsx</w:t>
+      </w:r>
     </w:p>
     <w:p>
       <w:pPr>
@@ -13918,21 +9198,7 @@
         <w:rPr>
           <w:rFonts w:ascii="Arial" w:hAnsi="Arial" w:cs="Arial"/>
         </w:rPr>
-        <w:t>Modify import of cart-</w:t>
-      </w:r>
-      <w:proofErr w:type="spellStart"/>
-      <w:r>
-        <w:rPr>
-          <w:rFonts w:ascii="Arial" w:hAnsi="Arial" w:cs="Arial"/>
-        </w:rPr>
-        <w:t>cta</w:t>
-      </w:r>
-      <w:proofErr w:type="spellEnd"/>
-      <w:r>
-        <w:rPr>
-          <w:rFonts w:ascii="Arial" w:hAnsi="Arial" w:cs="Arial"/>
-        </w:rPr>
-        <w:t xml:space="preserve"> as follows</w:t>
+        <w:t>Modify import of cart-cta as follows</w:t>
       </w:r>
       <w:r>
         <w:rPr>
@@ -13962,7 +9228,7 @@
                     <pic:cNvPicPr/>
                   </pic:nvPicPr>
                   <pic:blipFill>
-                    <a:blip r:embed="rId36"/>
+                    <a:blip r:embed="rId35"/>
                     <a:stretch>
                       <a:fillRect/>
                     </a:stretch>
@@ -13999,7 +9265,6 @@
         <w:rPr>
           <w:rFonts w:ascii="Arial" w:hAnsi="Arial" w:cs="Arial"/>
         </w:rPr>
-        <w:lastRenderedPageBreak/>
         <w:t>Add condition on product item grid so that product price should not blink on page load</w:t>
       </w:r>
       <w:r>
@@ -14023,7 +9288,7 @@
                     <pic:cNvPicPr/>
                   </pic:nvPicPr>
                   <pic:blipFill>
-                    <a:blip r:embed="rId37"/>
+                    <a:blip r:embed="rId36"/>
                     <a:stretch>
                       <a:fillRect/>
                     </a:stretch>
@@ -14079,16 +9344,8 @@
         <w:rPr>
           <w:rFonts w:ascii="Arial" w:hAnsi="Arial" w:cs="Arial"/>
         </w:rPr>
-        <w:t>Go to /overrides/</w:t>
-      </w:r>
-      <w:proofErr w:type="spellStart"/>
-      <w:r>
-        <w:rPr>
-          <w:rFonts w:ascii="Arial" w:hAnsi="Arial" w:cs="Arial"/>
-        </w:rPr>
-        <w:t>routes.jsx</w:t>
-      </w:r>
-      <w:proofErr w:type="spellEnd"/>
+        <w:t>Go to /overrides/routes.jsx</w:t>
+      </w:r>
     </w:p>
     <w:p>
       <w:pPr>
@@ -14157,7 +9414,6 @@
         </w:rPr>
         <w:t xml:space="preserve"> </w:t>
       </w:r>
-      <w:proofErr w:type="spellStart"/>
       <w:r>
         <w:rPr>
           <w:rFonts w:ascii="Consolas" w:eastAsia="Times New Roman" w:hAnsi="Consolas" w:cs="Times New Roman"/>
@@ -14168,7 +9424,6 @@
         </w:rPr>
         <w:t>from</w:t>
       </w:r>
-      <w:proofErr w:type="spellEnd"/>
       <w:r>
         <w:rPr>
           <w:rFonts w:ascii="Consolas" w:eastAsia="Times New Roman" w:hAnsi="Consolas" w:cs="Times New Roman"/>
@@ -14187,29 +9442,7 @@
           <w:szCs w:val="21"/>
           <w:lang w:val="fr-FR" w:eastAsia="en-US"/>
         </w:rPr>
-        <w:t>'./pages/</w:t>
-      </w:r>
-      <w:proofErr w:type="spellStart"/>
-      <w:r>
-        <w:rPr>
-          <w:rFonts w:ascii="Consolas" w:eastAsia="Times New Roman" w:hAnsi="Consolas" w:cs="Times New Roman"/>
-          <w:color w:val="CE9178"/>
-          <w:sz w:val="21"/>
-          <w:szCs w:val="21"/>
-          <w:lang w:val="fr-FR" w:eastAsia="en-US"/>
-        </w:rPr>
-        <w:t>cart</w:t>
-      </w:r>
-      <w:proofErr w:type="spellEnd"/>
-      <w:r>
-        <w:rPr>
-          <w:rFonts w:ascii="Consolas" w:eastAsia="Times New Roman" w:hAnsi="Consolas" w:cs="Times New Roman"/>
-          <w:color w:val="CE9178"/>
-          <w:sz w:val="21"/>
-          <w:szCs w:val="21"/>
-          <w:lang w:val="fr-FR" w:eastAsia="en-US"/>
-        </w:rPr>
-        <w:t>'</w:t>
+        <w:t>'./pages/cart'</w:t>
       </w:r>
     </w:p>
     <w:p>
@@ -14441,7 +9674,7 @@
           <w:rFonts w:asciiTheme="majorHAnsi" w:hAnsiTheme="majorHAnsi" w:cstheme="majorHAnsi"/>
         </w:rPr>
       </w:pPr>
-      <w:bookmarkStart w:id="21" w:name="_Toc191926933"/>
+      <w:bookmarkStart w:id="20" w:name="_Toc191926933"/>
       <w:r>
         <w:rPr>
           <w:rFonts w:asciiTheme="majorHAnsi" w:hAnsiTheme="majorHAnsi" w:cstheme="majorHAnsi"/>
@@ -14454,7 +9687,6 @@
         </w:rPr>
         <w:t xml:space="preserve">hopper’s </w:t>
       </w:r>
-      <w:proofErr w:type="spellStart"/>
       <w:r>
         <w:rPr>
           <w:rFonts w:asciiTheme="majorHAnsi" w:hAnsiTheme="majorHAnsi" w:cstheme="majorHAnsi"/>
@@ -14467,8 +9699,7 @@
         </w:rPr>
         <w:t>imezone</w:t>
       </w:r>
-      <w:bookmarkEnd w:id="21"/>
-      <w:proofErr w:type="spellEnd"/>
+      <w:bookmarkEnd w:id="20"/>
       <w:r>
         <w:rPr>
           <w:rFonts w:asciiTheme="majorHAnsi" w:hAnsiTheme="majorHAnsi" w:cstheme="majorHAnsi"/>
@@ -14487,49 +9718,8 @@
         <w:rPr>
           <w:rFonts w:ascii="Arial" w:hAnsi="Arial" w:cs="Arial"/>
         </w:rPr>
-        <w:t xml:space="preserve">As MRT is not providing user’s country so we are getting it from the client </w:t>
-      </w:r>
-      <w:proofErr w:type="spellStart"/>
-      <w:r>
-        <w:rPr>
-          <w:rFonts w:ascii="Arial" w:hAnsi="Arial" w:cs="Arial"/>
-        </w:rPr>
-        <w:t>timezone</w:t>
-      </w:r>
-      <w:proofErr w:type="spellEnd"/>
-      <w:r>
-        <w:rPr>
-          <w:rFonts w:ascii="Arial" w:hAnsi="Arial" w:cs="Arial"/>
-        </w:rPr>
-        <w:t>. For this reason we need to add “</w:t>
-      </w:r>
-      <w:proofErr w:type="spellStart"/>
-      <w:r>
-        <w:rPr>
-          <w:rFonts w:ascii="Arial" w:hAnsi="Arial" w:cs="Arial"/>
-        </w:rPr>
-        <w:t>esw.shopperTimezone</w:t>
-      </w:r>
-      <w:proofErr w:type="spellEnd"/>
-      <w:r>
-        <w:rPr>
-          <w:rFonts w:ascii="Arial" w:hAnsi="Arial" w:cs="Arial"/>
-        </w:rPr>
-        <w:t xml:space="preserve">” cookie which we will get on the server to get the shopper country to show more accurate geo </w:t>
-      </w:r>
-      <w:proofErr w:type="spellStart"/>
-      <w:r>
-        <w:rPr>
-          <w:rFonts w:ascii="Arial" w:hAnsi="Arial" w:cs="Arial"/>
-        </w:rPr>
-        <w:t>ip</w:t>
-      </w:r>
-      <w:proofErr w:type="spellEnd"/>
-      <w:r>
-        <w:rPr>
-          <w:rFonts w:ascii="Arial" w:hAnsi="Arial" w:cs="Arial"/>
-        </w:rPr>
-        <w:t xml:space="preserve"> related results. To override this:</w:t>
+        <w:lastRenderedPageBreak/>
+        <w:t>As MRT is not providing user’s country so we are getting it from the client timezone. For this reason we need to add “esw.shopperTimezone” cookie which we will get on the server to get the shopper country to show more accurate geo ip related results. To override this:</w:t>
       </w:r>
     </w:p>
     <w:p>
@@ -14548,16 +9738,8 @@
         <w:rPr>
           <w:rFonts w:ascii="Arial" w:hAnsi="Arial" w:cs="Arial"/>
         </w:rPr>
-        <w:t>Go to /overrides/</w:t>
-      </w:r>
-      <w:proofErr w:type="spellStart"/>
-      <w:r>
-        <w:rPr>
-          <w:rFonts w:ascii="Arial" w:hAnsi="Arial" w:cs="Arial"/>
-        </w:rPr>
-        <w:t>main.jsx</w:t>
-      </w:r>
-      <w:proofErr w:type="spellEnd"/>
+        <w:t>Go to /overrides/main.jsx</w:t>
+      </w:r>
     </w:p>
     <w:p>
       <w:pPr>
@@ -14599,29 +9781,7 @@
           <w:szCs w:val="21"/>
           <w:lang w:val="en-US" w:eastAsia="en-US"/>
         </w:rPr>
-        <w:t xml:space="preserve">// </w:t>
-      </w:r>
-      <w:proofErr w:type="spellStart"/>
-      <w:r>
-        <w:rPr>
-          <w:rFonts w:ascii="Consolas" w:eastAsia="Times New Roman" w:hAnsi="Consolas" w:cs="Times New Roman"/>
-          <w:color w:val="6A9955"/>
-          <w:sz w:val="21"/>
-          <w:szCs w:val="21"/>
-          <w:lang w:val="en-US" w:eastAsia="en-US"/>
-        </w:rPr>
-        <w:t>Esw</w:t>
-      </w:r>
-      <w:proofErr w:type="spellEnd"/>
-      <w:r>
-        <w:rPr>
-          <w:rFonts w:ascii="Consolas" w:eastAsia="Times New Roman" w:hAnsi="Consolas" w:cs="Times New Roman"/>
-          <w:color w:val="6A9955"/>
-          <w:sz w:val="21"/>
-          <w:szCs w:val="21"/>
-          <w:lang w:val="en-US" w:eastAsia="en-US"/>
-        </w:rPr>
-        <w:t>: Customization</w:t>
+        <w:t>// Esw: Customization</w:t>
       </w:r>
     </w:p>
     <w:p>
@@ -14633,7 +9793,6 @@
           <w:rFonts w:asciiTheme="majorHAnsi" w:hAnsiTheme="majorHAnsi" w:cstheme="majorHAnsi"/>
         </w:rPr>
       </w:pPr>
-      <w:proofErr w:type="spellStart"/>
       <w:r>
         <w:rPr>
           <w:rFonts w:ascii="Consolas" w:eastAsia="Times New Roman" w:hAnsi="Consolas" w:cs="Times New Roman"/>
@@ -14664,7 +9823,6 @@
         </w:rPr>
         <w:t>cookie</w:t>
       </w:r>
-      <w:proofErr w:type="spellEnd"/>
       <w:r>
         <w:rPr>
           <w:rFonts w:ascii="Consolas" w:eastAsia="Times New Roman" w:hAnsi="Consolas" w:cs="Times New Roman"/>
@@ -14703,9 +9861,138 @@
           <w:szCs w:val="21"/>
           <w:lang w:val="en-US" w:eastAsia="en-US"/>
         </w:rPr>
-        <w:t>"</w:t>
-      </w:r>
-      <w:proofErr w:type="spellStart"/>
+        <w:t>"esw.shopperTimezone="</w:t>
+      </w:r>
+      <w:r>
+        <w:rPr>
+          <w:rFonts w:ascii="Consolas" w:eastAsia="Times New Roman" w:hAnsi="Consolas" w:cs="Times New Roman"/>
+          <w:color w:val="CCCCCC"/>
+          <w:sz w:val="21"/>
+          <w:szCs w:val="21"/>
+          <w:lang w:val="en-US" w:eastAsia="en-US"/>
+        </w:rPr>
+        <w:t xml:space="preserve"> </w:t>
+      </w:r>
+      <w:r>
+        <w:rPr>
+          <w:rFonts w:ascii="Consolas" w:eastAsia="Times New Roman" w:hAnsi="Consolas" w:cs="Times New Roman"/>
+          <w:color w:val="D4D4D4"/>
+          <w:sz w:val="21"/>
+          <w:szCs w:val="21"/>
+          <w:lang w:val="en-US" w:eastAsia="en-US"/>
+        </w:rPr>
+        <w:t>+</w:t>
+      </w:r>
+      <w:r>
+        <w:rPr>
+          <w:rFonts w:ascii="Consolas" w:eastAsia="Times New Roman" w:hAnsi="Consolas" w:cs="Times New Roman"/>
+          <w:color w:val="CCCCCC"/>
+          <w:sz w:val="21"/>
+          <w:szCs w:val="21"/>
+          <w:lang w:val="en-US" w:eastAsia="en-US"/>
+        </w:rPr>
+        <w:t xml:space="preserve"> </w:t>
+      </w:r>
+      <w:r>
+        <w:rPr>
+          <w:rFonts w:ascii="Consolas" w:eastAsia="Times New Roman" w:hAnsi="Consolas" w:cs="Times New Roman"/>
+          <w:color w:val="4EC9B0"/>
+          <w:sz w:val="21"/>
+          <w:szCs w:val="21"/>
+          <w:lang w:val="en-US" w:eastAsia="en-US"/>
+        </w:rPr>
+        <w:t>Intl</w:t>
+      </w:r>
+      <w:r>
+        <w:rPr>
+          <w:rFonts w:ascii="Consolas" w:eastAsia="Times New Roman" w:hAnsi="Consolas" w:cs="Times New Roman"/>
+          <w:color w:val="CCCCCC"/>
+          <w:sz w:val="21"/>
+          <w:szCs w:val="21"/>
+          <w:lang w:val="en-US" w:eastAsia="en-US"/>
+        </w:rPr>
+        <w:t>.</w:t>
+      </w:r>
+      <w:r>
+        <w:rPr>
+          <w:rFonts w:ascii="Consolas" w:eastAsia="Times New Roman" w:hAnsi="Consolas" w:cs="Times New Roman"/>
+          <w:color w:val="4EC9B0"/>
+          <w:sz w:val="21"/>
+          <w:szCs w:val="21"/>
+          <w:lang w:val="en-US" w:eastAsia="en-US"/>
+        </w:rPr>
+        <w:t>DateTimeFormat</w:t>
+      </w:r>
+      <w:r>
+        <w:rPr>
+          <w:rFonts w:ascii="Consolas" w:eastAsia="Times New Roman" w:hAnsi="Consolas" w:cs="Times New Roman"/>
+          <w:color w:val="CCCCCC"/>
+          <w:sz w:val="21"/>
+          <w:szCs w:val="21"/>
+          <w:lang w:val="en-US" w:eastAsia="en-US"/>
+        </w:rPr>
+        <w:t>().</w:t>
+      </w:r>
+      <w:r>
+        <w:rPr>
+          <w:rFonts w:ascii="Consolas" w:eastAsia="Times New Roman" w:hAnsi="Consolas" w:cs="Times New Roman"/>
+          <w:color w:val="DCDCAA"/>
+          <w:sz w:val="21"/>
+          <w:szCs w:val="21"/>
+          <w:lang w:val="en-US" w:eastAsia="en-US"/>
+        </w:rPr>
+        <w:t>resolvedOptions</w:t>
+      </w:r>
+      <w:r>
+        <w:rPr>
+          <w:rFonts w:ascii="Consolas" w:eastAsia="Times New Roman" w:hAnsi="Consolas" w:cs="Times New Roman"/>
+          <w:color w:val="CCCCCC"/>
+          <w:sz w:val="21"/>
+          <w:szCs w:val="21"/>
+          <w:lang w:val="en-US" w:eastAsia="en-US"/>
+        </w:rPr>
+        <w:t>().</w:t>
+      </w:r>
+      <w:r>
+        <w:rPr>
+          <w:rFonts w:ascii="Consolas" w:eastAsia="Times New Roman" w:hAnsi="Consolas" w:cs="Times New Roman"/>
+          <w:color w:val="9CDCFE"/>
+          <w:sz w:val="21"/>
+          <w:szCs w:val="21"/>
+          <w:lang w:val="en-US" w:eastAsia="en-US"/>
+        </w:rPr>
+        <w:t>timeZone</w:t>
+      </w:r>
+      <w:r>
+        <w:rPr>
+          <w:rFonts w:ascii="Consolas" w:eastAsia="Times New Roman" w:hAnsi="Consolas" w:cs="Times New Roman"/>
+          <w:color w:val="CCCCCC"/>
+          <w:sz w:val="21"/>
+          <w:szCs w:val="21"/>
+          <w:lang w:val="en-US" w:eastAsia="en-US"/>
+        </w:rPr>
+        <w:t xml:space="preserve"> </w:t>
+      </w:r>
+      <w:r>
+        <w:rPr>
+          <w:rFonts w:ascii="Consolas" w:eastAsia="Times New Roman" w:hAnsi="Consolas" w:cs="Times New Roman"/>
+          <w:color w:val="D4D4D4"/>
+          <w:sz w:val="21"/>
+          <w:szCs w:val="21"/>
+          <w:lang w:val="en-US" w:eastAsia="en-US"/>
+        </w:rPr>
+        <w:t>+</w:t>
+      </w:r>
+      <w:r>
+        <w:rPr>
+          <w:rFonts w:ascii="Consolas" w:eastAsia="Times New Roman" w:hAnsi="Consolas" w:cs="Times New Roman"/>
+          <w:color w:val="CCCCCC"/>
+          <w:sz w:val="21"/>
+          <w:szCs w:val="21"/>
+          <w:lang w:val="en-US" w:eastAsia="en-US"/>
+        </w:rPr>
+        <w:t xml:space="preserve"> </w:t>
+      </w:r>
       <w:r>
         <w:rPr>
           <w:rFonts w:ascii="Consolas" w:eastAsia="Times New Roman" w:hAnsi="Consolas" w:cs="Times New Roman"/>
@@ -14714,163 +10001,6 @@
           <w:szCs w:val="21"/>
           <w:lang w:val="en-US" w:eastAsia="en-US"/>
         </w:rPr>
-        <w:t>esw.shopperTimezone</w:t>
-      </w:r>
-      <w:proofErr w:type="spellEnd"/>
-      <w:r>
-        <w:rPr>
-          <w:rFonts w:ascii="Consolas" w:eastAsia="Times New Roman" w:hAnsi="Consolas" w:cs="Times New Roman"/>
-          <w:color w:val="CE9178"/>
-          <w:sz w:val="21"/>
-          <w:szCs w:val="21"/>
-          <w:lang w:val="en-US" w:eastAsia="en-US"/>
-        </w:rPr>
-        <w:t>="</w:t>
-      </w:r>
-      <w:r>
-        <w:rPr>
-          <w:rFonts w:ascii="Consolas" w:eastAsia="Times New Roman" w:hAnsi="Consolas" w:cs="Times New Roman"/>
-          <w:color w:val="CCCCCC"/>
-          <w:sz w:val="21"/>
-          <w:szCs w:val="21"/>
-          <w:lang w:val="en-US" w:eastAsia="en-US"/>
-        </w:rPr>
-        <w:t xml:space="preserve"> </w:t>
-      </w:r>
-      <w:r>
-        <w:rPr>
-          <w:rFonts w:ascii="Consolas" w:eastAsia="Times New Roman" w:hAnsi="Consolas" w:cs="Times New Roman"/>
-          <w:color w:val="D4D4D4"/>
-          <w:sz w:val="21"/>
-          <w:szCs w:val="21"/>
-          <w:lang w:val="en-US" w:eastAsia="en-US"/>
-        </w:rPr>
-        <w:t>+</w:t>
-      </w:r>
-      <w:r>
-        <w:rPr>
-          <w:rFonts w:ascii="Consolas" w:eastAsia="Times New Roman" w:hAnsi="Consolas" w:cs="Times New Roman"/>
-          <w:color w:val="CCCCCC"/>
-          <w:sz w:val="21"/>
-          <w:szCs w:val="21"/>
-          <w:lang w:val="en-US" w:eastAsia="en-US"/>
-        </w:rPr>
-        <w:t xml:space="preserve"> </w:t>
-      </w:r>
-      <w:proofErr w:type="spellStart"/>
-      <w:r>
-        <w:rPr>
-          <w:rFonts w:ascii="Consolas" w:eastAsia="Times New Roman" w:hAnsi="Consolas" w:cs="Times New Roman"/>
-          <w:color w:val="4EC9B0"/>
-          <w:sz w:val="21"/>
-          <w:szCs w:val="21"/>
-          <w:lang w:val="en-US" w:eastAsia="en-US"/>
-        </w:rPr>
-        <w:t>Intl</w:t>
-      </w:r>
-      <w:r>
-        <w:rPr>
-          <w:rFonts w:ascii="Consolas" w:eastAsia="Times New Roman" w:hAnsi="Consolas" w:cs="Times New Roman"/>
-          <w:color w:val="CCCCCC"/>
-          <w:sz w:val="21"/>
-          <w:szCs w:val="21"/>
-          <w:lang w:val="en-US" w:eastAsia="en-US"/>
-        </w:rPr>
-        <w:t>.</w:t>
-      </w:r>
-      <w:r>
-        <w:rPr>
-          <w:rFonts w:ascii="Consolas" w:eastAsia="Times New Roman" w:hAnsi="Consolas" w:cs="Times New Roman"/>
-          <w:color w:val="4EC9B0"/>
-          <w:sz w:val="21"/>
-          <w:szCs w:val="21"/>
-          <w:lang w:val="en-US" w:eastAsia="en-US"/>
-        </w:rPr>
-        <w:t>DateTimeFormat</w:t>
-      </w:r>
-      <w:proofErr w:type="spellEnd"/>
-      <w:r>
-        <w:rPr>
-          <w:rFonts w:ascii="Consolas" w:eastAsia="Times New Roman" w:hAnsi="Consolas" w:cs="Times New Roman"/>
-          <w:color w:val="CCCCCC"/>
-          <w:sz w:val="21"/>
-          <w:szCs w:val="21"/>
-          <w:lang w:val="en-US" w:eastAsia="en-US"/>
-        </w:rPr>
-        <w:t>().</w:t>
-      </w:r>
-      <w:proofErr w:type="spellStart"/>
-      <w:r>
-        <w:rPr>
-          <w:rFonts w:ascii="Consolas" w:eastAsia="Times New Roman" w:hAnsi="Consolas" w:cs="Times New Roman"/>
-          <w:color w:val="DCDCAA"/>
-          <w:sz w:val="21"/>
-          <w:szCs w:val="21"/>
-          <w:lang w:val="en-US" w:eastAsia="en-US"/>
-        </w:rPr>
-        <w:t>resolvedOptions</w:t>
-      </w:r>
-      <w:proofErr w:type="spellEnd"/>
-      <w:r>
-        <w:rPr>
-          <w:rFonts w:ascii="Consolas" w:eastAsia="Times New Roman" w:hAnsi="Consolas" w:cs="Times New Roman"/>
-          <w:color w:val="CCCCCC"/>
-          <w:sz w:val="21"/>
-          <w:szCs w:val="21"/>
-          <w:lang w:val="en-US" w:eastAsia="en-US"/>
-        </w:rPr>
-        <w:t>().</w:t>
-      </w:r>
-      <w:proofErr w:type="spellStart"/>
-      <w:r>
-        <w:rPr>
-          <w:rFonts w:ascii="Consolas" w:eastAsia="Times New Roman" w:hAnsi="Consolas" w:cs="Times New Roman"/>
-          <w:color w:val="9CDCFE"/>
-          <w:sz w:val="21"/>
-          <w:szCs w:val="21"/>
-          <w:lang w:val="en-US" w:eastAsia="en-US"/>
-        </w:rPr>
-        <w:t>timeZone</w:t>
-      </w:r>
-      <w:proofErr w:type="spellEnd"/>
-      <w:r>
-        <w:rPr>
-          <w:rFonts w:ascii="Consolas" w:eastAsia="Times New Roman" w:hAnsi="Consolas" w:cs="Times New Roman"/>
-          <w:color w:val="CCCCCC"/>
-          <w:sz w:val="21"/>
-          <w:szCs w:val="21"/>
-          <w:lang w:val="en-US" w:eastAsia="en-US"/>
-        </w:rPr>
-        <w:t xml:space="preserve"> </w:t>
-      </w:r>
-      <w:r>
-        <w:rPr>
-          <w:rFonts w:ascii="Consolas" w:eastAsia="Times New Roman" w:hAnsi="Consolas" w:cs="Times New Roman"/>
-          <w:color w:val="D4D4D4"/>
-          <w:sz w:val="21"/>
-          <w:szCs w:val="21"/>
-          <w:lang w:val="en-US" w:eastAsia="en-US"/>
-        </w:rPr>
-        <w:t>+</w:t>
-      </w:r>
-      <w:r>
-        <w:rPr>
-          <w:rFonts w:ascii="Consolas" w:eastAsia="Times New Roman" w:hAnsi="Consolas" w:cs="Times New Roman"/>
-          <w:color w:val="CCCCCC"/>
-          <w:sz w:val="21"/>
-          <w:szCs w:val="21"/>
-          <w:lang w:val="en-US" w:eastAsia="en-US"/>
-        </w:rPr>
-        <w:t xml:space="preserve"> </w:t>
-      </w:r>
-      <w:r>
-        <w:rPr>
-          <w:rFonts w:ascii="Consolas" w:eastAsia="Times New Roman" w:hAnsi="Consolas" w:cs="Times New Roman"/>
-          <w:color w:val="CE9178"/>
-          <w:sz w:val="21"/>
-          <w:szCs w:val="21"/>
-          <w:lang w:val="en-US" w:eastAsia="en-US"/>
-        </w:rPr>
         <w:t>";secure"</w:t>
       </w:r>
     </w:p>
@@ -14885,14 +10015,14 @@
           <w:rFonts w:asciiTheme="majorHAnsi" w:hAnsiTheme="majorHAnsi" w:cstheme="majorHAnsi"/>
         </w:rPr>
       </w:pPr>
-      <w:bookmarkStart w:id="22" w:name="_Toc191926934"/>
+      <w:bookmarkStart w:id="21" w:name="_Toc191926934"/>
       <w:r>
         <w:rPr>
           <w:rFonts w:asciiTheme="majorHAnsi" w:hAnsiTheme="majorHAnsi" w:cstheme="majorHAnsi"/>
         </w:rPr>
         <w:t>Override Order Summary Page</w:t>
       </w:r>
-      <w:bookmarkEnd w:id="22"/>
+      <w:bookmarkEnd w:id="21"/>
       <w:r>
         <w:rPr>
           <w:rFonts w:asciiTheme="majorHAnsi" w:hAnsiTheme="majorHAnsi" w:cstheme="majorHAnsi"/>
@@ -14942,16 +10072,8 @@
         <w:rPr>
           <w:rFonts w:ascii="Arial" w:hAnsi="Arial" w:cs="Arial"/>
         </w:rPr>
-        <w:t>Go to overrides/app/components/order-summary/</w:t>
-      </w:r>
-      <w:proofErr w:type="spellStart"/>
-      <w:r>
-        <w:rPr>
-          <w:rFonts w:ascii="Arial" w:hAnsi="Arial" w:cs="Arial"/>
-        </w:rPr>
-        <w:t>index.jsx</w:t>
-      </w:r>
-      <w:proofErr w:type="spellEnd"/>
+        <w:t>Go to overrides/app/components/order-summary/index.jsx</w:t>
+      </w:r>
     </w:p>
     <w:p>
       <w:pPr>
@@ -15000,7 +10122,6 @@
         <w:rPr>
           <w:rFonts w:ascii="Arial" w:hAnsi="Arial" w:cs="Arial"/>
         </w:rPr>
-        <w:lastRenderedPageBreak/>
         <w:t>Add the following piece of code as per screenshot</w:t>
       </w:r>
       <w:r>
@@ -15032,7 +10153,7 @@
                     <pic:cNvPicPr/>
                   </pic:nvPicPr>
                   <pic:blipFill>
-                    <a:blip r:embed="rId38"/>
+                    <a:blip r:embed="rId37"/>
                     <a:stretch>
                       <a:fillRect/>
                     </a:stretch>
@@ -15081,7 +10202,7 @@
                     <pic:cNvPicPr/>
                   </pic:nvPicPr>
                   <pic:blipFill>
-                    <a:blip r:embed="rId39"/>
+                    <a:blip r:embed="rId38"/>
                     <a:stretch>
                       <a:fillRect/>
                     </a:stretch>
@@ -15114,6 +10235,7 @@
           <w:sz w:val="36"/>
           <w:szCs w:val="36"/>
         </w:rPr>
+        <w:lastRenderedPageBreak/>
         <w:drawing>
           <wp:inline distT="0" distB="0" distL="0" distR="0" wp14:anchorId="3A8B3DB0" wp14:editId="4C17ADAF">
             <wp:extent cx="6134100" cy="4618355"/>
@@ -15130,7 +10252,7 @@
                     <pic:cNvPicPr/>
                   </pic:nvPicPr>
                   <pic:blipFill>
-                    <a:blip r:embed="rId40"/>
+                    <a:blip r:embed="rId39"/>
                     <a:stretch>
                       <a:fillRect/>
                     </a:stretch>
@@ -15163,7 +10285,6 @@
           <w:sz w:val="36"/>
           <w:szCs w:val="36"/>
         </w:rPr>
-        <w:lastRenderedPageBreak/>
         <w:drawing>
           <wp:inline distT="0" distB="0" distL="0" distR="0" wp14:anchorId="2BFB77BB" wp14:editId="35F3FB1A">
             <wp:extent cx="6118860" cy="2286000"/>
@@ -15180,7 +10301,7 @@
                     <pic:cNvPicPr/>
                   </pic:nvPicPr>
                   <pic:blipFill>
-                    <a:blip r:embed="rId41"/>
+                    <a:blip r:embed="rId40"/>
                     <a:stretch>
                       <a:fillRect/>
                     </a:stretch>
@@ -15213,6 +10334,7 @@
           <w:sz w:val="36"/>
           <w:szCs w:val="36"/>
         </w:rPr>
+        <w:lastRenderedPageBreak/>
         <w:drawing>
           <wp:inline distT="0" distB="0" distL="0" distR="0" wp14:anchorId="48D0696D" wp14:editId="1C28FCFC">
             <wp:extent cx="6141720" cy="3609975"/>
@@ -15229,7 +10351,7 @@
                     <pic:cNvPicPr/>
                   </pic:nvPicPr>
                   <pic:blipFill>
-                    <a:blip r:embed="rId42"/>
+                    <a:blip r:embed="rId41"/>
                     <a:stretch>
                       <a:fillRect/>
                     </a:stretch>
@@ -15262,7 +10384,6 @@
           <w:sz w:val="36"/>
           <w:szCs w:val="36"/>
         </w:rPr>
-        <w:lastRenderedPageBreak/>
         <w:drawing>
           <wp:inline distT="0" distB="0" distL="0" distR="0" wp14:anchorId="64B61043" wp14:editId="1D3142BE">
             <wp:extent cx="6195060" cy="3846830"/>
@@ -15279,7 +10400,7 @@
                     <pic:cNvPicPr/>
                   </pic:nvPicPr>
                   <pic:blipFill>
-                    <a:blip r:embed="rId43"/>
+                    <a:blip r:embed="rId42"/>
                     <a:stretch>
                       <a:fillRect/>
                     </a:stretch>
@@ -15312,6 +10433,7 @@
           <w:sz w:val="36"/>
           <w:szCs w:val="36"/>
         </w:rPr>
+        <w:lastRenderedPageBreak/>
         <w:drawing>
           <wp:inline distT="0" distB="0" distL="0" distR="0" wp14:anchorId="2477990F" wp14:editId="0D68A702">
             <wp:extent cx="6195060" cy="3522345"/>
@@ -15328,7 +10450,7 @@
                     <pic:cNvPicPr/>
                   </pic:nvPicPr>
                   <pic:blipFill>
-                    <a:blip r:embed="rId44"/>
+                    <a:blip r:embed="rId43"/>
                     <a:stretch>
                       <a:fillRect/>
                     </a:stretch>
@@ -15361,7 +10483,6 @@
           <w:sz w:val="36"/>
           <w:szCs w:val="36"/>
         </w:rPr>
-        <w:lastRenderedPageBreak/>
         <w:drawing>
           <wp:inline distT="0" distB="0" distL="0" distR="0" wp14:anchorId="5CD26D65" wp14:editId="3880BF58">
             <wp:extent cx="6156960" cy="1584960"/>
@@ -15378,7 +10499,7 @@
                     <pic:cNvPicPr/>
                   </pic:nvPicPr>
                   <pic:blipFill>
-                    <a:blip r:embed="rId45"/>
+                    <a:blip r:embed="rId44"/>
                     <a:stretch>
                       <a:fillRect/>
                     </a:stretch>
@@ -15410,14 +10531,14 @@
           <w:rFonts w:asciiTheme="majorHAnsi" w:hAnsiTheme="majorHAnsi" w:cstheme="majorHAnsi"/>
         </w:rPr>
       </w:pPr>
-      <w:bookmarkStart w:id="23" w:name="_Toc191926935"/>
+      <w:bookmarkStart w:id="22" w:name="_Toc191926935"/>
       <w:r>
         <w:rPr>
           <w:rFonts w:asciiTheme="majorHAnsi" w:hAnsiTheme="majorHAnsi" w:cstheme="majorHAnsi"/>
         </w:rPr>
         <w:t>Override product tile component</w:t>
       </w:r>
-      <w:bookmarkEnd w:id="23"/>
+      <w:bookmarkEnd w:id="22"/>
       <w:r>
         <w:rPr>
           <w:rFonts w:asciiTheme="majorHAnsi" w:hAnsiTheme="majorHAnsi" w:cstheme="majorHAnsi"/>
@@ -15449,7 +10570,14 @@
         <w:rPr>
           <w:rFonts w:ascii="Arial" w:hAnsi="Arial" w:cs="Arial"/>
         </w:rPr>
-        <w:t xml:space="preserve"> sets the currency to the retailer’s base currency when dynamic currency is used. Therefore, we have updated this component and added the following customizations:</w:t>
+        <w:t xml:space="preserve"> sets the currency to the retailer’s base currency when dynamic currency is used. Therefore, we have </w:t>
+      </w:r>
+      <w:r>
+        <w:rPr>
+          <w:rFonts w:ascii="Arial" w:hAnsi="Arial" w:cs="Arial"/>
+        </w:rPr>
+        <w:lastRenderedPageBreak/>
+        <w:t>updated this component and added the following customizations:</w:t>
       </w:r>
       <w:r>
         <w:rPr>
@@ -15479,7 +10607,7 @@
                     <pic:cNvPicPr/>
                   </pic:nvPicPr>
                   <pic:blipFill>
-                    <a:blip r:embed="rId46"/>
+                    <a:blip r:embed="rId45"/>
                     <a:stretch>
                       <a:fillRect/>
                     </a:stretch>
@@ -15513,7 +10641,7 @@
           <w:szCs w:val="36"/>
         </w:rPr>
       </w:pPr>
-      <w:bookmarkStart w:id="24" w:name="_Toc191926936"/>
+      <w:bookmarkStart w:id="23" w:name="_Toc191926936"/>
       <w:r>
         <w:rPr>
           <w:rFonts w:asciiTheme="majorHAnsi" w:hAnsiTheme="majorHAnsi" w:cstheme="majorHAnsi"/>
@@ -15522,7 +10650,7 @@
         </w:rPr>
         <w:t>Update content slots and messages</w:t>
       </w:r>
-      <w:bookmarkEnd w:id="24"/>
+      <w:bookmarkEnd w:id="23"/>
     </w:p>
     <w:p>
       <w:pPr>
@@ -15549,34 +10677,20 @@
           <w:rFonts w:asciiTheme="majorHAnsi" w:hAnsiTheme="majorHAnsi" w:cstheme="majorHAnsi"/>
         </w:rPr>
       </w:pPr>
-      <w:bookmarkStart w:id="25" w:name="_Toc191926937"/>
+      <w:bookmarkStart w:id="24" w:name="_Toc191926937"/>
       <w:r>
         <w:rPr>
           <w:rFonts w:asciiTheme="majorHAnsi" w:hAnsiTheme="majorHAnsi" w:cstheme="majorHAnsi"/>
         </w:rPr>
-        <w:t xml:space="preserve">Update geo </w:t>
-      </w:r>
-      <w:proofErr w:type="spellStart"/>
+        <w:t>Update geo ip alert</w:t>
+      </w:r>
       <w:r>
         <w:rPr>
           <w:rFonts w:asciiTheme="majorHAnsi" w:hAnsiTheme="majorHAnsi" w:cstheme="majorHAnsi"/>
         </w:rPr>
-        <w:t>ip</w:t>
-      </w:r>
-      <w:proofErr w:type="spellEnd"/>
-      <w:r>
-        <w:rPr>
-          <w:rFonts w:asciiTheme="majorHAnsi" w:hAnsiTheme="majorHAnsi" w:cstheme="majorHAnsi"/>
-        </w:rPr>
-        <w:t xml:space="preserve"> alert</w:t>
-      </w:r>
-      <w:r>
-        <w:rPr>
-          <w:rFonts w:asciiTheme="majorHAnsi" w:hAnsiTheme="majorHAnsi" w:cstheme="majorHAnsi"/>
-        </w:rPr>
         <w:t xml:space="preserve"> message</w:t>
       </w:r>
-      <w:bookmarkEnd w:id="25"/>
+      <w:bookmarkEnd w:id="24"/>
     </w:p>
     <w:p>
       <w:pPr>
@@ -15591,7 +10705,7 @@
         </w:rPr>
         <w:t>If retailer is using geo lookup (</w:t>
       </w:r>
-      <w:hyperlink r:id="rId47" w:anchor="ESW-General-Configuration-Site-Preferences" w:history="1">
+      <w:hyperlink r:id="rId46" w:anchor="ESW-General-Configuration-Site-Preferences" w:history="1">
         <w:r>
           <w:rPr>
             <w:rStyle w:val="Hyperlink"/>
@@ -15604,21 +10718,7 @@
         <w:rPr>
           <w:rFonts w:ascii="Arial" w:hAnsi="Arial" w:cs="Arial"/>
         </w:rPr>
-        <w:t>) then its alert messages can be customized from content asset “</w:t>
-      </w:r>
-      <w:proofErr w:type="spellStart"/>
-      <w:r>
-        <w:rPr>
-          <w:rFonts w:ascii="Arial" w:hAnsi="Arial" w:cs="Arial"/>
-        </w:rPr>
-        <w:t>eswGeoIpChangeWarning</w:t>
-      </w:r>
-      <w:proofErr w:type="spellEnd"/>
-      <w:r>
-        <w:rPr>
-          <w:rFonts w:ascii="Arial" w:hAnsi="Arial" w:cs="Arial"/>
-        </w:rPr>
-        <w:t>”. The title is the name of the content asset while the body of the content asset</w:t>
+        <w:t>) then its alert messages can be customized from content asset “eswGeoIpChangeWarning”. The title is the name of the content asset while the body of the content asset</w:t>
       </w:r>
     </w:p>
     <w:p/>
@@ -15645,7 +10745,7 @@
                     <pic:cNvPicPr/>
                   </pic:nvPicPr>
                   <pic:blipFill>
-                    <a:blip r:embed="rId48"/>
+                    <a:blip r:embed="rId47"/>
                     <a:stretch>
                       <a:fillRect/>
                     </a:stretch>
@@ -15678,7 +10778,7 @@
           <w:rFonts w:asciiTheme="majorHAnsi" w:hAnsiTheme="majorHAnsi" w:cstheme="majorHAnsi"/>
         </w:rPr>
       </w:pPr>
-      <w:bookmarkStart w:id="26" w:name="_Toc191926938"/>
+      <w:bookmarkStart w:id="25" w:name="_Toc191926938"/>
       <w:r>
         <w:rPr>
           <w:rFonts w:asciiTheme="majorHAnsi" w:hAnsiTheme="majorHAnsi" w:cstheme="majorHAnsi"/>
@@ -15697,28 +10797,14 @@
         </w:rPr>
         <w:t xml:space="preserve"> message</w:t>
       </w:r>
-      <w:bookmarkEnd w:id="26"/>
-    </w:p>
-    <w:p>
-      <w:r>
-        <w:rPr>
-          <w:rFonts w:ascii="Arial" w:hAnsi="Arial" w:cs="Arial"/>
-        </w:rPr>
-        <w:t>If retailer is using return prohibit feature then its message can be updated from the body of content asset “</w:t>
-      </w:r>
-      <w:proofErr w:type="spellStart"/>
-      <w:r>
-        <w:rPr>
-          <w:rFonts w:ascii="Arial" w:hAnsi="Arial" w:cs="Arial"/>
-        </w:rPr>
-        <w:t>esw</w:t>
-      </w:r>
-      <w:proofErr w:type="spellEnd"/>
-      <w:r>
-        <w:rPr>
-          <w:rFonts w:ascii="Arial" w:hAnsi="Arial" w:cs="Arial"/>
-        </w:rPr>
-        <w:t>-display-return-prohibited-message”</w:t>
+      <w:bookmarkEnd w:id="25"/>
+    </w:p>
+    <w:p>
+      <w:r>
+        <w:rPr>
+          <w:rFonts w:ascii="Arial" w:hAnsi="Arial" w:cs="Arial"/>
+        </w:rPr>
+        <w:t>If retailer is using return prohibit feature then its message can be updated from the body of content asset “esw-display-return-prohibited-message”</w:t>
       </w:r>
       <w:r>
         <w:rPr>
@@ -15748,7 +10834,7 @@
                     <pic:cNvPicPr/>
                   </pic:nvPicPr>
                   <pic:blipFill>
-                    <a:blip r:embed="rId49"/>
+                    <a:blip r:embed="rId48"/>
                     <a:stretch>
                       <a:fillRect/>
                     </a:stretch>
@@ -15780,14 +10866,14 @@
           <w:rFonts w:asciiTheme="majorHAnsi" w:hAnsiTheme="majorHAnsi" w:cstheme="majorHAnsi"/>
         </w:rPr>
       </w:pPr>
-      <w:bookmarkStart w:id="27" w:name="_Toc191926939"/>
+      <w:bookmarkStart w:id="26" w:name="_Toc191926939"/>
       <w:r>
         <w:rPr>
           <w:rFonts w:asciiTheme="majorHAnsi" w:hAnsiTheme="majorHAnsi" w:cstheme="majorHAnsi"/>
         </w:rPr>
         <w:t>Update prices in callout messages and content</w:t>
       </w:r>
-      <w:bookmarkEnd w:id="27"/>
+      <w:bookmarkEnd w:id="26"/>
     </w:p>
     <w:p>
       <w:pPr>
@@ -15801,7 +10887,7 @@
         </w:rPr>
         <w:t>This is used to calculate prices from retailer’s currency to shopper currency. To enable this feature please follow (</w:t>
       </w:r>
-      <w:hyperlink r:id="rId50" w:history="1">
+      <w:hyperlink r:id="rId49" w:history="1">
         <w:r>
           <w:rPr>
             <w:rStyle w:val="Hyperlink"/>
@@ -15814,35 +10900,7 @@
         <w:rPr>
           <w:rFonts w:ascii="Arial" w:hAnsi="Arial" w:cs="Arial"/>
         </w:rPr>
-        <w:t xml:space="preserve">). We then need to convert prices in shopper currency on the frontend. Please use </w:t>
-      </w:r>
-      <w:proofErr w:type="spellStart"/>
-      <w:r>
-        <w:rPr>
-          <w:rFonts w:ascii="Arial" w:hAnsi="Arial" w:cs="Arial"/>
-        </w:rPr>
-        <w:t>convertPrice</w:t>
-      </w:r>
-      <w:proofErr w:type="spellEnd"/>
-      <w:r>
-        <w:rPr>
-          <w:rFonts w:ascii="Arial" w:hAnsi="Arial" w:cs="Arial"/>
-        </w:rPr>
-        <w:t xml:space="preserve">() function from </w:t>
-      </w:r>
-      <w:proofErr w:type="spellStart"/>
-      <w:r>
-        <w:rPr>
-          <w:rFonts w:ascii="Arial" w:hAnsi="Arial" w:cs="Arial"/>
-        </w:rPr>
-        <w:t>esw</w:t>
-      </w:r>
-      <w:proofErr w:type="spellEnd"/>
-      <w:r>
-        <w:rPr>
-          <w:rFonts w:ascii="Arial" w:hAnsi="Arial" w:cs="Arial"/>
-        </w:rPr>
-        <w:t xml:space="preserve">-helpers to convert prices after getting in the DOM. </w:t>
+        <w:t xml:space="preserve">). We then need to convert prices in shopper currency on the frontend. Please use convertPrice() function from esw-helpers to convert prices after getting in the DOM. </w:t>
       </w:r>
     </w:p>
     <w:p/>
@@ -15861,61 +10919,7 @@
           <w:bCs/>
         </w:rPr>
         <w:lastRenderedPageBreak/>
-        <w:t>Working example can be found in ‘/overrides/pages/</w:t>
-      </w:r>
-      <w:proofErr w:type="spellStart"/>
-      <w:r>
-        <w:rPr>
-          <w:rFonts w:ascii="Arial" w:hAnsi="Arial" w:cs="Arial"/>
-          <w:b/>
-          <w:bCs/>
-        </w:rPr>
-        <w:t>esw</w:t>
-      </w:r>
-      <w:proofErr w:type="spellEnd"/>
-      <w:r>
-        <w:rPr>
-          <w:rFonts w:ascii="Arial" w:hAnsi="Arial" w:cs="Arial"/>
-          <w:b/>
-          <w:bCs/>
-        </w:rPr>
-        <w:t>-example-content-details/</w:t>
-      </w:r>
-      <w:proofErr w:type="spellStart"/>
-      <w:r>
-        <w:rPr>
-          <w:rFonts w:ascii="Arial" w:hAnsi="Arial" w:cs="Arial"/>
-          <w:b/>
-          <w:bCs/>
-        </w:rPr>
-        <w:t>index.jsx</w:t>
-      </w:r>
-      <w:proofErr w:type="spellEnd"/>
-      <w:r>
-        <w:rPr>
-          <w:rFonts w:ascii="Arial" w:hAnsi="Arial" w:cs="Arial"/>
-          <w:b/>
-          <w:bCs/>
-        </w:rPr>
-        <w:t>` and can be accessed via route `/content/</w:t>
-      </w:r>
-      <w:proofErr w:type="spellStart"/>
-      <w:r>
-        <w:rPr>
-          <w:rFonts w:ascii="Arial" w:hAnsi="Arial" w:cs="Arial"/>
-          <w:b/>
-          <w:bCs/>
-        </w:rPr>
-        <w:t>esw</w:t>
-      </w:r>
-      <w:proofErr w:type="spellEnd"/>
-      <w:r>
-        <w:rPr>
-          <w:rFonts w:ascii="Arial" w:hAnsi="Arial" w:cs="Arial"/>
-          <w:b/>
-          <w:bCs/>
-        </w:rPr>
-        <w:t>-test-content`</w:t>
+        <w:t>Working example can be found in ‘/overrides/pages/esw-example-content-details/index.jsx` and can be accessed via route `/content/esw-test-content`</w:t>
       </w:r>
       <w:r>
         <w:rPr>
@@ -15951,7 +10955,7 @@
                     <pic:cNvPicPr/>
                   </pic:nvPicPr>
                   <pic:blipFill>
-                    <a:blip r:embed="rId51"/>
+                    <a:blip r:embed="rId50"/>
                     <a:stretch>
                       <a:fillRect/>
                     </a:stretch>
@@ -15985,7 +10989,7 @@
           <w:szCs w:val="36"/>
         </w:rPr>
       </w:pPr>
-      <w:bookmarkStart w:id="28" w:name="_Toc191926940"/>
+      <w:bookmarkStart w:id="27" w:name="_Toc191926940"/>
       <w:r>
         <w:rPr>
           <w:rFonts w:asciiTheme="majorHAnsi" w:hAnsiTheme="majorHAnsi" w:cstheme="majorHAnsi"/>
@@ -16002,7 +11006,7 @@
         </w:rPr>
         <w:t xml:space="preserve"> added in PWA</w:t>
       </w:r>
-      <w:bookmarkEnd w:id="28"/>
+      <w:bookmarkEnd w:id="27"/>
     </w:p>
     <w:p>
       <w:pPr>
@@ -16168,7 +11172,6 @@
                 <w:szCs w:val="20"/>
               </w:rPr>
             </w:pPr>
-            <w:proofErr w:type="spellStart"/>
             <w:r>
               <w:rPr>
                 <w:rFonts w:cs="Arial"/>
@@ -16177,7 +11180,6 @@
               </w:rPr>
               <w:t>c_eswReturnProhibited</w:t>
             </w:r>
-            <w:proofErr w:type="spellEnd"/>
           </w:p>
         </w:tc>
         <w:tc>
@@ -16266,7 +11268,6 @@
                 <w:szCs w:val="20"/>
               </w:rPr>
             </w:pPr>
-            <w:proofErr w:type="spellStart"/>
             <w:r>
               <w:rPr>
                 <w:rFonts w:cs="Arial"/>
@@ -16283,7 +11284,6 @@
               </w:rPr>
               <w:t>Msg</w:t>
             </w:r>
-            <w:proofErr w:type="spellEnd"/>
           </w:p>
         </w:tc>
         <w:tc>
@@ -16362,7 +11362,6 @@
                 <w:szCs w:val="20"/>
               </w:rPr>
             </w:pPr>
-            <w:proofErr w:type="spellStart"/>
             <w:r>
               <w:rPr>
                 <w:rFonts w:cs="Arial"/>
@@ -16371,7 +11370,6 @@
               </w:rPr>
               <w:t>c_eswRestrictedProduct</w:t>
             </w:r>
-            <w:proofErr w:type="spellEnd"/>
           </w:p>
         </w:tc>
         <w:tc>
@@ -16460,7 +11458,6 @@
                 <w:szCs w:val="20"/>
               </w:rPr>
             </w:pPr>
-            <w:proofErr w:type="spellStart"/>
             <w:r>
               <w:rPr>
                 <w:rFonts w:cs="Arial"/>
@@ -16477,7 +11474,6 @@
               </w:rPr>
               <w:t>Msg</w:t>
             </w:r>
-            <w:proofErr w:type="spellEnd"/>
           </w:p>
         </w:tc>
         <w:tc>
@@ -16612,7 +11608,6 @@
                 <w:szCs w:val="20"/>
               </w:rPr>
             </w:pPr>
-            <w:proofErr w:type="spellStart"/>
             <w:r>
               <w:rPr>
                 <w:rFonts w:cs="Arial"/>
@@ -16621,7 +11616,6 @@
               </w:rPr>
               <w:t>c_eswShopperCurrency</w:t>
             </w:r>
-            <w:proofErr w:type="spellEnd"/>
           </w:p>
         </w:tc>
         <w:tc>
@@ -16787,7 +11781,6 @@
                 <w:szCs w:val="20"/>
               </w:rPr>
             </w:pPr>
-            <w:proofErr w:type="spellStart"/>
             <w:r>
               <w:rPr>
                 <w:rFonts w:ascii="Arial" w:hAnsi="Arial" w:cs="Arial"/>
@@ -16799,7 +11792,6 @@
               <w:lastRenderedPageBreak/>
               <w:t>eswPwaUrlExpansionPairs</w:t>
             </w:r>
-            <w:proofErr w:type="spellEnd"/>
           </w:p>
         </w:tc>
         <w:tc>
@@ -16894,14 +11886,12 @@
                 <w:highlight w:val="yellow"/>
               </w:rPr>
             </w:pPr>
-            <w:proofErr w:type="spellStart"/>
             <w:r>
               <w:rPr>
                 <w:highlight w:val="yellow"/>
               </w:rPr>
               <w:t>InventoryCheckFailurePageUrl|cart</w:t>
             </w:r>
-            <w:proofErr w:type="spellEnd"/>
           </w:p>
           <w:p>
             <w:pPr>
@@ -16912,19 +11902,11 @@
                 <w:highlight w:val="yellow"/>
               </w:rPr>
             </w:pPr>
-            <w:proofErr w:type="spellStart"/>
             <w:r>
               <w:rPr>
                 <w:highlight w:val="yellow"/>
               </w:rPr>
-              <w:t>BaseUrl</w:t>
-            </w:r>
-            <w:proofErr w:type="spellEnd"/>
-            <w:r>
-              <w:rPr>
-                <w:highlight w:val="yellow"/>
-              </w:rPr>
-              <w:t>|</w:t>
+              <w:t>BaseUrl|</w:t>
             </w:r>
           </w:p>
           <w:p>
@@ -16936,7 +11918,6 @@
                 <w:highlight w:val="yellow"/>
               </w:rPr>
             </w:pPr>
-            <w:proofErr w:type="spellStart"/>
             <w:r>
               <w:rPr>
                 <w:rFonts w:ascii="Arial" w:hAnsi="Arial" w:cs="Arial"/>
@@ -16944,29 +11925,8 @@
                 <w:highlight w:val="yellow"/>
                 <w:shd w:val="clear" w:color="auto" w:fill="FFFFFF"/>
               </w:rPr>
-              <w:t>ContinueShoppingUrl|Base</w:t>
-            </w:r>
-            <w:proofErr w:type="spellEnd"/>
-            <w:r>
-              <w:rPr>
-                <w:rFonts w:ascii="Arial" w:hAnsi="Arial" w:cs="Arial"/>
-                <w:color w:val="000000"/>
-                <w:highlight w:val="yellow"/>
-                <w:shd w:val="clear" w:color="auto" w:fill="FFFFFF"/>
-              </w:rPr>
-              <w:t xml:space="preserve"> </w:t>
-            </w:r>
-            <w:proofErr w:type="spellStart"/>
-            <w:r>
-              <w:rPr>
-                <w:rFonts w:ascii="Arial" w:hAnsi="Arial" w:cs="Arial"/>
-                <w:color w:val="000000"/>
-                <w:highlight w:val="yellow"/>
-                <w:shd w:val="clear" w:color="auto" w:fill="FFFFFF"/>
-              </w:rPr>
-              <w:t>url</w:t>
-            </w:r>
-            <w:proofErr w:type="spellEnd"/>
+              <w:t>ContinueShoppingUrl|Base url</w:t>
+            </w:r>
           </w:p>
           <w:p>
             <w:pPr>
@@ -16974,14 +11934,12 @@
               <w:spacing w:line="360" w:lineRule="auto"/>
               <w:ind w:left="0"/>
             </w:pPr>
-            <w:proofErr w:type="spellStart"/>
             <w:r>
               <w:rPr>
                 <w:highlight w:val="yellow"/>
               </w:rPr>
               <w:t>BackToCartUrl|cart</w:t>
             </w:r>
-            <w:proofErr w:type="spellEnd"/>
           </w:p>
           <w:p>
             <w:pPr>
@@ -17010,7 +11968,7 @@
           <w:szCs w:val="36"/>
         </w:rPr>
       </w:pPr>
-      <w:bookmarkStart w:id="29" w:name="_Toc191926941"/>
+      <w:bookmarkStart w:id="28" w:name="_Toc191926941"/>
       <w:r>
         <w:rPr>
           <w:rFonts w:asciiTheme="majorHAnsi" w:hAnsiTheme="majorHAnsi" w:cstheme="majorHAnsi"/>
@@ -17019,7 +11977,7 @@
         </w:rPr>
         <w:t>Custom Object Added in PWA</w:t>
       </w:r>
-      <w:bookmarkEnd w:id="29"/>
+      <w:bookmarkEnd w:id="28"/>
     </w:p>
     <w:p>
       <w:pPr>
@@ -17123,7 +12081,7 @@
           <w:szCs w:val="36"/>
         </w:rPr>
       </w:pPr>
-      <w:bookmarkStart w:id="30" w:name="_Toc191926942"/>
+      <w:bookmarkStart w:id="29" w:name="_Toc191926942"/>
       <w:r>
         <w:rPr>
           <w:rFonts w:asciiTheme="majorHAnsi" w:hAnsiTheme="majorHAnsi" w:cstheme="majorHAnsi"/>
@@ -17132,7 +12090,7 @@
         </w:rPr>
         <w:t>Order confirmation hooks</w:t>
       </w:r>
-      <w:bookmarkEnd w:id="30"/>
+      <w:bookmarkEnd w:id="29"/>
     </w:p>
     <w:p>
       <w:pPr>
@@ -18404,6 +13362,119 @@
     </w:lvl>
   </w:abstractNum>
   <w:abstractNum w:abstractNumId="11" w15:restartNumberingAfterBreak="0">
+    <w:nsid w:val="35BD61B1"/>
+    <w:multiLevelType w:val="hybridMultilevel"/>
+    <w:tmpl w:val="F9503110"/>
+    <w:lvl w:ilvl="0" w:tplc="10000001">
+      <w:start w:val="1"/>
+      <w:numFmt w:val="bullet"/>
+      <w:lvlText w:val=""/>
+      <w:lvlJc w:val="left"/>
+      <w:pPr>
+        <w:ind w:left="1440" w:hanging="360"/>
+      </w:pPr>
+      <w:rPr>
+        <w:rFonts w:ascii="Symbol" w:hAnsi="Symbol" w:hint="default"/>
+      </w:rPr>
+    </w:lvl>
+    <w:lvl w:ilvl="1" w:tplc="10000003" w:tentative="1">
+      <w:start w:val="1"/>
+      <w:numFmt w:val="bullet"/>
+      <w:lvlText w:val="o"/>
+      <w:lvlJc w:val="left"/>
+      <w:pPr>
+        <w:ind w:left="2160" w:hanging="360"/>
+      </w:pPr>
+      <w:rPr>
+        <w:rFonts w:ascii="Courier New" w:hAnsi="Courier New" w:cs="Courier New" w:hint="default"/>
+      </w:rPr>
+    </w:lvl>
+    <w:lvl w:ilvl="2" w:tplc="10000005" w:tentative="1">
+      <w:start w:val="1"/>
+      <w:numFmt w:val="bullet"/>
+      <w:lvlText w:val=""/>
+      <w:lvlJc w:val="left"/>
+      <w:pPr>
+        <w:ind w:left="2880" w:hanging="360"/>
+      </w:pPr>
+      <w:rPr>
+        <w:rFonts w:ascii="Wingdings" w:hAnsi="Wingdings" w:hint="default"/>
+      </w:rPr>
+    </w:lvl>
+    <w:lvl w:ilvl="3" w:tplc="10000001" w:tentative="1">
+      <w:start w:val="1"/>
+      <w:numFmt w:val="bullet"/>
+      <w:lvlText w:val=""/>
+      <w:lvlJc w:val="left"/>
+      <w:pPr>
+        <w:ind w:left="3600" w:hanging="360"/>
+      </w:pPr>
+      <w:rPr>
+        <w:rFonts w:ascii="Symbol" w:hAnsi="Symbol" w:hint="default"/>
+      </w:rPr>
+    </w:lvl>
+    <w:lvl w:ilvl="4" w:tplc="10000003" w:tentative="1">
+      <w:start w:val="1"/>
+      <w:numFmt w:val="bullet"/>
+      <w:lvlText w:val="o"/>
+      <w:lvlJc w:val="left"/>
+      <w:pPr>
+        <w:ind w:left="4320" w:hanging="360"/>
+      </w:pPr>
+      <w:rPr>
+        <w:rFonts w:ascii="Courier New" w:hAnsi="Courier New" w:cs="Courier New" w:hint="default"/>
+      </w:rPr>
+    </w:lvl>
+    <w:lvl w:ilvl="5" w:tplc="10000005" w:tentative="1">
+      <w:start w:val="1"/>
+      <w:numFmt w:val="bullet"/>
+      <w:lvlText w:val=""/>
+      <w:lvlJc w:val="left"/>
+      <w:pPr>
+        <w:ind w:left="5040" w:hanging="360"/>
+      </w:pPr>
+      <w:rPr>
+        <w:rFonts w:ascii="Wingdings" w:hAnsi="Wingdings" w:hint="default"/>
+      </w:rPr>
+    </w:lvl>
+    <w:lvl w:ilvl="6" w:tplc="10000001" w:tentative="1">
+      <w:start w:val="1"/>
+      <w:numFmt w:val="bullet"/>
+      <w:lvlText w:val=""/>
+      <w:lvlJc w:val="left"/>
+      <w:pPr>
+        <w:ind w:left="5760" w:hanging="360"/>
+      </w:pPr>
+      <w:rPr>
+        <w:rFonts w:ascii="Symbol" w:hAnsi="Symbol" w:hint="default"/>
+      </w:rPr>
+    </w:lvl>
+    <w:lvl w:ilvl="7" w:tplc="10000003" w:tentative="1">
+      <w:start w:val="1"/>
+      <w:numFmt w:val="bullet"/>
+      <w:lvlText w:val="o"/>
+      <w:lvlJc w:val="left"/>
+      <w:pPr>
+        <w:ind w:left="6480" w:hanging="360"/>
+      </w:pPr>
+      <w:rPr>
+        <w:rFonts w:ascii="Courier New" w:hAnsi="Courier New" w:cs="Courier New" w:hint="default"/>
+      </w:rPr>
+    </w:lvl>
+    <w:lvl w:ilvl="8" w:tplc="10000005" w:tentative="1">
+      <w:start w:val="1"/>
+      <w:numFmt w:val="bullet"/>
+      <w:lvlText w:val=""/>
+      <w:lvlJc w:val="left"/>
+      <w:pPr>
+        <w:ind w:left="7200" w:hanging="360"/>
+      </w:pPr>
+      <w:rPr>
+        <w:rFonts w:ascii="Wingdings" w:hAnsi="Wingdings" w:hint="default"/>
+      </w:rPr>
+    </w:lvl>
+  </w:abstractNum>
+  <w:abstractNum w:abstractNumId="12" w15:restartNumberingAfterBreak="0">
     <w:nsid w:val="454520A9"/>
     <w:multiLevelType w:val="hybridMultilevel"/>
     <w:tmpl w:val="D8F4C6B0"/>
@@ -18516,7 +13587,7 @@
       </w:rPr>
     </w:lvl>
   </w:abstractNum>
-  <w:abstractNum w:abstractNumId="12" w15:restartNumberingAfterBreak="0">
+  <w:abstractNum w:abstractNumId="13" w15:restartNumberingAfterBreak="0">
     <w:nsid w:val="455B00AD"/>
     <w:multiLevelType w:val="multilevel"/>
     <w:tmpl w:val="C090D8F0"/>
@@ -18637,7 +13708,7 @@
       </w:rPr>
     </w:lvl>
   </w:abstractNum>
-  <w:abstractNum w:abstractNumId="13" w15:restartNumberingAfterBreak="0">
+  <w:abstractNum w:abstractNumId="14" w15:restartNumberingAfterBreak="0">
     <w:nsid w:val="58D94EB7"/>
     <w:multiLevelType w:val="multilevel"/>
     <w:tmpl w:val="1809001F"/>
@@ -18723,7 +13794,7 @@
       </w:pPr>
     </w:lvl>
   </w:abstractNum>
-  <w:abstractNum w:abstractNumId="14" w15:restartNumberingAfterBreak="0">
+  <w:abstractNum w:abstractNumId="15" w15:restartNumberingAfterBreak="0">
     <w:nsid w:val="5B1A2D1F"/>
     <w:multiLevelType w:val="multilevel"/>
     <w:tmpl w:val="93AA8880"/>
@@ -18836,7 +13907,7 @@
       </w:rPr>
     </w:lvl>
   </w:abstractNum>
-  <w:abstractNum w:abstractNumId="15" w15:restartNumberingAfterBreak="0">
+  <w:abstractNum w:abstractNumId="16" w15:restartNumberingAfterBreak="0">
     <w:nsid w:val="5C0E6094"/>
     <w:multiLevelType w:val="hybridMultilevel"/>
     <w:tmpl w:val="8D382BE0"/>
@@ -18949,7 +14020,7 @@
       </w:rPr>
     </w:lvl>
   </w:abstractNum>
-  <w:abstractNum w:abstractNumId="16" w15:restartNumberingAfterBreak="0">
+  <w:abstractNum w:abstractNumId="17" w15:restartNumberingAfterBreak="0">
     <w:nsid w:val="61D90BBF"/>
     <w:multiLevelType w:val="hybridMultilevel"/>
     <w:tmpl w:val="976E0208"/>
@@ -19062,7 +14133,7 @@
       </w:rPr>
     </w:lvl>
   </w:abstractNum>
-  <w:abstractNum w:abstractNumId="17" w15:restartNumberingAfterBreak="0">
+  <w:abstractNum w:abstractNumId="18" w15:restartNumberingAfterBreak="0">
     <w:nsid w:val="67DD4DC6"/>
     <w:multiLevelType w:val="hybridMultilevel"/>
     <w:tmpl w:val="DBA6F740"/>
@@ -19148,7 +14219,7 @@
       </w:pPr>
     </w:lvl>
   </w:abstractNum>
-  <w:abstractNum w:abstractNumId="18" w15:restartNumberingAfterBreak="0">
+  <w:abstractNum w:abstractNumId="19" w15:restartNumberingAfterBreak="0">
     <w:nsid w:val="6B114192"/>
     <w:multiLevelType w:val="multilevel"/>
     <w:tmpl w:val="C090D8F0"/>
@@ -19269,7 +14340,7 @@
       </w:rPr>
     </w:lvl>
   </w:abstractNum>
-  <w:abstractNum w:abstractNumId="19" w15:restartNumberingAfterBreak="0">
+  <w:abstractNum w:abstractNumId="20" w15:restartNumberingAfterBreak="0">
     <w:nsid w:val="6C6116EA"/>
     <w:multiLevelType w:val="hybridMultilevel"/>
     <w:tmpl w:val="A72A7D0A"/>
@@ -19382,7 +14453,7 @@
       </w:rPr>
     </w:lvl>
   </w:abstractNum>
-  <w:abstractNum w:abstractNumId="20" w15:restartNumberingAfterBreak="0">
+  <w:abstractNum w:abstractNumId="21" w15:restartNumberingAfterBreak="0">
     <w:nsid w:val="6D4E2158"/>
     <w:multiLevelType w:val="hybridMultilevel"/>
     <w:tmpl w:val="E6282D8C"/>
@@ -19495,7 +14566,7 @@
       </w:rPr>
     </w:lvl>
   </w:abstractNum>
-  <w:abstractNum w:abstractNumId="21" w15:restartNumberingAfterBreak="0">
+  <w:abstractNum w:abstractNumId="22" w15:restartNumberingAfterBreak="0">
     <w:nsid w:val="6E7E2965"/>
     <w:multiLevelType w:val="multilevel"/>
     <w:tmpl w:val="9F7AAF70"/>
@@ -19644,7 +14715,7 @@
       </w:rPr>
     </w:lvl>
   </w:abstractNum>
-  <w:abstractNum w:abstractNumId="22" w15:restartNumberingAfterBreak="0">
+  <w:abstractNum w:abstractNumId="23" w15:restartNumberingAfterBreak="0">
     <w:nsid w:val="70F10C42"/>
     <w:multiLevelType w:val="hybridMultilevel"/>
     <w:tmpl w:val="F2601280"/>
@@ -19757,7 +14828,7 @@
       </w:rPr>
     </w:lvl>
   </w:abstractNum>
-  <w:abstractNum w:abstractNumId="23" w15:restartNumberingAfterBreak="0">
+  <w:abstractNum w:abstractNumId="24" w15:restartNumberingAfterBreak="0">
     <w:nsid w:val="7D1C7D03"/>
     <w:multiLevelType w:val="hybridMultilevel"/>
     <w:tmpl w:val="6DD034BE"/>
@@ -19870,7 +14941,7 @@
       </w:rPr>
     </w:lvl>
   </w:abstractNum>
-  <w:abstractNum w:abstractNumId="24" w15:restartNumberingAfterBreak="0">
+  <w:abstractNum w:abstractNumId="25" w15:restartNumberingAfterBreak="0">
     <w:nsid w:val="7D771FD4"/>
     <w:multiLevelType w:val="multilevel"/>
     <w:tmpl w:val="7DBC35CC"/>
@@ -19984,13 +15055,13 @@
     </w:lvl>
   </w:abstractNum>
   <w:num w:numId="1" w16cid:durableId="1800763646">
-    <w:abstractNumId w:val="21"/>
+    <w:abstractNumId w:val="22"/>
   </w:num>
   <w:num w:numId="2" w16cid:durableId="277220858">
-    <w:abstractNumId w:val="24"/>
+    <w:abstractNumId w:val="25"/>
   </w:num>
   <w:num w:numId="3" w16cid:durableId="42876634">
-    <w:abstractNumId w:val="19"/>
+    <w:abstractNumId w:val="20"/>
   </w:num>
   <w:num w:numId="4" w16cid:durableId="1252851921">
     <w:abstractNumId w:val="0"/>
@@ -19999,34 +15070,34 @@
     <w:abstractNumId w:val="10"/>
   </w:num>
   <w:num w:numId="6" w16cid:durableId="539055925">
-    <w:abstractNumId w:val="11"/>
+    <w:abstractNumId w:val="12"/>
   </w:num>
   <w:num w:numId="7" w16cid:durableId="303971168">
     <w:abstractNumId w:val="1"/>
   </w:num>
   <w:num w:numId="8" w16cid:durableId="768623102">
-    <w:abstractNumId w:val="20"/>
+    <w:abstractNumId w:val="21"/>
   </w:num>
   <w:num w:numId="9" w16cid:durableId="513421802">
     <w:abstractNumId w:val="4"/>
   </w:num>
   <w:num w:numId="10" w16cid:durableId="1506163538">
-    <w:abstractNumId w:val="23"/>
+    <w:abstractNumId w:val="24"/>
   </w:num>
   <w:num w:numId="11" w16cid:durableId="375735689">
-    <w:abstractNumId w:val="16"/>
+    <w:abstractNumId w:val="17"/>
   </w:num>
   <w:num w:numId="12" w16cid:durableId="1465738686">
     <w:abstractNumId w:val="2"/>
   </w:num>
   <w:num w:numId="13" w16cid:durableId="1562249378">
-    <w:abstractNumId w:val="22"/>
+    <w:abstractNumId w:val="23"/>
   </w:num>
   <w:num w:numId="14" w16cid:durableId="758449304">
     <w:abstractNumId w:val="6"/>
   </w:num>
   <w:num w:numId="15" w16cid:durableId="611397029">
-    <w:abstractNumId w:val="15"/>
+    <w:abstractNumId w:val="16"/>
   </w:num>
   <w:num w:numId="16" w16cid:durableId="1112897053">
     <w:abstractNumId w:val="3"/>
@@ -20035,7 +15106,7 @@
     <w:abstractNumId w:val="5"/>
   </w:num>
   <w:num w:numId="18" w16cid:durableId="272631799">
-    <w:abstractNumId w:val="14"/>
+    <w:abstractNumId w:val="15"/>
   </w:num>
   <w:num w:numId="19" w16cid:durableId="930092073">
     <w:abstractNumId w:val="9"/>
@@ -20044,19 +15115,22 @@
     <w:abstractNumId w:val="7"/>
   </w:num>
   <w:num w:numId="21" w16cid:durableId="486021093">
-    <w:abstractNumId w:val="12"/>
+    <w:abstractNumId w:val="13"/>
   </w:num>
   <w:num w:numId="22" w16cid:durableId="963804561">
     <w:abstractNumId w:val="8"/>
   </w:num>
   <w:num w:numId="23" w16cid:durableId="773209486">
+    <w:abstractNumId w:val="19"/>
+  </w:num>
+  <w:num w:numId="24" w16cid:durableId="710881041">
     <w:abstractNumId w:val="18"/>
   </w:num>
-  <w:num w:numId="24" w16cid:durableId="710881041">
-    <w:abstractNumId w:val="17"/>
+  <w:num w:numId="25" w16cid:durableId="1315333452">
+    <w:abstractNumId w:val="14"/>
   </w:num>
-  <w:num w:numId="25" w16cid:durableId="1315333452">
-    <w:abstractNumId w:val="13"/>
+  <w:num w:numId="26" w16cid:durableId="242881357">
+    <w:abstractNumId w:val="11"/>
   </w:num>
 </w:numbering>
 </file>
